--- a/6-过程管理/流程制度规范类文件/JXTX-06-05-问题管理制度.docx
+++ b/6-过程管理/流程制度规范类文件/JXTX-06-05-问题管理制度.docx
@@ -22,6 +22,57 @@
         <w:textAlignment w:val="baseline"/>
       </w:pPr>
       <w:bookmarkStart w:id="0" w:name="_Toc31412"/>
+      <w:r>
+        <w:drawing>
+          <wp:anchor distT="0" distB="0" distL="114300" distR="114300" simplePos="0" relativeHeight="251661312" behindDoc="1" locked="0" layoutInCell="1" allowOverlap="1">
+            <wp:simplePos x="0" y="0"/>
+            <wp:positionH relativeFrom="column">
+              <wp:posOffset>-19050</wp:posOffset>
+            </wp:positionH>
+            <wp:positionV relativeFrom="paragraph">
+              <wp:posOffset>-22225</wp:posOffset>
+            </wp:positionV>
+            <wp:extent cx="5304790" cy="8893810"/>
+            <wp:effectExtent l="0" t="0" r="13970" b="6350"/>
+            <wp:wrapNone/>
+            <wp:docPr id="1" name="图片 1"/>
+            <wp:cNvGraphicFramePr>
+              <a:graphicFrameLocks xmlns:a="http://schemas.openxmlformats.org/drawingml/2006/main" noChangeAspect="1"/>
+            </wp:cNvGraphicFramePr>
+            <a:graphic xmlns:a="http://schemas.openxmlformats.org/drawingml/2006/main">
+              <a:graphicData uri="http://schemas.openxmlformats.org/drawingml/2006/picture">
+                <pic:pic xmlns:pic="http://schemas.openxmlformats.org/drawingml/2006/picture">
+                  <pic:nvPicPr>
+                    <pic:cNvPr id="1" name="图片 1"/>
+                    <pic:cNvPicPr>
+                      <a:picLocks noChangeAspect="1"/>
+                    </pic:cNvPicPr>
+                  </pic:nvPicPr>
+                  <pic:blipFill>
+                    <a:blip r:embed="rId8"/>
+                    <a:stretch>
+                      <a:fillRect/>
+                    </a:stretch>
+                  </pic:blipFill>
+                  <pic:spPr>
+                    <a:xfrm>
+                      <a:off x="0" y="0"/>
+                      <a:ext cx="5304790" cy="8893810"/>
+                    </a:xfrm>
+                    <a:prstGeom prst="rect">
+                      <a:avLst/>
+                    </a:prstGeom>
+                    <a:noFill/>
+                    <a:ln>
+                      <a:noFill/>
+                    </a:ln>
+                  </pic:spPr>
+                </pic:pic>
+              </a:graphicData>
+            </a:graphic>
+          </wp:anchor>
+        </w:drawing>
+      </w:r>
       <w:r>
         <w:drawing>
           <wp:anchor distT="0" distB="0" distL="114300" distR="114300" simplePos="0" relativeHeight="251660288" behindDoc="1" locked="0" layoutInCell="1" allowOverlap="1">
@@ -49,7 +100,7 @@
                     </pic:cNvPicPr>
                   </pic:nvPicPr>
                   <pic:blipFill>
-                    <a:blip r:embed="rId8"/>
+                    <a:blip r:embed="rId9"/>
                     <a:stretch>
                       <a:fillRect/>
                     </a:stretch>
@@ -104,7 +155,7 @@
                     </pic:cNvPicPr>
                   </pic:nvPicPr>
                   <pic:blipFill>
-                    <a:blip r:embed="rId9">
+                    <a:blip r:embed="rId10">
                       <a:alphaModFix amt="58000"/>
                       <a:lum contrast="-52000"/>
                     </a:blip>
@@ -1949,8 +2000,6 @@
         <w:snapToGrid w:val="0"/>
         <w:textAlignment w:val="baseline"/>
       </w:pPr>
-      <w:bookmarkStart w:id="22" w:name="_GoBack"/>
-      <w:bookmarkEnd w:id="22"/>
       <w:r>
         <w:br w:type="page"/>
       </w:r>
@@ -6008,7 +6057,6 @@
             <w:insideH w:val="single" w:color="auto" w:sz="4" w:space="0"/>
             <w:insideV w:val="single" w:color="auto" w:sz="4" w:space="0"/>
           </w:tblBorders>
-          <w:shd w:val="clear" w:color="auto" w:fill="auto"/>
           <w:tblCellMar>
             <w:top w:w="15" w:type="dxa"/>
             <w:left w:w="15" w:type="dxa"/>
@@ -6334,6 +6382,7 @@
             <w:insideH w:val="single" w:color="auto" w:sz="4" w:space="0"/>
             <w:insideV w:val="single" w:color="auto" w:sz="4" w:space="0"/>
           </w:tblBorders>
+          <w:shd w:val="clear" w:color="auto" w:fill="auto"/>
           <w:tblCellMar>
             <w:top w:w="15" w:type="dxa"/>
             <w:left w:w="15" w:type="dxa"/>
@@ -6705,7 +6754,6 @@
             <w:insideH w:val="single" w:color="auto" w:sz="4" w:space="0"/>
             <w:insideV w:val="single" w:color="auto" w:sz="4" w:space="0"/>
           </w:tblBorders>
-          <w:shd w:val="clear" w:color="auto" w:fill="auto"/>
           <w:tblCellMar>
             <w:top w:w="15" w:type="dxa"/>
             <w:left w:w="15" w:type="dxa"/>
@@ -6951,6 +6999,7 @@
             <w:insideH w:val="single" w:color="auto" w:sz="4" w:space="0"/>
             <w:insideV w:val="single" w:color="auto" w:sz="4" w:space="0"/>
           </w:tblBorders>
+          <w:shd w:val="clear" w:color="auto" w:fill="auto"/>
           <w:tblCellMar>
             <w:top w:w="15" w:type="dxa"/>
             <w:left w:w="15" w:type="dxa"/>
@@ -7190,6 +7239,7 @@
             <w:insideH w:val="single" w:color="auto" w:sz="4" w:space="0"/>
             <w:insideV w:val="single" w:color="auto" w:sz="4" w:space="0"/>
           </w:tblBorders>
+          <w:shd w:val="clear" w:color="auto" w:fill="auto"/>
           <w:tblCellMar>
             <w:top w:w="15" w:type="dxa"/>
             <w:left w:w="15" w:type="dxa"/>
@@ -7549,6 +7599,7 @@
             <w:insideH w:val="single" w:color="auto" w:sz="4" w:space="0"/>
             <w:insideV w:val="single" w:color="auto" w:sz="4" w:space="0"/>
           </w:tblBorders>
+          <w:shd w:val="clear" w:color="auto" w:fill="auto"/>
           <w:tblCellMar>
             <w:top w:w="15" w:type="dxa"/>
             <w:left w:w="15" w:type="dxa"/>
@@ -8132,11 +8183,764 @@
         <w:snapToGrid w:val="0"/>
         <w:textAlignment w:val="baseline"/>
         <w:rPr>
-          <w:rFonts w:hint="default"/>
+          <w:rFonts w:hint="eastAsia"/>
           <w:lang w:val="en-US" w:eastAsia="zh-CN"/>
         </w:rPr>
       </w:pPr>
       <w:bookmarkStart w:id="21" w:name="_Toc7831"/>
+      <w:r>
+        <w:rPr>
+          <w:rFonts w:hint="eastAsia"/>
+          <w:lang w:val="en-US" w:eastAsia="zh-CN"/>
+        </w:rPr>
+        <w:t>考核指标</w:t>
+      </w:r>
+    </w:p>
+    <w:tbl>
+      <w:tblPr>
+        <w:tblStyle w:val="20"/>
+        <w:tblW w:w="7675" w:type="dxa"/>
+        <w:tblInd w:w="96" w:type="dxa"/>
+        <w:tblBorders>
+          <w:top w:val="none" w:color="auto" w:sz="0" w:space="0"/>
+          <w:left w:val="none" w:color="auto" w:sz="0" w:space="0"/>
+          <w:bottom w:val="none" w:color="auto" w:sz="0" w:space="0"/>
+          <w:right w:val="none" w:color="auto" w:sz="0" w:space="0"/>
+          <w:insideH w:val="none" w:color="auto" w:sz="0" w:space="0"/>
+          <w:insideV w:val="none" w:color="auto" w:sz="0" w:space="0"/>
+        </w:tblBorders>
+        <w:shd w:val="clear" w:color="auto" w:fill="auto"/>
+        <w:tblLayout w:type="autofit"/>
+        <w:tblCellMar>
+          <w:top w:w="0" w:type="dxa"/>
+          <w:left w:w="108" w:type="dxa"/>
+          <w:bottom w:w="0" w:type="dxa"/>
+          <w:right w:w="108" w:type="dxa"/>
+        </w:tblCellMar>
+      </w:tblPr>
+      <w:tblGrid>
+        <w:gridCol w:w="2227"/>
+        <w:gridCol w:w="1092"/>
+        <w:gridCol w:w="3300"/>
+        <w:gridCol w:w="1056"/>
+      </w:tblGrid>
+      <w:tr>
+        <w:tblPrEx>
+          <w:tblBorders>
+            <w:top w:val="none" w:color="auto" w:sz="0" w:space="0"/>
+            <w:left w:val="none" w:color="auto" w:sz="0" w:space="0"/>
+            <w:bottom w:val="none" w:color="auto" w:sz="0" w:space="0"/>
+            <w:right w:val="none" w:color="auto" w:sz="0" w:space="0"/>
+            <w:insideH w:val="none" w:color="auto" w:sz="0" w:space="0"/>
+            <w:insideV w:val="none" w:color="auto" w:sz="0" w:space="0"/>
+          </w:tblBorders>
+          <w:shd w:val="clear" w:color="auto" w:fill="auto"/>
+          <w:tblCellMar>
+            <w:top w:w="0" w:type="dxa"/>
+            <w:left w:w="108" w:type="dxa"/>
+            <w:bottom w:w="0" w:type="dxa"/>
+            <w:right w:w="108" w:type="dxa"/>
+          </w:tblCellMar>
+        </w:tblPrEx>
+        <w:trPr>
+          <w:trHeight w:val="493" w:hRule="atLeast"/>
+        </w:trPr>
+        <w:tc>
+          <w:tcPr>
+            <w:tcW w:w="2227" w:type="dxa"/>
+            <w:tcBorders>
+              <w:top w:val="single" w:color="000000" w:sz="4" w:space="0"/>
+              <w:left w:val="single" w:color="000000" w:sz="4" w:space="0"/>
+              <w:bottom w:val="single" w:color="000000" w:sz="4" w:space="0"/>
+              <w:right w:val="single" w:color="000000" w:sz="4" w:space="0"/>
+            </w:tcBorders>
+            <w:shd w:val="clear" w:color="auto" w:fill="C0C0C0"/>
+            <w:vAlign w:val="center"/>
+          </w:tcPr>
+          <w:p>
+            <w:pPr>
+              <w:keepNext w:val="0"/>
+              <w:keepLines w:val="0"/>
+              <w:widowControl/>
+              <w:suppressLineNumbers w:val="0"/>
+              <w:jc w:val="center"/>
+              <w:textAlignment w:val="center"/>
+              <w:rPr>
+                <w:rFonts w:hint="default" w:ascii="楷体_GB2312" w:hAnsi="宋体" w:eastAsia="楷体_GB2312" w:cs="楷体_GB2312"/>
+                <w:b/>
+                <w:bCs/>
+                <w:i w:val="0"/>
+                <w:iCs w:val="0"/>
+                <w:color w:val="000000"/>
+                <w:sz w:val="22"/>
+                <w:szCs w:val="22"/>
+                <w:u w:val="none"/>
+              </w:rPr>
+            </w:pPr>
+            <w:r>
+              <w:rPr>
+                <w:rFonts w:hint="default" w:ascii="楷体_GB2312" w:hAnsi="宋体" w:eastAsia="楷体_GB2312" w:cs="楷体_GB2312"/>
+                <w:b/>
+                <w:bCs/>
+                <w:i w:val="0"/>
+                <w:iCs w:val="0"/>
+                <w:snapToGrid w:val="0"/>
+                <w:color w:val="000000"/>
+                <w:kern w:val="0"/>
+                <w:sz w:val="22"/>
+                <w:szCs w:val="22"/>
+                <w:u w:val="none"/>
+                <w:lang w:val="en-US" w:eastAsia="zh-CN" w:bidi="ar"/>
+              </w:rPr>
+              <w:t>KPI</w:t>
+            </w:r>
+          </w:p>
+        </w:tc>
+        <w:tc>
+          <w:tcPr>
+            <w:tcW w:w="1092" w:type="dxa"/>
+            <w:tcBorders>
+              <w:top w:val="single" w:color="000000" w:sz="4" w:space="0"/>
+              <w:left w:val="single" w:color="000000" w:sz="4" w:space="0"/>
+              <w:bottom w:val="single" w:color="000000" w:sz="4" w:space="0"/>
+              <w:right w:val="single" w:color="000000" w:sz="4" w:space="0"/>
+            </w:tcBorders>
+            <w:shd w:val="clear" w:color="auto" w:fill="C0C0C0"/>
+            <w:vAlign w:val="center"/>
+          </w:tcPr>
+          <w:p>
+            <w:pPr>
+              <w:keepNext w:val="0"/>
+              <w:keepLines w:val="0"/>
+              <w:widowControl/>
+              <w:suppressLineNumbers w:val="0"/>
+              <w:jc w:val="center"/>
+              <w:textAlignment w:val="center"/>
+              <w:rPr>
+                <w:rFonts w:hint="default" w:ascii="楷体_GB2312" w:hAnsi="宋体" w:eastAsia="楷体_GB2312" w:cs="楷体_GB2312"/>
+                <w:b/>
+                <w:bCs/>
+                <w:i w:val="0"/>
+                <w:iCs w:val="0"/>
+                <w:color w:val="000000"/>
+                <w:sz w:val="22"/>
+                <w:szCs w:val="22"/>
+                <w:u w:val="none"/>
+              </w:rPr>
+            </w:pPr>
+            <w:r>
+              <w:rPr>
+                <w:rFonts w:hint="default" w:ascii="楷体_GB2312" w:hAnsi="宋体" w:eastAsia="楷体_GB2312" w:cs="楷体_GB2312"/>
+                <w:b/>
+                <w:bCs/>
+                <w:i w:val="0"/>
+                <w:iCs w:val="0"/>
+                <w:snapToGrid w:val="0"/>
+                <w:color w:val="000000"/>
+                <w:kern w:val="0"/>
+                <w:sz w:val="22"/>
+                <w:szCs w:val="22"/>
+                <w:u w:val="none"/>
+                <w:lang w:val="en-US" w:eastAsia="zh-CN" w:bidi="ar"/>
+              </w:rPr>
+              <w:t>目标值</w:t>
+            </w:r>
+          </w:p>
+        </w:tc>
+        <w:tc>
+          <w:tcPr>
+            <w:tcW w:w="3300" w:type="dxa"/>
+            <w:tcBorders>
+              <w:top w:val="single" w:color="000000" w:sz="4" w:space="0"/>
+              <w:left w:val="single" w:color="000000" w:sz="4" w:space="0"/>
+              <w:bottom w:val="single" w:color="000000" w:sz="4" w:space="0"/>
+              <w:right w:val="single" w:color="000000" w:sz="4" w:space="0"/>
+            </w:tcBorders>
+            <w:shd w:val="clear" w:color="auto" w:fill="C0C0C0"/>
+            <w:vAlign w:val="center"/>
+          </w:tcPr>
+          <w:p>
+            <w:pPr>
+              <w:keepNext w:val="0"/>
+              <w:keepLines w:val="0"/>
+              <w:widowControl/>
+              <w:suppressLineNumbers w:val="0"/>
+              <w:jc w:val="center"/>
+              <w:textAlignment w:val="center"/>
+              <w:rPr>
+                <w:rFonts w:hint="default" w:ascii="楷体_GB2312" w:hAnsi="宋体" w:eastAsia="楷体_GB2312" w:cs="楷体_GB2312"/>
+                <w:b/>
+                <w:bCs/>
+                <w:i w:val="0"/>
+                <w:iCs w:val="0"/>
+                <w:color w:val="000000"/>
+                <w:sz w:val="22"/>
+                <w:szCs w:val="22"/>
+                <w:u w:val="none"/>
+              </w:rPr>
+            </w:pPr>
+            <w:r>
+              <w:rPr>
+                <w:rFonts w:hint="default" w:ascii="楷体_GB2312" w:hAnsi="宋体" w:eastAsia="楷体_GB2312" w:cs="楷体_GB2312"/>
+                <w:b/>
+                <w:bCs/>
+                <w:i w:val="0"/>
+                <w:iCs w:val="0"/>
+                <w:snapToGrid w:val="0"/>
+                <w:color w:val="000000"/>
+                <w:kern w:val="0"/>
+                <w:sz w:val="22"/>
+                <w:szCs w:val="22"/>
+                <w:u w:val="none"/>
+                <w:lang w:val="en-US" w:eastAsia="zh-CN" w:bidi="ar"/>
+              </w:rPr>
+              <w:t>计算公式/方法</w:t>
+            </w:r>
+          </w:p>
+        </w:tc>
+        <w:tc>
+          <w:tcPr>
+            <w:tcW w:w="1056" w:type="dxa"/>
+            <w:tcBorders>
+              <w:top w:val="single" w:color="000000" w:sz="4" w:space="0"/>
+              <w:left w:val="single" w:color="000000" w:sz="4" w:space="0"/>
+              <w:bottom w:val="single" w:color="000000" w:sz="4" w:space="0"/>
+              <w:right w:val="single" w:color="000000" w:sz="4" w:space="0"/>
+            </w:tcBorders>
+            <w:shd w:val="clear" w:color="auto" w:fill="C0C0C0"/>
+            <w:vAlign w:val="center"/>
+          </w:tcPr>
+          <w:p>
+            <w:pPr>
+              <w:keepNext w:val="0"/>
+              <w:keepLines w:val="0"/>
+              <w:widowControl/>
+              <w:suppressLineNumbers w:val="0"/>
+              <w:jc w:val="center"/>
+              <w:textAlignment w:val="center"/>
+              <w:rPr>
+                <w:rFonts w:hint="default" w:ascii="楷体_GB2312" w:hAnsi="宋体" w:eastAsia="楷体_GB2312" w:cs="楷体_GB2312"/>
+                <w:b/>
+                <w:bCs/>
+                <w:i w:val="0"/>
+                <w:iCs w:val="0"/>
+                <w:color w:val="000000"/>
+                <w:sz w:val="22"/>
+                <w:szCs w:val="22"/>
+                <w:u w:val="none"/>
+              </w:rPr>
+            </w:pPr>
+            <w:r>
+              <w:rPr>
+                <w:rFonts w:hint="default" w:ascii="楷体_GB2312" w:hAnsi="宋体" w:eastAsia="楷体_GB2312" w:cs="楷体_GB2312"/>
+                <w:b/>
+                <w:bCs/>
+                <w:i w:val="0"/>
+                <w:iCs w:val="0"/>
+                <w:snapToGrid w:val="0"/>
+                <w:color w:val="000000"/>
+                <w:kern w:val="0"/>
+                <w:sz w:val="22"/>
+                <w:szCs w:val="22"/>
+                <w:u w:val="none"/>
+                <w:lang w:val="en-US" w:eastAsia="zh-CN" w:bidi="ar"/>
+              </w:rPr>
+              <w:t>频度</w:t>
+            </w:r>
+          </w:p>
+        </w:tc>
+      </w:tr>
+      <w:tr>
+        <w:tblPrEx>
+          <w:tblBorders>
+            <w:top w:val="none" w:color="auto" w:sz="0" w:space="0"/>
+            <w:left w:val="none" w:color="auto" w:sz="0" w:space="0"/>
+            <w:bottom w:val="none" w:color="auto" w:sz="0" w:space="0"/>
+            <w:right w:val="none" w:color="auto" w:sz="0" w:space="0"/>
+            <w:insideH w:val="none" w:color="auto" w:sz="0" w:space="0"/>
+            <w:insideV w:val="none" w:color="auto" w:sz="0" w:space="0"/>
+          </w:tblBorders>
+          <w:tblCellMar>
+            <w:top w:w="0" w:type="dxa"/>
+            <w:left w:w="108" w:type="dxa"/>
+            <w:bottom w:w="0" w:type="dxa"/>
+            <w:right w:w="108" w:type="dxa"/>
+          </w:tblCellMar>
+        </w:tblPrEx>
+        <w:trPr>
+          <w:trHeight w:val="493" w:hRule="atLeast"/>
+        </w:trPr>
+        <w:tc>
+          <w:tcPr>
+            <w:tcW w:w="2227" w:type="dxa"/>
+            <w:tcBorders>
+              <w:top w:val="single" w:color="000000" w:sz="4" w:space="0"/>
+              <w:left w:val="single" w:color="000000" w:sz="4" w:space="0"/>
+              <w:bottom w:val="single" w:color="000000" w:sz="4" w:space="0"/>
+              <w:right w:val="single" w:color="000000" w:sz="4" w:space="0"/>
+            </w:tcBorders>
+            <w:shd w:val="clear" w:color="auto" w:fill="auto"/>
+            <w:vAlign w:val="center"/>
+          </w:tcPr>
+          <w:p>
+            <w:pPr>
+              <w:keepNext w:val="0"/>
+              <w:keepLines w:val="0"/>
+              <w:widowControl/>
+              <w:suppressLineNumbers w:val="0"/>
+              <w:jc w:val="left"/>
+              <w:textAlignment w:val="center"/>
+              <w:rPr>
+                <w:rFonts w:hint="default" w:ascii="楷体_GB2312" w:hAnsi="宋体" w:eastAsia="楷体_GB2312" w:cs="楷体_GB2312"/>
+                <w:b/>
+                <w:bCs/>
+                <w:i w:val="0"/>
+                <w:iCs w:val="0"/>
+                <w:snapToGrid w:val="0"/>
+                <w:color w:val="000000"/>
+                <w:kern w:val="0"/>
+                <w:sz w:val="22"/>
+                <w:szCs w:val="22"/>
+                <w:u w:val="none"/>
+                <w:lang w:val="en-US" w:eastAsia="zh-CN" w:bidi="ar"/>
+              </w:rPr>
+            </w:pPr>
+            <w:r>
+              <w:rPr>
+                <w:rFonts w:hint="eastAsia" w:ascii="宋体" w:hAnsi="宋体" w:eastAsia="宋体" w:cs="宋体"/>
+                <w:i w:val="0"/>
+                <w:iCs w:val="0"/>
+                <w:snapToGrid w:val="0"/>
+                <w:color w:val="000000"/>
+                <w:kern w:val="0"/>
+                <w:sz w:val="21"/>
+                <w:szCs w:val="21"/>
+                <w:u w:val="none"/>
+                <w:lang w:val="en-US" w:eastAsia="zh-CN" w:bidi="ar"/>
+              </w:rPr>
+              <w:t>问题转知识的比率</w:t>
+            </w:r>
+          </w:p>
+        </w:tc>
+        <w:tc>
+          <w:tcPr>
+            <w:tcW w:w="1092" w:type="dxa"/>
+            <w:tcBorders>
+              <w:top w:val="single" w:color="000000" w:sz="4" w:space="0"/>
+              <w:left w:val="single" w:color="000000" w:sz="4" w:space="0"/>
+              <w:bottom w:val="single" w:color="000000" w:sz="4" w:space="0"/>
+              <w:right w:val="single" w:color="000000" w:sz="4" w:space="0"/>
+            </w:tcBorders>
+            <w:shd w:val="clear" w:color="auto" w:fill="auto"/>
+            <w:vAlign w:val="center"/>
+          </w:tcPr>
+          <w:p>
+            <w:pPr>
+              <w:keepNext w:val="0"/>
+              <w:keepLines w:val="0"/>
+              <w:widowControl/>
+              <w:suppressLineNumbers w:val="0"/>
+              <w:jc w:val="left"/>
+              <w:textAlignment w:val="center"/>
+              <w:rPr>
+                <w:rFonts w:hint="default" w:ascii="楷体_GB2312" w:hAnsi="宋体" w:eastAsia="楷体_GB2312" w:cs="楷体_GB2312"/>
+                <w:b/>
+                <w:bCs/>
+                <w:i w:val="0"/>
+                <w:iCs w:val="0"/>
+                <w:snapToGrid w:val="0"/>
+                <w:color w:val="000000"/>
+                <w:kern w:val="0"/>
+                <w:sz w:val="22"/>
+                <w:szCs w:val="22"/>
+                <w:u w:val="none"/>
+                <w:lang w:val="en-US" w:eastAsia="zh-CN" w:bidi="ar"/>
+              </w:rPr>
+            </w:pPr>
+            <w:r>
+              <w:rPr>
+                <w:rFonts w:hint="eastAsia" w:ascii="宋体" w:hAnsi="宋体" w:eastAsia="宋体" w:cs="宋体"/>
+                <w:i w:val="0"/>
+                <w:iCs w:val="0"/>
+                <w:snapToGrid w:val="0"/>
+                <w:color w:val="000000"/>
+                <w:kern w:val="0"/>
+                <w:sz w:val="21"/>
+                <w:szCs w:val="21"/>
+                <w:u w:val="none"/>
+                <w:lang w:val="en-US" w:eastAsia="zh-CN" w:bidi="ar"/>
+              </w:rPr>
+              <w:t>≥90%</w:t>
+            </w:r>
+          </w:p>
+        </w:tc>
+        <w:tc>
+          <w:tcPr>
+            <w:tcW w:w="3300" w:type="dxa"/>
+            <w:tcBorders>
+              <w:top w:val="single" w:color="000000" w:sz="4" w:space="0"/>
+              <w:left w:val="single" w:color="000000" w:sz="4" w:space="0"/>
+              <w:bottom w:val="single" w:color="000000" w:sz="4" w:space="0"/>
+              <w:right w:val="single" w:color="000000" w:sz="4" w:space="0"/>
+            </w:tcBorders>
+            <w:shd w:val="clear" w:color="auto" w:fill="auto"/>
+            <w:vAlign w:val="center"/>
+          </w:tcPr>
+          <w:p>
+            <w:pPr>
+              <w:keepNext w:val="0"/>
+              <w:keepLines w:val="0"/>
+              <w:widowControl/>
+              <w:suppressLineNumbers w:val="0"/>
+              <w:jc w:val="left"/>
+              <w:textAlignment w:val="center"/>
+              <w:rPr>
+                <w:rFonts w:hint="default" w:ascii="楷体_GB2312" w:hAnsi="宋体" w:eastAsia="楷体_GB2312" w:cs="楷体_GB2312"/>
+                <w:b/>
+                <w:bCs/>
+                <w:i w:val="0"/>
+                <w:iCs w:val="0"/>
+                <w:snapToGrid w:val="0"/>
+                <w:color w:val="000000"/>
+                <w:kern w:val="0"/>
+                <w:sz w:val="22"/>
+                <w:szCs w:val="22"/>
+                <w:u w:val="none"/>
+                <w:lang w:val="en-US" w:eastAsia="zh-CN" w:bidi="ar"/>
+              </w:rPr>
+            </w:pPr>
+            <w:r>
+              <w:rPr>
+                <w:rFonts w:hint="eastAsia" w:ascii="宋体" w:hAnsi="宋体" w:eastAsia="宋体" w:cs="宋体"/>
+                <w:i w:val="0"/>
+                <w:iCs w:val="0"/>
+                <w:snapToGrid w:val="0"/>
+                <w:color w:val="000000"/>
+                <w:kern w:val="0"/>
+                <w:sz w:val="21"/>
+                <w:szCs w:val="21"/>
+                <w:u w:val="none"/>
+                <w:lang w:val="en-US" w:eastAsia="zh-CN" w:bidi="ar"/>
+              </w:rPr>
+              <w:t>问题转知识库的总数/已解决的问题总数</w:t>
+            </w:r>
+          </w:p>
+        </w:tc>
+        <w:tc>
+          <w:tcPr>
+            <w:tcW w:w="1056" w:type="dxa"/>
+            <w:tcBorders>
+              <w:top w:val="single" w:color="000000" w:sz="4" w:space="0"/>
+              <w:left w:val="single" w:color="000000" w:sz="4" w:space="0"/>
+              <w:bottom w:val="single" w:color="000000" w:sz="4" w:space="0"/>
+              <w:right w:val="single" w:color="000000" w:sz="4" w:space="0"/>
+            </w:tcBorders>
+            <w:shd w:val="clear" w:color="auto" w:fill="auto"/>
+            <w:vAlign w:val="center"/>
+          </w:tcPr>
+          <w:p>
+            <w:pPr>
+              <w:keepNext w:val="0"/>
+              <w:keepLines w:val="0"/>
+              <w:widowControl/>
+              <w:suppressLineNumbers w:val="0"/>
+              <w:jc w:val="left"/>
+              <w:textAlignment w:val="center"/>
+              <w:rPr>
+                <w:rFonts w:hint="default" w:ascii="楷体_GB2312" w:hAnsi="宋体" w:eastAsia="楷体_GB2312" w:cs="楷体_GB2312"/>
+                <w:b/>
+                <w:bCs/>
+                <w:i w:val="0"/>
+                <w:iCs w:val="0"/>
+                <w:snapToGrid w:val="0"/>
+                <w:color w:val="000000"/>
+                <w:kern w:val="0"/>
+                <w:sz w:val="22"/>
+                <w:szCs w:val="22"/>
+                <w:u w:val="none"/>
+                <w:lang w:val="en-US" w:eastAsia="zh-CN" w:bidi="ar"/>
+              </w:rPr>
+            </w:pPr>
+            <w:r>
+              <w:rPr>
+                <w:rFonts w:hint="eastAsia" w:ascii="宋体" w:hAnsi="宋体" w:eastAsia="宋体" w:cs="宋体"/>
+                <w:i w:val="0"/>
+                <w:iCs w:val="0"/>
+                <w:snapToGrid w:val="0"/>
+                <w:color w:val="000000"/>
+                <w:kern w:val="0"/>
+                <w:sz w:val="21"/>
+                <w:szCs w:val="21"/>
+                <w:u w:val="none"/>
+                <w:lang w:val="en-US" w:eastAsia="zh-CN" w:bidi="ar"/>
+              </w:rPr>
+              <w:t>季度</w:t>
+            </w:r>
+          </w:p>
+        </w:tc>
+      </w:tr>
+      <w:tr>
+        <w:tblPrEx>
+          <w:tblBorders>
+            <w:top w:val="none" w:color="auto" w:sz="0" w:space="0"/>
+            <w:left w:val="none" w:color="auto" w:sz="0" w:space="0"/>
+            <w:bottom w:val="none" w:color="auto" w:sz="0" w:space="0"/>
+            <w:right w:val="none" w:color="auto" w:sz="0" w:space="0"/>
+            <w:insideH w:val="none" w:color="auto" w:sz="0" w:space="0"/>
+            <w:insideV w:val="none" w:color="auto" w:sz="0" w:space="0"/>
+          </w:tblBorders>
+          <w:shd w:val="clear" w:color="auto" w:fill="auto"/>
+          <w:tblCellMar>
+            <w:top w:w="0" w:type="dxa"/>
+            <w:left w:w="108" w:type="dxa"/>
+            <w:bottom w:w="0" w:type="dxa"/>
+            <w:right w:w="108" w:type="dxa"/>
+          </w:tblCellMar>
+        </w:tblPrEx>
+        <w:trPr>
+          <w:trHeight w:val="493" w:hRule="atLeast"/>
+        </w:trPr>
+        <w:tc>
+          <w:tcPr>
+            <w:tcW w:w="2227" w:type="dxa"/>
+            <w:tcBorders>
+              <w:top w:val="single" w:color="000000" w:sz="4" w:space="0"/>
+              <w:left w:val="single" w:color="000000" w:sz="4" w:space="0"/>
+              <w:bottom w:val="single" w:color="000000" w:sz="4" w:space="0"/>
+              <w:right w:val="single" w:color="000000" w:sz="4" w:space="0"/>
+            </w:tcBorders>
+            <w:shd w:val="clear" w:color="auto" w:fill="auto"/>
+            <w:vAlign w:val="center"/>
+          </w:tcPr>
+          <w:p>
+            <w:pPr>
+              <w:keepNext w:val="0"/>
+              <w:keepLines w:val="0"/>
+              <w:widowControl/>
+              <w:suppressLineNumbers w:val="0"/>
+              <w:jc w:val="left"/>
+              <w:textAlignment w:val="center"/>
+              <w:rPr>
+                <w:rFonts w:hint="eastAsia" w:ascii="宋体" w:hAnsi="宋体" w:eastAsia="宋体" w:cs="宋体"/>
+                <w:i w:val="0"/>
+                <w:iCs w:val="0"/>
+                <w:snapToGrid w:val="0"/>
+                <w:color w:val="000000"/>
+                <w:kern w:val="0"/>
+                <w:sz w:val="21"/>
+                <w:szCs w:val="21"/>
+                <w:u w:val="none"/>
+                <w:lang w:val="en-US" w:eastAsia="zh-CN" w:bidi="ar"/>
+              </w:rPr>
+            </w:pPr>
+            <w:r>
+              <w:rPr>
+                <w:rFonts w:hint="eastAsia" w:ascii="宋体" w:hAnsi="宋体" w:eastAsia="宋体" w:cs="宋体"/>
+                <w:i w:val="0"/>
+                <w:iCs w:val="0"/>
+                <w:snapToGrid w:val="0"/>
+                <w:color w:val="000000"/>
+                <w:kern w:val="0"/>
+                <w:sz w:val="21"/>
+                <w:szCs w:val="21"/>
+                <w:u w:val="none"/>
+                <w:lang w:val="en-US" w:eastAsia="zh-CN" w:bidi="ar"/>
+              </w:rPr>
+              <w:t>问题解决率</w:t>
+            </w:r>
+          </w:p>
+        </w:tc>
+        <w:tc>
+          <w:tcPr>
+            <w:tcW w:w="1092" w:type="dxa"/>
+            <w:tcBorders>
+              <w:top w:val="single" w:color="000000" w:sz="4" w:space="0"/>
+              <w:left w:val="single" w:color="000000" w:sz="4" w:space="0"/>
+              <w:bottom w:val="single" w:color="000000" w:sz="4" w:space="0"/>
+              <w:right w:val="single" w:color="000000" w:sz="4" w:space="0"/>
+            </w:tcBorders>
+            <w:shd w:val="clear" w:color="auto" w:fill="auto"/>
+            <w:vAlign w:val="center"/>
+          </w:tcPr>
+          <w:p>
+            <w:pPr>
+              <w:keepNext w:val="0"/>
+              <w:keepLines w:val="0"/>
+              <w:widowControl/>
+              <w:suppressLineNumbers w:val="0"/>
+              <w:jc w:val="left"/>
+              <w:textAlignment w:val="center"/>
+              <w:rPr>
+                <w:rFonts w:hint="eastAsia" w:ascii="宋体" w:hAnsi="宋体" w:eastAsia="宋体" w:cs="宋体"/>
+                <w:i w:val="0"/>
+                <w:iCs w:val="0"/>
+                <w:snapToGrid w:val="0"/>
+                <w:color w:val="000000"/>
+                <w:kern w:val="0"/>
+                <w:sz w:val="21"/>
+                <w:szCs w:val="21"/>
+                <w:u w:val="none"/>
+                <w:lang w:val="en-US" w:eastAsia="zh-CN" w:bidi="ar"/>
+              </w:rPr>
+            </w:pPr>
+            <w:r>
+              <w:rPr>
+                <w:rFonts w:hint="eastAsia" w:ascii="宋体" w:hAnsi="宋体" w:eastAsia="宋体" w:cs="宋体"/>
+                <w:i w:val="0"/>
+                <w:iCs w:val="0"/>
+                <w:snapToGrid w:val="0"/>
+                <w:color w:val="000000"/>
+                <w:kern w:val="0"/>
+                <w:sz w:val="21"/>
+                <w:szCs w:val="21"/>
+                <w:u w:val="none"/>
+                <w:lang w:val="en-US" w:eastAsia="zh-CN" w:bidi="ar"/>
+              </w:rPr>
+              <w:t>≥90%</w:t>
+            </w:r>
+          </w:p>
+        </w:tc>
+        <w:tc>
+          <w:tcPr>
+            <w:tcW w:w="3300" w:type="dxa"/>
+            <w:tcBorders>
+              <w:top w:val="single" w:color="000000" w:sz="4" w:space="0"/>
+              <w:left w:val="single" w:color="000000" w:sz="4" w:space="0"/>
+              <w:bottom w:val="single" w:color="000000" w:sz="4" w:space="0"/>
+              <w:right w:val="single" w:color="000000" w:sz="4" w:space="0"/>
+            </w:tcBorders>
+            <w:shd w:val="clear" w:color="auto" w:fill="auto"/>
+            <w:vAlign w:val="center"/>
+          </w:tcPr>
+          <w:p>
+            <w:pPr>
+              <w:keepNext w:val="0"/>
+              <w:keepLines w:val="0"/>
+              <w:widowControl/>
+              <w:suppressLineNumbers w:val="0"/>
+              <w:jc w:val="left"/>
+              <w:textAlignment w:val="center"/>
+              <w:rPr>
+                <w:rFonts w:hint="eastAsia" w:ascii="宋体" w:hAnsi="宋体" w:eastAsia="宋体" w:cs="宋体"/>
+                <w:i w:val="0"/>
+                <w:iCs w:val="0"/>
+                <w:snapToGrid w:val="0"/>
+                <w:color w:val="000000"/>
+                <w:kern w:val="0"/>
+                <w:sz w:val="21"/>
+                <w:szCs w:val="21"/>
+                <w:u w:val="none"/>
+                <w:lang w:val="en-US" w:eastAsia="zh-CN" w:bidi="ar"/>
+              </w:rPr>
+            </w:pPr>
+            <w:r>
+              <w:rPr>
+                <w:rFonts w:hint="eastAsia" w:ascii="宋体" w:hAnsi="宋体" w:eastAsia="宋体" w:cs="宋体"/>
+                <w:i w:val="0"/>
+                <w:iCs w:val="0"/>
+                <w:snapToGrid w:val="0"/>
+                <w:color w:val="000000"/>
+                <w:kern w:val="0"/>
+                <w:sz w:val="21"/>
+                <w:szCs w:val="21"/>
+                <w:u w:val="none"/>
+                <w:lang w:val="en-US" w:eastAsia="zh-CN" w:bidi="ar"/>
+              </w:rPr>
+              <w:t>（已解决的问题数量/问题总数）*100%</w:t>
+            </w:r>
+          </w:p>
+        </w:tc>
+        <w:tc>
+          <w:tcPr>
+            <w:tcW w:w="1056" w:type="dxa"/>
+            <w:tcBorders>
+              <w:top w:val="single" w:color="000000" w:sz="4" w:space="0"/>
+              <w:left w:val="single" w:color="000000" w:sz="4" w:space="0"/>
+              <w:bottom w:val="single" w:color="000000" w:sz="4" w:space="0"/>
+              <w:right w:val="single" w:color="000000" w:sz="4" w:space="0"/>
+            </w:tcBorders>
+            <w:shd w:val="clear" w:color="auto" w:fill="auto"/>
+            <w:vAlign w:val="center"/>
+          </w:tcPr>
+          <w:p>
+            <w:pPr>
+              <w:keepNext w:val="0"/>
+              <w:keepLines w:val="0"/>
+              <w:widowControl/>
+              <w:suppressLineNumbers w:val="0"/>
+              <w:jc w:val="left"/>
+              <w:textAlignment w:val="center"/>
+              <w:rPr>
+                <w:rFonts w:hint="eastAsia" w:ascii="宋体" w:hAnsi="宋体" w:eastAsia="宋体" w:cs="宋体"/>
+                <w:i w:val="0"/>
+                <w:iCs w:val="0"/>
+                <w:snapToGrid w:val="0"/>
+                <w:color w:val="000000"/>
+                <w:kern w:val="0"/>
+                <w:sz w:val="21"/>
+                <w:szCs w:val="21"/>
+                <w:u w:val="none"/>
+                <w:lang w:val="en-US" w:eastAsia="zh-CN" w:bidi="ar"/>
+              </w:rPr>
+            </w:pPr>
+            <w:r>
+              <w:rPr>
+                <w:rFonts w:hint="eastAsia" w:ascii="宋体" w:hAnsi="宋体" w:eastAsia="宋体" w:cs="宋体"/>
+                <w:i w:val="0"/>
+                <w:iCs w:val="0"/>
+                <w:snapToGrid w:val="0"/>
+                <w:color w:val="000000"/>
+                <w:kern w:val="0"/>
+                <w:sz w:val="21"/>
+                <w:szCs w:val="21"/>
+                <w:u w:val="none"/>
+                <w:lang w:val="en-US" w:eastAsia="zh-CN" w:bidi="ar"/>
+              </w:rPr>
+              <w:t>季度</w:t>
+            </w:r>
+          </w:p>
+        </w:tc>
+      </w:tr>
+    </w:tbl>
+    <w:p>
+      <w:pPr>
+        <w:rPr>
+          <w:rFonts w:hint="default"/>
+          <w:lang w:val="en-US" w:eastAsia="zh-CN"/>
+        </w:rPr>
+      </w:pPr>
+      <w:r>
+        <w:rPr>
+          <w:rFonts w:hint="default"/>
+          <w:lang w:val="en-US" w:eastAsia="zh-CN"/>
+        </w:rPr>
+        <w:br w:type="page"/>
+      </w:r>
+    </w:p>
+    <w:p>
+      <w:pPr>
+        <w:pStyle w:val="28"/>
+        <w:keepNext w:val="0"/>
+        <w:keepLines w:val="0"/>
+        <w:pageBreakBefore w:val="0"/>
+        <w:widowControl w:val="0"/>
+        <w:kinsoku w:val="0"/>
+        <w:wordWrap/>
+        <w:overflowPunct/>
+        <w:topLinePunct w:val="0"/>
+        <w:autoSpaceDE w:val="0"/>
+        <w:autoSpaceDN w:val="0"/>
+        <w:bidi w:val="0"/>
+        <w:adjustRightInd w:val="0"/>
+        <w:snapToGrid w:val="0"/>
+        <w:textAlignment w:val="baseline"/>
+        <w:rPr>
+          <w:rFonts w:hint="default"/>
+          <w:lang w:val="en-US" w:eastAsia="zh-CN"/>
+        </w:rPr>
+      </w:pPr>
+      <w:bookmarkStart w:id="22" w:name="_GoBack"/>
+      <w:bookmarkEnd w:id="22"/>
       <w:r>
         <w:rPr>
           <w:rFonts w:hint="default"/>

--- a/6-过程管理/流程制度规范类文件/JXTX-06-05-问题管理制度.docx
+++ b/6-过程管理/流程制度规范类文件/JXTX-06-05-问题管理制度.docx
@@ -21,7 +21,7 @@
         <w:spacing w:before="3120" w:beforeLines="1000"/>
         <w:textAlignment w:val="baseline"/>
       </w:pPr>
-      <w:bookmarkStart w:id="0" w:name="_Toc31412"/>
+      <w:bookmarkStart w:id="0" w:name="_Toc31959"/>
       <w:r>
         <w:drawing>
           <wp:anchor distT="0" distB="0" distL="114300" distR="114300" simplePos="0" relativeHeight="251661312" behindDoc="1" locked="0" layoutInCell="1" allowOverlap="1">
@@ -210,7 +210,7 @@
           <w:lang w:val="en-US" w:eastAsia="zh-CN"/>
         </w:rPr>
       </w:pPr>
-      <w:bookmarkStart w:id="1" w:name="_Toc21736"/>
+      <w:bookmarkStart w:id="1" w:name="_Toc14081"/>
       <w:r>
         <w:rPr>
           <w:rFonts w:hint="eastAsia"/>
@@ -2074,6 +2074,8 @@
               <w:tab w:val="right" w:leader="dot" w:pos="8306"/>
             </w:tabs>
           </w:pPr>
+          <w:bookmarkStart w:id="23" w:name="_GoBack"/>
+          <w:bookmarkEnd w:id="23"/>
           <w:r>
             <w:rPr>
               <w:rFonts w:hint="eastAsia" w:ascii="宋体" w:hAnsi="宋体" w:eastAsia="宋体" w:cs="宋体"/>
@@ -2110,7 +2112,7 @@
               <w:rFonts w:hint="eastAsia" w:ascii="宋体" w:hAnsi="宋体" w:eastAsia="宋体" w:cs="宋体"/>
               <w:szCs w:val="24"/>
             </w:rPr>
-            <w:instrText xml:space="preserve"> HYPERLINK \l _Toc31412 </w:instrText>
+            <w:instrText xml:space="preserve"> HYPERLINK \l _Toc31959 </w:instrText>
           </w:r>
           <w:r>
             <w:rPr>
@@ -2133,7 +2135,7 @@
             <w:fldChar w:fldCharType="begin"/>
           </w:r>
           <w:r>
-            <w:instrText xml:space="preserve"> PAGEREF _Toc31412 \h </w:instrText>
+            <w:instrText xml:space="preserve"> PAGEREF _Toc31959 \h </w:instrText>
           </w:r>
           <w:r>
             <w:fldChar w:fldCharType="separate"/>
@@ -2171,7 +2173,7 @@
               <w:rFonts w:hint="eastAsia" w:ascii="宋体" w:hAnsi="宋体" w:eastAsia="宋体" w:cs="宋体"/>
               <w:szCs w:val="24"/>
             </w:rPr>
-            <w:instrText xml:space="preserve"> HYPERLINK \l _Toc21736 </w:instrText>
+            <w:instrText xml:space="preserve"> HYPERLINK \l _Toc14081 </w:instrText>
           </w:r>
           <w:r>
             <w:rPr>
@@ -2194,7 +2196,7 @@
             <w:fldChar w:fldCharType="begin"/>
           </w:r>
           <w:r>
-            <w:instrText xml:space="preserve"> PAGEREF _Toc21736 \h </w:instrText>
+            <w:instrText xml:space="preserve"> PAGEREF _Toc14081 \h </w:instrText>
           </w:r>
           <w:r>
             <w:fldChar w:fldCharType="separate"/>
@@ -2232,7 +2234,7 @@
               <w:rFonts w:hint="eastAsia" w:ascii="宋体" w:hAnsi="宋体" w:eastAsia="宋体" w:cs="宋体"/>
               <w:szCs w:val="24"/>
             </w:rPr>
-            <w:instrText xml:space="preserve"> HYPERLINK \l _Toc22788 </w:instrText>
+            <w:instrText xml:space="preserve"> HYPERLINK \l _Toc21069 </w:instrText>
           </w:r>
           <w:r>
             <w:rPr>
@@ -2255,7 +2257,7 @@
             <w:fldChar w:fldCharType="begin"/>
           </w:r>
           <w:r>
-            <w:instrText xml:space="preserve"> PAGEREF _Toc22788 \h </w:instrText>
+            <w:instrText xml:space="preserve"> PAGEREF _Toc21069 \h </w:instrText>
           </w:r>
           <w:r>
             <w:fldChar w:fldCharType="separate"/>
@@ -2293,7 +2295,7 @@
               <w:rFonts w:hint="eastAsia" w:ascii="宋体" w:hAnsi="宋体" w:eastAsia="宋体" w:cs="宋体"/>
               <w:szCs w:val="24"/>
             </w:rPr>
-            <w:instrText xml:space="preserve"> HYPERLINK \l _Toc24501 </w:instrText>
+            <w:instrText xml:space="preserve"> HYPERLINK \l _Toc2493 </w:instrText>
           </w:r>
           <w:r>
             <w:rPr>
@@ -2316,7 +2318,7 @@
             <w:fldChar w:fldCharType="begin"/>
           </w:r>
           <w:r>
-            <w:instrText xml:space="preserve"> PAGEREF _Toc24501 \h </w:instrText>
+            <w:instrText xml:space="preserve"> PAGEREF _Toc2493 \h </w:instrText>
           </w:r>
           <w:r>
             <w:fldChar w:fldCharType="separate"/>
@@ -2354,7 +2356,7 @@
               <w:rFonts w:hint="eastAsia" w:ascii="宋体" w:hAnsi="宋体" w:eastAsia="宋体" w:cs="宋体"/>
               <w:szCs w:val="24"/>
             </w:rPr>
-            <w:instrText xml:space="preserve"> HYPERLINK \l _Toc28931 </w:instrText>
+            <w:instrText xml:space="preserve"> HYPERLINK \l _Toc21350 </w:instrText>
           </w:r>
           <w:r>
             <w:rPr>
@@ -2377,7 +2379,7 @@
             <w:fldChar w:fldCharType="begin"/>
           </w:r>
           <w:r>
-            <w:instrText xml:space="preserve"> PAGEREF _Toc28931 \h </w:instrText>
+            <w:instrText xml:space="preserve"> PAGEREF _Toc21350 \h </w:instrText>
           </w:r>
           <w:r>
             <w:fldChar w:fldCharType="separate"/>
@@ -2415,7 +2417,7 @@
               <w:rFonts w:hint="eastAsia" w:ascii="宋体" w:hAnsi="宋体" w:eastAsia="宋体" w:cs="宋体"/>
               <w:szCs w:val="24"/>
             </w:rPr>
-            <w:instrText xml:space="preserve"> HYPERLINK \l _Toc29093 </w:instrText>
+            <w:instrText xml:space="preserve"> HYPERLINK \l _Toc17072 </w:instrText>
           </w:r>
           <w:r>
             <w:rPr>
@@ -2438,7 +2440,7 @@
             <w:fldChar w:fldCharType="begin"/>
           </w:r>
           <w:r>
-            <w:instrText xml:space="preserve"> PAGEREF _Toc29093 \h </w:instrText>
+            <w:instrText xml:space="preserve"> PAGEREF _Toc17072 \h </w:instrText>
           </w:r>
           <w:r>
             <w:fldChar w:fldCharType="separate"/>
@@ -2476,7 +2478,7 @@
               <w:rFonts w:hint="eastAsia" w:ascii="宋体" w:hAnsi="宋体" w:eastAsia="宋体" w:cs="宋体"/>
               <w:szCs w:val="24"/>
             </w:rPr>
-            <w:instrText xml:space="preserve"> HYPERLINK \l _Toc9227 </w:instrText>
+            <w:instrText xml:space="preserve"> HYPERLINK \l _Toc31605 </w:instrText>
           </w:r>
           <w:r>
             <w:rPr>
@@ -2499,7 +2501,7 @@
             <w:fldChar w:fldCharType="begin"/>
           </w:r>
           <w:r>
-            <w:instrText xml:space="preserve"> PAGEREF _Toc9227 \h </w:instrText>
+            <w:instrText xml:space="preserve"> PAGEREF _Toc31605 \h </w:instrText>
           </w:r>
           <w:r>
             <w:fldChar w:fldCharType="separate"/>
@@ -2537,7 +2539,7 @@
               <w:rFonts w:hint="eastAsia" w:ascii="宋体" w:hAnsi="宋体" w:eastAsia="宋体" w:cs="宋体"/>
               <w:szCs w:val="24"/>
             </w:rPr>
-            <w:instrText xml:space="preserve"> HYPERLINK \l _Toc14883 </w:instrText>
+            <w:instrText xml:space="preserve"> HYPERLINK \l _Toc15082 </w:instrText>
           </w:r>
           <w:r>
             <w:rPr>
@@ -2560,7 +2562,7 @@
             <w:fldChar w:fldCharType="begin"/>
           </w:r>
           <w:r>
-            <w:instrText xml:space="preserve"> PAGEREF _Toc14883 \h </w:instrText>
+            <w:instrText xml:space="preserve"> PAGEREF _Toc15082 \h </w:instrText>
           </w:r>
           <w:r>
             <w:fldChar w:fldCharType="separate"/>
@@ -2598,7 +2600,7 @@
               <w:rFonts w:hint="eastAsia" w:ascii="宋体" w:hAnsi="宋体" w:eastAsia="宋体" w:cs="宋体"/>
               <w:szCs w:val="24"/>
             </w:rPr>
-            <w:instrText xml:space="preserve"> HYPERLINK \l _Toc20849 </w:instrText>
+            <w:instrText xml:space="preserve"> HYPERLINK \l _Toc1580 </w:instrText>
           </w:r>
           <w:r>
             <w:rPr>
@@ -2621,7 +2623,7 @@
             <w:fldChar w:fldCharType="begin"/>
           </w:r>
           <w:r>
-            <w:instrText xml:space="preserve"> PAGEREF _Toc20849 \h </w:instrText>
+            <w:instrText xml:space="preserve"> PAGEREF _Toc1580 \h </w:instrText>
           </w:r>
           <w:r>
             <w:fldChar w:fldCharType="separate"/>
@@ -2659,7 +2661,7 @@
               <w:rFonts w:hint="eastAsia" w:ascii="宋体" w:hAnsi="宋体" w:eastAsia="宋体" w:cs="宋体"/>
               <w:szCs w:val="24"/>
             </w:rPr>
-            <w:instrText xml:space="preserve"> HYPERLINK \l _Toc6781 </w:instrText>
+            <w:instrText xml:space="preserve"> HYPERLINK \l _Toc29363 </w:instrText>
           </w:r>
           <w:r>
             <w:rPr>
@@ -2682,7 +2684,7 @@
             <w:fldChar w:fldCharType="begin"/>
           </w:r>
           <w:r>
-            <w:instrText xml:space="preserve"> PAGEREF _Toc6781 \h </w:instrText>
+            <w:instrText xml:space="preserve"> PAGEREF _Toc29363 \h </w:instrText>
           </w:r>
           <w:r>
             <w:fldChar w:fldCharType="separate"/>
@@ -2720,7 +2722,7 @@
               <w:rFonts w:hint="eastAsia" w:ascii="宋体" w:hAnsi="宋体" w:eastAsia="宋体" w:cs="宋体"/>
               <w:szCs w:val="24"/>
             </w:rPr>
-            <w:instrText xml:space="preserve"> HYPERLINK \l _Toc32612 </w:instrText>
+            <w:instrText xml:space="preserve"> HYPERLINK \l _Toc16552 </w:instrText>
           </w:r>
           <w:r>
             <w:rPr>
@@ -2743,7 +2745,7 @@
             <w:fldChar w:fldCharType="begin"/>
           </w:r>
           <w:r>
-            <w:instrText xml:space="preserve"> PAGEREF _Toc32612 \h </w:instrText>
+            <w:instrText xml:space="preserve"> PAGEREF _Toc16552 \h </w:instrText>
           </w:r>
           <w:r>
             <w:fldChar w:fldCharType="separate"/>
@@ -2781,7 +2783,7 @@
               <w:rFonts w:hint="eastAsia" w:ascii="宋体" w:hAnsi="宋体" w:eastAsia="宋体" w:cs="宋体"/>
               <w:szCs w:val="24"/>
             </w:rPr>
-            <w:instrText xml:space="preserve"> HYPERLINK \l _Toc2490 </w:instrText>
+            <w:instrText xml:space="preserve"> HYPERLINK \l _Toc24795 </w:instrText>
           </w:r>
           <w:r>
             <w:rPr>
@@ -2804,7 +2806,7 @@
             <w:fldChar w:fldCharType="begin"/>
           </w:r>
           <w:r>
-            <w:instrText xml:space="preserve"> PAGEREF _Toc2490 \h </w:instrText>
+            <w:instrText xml:space="preserve"> PAGEREF _Toc24795 \h </w:instrText>
           </w:r>
           <w:r>
             <w:fldChar w:fldCharType="separate"/>
@@ -2842,7 +2844,7 @@
               <w:rFonts w:hint="eastAsia" w:ascii="宋体" w:hAnsi="宋体" w:eastAsia="宋体" w:cs="宋体"/>
               <w:szCs w:val="24"/>
             </w:rPr>
-            <w:instrText xml:space="preserve"> HYPERLINK \l _Toc5128 </w:instrText>
+            <w:instrText xml:space="preserve"> HYPERLINK \l _Toc21495 </w:instrText>
           </w:r>
           <w:r>
             <w:rPr>
@@ -2865,7 +2867,7 @@
             <w:fldChar w:fldCharType="begin"/>
           </w:r>
           <w:r>
-            <w:instrText xml:space="preserve"> PAGEREF _Toc5128 \h </w:instrText>
+            <w:instrText xml:space="preserve"> PAGEREF _Toc21495 \h </w:instrText>
           </w:r>
           <w:r>
             <w:fldChar w:fldCharType="separate"/>
@@ -2903,7 +2905,7 @@
               <w:rFonts w:hint="eastAsia" w:ascii="宋体" w:hAnsi="宋体" w:eastAsia="宋体" w:cs="宋体"/>
               <w:szCs w:val="24"/>
             </w:rPr>
-            <w:instrText xml:space="preserve"> HYPERLINK \l _Toc15324 </w:instrText>
+            <w:instrText xml:space="preserve"> HYPERLINK \l _Toc27061 </w:instrText>
           </w:r>
           <w:r>
             <w:rPr>
@@ -2926,7 +2928,7 @@
             <w:fldChar w:fldCharType="begin"/>
           </w:r>
           <w:r>
-            <w:instrText xml:space="preserve"> PAGEREF _Toc15324 \h </w:instrText>
+            <w:instrText xml:space="preserve"> PAGEREF _Toc27061 \h </w:instrText>
           </w:r>
           <w:r>
             <w:fldChar w:fldCharType="separate"/>
@@ -2964,7 +2966,7 @@
               <w:rFonts w:hint="eastAsia" w:ascii="宋体" w:hAnsi="宋体" w:eastAsia="宋体" w:cs="宋体"/>
               <w:szCs w:val="24"/>
             </w:rPr>
-            <w:instrText xml:space="preserve"> HYPERLINK \l _Toc26648 </w:instrText>
+            <w:instrText xml:space="preserve"> HYPERLINK \l _Toc23735 </w:instrText>
           </w:r>
           <w:r>
             <w:rPr>
@@ -2987,7 +2989,7 @@
             <w:fldChar w:fldCharType="begin"/>
           </w:r>
           <w:r>
-            <w:instrText xml:space="preserve"> PAGEREF _Toc26648 \h </w:instrText>
+            <w:instrText xml:space="preserve"> PAGEREF _Toc23735 \h </w:instrText>
           </w:r>
           <w:r>
             <w:fldChar w:fldCharType="separate"/>
@@ -3025,7 +3027,7 @@
               <w:rFonts w:hint="eastAsia" w:ascii="宋体" w:hAnsi="宋体" w:eastAsia="宋体" w:cs="宋体"/>
               <w:szCs w:val="24"/>
             </w:rPr>
-            <w:instrText xml:space="preserve"> HYPERLINK \l _Toc20587 </w:instrText>
+            <w:instrText xml:space="preserve"> HYPERLINK \l _Toc8879 </w:instrText>
           </w:r>
           <w:r>
             <w:rPr>
@@ -3048,7 +3050,7 @@
             <w:fldChar w:fldCharType="begin"/>
           </w:r>
           <w:r>
-            <w:instrText xml:space="preserve"> PAGEREF _Toc20587 \h </w:instrText>
+            <w:instrText xml:space="preserve"> PAGEREF _Toc8879 \h </w:instrText>
           </w:r>
           <w:r>
             <w:fldChar w:fldCharType="separate"/>
@@ -3086,7 +3088,7 @@
               <w:rFonts w:hint="eastAsia" w:ascii="宋体" w:hAnsi="宋体" w:eastAsia="宋体" w:cs="宋体"/>
               <w:szCs w:val="24"/>
             </w:rPr>
-            <w:instrText xml:space="preserve"> HYPERLINK \l _Toc1996 </w:instrText>
+            <w:instrText xml:space="preserve"> HYPERLINK \l _Toc189 </w:instrText>
           </w:r>
           <w:r>
             <w:rPr>
@@ -3109,7 +3111,7 @@
             <w:fldChar w:fldCharType="begin"/>
           </w:r>
           <w:r>
-            <w:instrText xml:space="preserve"> PAGEREF _Toc1996 \h </w:instrText>
+            <w:instrText xml:space="preserve"> PAGEREF _Toc189 \h </w:instrText>
           </w:r>
           <w:r>
             <w:fldChar w:fldCharType="separate"/>
@@ -3147,7 +3149,7 @@
               <w:rFonts w:hint="eastAsia" w:ascii="宋体" w:hAnsi="宋体" w:eastAsia="宋体" w:cs="宋体"/>
               <w:szCs w:val="24"/>
             </w:rPr>
-            <w:instrText xml:space="preserve"> HYPERLINK \l _Toc10824 </w:instrText>
+            <w:instrText xml:space="preserve"> HYPERLINK \l _Toc28645 </w:instrText>
           </w:r>
           <w:r>
             <w:rPr>
@@ -3170,13 +3172,13 @@
             <w:fldChar w:fldCharType="begin"/>
           </w:r>
           <w:r>
-            <w:instrText xml:space="preserve"> PAGEREF _Toc10824 \h </w:instrText>
+            <w:instrText xml:space="preserve"> PAGEREF _Toc28645 \h </w:instrText>
           </w:r>
           <w:r>
             <w:fldChar w:fldCharType="separate"/>
           </w:r>
           <w:r>
-            <w:t>7</w:t>
+            <w:t>8</w:t>
           </w:r>
           <w:r>
             <w:fldChar w:fldCharType="end"/>
@@ -3208,7 +3210,7 @@
               <w:rFonts w:hint="eastAsia" w:ascii="宋体" w:hAnsi="宋体" w:eastAsia="宋体" w:cs="宋体"/>
               <w:szCs w:val="24"/>
             </w:rPr>
-            <w:instrText xml:space="preserve"> HYPERLINK \l _Toc23524 </w:instrText>
+            <w:instrText xml:space="preserve"> HYPERLINK \l _Toc31462 </w:instrText>
           </w:r>
           <w:r>
             <w:rPr>
@@ -3231,7 +3233,7 @@
             <w:fldChar w:fldCharType="begin"/>
           </w:r>
           <w:r>
-            <w:instrText xml:space="preserve"> PAGEREF _Toc23524 \h </w:instrText>
+            <w:instrText xml:space="preserve"> PAGEREF _Toc31462 \h </w:instrText>
           </w:r>
           <w:r>
             <w:fldChar w:fldCharType="separate"/>
@@ -3269,7 +3271,7 @@
               <w:rFonts w:hint="eastAsia" w:ascii="宋体" w:hAnsi="宋体" w:eastAsia="宋体" w:cs="宋体"/>
               <w:szCs w:val="24"/>
             </w:rPr>
-            <w:instrText xml:space="preserve"> HYPERLINK \l _Toc25361 </w:instrText>
+            <w:instrText xml:space="preserve"> HYPERLINK \l _Toc13097 </w:instrText>
           </w:r>
           <w:r>
             <w:rPr>
@@ -3292,7 +3294,7 @@
             <w:fldChar w:fldCharType="begin"/>
           </w:r>
           <w:r>
-            <w:instrText xml:space="preserve"> PAGEREF _Toc25361 \h </w:instrText>
+            <w:instrText xml:space="preserve"> PAGEREF _Toc13097 \h </w:instrText>
           </w:r>
           <w:r>
             <w:fldChar w:fldCharType="separate"/>
@@ -3330,7 +3332,7 @@
               <w:rFonts w:hint="eastAsia" w:ascii="宋体" w:hAnsi="宋体" w:eastAsia="宋体" w:cs="宋体"/>
               <w:szCs w:val="24"/>
             </w:rPr>
-            <w:instrText xml:space="preserve"> HYPERLINK \l _Toc1020 </w:instrText>
+            <w:instrText xml:space="preserve"> HYPERLINK \l _Toc5760 </w:instrText>
           </w:r>
           <w:r>
             <w:rPr>
@@ -3367,7 +3369,7 @@
             <w:fldChar w:fldCharType="begin"/>
           </w:r>
           <w:r>
-            <w:instrText xml:space="preserve"> PAGEREF _Toc1020 \h </w:instrText>
+            <w:instrText xml:space="preserve"> PAGEREF _Toc5760 \h </w:instrText>
           </w:r>
           <w:r>
             <w:fldChar w:fldCharType="separate"/>
@@ -3405,7 +3407,7 @@
               <w:rFonts w:hint="eastAsia" w:ascii="宋体" w:hAnsi="宋体" w:eastAsia="宋体" w:cs="宋体"/>
               <w:szCs w:val="24"/>
             </w:rPr>
-            <w:instrText xml:space="preserve"> HYPERLINK \l _Toc7831 </w:instrText>
+            <w:instrText xml:space="preserve"> HYPERLINK \l _Toc16458 </w:instrText>
           </w:r>
           <w:r>
             <w:rPr>
@@ -3419,7 +3421,14 @@
               <w:rFonts w:hint="default"/>
               <w:lang w:val="en-US" w:eastAsia="zh-CN"/>
             </w:rPr>
-            <w:t>7. 附则</w:t>
+            <w:t xml:space="preserve">7. </w:t>
+          </w:r>
+          <w:r>
+            <w:rPr>
+              <w:rFonts w:hint="eastAsia"/>
+              <w:lang w:val="en-US" w:eastAsia="zh-CN"/>
+            </w:rPr>
+            <w:t>考核指标</w:t>
           </w:r>
           <w:r>
             <w:tab/>
@@ -3428,13 +3437,74 @@
             <w:fldChar w:fldCharType="begin"/>
           </w:r>
           <w:r>
-            <w:instrText xml:space="preserve"> PAGEREF _Toc7831 \h </w:instrText>
+            <w:instrText xml:space="preserve"> PAGEREF _Toc16458 \h </w:instrText>
           </w:r>
           <w:r>
             <w:fldChar w:fldCharType="separate"/>
           </w:r>
           <w:r>
             <w:t>8</w:t>
+          </w:r>
+          <w:r>
+            <w:fldChar w:fldCharType="end"/>
+          </w:r>
+          <w:r>
+            <w:rPr>
+              <w:rFonts w:hint="eastAsia" w:ascii="宋体" w:hAnsi="宋体" w:eastAsia="宋体" w:cs="宋体"/>
+              <w:szCs w:val="24"/>
+            </w:rPr>
+            <w:fldChar w:fldCharType="end"/>
+          </w:r>
+        </w:p>
+        <w:p>
+          <w:pPr>
+            <w:pStyle w:val="16"/>
+            <w:tabs>
+              <w:tab w:val="right" w:leader="dot" w:pos="8306"/>
+            </w:tabs>
+          </w:pPr>
+          <w:r>
+            <w:rPr>
+              <w:rFonts w:hint="eastAsia" w:ascii="宋体" w:hAnsi="宋体" w:eastAsia="宋体" w:cs="宋体"/>
+              <w:szCs w:val="24"/>
+            </w:rPr>
+            <w:fldChar w:fldCharType="begin"/>
+          </w:r>
+          <w:r>
+            <w:rPr>
+              <w:rFonts w:hint="eastAsia" w:ascii="宋体" w:hAnsi="宋体" w:eastAsia="宋体" w:cs="宋体"/>
+              <w:szCs w:val="24"/>
+            </w:rPr>
+            <w:instrText xml:space="preserve"> HYPERLINK \l _Toc7919 </w:instrText>
+          </w:r>
+          <w:r>
+            <w:rPr>
+              <w:rFonts w:hint="eastAsia" w:ascii="宋体" w:hAnsi="宋体" w:eastAsia="宋体" w:cs="宋体"/>
+              <w:szCs w:val="24"/>
+            </w:rPr>
+            <w:fldChar w:fldCharType="separate"/>
+          </w:r>
+          <w:r>
+            <w:rPr>
+              <w:rFonts w:hint="default"/>
+              <w:lang w:val="en-US" w:eastAsia="zh-CN"/>
+            </w:rPr>
+            <w:t>8. 附则</w:t>
+          </w:r>
+          <w:r>
+            <w:tab/>
+          </w:r>
+          <w:r>
+            <w:fldChar w:fldCharType="begin"/>
+          </w:r>
+          <w:r>
+            <w:instrText xml:space="preserve"> PAGEREF _Toc7919 \h </w:instrText>
+          </w:r>
+          <w:r>
+            <w:fldChar w:fldCharType="separate"/>
+          </w:r>
+          <w:r>
+            <w:t>10</w:t>
           </w:r>
           <w:r>
             <w:fldChar w:fldCharType="end"/>
@@ -3505,7 +3575,7 @@
           <w:lang w:val="en-US" w:eastAsia="zh-CN"/>
         </w:rPr>
       </w:pPr>
-      <w:bookmarkStart w:id="2" w:name="_Toc22788"/>
+      <w:bookmarkStart w:id="2" w:name="_Toc21069"/>
       <w:r>
         <w:rPr>
           <w:rFonts w:hint="default"/>
@@ -3537,7 +3607,7 @@
           <w:lang w:val="en-US" w:eastAsia="zh-CN"/>
         </w:rPr>
       </w:pPr>
-      <w:bookmarkStart w:id="3" w:name="_Toc24501"/>
+      <w:bookmarkStart w:id="3" w:name="_Toc2493"/>
       <w:r>
         <w:rPr>
           <w:rFonts w:hint="default"/>
@@ -3599,7 +3669,7 @@
           <w:lang w:val="en-US" w:eastAsia="zh-CN"/>
         </w:rPr>
       </w:pPr>
-      <w:bookmarkStart w:id="4" w:name="_Toc28931"/>
+      <w:bookmarkStart w:id="4" w:name="_Toc21350"/>
       <w:r>
         <w:rPr>
           <w:rFonts w:hint="default"/>
@@ -3661,7 +3731,7 @@
           <w:lang w:val="en-US" w:eastAsia="zh-CN"/>
         </w:rPr>
       </w:pPr>
-      <w:bookmarkStart w:id="5" w:name="_Toc29093"/>
+      <w:bookmarkStart w:id="5" w:name="_Toc17072"/>
       <w:r>
         <w:rPr>
           <w:rFonts w:hint="default"/>
@@ -3843,7 +3913,7 @@
           <w:lang w:val="en-US" w:eastAsia="zh-CN"/>
         </w:rPr>
       </w:pPr>
-      <w:bookmarkStart w:id="6" w:name="_Toc9227"/>
+      <w:bookmarkStart w:id="6" w:name="_Toc31605"/>
       <w:r>
         <w:rPr>
           <w:rFonts w:hint="default"/>
@@ -3875,7 +3945,7 @@
           <w:lang w:val="en-US" w:eastAsia="zh-CN"/>
         </w:rPr>
       </w:pPr>
-      <w:bookmarkStart w:id="7" w:name="_Toc14883"/>
+      <w:bookmarkStart w:id="7" w:name="_Toc15082"/>
       <w:r>
         <w:rPr>
           <w:rFonts w:hint="default"/>
@@ -4112,7 +4182,7 @@
           <w:lang w:val="en-US" w:eastAsia="zh-CN"/>
         </w:rPr>
       </w:pPr>
-      <w:bookmarkStart w:id="8" w:name="_Toc20849"/>
+      <w:bookmarkStart w:id="8" w:name="_Toc1580"/>
       <w:r>
         <w:rPr>
           <w:rFonts w:hint="default"/>
@@ -4349,7 +4419,7 @@
           <w:lang w:val="en-US" w:eastAsia="zh-CN"/>
         </w:rPr>
       </w:pPr>
-      <w:bookmarkStart w:id="9" w:name="_Toc6781"/>
+      <w:bookmarkStart w:id="9" w:name="_Toc29363"/>
       <w:r>
         <w:rPr>
           <w:rFonts w:hint="default"/>
@@ -4381,7 +4451,7 @@
           <w:lang w:val="en-US" w:eastAsia="zh-CN"/>
         </w:rPr>
       </w:pPr>
-      <w:bookmarkStart w:id="10" w:name="_Toc32612"/>
+      <w:bookmarkStart w:id="10" w:name="_Toc16552"/>
       <w:r>
         <w:rPr>
           <w:rFonts w:hint="default"/>
@@ -4443,7 +4513,7 @@
           <w:lang w:val="en-US" w:eastAsia="zh-CN"/>
         </w:rPr>
       </w:pPr>
-      <w:bookmarkStart w:id="11" w:name="_Toc2490"/>
+      <w:bookmarkStart w:id="11" w:name="_Toc24795"/>
       <w:r>
         <w:rPr>
           <w:rFonts w:hint="default"/>
@@ -4595,7 +4665,7 @@
           <w:lang w:val="en-US" w:eastAsia="zh-CN"/>
         </w:rPr>
       </w:pPr>
-      <w:bookmarkStart w:id="12" w:name="_Toc5128"/>
+      <w:bookmarkStart w:id="12" w:name="_Toc21495"/>
       <w:r>
         <w:rPr>
           <w:rFonts w:hint="default"/>
@@ -5172,7 +5242,7 @@
           <w:lang w:val="en-US" w:eastAsia="zh-CN"/>
         </w:rPr>
       </w:pPr>
-      <w:bookmarkStart w:id="13" w:name="_Toc15324"/>
+      <w:bookmarkStart w:id="13" w:name="_Toc27061"/>
       <w:r>
         <w:rPr>
           <w:rFonts w:hint="default"/>
@@ -5191,7 +5261,7 @@
           <w:lang w:val="en-US" w:eastAsia="zh-CN"/>
         </w:rPr>
       </w:pPr>
-      <w:bookmarkStart w:id="14" w:name="_Toc26648"/>
+      <w:bookmarkStart w:id="14" w:name="_Toc23735"/>
       <w:r>
         <w:rPr>
           <w:rFonts w:hint="default"/>
@@ -5420,7 +5490,7 @@
           <w:lang w:val="en-US" w:eastAsia="zh-CN"/>
         </w:rPr>
       </w:pPr>
-      <w:bookmarkStart w:id="15" w:name="_Toc20587"/>
+      <w:bookmarkStart w:id="15" w:name="_Toc8879"/>
       <w:r>
         <w:rPr>
           <w:rFonts w:hint="default"/>
@@ -5499,12 +5569,6 @@
             <w:insideV w:val="single" w:color="auto" w:sz="4" w:space="0"/>
           </w:tblBorders>
           <w:shd w:val="clear" w:color="auto" w:fill="auto"/>
-          <w:tblCellMar>
-            <w:top w:w="15" w:type="dxa"/>
-            <w:left w:w="15" w:type="dxa"/>
-            <w:bottom w:w="15" w:type="dxa"/>
-            <w:right w:w="15" w:type="dxa"/>
-          </w:tblCellMar>
         </w:tblPrEx>
         <w:trPr>
           <w:tblHeader/>
@@ -5732,6 +5796,7 @@
             <w:insideH w:val="single" w:color="auto" w:sz="4" w:space="0"/>
             <w:insideV w:val="single" w:color="auto" w:sz="4" w:space="0"/>
           </w:tblBorders>
+          <w:shd w:val="clear" w:color="auto" w:fill="auto"/>
           <w:tblCellMar>
             <w:top w:w="15" w:type="dxa"/>
             <w:left w:w="15" w:type="dxa"/>
@@ -6057,6 +6122,7 @@
             <w:insideH w:val="single" w:color="auto" w:sz="4" w:space="0"/>
             <w:insideV w:val="single" w:color="auto" w:sz="4" w:space="0"/>
           </w:tblBorders>
+          <w:shd w:val="clear" w:color="auto" w:fill="auto"/>
           <w:tblCellMar>
             <w:top w:w="15" w:type="dxa"/>
             <w:left w:w="15" w:type="dxa"/>
@@ -6708,7 +6774,7 @@
           <w:lang w:val="en-US" w:eastAsia="zh-CN"/>
         </w:rPr>
       </w:pPr>
-      <w:bookmarkStart w:id="16" w:name="_Toc1996"/>
+      <w:bookmarkStart w:id="16" w:name="_Toc189"/>
       <w:r>
         <w:rPr>
           <w:rFonts w:hint="default"/>
@@ -6754,6 +6820,7 @@
             <w:insideH w:val="single" w:color="auto" w:sz="4" w:space="0"/>
             <w:insideV w:val="single" w:color="auto" w:sz="4" w:space="0"/>
           </w:tblBorders>
+          <w:shd w:val="clear" w:color="auto" w:fill="auto"/>
           <w:tblCellMar>
             <w:top w:w="15" w:type="dxa"/>
             <w:left w:w="15" w:type="dxa"/>
@@ -6879,7 +6946,6 @@
             <w:insideH w:val="single" w:color="auto" w:sz="4" w:space="0"/>
             <w:insideV w:val="single" w:color="auto" w:sz="4" w:space="0"/>
           </w:tblBorders>
-          <w:shd w:val="clear" w:color="auto" w:fill="auto"/>
           <w:tblCellMar>
             <w:top w:w="15" w:type="dxa"/>
             <w:left w:w="15" w:type="dxa"/>
@@ -6999,7 +7065,6 @@
             <w:insideH w:val="single" w:color="auto" w:sz="4" w:space="0"/>
             <w:insideV w:val="single" w:color="auto" w:sz="4" w:space="0"/>
           </w:tblBorders>
-          <w:shd w:val="clear" w:color="auto" w:fill="auto"/>
           <w:tblCellMar>
             <w:top w:w="15" w:type="dxa"/>
             <w:left w:w="15" w:type="dxa"/>
@@ -7119,7 +7184,6 @@
             <w:insideH w:val="single" w:color="auto" w:sz="4" w:space="0"/>
             <w:insideV w:val="single" w:color="auto" w:sz="4" w:space="0"/>
           </w:tblBorders>
-          <w:shd w:val="clear" w:color="auto" w:fill="auto"/>
           <w:tblCellMar>
             <w:top w:w="15" w:type="dxa"/>
             <w:left w:w="15" w:type="dxa"/>
@@ -7479,7 +7543,6 @@
             <w:insideH w:val="single" w:color="auto" w:sz="4" w:space="0"/>
             <w:insideV w:val="single" w:color="auto" w:sz="4" w:space="0"/>
           </w:tblBorders>
-          <w:shd w:val="clear" w:color="auto" w:fill="auto"/>
           <w:tblCellMar>
             <w:top w:w="15" w:type="dxa"/>
             <w:left w:w="15" w:type="dxa"/>
@@ -7851,7 +7914,7 @@
           <w:lang w:val="en-US" w:eastAsia="zh-CN"/>
         </w:rPr>
       </w:pPr>
-      <w:bookmarkStart w:id="17" w:name="_Toc10824"/>
+      <w:bookmarkStart w:id="17" w:name="_Toc28645"/>
       <w:r>
         <w:rPr>
           <w:rFonts w:hint="default"/>
@@ -7870,7 +7933,7 @@
           <w:lang w:val="en-US" w:eastAsia="zh-CN"/>
         </w:rPr>
       </w:pPr>
-      <w:bookmarkStart w:id="18" w:name="_Toc23524"/>
+      <w:bookmarkStart w:id="18" w:name="_Toc31462"/>
       <w:r>
         <w:rPr>
           <w:rFonts w:hint="default"/>
@@ -7979,7 +8042,7 @@
           <w:lang w:val="en-US" w:eastAsia="zh-CN"/>
         </w:rPr>
       </w:pPr>
-      <w:bookmarkStart w:id="19" w:name="_Toc25361"/>
+      <w:bookmarkStart w:id="19" w:name="_Toc13097"/>
       <w:r>
         <w:rPr>
           <w:rFonts w:hint="default"/>
@@ -8058,7 +8121,7 @@
           <w:lang w:val="en-US" w:eastAsia="zh-CN"/>
         </w:rPr>
       </w:pPr>
-      <w:bookmarkStart w:id="20" w:name="_Toc1020"/>
+      <w:bookmarkStart w:id="20" w:name="_Toc5760"/>
       <w:r>
         <w:rPr>
           <w:rFonts w:hint="eastAsia"/>
@@ -8187,7 +8250,7 @@
           <w:lang w:val="en-US" w:eastAsia="zh-CN"/>
         </w:rPr>
       </w:pPr>
-      <w:bookmarkStart w:id="21" w:name="_Toc7831"/>
+      <w:bookmarkStart w:id="21" w:name="_Toc16458"/>
       <w:r>
         <w:rPr>
           <w:rFonts w:hint="eastAsia"/>
@@ -8195,6 +8258,7 @@
         </w:rPr>
         <w:t>考核指标</w:t>
       </w:r>
+      <w:bookmarkEnd w:id="21"/>
     </w:p>
     <w:tbl>
       <w:tblPr>
@@ -8460,6 +8524,7 @@
             <w:insideH w:val="none" w:color="auto" w:sz="0" w:space="0"/>
             <w:insideV w:val="none" w:color="auto" w:sz="0" w:space="0"/>
           </w:tblBorders>
+          <w:shd w:val="clear" w:color="auto" w:fill="auto"/>
           <w:tblCellMar>
             <w:top w:w="0" w:type="dxa"/>
             <w:left w:w="108" w:type="dxa"/>
@@ -8939,8 +9004,7 @@
           <w:lang w:val="en-US" w:eastAsia="zh-CN"/>
         </w:rPr>
       </w:pPr>
-      <w:bookmarkStart w:id="22" w:name="_GoBack"/>
-      <w:bookmarkEnd w:id="22"/>
+      <w:bookmarkStart w:id="22" w:name="_Toc7919"/>
       <w:r>
         <w:rPr>
           <w:rFonts w:hint="default"/>
@@ -8948,7 +9012,7 @@
         </w:rPr>
         <w:t>附则</w:t>
       </w:r>
-      <w:bookmarkEnd w:id="21"/>
+      <w:bookmarkEnd w:id="22"/>
     </w:p>
     <w:p>
       <w:pPr>

--- a/6-过程管理/流程制度规范类文件/JXTX-06-05-问题管理制度.docx
+++ b/6-过程管理/流程制度规范类文件/JXTX-06-05-问题管理制度.docx
@@ -1,10 +1,11 @@
 
 <file path=word/document.xml><?xml version="1.0" encoding="utf-8"?>
-<w:document xmlns:wpc="http://schemas.microsoft.com/office/word/2010/wordprocessingCanvas" xmlns:mc="http://schemas.openxmlformats.org/markup-compatibility/2006" xmlns:o="urn:schemas-microsoft-com:office:office" xmlns:r="http://schemas.openxmlformats.org/officeDocument/2006/relationships" xmlns:m="http://schemas.openxmlformats.org/officeDocument/2006/math" xmlns:v="urn:schemas-microsoft-com:vml" xmlns:wp14="http://schemas.microsoft.com/office/word/2010/wordprocessingDrawing" xmlns:wp="http://schemas.openxmlformats.org/drawingml/2006/wordprocessingDrawing" xmlns:w="http://schemas.openxmlformats.org/wordprocessingml/2006/main" xmlns:w14="http://schemas.microsoft.com/office/word/2010/wordml" xmlns:w10="urn:schemas-microsoft-com:office:word" xmlns:w15="http://schemas.microsoft.com/office/word/2012/wordml" xmlns:wpg="http://schemas.microsoft.com/office/word/2010/wordprocessingGroup" xmlns:wpi="http://schemas.microsoft.com/office/word/2010/wordprocessingInk" xmlns:wne="http://schemas.microsoft.com/office/word/2006/wordml" xmlns:wps="http://schemas.microsoft.com/office/word/2010/wordprocessingShape" xmlns:wpsCustomData="http://www.wps.cn/officeDocument/2013/wpsCustomData" mc:Ignorable="w14 w15 wp14">
+<w:document xmlns:wpc="http://schemas.microsoft.com/office/word/2010/wordprocessingCanvas" xmlns:mc="http://schemas.openxmlformats.org/markup-compatibility/2006" xmlns:o="urn:schemas-microsoft-com:office:office" xmlns:r="http://schemas.openxmlformats.org/officeDocument/2006/relationships" xmlns:m="http://schemas.openxmlformats.org/officeDocument/2006/math" xmlns:v="urn:schemas-microsoft-com:vml" xmlns:wp14="http://schemas.microsoft.com/office/word/2010/wordprocessingDrawing" xmlns:wp="http://schemas.openxmlformats.org/drawingml/2006/wordprocessingDrawing" xmlns:w10="urn:schemas-microsoft-com:office:word" xmlns:w="http://schemas.openxmlformats.org/wordprocessingml/2006/main" xmlns:w14="http://schemas.microsoft.com/office/word/2010/wordml" xmlns:w15="http://schemas.microsoft.com/office/word/2012/wordml" xmlns:wne="http://schemas.microsoft.com/office/word/2006/wordml" xmlns:wpg="http://schemas.microsoft.com/office/word/2010/wordprocessingGroup" xmlns:wpi="http://schemas.microsoft.com/office/word/2010/wordprocessingInk" xmlns:wps="http://schemas.microsoft.com/office/word/2010/wordprocessingShape" mc:Ignorable="w14 w15 wp14">
+  <!-- Generated by Aspose.Words for .NET 13.3.0.1 -->
   <w:body>
     <w:p>
       <w:pPr>
-        <w:pStyle w:val="24"/>
+        <w:pStyle w:val="a"/>
         <w:keepNext w:val="0"/>
         <w:keepLines w:val="0"/>
         <w:pageBreakBefore w:val="0"/>
@@ -24,7 +25,7 @@
       <w:bookmarkStart w:id="0" w:name="_Toc31959"/>
       <w:r>
         <w:drawing>
-          <wp:anchor distT="0" distB="0" distL="114300" distR="114300" simplePos="0" relativeHeight="251661312" behindDoc="1" locked="0" layoutInCell="1" allowOverlap="1">
+          <wp:anchor distT="0" distB="0" distL="114300" distR="114300" simplePos="0" relativeHeight="251660288" behindDoc="1" locked="0" layoutInCell="1" allowOverlap="1">
             <wp:simplePos x="0" y="0"/>
             <wp:positionH relativeFrom="column">
               <wp:posOffset>-19050</wp:posOffset>
@@ -49,7 +50,7 @@
                     </pic:cNvPicPr>
                   </pic:nvPicPr>
                   <pic:blipFill>
-                    <a:blip r:embed="rId8"/>
+                    <a:blip xmlns:r="http://schemas.openxmlformats.org/officeDocument/2006/relationships" r:embed="rId4"/>
                     <a:stretch>
                       <a:fillRect/>
                     </a:stretch>
@@ -75,7 +76,7 @@
       </w:r>
       <w:r>
         <w:drawing>
-          <wp:anchor distT="0" distB="0" distL="114300" distR="114300" simplePos="0" relativeHeight="251660288" behindDoc="1" locked="0" layoutInCell="1" allowOverlap="1">
+          <wp:anchor distT="0" distB="0" distL="114300" distR="114300" simplePos="0" relativeHeight="251659264" behindDoc="1" locked="0" layoutInCell="1" allowOverlap="1">
             <wp:simplePos x="0" y="0"/>
             <wp:positionH relativeFrom="column">
               <wp:posOffset>0</wp:posOffset>
@@ -100,7 +101,7 @@
                     </pic:cNvPicPr>
                   </pic:nvPicPr>
                   <pic:blipFill>
-                    <a:blip r:embed="rId9"/>
+                    <a:blip xmlns:r="http://schemas.openxmlformats.org/officeDocument/2006/relationships" r:embed="rId5"/>
                     <a:stretch>
                       <a:fillRect/>
                     </a:stretch>
@@ -130,7 +131,7 @@
           <w:lang w:val="en-US" w:eastAsia="zh-CN"/>
         </w:rPr>
         <w:drawing>
-          <wp:anchor distT="0" distB="0" distL="114300" distR="114300" simplePos="0" relativeHeight="251659264" behindDoc="1" locked="0" layoutInCell="1" allowOverlap="1">
+          <wp:anchor distT="0" distB="0" distL="114300" distR="114300" simplePos="0" relativeHeight="251658240" behindDoc="1" locked="0" layoutInCell="1" allowOverlap="1">
             <wp:simplePos x="0" y="0"/>
             <wp:positionH relativeFrom="column">
               <wp:posOffset>635</wp:posOffset>
@@ -155,7 +156,7 @@
                     </pic:cNvPicPr>
                   </pic:nvPicPr>
                   <pic:blipFill>
-                    <a:blip r:embed="rId10">
+                    <a:blip xmlns:r="http://schemas.openxmlformats.org/officeDocument/2006/relationships" r:embed="rId6">
                       <a:alphaModFix amt="58000"/>
                       <a:lum contrast="-52000"/>
                     </a:blip>
@@ -189,7 +190,7 @@
     </w:p>
     <w:p>
       <w:pPr>
-        <w:pStyle w:val="25"/>
+        <w:pStyle w:val="a0"/>
         <w:keepNext w:val="0"/>
         <w:keepLines w:val="0"/>
         <w:pageBreakBefore w:val="0"/>
@@ -236,11 +237,11 @@
         <w:adjustRightInd w:val="0"/>
         <w:snapToGrid w:val="0"/>
         <w:spacing w:after="624" w:afterLines="200" w:line="219" w:lineRule="auto"/>
-        <w:ind w:left="0" w:leftChars="0" w:right="0" w:rightChars="0" w:firstLine="0" w:firstLineChars="0"/>
+        <w:ind w:left="0" w:right="0" w:firstLine="0" w:leftChars="0" w:rightChars="0" w:firstLineChars="0"/>
         <w:jc w:val="center"/>
         <w:textAlignment w:val="baseline"/>
         <w:rPr>
-          <w:rFonts w:hint="eastAsia" w:ascii="宋体" w:hAnsi="宋体" w:eastAsia="宋体" w:cs="宋体"/>
+          <w:rFonts w:ascii="宋体" w:eastAsia="宋体" w:hAnsi="宋体" w:cs="宋体" w:hint="eastAsia"/>
           <w:sz w:val="24"/>
           <w:szCs w:val="24"/>
           <w:lang w:val="en-US" w:eastAsia="zh-CN"/>
@@ -248,7 +249,7 @@
       </w:pPr>
       <w:r>
         <w:rPr>
-          <w:rFonts w:ascii="宋体" w:hAnsi="宋体" w:eastAsia="宋体" w:cs="宋体"/>
+          <w:rFonts w:ascii="宋体" w:eastAsia="宋体" w:hAnsi="宋体" w:cs="宋体"/>
           <w:b/>
           <w:bCs/>
           <w:spacing w:val="-3"/>
@@ -259,7 +260,7 @@
       </w:r>
       <w:r>
         <w:rPr>
-          <w:rFonts w:hint="eastAsia" w:ascii="宋体" w:hAnsi="宋体" w:eastAsia="宋体" w:cs="宋体"/>
+          <w:rFonts w:ascii="宋体" w:eastAsia="宋体" w:hAnsi="宋体" w:cs="宋体" w:hint="eastAsia"/>
           <w:b/>
           <w:bCs/>
           <w:spacing w:val="-3"/>
@@ -271,7 +272,7 @@
       </w:r>
       <w:r>
         <w:rPr>
-          <w:rFonts w:ascii="宋体" w:hAnsi="宋体" w:eastAsia="宋体" w:cs="宋体"/>
+          <w:rFonts w:ascii="宋体" w:eastAsia="宋体" w:hAnsi="宋体" w:cs="宋体"/>
           <w:b/>
           <w:bCs/>
           <w:spacing w:val="-3"/>
@@ -282,7 +283,7 @@
       </w:r>
       <w:r>
         <w:rPr>
-          <w:rFonts w:hint="eastAsia" w:ascii="宋体" w:hAnsi="宋体" w:cs="宋体"/>
+          <w:rFonts w:ascii="宋体" w:hAnsi="宋体" w:cs="宋体" w:hint="eastAsia"/>
           <w:b/>
           <w:bCs/>
           <w:spacing w:val="-3"/>
@@ -294,7 +295,7 @@
       </w:r>
       <w:r>
         <w:rPr>
-          <w:rFonts w:ascii="宋体" w:hAnsi="宋体" w:eastAsia="宋体" w:cs="宋体"/>
+          <w:rFonts w:ascii="宋体" w:eastAsia="宋体" w:hAnsi="宋体" w:cs="宋体"/>
           <w:b/>
           <w:bCs/>
           <w:spacing w:val="-3"/>
@@ -305,7 +306,7 @@
       </w:r>
       <w:r>
         <w:rPr>
-          <w:rFonts w:hint="eastAsia" w:ascii="宋体" w:hAnsi="宋体" w:cs="宋体"/>
+          <w:rFonts w:ascii="宋体" w:hAnsi="宋体" w:cs="宋体" w:hint="eastAsia"/>
           <w:b/>
           <w:bCs/>
           <w:spacing w:val="-3"/>
@@ -318,18 +319,17 @@
     </w:p>
     <w:tbl>
       <w:tblPr>
-        <w:tblStyle w:val="21"/>
+        <w:tblStyle w:val="TableGrid"/>
         <w:tblW w:w="0" w:type="auto"/>
         <w:jc w:val="center"/>
         <w:tblBorders>
-          <w:top w:val="none" w:color="auto" w:sz="0" w:space="0"/>
-          <w:left w:val="none" w:color="auto" w:sz="0" w:space="0"/>
-          <w:bottom w:val="none" w:color="auto" w:sz="0" w:space="0"/>
-          <w:right w:val="none" w:color="auto" w:sz="0" w:space="0"/>
-          <w:insideH w:val="none" w:color="auto" w:sz="0" w:space="0"/>
-          <w:insideV w:val="none" w:color="auto" w:sz="0" w:space="0"/>
+          <w:top w:val="nil"/>
+          <w:left w:val="nil"/>
+          <w:bottom w:val="nil"/>
+          <w:right w:val="nil"/>
+          <w:insideH w:val="nil"/>
+          <w:insideV w:val="nil"/>
         </w:tblBorders>
-        <w:tblLayout w:type="autofit"/>
         <w:tblCellMar>
           <w:top w:w="0" w:type="dxa"/>
           <w:left w:w="108" w:type="dxa"/>
@@ -343,13 +343,15 @@
       </w:tblGrid>
       <w:tr>
         <w:tblPrEx>
+          <w:tblW w:w="0" w:type="auto"/>
+          <w:jc w:val="center"/>
           <w:tblBorders>
-            <w:top w:val="none" w:color="auto" w:sz="0" w:space="0"/>
-            <w:left w:val="none" w:color="auto" w:sz="0" w:space="0"/>
-            <w:bottom w:val="none" w:color="auto" w:sz="0" w:space="0"/>
-            <w:right w:val="none" w:color="auto" w:sz="0" w:space="0"/>
-            <w:insideH w:val="none" w:color="auto" w:sz="0" w:space="0"/>
-            <w:insideV w:val="none" w:color="auto" w:sz="0" w:space="0"/>
+            <w:top w:val="nil"/>
+            <w:left w:val="nil"/>
+            <w:bottom w:val="nil"/>
+            <w:right w:val="nil"/>
+            <w:insideH w:val="nil"/>
+            <w:insideV w:val="nil"/>
           </w:tblBorders>
           <w:tblCellMar>
             <w:top w:w="0" w:type="dxa"/>
@@ -359,7 +361,7 @@
           </w:tblCellMar>
         </w:tblPrEx>
         <w:trPr>
-          <w:trHeight w:val="810" w:hRule="atLeast"/>
+          <w:trHeight w:val="810"/>
           <w:jc w:val="center"/>
         </w:trPr>
         <w:tc>
@@ -398,7 +400,7 @@
             </w:r>
             <w:r>
               <w:rPr>
-                <w:rFonts w:hint="default" w:asciiTheme="minorAscii" w:hAnsiTheme="minorAscii" w:eastAsiaTheme="minorEastAsia"/>
+                <w:rFonts w:asciiTheme="minorAscii" w:eastAsiaTheme="minorEastAsia" w:hAnsiTheme="minorAscii" w:hint="default"/>
                 <w:spacing w:val="227"/>
                 <w:sz w:val="21"/>
                 <w:vertAlign w:val="baseline"/>
@@ -453,7 +455,7 @@
             </w:r>
             <w:r>
               <w:rPr>
-                <w:rFonts w:hint="eastAsia" w:asciiTheme="minorAscii" w:hAnsiTheme="minorAscii" w:eastAsiaTheme="minorEastAsia"/>
+                <w:rFonts w:asciiTheme="minorAscii" w:eastAsiaTheme="minorEastAsia" w:hAnsiTheme="minorAscii" w:hint="eastAsia"/>
                 <w:spacing w:val="227"/>
                 <w:sz w:val="21"/>
                 <w:vertAlign w:val="baseline"/>
@@ -475,14 +477,8 @@
       </w:tr>
       <w:tr>
         <w:tblPrEx>
-          <w:tblBorders>
-            <w:top w:val="none" w:color="auto" w:sz="0" w:space="0"/>
-            <w:left w:val="none" w:color="auto" w:sz="0" w:space="0"/>
-            <w:bottom w:val="none" w:color="auto" w:sz="0" w:space="0"/>
-            <w:right w:val="none" w:color="auto" w:sz="0" w:space="0"/>
-            <w:insideH w:val="none" w:color="auto" w:sz="0" w:space="0"/>
-            <w:insideV w:val="none" w:color="auto" w:sz="0" w:space="0"/>
-          </w:tblBorders>
+          <w:tblW w:w="0" w:type="auto"/>
+          <w:jc w:val="center"/>
           <w:tblCellMar>
             <w:top w:w="0" w:type="dxa"/>
             <w:left w:w="108" w:type="dxa"/>
@@ -491,7 +487,7 @@
           </w:tblCellMar>
         </w:tblPrEx>
         <w:trPr>
-          <w:trHeight w:val="810" w:hRule="atLeast"/>
+          <w:trHeight w:val="810"/>
           <w:jc w:val="center"/>
         </w:trPr>
         <w:tc>
@@ -516,7 +512,7 @@
               <w:snapToGrid w:val="0"/>
               <w:textAlignment w:val="baseline"/>
               <w:rPr>
-                <w:rFonts w:hint="default" w:ascii="Arial" w:hAnsi="Arial" w:eastAsia="Arial" w:cs="Arial"/>
+                <w:rFonts w:ascii="Arial" w:eastAsia="Arial" w:hAnsi="Arial" w:cs="Arial" w:hint="default"/>
                 <w:snapToGrid w:val="0"/>
                 <w:color w:val="000000"/>
                 <w:kern w:val="0"/>
@@ -548,7 +544,7 @@
             </w:r>
             <w:r>
               <w:rPr>
-                <w:rFonts w:hint="default" w:asciiTheme="minorAscii" w:hAnsiTheme="minorAscii" w:eastAsiaTheme="minorEastAsia"/>
+                <w:rFonts w:asciiTheme="minorAscii" w:eastAsiaTheme="minorEastAsia" w:hAnsiTheme="minorAscii" w:hint="default"/>
                 <w:spacing w:val="227"/>
                 <w:sz w:val="21"/>
                 <w:vertAlign w:val="baseline"/>
@@ -602,7 +598,7 @@
               <w:snapToGrid w:val="0"/>
               <w:textAlignment w:val="baseline"/>
               <w:rPr>
-                <w:rFonts w:hint="default" w:ascii="Arial" w:hAnsi="Arial" w:eastAsia="Arial" w:cs="Arial"/>
+                <w:rFonts w:ascii="Arial" w:eastAsia="Arial" w:hAnsi="Arial" w:cs="Arial" w:hint="default"/>
                 <w:snapToGrid w:val="0"/>
                 <w:color w:val="000000"/>
                 <w:kern w:val="0"/>
@@ -622,7 +618,7 @@
             </w:r>
             <w:r>
               <w:rPr>
-                <w:rFonts w:hint="eastAsia" w:asciiTheme="minorAscii" w:hAnsiTheme="minorAscii" w:eastAsiaTheme="minorEastAsia"/>
+                <w:rFonts w:asciiTheme="minorAscii" w:eastAsiaTheme="minorEastAsia" w:hAnsiTheme="minorAscii" w:hint="eastAsia"/>
                 <w:spacing w:val="227"/>
                 <w:sz w:val="21"/>
                 <w:vertAlign w:val="baseline"/>
@@ -644,14 +640,8 @@
       </w:tr>
       <w:tr>
         <w:tblPrEx>
-          <w:tblBorders>
-            <w:top w:val="none" w:color="auto" w:sz="0" w:space="0"/>
-            <w:left w:val="none" w:color="auto" w:sz="0" w:space="0"/>
-            <w:bottom w:val="none" w:color="auto" w:sz="0" w:space="0"/>
-            <w:right w:val="none" w:color="auto" w:sz="0" w:space="0"/>
-            <w:insideH w:val="none" w:color="auto" w:sz="0" w:space="0"/>
-            <w:insideV w:val="none" w:color="auto" w:sz="0" w:space="0"/>
-          </w:tblBorders>
+          <w:tblW w:w="0" w:type="auto"/>
+          <w:jc w:val="center"/>
           <w:tblCellMar>
             <w:top w:w="0" w:type="dxa"/>
             <w:left w:w="108" w:type="dxa"/>
@@ -660,7 +650,7 @@
           </w:tblCellMar>
         </w:tblPrEx>
         <w:trPr>
-          <w:trHeight w:val="635" w:hRule="atLeast"/>
+          <w:trHeight w:val="635"/>
           <w:jc w:val="center"/>
         </w:trPr>
         <w:tc>
@@ -711,7 +701,7 @@
             </w:r>
             <w:r>
               <w:rPr>
-                <w:rFonts w:hint="eastAsia" w:asciiTheme="minorAscii" w:hAnsiTheme="minorAscii" w:eastAsiaTheme="minorEastAsia"/>
+                <w:rFonts w:asciiTheme="minorAscii" w:eastAsiaTheme="minorEastAsia" w:hAnsiTheme="minorAscii" w:hint="eastAsia"/>
                 <w:spacing w:val="227"/>
                 <w:sz w:val="21"/>
                 <w:vertAlign w:val="baseline"/>
@@ -765,7 +755,7 @@
             </w:r>
             <w:r>
               <w:rPr>
-                <w:rFonts w:hint="eastAsia" w:asciiTheme="minorAscii" w:hAnsiTheme="minorAscii" w:eastAsiaTheme="minorEastAsia"/>
+                <w:rFonts w:asciiTheme="minorAscii" w:eastAsiaTheme="minorEastAsia" w:hAnsiTheme="minorAscii" w:hint="eastAsia"/>
                 <w:spacing w:val="227"/>
                 <w:sz w:val="21"/>
                 <w:vertAlign w:val="baseline"/>
@@ -826,14 +816,14 @@
         <w:ind w:left="3634"/>
         <w:textAlignment w:val="baseline"/>
         <w:rPr>
-          <w:rFonts w:ascii="宋体" w:hAnsi="宋体" w:eastAsia="宋体" w:cs="宋体"/>
+          <w:rFonts w:ascii="宋体" w:eastAsia="宋体" w:hAnsi="宋体" w:cs="宋体"/>
           <w:sz w:val="31"/>
           <w:szCs w:val="31"/>
         </w:rPr>
       </w:pPr>
       <w:r>
         <w:rPr>
-          <w:rFonts w:ascii="宋体" w:hAnsi="宋体" w:eastAsia="宋体" w:cs="宋体"/>
+          <w:rFonts w:ascii="宋体" w:eastAsia="宋体" w:hAnsi="宋体" w:cs="宋体"/>
           <w:b/>
           <w:bCs/>
           <w:spacing w:val="4"/>
@@ -845,16 +835,16 @@
     </w:p>
     <w:tbl>
       <w:tblPr>
-        <w:tblStyle w:val="26"/>
+        <w:tblStyle w:val="TableNormal0"/>
         <w:tblW w:w="8214" w:type="dxa"/>
         <w:jc w:val="center"/>
         <w:tblBorders>
-          <w:top w:val="single" w:color="000000" w:sz="2" w:space="0"/>
-          <w:left w:val="single" w:color="000000" w:sz="2" w:space="0"/>
-          <w:bottom w:val="single" w:color="000000" w:sz="2" w:space="0"/>
-          <w:right w:val="single" w:color="000000" w:sz="2" w:space="0"/>
-          <w:insideH w:val="single" w:color="000000" w:sz="2" w:space="0"/>
-          <w:insideV w:val="single" w:color="000000" w:sz="2" w:space="0"/>
+          <w:top w:val="single" w:sz="2" w:space="0" w:color="000000"/>
+          <w:left w:val="single" w:sz="2" w:space="0" w:color="000000"/>
+          <w:bottom w:val="single" w:sz="2" w:space="0" w:color="000000"/>
+          <w:right w:val="single" w:sz="2" w:space="0" w:color="000000"/>
+          <w:insideH w:val="single" w:sz="2" w:space="0" w:color="000000"/>
+          <w:insideV w:val="single" w:sz="2" w:space="0" w:color="000000"/>
         </w:tblBorders>
         <w:tblLayout w:type="fixed"/>
         <w:tblCellMar>
@@ -874,14 +864,17 @@
       </w:tblGrid>
       <w:tr>
         <w:tblPrEx>
+          <w:tblW w:w="8214" w:type="dxa"/>
+          <w:jc w:val="center"/>
           <w:tblBorders>
-            <w:top w:val="single" w:color="000000" w:sz="2" w:space="0"/>
-            <w:left w:val="single" w:color="000000" w:sz="2" w:space="0"/>
-            <w:bottom w:val="single" w:color="000000" w:sz="2" w:space="0"/>
-            <w:right w:val="single" w:color="000000" w:sz="2" w:space="0"/>
-            <w:insideH w:val="single" w:color="000000" w:sz="2" w:space="0"/>
-            <w:insideV w:val="single" w:color="000000" w:sz="2" w:space="0"/>
+            <w:top w:val="single" w:sz="2" w:space="0" w:color="000000"/>
+            <w:left w:val="single" w:sz="2" w:space="0" w:color="000000"/>
+            <w:bottom w:val="single" w:sz="2" w:space="0" w:color="000000"/>
+            <w:right w:val="single" w:sz="2" w:space="0" w:color="000000"/>
+            <w:insideH w:val="single" w:sz="2" w:space="0" w:color="000000"/>
+            <w:insideV w:val="single" w:sz="2" w:space="0" w:color="000000"/>
           </w:tblBorders>
+          <w:tblLayout w:type="fixed"/>
           <w:tblCellMar>
             <w:top w:w="0" w:type="dxa"/>
             <w:left w:w="0" w:type="dxa"/>
@@ -890,7 +883,7 @@
           </w:tblCellMar>
         </w:tblPrEx>
         <w:trPr>
-          <w:trHeight w:val="593" w:hRule="atLeast"/>
+          <w:trHeight w:val="593"/>
           <w:jc w:val="center"/>
         </w:trPr>
         <w:tc>
@@ -912,18 +905,18 @@
               <w:adjustRightInd w:val="0"/>
               <w:snapToGrid w:val="0"/>
               <w:spacing w:before="176" w:line="228" w:lineRule="auto"/>
-              <w:ind w:left="0" w:leftChars="0" w:right="0" w:rightChars="0" w:firstLine="0" w:firstLineChars="0"/>
+              <w:ind w:left="0" w:right="0" w:firstLine="0" w:leftChars="0" w:rightChars="0" w:firstLineChars="0"/>
               <w:jc w:val="center"/>
               <w:textAlignment w:val="baseline"/>
               <w:rPr>
-                <w:rFonts w:ascii="宋体" w:hAnsi="宋体" w:eastAsia="宋体" w:cs="宋体"/>
+                <w:rFonts w:ascii="宋体" w:eastAsia="宋体" w:hAnsi="宋体" w:cs="宋体"/>
                 <w:sz w:val="20"/>
                 <w:szCs w:val="20"/>
               </w:rPr>
             </w:pPr>
             <w:r>
               <w:rPr>
-                <w:rFonts w:hint="eastAsia" w:ascii="宋体" w:hAnsi="宋体" w:cs="宋体"/>
+                <w:rFonts w:ascii="宋体" w:hAnsi="宋体" w:cs="宋体" w:hint="eastAsia"/>
                 <w:spacing w:val="-14"/>
                 <w:sz w:val="20"/>
                 <w:szCs w:val="20"/>
@@ -933,7 +926,7 @@
             </w:r>
             <w:r>
               <w:rPr>
-                <w:rFonts w:ascii="宋体" w:hAnsi="宋体" w:eastAsia="宋体" w:cs="宋体"/>
+                <w:rFonts w:ascii="宋体" w:eastAsia="宋体" w:hAnsi="宋体" w:cs="宋体"/>
                 <w:spacing w:val="-14"/>
                 <w:sz w:val="20"/>
                 <w:szCs w:val="20"/>
@@ -961,18 +954,18 @@
               <w:adjustRightInd w:val="0"/>
               <w:snapToGrid w:val="0"/>
               <w:spacing w:before="175" w:line="227" w:lineRule="auto"/>
-              <w:ind w:left="0" w:leftChars="0" w:right="0" w:rightChars="0" w:firstLine="0" w:firstLineChars="0"/>
+              <w:ind w:left="0" w:right="0" w:firstLine="0" w:leftChars="0" w:rightChars="0" w:firstLineChars="0"/>
               <w:jc w:val="center"/>
               <w:textAlignment w:val="baseline"/>
               <w:rPr>
-                <w:rFonts w:ascii="宋体" w:hAnsi="宋体" w:eastAsia="宋体" w:cs="宋体"/>
+                <w:rFonts w:ascii="宋体" w:eastAsia="宋体" w:hAnsi="宋体" w:cs="宋体"/>
                 <w:sz w:val="20"/>
                 <w:szCs w:val="20"/>
               </w:rPr>
             </w:pPr>
             <w:r>
               <w:rPr>
-                <w:rFonts w:ascii="宋体" w:hAnsi="宋体" w:eastAsia="宋体" w:cs="宋体"/>
+                <w:rFonts w:ascii="宋体" w:eastAsia="宋体" w:hAnsi="宋体" w:cs="宋体"/>
                 <w:spacing w:val="4"/>
                 <w:sz w:val="20"/>
                 <w:szCs w:val="20"/>
@@ -1000,18 +993,18 @@
               <w:adjustRightInd w:val="0"/>
               <w:snapToGrid w:val="0"/>
               <w:spacing w:before="175" w:line="228" w:lineRule="auto"/>
-              <w:ind w:left="0" w:leftChars="0" w:right="0" w:rightChars="0" w:firstLine="0" w:firstLineChars="0"/>
+              <w:ind w:left="0" w:right="0" w:firstLine="0" w:leftChars="0" w:rightChars="0" w:firstLineChars="0"/>
               <w:jc w:val="center"/>
               <w:textAlignment w:val="baseline"/>
               <w:rPr>
-                <w:rFonts w:ascii="宋体" w:hAnsi="宋体" w:eastAsia="宋体" w:cs="宋体"/>
+                <w:rFonts w:ascii="宋体" w:eastAsia="宋体" w:hAnsi="宋体" w:cs="宋体"/>
                 <w:sz w:val="20"/>
                 <w:szCs w:val="20"/>
               </w:rPr>
             </w:pPr>
             <w:r>
               <w:rPr>
-                <w:rFonts w:ascii="宋体" w:hAnsi="宋体" w:eastAsia="宋体" w:cs="宋体"/>
+                <w:rFonts w:ascii="宋体" w:eastAsia="宋体" w:hAnsi="宋体" w:cs="宋体"/>
                 <w:spacing w:val="7"/>
                 <w:sz w:val="20"/>
                 <w:szCs w:val="20"/>
@@ -1039,11 +1032,11 @@
               <w:adjustRightInd w:val="0"/>
               <w:snapToGrid w:val="0"/>
               <w:spacing w:before="175" w:line="228" w:lineRule="auto"/>
-              <w:ind w:left="0" w:leftChars="0" w:right="0" w:rightChars="0" w:firstLine="0" w:firstLineChars="0"/>
+              <w:ind w:left="0" w:right="0" w:firstLine="0" w:leftChars="0" w:rightChars="0" w:firstLineChars="0"/>
               <w:jc w:val="center"/>
               <w:textAlignment w:val="baseline"/>
               <w:rPr>
-                <w:rFonts w:hint="eastAsia" w:ascii="宋体" w:hAnsi="宋体" w:eastAsia="宋体" w:cs="宋体"/>
+                <w:rFonts w:ascii="宋体" w:eastAsia="宋体" w:hAnsi="宋体" w:cs="宋体" w:hint="eastAsia"/>
                 <w:spacing w:val="7"/>
                 <w:sz w:val="20"/>
                 <w:szCs w:val="20"/>
@@ -1052,7 +1045,7 @@
             </w:pPr>
             <w:r>
               <w:rPr>
-                <w:rFonts w:hint="eastAsia" w:ascii="宋体" w:hAnsi="宋体" w:cs="宋体"/>
+                <w:rFonts w:ascii="宋体" w:hAnsi="宋体" w:cs="宋体" w:hint="eastAsia"/>
                 <w:spacing w:val="7"/>
                 <w:sz w:val="20"/>
                 <w:szCs w:val="20"/>
@@ -1081,11 +1074,11 @@
               <w:adjustRightInd w:val="0"/>
               <w:snapToGrid w:val="0"/>
               <w:spacing w:before="175" w:line="228" w:lineRule="auto"/>
-              <w:ind w:left="0" w:leftChars="0" w:right="0" w:rightChars="0" w:firstLine="0" w:firstLineChars="0"/>
+              <w:ind w:left="0" w:right="0" w:firstLine="0" w:leftChars="0" w:rightChars="0" w:firstLineChars="0"/>
               <w:jc w:val="center"/>
               <w:textAlignment w:val="baseline"/>
               <w:rPr>
-                <w:rFonts w:hint="default" w:ascii="宋体" w:hAnsi="宋体" w:cs="宋体"/>
+                <w:rFonts w:ascii="宋体" w:hAnsi="宋体" w:cs="宋体" w:hint="default"/>
                 <w:spacing w:val="7"/>
                 <w:sz w:val="20"/>
                 <w:szCs w:val="20"/>
@@ -1094,7 +1087,7 @@
             </w:pPr>
             <w:r>
               <w:rPr>
-                <w:rFonts w:hint="eastAsia" w:ascii="宋体" w:hAnsi="宋体" w:cs="宋体"/>
+                <w:rFonts w:ascii="宋体" w:hAnsi="宋体" w:cs="宋体" w:hint="eastAsia"/>
                 <w:spacing w:val="7"/>
                 <w:sz w:val="20"/>
                 <w:szCs w:val="20"/>
@@ -1123,18 +1116,18 @@
               <w:adjustRightInd w:val="0"/>
               <w:snapToGrid w:val="0"/>
               <w:spacing w:before="176" w:line="229" w:lineRule="auto"/>
-              <w:ind w:left="0" w:leftChars="0" w:right="0" w:rightChars="0" w:firstLine="0" w:firstLineChars="0"/>
+              <w:ind w:left="0" w:right="0" w:firstLine="0" w:leftChars="0" w:rightChars="0" w:firstLineChars="0"/>
               <w:jc w:val="center"/>
               <w:textAlignment w:val="baseline"/>
               <w:rPr>
-                <w:rFonts w:ascii="宋体" w:hAnsi="宋体" w:eastAsia="宋体" w:cs="宋体"/>
+                <w:rFonts w:ascii="宋体" w:eastAsia="宋体" w:hAnsi="宋体" w:cs="宋体"/>
                 <w:sz w:val="20"/>
                 <w:szCs w:val="20"/>
               </w:rPr>
             </w:pPr>
             <w:r>
               <w:rPr>
-                <w:rFonts w:ascii="宋体" w:hAnsi="宋体" w:eastAsia="宋体" w:cs="宋体"/>
+                <w:rFonts w:ascii="宋体" w:eastAsia="宋体" w:hAnsi="宋体" w:cs="宋体"/>
                 <w:spacing w:val="7"/>
                 <w:sz w:val="20"/>
                 <w:szCs w:val="20"/>
@@ -1146,14 +1139,9 @@
       </w:tr>
       <w:tr>
         <w:tblPrEx>
-          <w:tblBorders>
-            <w:top w:val="single" w:color="000000" w:sz="2" w:space="0"/>
-            <w:left w:val="single" w:color="000000" w:sz="2" w:space="0"/>
-            <w:bottom w:val="single" w:color="000000" w:sz="2" w:space="0"/>
-            <w:right w:val="single" w:color="000000" w:sz="2" w:space="0"/>
-            <w:insideH w:val="single" w:color="000000" w:sz="2" w:space="0"/>
-            <w:insideV w:val="single" w:color="000000" w:sz="2" w:space="0"/>
-          </w:tblBorders>
+          <w:tblW w:w="8214" w:type="dxa"/>
+          <w:jc w:val="center"/>
+          <w:tblLayout w:type="fixed"/>
           <w:tblCellMar>
             <w:top w:w="0" w:type="dxa"/>
             <w:left w:w="0" w:type="dxa"/>
@@ -1162,7 +1150,7 @@
           </w:tblCellMar>
         </w:tblPrEx>
         <w:trPr>
-          <w:trHeight w:val="516" w:hRule="atLeast"/>
+          <w:trHeight w:val="516"/>
           <w:jc w:val="center"/>
         </w:trPr>
         <w:tc>
@@ -1184,11 +1172,11 @@
               <w:adjustRightInd w:val="0"/>
               <w:snapToGrid w:val="0"/>
               <w:spacing w:before="173" w:line="267" w:lineRule="exact"/>
-              <w:ind w:left="0" w:leftChars="0" w:right="0" w:rightChars="0" w:firstLine="0" w:firstLineChars="0"/>
+              <w:ind w:left="0" w:right="0" w:firstLine="0" w:leftChars="0" w:rightChars="0" w:firstLineChars="0"/>
               <w:jc w:val="center"/>
               <w:textAlignment w:val="baseline"/>
               <w:rPr>
-                <w:rFonts w:hint="default" w:ascii="宋体" w:hAnsi="宋体" w:eastAsia="宋体" w:cs="宋体"/>
+                <w:rFonts w:ascii="宋体" w:eastAsia="宋体" w:hAnsi="宋体" w:cs="宋体" w:hint="default"/>
                 <w:sz w:val="20"/>
                 <w:szCs w:val="20"/>
                 <w:lang w:val="en-US"/>
@@ -1196,7 +1184,7 @@
             </w:pPr>
             <w:r>
               <w:rPr>
-                <w:rFonts w:ascii="宋体" w:hAnsi="宋体" w:eastAsia="宋体" w:cs="宋体"/>
+                <w:rFonts w:ascii="宋体" w:eastAsia="宋体" w:hAnsi="宋体" w:cs="宋体"/>
                 <w:spacing w:val="3"/>
                 <w:position w:val="1"/>
                 <w:sz w:val="20"/>
@@ -1206,7 +1194,7 @@
             </w:r>
             <w:r>
               <w:rPr>
-                <w:rFonts w:hint="eastAsia" w:ascii="宋体" w:hAnsi="宋体" w:cs="宋体"/>
+                <w:rFonts w:ascii="宋体" w:hAnsi="宋体" w:cs="宋体" w:hint="eastAsia"/>
                 <w:spacing w:val="3"/>
                 <w:position w:val="1"/>
                 <w:sz w:val="20"/>
@@ -1217,7 +1205,7 @@
             </w:r>
             <w:r>
               <w:rPr>
-                <w:rFonts w:ascii="宋体" w:hAnsi="宋体" w:eastAsia="宋体" w:cs="宋体"/>
+                <w:rFonts w:ascii="宋体" w:eastAsia="宋体" w:hAnsi="宋体" w:cs="宋体"/>
                 <w:spacing w:val="3"/>
                 <w:position w:val="1"/>
                 <w:sz w:val="20"/>
@@ -1227,7 +1215,7 @@
             </w:r>
             <w:r>
               <w:rPr>
-                <w:rFonts w:hint="eastAsia" w:ascii="宋体" w:hAnsi="宋体" w:cs="宋体"/>
+                <w:rFonts w:ascii="宋体" w:hAnsi="宋体" w:cs="宋体" w:hint="eastAsia"/>
                 <w:spacing w:val="3"/>
                 <w:position w:val="1"/>
                 <w:sz w:val="20"/>
@@ -1257,18 +1245,18 @@
               <w:adjustRightInd w:val="0"/>
               <w:snapToGrid w:val="0"/>
               <w:spacing w:before="173" w:line="267" w:lineRule="exact"/>
-              <w:ind w:left="0" w:leftChars="0" w:right="0" w:rightChars="0" w:firstLine="0" w:firstLineChars="0"/>
+              <w:ind w:left="0" w:right="0" w:firstLine="0" w:leftChars="0" w:rightChars="0" w:firstLineChars="0"/>
               <w:jc w:val="center"/>
               <w:textAlignment w:val="baseline"/>
               <w:rPr>
-                <w:rFonts w:ascii="宋体" w:hAnsi="宋体" w:eastAsia="宋体" w:cs="宋体"/>
+                <w:rFonts w:ascii="宋体" w:eastAsia="宋体" w:hAnsi="宋体" w:cs="宋体"/>
                 <w:sz w:val="20"/>
                 <w:szCs w:val="20"/>
               </w:rPr>
             </w:pPr>
             <w:r>
               <w:rPr>
-                <w:rFonts w:ascii="宋体" w:hAnsi="宋体" w:eastAsia="宋体" w:cs="宋体"/>
+                <w:rFonts w:ascii="宋体" w:eastAsia="宋体" w:hAnsi="宋体" w:cs="宋体"/>
                 <w:spacing w:val="4"/>
                 <w:position w:val="1"/>
                 <w:sz w:val="20"/>
@@ -1297,18 +1285,18 @@
               <w:adjustRightInd w:val="0"/>
               <w:snapToGrid w:val="0"/>
               <w:spacing w:before="172" w:line="228" w:lineRule="auto"/>
-              <w:ind w:left="0" w:leftChars="0" w:right="0" w:rightChars="0" w:firstLine="0" w:firstLineChars="0"/>
+              <w:ind w:left="0" w:right="0" w:firstLine="0" w:leftChars="0" w:rightChars="0" w:firstLineChars="0"/>
               <w:jc w:val="center"/>
               <w:textAlignment w:val="baseline"/>
               <w:rPr>
-                <w:rFonts w:ascii="宋体" w:hAnsi="宋体" w:eastAsia="宋体" w:cs="宋体"/>
+                <w:rFonts w:ascii="宋体" w:eastAsia="宋体" w:hAnsi="宋体" w:cs="宋体"/>
                 <w:sz w:val="20"/>
                 <w:szCs w:val="20"/>
               </w:rPr>
             </w:pPr>
             <w:r>
               <w:rPr>
-                <w:rFonts w:ascii="宋体" w:hAnsi="宋体" w:eastAsia="宋体" w:cs="宋体"/>
+                <w:rFonts w:ascii="宋体" w:eastAsia="宋体" w:hAnsi="宋体" w:cs="宋体"/>
                 <w:spacing w:val="200"/>
                 <w:kern w:val="0"/>
                 <w:sz w:val="20"/>
@@ -1318,7 +1306,7 @@
             </w:r>
             <w:r>
               <w:rPr>
-                <w:rFonts w:ascii="宋体" w:hAnsi="宋体" w:eastAsia="宋体" w:cs="宋体"/>
+                <w:rFonts w:ascii="宋体" w:eastAsia="宋体" w:hAnsi="宋体" w:cs="宋体"/>
                 <w:spacing w:val="0"/>
                 <w:kern w:val="0"/>
                 <w:sz w:val="20"/>
@@ -1347,11 +1335,11 @@
               <w:adjustRightInd w:val="0"/>
               <w:snapToGrid w:val="0"/>
               <w:spacing w:before="173" w:line="229" w:lineRule="auto"/>
-              <w:ind w:left="0" w:leftChars="0" w:right="0" w:rightChars="0" w:firstLine="0" w:firstLineChars="0"/>
+              <w:ind w:left="0" w:right="0" w:firstLine="0" w:leftChars="0" w:rightChars="0" w:firstLineChars="0"/>
               <w:jc w:val="center"/>
               <w:textAlignment w:val="baseline"/>
               <w:rPr>
-                <w:rFonts w:ascii="宋体" w:hAnsi="宋体" w:eastAsia="宋体" w:cs="宋体"/>
+                <w:rFonts w:ascii="宋体" w:eastAsia="宋体" w:hAnsi="宋体" w:cs="宋体"/>
                 <w:spacing w:val="200"/>
                 <w:kern w:val="0"/>
                 <w:sz w:val="20"/>
@@ -1360,7 +1348,7 @@
             </w:pPr>
             <w:r>
               <w:rPr>
-                <w:rFonts w:hint="eastAsia" w:asciiTheme="minorAscii" w:hAnsiTheme="minorAscii" w:eastAsiaTheme="minorEastAsia"/>
+                <w:rFonts w:asciiTheme="minorAscii" w:eastAsiaTheme="minorEastAsia" w:hAnsiTheme="minorAscii" w:hint="eastAsia"/>
                 <w:spacing w:val="0"/>
                 <w:kern w:val="0"/>
                 <w:sz w:val="21"/>
@@ -1390,11 +1378,11 @@
               <w:adjustRightInd w:val="0"/>
               <w:snapToGrid w:val="0"/>
               <w:spacing w:before="172" w:line="228" w:lineRule="auto"/>
-              <w:ind w:left="0" w:leftChars="0" w:right="0" w:rightChars="0" w:firstLine="0" w:firstLineChars="0"/>
+              <w:ind w:left="0" w:right="0" w:firstLine="0" w:leftChars="0" w:rightChars="0" w:firstLineChars="0"/>
               <w:jc w:val="center"/>
               <w:textAlignment w:val="baseline"/>
               <w:rPr>
-                <w:rFonts w:ascii="宋体" w:hAnsi="宋体" w:eastAsia="宋体" w:cs="宋体"/>
+                <w:rFonts w:ascii="宋体" w:eastAsia="宋体" w:hAnsi="宋体" w:cs="宋体"/>
                 <w:spacing w:val="200"/>
                 <w:kern w:val="0"/>
                 <w:sz w:val="20"/>
@@ -1403,7 +1391,7 @@
             </w:pPr>
             <w:r>
               <w:rPr>
-                <w:rFonts w:hint="eastAsia" w:ascii="宋体" w:hAnsi="宋体" w:eastAsia="宋体" w:cs="宋体"/>
+                <w:rFonts w:ascii="宋体" w:eastAsia="宋体" w:hAnsi="宋体" w:cs="宋体" w:hint="eastAsia"/>
                 <w:spacing w:val="200"/>
                 <w:kern w:val="0"/>
                 <w:sz w:val="20"/>
@@ -1413,7 +1401,7 @@
             </w:r>
             <w:r>
               <w:rPr>
-                <w:rFonts w:hint="eastAsia" w:asciiTheme="minorAscii" w:hAnsiTheme="minorAscii" w:eastAsiaTheme="minorEastAsia"/>
+                <w:rFonts w:asciiTheme="minorAscii" w:eastAsiaTheme="minorEastAsia" w:hAnsiTheme="minorAscii" w:hint="eastAsia"/>
                 <w:spacing w:val="0"/>
                 <w:kern w:val="0"/>
                 <w:sz w:val="21"/>
@@ -1443,18 +1431,18 @@
               <w:adjustRightInd w:val="0"/>
               <w:snapToGrid w:val="0"/>
               <w:spacing w:before="173" w:line="229" w:lineRule="auto"/>
-              <w:ind w:left="0" w:leftChars="0" w:right="0" w:rightChars="0" w:firstLine="0" w:firstLineChars="0"/>
+              <w:ind w:left="0" w:right="0" w:firstLine="0" w:leftChars="0" w:rightChars="0" w:firstLineChars="0"/>
               <w:jc w:val="center"/>
               <w:textAlignment w:val="baseline"/>
               <w:rPr>
-                <w:rFonts w:ascii="宋体" w:hAnsi="宋体" w:eastAsia="宋体" w:cs="宋体"/>
+                <w:rFonts w:ascii="宋体" w:eastAsia="宋体" w:hAnsi="宋体" w:cs="宋体"/>
                 <w:sz w:val="20"/>
                 <w:szCs w:val="20"/>
               </w:rPr>
             </w:pPr>
             <w:r>
               <w:rPr>
-                <w:rFonts w:hint="eastAsia" w:asciiTheme="minorAscii" w:hAnsiTheme="minorAscii" w:eastAsiaTheme="minorEastAsia"/>
+                <w:rFonts w:asciiTheme="minorAscii" w:eastAsiaTheme="minorEastAsia" w:hAnsiTheme="minorAscii" w:hint="eastAsia"/>
                 <w:spacing w:val="0"/>
                 <w:kern w:val="0"/>
                 <w:sz w:val="21"/>
@@ -1468,14 +1456,9 @@
       </w:tr>
       <w:tr>
         <w:tblPrEx>
-          <w:tblBorders>
-            <w:top w:val="single" w:color="000000" w:sz="2" w:space="0"/>
-            <w:left w:val="single" w:color="000000" w:sz="2" w:space="0"/>
-            <w:bottom w:val="single" w:color="000000" w:sz="2" w:space="0"/>
-            <w:right w:val="single" w:color="000000" w:sz="2" w:space="0"/>
-            <w:insideH w:val="single" w:color="000000" w:sz="2" w:space="0"/>
-            <w:insideV w:val="single" w:color="000000" w:sz="2" w:space="0"/>
-          </w:tblBorders>
+          <w:tblW w:w="8214" w:type="dxa"/>
+          <w:jc w:val="center"/>
+          <w:tblLayout w:type="fixed"/>
           <w:tblCellMar>
             <w:top w:w="0" w:type="dxa"/>
             <w:left w:w="0" w:type="dxa"/>
@@ -1484,7 +1467,7 @@
           </w:tblCellMar>
         </w:tblPrEx>
         <w:trPr>
-          <w:trHeight w:val="556" w:hRule="atLeast"/>
+          <w:trHeight w:val="556"/>
           <w:jc w:val="center"/>
         </w:trPr>
         <w:tc>
@@ -1493,7 +1476,7 @@
           </w:tcPr>
           <w:p>
             <w:pPr>
-              <w:pStyle w:val="27"/>
+              <w:pStyle w:val="TableText"/>
               <w:keepNext w:val="0"/>
               <w:keepLines w:val="0"/>
               <w:pageBreakBefore w:val="0"/>
@@ -1506,7 +1489,7 @@
               <w:bidi w:val="0"/>
               <w:adjustRightInd w:val="0"/>
               <w:snapToGrid w:val="0"/>
-              <w:ind w:left="0" w:leftChars="0" w:right="0" w:rightChars="0" w:firstLine="0" w:firstLineChars="0"/>
+              <w:ind w:left="0" w:right="0" w:firstLine="0" w:leftChars="0" w:rightChars="0" w:firstLineChars="0"/>
               <w:jc w:val="center"/>
               <w:textAlignment w:val="baseline"/>
             </w:pPr>
@@ -1518,7 +1501,7 @@
           </w:tcPr>
           <w:p>
             <w:pPr>
-              <w:pStyle w:val="27"/>
+              <w:pStyle w:val="TableText"/>
               <w:keepNext w:val="0"/>
               <w:keepLines w:val="0"/>
               <w:pageBreakBefore w:val="0"/>
@@ -1531,7 +1514,7 @@
               <w:bidi w:val="0"/>
               <w:adjustRightInd w:val="0"/>
               <w:snapToGrid w:val="0"/>
-              <w:ind w:left="0" w:leftChars="0" w:right="0" w:rightChars="0" w:firstLine="0" w:firstLineChars="0"/>
+              <w:ind w:left="0" w:right="0" w:firstLine="0" w:leftChars="0" w:rightChars="0" w:firstLineChars="0"/>
               <w:jc w:val="center"/>
               <w:textAlignment w:val="baseline"/>
             </w:pPr>
@@ -1543,7 +1526,7 @@
           </w:tcPr>
           <w:p>
             <w:pPr>
-              <w:pStyle w:val="27"/>
+              <w:pStyle w:val="TableText"/>
               <w:keepNext w:val="0"/>
               <w:keepLines w:val="0"/>
               <w:pageBreakBefore w:val="0"/>
@@ -1556,7 +1539,7 @@
               <w:bidi w:val="0"/>
               <w:adjustRightInd w:val="0"/>
               <w:snapToGrid w:val="0"/>
-              <w:ind w:left="0" w:leftChars="0" w:right="0" w:rightChars="0" w:firstLine="0" w:firstLineChars="0"/>
+              <w:ind w:left="0" w:right="0" w:firstLine="0" w:leftChars="0" w:rightChars="0" w:firstLineChars="0"/>
               <w:jc w:val="center"/>
               <w:textAlignment w:val="baseline"/>
             </w:pPr>
@@ -1568,7 +1551,7 @@
           </w:tcPr>
           <w:p>
             <w:pPr>
-              <w:pStyle w:val="27"/>
+              <w:pStyle w:val="TableText"/>
               <w:keepNext w:val="0"/>
               <w:keepLines w:val="0"/>
               <w:pageBreakBefore w:val="0"/>
@@ -1581,7 +1564,7 @@
               <w:bidi w:val="0"/>
               <w:adjustRightInd w:val="0"/>
               <w:snapToGrid w:val="0"/>
-              <w:ind w:left="0" w:leftChars="0" w:right="0" w:rightChars="0" w:firstLine="0" w:firstLineChars="0"/>
+              <w:ind w:left="0" w:right="0" w:firstLine="0" w:leftChars="0" w:rightChars="0" w:firstLineChars="0"/>
               <w:jc w:val="center"/>
               <w:textAlignment w:val="baseline"/>
             </w:pPr>
@@ -1593,7 +1576,7 @@
           </w:tcPr>
           <w:p>
             <w:pPr>
-              <w:pStyle w:val="27"/>
+              <w:pStyle w:val="TableText"/>
               <w:keepNext w:val="0"/>
               <w:keepLines w:val="0"/>
               <w:pageBreakBefore w:val="0"/>
@@ -1606,7 +1589,7 @@
               <w:bidi w:val="0"/>
               <w:adjustRightInd w:val="0"/>
               <w:snapToGrid w:val="0"/>
-              <w:ind w:left="0" w:leftChars="0" w:right="0" w:rightChars="0" w:firstLine="0" w:firstLineChars="0"/>
+              <w:ind w:left="0" w:right="0" w:firstLine="0" w:leftChars="0" w:rightChars="0" w:firstLineChars="0"/>
               <w:jc w:val="center"/>
               <w:textAlignment w:val="baseline"/>
             </w:pPr>
@@ -1618,7 +1601,7 @@
           </w:tcPr>
           <w:p>
             <w:pPr>
-              <w:pStyle w:val="27"/>
+              <w:pStyle w:val="TableText"/>
               <w:keepNext w:val="0"/>
               <w:keepLines w:val="0"/>
               <w:pageBreakBefore w:val="0"/>
@@ -1631,7 +1614,7 @@
               <w:bidi w:val="0"/>
               <w:adjustRightInd w:val="0"/>
               <w:snapToGrid w:val="0"/>
-              <w:ind w:left="0" w:leftChars="0" w:right="0" w:rightChars="0" w:firstLine="0" w:firstLineChars="0"/>
+              <w:ind w:left="0" w:right="0" w:firstLine="0" w:leftChars="0" w:rightChars="0" w:firstLineChars="0"/>
               <w:jc w:val="center"/>
               <w:textAlignment w:val="baseline"/>
             </w:pPr>
@@ -1640,14 +1623,9 @@
       </w:tr>
       <w:tr>
         <w:tblPrEx>
-          <w:tblBorders>
-            <w:top w:val="single" w:color="000000" w:sz="2" w:space="0"/>
-            <w:left w:val="single" w:color="000000" w:sz="2" w:space="0"/>
-            <w:bottom w:val="single" w:color="000000" w:sz="2" w:space="0"/>
-            <w:right w:val="single" w:color="000000" w:sz="2" w:space="0"/>
-            <w:insideH w:val="single" w:color="000000" w:sz="2" w:space="0"/>
-            <w:insideV w:val="single" w:color="000000" w:sz="2" w:space="0"/>
-          </w:tblBorders>
+          <w:tblW w:w="8214" w:type="dxa"/>
+          <w:jc w:val="center"/>
+          <w:tblLayout w:type="fixed"/>
           <w:tblCellMar>
             <w:top w:w="0" w:type="dxa"/>
             <w:left w:w="0" w:type="dxa"/>
@@ -1656,7 +1634,7 @@
           </w:tblCellMar>
         </w:tblPrEx>
         <w:trPr>
-          <w:trHeight w:val="556" w:hRule="atLeast"/>
+          <w:trHeight w:val="556"/>
           <w:jc w:val="center"/>
         </w:trPr>
         <w:tc>
@@ -1665,7 +1643,7 @@
           </w:tcPr>
           <w:p>
             <w:pPr>
-              <w:pStyle w:val="27"/>
+              <w:pStyle w:val="TableText"/>
               <w:keepNext w:val="0"/>
               <w:keepLines w:val="0"/>
               <w:pageBreakBefore w:val="0"/>
@@ -1678,7 +1656,7 @@
               <w:bidi w:val="0"/>
               <w:adjustRightInd w:val="0"/>
               <w:snapToGrid w:val="0"/>
-              <w:ind w:left="0" w:leftChars="0" w:right="0" w:rightChars="0" w:firstLine="0" w:firstLineChars="0"/>
+              <w:ind w:left="0" w:right="0" w:firstLine="0" w:leftChars="0" w:rightChars="0" w:firstLineChars="0"/>
               <w:jc w:val="center"/>
               <w:textAlignment w:val="baseline"/>
             </w:pPr>
@@ -1690,7 +1668,7 @@
           </w:tcPr>
           <w:p>
             <w:pPr>
-              <w:pStyle w:val="27"/>
+              <w:pStyle w:val="TableText"/>
               <w:keepNext w:val="0"/>
               <w:keepLines w:val="0"/>
               <w:pageBreakBefore w:val="0"/>
@@ -1703,7 +1681,7 @@
               <w:bidi w:val="0"/>
               <w:adjustRightInd w:val="0"/>
               <w:snapToGrid w:val="0"/>
-              <w:ind w:left="0" w:leftChars="0" w:right="0" w:rightChars="0" w:firstLine="0" w:firstLineChars="0"/>
+              <w:ind w:left="0" w:right="0" w:firstLine="0" w:leftChars="0" w:rightChars="0" w:firstLineChars="0"/>
               <w:jc w:val="center"/>
               <w:textAlignment w:val="baseline"/>
             </w:pPr>
@@ -1715,7 +1693,7 @@
           </w:tcPr>
           <w:p>
             <w:pPr>
-              <w:pStyle w:val="27"/>
+              <w:pStyle w:val="TableText"/>
               <w:keepNext w:val="0"/>
               <w:keepLines w:val="0"/>
               <w:pageBreakBefore w:val="0"/>
@@ -1728,7 +1706,7 @@
               <w:bidi w:val="0"/>
               <w:adjustRightInd w:val="0"/>
               <w:snapToGrid w:val="0"/>
-              <w:ind w:left="0" w:leftChars="0" w:right="0" w:rightChars="0" w:firstLine="0" w:firstLineChars="0"/>
+              <w:ind w:left="0" w:right="0" w:firstLine="0" w:leftChars="0" w:rightChars="0" w:firstLineChars="0"/>
               <w:jc w:val="center"/>
               <w:textAlignment w:val="baseline"/>
             </w:pPr>
@@ -1740,7 +1718,7 @@
           </w:tcPr>
           <w:p>
             <w:pPr>
-              <w:pStyle w:val="27"/>
+              <w:pStyle w:val="TableText"/>
               <w:keepNext w:val="0"/>
               <w:keepLines w:val="0"/>
               <w:pageBreakBefore w:val="0"/>
@@ -1753,7 +1731,7 @@
               <w:bidi w:val="0"/>
               <w:adjustRightInd w:val="0"/>
               <w:snapToGrid w:val="0"/>
-              <w:ind w:left="0" w:leftChars="0" w:right="0" w:rightChars="0" w:firstLine="0" w:firstLineChars="0"/>
+              <w:ind w:left="0" w:right="0" w:firstLine="0" w:leftChars="0" w:rightChars="0" w:firstLineChars="0"/>
               <w:jc w:val="center"/>
               <w:textAlignment w:val="baseline"/>
             </w:pPr>
@@ -1765,7 +1743,7 @@
           </w:tcPr>
           <w:p>
             <w:pPr>
-              <w:pStyle w:val="27"/>
+              <w:pStyle w:val="TableText"/>
               <w:keepNext w:val="0"/>
               <w:keepLines w:val="0"/>
               <w:pageBreakBefore w:val="0"/>
@@ -1778,7 +1756,7 @@
               <w:bidi w:val="0"/>
               <w:adjustRightInd w:val="0"/>
               <w:snapToGrid w:val="0"/>
-              <w:ind w:left="0" w:leftChars="0" w:right="0" w:rightChars="0" w:firstLine="0" w:firstLineChars="0"/>
+              <w:ind w:left="0" w:right="0" w:firstLine="0" w:leftChars="0" w:rightChars="0" w:firstLineChars="0"/>
               <w:jc w:val="center"/>
               <w:textAlignment w:val="baseline"/>
             </w:pPr>
@@ -1790,7 +1768,7 @@
           </w:tcPr>
           <w:p>
             <w:pPr>
-              <w:pStyle w:val="27"/>
+              <w:pStyle w:val="TableText"/>
               <w:keepNext w:val="0"/>
               <w:keepLines w:val="0"/>
               <w:pageBreakBefore w:val="0"/>
@@ -1803,7 +1781,7 @@
               <w:bidi w:val="0"/>
               <w:adjustRightInd w:val="0"/>
               <w:snapToGrid w:val="0"/>
-              <w:ind w:left="0" w:leftChars="0" w:right="0" w:rightChars="0" w:firstLine="0" w:firstLineChars="0"/>
+              <w:ind w:left="0" w:right="0" w:firstLine="0" w:leftChars="0" w:rightChars="0" w:firstLineChars="0"/>
               <w:jc w:val="center"/>
               <w:textAlignment w:val="baseline"/>
             </w:pPr>
@@ -1812,14 +1790,9 @@
       </w:tr>
       <w:tr>
         <w:tblPrEx>
-          <w:tblBorders>
-            <w:top w:val="single" w:color="000000" w:sz="2" w:space="0"/>
-            <w:left w:val="single" w:color="000000" w:sz="2" w:space="0"/>
-            <w:bottom w:val="single" w:color="000000" w:sz="2" w:space="0"/>
-            <w:right w:val="single" w:color="000000" w:sz="2" w:space="0"/>
-            <w:insideH w:val="single" w:color="000000" w:sz="2" w:space="0"/>
-            <w:insideV w:val="single" w:color="000000" w:sz="2" w:space="0"/>
-          </w:tblBorders>
+          <w:tblW w:w="8214" w:type="dxa"/>
+          <w:jc w:val="center"/>
+          <w:tblLayout w:type="fixed"/>
           <w:tblCellMar>
             <w:top w:w="0" w:type="dxa"/>
             <w:left w:w="0" w:type="dxa"/>
@@ -1828,7 +1801,7 @@
           </w:tblCellMar>
         </w:tblPrEx>
         <w:trPr>
-          <w:trHeight w:val="557" w:hRule="atLeast"/>
+          <w:trHeight w:val="557"/>
           <w:jc w:val="center"/>
         </w:trPr>
         <w:tc>
@@ -1837,7 +1810,7 @@
           </w:tcPr>
           <w:p>
             <w:pPr>
-              <w:pStyle w:val="27"/>
+              <w:pStyle w:val="TableText"/>
               <w:keepNext w:val="0"/>
               <w:keepLines w:val="0"/>
               <w:pageBreakBefore w:val="0"/>
@@ -1850,7 +1823,7 @@
               <w:bidi w:val="0"/>
               <w:adjustRightInd w:val="0"/>
               <w:snapToGrid w:val="0"/>
-              <w:ind w:left="0" w:leftChars="0" w:right="0" w:rightChars="0" w:firstLine="0" w:firstLineChars="0"/>
+              <w:ind w:left="0" w:right="0" w:firstLine="0" w:leftChars="0" w:rightChars="0" w:firstLineChars="0"/>
               <w:jc w:val="center"/>
               <w:textAlignment w:val="baseline"/>
             </w:pPr>
@@ -1862,7 +1835,7 @@
           </w:tcPr>
           <w:p>
             <w:pPr>
-              <w:pStyle w:val="27"/>
+              <w:pStyle w:val="TableText"/>
               <w:keepNext w:val="0"/>
               <w:keepLines w:val="0"/>
               <w:pageBreakBefore w:val="0"/>
@@ -1875,7 +1848,7 @@
               <w:bidi w:val="0"/>
               <w:adjustRightInd w:val="0"/>
               <w:snapToGrid w:val="0"/>
-              <w:ind w:left="0" w:leftChars="0" w:right="0" w:rightChars="0" w:firstLine="0" w:firstLineChars="0"/>
+              <w:ind w:left="0" w:right="0" w:firstLine="0" w:leftChars="0" w:rightChars="0" w:firstLineChars="0"/>
               <w:jc w:val="center"/>
               <w:textAlignment w:val="baseline"/>
             </w:pPr>
@@ -1887,7 +1860,7 @@
           </w:tcPr>
           <w:p>
             <w:pPr>
-              <w:pStyle w:val="27"/>
+              <w:pStyle w:val="TableText"/>
               <w:keepNext w:val="0"/>
               <w:keepLines w:val="0"/>
               <w:pageBreakBefore w:val="0"/>
@@ -1900,7 +1873,7 @@
               <w:bidi w:val="0"/>
               <w:adjustRightInd w:val="0"/>
               <w:snapToGrid w:val="0"/>
-              <w:ind w:left="0" w:leftChars="0" w:right="0" w:rightChars="0" w:firstLine="0" w:firstLineChars="0"/>
+              <w:ind w:left="0" w:right="0" w:firstLine="0" w:leftChars="0" w:rightChars="0" w:firstLineChars="0"/>
               <w:jc w:val="center"/>
               <w:textAlignment w:val="baseline"/>
             </w:pPr>
@@ -1912,7 +1885,7 @@
           </w:tcPr>
           <w:p>
             <w:pPr>
-              <w:pStyle w:val="27"/>
+              <w:pStyle w:val="TableText"/>
               <w:keepNext w:val="0"/>
               <w:keepLines w:val="0"/>
               <w:pageBreakBefore w:val="0"/>
@@ -1925,7 +1898,7 @@
               <w:bidi w:val="0"/>
               <w:adjustRightInd w:val="0"/>
               <w:snapToGrid w:val="0"/>
-              <w:ind w:left="0" w:leftChars="0" w:right="0" w:rightChars="0" w:firstLine="0" w:firstLineChars="0"/>
+              <w:ind w:left="0" w:right="0" w:firstLine="0" w:leftChars="0" w:rightChars="0" w:firstLineChars="0"/>
               <w:jc w:val="center"/>
               <w:textAlignment w:val="baseline"/>
             </w:pPr>
@@ -1937,7 +1910,7 @@
           </w:tcPr>
           <w:p>
             <w:pPr>
-              <w:pStyle w:val="27"/>
+              <w:pStyle w:val="TableText"/>
               <w:keepNext w:val="0"/>
               <w:keepLines w:val="0"/>
               <w:pageBreakBefore w:val="0"/>
@@ -1950,7 +1923,7 @@
               <w:bidi w:val="0"/>
               <w:adjustRightInd w:val="0"/>
               <w:snapToGrid w:val="0"/>
-              <w:ind w:left="0" w:leftChars="0" w:right="0" w:rightChars="0" w:firstLine="0" w:firstLineChars="0"/>
+              <w:ind w:left="0" w:right="0" w:firstLine="0" w:leftChars="0" w:rightChars="0" w:firstLineChars="0"/>
               <w:jc w:val="center"/>
               <w:textAlignment w:val="baseline"/>
             </w:pPr>
@@ -1962,7 +1935,7 @@
           </w:tcPr>
           <w:p>
             <w:pPr>
-              <w:pStyle w:val="27"/>
+              <w:pStyle w:val="TableText"/>
               <w:keepNext w:val="0"/>
               <w:keepLines w:val="0"/>
               <w:pageBreakBefore w:val="0"/>
@@ -1975,7 +1948,7 @@
               <w:bidi w:val="0"/>
               <w:adjustRightInd w:val="0"/>
               <w:snapToGrid w:val="0"/>
-              <w:ind w:left="0" w:leftChars="0" w:right="0" w:rightChars="0" w:firstLine="0" w:firstLineChars="0"/>
+              <w:ind w:left="0" w:right="0" w:firstLine="0" w:leftChars="0" w:rightChars="0" w:firstLineChars="0"/>
               <w:jc w:val="center"/>
               <w:textAlignment w:val="baseline"/>
             </w:pPr>
@@ -2007,7 +1980,7 @@
     <w:sdt>
       <w:sdtPr>
         <w:rPr>
-          <w:rFonts w:ascii="宋体" w:hAnsi="宋体" w:eastAsia="宋体" w:cs="Arial"/>
+          <w:rFonts w:ascii="宋体" w:eastAsia="宋体" w:hAnsi="宋体" w:cs="Arial"/>
           <w:snapToGrid w:val="0"/>
           <w:color w:val="000000"/>
           <w:kern w:val="0"/>
@@ -2023,7 +1996,7 @@
       </w:sdtPr>
       <w:sdtEndPr>
         <w:rPr>
-          <w:rFonts w:hint="eastAsia" w:ascii="宋体" w:hAnsi="宋体" w:eastAsia="宋体" w:cs="宋体"/>
+          <w:rFonts w:ascii="宋体" w:eastAsia="宋体" w:hAnsi="宋体" w:cs="宋体" w:hint="eastAsia"/>
           <w:snapToGrid w:val="0"/>
           <w:color w:val="000000"/>
           <w:kern w:val="0"/>
@@ -2049,18 +2022,18 @@
             <w:adjustRightInd w:val="0"/>
             <w:snapToGrid w:val="0"/>
             <w:spacing w:before="0" w:beforeLines="0" w:after="0" w:afterLines="0" w:line="240" w:lineRule="auto"/>
-            <w:ind w:left="0" w:leftChars="0" w:right="0" w:rightChars="0" w:firstLine="0" w:firstLineChars="0"/>
+            <w:ind w:left="0" w:right="0" w:firstLine="0" w:leftChars="0" w:rightChars="0" w:firstLineChars="0"/>
             <w:jc w:val="center"/>
             <w:textAlignment w:val="baseline"/>
             <w:rPr>
-              <w:rFonts w:hint="eastAsia" w:ascii="宋体" w:hAnsi="宋体" w:eastAsia="宋体" w:cs="宋体"/>
+              <w:rFonts w:ascii="宋体" w:eastAsia="宋体" w:hAnsi="宋体" w:cs="宋体" w:hint="eastAsia"/>
               <w:sz w:val="24"/>
               <w:szCs w:val="24"/>
             </w:rPr>
           </w:pPr>
           <w:r>
             <w:rPr>
-              <w:rFonts w:hint="eastAsia" w:ascii="宋体" w:hAnsi="宋体" w:eastAsia="宋体" w:cs="宋体"/>
+              <w:rFonts w:ascii="宋体" w:eastAsia="宋体" w:hAnsi="宋体" w:cs="宋体" w:hint="eastAsia"/>
               <w:sz w:val="24"/>
               <w:szCs w:val="24"/>
             </w:rPr>
@@ -2069,16 +2042,16 @@
         </w:p>
         <w:p>
           <w:pPr>
-            <w:pStyle w:val="16"/>
+            <w:pStyle w:val="TOC1"/>
             <w:tabs>
               <w:tab w:val="right" w:leader="dot" w:pos="8306"/>
             </w:tabs>
           </w:pPr>
-          <w:bookmarkStart w:id="23" w:name="_GoBack"/>
-          <w:bookmarkEnd w:id="23"/>
-          <w:r>
-            <w:rPr>
-              <w:rFonts w:hint="eastAsia" w:ascii="宋体" w:hAnsi="宋体" w:eastAsia="宋体" w:cs="宋体"/>
+          <w:bookmarkStart w:id="2" w:name="_GoBack"/>
+          <w:bookmarkEnd w:id="2"/>
+          <w:r>
+            <w:rPr>
+              <w:rFonts w:ascii="宋体" w:eastAsia="宋体" w:hAnsi="宋体" w:cs="宋体" w:hint="eastAsia"/>
               <w:sz w:val="24"/>
               <w:szCs w:val="24"/>
             </w:rPr>
@@ -2086,7 +2059,7 @@
           </w:r>
           <w:r>
             <w:rPr>
-              <w:rFonts w:hint="eastAsia" w:ascii="宋体" w:hAnsi="宋体" w:eastAsia="宋体" w:cs="宋体"/>
+              <w:rFonts w:ascii="宋体" w:eastAsia="宋体" w:hAnsi="宋体" w:cs="宋体" w:hint="eastAsia"/>
               <w:sz w:val="24"/>
               <w:szCs w:val="24"/>
             </w:rPr>
@@ -2094,7 +2067,7 @@
           </w:r>
           <w:r>
             <w:rPr>
-              <w:rFonts w:hint="eastAsia" w:ascii="宋体" w:hAnsi="宋体" w:eastAsia="宋体" w:cs="宋体"/>
+              <w:rFonts w:ascii="宋体" w:eastAsia="宋体" w:hAnsi="宋体" w:cs="宋体" w:hint="eastAsia"/>
               <w:sz w:val="24"/>
               <w:szCs w:val="24"/>
             </w:rPr>
@@ -2102,21 +2075,21 @@
           </w:r>
           <w:r>
             <w:rPr>
-              <w:rFonts w:hint="eastAsia" w:ascii="宋体" w:hAnsi="宋体" w:eastAsia="宋体" w:cs="宋体"/>
+              <w:rFonts w:ascii="宋体" w:eastAsia="宋体" w:hAnsi="宋体" w:cs="宋体" w:hint="eastAsia"/>
               <w:szCs w:val="24"/>
             </w:rPr>
             <w:fldChar w:fldCharType="begin"/>
           </w:r>
           <w:r>
             <w:rPr>
-              <w:rFonts w:hint="eastAsia" w:ascii="宋体" w:hAnsi="宋体" w:eastAsia="宋体" w:cs="宋体"/>
+              <w:rFonts w:ascii="宋体" w:eastAsia="宋体" w:hAnsi="宋体" w:cs="宋体" w:hint="eastAsia"/>
               <w:szCs w:val="24"/>
             </w:rPr>
             <w:instrText xml:space="preserve"> HYPERLINK \l _Toc31959 </w:instrText>
           </w:r>
           <w:r>
             <w:rPr>
-              <w:rFonts w:hint="eastAsia" w:ascii="宋体" w:hAnsi="宋体" w:eastAsia="宋体" w:cs="宋体"/>
+              <w:rFonts w:ascii="宋体" w:eastAsia="宋体" w:hAnsi="宋体" w:cs="宋体" w:hint="eastAsia"/>
               <w:szCs w:val="24"/>
             </w:rPr>
             <w:fldChar w:fldCharType="separate"/>
@@ -2148,7 +2121,7 @@
           </w:r>
           <w:r>
             <w:rPr>
-              <w:rFonts w:hint="eastAsia" w:ascii="宋体" w:hAnsi="宋体" w:eastAsia="宋体" w:cs="宋体"/>
+              <w:rFonts w:ascii="宋体" w:eastAsia="宋体" w:hAnsi="宋体" w:cs="宋体" w:hint="eastAsia"/>
               <w:szCs w:val="24"/>
             </w:rPr>
             <w:fldChar w:fldCharType="end"/>
@@ -2156,28 +2129,28 @@
         </w:p>
         <w:p>
           <w:pPr>
-            <w:pStyle w:val="16"/>
+            <w:pStyle w:val="TOC1"/>
             <w:tabs>
               <w:tab w:val="right" w:leader="dot" w:pos="8306"/>
             </w:tabs>
           </w:pPr>
           <w:r>
             <w:rPr>
-              <w:rFonts w:hint="eastAsia" w:ascii="宋体" w:hAnsi="宋体" w:eastAsia="宋体" w:cs="宋体"/>
+              <w:rFonts w:ascii="宋体" w:eastAsia="宋体" w:hAnsi="宋体" w:cs="宋体" w:hint="eastAsia"/>
               <w:szCs w:val="24"/>
             </w:rPr>
             <w:fldChar w:fldCharType="begin"/>
           </w:r>
           <w:r>
             <w:rPr>
-              <w:rFonts w:hint="eastAsia" w:ascii="宋体" w:hAnsi="宋体" w:eastAsia="宋体" w:cs="宋体"/>
+              <w:rFonts w:ascii="宋体" w:eastAsia="宋体" w:hAnsi="宋体" w:cs="宋体" w:hint="eastAsia"/>
               <w:szCs w:val="24"/>
             </w:rPr>
             <w:instrText xml:space="preserve"> HYPERLINK \l _Toc14081 </w:instrText>
           </w:r>
           <w:r>
             <w:rPr>
-              <w:rFonts w:hint="eastAsia" w:ascii="宋体" w:hAnsi="宋体" w:eastAsia="宋体" w:cs="宋体"/>
+              <w:rFonts w:ascii="宋体" w:eastAsia="宋体" w:hAnsi="宋体" w:cs="宋体" w:hint="eastAsia"/>
               <w:szCs w:val="24"/>
             </w:rPr>
             <w:fldChar w:fldCharType="separate"/>
@@ -2209,7 +2182,7 @@
           </w:r>
           <w:r>
             <w:rPr>
-              <w:rFonts w:hint="eastAsia" w:ascii="宋体" w:hAnsi="宋体" w:eastAsia="宋体" w:cs="宋体"/>
+              <w:rFonts w:ascii="宋体" w:eastAsia="宋体" w:hAnsi="宋体" w:cs="宋体" w:hint="eastAsia"/>
               <w:szCs w:val="24"/>
             </w:rPr>
             <w:fldChar w:fldCharType="end"/>
@@ -2217,28 +2190,28 @@
         </w:p>
         <w:p>
           <w:pPr>
-            <w:pStyle w:val="16"/>
+            <w:pStyle w:val="TOC1"/>
             <w:tabs>
               <w:tab w:val="right" w:leader="dot" w:pos="8306"/>
             </w:tabs>
           </w:pPr>
           <w:r>
             <w:rPr>
-              <w:rFonts w:hint="eastAsia" w:ascii="宋体" w:hAnsi="宋体" w:eastAsia="宋体" w:cs="宋体"/>
+              <w:rFonts w:ascii="宋体" w:eastAsia="宋体" w:hAnsi="宋体" w:cs="宋体" w:hint="eastAsia"/>
               <w:szCs w:val="24"/>
             </w:rPr>
             <w:fldChar w:fldCharType="begin"/>
           </w:r>
           <w:r>
             <w:rPr>
-              <w:rFonts w:hint="eastAsia" w:ascii="宋体" w:hAnsi="宋体" w:eastAsia="宋体" w:cs="宋体"/>
+              <w:rFonts w:ascii="宋体" w:eastAsia="宋体" w:hAnsi="宋体" w:cs="宋体" w:hint="eastAsia"/>
               <w:szCs w:val="24"/>
             </w:rPr>
             <w:instrText xml:space="preserve"> HYPERLINK \l _Toc21069 </w:instrText>
           </w:r>
           <w:r>
             <w:rPr>
-              <w:rFonts w:hint="eastAsia" w:ascii="宋体" w:hAnsi="宋体" w:eastAsia="宋体" w:cs="宋体"/>
+              <w:rFonts w:ascii="宋体" w:eastAsia="宋体" w:hAnsi="宋体" w:cs="宋体" w:hint="eastAsia"/>
               <w:szCs w:val="24"/>
             </w:rPr>
             <w:fldChar w:fldCharType="separate"/>
@@ -2270,7 +2243,7 @@
           </w:r>
           <w:r>
             <w:rPr>
-              <w:rFonts w:hint="eastAsia" w:ascii="宋体" w:hAnsi="宋体" w:eastAsia="宋体" w:cs="宋体"/>
+              <w:rFonts w:ascii="宋体" w:eastAsia="宋体" w:hAnsi="宋体" w:cs="宋体" w:hint="eastAsia"/>
               <w:szCs w:val="24"/>
             </w:rPr>
             <w:fldChar w:fldCharType="end"/>
@@ -2278,28 +2251,28 @@
         </w:p>
         <w:p>
           <w:pPr>
-            <w:pStyle w:val="17"/>
+            <w:pStyle w:val="TOC2"/>
             <w:tabs>
               <w:tab w:val="right" w:leader="dot" w:pos="8306"/>
             </w:tabs>
           </w:pPr>
           <w:r>
             <w:rPr>
-              <w:rFonts w:hint="eastAsia" w:ascii="宋体" w:hAnsi="宋体" w:eastAsia="宋体" w:cs="宋体"/>
+              <w:rFonts w:ascii="宋体" w:eastAsia="宋体" w:hAnsi="宋体" w:cs="宋体" w:hint="eastAsia"/>
               <w:szCs w:val="24"/>
             </w:rPr>
             <w:fldChar w:fldCharType="begin"/>
           </w:r>
           <w:r>
             <w:rPr>
-              <w:rFonts w:hint="eastAsia" w:ascii="宋体" w:hAnsi="宋体" w:eastAsia="宋体" w:cs="宋体"/>
+              <w:rFonts w:ascii="宋体" w:eastAsia="宋体" w:hAnsi="宋体" w:cs="宋体" w:hint="eastAsia"/>
               <w:szCs w:val="24"/>
             </w:rPr>
             <w:instrText xml:space="preserve"> HYPERLINK \l _Toc2493 </w:instrText>
           </w:r>
           <w:r>
             <w:rPr>
-              <w:rFonts w:hint="eastAsia" w:ascii="宋体" w:hAnsi="宋体" w:eastAsia="宋体" w:cs="宋体"/>
+              <w:rFonts w:ascii="宋体" w:eastAsia="宋体" w:hAnsi="宋体" w:cs="宋体" w:hint="eastAsia"/>
               <w:szCs w:val="24"/>
             </w:rPr>
             <w:fldChar w:fldCharType="separate"/>
@@ -2331,7 +2304,7 @@
           </w:r>
           <w:r>
             <w:rPr>
-              <w:rFonts w:hint="eastAsia" w:ascii="宋体" w:hAnsi="宋体" w:eastAsia="宋体" w:cs="宋体"/>
+              <w:rFonts w:ascii="宋体" w:eastAsia="宋体" w:hAnsi="宋体" w:cs="宋体" w:hint="eastAsia"/>
               <w:szCs w:val="24"/>
             </w:rPr>
             <w:fldChar w:fldCharType="end"/>
@@ -2339,28 +2312,28 @@
         </w:p>
         <w:p>
           <w:pPr>
-            <w:pStyle w:val="17"/>
+            <w:pStyle w:val="TOC2"/>
             <w:tabs>
               <w:tab w:val="right" w:leader="dot" w:pos="8306"/>
             </w:tabs>
           </w:pPr>
           <w:r>
             <w:rPr>
-              <w:rFonts w:hint="eastAsia" w:ascii="宋体" w:hAnsi="宋体" w:eastAsia="宋体" w:cs="宋体"/>
+              <w:rFonts w:ascii="宋体" w:eastAsia="宋体" w:hAnsi="宋体" w:cs="宋体" w:hint="eastAsia"/>
               <w:szCs w:val="24"/>
             </w:rPr>
             <w:fldChar w:fldCharType="begin"/>
           </w:r>
           <w:r>
             <w:rPr>
-              <w:rFonts w:hint="eastAsia" w:ascii="宋体" w:hAnsi="宋体" w:eastAsia="宋体" w:cs="宋体"/>
+              <w:rFonts w:ascii="宋体" w:eastAsia="宋体" w:hAnsi="宋体" w:cs="宋体" w:hint="eastAsia"/>
               <w:szCs w:val="24"/>
             </w:rPr>
             <w:instrText xml:space="preserve"> HYPERLINK \l _Toc21350 </w:instrText>
           </w:r>
           <w:r>
             <w:rPr>
-              <w:rFonts w:hint="eastAsia" w:ascii="宋体" w:hAnsi="宋体" w:eastAsia="宋体" w:cs="宋体"/>
+              <w:rFonts w:ascii="宋体" w:eastAsia="宋体" w:hAnsi="宋体" w:cs="宋体" w:hint="eastAsia"/>
               <w:szCs w:val="24"/>
             </w:rPr>
             <w:fldChar w:fldCharType="separate"/>
@@ -2392,7 +2365,7 @@
           </w:r>
           <w:r>
             <w:rPr>
-              <w:rFonts w:hint="eastAsia" w:ascii="宋体" w:hAnsi="宋体" w:eastAsia="宋体" w:cs="宋体"/>
+              <w:rFonts w:ascii="宋体" w:eastAsia="宋体" w:hAnsi="宋体" w:cs="宋体" w:hint="eastAsia"/>
               <w:szCs w:val="24"/>
             </w:rPr>
             <w:fldChar w:fldCharType="end"/>
@@ -2400,28 +2373,28 @@
         </w:p>
         <w:p>
           <w:pPr>
-            <w:pStyle w:val="16"/>
+            <w:pStyle w:val="TOC1"/>
             <w:tabs>
               <w:tab w:val="right" w:leader="dot" w:pos="8306"/>
             </w:tabs>
           </w:pPr>
           <w:r>
             <w:rPr>
-              <w:rFonts w:hint="eastAsia" w:ascii="宋体" w:hAnsi="宋体" w:eastAsia="宋体" w:cs="宋体"/>
+              <w:rFonts w:ascii="宋体" w:eastAsia="宋体" w:hAnsi="宋体" w:cs="宋体" w:hint="eastAsia"/>
               <w:szCs w:val="24"/>
             </w:rPr>
             <w:fldChar w:fldCharType="begin"/>
           </w:r>
           <w:r>
             <w:rPr>
-              <w:rFonts w:hint="eastAsia" w:ascii="宋体" w:hAnsi="宋体" w:eastAsia="宋体" w:cs="宋体"/>
+              <w:rFonts w:ascii="宋体" w:eastAsia="宋体" w:hAnsi="宋体" w:cs="宋体" w:hint="eastAsia"/>
               <w:szCs w:val="24"/>
             </w:rPr>
             <w:instrText xml:space="preserve"> HYPERLINK \l _Toc17072 </w:instrText>
           </w:r>
           <w:r>
             <w:rPr>
-              <w:rFonts w:hint="eastAsia" w:ascii="宋体" w:hAnsi="宋体" w:eastAsia="宋体" w:cs="宋体"/>
+              <w:rFonts w:ascii="宋体" w:eastAsia="宋体" w:hAnsi="宋体" w:cs="宋体" w:hint="eastAsia"/>
               <w:szCs w:val="24"/>
             </w:rPr>
             <w:fldChar w:fldCharType="separate"/>
@@ -2453,7 +2426,7 @@
           </w:r>
           <w:r>
             <w:rPr>
-              <w:rFonts w:hint="eastAsia" w:ascii="宋体" w:hAnsi="宋体" w:eastAsia="宋体" w:cs="宋体"/>
+              <w:rFonts w:ascii="宋体" w:eastAsia="宋体" w:hAnsi="宋体" w:cs="宋体" w:hint="eastAsia"/>
               <w:szCs w:val="24"/>
             </w:rPr>
             <w:fldChar w:fldCharType="end"/>
@@ -2461,28 +2434,28 @@
         </w:p>
         <w:p>
           <w:pPr>
-            <w:pStyle w:val="16"/>
+            <w:pStyle w:val="TOC1"/>
             <w:tabs>
               <w:tab w:val="right" w:leader="dot" w:pos="8306"/>
             </w:tabs>
           </w:pPr>
           <w:r>
             <w:rPr>
-              <w:rFonts w:hint="eastAsia" w:ascii="宋体" w:hAnsi="宋体" w:eastAsia="宋体" w:cs="宋体"/>
+              <w:rFonts w:ascii="宋体" w:eastAsia="宋体" w:hAnsi="宋体" w:cs="宋体" w:hint="eastAsia"/>
               <w:szCs w:val="24"/>
             </w:rPr>
             <w:fldChar w:fldCharType="begin"/>
           </w:r>
           <w:r>
             <w:rPr>
-              <w:rFonts w:hint="eastAsia" w:ascii="宋体" w:hAnsi="宋体" w:eastAsia="宋体" w:cs="宋体"/>
+              <w:rFonts w:ascii="宋体" w:eastAsia="宋体" w:hAnsi="宋体" w:cs="宋体" w:hint="eastAsia"/>
               <w:szCs w:val="24"/>
             </w:rPr>
             <w:instrText xml:space="preserve"> HYPERLINK \l _Toc31605 </w:instrText>
           </w:r>
           <w:r>
             <w:rPr>
-              <w:rFonts w:hint="eastAsia" w:ascii="宋体" w:hAnsi="宋体" w:eastAsia="宋体" w:cs="宋体"/>
+              <w:rFonts w:ascii="宋体" w:eastAsia="宋体" w:hAnsi="宋体" w:cs="宋体" w:hint="eastAsia"/>
               <w:szCs w:val="24"/>
             </w:rPr>
             <w:fldChar w:fldCharType="separate"/>
@@ -2514,7 +2487,7 @@
           </w:r>
           <w:r>
             <w:rPr>
-              <w:rFonts w:hint="eastAsia" w:ascii="宋体" w:hAnsi="宋体" w:eastAsia="宋体" w:cs="宋体"/>
+              <w:rFonts w:ascii="宋体" w:eastAsia="宋体" w:hAnsi="宋体" w:cs="宋体" w:hint="eastAsia"/>
               <w:szCs w:val="24"/>
             </w:rPr>
             <w:fldChar w:fldCharType="end"/>
@@ -2522,28 +2495,28 @@
         </w:p>
         <w:p>
           <w:pPr>
-            <w:pStyle w:val="17"/>
+            <w:pStyle w:val="TOC2"/>
             <w:tabs>
               <w:tab w:val="right" w:leader="dot" w:pos="8306"/>
             </w:tabs>
           </w:pPr>
           <w:r>
             <w:rPr>
-              <w:rFonts w:hint="eastAsia" w:ascii="宋体" w:hAnsi="宋体" w:eastAsia="宋体" w:cs="宋体"/>
+              <w:rFonts w:ascii="宋体" w:eastAsia="宋体" w:hAnsi="宋体" w:cs="宋体" w:hint="eastAsia"/>
               <w:szCs w:val="24"/>
             </w:rPr>
             <w:fldChar w:fldCharType="begin"/>
           </w:r>
           <w:r>
             <w:rPr>
-              <w:rFonts w:hint="eastAsia" w:ascii="宋体" w:hAnsi="宋体" w:eastAsia="宋体" w:cs="宋体"/>
+              <w:rFonts w:ascii="宋体" w:eastAsia="宋体" w:hAnsi="宋体" w:cs="宋体" w:hint="eastAsia"/>
               <w:szCs w:val="24"/>
             </w:rPr>
             <w:instrText xml:space="preserve"> HYPERLINK \l _Toc15082 </w:instrText>
           </w:r>
           <w:r>
             <w:rPr>
-              <w:rFonts w:hint="eastAsia" w:ascii="宋体" w:hAnsi="宋体" w:eastAsia="宋体" w:cs="宋体"/>
+              <w:rFonts w:ascii="宋体" w:eastAsia="宋体" w:hAnsi="宋体" w:cs="宋体" w:hint="eastAsia"/>
               <w:szCs w:val="24"/>
             </w:rPr>
             <w:fldChar w:fldCharType="separate"/>
@@ -2575,7 +2548,7 @@
           </w:r>
           <w:r>
             <w:rPr>
-              <w:rFonts w:hint="eastAsia" w:ascii="宋体" w:hAnsi="宋体" w:eastAsia="宋体" w:cs="宋体"/>
+              <w:rFonts w:ascii="宋体" w:eastAsia="宋体" w:hAnsi="宋体" w:cs="宋体" w:hint="eastAsia"/>
               <w:szCs w:val="24"/>
             </w:rPr>
             <w:fldChar w:fldCharType="end"/>
@@ -2583,28 +2556,28 @@
         </w:p>
         <w:p>
           <w:pPr>
-            <w:pStyle w:val="17"/>
+            <w:pStyle w:val="TOC2"/>
             <w:tabs>
               <w:tab w:val="right" w:leader="dot" w:pos="8306"/>
             </w:tabs>
           </w:pPr>
           <w:r>
             <w:rPr>
-              <w:rFonts w:hint="eastAsia" w:ascii="宋体" w:hAnsi="宋体" w:eastAsia="宋体" w:cs="宋体"/>
+              <w:rFonts w:ascii="宋体" w:eastAsia="宋体" w:hAnsi="宋体" w:cs="宋体" w:hint="eastAsia"/>
               <w:szCs w:val="24"/>
             </w:rPr>
             <w:fldChar w:fldCharType="begin"/>
           </w:r>
           <w:r>
             <w:rPr>
-              <w:rFonts w:hint="eastAsia" w:ascii="宋体" w:hAnsi="宋体" w:eastAsia="宋体" w:cs="宋体"/>
+              <w:rFonts w:ascii="宋体" w:eastAsia="宋体" w:hAnsi="宋体" w:cs="宋体" w:hint="eastAsia"/>
               <w:szCs w:val="24"/>
             </w:rPr>
             <w:instrText xml:space="preserve"> HYPERLINK \l _Toc1580 </w:instrText>
           </w:r>
           <w:r>
             <w:rPr>
-              <w:rFonts w:hint="eastAsia" w:ascii="宋体" w:hAnsi="宋体" w:eastAsia="宋体" w:cs="宋体"/>
+              <w:rFonts w:ascii="宋体" w:eastAsia="宋体" w:hAnsi="宋体" w:cs="宋体" w:hint="eastAsia"/>
               <w:szCs w:val="24"/>
             </w:rPr>
             <w:fldChar w:fldCharType="separate"/>
@@ -2636,7 +2609,7 @@
           </w:r>
           <w:r>
             <w:rPr>
-              <w:rFonts w:hint="eastAsia" w:ascii="宋体" w:hAnsi="宋体" w:eastAsia="宋体" w:cs="宋体"/>
+              <w:rFonts w:ascii="宋体" w:eastAsia="宋体" w:hAnsi="宋体" w:cs="宋体" w:hint="eastAsia"/>
               <w:szCs w:val="24"/>
             </w:rPr>
             <w:fldChar w:fldCharType="end"/>
@@ -2644,28 +2617,28 @@
         </w:p>
         <w:p>
           <w:pPr>
-            <w:pStyle w:val="16"/>
+            <w:pStyle w:val="TOC1"/>
             <w:tabs>
               <w:tab w:val="right" w:leader="dot" w:pos="8306"/>
             </w:tabs>
           </w:pPr>
           <w:r>
             <w:rPr>
-              <w:rFonts w:hint="eastAsia" w:ascii="宋体" w:hAnsi="宋体" w:eastAsia="宋体" w:cs="宋体"/>
+              <w:rFonts w:ascii="宋体" w:eastAsia="宋体" w:hAnsi="宋体" w:cs="宋体" w:hint="eastAsia"/>
               <w:szCs w:val="24"/>
             </w:rPr>
             <w:fldChar w:fldCharType="begin"/>
           </w:r>
           <w:r>
             <w:rPr>
-              <w:rFonts w:hint="eastAsia" w:ascii="宋体" w:hAnsi="宋体" w:eastAsia="宋体" w:cs="宋体"/>
+              <w:rFonts w:ascii="宋体" w:eastAsia="宋体" w:hAnsi="宋体" w:cs="宋体" w:hint="eastAsia"/>
               <w:szCs w:val="24"/>
             </w:rPr>
             <w:instrText xml:space="preserve"> HYPERLINK \l _Toc29363 </w:instrText>
           </w:r>
           <w:r>
             <w:rPr>
-              <w:rFonts w:hint="eastAsia" w:ascii="宋体" w:hAnsi="宋体" w:eastAsia="宋体" w:cs="宋体"/>
+              <w:rFonts w:ascii="宋体" w:eastAsia="宋体" w:hAnsi="宋体" w:cs="宋体" w:hint="eastAsia"/>
               <w:szCs w:val="24"/>
             </w:rPr>
             <w:fldChar w:fldCharType="separate"/>
@@ -2697,7 +2670,7 @@
           </w:r>
           <w:r>
             <w:rPr>
-              <w:rFonts w:hint="eastAsia" w:ascii="宋体" w:hAnsi="宋体" w:eastAsia="宋体" w:cs="宋体"/>
+              <w:rFonts w:ascii="宋体" w:eastAsia="宋体" w:hAnsi="宋体" w:cs="宋体" w:hint="eastAsia"/>
               <w:szCs w:val="24"/>
             </w:rPr>
             <w:fldChar w:fldCharType="end"/>
@@ -2705,28 +2678,28 @@
         </w:p>
         <w:p>
           <w:pPr>
-            <w:pStyle w:val="17"/>
+            <w:pStyle w:val="TOC2"/>
             <w:tabs>
               <w:tab w:val="right" w:leader="dot" w:pos="8306"/>
             </w:tabs>
           </w:pPr>
           <w:r>
             <w:rPr>
-              <w:rFonts w:hint="eastAsia" w:ascii="宋体" w:hAnsi="宋体" w:eastAsia="宋体" w:cs="宋体"/>
+              <w:rFonts w:ascii="宋体" w:eastAsia="宋体" w:hAnsi="宋体" w:cs="宋体" w:hint="eastAsia"/>
               <w:szCs w:val="24"/>
             </w:rPr>
             <w:fldChar w:fldCharType="begin"/>
           </w:r>
           <w:r>
             <w:rPr>
-              <w:rFonts w:hint="eastAsia" w:ascii="宋体" w:hAnsi="宋体" w:eastAsia="宋体" w:cs="宋体"/>
+              <w:rFonts w:ascii="宋体" w:eastAsia="宋体" w:hAnsi="宋体" w:cs="宋体" w:hint="eastAsia"/>
               <w:szCs w:val="24"/>
             </w:rPr>
             <w:instrText xml:space="preserve"> HYPERLINK \l _Toc16552 </w:instrText>
           </w:r>
           <w:r>
             <w:rPr>
-              <w:rFonts w:hint="eastAsia" w:ascii="宋体" w:hAnsi="宋体" w:eastAsia="宋体" w:cs="宋体"/>
+              <w:rFonts w:ascii="宋体" w:eastAsia="宋体" w:hAnsi="宋体" w:cs="宋体" w:hint="eastAsia"/>
               <w:szCs w:val="24"/>
             </w:rPr>
             <w:fldChar w:fldCharType="separate"/>
@@ -2758,7 +2731,7 @@
           </w:r>
           <w:r>
             <w:rPr>
-              <w:rFonts w:hint="eastAsia" w:ascii="宋体" w:hAnsi="宋体" w:eastAsia="宋体" w:cs="宋体"/>
+              <w:rFonts w:ascii="宋体" w:eastAsia="宋体" w:hAnsi="宋体" w:cs="宋体" w:hint="eastAsia"/>
               <w:szCs w:val="24"/>
             </w:rPr>
             <w:fldChar w:fldCharType="end"/>
@@ -2766,28 +2739,28 @@
         </w:p>
         <w:p>
           <w:pPr>
-            <w:pStyle w:val="17"/>
+            <w:pStyle w:val="TOC2"/>
             <w:tabs>
               <w:tab w:val="right" w:leader="dot" w:pos="8306"/>
             </w:tabs>
           </w:pPr>
           <w:r>
             <w:rPr>
-              <w:rFonts w:hint="eastAsia" w:ascii="宋体" w:hAnsi="宋体" w:eastAsia="宋体" w:cs="宋体"/>
+              <w:rFonts w:ascii="宋体" w:eastAsia="宋体" w:hAnsi="宋体" w:cs="宋体" w:hint="eastAsia"/>
               <w:szCs w:val="24"/>
             </w:rPr>
             <w:fldChar w:fldCharType="begin"/>
           </w:r>
           <w:r>
             <w:rPr>
-              <w:rFonts w:hint="eastAsia" w:ascii="宋体" w:hAnsi="宋体" w:eastAsia="宋体" w:cs="宋体"/>
+              <w:rFonts w:ascii="宋体" w:eastAsia="宋体" w:hAnsi="宋体" w:cs="宋体" w:hint="eastAsia"/>
               <w:szCs w:val="24"/>
             </w:rPr>
             <w:instrText xml:space="preserve"> HYPERLINK \l _Toc24795 </w:instrText>
           </w:r>
           <w:r>
             <w:rPr>
-              <w:rFonts w:hint="eastAsia" w:ascii="宋体" w:hAnsi="宋体" w:eastAsia="宋体" w:cs="宋体"/>
+              <w:rFonts w:ascii="宋体" w:eastAsia="宋体" w:hAnsi="宋体" w:cs="宋体" w:hint="eastAsia"/>
               <w:szCs w:val="24"/>
             </w:rPr>
             <w:fldChar w:fldCharType="separate"/>
@@ -2819,7 +2792,7 @@
           </w:r>
           <w:r>
             <w:rPr>
-              <w:rFonts w:hint="eastAsia" w:ascii="宋体" w:hAnsi="宋体" w:eastAsia="宋体" w:cs="宋体"/>
+              <w:rFonts w:ascii="宋体" w:eastAsia="宋体" w:hAnsi="宋体" w:cs="宋体" w:hint="eastAsia"/>
               <w:szCs w:val="24"/>
             </w:rPr>
             <w:fldChar w:fldCharType="end"/>
@@ -2827,28 +2800,28 @@
         </w:p>
         <w:p>
           <w:pPr>
-            <w:pStyle w:val="17"/>
+            <w:pStyle w:val="TOC2"/>
             <w:tabs>
               <w:tab w:val="right" w:leader="dot" w:pos="8306"/>
             </w:tabs>
           </w:pPr>
           <w:r>
             <w:rPr>
-              <w:rFonts w:hint="eastAsia" w:ascii="宋体" w:hAnsi="宋体" w:eastAsia="宋体" w:cs="宋体"/>
+              <w:rFonts w:ascii="宋体" w:eastAsia="宋体" w:hAnsi="宋体" w:cs="宋体" w:hint="eastAsia"/>
               <w:szCs w:val="24"/>
             </w:rPr>
             <w:fldChar w:fldCharType="begin"/>
           </w:r>
           <w:r>
             <w:rPr>
-              <w:rFonts w:hint="eastAsia" w:ascii="宋体" w:hAnsi="宋体" w:eastAsia="宋体" w:cs="宋体"/>
+              <w:rFonts w:ascii="宋体" w:eastAsia="宋体" w:hAnsi="宋体" w:cs="宋体" w:hint="eastAsia"/>
               <w:szCs w:val="24"/>
             </w:rPr>
             <w:instrText xml:space="preserve"> HYPERLINK \l _Toc21495 </w:instrText>
           </w:r>
           <w:r>
             <w:rPr>
-              <w:rFonts w:hint="eastAsia" w:ascii="宋体" w:hAnsi="宋体" w:eastAsia="宋体" w:cs="宋体"/>
+              <w:rFonts w:ascii="宋体" w:eastAsia="宋体" w:hAnsi="宋体" w:cs="宋体" w:hint="eastAsia"/>
               <w:szCs w:val="24"/>
             </w:rPr>
             <w:fldChar w:fldCharType="separate"/>
@@ -2880,7 +2853,7 @@
           </w:r>
           <w:r>
             <w:rPr>
-              <w:rFonts w:hint="eastAsia" w:ascii="宋体" w:hAnsi="宋体" w:eastAsia="宋体" w:cs="宋体"/>
+              <w:rFonts w:ascii="宋体" w:eastAsia="宋体" w:hAnsi="宋体" w:cs="宋体" w:hint="eastAsia"/>
               <w:szCs w:val="24"/>
             </w:rPr>
             <w:fldChar w:fldCharType="end"/>
@@ -2888,28 +2861,28 @@
         </w:p>
         <w:p>
           <w:pPr>
-            <w:pStyle w:val="16"/>
+            <w:pStyle w:val="TOC1"/>
             <w:tabs>
               <w:tab w:val="right" w:leader="dot" w:pos="8306"/>
             </w:tabs>
           </w:pPr>
           <w:r>
             <w:rPr>
-              <w:rFonts w:hint="eastAsia" w:ascii="宋体" w:hAnsi="宋体" w:eastAsia="宋体" w:cs="宋体"/>
+              <w:rFonts w:ascii="宋体" w:eastAsia="宋体" w:hAnsi="宋体" w:cs="宋体" w:hint="eastAsia"/>
               <w:szCs w:val="24"/>
             </w:rPr>
             <w:fldChar w:fldCharType="begin"/>
           </w:r>
           <w:r>
             <w:rPr>
-              <w:rFonts w:hint="eastAsia" w:ascii="宋体" w:hAnsi="宋体" w:eastAsia="宋体" w:cs="宋体"/>
+              <w:rFonts w:ascii="宋体" w:eastAsia="宋体" w:hAnsi="宋体" w:cs="宋体" w:hint="eastAsia"/>
               <w:szCs w:val="24"/>
             </w:rPr>
             <w:instrText xml:space="preserve"> HYPERLINK \l _Toc27061 </w:instrText>
           </w:r>
           <w:r>
             <w:rPr>
-              <w:rFonts w:hint="eastAsia" w:ascii="宋体" w:hAnsi="宋体" w:eastAsia="宋体" w:cs="宋体"/>
+              <w:rFonts w:ascii="宋体" w:eastAsia="宋体" w:hAnsi="宋体" w:cs="宋体" w:hint="eastAsia"/>
               <w:szCs w:val="24"/>
             </w:rPr>
             <w:fldChar w:fldCharType="separate"/>
@@ -2941,7 +2914,7 @@
           </w:r>
           <w:r>
             <w:rPr>
-              <w:rFonts w:hint="eastAsia" w:ascii="宋体" w:hAnsi="宋体" w:eastAsia="宋体" w:cs="宋体"/>
+              <w:rFonts w:ascii="宋体" w:eastAsia="宋体" w:hAnsi="宋体" w:cs="宋体" w:hint="eastAsia"/>
               <w:szCs w:val="24"/>
             </w:rPr>
             <w:fldChar w:fldCharType="end"/>
@@ -2949,28 +2922,28 @@
         </w:p>
         <w:p>
           <w:pPr>
-            <w:pStyle w:val="17"/>
+            <w:pStyle w:val="TOC2"/>
             <w:tabs>
               <w:tab w:val="right" w:leader="dot" w:pos="8306"/>
             </w:tabs>
           </w:pPr>
           <w:r>
             <w:rPr>
-              <w:rFonts w:hint="eastAsia" w:ascii="宋体" w:hAnsi="宋体" w:eastAsia="宋体" w:cs="宋体"/>
+              <w:rFonts w:ascii="宋体" w:eastAsia="宋体" w:hAnsi="宋体" w:cs="宋体" w:hint="eastAsia"/>
               <w:szCs w:val="24"/>
             </w:rPr>
             <w:fldChar w:fldCharType="begin"/>
           </w:r>
           <w:r>
             <w:rPr>
-              <w:rFonts w:hint="eastAsia" w:ascii="宋体" w:hAnsi="宋体" w:eastAsia="宋体" w:cs="宋体"/>
+              <w:rFonts w:ascii="宋体" w:eastAsia="宋体" w:hAnsi="宋体" w:cs="宋体" w:hint="eastAsia"/>
               <w:szCs w:val="24"/>
             </w:rPr>
             <w:instrText xml:space="preserve"> HYPERLINK \l _Toc23735 </w:instrText>
           </w:r>
           <w:r>
             <w:rPr>
-              <w:rFonts w:hint="eastAsia" w:ascii="宋体" w:hAnsi="宋体" w:eastAsia="宋体" w:cs="宋体"/>
+              <w:rFonts w:ascii="宋体" w:eastAsia="宋体" w:hAnsi="宋体" w:cs="宋体" w:hint="eastAsia"/>
               <w:szCs w:val="24"/>
             </w:rPr>
             <w:fldChar w:fldCharType="separate"/>
@@ -3002,7 +2975,7 @@
           </w:r>
           <w:r>
             <w:rPr>
-              <w:rFonts w:hint="eastAsia" w:ascii="宋体" w:hAnsi="宋体" w:eastAsia="宋体" w:cs="宋体"/>
+              <w:rFonts w:ascii="宋体" w:eastAsia="宋体" w:hAnsi="宋体" w:cs="宋体" w:hint="eastAsia"/>
               <w:szCs w:val="24"/>
             </w:rPr>
             <w:fldChar w:fldCharType="end"/>
@@ -3010,28 +2983,28 @@
         </w:p>
         <w:p>
           <w:pPr>
-            <w:pStyle w:val="17"/>
+            <w:pStyle w:val="TOC2"/>
             <w:tabs>
               <w:tab w:val="right" w:leader="dot" w:pos="8306"/>
             </w:tabs>
           </w:pPr>
           <w:r>
             <w:rPr>
-              <w:rFonts w:hint="eastAsia" w:ascii="宋体" w:hAnsi="宋体" w:eastAsia="宋体" w:cs="宋体"/>
+              <w:rFonts w:ascii="宋体" w:eastAsia="宋体" w:hAnsi="宋体" w:cs="宋体" w:hint="eastAsia"/>
               <w:szCs w:val="24"/>
             </w:rPr>
             <w:fldChar w:fldCharType="begin"/>
           </w:r>
           <w:r>
             <w:rPr>
-              <w:rFonts w:hint="eastAsia" w:ascii="宋体" w:hAnsi="宋体" w:eastAsia="宋体" w:cs="宋体"/>
+              <w:rFonts w:ascii="宋体" w:eastAsia="宋体" w:hAnsi="宋体" w:cs="宋体" w:hint="eastAsia"/>
               <w:szCs w:val="24"/>
             </w:rPr>
             <w:instrText xml:space="preserve"> HYPERLINK \l _Toc8879 </w:instrText>
           </w:r>
           <w:r>
             <w:rPr>
-              <w:rFonts w:hint="eastAsia" w:ascii="宋体" w:hAnsi="宋体" w:eastAsia="宋体" w:cs="宋体"/>
+              <w:rFonts w:ascii="宋体" w:eastAsia="宋体" w:hAnsi="宋体" w:cs="宋体" w:hint="eastAsia"/>
               <w:szCs w:val="24"/>
             </w:rPr>
             <w:fldChar w:fldCharType="separate"/>
@@ -3063,7 +3036,7 @@
           </w:r>
           <w:r>
             <w:rPr>
-              <w:rFonts w:hint="eastAsia" w:ascii="宋体" w:hAnsi="宋体" w:eastAsia="宋体" w:cs="宋体"/>
+              <w:rFonts w:ascii="宋体" w:eastAsia="宋体" w:hAnsi="宋体" w:cs="宋体" w:hint="eastAsia"/>
               <w:szCs w:val="24"/>
             </w:rPr>
             <w:fldChar w:fldCharType="end"/>
@@ -3071,28 +3044,28 @@
         </w:p>
         <w:p>
           <w:pPr>
-            <w:pStyle w:val="17"/>
+            <w:pStyle w:val="TOC2"/>
             <w:tabs>
               <w:tab w:val="right" w:leader="dot" w:pos="8306"/>
             </w:tabs>
           </w:pPr>
           <w:r>
             <w:rPr>
-              <w:rFonts w:hint="eastAsia" w:ascii="宋体" w:hAnsi="宋体" w:eastAsia="宋体" w:cs="宋体"/>
+              <w:rFonts w:ascii="宋体" w:eastAsia="宋体" w:hAnsi="宋体" w:cs="宋体" w:hint="eastAsia"/>
               <w:szCs w:val="24"/>
             </w:rPr>
             <w:fldChar w:fldCharType="begin"/>
           </w:r>
           <w:r>
             <w:rPr>
-              <w:rFonts w:hint="eastAsia" w:ascii="宋体" w:hAnsi="宋体" w:eastAsia="宋体" w:cs="宋体"/>
+              <w:rFonts w:ascii="宋体" w:eastAsia="宋体" w:hAnsi="宋体" w:cs="宋体" w:hint="eastAsia"/>
               <w:szCs w:val="24"/>
             </w:rPr>
             <w:instrText xml:space="preserve"> HYPERLINK \l _Toc189 </w:instrText>
           </w:r>
           <w:r>
             <w:rPr>
-              <w:rFonts w:hint="eastAsia" w:ascii="宋体" w:hAnsi="宋体" w:eastAsia="宋体" w:cs="宋体"/>
+              <w:rFonts w:ascii="宋体" w:eastAsia="宋体" w:hAnsi="宋体" w:cs="宋体" w:hint="eastAsia"/>
               <w:szCs w:val="24"/>
             </w:rPr>
             <w:fldChar w:fldCharType="separate"/>
@@ -3124,7 +3097,7 @@
           </w:r>
           <w:r>
             <w:rPr>
-              <w:rFonts w:hint="eastAsia" w:ascii="宋体" w:hAnsi="宋体" w:eastAsia="宋体" w:cs="宋体"/>
+              <w:rFonts w:ascii="宋体" w:eastAsia="宋体" w:hAnsi="宋体" w:cs="宋体" w:hint="eastAsia"/>
               <w:szCs w:val="24"/>
             </w:rPr>
             <w:fldChar w:fldCharType="end"/>
@@ -3132,28 +3105,28 @@
         </w:p>
         <w:p>
           <w:pPr>
-            <w:pStyle w:val="16"/>
+            <w:pStyle w:val="TOC1"/>
             <w:tabs>
               <w:tab w:val="right" w:leader="dot" w:pos="8306"/>
             </w:tabs>
           </w:pPr>
           <w:r>
             <w:rPr>
-              <w:rFonts w:hint="eastAsia" w:ascii="宋体" w:hAnsi="宋体" w:eastAsia="宋体" w:cs="宋体"/>
+              <w:rFonts w:ascii="宋体" w:eastAsia="宋体" w:hAnsi="宋体" w:cs="宋体" w:hint="eastAsia"/>
               <w:szCs w:val="24"/>
             </w:rPr>
             <w:fldChar w:fldCharType="begin"/>
           </w:r>
           <w:r>
             <w:rPr>
-              <w:rFonts w:hint="eastAsia" w:ascii="宋体" w:hAnsi="宋体" w:eastAsia="宋体" w:cs="宋体"/>
+              <w:rFonts w:ascii="宋体" w:eastAsia="宋体" w:hAnsi="宋体" w:cs="宋体" w:hint="eastAsia"/>
               <w:szCs w:val="24"/>
             </w:rPr>
             <w:instrText xml:space="preserve"> HYPERLINK \l _Toc28645 </w:instrText>
           </w:r>
           <w:r>
             <w:rPr>
-              <w:rFonts w:hint="eastAsia" w:ascii="宋体" w:hAnsi="宋体" w:eastAsia="宋体" w:cs="宋体"/>
+              <w:rFonts w:ascii="宋体" w:eastAsia="宋体" w:hAnsi="宋体" w:cs="宋体" w:hint="eastAsia"/>
               <w:szCs w:val="24"/>
             </w:rPr>
             <w:fldChar w:fldCharType="separate"/>
@@ -3185,7 +3158,7 @@
           </w:r>
           <w:r>
             <w:rPr>
-              <w:rFonts w:hint="eastAsia" w:ascii="宋体" w:hAnsi="宋体" w:eastAsia="宋体" w:cs="宋体"/>
+              <w:rFonts w:ascii="宋体" w:eastAsia="宋体" w:hAnsi="宋体" w:cs="宋体" w:hint="eastAsia"/>
               <w:szCs w:val="24"/>
             </w:rPr>
             <w:fldChar w:fldCharType="end"/>
@@ -3193,28 +3166,28 @@
         </w:p>
         <w:p>
           <w:pPr>
-            <w:pStyle w:val="17"/>
+            <w:pStyle w:val="TOC2"/>
             <w:tabs>
               <w:tab w:val="right" w:leader="dot" w:pos="8306"/>
             </w:tabs>
           </w:pPr>
           <w:r>
             <w:rPr>
-              <w:rFonts w:hint="eastAsia" w:ascii="宋体" w:hAnsi="宋体" w:eastAsia="宋体" w:cs="宋体"/>
+              <w:rFonts w:ascii="宋体" w:eastAsia="宋体" w:hAnsi="宋体" w:cs="宋体" w:hint="eastAsia"/>
               <w:szCs w:val="24"/>
             </w:rPr>
             <w:fldChar w:fldCharType="begin"/>
           </w:r>
           <w:r>
             <w:rPr>
-              <w:rFonts w:hint="eastAsia" w:ascii="宋体" w:hAnsi="宋体" w:eastAsia="宋体" w:cs="宋体"/>
+              <w:rFonts w:ascii="宋体" w:eastAsia="宋体" w:hAnsi="宋体" w:cs="宋体" w:hint="eastAsia"/>
               <w:szCs w:val="24"/>
             </w:rPr>
             <w:instrText xml:space="preserve"> HYPERLINK \l _Toc31462 </w:instrText>
           </w:r>
           <w:r>
             <w:rPr>
-              <w:rFonts w:hint="eastAsia" w:ascii="宋体" w:hAnsi="宋体" w:eastAsia="宋体" w:cs="宋体"/>
+              <w:rFonts w:ascii="宋体" w:eastAsia="宋体" w:hAnsi="宋体" w:cs="宋体" w:hint="eastAsia"/>
               <w:szCs w:val="24"/>
             </w:rPr>
             <w:fldChar w:fldCharType="separate"/>
@@ -3246,7 +3219,7 @@
           </w:r>
           <w:r>
             <w:rPr>
-              <w:rFonts w:hint="eastAsia" w:ascii="宋体" w:hAnsi="宋体" w:eastAsia="宋体" w:cs="宋体"/>
+              <w:rFonts w:ascii="宋体" w:eastAsia="宋体" w:hAnsi="宋体" w:cs="宋体" w:hint="eastAsia"/>
               <w:szCs w:val="24"/>
             </w:rPr>
             <w:fldChar w:fldCharType="end"/>
@@ -3254,28 +3227,28 @@
         </w:p>
         <w:p>
           <w:pPr>
-            <w:pStyle w:val="17"/>
+            <w:pStyle w:val="TOC2"/>
             <w:tabs>
               <w:tab w:val="right" w:leader="dot" w:pos="8306"/>
             </w:tabs>
           </w:pPr>
           <w:r>
             <w:rPr>
-              <w:rFonts w:hint="eastAsia" w:ascii="宋体" w:hAnsi="宋体" w:eastAsia="宋体" w:cs="宋体"/>
+              <w:rFonts w:ascii="宋体" w:eastAsia="宋体" w:hAnsi="宋体" w:cs="宋体" w:hint="eastAsia"/>
               <w:szCs w:val="24"/>
             </w:rPr>
             <w:fldChar w:fldCharType="begin"/>
           </w:r>
           <w:r>
             <w:rPr>
-              <w:rFonts w:hint="eastAsia" w:ascii="宋体" w:hAnsi="宋体" w:eastAsia="宋体" w:cs="宋体"/>
+              <w:rFonts w:ascii="宋体" w:eastAsia="宋体" w:hAnsi="宋体" w:cs="宋体" w:hint="eastAsia"/>
               <w:szCs w:val="24"/>
             </w:rPr>
             <w:instrText xml:space="preserve"> HYPERLINK \l _Toc13097 </w:instrText>
           </w:r>
           <w:r>
             <w:rPr>
-              <w:rFonts w:hint="eastAsia" w:ascii="宋体" w:hAnsi="宋体" w:eastAsia="宋体" w:cs="宋体"/>
+              <w:rFonts w:ascii="宋体" w:eastAsia="宋体" w:hAnsi="宋体" w:cs="宋体" w:hint="eastAsia"/>
               <w:szCs w:val="24"/>
             </w:rPr>
             <w:fldChar w:fldCharType="separate"/>
@@ -3307,7 +3280,7 @@
           </w:r>
           <w:r>
             <w:rPr>
-              <w:rFonts w:hint="eastAsia" w:ascii="宋体" w:hAnsi="宋体" w:eastAsia="宋体" w:cs="宋体"/>
+              <w:rFonts w:ascii="宋体" w:eastAsia="宋体" w:hAnsi="宋体" w:cs="宋体" w:hint="eastAsia"/>
               <w:szCs w:val="24"/>
             </w:rPr>
             <w:fldChar w:fldCharType="end"/>
@@ -3315,28 +3288,28 @@
         </w:p>
         <w:p>
           <w:pPr>
-            <w:pStyle w:val="17"/>
+            <w:pStyle w:val="TOC2"/>
             <w:tabs>
               <w:tab w:val="right" w:leader="dot" w:pos="8306"/>
             </w:tabs>
           </w:pPr>
           <w:r>
             <w:rPr>
-              <w:rFonts w:hint="eastAsia" w:ascii="宋体" w:hAnsi="宋体" w:eastAsia="宋体" w:cs="宋体"/>
+              <w:rFonts w:ascii="宋体" w:eastAsia="宋体" w:hAnsi="宋体" w:cs="宋体" w:hint="eastAsia"/>
               <w:szCs w:val="24"/>
             </w:rPr>
             <w:fldChar w:fldCharType="begin"/>
           </w:r>
           <w:r>
             <w:rPr>
-              <w:rFonts w:hint="eastAsia" w:ascii="宋体" w:hAnsi="宋体" w:eastAsia="宋体" w:cs="宋体"/>
+              <w:rFonts w:ascii="宋体" w:eastAsia="宋体" w:hAnsi="宋体" w:cs="宋体" w:hint="eastAsia"/>
               <w:szCs w:val="24"/>
             </w:rPr>
             <w:instrText xml:space="preserve"> HYPERLINK \l _Toc5760 </w:instrText>
           </w:r>
           <w:r>
             <w:rPr>
-              <w:rFonts w:hint="eastAsia" w:ascii="宋体" w:hAnsi="宋体" w:eastAsia="宋体" w:cs="宋体"/>
+              <w:rFonts w:ascii="宋体" w:eastAsia="宋体" w:hAnsi="宋体" w:cs="宋体" w:hint="eastAsia"/>
               <w:szCs w:val="24"/>
             </w:rPr>
             <w:fldChar w:fldCharType="separate"/>
@@ -3382,7 +3355,7 @@
           </w:r>
           <w:r>
             <w:rPr>
-              <w:rFonts w:hint="eastAsia" w:ascii="宋体" w:hAnsi="宋体" w:eastAsia="宋体" w:cs="宋体"/>
+              <w:rFonts w:ascii="宋体" w:eastAsia="宋体" w:hAnsi="宋体" w:cs="宋体" w:hint="eastAsia"/>
               <w:szCs w:val="24"/>
             </w:rPr>
             <w:fldChar w:fldCharType="end"/>
@@ -3390,28 +3363,28 @@
         </w:p>
         <w:p>
           <w:pPr>
-            <w:pStyle w:val="16"/>
+            <w:pStyle w:val="TOC1"/>
             <w:tabs>
               <w:tab w:val="right" w:leader="dot" w:pos="8306"/>
             </w:tabs>
           </w:pPr>
           <w:r>
             <w:rPr>
-              <w:rFonts w:hint="eastAsia" w:ascii="宋体" w:hAnsi="宋体" w:eastAsia="宋体" w:cs="宋体"/>
+              <w:rFonts w:ascii="宋体" w:eastAsia="宋体" w:hAnsi="宋体" w:cs="宋体" w:hint="eastAsia"/>
               <w:szCs w:val="24"/>
             </w:rPr>
             <w:fldChar w:fldCharType="begin"/>
           </w:r>
           <w:r>
             <w:rPr>
-              <w:rFonts w:hint="eastAsia" w:ascii="宋体" w:hAnsi="宋体" w:eastAsia="宋体" w:cs="宋体"/>
+              <w:rFonts w:ascii="宋体" w:eastAsia="宋体" w:hAnsi="宋体" w:cs="宋体" w:hint="eastAsia"/>
               <w:szCs w:val="24"/>
             </w:rPr>
             <w:instrText xml:space="preserve"> HYPERLINK \l _Toc16458 </w:instrText>
           </w:r>
           <w:r>
             <w:rPr>
-              <w:rFonts w:hint="eastAsia" w:ascii="宋体" w:hAnsi="宋体" w:eastAsia="宋体" w:cs="宋体"/>
+              <w:rFonts w:ascii="宋体" w:eastAsia="宋体" w:hAnsi="宋体" w:cs="宋体" w:hint="eastAsia"/>
               <w:szCs w:val="24"/>
             </w:rPr>
             <w:fldChar w:fldCharType="separate"/>
@@ -3450,7 +3423,7 @@
           </w:r>
           <w:r>
             <w:rPr>
-              <w:rFonts w:hint="eastAsia" w:ascii="宋体" w:hAnsi="宋体" w:eastAsia="宋体" w:cs="宋体"/>
+              <w:rFonts w:ascii="宋体" w:eastAsia="宋体" w:hAnsi="宋体" w:cs="宋体" w:hint="eastAsia"/>
               <w:szCs w:val="24"/>
             </w:rPr>
             <w:fldChar w:fldCharType="end"/>
@@ -3458,28 +3431,28 @@
         </w:p>
         <w:p>
           <w:pPr>
-            <w:pStyle w:val="16"/>
+            <w:pStyle w:val="TOC1"/>
             <w:tabs>
               <w:tab w:val="right" w:leader="dot" w:pos="8306"/>
             </w:tabs>
           </w:pPr>
           <w:r>
             <w:rPr>
-              <w:rFonts w:hint="eastAsia" w:ascii="宋体" w:hAnsi="宋体" w:eastAsia="宋体" w:cs="宋体"/>
+              <w:rFonts w:ascii="宋体" w:eastAsia="宋体" w:hAnsi="宋体" w:cs="宋体" w:hint="eastAsia"/>
               <w:szCs w:val="24"/>
             </w:rPr>
             <w:fldChar w:fldCharType="begin"/>
           </w:r>
           <w:r>
             <w:rPr>
-              <w:rFonts w:hint="eastAsia" w:ascii="宋体" w:hAnsi="宋体" w:eastAsia="宋体" w:cs="宋体"/>
+              <w:rFonts w:ascii="宋体" w:eastAsia="宋体" w:hAnsi="宋体" w:cs="宋体" w:hint="eastAsia"/>
               <w:szCs w:val="24"/>
             </w:rPr>
             <w:instrText xml:space="preserve"> HYPERLINK \l _Toc7919 </w:instrText>
           </w:r>
           <w:r>
             <w:rPr>
-              <w:rFonts w:hint="eastAsia" w:ascii="宋体" w:hAnsi="宋体" w:eastAsia="宋体" w:cs="宋体"/>
+              <w:rFonts w:ascii="宋体" w:eastAsia="宋体" w:hAnsi="宋体" w:cs="宋体" w:hint="eastAsia"/>
               <w:szCs w:val="24"/>
             </w:rPr>
             <w:fldChar w:fldCharType="separate"/>
@@ -3511,7 +3484,7 @@
           </w:r>
           <w:r>
             <w:rPr>
-              <w:rFonts w:hint="eastAsia" w:ascii="宋体" w:hAnsi="宋体" w:eastAsia="宋体" w:cs="宋体"/>
+              <w:rFonts w:ascii="宋体" w:eastAsia="宋体" w:hAnsi="宋体" w:cs="宋体" w:hint="eastAsia"/>
               <w:szCs w:val="24"/>
             </w:rPr>
             <w:fldChar w:fldCharType="end"/>
@@ -3534,7 +3507,7 @@
             <w:snapToGrid w:val="0"/>
             <w:textAlignment w:val="baseline"/>
             <w:rPr>
-              <w:rFonts w:hint="eastAsia" w:ascii="宋体" w:hAnsi="宋体" w:eastAsia="宋体" w:cs="宋体"/>
+              <w:rFonts w:ascii="宋体" w:eastAsia="宋体" w:hAnsi="宋体" w:cs="宋体" w:hint="eastAsia"/>
               <w:snapToGrid w:val="0"/>
               <w:color w:val="000000"/>
               <w:kern w:val="0"/>
@@ -3545,7 +3518,7 @@
           </w:pPr>
           <w:r>
             <w:rPr>
-              <w:rFonts w:hint="eastAsia" w:ascii="宋体" w:hAnsi="宋体" w:eastAsia="宋体" w:cs="宋体"/>
+              <w:rFonts w:ascii="宋体" w:eastAsia="宋体" w:hAnsi="宋体" w:cs="宋体" w:hint="eastAsia"/>
               <w:szCs w:val="24"/>
             </w:rPr>
             <w:fldChar w:fldCharType="end"/>
@@ -3555,7 +3528,7 @@
     </w:sdt>
     <w:p>
       <w:pPr>
-        <w:pStyle w:val="28"/>
+        <w:pStyle w:val="1"/>
         <w:keepNext w:val="0"/>
         <w:keepLines w:val="0"/>
         <w:pageBreakBefore w:val="0"/>
@@ -3575,7 +3548,7 @@
           <w:lang w:val="en-US" w:eastAsia="zh-CN"/>
         </w:rPr>
       </w:pPr>
-      <w:bookmarkStart w:id="2" w:name="_Toc21069"/>
+      <w:bookmarkStart w:id="3" w:name="_Toc21069"/>
       <w:r>
         <w:rPr>
           <w:rFonts w:hint="default"/>
@@ -3583,11 +3556,11 @@
         </w:rPr>
         <w:t>总则</w:t>
       </w:r>
-      <w:bookmarkEnd w:id="2"/>
+      <w:bookmarkEnd w:id="3"/>
     </w:p>
     <w:p>
       <w:pPr>
-        <w:pStyle w:val="30"/>
+        <w:pStyle w:val="2"/>
         <w:keepNext w:val="0"/>
         <w:keepLines w:val="0"/>
         <w:pageBreakBefore w:val="0"/>
@@ -3607,7 +3580,7 @@
           <w:lang w:val="en-US" w:eastAsia="zh-CN"/>
         </w:rPr>
       </w:pPr>
-      <w:bookmarkStart w:id="3" w:name="_Toc2493"/>
+      <w:bookmarkStart w:id="4" w:name="_Toc2493"/>
       <w:r>
         <w:rPr>
           <w:rFonts w:hint="default"/>
@@ -3615,11 +3588,11 @@
         </w:rPr>
         <w:t>目的</w:t>
       </w:r>
-      <w:bookmarkEnd w:id="3"/>
+      <w:bookmarkEnd w:id="4"/>
     </w:p>
     <w:p>
       <w:pPr>
-        <w:pStyle w:val="29"/>
+        <w:pStyle w:val="a1"/>
         <w:keepNext w:val="0"/>
         <w:keepLines w:val="0"/>
         <w:pageBreakBefore w:val="0"/>
@@ -3649,7 +3622,7 @@
     </w:p>
     <w:p>
       <w:pPr>
-        <w:pStyle w:val="30"/>
+        <w:pStyle w:val="2"/>
         <w:keepNext w:val="0"/>
         <w:keepLines w:val="0"/>
         <w:pageBreakBefore w:val="0"/>
@@ -3669,7 +3642,7 @@
           <w:lang w:val="en-US" w:eastAsia="zh-CN"/>
         </w:rPr>
       </w:pPr>
-      <w:bookmarkStart w:id="4" w:name="_Toc21350"/>
+      <w:bookmarkStart w:id="5" w:name="_Toc21350"/>
       <w:r>
         <w:rPr>
           <w:rFonts w:hint="default"/>
@@ -3677,11 +3650,11 @@
         </w:rPr>
         <w:t>适用范围</w:t>
       </w:r>
-      <w:bookmarkEnd w:id="4"/>
+      <w:bookmarkEnd w:id="5"/>
     </w:p>
     <w:p>
       <w:pPr>
-        <w:pStyle w:val="29"/>
+        <w:pStyle w:val="a1"/>
         <w:keepNext w:val="0"/>
         <w:keepLines w:val="0"/>
         <w:pageBreakBefore w:val="0"/>
@@ -3711,7 +3684,7 @@
     </w:p>
     <w:p>
       <w:pPr>
-        <w:pStyle w:val="28"/>
+        <w:pStyle w:val="1"/>
         <w:keepNext w:val="0"/>
         <w:keepLines w:val="0"/>
         <w:pageBreakBefore w:val="0"/>
@@ -3731,7 +3704,7 @@
           <w:lang w:val="en-US" w:eastAsia="zh-CN"/>
         </w:rPr>
       </w:pPr>
-      <w:bookmarkStart w:id="5" w:name="_Toc17072"/>
+      <w:bookmarkStart w:id="6" w:name="_Toc17072"/>
       <w:r>
         <w:rPr>
           <w:rFonts w:hint="default"/>
@@ -3739,11 +3712,11 @@
         </w:rPr>
         <w:t>术语与定义</w:t>
       </w:r>
-      <w:bookmarkEnd w:id="5"/>
+      <w:bookmarkEnd w:id="6"/>
     </w:p>
     <w:p>
       <w:pPr>
-        <w:pStyle w:val="29"/>
+        <w:pStyle w:val="a1"/>
         <w:keepNext w:val="0"/>
         <w:keepLines w:val="0"/>
         <w:pageBreakBefore w:val="0"/>
@@ -3773,7 +3746,7 @@
     </w:p>
     <w:p>
       <w:pPr>
-        <w:pStyle w:val="29"/>
+        <w:pStyle w:val="a1"/>
         <w:keepNext w:val="0"/>
         <w:keepLines w:val="0"/>
         <w:pageBreakBefore w:val="0"/>
@@ -3803,7 +3776,7 @@
     </w:p>
     <w:p>
       <w:pPr>
-        <w:pStyle w:val="29"/>
+        <w:pStyle w:val="a1"/>
         <w:keepNext w:val="0"/>
         <w:keepLines w:val="0"/>
         <w:pageBreakBefore w:val="0"/>
@@ -3833,7 +3806,7 @@
     </w:p>
     <w:p>
       <w:pPr>
-        <w:pStyle w:val="29"/>
+        <w:pStyle w:val="a1"/>
         <w:keepNext w:val="0"/>
         <w:keepLines w:val="0"/>
         <w:pageBreakBefore w:val="0"/>
@@ -3863,7 +3836,7 @@
     </w:p>
     <w:p>
       <w:pPr>
-        <w:pStyle w:val="29"/>
+        <w:pStyle w:val="a1"/>
         <w:keepNext w:val="0"/>
         <w:keepLines w:val="0"/>
         <w:pageBreakBefore w:val="0"/>
@@ -3893,7 +3866,7 @@
     </w:p>
     <w:p>
       <w:pPr>
-        <w:pStyle w:val="28"/>
+        <w:pStyle w:val="1"/>
         <w:keepNext w:val="0"/>
         <w:keepLines w:val="0"/>
         <w:pageBreakBefore w:val="0"/>
@@ -3913,7 +3886,7 @@
           <w:lang w:val="en-US" w:eastAsia="zh-CN"/>
         </w:rPr>
       </w:pPr>
-      <w:bookmarkStart w:id="6" w:name="_Toc31605"/>
+      <w:bookmarkStart w:id="7" w:name="_Toc31605"/>
       <w:r>
         <w:rPr>
           <w:rFonts w:hint="default"/>
@@ -3921,11 +3894,11 @@
         </w:rPr>
         <w:t>角色与职责</w:t>
       </w:r>
-      <w:bookmarkEnd w:id="6"/>
+      <w:bookmarkEnd w:id="7"/>
     </w:p>
     <w:p>
       <w:pPr>
-        <w:pStyle w:val="30"/>
+        <w:pStyle w:val="2"/>
         <w:keepNext w:val="0"/>
         <w:keepLines w:val="0"/>
         <w:pageBreakBefore w:val="0"/>
@@ -3945,7 +3918,7 @@
           <w:lang w:val="en-US" w:eastAsia="zh-CN"/>
         </w:rPr>
       </w:pPr>
-      <w:bookmarkStart w:id="7" w:name="_Toc15082"/>
+      <w:bookmarkStart w:id="8" w:name="_Toc15082"/>
       <w:r>
         <w:rPr>
           <w:rFonts w:hint="default"/>
@@ -3953,11 +3926,11 @@
         </w:rPr>
         <w:t>问题经理</w:t>
       </w:r>
-      <w:bookmarkEnd w:id="7"/>
+      <w:bookmarkEnd w:id="8"/>
     </w:p>
     <w:p>
       <w:pPr>
-        <w:pStyle w:val="29"/>
+        <w:pStyle w:val="a1"/>
         <w:keepNext w:val="0"/>
         <w:keepLines w:val="0"/>
         <w:pageBreakBefore w:val="0"/>
@@ -3987,7 +3960,7 @@
     </w:p>
     <w:p>
       <w:pPr>
-        <w:pStyle w:val="29"/>
+        <w:pStyle w:val="a1"/>
         <w:keepNext w:val="0"/>
         <w:keepLines w:val="0"/>
         <w:pageBreakBefore w:val="0"/>
@@ -4005,7 +3978,7 @@
         <w:bidi w:val="0"/>
         <w:adjustRightInd w:val="0"/>
         <w:snapToGrid w:val="0"/>
-        <w:ind w:left="425" w:leftChars="0" w:hanging="425" w:firstLineChars="0"/>
+        <w:ind w:left="425" w:hanging="425" w:leftChars="0" w:firstLineChars="0"/>
         <w:textAlignment w:val="baseline"/>
         <w:rPr>
           <w:rFonts w:hint="default"/>
@@ -4022,7 +3995,7 @@
     </w:p>
     <w:p>
       <w:pPr>
-        <w:pStyle w:val="29"/>
+        <w:pStyle w:val="a1"/>
         <w:keepNext w:val="0"/>
         <w:keepLines w:val="0"/>
         <w:pageBreakBefore w:val="0"/>
@@ -4040,7 +4013,7 @@
         <w:bidi w:val="0"/>
         <w:adjustRightInd w:val="0"/>
         <w:snapToGrid w:val="0"/>
-        <w:ind w:left="425" w:leftChars="0" w:hanging="425" w:firstLineChars="0"/>
+        <w:ind w:left="425" w:hanging="425" w:leftChars="0" w:firstLineChars="0"/>
         <w:textAlignment w:val="baseline"/>
         <w:rPr>
           <w:rFonts w:hint="default"/>
@@ -4057,7 +4030,7 @@
     </w:p>
     <w:p>
       <w:pPr>
-        <w:pStyle w:val="29"/>
+        <w:pStyle w:val="a1"/>
         <w:keepNext w:val="0"/>
         <w:keepLines w:val="0"/>
         <w:pageBreakBefore w:val="0"/>
@@ -4075,7 +4048,7 @@
         <w:bidi w:val="0"/>
         <w:adjustRightInd w:val="0"/>
         <w:snapToGrid w:val="0"/>
-        <w:ind w:left="425" w:leftChars="0" w:hanging="425" w:firstLineChars="0"/>
+        <w:ind w:left="425" w:hanging="425" w:leftChars="0" w:firstLineChars="0"/>
         <w:textAlignment w:val="baseline"/>
         <w:rPr>
           <w:rFonts w:hint="default"/>
@@ -4092,7 +4065,7 @@
     </w:p>
     <w:p>
       <w:pPr>
-        <w:pStyle w:val="29"/>
+        <w:pStyle w:val="a1"/>
         <w:keepNext w:val="0"/>
         <w:keepLines w:val="0"/>
         <w:pageBreakBefore w:val="0"/>
@@ -4110,7 +4083,7 @@
         <w:bidi w:val="0"/>
         <w:adjustRightInd w:val="0"/>
         <w:snapToGrid w:val="0"/>
-        <w:ind w:left="425" w:leftChars="0" w:hanging="425" w:firstLineChars="0"/>
+        <w:ind w:left="425" w:hanging="425" w:leftChars="0" w:firstLineChars="0"/>
         <w:textAlignment w:val="baseline"/>
         <w:rPr>
           <w:rFonts w:hint="default"/>
@@ -4127,7 +4100,7 @@
     </w:p>
     <w:p>
       <w:pPr>
-        <w:pStyle w:val="29"/>
+        <w:pStyle w:val="a1"/>
         <w:keepNext w:val="0"/>
         <w:keepLines w:val="0"/>
         <w:pageBreakBefore w:val="0"/>
@@ -4145,7 +4118,7 @@
         <w:bidi w:val="0"/>
         <w:adjustRightInd w:val="0"/>
         <w:snapToGrid w:val="0"/>
-        <w:ind w:left="425" w:leftChars="0" w:hanging="425" w:firstLineChars="0"/>
+        <w:ind w:left="425" w:hanging="425" w:leftChars="0" w:firstLineChars="0"/>
         <w:textAlignment w:val="baseline"/>
         <w:rPr>
           <w:rFonts w:hint="default"/>
@@ -4162,7 +4135,7 @@
     </w:p>
     <w:p>
       <w:pPr>
-        <w:pStyle w:val="30"/>
+        <w:pStyle w:val="2"/>
         <w:keepNext w:val="0"/>
         <w:keepLines w:val="0"/>
         <w:pageBreakBefore w:val="0"/>
@@ -4182,7 +4155,7 @@
           <w:lang w:val="en-US" w:eastAsia="zh-CN"/>
         </w:rPr>
       </w:pPr>
-      <w:bookmarkStart w:id="8" w:name="_Toc1580"/>
+      <w:bookmarkStart w:id="9" w:name="_Toc1580"/>
       <w:r>
         <w:rPr>
           <w:rFonts w:hint="default"/>
@@ -4190,11 +4163,11 @@
         </w:rPr>
         <w:t>问题处理专家组</w:t>
       </w:r>
-      <w:bookmarkEnd w:id="8"/>
+      <w:bookmarkEnd w:id="9"/>
     </w:p>
     <w:p>
       <w:pPr>
-        <w:pStyle w:val="29"/>
+        <w:pStyle w:val="a1"/>
         <w:keepNext w:val="0"/>
         <w:keepLines w:val="0"/>
         <w:pageBreakBefore w:val="0"/>
@@ -4224,7 +4197,7 @@
     </w:p>
     <w:p>
       <w:pPr>
-        <w:pStyle w:val="29"/>
+        <w:pStyle w:val="a1"/>
         <w:keepNext w:val="0"/>
         <w:keepLines w:val="0"/>
         <w:pageBreakBefore w:val="0"/>
@@ -4242,7 +4215,7 @@
         <w:bidi w:val="0"/>
         <w:adjustRightInd w:val="0"/>
         <w:snapToGrid w:val="0"/>
-        <w:ind w:left="425" w:leftChars="0" w:hanging="425" w:firstLineChars="0"/>
+        <w:ind w:left="425" w:hanging="425" w:leftChars="0" w:firstLineChars="0"/>
         <w:textAlignment w:val="baseline"/>
         <w:rPr>
           <w:rFonts w:hint="default"/>
@@ -4259,7 +4232,7 @@
     </w:p>
     <w:p>
       <w:pPr>
-        <w:pStyle w:val="29"/>
+        <w:pStyle w:val="a1"/>
         <w:keepNext w:val="0"/>
         <w:keepLines w:val="0"/>
         <w:pageBreakBefore w:val="0"/>
@@ -4277,7 +4250,7 @@
         <w:bidi w:val="0"/>
         <w:adjustRightInd w:val="0"/>
         <w:snapToGrid w:val="0"/>
-        <w:ind w:left="425" w:leftChars="0" w:hanging="425" w:firstLineChars="0"/>
+        <w:ind w:left="425" w:hanging="425" w:leftChars="0" w:firstLineChars="0"/>
         <w:textAlignment w:val="baseline"/>
         <w:rPr>
           <w:rFonts w:hint="default"/>
@@ -4294,7 +4267,7 @@
     </w:p>
     <w:p>
       <w:pPr>
-        <w:pStyle w:val="29"/>
+        <w:pStyle w:val="a1"/>
         <w:keepNext w:val="0"/>
         <w:keepLines w:val="0"/>
         <w:pageBreakBefore w:val="0"/>
@@ -4312,7 +4285,7 @@
         <w:bidi w:val="0"/>
         <w:adjustRightInd w:val="0"/>
         <w:snapToGrid w:val="0"/>
-        <w:ind w:left="425" w:leftChars="0" w:hanging="425" w:firstLineChars="0"/>
+        <w:ind w:left="425" w:hanging="425" w:leftChars="0" w:firstLineChars="0"/>
         <w:textAlignment w:val="baseline"/>
         <w:rPr>
           <w:rFonts w:hint="default"/>
@@ -4329,7 +4302,7 @@
     </w:p>
     <w:p>
       <w:pPr>
-        <w:pStyle w:val="29"/>
+        <w:pStyle w:val="a1"/>
         <w:keepNext w:val="0"/>
         <w:keepLines w:val="0"/>
         <w:pageBreakBefore w:val="0"/>
@@ -4347,7 +4320,7 @@
         <w:bidi w:val="0"/>
         <w:adjustRightInd w:val="0"/>
         <w:snapToGrid w:val="0"/>
-        <w:ind w:left="425" w:leftChars="0" w:hanging="425" w:firstLineChars="0"/>
+        <w:ind w:left="425" w:hanging="425" w:leftChars="0" w:firstLineChars="0"/>
         <w:textAlignment w:val="baseline"/>
         <w:rPr>
           <w:rFonts w:hint="default"/>
@@ -4364,7 +4337,7 @@
     </w:p>
     <w:p>
       <w:pPr>
-        <w:pStyle w:val="29"/>
+        <w:pStyle w:val="a1"/>
         <w:keepNext w:val="0"/>
         <w:keepLines w:val="0"/>
         <w:pageBreakBefore w:val="0"/>
@@ -4382,7 +4355,7 @@
         <w:bidi w:val="0"/>
         <w:adjustRightInd w:val="0"/>
         <w:snapToGrid w:val="0"/>
-        <w:ind w:left="425" w:leftChars="0" w:hanging="425" w:firstLineChars="0"/>
+        <w:ind w:left="425" w:hanging="425" w:leftChars="0" w:firstLineChars="0"/>
         <w:textAlignment w:val="baseline"/>
         <w:rPr>
           <w:rFonts w:hint="default"/>
@@ -4399,7 +4372,7 @@
     </w:p>
     <w:p>
       <w:pPr>
-        <w:pStyle w:val="28"/>
+        <w:pStyle w:val="1"/>
         <w:keepNext w:val="0"/>
         <w:keepLines w:val="0"/>
         <w:pageBreakBefore w:val="0"/>
@@ -4419,7 +4392,7 @@
           <w:lang w:val="en-US" w:eastAsia="zh-CN"/>
         </w:rPr>
       </w:pPr>
-      <w:bookmarkStart w:id="9" w:name="_Toc29363"/>
+      <w:bookmarkStart w:id="10" w:name="_Toc29363"/>
       <w:r>
         <w:rPr>
           <w:rFonts w:hint="default"/>
@@ -4427,11 +4400,11 @@
         </w:rPr>
         <w:t>问题管理流程</w:t>
       </w:r>
-      <w:bookmarkEnd w:id="9"/>
+      <w:bookmarkEnd w:id="10"/>
     </w:p>
     <w:p>
       <w:pPr>
-        <w:pStyle w:val="30"/>
+        <w:pStyle w:val="2"/>
         <w:keepNext w:val="0"/>
         <w:keepLines w:val="0"/>
         <w:pageBreakBefore w:val="0"/>
@@ -4451,7 +4424,7 @@
           <w:lang w:val="en-US" w:eastAsia="zh-CN"/>
         </w:rPr>
       </w:pPr>
-      <w:bookmarkStart w:id="10" w:name="_Toc16552"/>
+      <w:bookmarkStart w:id="11" w:name="_Toc16552"/>
       <w:r>
         <w:rPr>
           <w:rFonts w:hint="default"/>
@@ -4459,11 +4432,11 @@
         </w:rPr>
         <w:t>流程概述</w:t>
       </w:r>
-      <w:bookmarkEnd w:id="10"/>
+      <w:bookmarkEnd w:id="11"/>
     </w:p>
     <w:p>
       <w:pPr>
-        <w:pStyle w:val="29"/>
+        <w:pStyle w:val="a1"/>
         <w:keepNext w:val="0"/>
         <w:keepLines w:val="0"/>
         <w:pageBreakBefore w:val="0"/>
@@ -4493,7 +4466,7 @@
     </w:p>
     <w:p>
       <w:pPr>
-        <w:pStyle w:val="30"/>
+        <w:pStyle w:val="2"/>
         <w:keepNext w:val="0"/>
         <w:keepLines w:val="0"/>
         <w:pageBreakBefore w:val="0"/>
@@ -4513,7 +4486,7 @@
           <w:lang w:val="en-US" w:eastAsia="zh-CN"/>
         </w:rPr>
       </w:pPr>
-      <w:bookmarkStart w:id="11" w:name="_Toc24795"/>
+      <w:bookmarkStart w:id="12" w:name="_Toc24795"/>
       <w:r>
         <w:rPr>
           <w:rFonts w:hint="default"/>
@@ -4521,11 +4494,11 @@
         </w:rPr>
         <w:t>管理原则</w:t>
       </w:r>
-      <w:bookmarkEnd w:id="11"/>
+      <w:bookmarkEnd w:id="12"/>
     </w:p>
     <w:p>
       <w:pPr>
-        <w:pStyle w:val="29"/>
+        <w:pStyle w:val="a1"/>
         <w:keepNext w:val="0"/>
         <w:keepLines w:val="0"/>
         <w:pageBreakBefore w:val="0"/>
@@ -4555,7 +4528,7 @@
     </w:p>
     <w:p>
       <w:pPr>
-        <w:pStyle w:val="29"/>
+        <w:pStyle w:val="a1"/>
         <w:keepNext w:val="0"/>
         <w:keepLines w:val="0"/>
         <w:pageBreakBefore w:val="0"/>
@@ -4585,7 +4558,7 @@
     </w:p>
     <w:p>
       <w:pPr>
-        <w:pStyle w:val="29"/>
+        <w:pStyle w:val="a1"/>
         <w:keepNext w:val="0"/>
         <w:keepLines w:val="0"/>
         <w:pageBreakBefore w:val="0"/>
@@ -4615,7 +4588,7 @@
     </w:p>
     <w:p>
       <w:pPr>
-        <w:pStyle w:val="29"/>
+        <w:pStyle w:val="a1"/>
         <w:keepNext w:val="0"/>
         <w:keepLines w:val="0"/>
         <w:pageBreakBefore w:val="0"/>
@@ -4645,7 +4618,7 @@
     </w:p>
     <w:p>
       <w:pPr>
-        <w:pStyle w:val="30"/>
+        <w:pStyle w:val="2"/>
         <w:keepNext w:val="0"/>
         <w:keepLines w:val="0"/>
         <w:pageBreakBefore w:val="0"/>
@@ -4665,7 +4638,7 @@
           <w:lang w:val="en-US" w:eastAsia="zh-CN"/>
         </w:rPr>
       </w:pPr>
-      <w:bookmarkStart w:id="12" w:name="_Toc21495"/>
+      <w:bookmarkStart w:id="13" w:name="_Toc21495"/>
       <w:r>
         <w:rPr>
           <w:rFonts w:hint="default"/>
@@ -4673,11 +4646,11 @@
         </w:rPr>
         <w:t>流程活动说明</w:t>
       </w:r>
-      <w:bookmarkEnd w:id="12"/>
+      <w:bookmarkEnd w:id="13"/>
     </w:p>
     <w:p>
       <w:pPr>
-        <w:pStyle w:val="29"/>
+        <w:pStyle w:val="a1"/>
         <w:keepNext w:val="0"/>
         <w:keepLines w:val="0"/>
         <w:pageBreakBefore w:val="0"/>
@@ -4695,7 +4668,7 @@
         <w:bidi w:val="0"/>
         <w:adjustRightInd w:val="0"/>
         <w:snapToGrid w:val="0"/>
-        <w:ind w:left="425" w:leftChars="0" w:hanging="425" w:firstLineChars="0"/>
+        <w:ind w:left="425" w:hanging="425" w:leftChars="0" w:firstLineChars="0"/>
         <w:textAlignment w:val="baseline"/>
         <w:rPr>
           <w:rFonts w:hint="default"/>
@@ -4712,7 +4685,7 @@
     </w:p>
     <w:p>
       <w:pPr>
-        <w:pStyle w:val="29"/>
+        <w:pStyle w:val="a1"/>
         <w:keepNext w:val="0"/>
         <w:keepLines w:val="0"/>
         <w:pageBreakBefore w:val="0"/>
@@ -4742,7 +4715,7 @@
     </w:p>
     <w:p>
       <w:pPr>
-        <w:pStyle w:val="29"/>
+        <w:pStyle w:val="a1"/>
         <w:keepNext w:val="0"/>
         <w:keepLines w:val="0"/>
         <w:pageBreakBefore w:val="0"/>
@@ -4772,7 +4745,7 @@
     </w:p>
     <w:p>
       <w:pPr>
-        <w:pStyle w:val="29"/>
+        <w:pStyle w:val="a1"/>
         <w:keepNext w:val="0"/>
         <w:keepLines w:val="0"/>
         <w:pageBreakBefore w:val="0"/>
@@ -4790,7 +4763,7 @@
         <w:bidi w:val="0"/>
         <w:adjustRightInd w:val="0"/>
         <w:snapToGrid w:val="0"/>
-        <w:ind w:left="425" w:leftChars="0" w:hanging="425" w:firstLineChars="0"/>
+        <w:ind w:left="425" w:hanging="425" w:leftChars="0" w:firstLineChars="0"/>
         <w:textAlignment w:val="baseline"/>
         <w:rPr>
           <w:rFonts w:hint="default"/>
@@ -4807,7 +4780,7 @@
     </w:p>
     <w:p>
       <w:pPr>
-        <w:pStyle w:val="29"/>
+        <w:pStyle w:val="a1"/>
         <w:keepNext w:val="0"/>
         <w:keepLines w:val="0"/>
         <w:pageBreakBefore w:val="0"/>
@@ -4837,7 +4810,7 @@
     </w:p>
     <w:p>
       <w:pPr>
-        <w:pStyle w:val="29"/>
+        <w:pStyle w:val="a1"/>
         <w:keepNext w:val="0"/>
         <w:keepLines w:val="0"/>
         <w:pageBreakBefore w:val="0"/>
@@ -4855,7 +4828,7 @@
         <w:bidi w:val="0"/>
         <w:adjustRightInd w:val="0"/>
         <w:snapToGrid w:val="0"/>
-        <w:ind w:left="425" w:leftChars="0" w:hanging="425" w:firstLineChars="0"/>
+        <w:ind w:left="425" w:hanging="425" w:leftChars="0" w:firstLineChars="0"/>
         <w:textAlignment w:val="baseline"/>
         <w:rPr>
           <w:rFonts w:hint="default"/>
@@ -4872,7 +4845,7 @@
     </w:p>
     <w:p>
       <w:pPr>
-        <w:pStyle w:val="29"/>
+        <w:pStyle w:val="a1"/>
         <w:keepNext w:val="0"/>
         <w:keepLines w:val="0"/>
         <w:pageBreakBefore w:val="0"/>
@@ -4902,7 +4875,7 @@
     </w:p>
     <w:p>
       <w:pPr>
-        <w:pStyle w:val="29"/>
+        <w:pStyle w:val="a1"/>
         <w:keepNext w:val="0"/>
         <w:keepLines w:val="0"/>
         <w:pageBreakBefore w:val="0"/>
@@ -4920,7 +4893,7 @@
         <w:bidi w:val="0"/>
         <w:adjustRightInd w:val="0"/>
         <w:snapToGrid w:val="0"/>
-        <w:ind w:left="425" w:leftChars="0" w:hanging="425" w:firstLineChars="0"/>
+        <w:ind w:left="425" w:hanging="425" w:leftChars="0" w:firstLineChars="0"/>
         <w:textAlignment w:val="baseline"/>
         <w:rPr>
           <w:rFonts w:hint="default"/>
@@ -4937,7 +4910,7 @@
     </w:p>
     <w:p>
       <w:pPr>
-        <w:pStyle w:val="29"/>
+        <w:pStyle w:val="a1"/>
         <w:keepNext w:val="0"/>
         <w:keepLines w:val="0"/>
         <w:pageBreakBefore w:val="0"/>
@@ -4967,7 +4940,7 @@
     </w:p>
     <w:p>
       <w:pPr>
-        <w:pStyle w:val="29"/>
+        <w:pStyle w:val="a1"/>
         <w:keepNext w:val="0"/>
         <w:keepLines w:val="0"/>
         <w:pageBreakBefore w:val="0"/>
@@ -4997,7 +4970,7 @@
     </w:p>
     <w:p>
       <w:pPr>
-        <w:pStyle w:val="29"/>
+        <w:pStyle w:val="a1"/>
         <w:keepNext w:val="0"/>
         <w:keepLines w:val="0"/>
         <w:pageBreakBefore w:val="0"/>
@@ -5027,7 +5000,7 @@
     </w:p>
     <w:p>
       <w:pPr>
-        <w:pStyle w:val="29"/>
+        <w:pStyle w:val="a1"/>
         <w:keepNext w:val="0"/>
         <w:keepLines w:val="0"/>
         <w:pageBreakBefore w:val="0"/>
@@ -5045,7 +5018,7 @@
         <w:bidi w:val="0"/>
         <w:adjustRightInd w:val="0"/>
         <w:snapToGrid w:val="0"/>
-        <w:ind w:left="425" w:leftChars="0" w:hanging="425" w:firstLineChars="0"/>
+        <w:ind w:left="425" w:hanging="425" w:leftChars="0" w:firstLineChars="0"/>
         <w:textAlignment w:val="baseline"/>
         <w:rPr>
           <w:rFonts w:hint="default"/>
@@ -5062,7 +5035,7 @@
     </w:p>
     <w:p>
       <w:pPr>
-        <w:pStyle w:val="29"/>
+        <w:pStyle w:val="a1"/>
         <w:keepNext w:val="0"/>
         <w:keepLines w:val="0"/>
         <w:pageBreakBefore w:val="0"/>
@@ -5092,7 +5065,7 @@
     </w:p>
     <w:p>
       <w:pPr>
-        <w:pStyle w:val="29"/>
+        <w:pStyle w:val="a1"/>
         <w:keepNext w:val="0"/>
         <w:keepLines w:val="0"/>
         <w:pageBreakBefore w:val="0"/>
@@ -5110,7 +5083,7 @@
         <w:bidi w:val="0"/>
         <w:adjustRightInd w:val="0"/>
         <w:snapToGrid w:val="0"/>
-        <w:ind w:left="425" w:leftChars="0" w:hanging="425" w:firstLineChars="0"/>
+        <w:ind w:left="425" w:hanging="425" w:leftChars="0" w:firstLineChars="0"/>
         <w:textAlignment w:val="baseline"/>
         <w:rPr>
           <w:rFonts w:hint="default"/>
@@ -5127,7 +5100,7 @@
     </w:p>
     <w:p>
       <w:pPr>
-        <w:pStyle w:val="29"/>
+        <w:pStyle w:val="a1"/>
         <w:keepNext w:val="0"/>
         <w:keepLines w:val="0"/>
         <w:pageBreakBefore w:val="0"/>
@@ -5157,7 +5130,7 @@
     </w:p>
     <w:p>
       <w:pPr>
-        <w:pStyle w:val="29"/>
+        <w:pStyle w:val="a1"/>
         <w:keepNext w:val="0"/>
         <w:keepLines w:val="0"/>
         <w:pageBreakBefore w:val="0"/>
@@ -5175,7 +5148,7 @@
         <w:bidi w:val="0"/>
         <w:adjustRightInd w:val="0"/>
         <w:snapToGrid w:val="0"/>
-        <w:ind w:left="425" w:leftChars="0" w:hanging="425" w:firstLineChars="0"/>
+        <w:ind w:left="425" w:hanging="425" w:leftChars="0" w:firstLineChars="0"/>
         <w:textAlignment w:val="baseline"/>
         <w:rPr>
           <w:rFonts w:hint="default"/>
@@ -5192,7 +5165,7 @@
     </w:p>
     <w:p>
       <w:pPr>
-        <w:pStyle w:val="29"/>
+        <w:pStyle w:val="a1"/>
         <w:keepNext w:val="0"/>
         <w:keepLines w:val="0"/>
         <w:pageBreakBefore w:val="0"/>
@@ -5222,7 +5195,7 @@
     </w:p>
     <w:p>
       <w:pPr>
-        <w:pStyle w:val="28"/>
+        <w:pStyle w:val="1"/>
         <w:keepNext w:val="0"/>
         <w:keepLines w:val="0"/>
         <w:pageBreakBefore w:val="0"/>
@@ -5242,38 +5215,38 @@
           <w:lang w:val="en-US" w:eastAsia="zh-CN"/>
         </w:rPr>
       </w:pPr>
-      <w:bookmarkStart w:id="13" w:name="_Toc27061"/>
+      <w:bookmarkStart w:id="14" w:name="_Toc27061"/>
       <w:r>
         <w:rPr>
           <w:rFonts w:hint="default"/>
           <w:lang w:val="en-US" w:eastAsia="zh-CN"/>
         </w:rPr>
         <w:t>问题相关定义</w:t>
-      </w:r>
-      <w:bookmarkEnd w:id="13"/>
-    </w:p>
-    <w:p>
-      <w:pPr>
-        <w:pStyle w:val="30"/>
-        <w:bidi w:val="0"/>
-        <w:rPr>
-          <w:rFonts w:hint="default"/>
-          <w:lang w:val="en-US" w:eastAsia="zh-CN"/>
-        </w:rPr>
-      </w:pPr>
-      <w:bookmarkStart w:id="14" w:name="_Toc23735"/>
-      <w:r>
-        <w:rPr>
-          <w:rFonts w:hint="default"/>
-          <w:lang w:val="en-US" w:eastAsia="zh-CN"/>
-        </w:rPr>
-        <w:t>问题分类</w:t>
       </w:r>
       <w:bookmarkEnd w:id="14"/>
     </w:p>
     <w:p>
       <w:pPr>
-        <w:pStyle w:val="29"/>
+        <w:pStyle w:val="2"/>
+        <w:bidi w:val="0"/>
+        <w:rPr>
+          <w:rFonts w:hint="default"/>
+          <w:lang w:val="en-US" w:eastAsia="zh-CN"/>
+        </w:rPr>
+      </w:pPr>
+      <w:bookmarkStart w:id="15" w:name="_Toc23735"/>
+      <w:r>
+        <w:rPr>
+          <w:rFonts w:hint="default"/>
+          <w:lang w:val="en-US" w:eastAsia="zh-CN"/>
+        </w:rPr>
+        <w:t>问题分类</w:t>
+      </w:r>
+      <w:bookmarkEnd w:id="15"/>
+    </w:p>
+    <w:p>
+      <w:pPr>
+        <w:pStyle w:val="a1"/>
         <w:keepNext w:val="0"/>
         <w:keepLines w:val="0"/>
         <w:pageBreakBefore w:val="0"/>
@@ -5303,7 +5276,7 @@
     </w:p>
     <w:p>
       <w:pPr>
-        <w:pStyle w:val="29"/>
+        <w:pStyle w:val="a1"/>
         <w:keepNext w:val="0"/>
         <w:keepLines w:val="0"/>
         <w:pageBreakBefore w:val="0"/>
@@ -5333,7 +5306,7 @@
     </w:p>
     <w:p>
       <w:pPr>
-        <w:pStyle w:val="29"/>
+        <w:pStyle w:val="a1"/>
         <w:keepNext w:val="0"/>
         <w:keepLines w:val="0"/>
         <w:pageBreakBefore w:val="0"/>
@@ -5363,7 +5336,7 @@
     </w:p>
     <w:p>
       <w:pPr>
-        <w:pStyle w:val="29"/>
+        <w:pStyle w:val="a1"/>
         <w:keepNext w:val="0"/>
         <w:keepLines w:val="0"/>
         <w:pageBreakBefore w:val="0"/>
@@ -5393,7 +5366,7 @@
     </w:p>
     <w:p>
       <w:pPr>
-        <w:pStyle w:val="29"/>
+        <w:pStyle w:val="a1"/>
         <w:keepNext w:val="0"/>
         <w:keepLines w:val="0"/>
         <w:pageBreakBefore w:val="0"/>
@@ -5423,7 +5396,7 @@
     </w:p>
     <w:p>
       <w:pPr>
-        <w:pStyle w:val="29"/>
+        <w:pStyle w:val="a1"/>
         <w:keepNext w:val="0"/>
         <w:keepLines w:val="0"/>
         <w:pageBreakBefore w:val="0"/>
@@ -5453,7 +5426,7 @@
     </w:p>
     <w:p>
       <w:pPr>
-        <w:pStyle w:val="29"/>
+        <w:pStyle w:val="a1"/>
         <w:keepNext w:val="0"/>
         <w:keepLines w:val="0"/>
         <w:pageBreakBefore w:val="0"/>
@@ -5483,14 +5456,14 @@
     </w:p>
     <w:p>
       <w:pPr>
-        <w:pStyle w:val="30"/>
+        <w:pStyle w:val="2"/>
         <w:bidi w:val="0"/>
         <w:rPr>
           <w:rFonts w:hint="default"/>
           <w:lang w:val="en-US" w:eastAsia="zh-CN"/>
         </w:rPr>
       </w:pPr>
-      <w:bookmarkStart w:id="15" w:name="_Toc8879"/>
+      <w:bookmarkStart w:id="16" w:name="_Toc8879"/>
       <w:r>
         <w:rPr>
           <w:rFonts w:hint="default"/>
@@ -5498,11 +5471,11 @@
         </w:rPr>
         <w:t>问题优先级定义</w:t>
       </w:r>
-      <w:bookmarkEnd w:id="15"/>
+      <w:bookmarkEnd w:id="16"/>
     </w:p>
     <w:p>
       <w:pPr>
-        <w:pStyle w:val="29"/>
+        <w:pStyle w:val="a1"/>
         <w:keepNext w:val="0"/>
         <w:keepLines w:val="0"/>
         <w:pageBreakBefore w:val="0"/>
@@ -5532,16 +5505,16 @@
     </w:p>
     <w:tbl>
       <w:tblPr>
-        <w:tblStyle w:val="20"/>
+        <w:tblStyle w:val="TableNormal"/>
         <w:tblW w:w="0" w:type="auto"/>
         <w:tblInd w:w="0" w:type="dxa"/>
         <w:tblBorders>
-          <w:top w:val="single" w:color="auto" w:sz="4" w:space="0"/>
-          <w:left w:val="single" w:color="auto" w:sz="4" w:space="0"/>
-          <w:bottom w:val="single" w:color="auto" w:sz="4" w:space="0"/>
-          <w:right w:val="single" w:color="auto" w:sz="4" w:space="0"/>
-          <w:insideH w:val="single" w:color="auto" w:sz="4" w:space="0"/>
-          <w:insideV w:val="single" w:color="auto" w:sz="4" w:space="0"/>
+          <w:top w:val="single" w:sz="4" w:space="0" w:color="auto"/>
+          <w:left w:val="single" w:sz="4" w:space="0" w:color="auto"/>
+          <w:bottom w:val="single" w:sz="4" w:space="0" w:color="auto"/>
+          <w:right w:val="single" w:sz="4" w:space="0" w:color="auto"/>
+          <w:insideH w:val="single" w:sz="4" w:space="0" w:color="auto"/>
+          <w:insideV w:val="single" w:sz="4" w:space="0" w:color="auto"/>
         </w:tblBorders>
         <w:shd w:val="clear" w:color="auto" w:fill="auto"/>
         <w:tblLayout w:type="fixed"/>
@@ -5560,15 +5533,24 @@
       </w:tblGrid>
       <w:tr>
         <w:tblPrEx>
+          <w:tblW w:w="0" w:type="auto"/>
+          <w:tblInd w:w="0" w:type="dxa"/>
           <w:tblBorders>
-            <w:top w:val="single" w:color="auto" w:sz="4" w:space="0"/>
-            <w:left w:val="single" w:color="auto" w:sz="4" w:space="0"/>
-            <w:bottom w:val="single" w:color="auto" w:sz="4" w:space="0"/>
-            <w:right w:val="single" w:color="auto" w:sz="4" w:space="0"/>
-            <w:insideH w:val="single" w:color="auto" w:sz="4" w:space="0"/>
-            <w:insideV w:val="single" w:color="auto" w:sz="4" w:space="0"/>
+            <w:top w:val="single" w:sz="4" w:space="0" w:color="auto"/>
+            <w:left w:val="single" w:sz="4" w:space="0" w:color="auto"/>
+            <w:bottom w:val="single" w:sz="4" w:space="0" w:color="auto"/>
+            <w:right w:val="single" w:sz="4" w:space="0" w:color="auto"/>
+            <w:insideH w:val="single" w:sz="4" w:space="0" w:color="auto"/>
+            <w:insideV w:val="single" w:sz="4" w:space="0" w:color="auto"/>
           </w:tblBorders>
           <w:shd w:val="clear" w:color="auto" w:fill="auto"/>
+          <w:tblLayout w:type="fixed"/>
+          <w:tblCellMar>
+            <w:top w:w="15" w:type="dxa"/>
+            <w:left w:w="15" w:type="dxa"/>
+            <w:bottom w:w="15" w:type="dxa"/>
+            <w:right w:w="15" w:type="dxa"/>
+          </w:tblCellMar>
         </w:tblPrEx>
         <w:trPr>
           <w:tblHeader/>
@@ -5592,10 +5574,10 @@
               <w:widowControl/>
               <w:suppressLineNumbers w:val="0"/>
               <w:spacing w:line="300" w:lineRule="atLeast"/>
-              <w:ind w:left="0" w:leftChars="0" w:right="0" w:rightChars="0" w:firstLine="0" w:firstLineChars="0"/>
+              <w:ind w:left="0" w:right="0" w:firstLine="0" w:leftChars="0" w:rightChars="0" w:firstLineChars="0"/>
               <w:jc w:val="center"/>
               <w:rPr>
-                <w:rFonts w:ascii="Segoe UI" w:hAnsi="Segoe UI" w:eastAsia="Segoe UI" w:cs="Segoe UI"/>
+                <w:rFonts w:ascii="Segoe UI" w:eastAsia="Segoe UI" w:hAnsi="Segoe UI" w:cs="Segoe UI"/>
                 <w:i w:val="0"/>
                 <w:iCs w:val="0"/>
                 <w:caps w:val="0"/>
@@ -5607,8 +5589,8 @@
             </w:pPr>
             <w:r>
               <w:rPr>
-                <w:rStyle w:val="23"/>
-                <w:rFonts w:hint="default" w:ascii="Segoe UI" w:hAnsi="Segoe UI" w:eastAsia="Segoe UI" w:cs="Segoe UI"/>
+                <w:rStyle w:val="Strong"/>
+                <w:rFonts w:ascii="Segoe UI" w:eastAsia="Segoe UI" w:hAnsi="Segoe UI" w:cs="Segoe UI" w:hint="default"/>
                 <w:b/>
                 <w:bCs/>
                 <w:i w:val="0"/>
@@ -5620,7 +5602,7 @@
                 <w:kern w:val="0"/>
                 <w:sz w:val="18"/>
                 <w:szCs w:val="18"/>
-                <w:lang w:val="en-US" w:eastAsia="zh-CN" w:bidi="ar"/>
+                <w:lang w:val="en-US" w:eastAsia="zh-CN"/>
               </w:rPr>
               <w:t>优先级</w:t>
             </w:r>
@@ -5645,10 +5627,10 @@
               <w:widowControl/>
               <w:suppressLineNumbers w:val="0"/>
               <w:spacing w:line="300" w:lineRule="atLeast"/>
-              <w:ind w:left="0" w:leftChars="0" w:right="0" w:rightChars="0" w:firstLine="0" w:firstLineChars="0"/>
+              <w:ind w:left="0" w:right="0" w:firstLine="0" w:leftChars="0" w:rightChars="0" w:firstLineChars="0"/>
               <w:jc w:val="center"/>
               <w:rPr>
-                <w:rFonts w:hint="default" w:ascii="Segoe UI" w:hAnsi="Segoe UI" w:eastAsia="Segoe UI" w:cs="Segoe UI"/>
+                <w:rFonts w:ascii="Segoe UI" w:eastAsia="Segoe UI" w:hAnsi="Segoe UI" w:cs="Segoe UI" w:hint="default"/>
                 <w:i w:val="0"/>
                 <w:iCs w:val="0"/>
                 <w:caps w:val="0"/>
@@ -5660,8 +5642,8 @@
             </w:pPr>
             <w:r>
               <w:rPr>
-                <w:rStyle w:val="23"/>
-                <w:rFonts w:hint="default" w:ascii="Segoe UI" w:hAnsi="Segoe UI" w:eastAsia="Segoe UI" w:cs="Segoe UI"/>
+                <w:rStyle w:val="Strong"/>
+                <w:rFonts w:ascii="Segoe UI" w:eastAsia="Segoe UI" w:hAnsi="Segoe UI" w:cs="Segoe UI" w:hint="default"/>
                 <w:b/>
                 <w:bCs/>
                 <w:i w:val="0"/>
@@ -5673,7 +5655,7 @@
                 <w:kern w:val="0"/>
                 <w:sz w:val="18"/>
                 <w:szCs w:val="18"/>
-                <w:lang w:val="en-US" w:eastAsia="zh-CN" w:bidi="ar"/>
+                <w:lang w:val="en-US" w:eastAsia="zh-CN"/>
               </w:rPr>
               <w:t>等级</w:t>
             </w:r>
@@ -5698,10 +5680,10 @@
               <w:widowControl/>
               <w:suppressLineNumbers w:val="0"/>
               <w:spacing w:line="300" w:lineRule="atLeast"/>
-              <w:ind w:left="0" w:leftChars="0" w:right="0" w:rightChars="0" w:firstLine="0" w:firstLineChars="0"/>
+              <w:ind w:left="0" w:right="0" w:firstLine="0" w:leftChars="0" w:rightChars="0" w:firstLineChars="0"/>
               <w:jc w:val="center"/>
               <w:rPr>
-                <w:rFonts w:hint="default" w:ascii="Segoe UI" w:hAnsi="Segoe UI" w:eastAsia="Segoe UI" w:cs="Segoe UI"/>
+                <w:rFonts w:ascii="Segoe UI" w:eastAsia="Segoe UI" w:hAnsi="Segoe UI" w:cs="Segoe UI" w:hint="default"/>
                 <w:i w:val="0"/>
                 <w:iCs w:val="0"/>
                 <w:caps w:val="0"/>
@@ -5713,8 +5695,8 @@
             </w:pPr>
             <w:r>
               <w:rPr>
-                <w:rStyle w:val="23"/>
-                <w:rFonts w:hint="default" w:ascii="Segoe UI" w:hAnsi="Segoe UI" w:eastAsia="Segoe UI" w:cs="Segoe UI"/>
+                <w:rStyle w:val="Strong"/>
+                <w:rFonts w:ascii="Segoe UI" w:eastAsia="Segoe UI" w:hAnsi="Segoe UI" w:cs="Segoe UI" w:hint="default"/>
                 <w:b/>
                 <w:bCs/>
                 <w:i w:val="0"/>
@@ -5726,7 +5708,7 @@
                 <w:kern w:val="0"/>
                 <w:sz w:val="18"/>
                 <w:szCs w:val="18"/>
-                <w:lang w:val="en-US" w:eastAsia="zh-CN" w:bidi="ar"/>
+                <w:lang w:val="en-US" w:eastAsia="zh-CN"/>
               </w:rPr>
               <w:t>定义标准（软件运维视角）</w:t>
             </w:r>
@@ -5751,10 +5733,10 @@
               <w:widowControl/>
               <w:suppressLineNumbers w:val="0"/>
               <w:spacing w:line="300" w:lineRule="atLeast"/>
-              <w:ind w:left="0" w:leftChars="0" w:right="0" w:rightChars="0" w:firstLine="0" w:firstLineChars="0"/>
+              <w:ind w:left="0" w:right="0" w:firstLine="0" w:leftChars="0" w:rightChars="0" w:firstLineChars="0"/>
               <w:jc w:val="center"/>
               <w:rPr>
-                <w:rFonts w:hint="default" w:ascii="Segoe UI" w:hAnsi="Segoe UI" w:eastAsia="Segoe UI" w:cs="Segoe UI"/>
+                <w:rFonts w:ascii="Segoe UI" w:eastAsia="Segoe UI" w:hAnsi="Segoe UI" w:cs="Segoe UI" w:hint="default"/>
                 <w:i w:val="0"/>
                 <w:iCs w:val="0"/>
                 <w:caps w:val="0"/>
@@ -5766,8 +5748,8 @@
             </w:pPr>
             <w:r>
               <w:rPr>
-                <w:rStyle w:val="23"/>
-                <w:rFonts w:hint="default" w:ascii="Segoe UI" w:hAnsi="Segoe UI" w:eastAsia="Segoe UI" w:cs="Segoe UI"/>
+                <w:rStyle w:val="Strong"/>
+                <w:rFonts w:ascii="Segoe UI" w:eastAsia="Segoe UI" w:hAnsi="Segoe UI" w:cs="Segoe UI" w:hint="default"/>
                 <w:b/>
                 <w:bCs/>
                 <w:i w:val="0"/>
@@ -5779,7 +5761,7 @@
                 <w:kern w:val="0"/>
                 <w:sz w:val="18"/>
                 <w:szCs w:val="18"/>
-                <w:lang w:val="en-US" w:eastAsia="zh-CN" w:bidi="ar"/>
+                <w:lang w:val="en-US" w:eastAsia="zh-CN"/>
               </w:rPr>
               <w:t>目标解决时限</w:t>
             </w:r>
@@ -5788,15 +5770,10 @@
       </w:tr>
       <w:tr>
         <w:tblPrEx>
-          <w:tblBorders>
-            <w:top w:val="single" w:color="auto" w:sz="4" w:space="0"/>
-            <w:left w:val="single" w:color="auto" w:sz="4" w:space="0"/>
-            <w:bottom w:val="single" w:color="auto" w:sz="4" w:space="0"/>
-            <w:right w:val="single" w:color="auto" w:sz="4" w:space="0"/>
-            <w:insideH w:val="single" w:color="auto" w:sz="4" w:space="0"/>
-            <w:insideV w:val="single" w:color="auto" w:sz="4" w:space="0"/>
-          </w:tblBorders>
+          <w:tblW w:w="0" w:type="auto"/>
+          <w:tblInd w:w="0" w:type="dxa"/>
           <w:shd w:val="clear" w:color="auto" w:fill="auto"/>
+          <w:tblLayout w:type="fixed"/>
           <w:tblCellMar>
             <w:top w:w="15" w:type="dxa"/>
             <w:left w:w="15" w:type="dxa"/>
@@ -5823,10 +5800,10 @@
               <w:widowControl/>
               <w:suppressLineNumbers w:val="0"/>
               <w:spacing w:line="300" w:lineRule="atLeast"/>
-              <w:ind w:left="0" w:leftChars="0" w:right="0" w:rightChars="0" w:firstLine="0" w:firstLineChars="0"/>
+              <w:ind w:left="0" w:right="0" w:firstLine="0" w:leftChars="0" w:rightChars="0" w:firstLineChars="0"/>
               <w:jc w:val="center"/>
               <w:rPr>
-                <w:rFonts w:hint="default" w:ascii="Segoe UI" w:hAnsi="Segoe UI" w:eastAsia="Segoe UI" w:cs="Segoe UI"/>
+                <w:rFonts w:ascii="Segoe UI" w:eastAsia="Segoe UI" w:hAnsi="Segoe UI" w:cs="Segoe UI" w:hint="default"/>
                 <w:i w:val="0"/>
                 <w:iCs w:val="0"/>
                 <w:caps w:val="0"/>
@@ -5838,8 +5815,8 @@
             </w:pPr>
             <w:r>
               <w:rPr>
-                <w:rStyle w:val="23"/>
-                <w:rFonts w:hint="default" w:ascii="Segoe UI" w:hAnsi="Segoe UI" w:eastAsia="Segoe UI" w:cs="Segoe UI"/>
+                <w:rStyle w:val="Strong"/>
+                <w:rFonts w:ascii="Segoe UI" w:eastAsia="Segoe UI" w:hAnsi="Segoe UI" w:cs="Segoe UI" w:hint="default"/>
                 <w:b/>
                 <w:bCs/>
                 <w:i w:val="0"/>
@@ -5851,7 +5828,7 @@
                 <w:kern w:val="0"/>
                 <w:sz w:val="18"/>
                 <w:szCs w:val="18"/>
-                <w:lang w:val="en-US" w:eastAsia="zh-CN" w:bidi="ar"/>
+                <w:lang w:val="en-US" w:eastAsia="zh-CN"/>
               </w:rPr>
               <w:t>高</w:t>
             </w:r>
@@ -5878,7 +5855,7 @@
               <w:spacing w:line="300" w:lineRule="atLeast"/>
               <w:jc w:val="left"/>
               <w:rPr>
-                <w:rFonts w:hint="default" w:ascii="Segoe UI" w:hAnsi="Segoe UI" w:eastAsia="Segoe UI" w:cs="Segoe UI"/>
+                <w:rFonts w:ascii="Segoe UI" w:eastAsia="Segoe UI" w:hAnsi="Segoe UI" w:cs="Segoe UI" w:hint="default"/>
                 <w:i w:val="0"/>
                 <w:iCs w:val="0"/>
                 <w:caps w:val="0"/>
@@ -5890,7 +5867,7 @@
             </w:pPr>
             <w:r>
               <w:rPr>
-                <w:rFonts w:hint="default" w:ascii="Segoe UI" w:hAnsi="Segoe UI" w:eastAsia="Segoe UI" w:cs="Segoe UI"/>
+                <w:rFonts w:ascii="Segoe UI" w:eastAsia="Segoe UI" w:hAnsi="Segoe UI" w:cs="Segoe UI" w:hint="default"/>
                 <w:i w:val="0"/>
                 <w:iCs w:val="0"/>
                 <w:caps w:val="0"/>
@@ -5900,7 +5877,7 @@
                 <w:kern w:val="0"/>
                 <w:sz w:val="18"/>
                 <w:szCs w:val="18"/>
-                <w:lang w:val="en-US" w:eastAsia="zh-CN" w:bidi="ar"/>
+                <w:lang w:val="en-US" w:eastAsia="zh-CN"/>
               </w:rPr>
               <w:t>关键</w:t>
             </w:r>
@@ -5927,7 +5904,7 @@
               <w:spacing w:line="300" w:lineRule="atLeast"/>
               <w:jc w:val="left"/>
               <w:rPr>
-                <w:rFonts w:hint="default" w:ascii="Segoe UI" w:hAnsi="Segoe UI" w:eastAsia="Segoe UI" w:cs="Segoe UI"/>
+                <w:rFonts w:ascii="Segoe UI" w:eastAsia="Segoe UI" w:hAnsi="Segoe UI" w:cs="Segoe UI" w:hint="default"/>
                 <w:i w:val="0"/>
                 <w:iCs w:val="0"/>
                 <w:caps w:val="0"/>
@@ -5939,7 +5916,7 @@
             </w:pPr>
             <w:r>
               <w:rPr>
-                <w:rFonts w:hint="default" w:ascii="Segoe UI" w:hAnsi="Segoe UI" w:eastAsia="Segoe UI" w:cs="Segoe UI"/>
+                <w:rFonts w:ascii="Segoe UI" w:eastAsia="Segoe UI" w:hAnsi="Segoe UI" w:cs="Segoe UI" w:hint="default"/>
                 <w:i w:val="0"/>
                 <w:iCs w:val="0"/>
                 <w:caps w:val="0"/>
@@ -5949,13 +5926,13 @@
                 <w:kern w:val="0"/>
                 <w:sz w:val="18"/>
                 <w:szCs w:val="18"/>
-                <w:lang w:val="en-US" w:eastAsia="zh-CN" w:bidi="ar"/>
+                <w:lang w:val="en-US" w:eastAsia="zh-CN"/>
               </w:rPr>
               <w:t>1. 由P0/P1级重大事件升级而来。</w:t>
             </w:r>
             <w:r>
               <w:rPr>
-                <w:rFonts w:hint="default" w:ascii="Segoe UI" w:hAnsi="Segoe UI" w:eastAsia="Segoe UI" w:cs="Segoe UI"/>
+                <w:rFonts w:ascii="Segoe UI" w:eastAsia="Segoe UI" w:hAnsi="Segoe UI" w:cs="Segoe UI" w:hint="default"/>
                 <w:i w:val="0"/>
                 <w:iCs w:val="0"/>
                 <w:caps w:val="0"/>
@@ -5965,13 +5942,13 @@
                 <w:kern w:val="0"/>
                 <w:sz w:val="18"/>
                 <w:szCs w:val="18"/>
-                <w:lang w:val="en-US" w:eastAsia="zh-CN" w:bidi="ar"/>
-              </w:rPr>
-              <w:br w:type="textWrapping"/>
+                <w:lang w:val="en-US" w:eastAsia="zh-CN"/>
+              </w:rPr>
+              <w:br/>
             </w:r>
             <w:r>
               <w:rPr>
-                <w:rFonts w:hint="default" w:ascii="Segoe UI" w:hAnsi="Segoe UI" w:eastAsia="Segoe UI" w:cs="Segoe UI"/>
+                <w:rFonts w:ascii="Segoe UI" w:eastAsia="Segoe UI" w:hAnsi="Segoe UI" w:cs="Segoe UI" w:hint="default"/>
                 <w:i w:val="0"/>
                 <w:iCs w:val="0"/>
                 <w:caps w:val="0"/>
@@ -5981,13 +5958,13 @@
                 <w:kern w:val="0"/>
                 <w:sz w:val="18"/>
                 <w:szCs w:val="18"/>
-                <w:lang w:val="en-US" w:eastAsia="zh-CN" w:bidi="ar"/>
+                <w:lang w:val="en-US" w:eastAsia="zh-CN"/>
               </w:rPr>
               <w:t>2. 影响核心业务流程或关键数据，范围广。</w:t>
             </w:r>
             <w:r>
               <w:rPr>
-                <w:rFonts w:hint="default" w:ascii="Segoe UI" w:hAnsi="Segoe UI" w:eastAsia="Segoe UI" w:cs="Segoe UI"/>
+                <w:rFonts w:ascii="Segoe UI" w:eastAsia="Segoe UI" w:hAnsi="Segoe UI" w:cs="Segoe UI" w:hint="default"/>
                 <w:i w:val="0"/>
                 <w:iCs w:val="0"/>
                 <w:caps w:val="0"/>
@@ -5997,13 +5974,13 @@
                 <w:kern w:val="0"/>
                 <w:sz w:val="18"/>
                 <w:szCs w:val="18"/>
-                <w:lang w:val="en-US" w:eastAsia="zh-CN" w:bidi="ar"/>
-              </w:rPr>
-              <w:br w:type="textWrapping"/>
+                <w:lang w:val="en-US" w:eastAsia="zh-CN"/>
+              </w:rPr>
+              <w:br/>
             </w:r>
             <w:r>
               <w:rPr>
-                <w:rFonts w:hint="default" w:ascii="Segoe UI" w:hAnsi="Segoe UI" w:eastAsia="Segoe UI" w:cs="Segoe UI"/>
+                <w:rFonts w:ascii="Segoe UI" w:eastAsia="Segoe UI" w:hAnsi="Segoe UI" w:cs="Segoe UI" w:hint="default"/>
                 <w:i w:val="0"/>
                 <w:iCs w:val="0"/>
                 <w:caps w:val="0"/>
@@ -6013,13 +5990,13 @@
                 <w:kern w:val="0"/>
                 <w:sz w:val="18"/>
                 <w:szCs w:val="18"/>
-                <w:lang w:val="en-US" w:eastAsia="zh-CN" w:bidi="ar"/>
+                <w:lang w:val="en-US" w:eastAsia="zh-CN"/>
               </w:rPr>
               <w:t>3. 若不解决，将导致SLA持续严重违约或重大安全风险。</w:t>
             </w:r>
             <w:r>
               <w:rPr>
-                <w:rFonts w:hint="default" w:ascii="Segoe UI" w:hAnsi="Segoe UI" w:eastAsia="Segoe UI" w:cs="Segoe UI"/>
+                <w:rFonts w:ascii="Segoe UI" w:eastAsia="Segoe UI" w:hAnsi="Segoe UI" w:cs="Segoe UI" w:hint="default"/>
                 <w:i w:val="0"/>
                 <w:iCs w:val="0"/>
                 <w:caps w:val="0"/>
@@ -6029,13 +6006,13 @@
                 <w:kern w:val="0"/>
                 <w:sz w:val="18"/>
                 <w:szCs w:val="18"/>
-                <w:lang w:val="en-US" w:eastAsia="zh-CN" w:bidi="ar"/>
-              </w:rPr>
-              <w:br w:type="textWrapping"/>
+                <w:lang w:val="en-US" w:eastAsia="zh-CN"/>
+              </w:rPr>
+              <w:br/>
             </w:r>
             <w:r>
               <w:rPr>
-                <w:rFonts w:hint="default" w:ascii="Segoe UI" w:hAnsi="Segoe UI" w:eastAsia="Segoe UI" w:cs="Segoe UI"/>
+                <w:rFonts w:ascii="Segoe UI" w:eastAsia="Segoe UI" w:hAnsi="Segoe UI" w:cs="Segoe UI" w:hint="default"/>
                 <w:i w:val="0"/>
                 <w:iCs w:val="0"/>
                 <w:caps w:val="0"/>
@@ -6045,7 +6022,7 @@
                 <w:kern w:val="0"/>
                 <w:sz w:val="18"/>
                 <w:szCs w:val="18"/>
-                <w:lang w:val="en-US" w:eastAsia="zh-CN" w:bidi="ar"/>
+                <w:lang w:val="en-US" w:eastAsia="zh-CN"/>
               </w:rPr>
               <w:t>4. 解决后可带来显著的成本节约或效率跃升。</w:t>
             </w:r>
@@ -6083,7 +6060,7 @@
               <w:jc w:val="left"/>
               <w:textAlignment w:val="baseline"/>
               <w:rPr>
-                <w:rFonts w:hint="default" w:ascii="Segoe UI" w:hAnsi="Segoe UI" w:eastAsia="Segoe UI" w:cs="Segoe UI"/>
+                <w:rFonts w:ascii="Segoe UI" w:eastAsia="Segoe UI" w:hAnsi="Segoe UI" w:cs="Segoe UI" w:hint="default"/>
                 <w:i w:val="0"/>
                 <w:iCs w:val="0"/>
                 <w:caps w:val="0"/>
@@ -6095,7 +6072,7 @@
             </w:pPr>
             <w:r>
               <w:rPr>
-                <w:rFonts w:hint="default" w:ascii="Segoe UI" w:hAnsi="Segoe UI" w:eastAsia="Segoe UI" w:cs="Segoe UI"/>
+                <w:rFonts w:ascii="Segoe UI" w:eastAsia="Segoe UI" w:hAnsi="Segoe UI" w:cs="Segoe UI" w:hint="default"/>
                 <w:i w:val="0"/>
                 <w:iCs w:val="0"/>
                 <w:caps w:val="0"/>
@@ -6105,7 +6082,7 @@
                 <w:kern w:val="0"/>
                 <w:sz w:val="18"/>
                 <w:szCs w:val="18"/>
-                <w:lang w:val="en-US" w:eastAsia="zh-CN" w:bidi="ar"/>
+                <w:lang w:val="en-US" w:eastAsia="zh-CN"/>
               </w:rPr>
               <w:t>立即响应，按预案限期解决</w:t>
             </w:r>
@@ -6114,15 +6091,10 @@
       </w:tr>
       <w:tr>
         <w:tblPrEx>
-          <w:tblBorders>
-            <w:top w:val="single" w:color="auto" w:sz="4" w:space="0"/>
-            <w:left w:val="single" w:color="auto" w:sz="4" w:space="0"/>
-            <w:bottom w:val="single" w:color="auto" w:sz="4" w:space="0"/>
-            <w:right w:val="single" w:color="auto" w:sz="4" w:space="0"/>
-            <w:insideH w:val="single" w:color="auto" w:sz="4" w:space="0"/>
-            <w:insideV w:val="single" w:color="auto" w:sz="4" w:space="0"/>
-          </w:tblBorders>
+          <w:tblW w:w="0" w:type="auto"/>
+          <w:tblInd w:w="0" w:type="dxa"/>
           <w:shd w:val="clear" w:color="auto" w:fill="auto"/>
+          <w:tblLayout w:type="fixed"/>
           <w:tblCellMar>
             <w:top w:w="15" w:type="dxa"/>
             <w:left w:w="15" w:type="dxa"/>
@@ -6149,10 +6121,10 @@
               <w:widowControl/>
               <w:suppressLineNumbers w:val="0"/>
               <w:spacing w:line="300" w:lineRule="atLeast"/>
-              <w:ind w:left="0" w:leftChars="0" w:right="0" w:rightChars="0" w:firstLine="0" w:firstLineChars="0"/>
+              <w:ind w:left="0" w:right="0" w:firstLine="0" w:leftChars="0" w:rightChars="0" w:firstLineChars="0"/>
               <w:jc w:val="center"/>
               <w:rPr>
-                <w:rFonts w:hint="default" w:ascii="Segoe UI" w:hAnsi="Segoe UI" w:eastAsia="Segoe UI" w:cs="Segoe UI"/>
+                <w:rFonts w:ascii="Segoe UI" w:eastAsia="Segoe UI" w:hAnsi="Segoe UI" w:cs="Segoe UI" w:hint="default"/>
                 <w:i w:val="0"/>
                 <w:iCs w:val="0"/>
                 <w:caps w:val="0"/>
@@ -6164,8 +6136,8 @@
             </w:pPr>
             <w:r>
               <w:rPr>
-                <w:rStyle w:val="23"/>
-                <w:rFonts w:hint="default" w:ascii="Segoe UI" w:hAnsi="Segoe UI" w:eastAsia="Segoe UI" w:cs="Segoe UI"/>
+                <w:rStyle w:val="Strong"/>
+                <w:rFonts w:ascii="Segoe UI" w:eastAsia="Segoe UI" w:hAnsi="Segoe UI" w:cs="Segoe UI" w:hint="default"/>
                 <w:b/>
                 <w:bCs/>
                 <w:i w:val="0"/>
@@ -6177,7 +6149,7 @@
                 <w:kern w:val="0"/>
                 <w:sz w:val="18"/>
                 <w:szCs w:val="18"/>
-                <w:lang w:val="en-US" w:eastAsia="zh-CN" w:bidi="ar"/>
+                <w:lang w:val="en-US" w:eastAsia="zh-CN"/>
               </w:rPr>
               <w:t>中</w:t>
             </w:r>
@@ -6204,7 +6176,7 @@
               <w:spacing w:line="300" w:lineRule="atLeast"/>
               <w:jc w:val="left"/>
               <w:rPr>
-                <w:rFonts w:hint="default" w:ascii="Segoe UI" w:hAnsi="Segoe UI" w:eastAsia="Segoe UI" w:cs="Segoe UI"/>
+                <w:rFonts w:ascii="Segoe UI" w:eastAsia="Segoe UI" w:hAnsi="Segoe UI" w:cs="Segoe UI" w:hint="default"/>
                 <w:i w:val="0"/>
                 <w:iCs w:val="0"/>
                 <w:caps w:val="0"/>
@@ -6216,7 +6188,7 @@
             </w:pPr>
             <w:r>
               <w:rPr>
-                <w:rFonts w:hint="default" w:ascii="Segoe UI" w:hAnsi="Segoe UI" w:eastAsia="Segoe UI" w:cs="Segoe UI"/>
+                <w:rFonts w:ascii="Segoe UI" w:eastAsia="Segoe UI" w:hAnsi="Segoe UI" w:cs="Segoe UI" w:hint="default"/>
                 <w:i w:val="0"/>
                 <w:iCs w:val="0"/>
                 <w:caps w:val="0"/>
@@ -6226,7 +6198,7 @@
                 <w:kern w:val="0"/>
                 <w:sz w:val="18"/>
                 <w:szCs w:val="18"/>
-                <w:lang w:val="en-US" w:eastAsia="zh-CN" w:bidi="ar"/>
+                <w:lang w:val="en-US" w:eastAsia="zh-CN"/>
               </w:rPr>
               <w:t>重要</w:t>
             </w:r>
@@ -6253,7 +6225,7 @@
               <w:spacing w:line="300" w:lineRule="atLeast"/>
               <w:jc w:val="left"/>
               <w:rPr>
-                <w:rFonts w:hint="default" w:ascii="Segoe UI" w:hAnsi="Segoe UI" w:eastAsia="Segoe UI" w:cs="Segoe UI"/>
+                <w:rFonts w:ascii="Segoe UI" w:eastAsia="Segoe UI" w:hAnsi="Segoe UI" w:cs="Segoe UI" w:hint="default"/>
                 <w:i w:val="0"/>
                 <w:iCs w:val="0"/>
                 <w:caps w:val="0"/>
@@ -6265,7 +6237,7 @@
             </w:pPr>
             <w:r>
               <w:rPr>
-                <w:rFonts w:hint="default" w:ascii="Segoe UI" w:hAnsi="Segoe UI" w:eastAsia="Segoe UI" w:cs="Segoe UI"/>
+                <w:rFonts w:ascii="Segoe UI" w:eastAsia="Segoe UI" w:hAnsi="Segoe UI" w:cs="Segoe UI" w:hint="default"/>
                 <w:i w:val="0"/>
                 <w:iCs w:val="0"/>
                 <w:caps w:val="0"/>
@@ -6275,13 +6247,13 @@
                 <w:kern w:val="0"/>
                 <w:sz w:val="18"/>
                 <w:szCs w:val="18"/>
-                <w:lang w:val="en-US" w:eastAsia="zh-CN" w:bidi="ar"/>
+                <w:lang w:val="en-US" w:eastAsia="zh-CN"/>
               </w:rPr>
               <w:t>1. 由P2级事件或重复发生的P3级事件升级而来。</w:t>
             </w:r>
             <w:r>
               <w:rPr>
-                <w:rFonts w:hint="default" w:ascii="Segoe UI" w:hAnsi="Segoe UI" w:eastAsia="Segoe UI" w:cs="Segoe UI"/>
+                <w:rFonts w:ascii="Segoe UI" w:eastAsia="Segoe UI" w:hAnsi="Segoe UI" w:cs="Segoe UI" w:hint="default"/>
                 <w:i w:val="0"/>
                 <w:iCs w:val="0"/>
                 <w:caps w:val="0"/>
@@ -6291,13 +6263,13 @@
                 <w:kern w:val="0"/>
                 <w:sz w:val="18"/>
                 <w:szCs w:val="18"/>
-                <w:lang w:val="en-US" w:eastAsia="zh-CN" w:bidi="ar"/>
-              </w:rPr>
-              <w:br w:type="textWrapping"/>
+                <w:lang w:val="en-US" w:eastAsia="zh-CN"/>
+              </w:rPr>
+              <w:br/>
             </w:r>
             <w:r>
               <w:rPr>
-                <w:rFonts w:hint="default" w:ascii="Segoe UI" w:hAnsi="Segoe UI" w:eastAsia="Segoe UI" w:cs="Segoe UI"/>
+                <w:rFonts w:ascii="Segoe UI" w:eastAsia="Segoe UI" w:hAnsi="Segoe UI" w:cs="Segoe UI" w:hint="default"/>
                 <w:i w:val="0"/>
                 <w:iCs w:val="0"/>
                 <w:caps w:val="0"/>
@@ -6307,13 +6279,13 @@
                 <w:kern w:val="0"/>
                 <w:sz w:val="18"/>
                 <w:szCs w:val="18"/>
-                <w:lang w:val="en-US" w:eastAsia="zh-CN" w:bidi="ar"/>
+                <w:lang w:val="en-US" w:eastAsia="zh-CN"/>
               </w:rPr>
               <w:t>2. 影响重要但非核心功能，或影响部分用户群体。</w:t>
             </w:r>
             <w:r>
               <w:rPr>
-                <w:rFonts w:hint="default" w:ascii="Segoe UI" w:hAnsi="Segoe UI" w:eastAsia="Segoe UI" w:cs="Segoe UI"/>
+                <w:rFonts w:ascii="Segoe UI" w:eastAsia="Segoe UI" w:hAnsi="Segoe UI" w:cs="Segoe UI" w:hint="default"/>
                 <w:i w:val="0"/>
                 <w:iCs w:val="0"/>
                 <w:caps w:val="0"/>
@@ -6323,13 +6295,13 @@
                 <w:kern w:val="0"/>
                 <w:sz w:val="18"/>
                 <w:szCs w:val="18"/>
-                <w:lang w:val="en-US" w:eastAsia="zh-CN" w:bidi="ar"/>
-              </w:rPr>
-              <w:br w:type="textWrapping"/>
+                <w:lang w:val="en-US" w:eastAsia="zh-CN"/>
+              </w:rPr>
+              <w:br/>
             </w:r>
             <w:r>
               <w:rPr>
-                <w:rFonts w:hint="default" w:ascii="Segoe UI" w:hAnsi="Segoe UI" w:eastAsia="Segoe UI" w:cs="Segoe UI"/>
+                <w:rFonts w:ascii="Segoe UI" w:eastAsia="Segoe UI" w:hAnsi="Segoe UI" w:cs="Segoe UI" w:hint="default"/>
                 <w:i w:val="0"/>
                 <w:iCs w:val="0"/>
                 <w:caps w:val="0"/>
@@ -6339,13 +6311,13 @@
                 <w:kern w:val="0"/>
                 <w:sz w:val="18"/>
                 <w:szCs w:val="18"/>
-                <w:lang w:val="en-US" w:eastAsia="zh-CN" w:bidi="ar"/>
+                <w:lang w:val="en-US" w:eastAsia="zh-CN"/>
               </w:rPr>
               <w:t>3. 对服务质量和客户体验有持续负面影响。</w:t>
             </w:r>
             <w:r>
               <w:rPr>
-                <w:rFonts w:hint="default" w:ascii="Segoe UI" w:hAnsi="Segoe UI" w:eastAsia="Segoe UI" w:cs="Segoe UI"/>
+                <w:rFonts w:ascii="Segoe UI" w:eastAsia="Segoe UI" w:hAnsi="Segoe UI" w:cs="Segoe UI" w:hint="default"/>
                 <w:i w:val="0"/>
                 <w:iCs w:val="0"/>
                 <w:caps w:val="0"/>
@@ -6355,13 +6327,13 @@
                 <w:kern w:val="0"/>
                 <w:sz w:val="18"/>
                 <w:szCs w:val="18"/>
-                <w:lang w:val="en-US" w:eastAsia="zh-CN" w:bidi="ar"/>
-              </w:rPr>
-              <w:br w:type="textWrapping"/>
+                <w:lang w:val="en-US" w:eastAsia="zh-CN"/>
+              </w:rPr>
+              <w:br/>
             </w:r>
             <w:r>
               <w:rPr>
-                <w:rFonts w:hint="default" w:ascii="Segoe UI" w:hAnsi="Segoe UI" w:eastAsia="Segoe UI" w:cs="Segoe UI"/>
+                <w:rFonts w:ascii="Segoe UI" w:eastAsia="Segoe UI" w:hAnsi="Segoe UI" w:cs="Segoe UI" w:hint="default"/>
                 <w:i w:val="0"/>
                 <w:iCs w:val="0"/>
                 <w:caps w:val="0"/>
@@ -6371,7 +6343,7 @@
                 <w:kern w:val="0"/>
                 <w:sz w:val="18"/>
                 <w:szCs w:val="18"/>
-                <w:lang w:val="en-US" w:eastAsia="zh-CN" w:bidi="ar"/>
+                <w:lang w:val="en-US" w:eastAsia="zh-CN"/>
               </w:rPr>
               <w:t>4. 解决后可有效提升系统健壮性或运维效率。</w:t>
             </w:r>
@@ -6409,7 +6381,7 @@
               <w:jc w:val="left"/>
               <w:textAlignment w:val="baseline"/>
               <w:rPr>
-                <w:rFonts w:hint="default" w:ascii="Segoe UI" w:hAnsi="Segoe UI" w:eastAsia="Segoe UI" w:cs="Segoe UI"/>
+                <w:rFonts w:ascii="Segoe UI" w:eastAsia="Segoe UI" w:hAnsi="Segoe UI" w:cs="Segoe UI" w:hint="default"/>
                 <w:i w:val="0"/>
                 <w:iCs w:val="0"/>
                 <w:caps w:val="0"/>
@@ -6421,7 +6393,7 @@
             </w:pPr>
             <w:r>
               <w:rPr>
-                <w:rFonts w:hint="default" w:ascii="Segoe UI" w:hAnsi="Segoe UI" w:eastAsia="Segoe UI" w:cs="Segoe UI"/>
+                <w:rFonts w:ascii="Segoe UI" w:eastAsia="Segoe UI" w:hAnsi="Segoe UI" w:cs="Segoe UI" w:hint="default"/>
                 <w:i w:val="0"/>
                 <w:iCs w:val="0"/>
                 <w:caps w:val="0"/>
@@ -6431,7 +6403,7 @@
                 <w:kern w:val="0"/>
                 <w:sz w:val="18"/>
                 <w:szCs w:val="18"/>
-                <w:lang w:val="en-US" w:eastAsia="zh-CN" w:bidi="ar"/>
+                <w:lang w:val="en-US" w:eastAsia="zh-CN"/>
               </w:rPr>
               <w:t>按计划在下一迭代周期内解决</w:t>
             </w:r>
@@ -6440,15 +6412,10 @@
       </w:tr>
       <w:tr>
         <w:tblPrEx>
-          <w:tblBorders>
-            <w:top w:val="single" w:color="auto" w:sz="4" w:space="0"/>
-            <w:left w:val="single" w:color="auto" w:sz="4" w:space="0"/>
-            <w:bottom w:val="single" w:color="auto" w:sz="4" w:space="0"/>
-            <w:right w:val="single" w:color="auto" w:sz="4" w:space="0"/>
-            <w:insideH w:val="single" w:color="auto" w:sz="4" w:space="0"/>
-            <w:insideV w:val="single" w:color="auto" w:sz="4" w:space="0"/>
-          </w:tblBorders>
+          <w:tblW w:w="0" w:type="auto"/>
+          <w:tblInd w:w="0" w:type="dxa"/>
           <w:shd w:val="clear" w:color="auto" w:fill="auto"/>
+          <w:tblLayout w:type="fixed"/>
           <w:tblCellMar>
             <w:top w:w="15" w:type="dxa"/>
             <w:left w:w="15" w:type="dxa"/>
@@ -6475,10 +6442,10 @@
               <w:widowControl/>
               <w:suppressLineNumbers w:val="0"/>
               <w:spacing w:line="300" w:lineRule="atLeast"/>
-              <w:ind w:left="0" w:leftChars="0" w:right="0" w:rightChars="0" w:firstLine="0" w:firstLineChars="0"/>
+              <w:ind w:left="0" w:right="0" w:firstLine="0" w:leftChars="0" w:rightChars="0" w:firstLineChars="0"/>
               <w:jc w:val="center"/>
               <w:rPr>
-                <w:rFonts w:hint="default" w:ascii="Segoe UI" w:hAnsi="Segoe UI" w:eastAsia="Segoe UI" w:cs="Segoe UI"/>
+                <w:rFonts w:ascii="Segoe UI" w:eastAsia="Segoe UI" w:hAnsi="Segoe UI" w:cs="Segoe UI" w:hint="default"/>
                 <w:i w:val="0"/>
                 <w:iCs w:val="0"/>
                 <w:caps w:val="0"/>
@@ -6490,8 +6457,8 @@
             </w:pPr>
             <w:r>
               <w:rPr>
-                <w:rStyle w:val="23"/>
-                <w:rFonts w:hint="default" w:ascii="Segoe UI" w:hAnsi="Segoe UI" w:eastAsia="Segoe UI" w:cs="Segoe UI"/>
+                <w:rStyle w:val="Strong"/>
+                <w:rFonts w:ascii="Segoe UI" w:eastAsia="Segoe UI" w:hAnsi="Segoe UI" w:cs="Segoe UI" w:hint="default"/>
                 <w:b/>
                 <w:bCs/>
                 <w:i w:val="0"/>
@@ -6503,7 +6470,7 @@
                 <w:kern w:val="0"/>
                 <w:sz w:val="18"/>
                 <w:szCs w:val="18"/>
-                <w:lang w:val="en-US" w:eastAsia="zh-CN" w:bidi="ar"/>
+                <w:lang w:val="en-US" w:eastAsia="zh-CN"/>
               </w:rPr>
               <w:t>低</w:t>
             </w:r>
@@ -6530,7 +6497,7 @@
               <w:spacing w:line="300" w:lineRule="atLeast"/>
               <w:jc w:val="left"/>
               <w:rPr>
-                <w:rFonts w:hint="default" w:ascii="Segoe UI" w:hAnsi="Segoe UI" w:eastAsia="Segoe UI" w:cs="Segoe UI"/>
+                <w:rFonts w:ascii="Segoe UI" w:eastAsia="Segoe UI" w:hAnsi="Segoe UI" w:cs="Segoe UI" w:hint="default"/>
                 <w:i w:val="0"/>
                 <w:iCs w:val="0"/>
                 <w:caps w:val="0"/>
@@ -6542,7 +6509,7 @@
             </w:pPr>
             <w:r>
               <w:rPr>
-                <w:rFonts w:hint="default" w:ascii="Segoe UI" w:hAnsi="Segoe UI" w:eastAsia="Segoe UI" w:cs="Segoe UI"/>
+                <w:rFonts w:ascii="Segoe UI" w:eastAsia="Segoe UI" w:hAnsi="Segoe UI" w:cs="Segoe UI" w:hint="default"/>
                 <w:i w:val="0"/>
                 <w:iCs w:val="0"/>
                 <w:caps w:val="0"/>
@@ -6552,7 +6519,7 @@
                 <w:kern w:val="0"/>
                 <w:sz w:val="18"/>
                 <w:szCs w:val="18"/>
-                <w:lang w:val="en-US" w:eastAsia="zh-CN" w:bidi="ar"/>
+                <w:lang w:val="en-US" w:eastAsia="zh-CN"/>
               </w:rPr>
               <w:t>普通</w:t>
             </w:r>
@@ -6579,7 +6546,7 @@
               <w:spacing w:line="300" w:lineRule="atLeast"/>
               <w:jc w:val="left"/>
               <w:rPr>
-                <w:rFonts w:hint="default" w:ascii="Segoe UI" w:hAnsi="Segoe UI" w:eastAsia="Segoe UI" w:cs="Segoe UI"/>
+                <w:rFonts w:ascii="Segoe UI" w:eastAsia="Segoe UI" w:hAnsi="Segoe UI" w:cs="Segoe UI" w:hint="default"/>
                 <w:i w:val="0"/>
                 <w:iCs w:val="0"/>
                 <w:caps w:val="0"/>
@@ -6591,7 +6558,7 @@
             </w:pPr>
             <w:r>
               <w:rPr>
-                <w:rFonts w:hint="default" w:ascii="Segoe UI" w:hAnsi="Segoe UI" w:eastAsia="Segoe UI" w:cs="Segoe UI"/>
+                <w:rFonts w:ascii="Segoe UI" w:eastAsia="Segoe UI" w:hAnsi="Segoe UI" w:cs="Segoe UI" w:hint="default"/>
                 <w:i w:val="0"/>
                 <w:iCs w:val="0"/>
                 <w:caps w:val="0"/>
@@ -6601,13 +6568,13 @@
                 <w:kern w:val="0"/>
                 <w:sz w:val="18"/>
                 <w:szCs w:val="18"/>
-                <w:lang w:val="en-US" w:eastAsia="zh-CN" w:bidi="ar"/>
+                <w:lang w:val="en-US" w:eastAsia="zh-CN"/>
               </w:rPr>
               <w:t>1. 由普通事件或主动分析发现。</w:t>
             </w:r>
             <w:r>
               <w:rPr>
-                <w:rFonts w:hint="default" w:ascii="Segoe UI" w:hAnsi="Segoe UI" w:eastAsia="Segoe UI" w:cs="Segoe UI"/>
+                <w:rFonts w:ascii="Segoe UI" w:eastAsia="Segoe UI" w:hAnsi="Segoe UI" w:cs="Segoe UI" w:hint="default"/>
                 <w:i w:val="0"/>
                 <w:iCs w:val="0"/>
                 <w:caps w:val="0"/>
@@ -6617,13 +6584,13 @@
                 <w:kern w:val="0"/>
                 <w:sz w:val="18"/>
                 <w:szCs w:val="18"/>
-                <w:lang w:val="en-US" w:eastAsia="zh-CN" w:bidi="ar"/>
-              </w:rPr>
-              <w:br w:type="textWrapping"/>
+                <w:lang w:val="en-US" w:eastAsia="zh-CN"/>
+              </w:rPr>
+              <w:br/>
             </w:r>
             <w:r>
               <w:rPr>
-                <w:rFonts w:hint="default" w:ascii="Segoe UI" w:hAnsi="Segoe UI" w:eastAsia="Segoe UI" w:cs="Segoe UI"/>
+                <w:rFonts w:ascii="Segoe UI" w:eastAsia="Segoe UI" w:hAnsi="Segoe UI" w:cs="Segoe UI" w:hint="default"/>
                 <w:i w:val="0"/>
                 <w:iCs w:val="0"/>
                 <w:caps w:val="0"/>
@@ -6633,13 +6600,13 @@
                 <w:kern w:val="0"/>
                 <w:sz w:val="18"/>
                 <w:szCs w:val="18"/>
-                <w:lang w:val="en-US" w:eastAsia="zh-CN" w:bidi="ar"/>
+                <w:lang w:val="en-US" w:eastAsia="zh-CN"/>
               </w:rPr>
               <w:t>2. 影响非关键功能，或仅为优化性需求。</w:t>
             </w:r>
             <w:r>
               <w:rPr>
-                <w:rFonts w:hint="default" w:ascii="Segoe UI" w:hAnsi="Segoe UI" w:eastAsia="Segoe UI" w:cs="Segoe UI"/>
+                <w:rFonts w:ascii="Segoe UI" w:eastAsia="Segoe UI" w:hAnsi="Segoe UI" w:cs="Segoe UI" w:hint="default"/>
                 <w:i w:val="0"/>
                 <w:iCs w:val="0"/>
                 <w:caps w:val="0"/>
@@ -6649,13 +6616,13 @@
                 <w:kern w:val="0"/>
                 <w:sz w:val="18"/>
                 <w:szCs w:val="18"/>
-                <w:lang w:val="en-US" w:eastAsia="zh-CN" w:bidi="ar"/>
-              </w:rPr>
-              <w:br w:type="textWrapping"/>
+                <w:lang w:val="en-US" w:eastAsia="zh-CN"/>
+              </w:rPr>
+              <w:br/>
             </w:r>
             <w:r>
               <w:rPr>
-                <w:rFonts w:hint="default" w:ascii="Segoe UI" w:hAnsi="Segoe UI" w:eastAsia="Segoe UI" w:cs="Segoe UI"/>
+                <w:rFonts w:ascii="Segoe UI" w:eastAsia="Segoe UI" w:hAnsi="Segoe UI" w:cs="Segoe UI" w:hint="default"/>
                 <w:i w:val="0"/>
                 <w:iCs w:val="0"/>
                 <w:caps w:val="0"/>
@@ -6665,13 +6632,13 @@
                 <w:kern w:val="0"/>
                 <w:sz w:val="18"/>
                 <w:szCs w:val="18"/>
-                <w:lang w:val="en-US" w:eastAsia="zh-CN" w:bidi="ar"/>
+                <w:lang w:val="en-US" w:eastAsia="zh-CN"/>
               </w:rPr>
               <w:t>3. 对当前业务运行无即时严重影响。</w:t>
             </w:r>
             <w:r>
               <w:rPr>
-                <w:rFonts w:hint="default" w:ascii="Segoe UI" w:hAnsi="Segoe UI" w:eastAsia="Segoe UI" w:cs="Segoe UI"/>
+                <w:rFonts w:ascii="Segoe UI" w:eastAsia="Segoe UI" w:hAnsi="Segoe UI" w:cs="Segoe UI" w:hint="default"/>
                 <w:i w:val="0"/>
                 <w:iCs w:val="0"/>
                 <w:caps w:val="0"/>
@@ -6681,13 +6648,13 @@
                 <w:kern w:val="0"/>
                 <w:sz w:val="18"/>
                 <w:szCs w:val="18"/>
-                <w:lang w:val="en-US" w:eastAsia="zh-CN" w:bidi="ar"/>
-              </w:rPr>
-              <w:br w:type="textWrapping"/>
+                <w:lang w:val="en-US" w:eastAsia="zh-CN"/>
+              </w:rPr>
+              <w:br/>
             </w:r>
             <w:r>
               <w:rPr>
-                <w:rFonts w:hint="default" w:ascii="Segoe UI" w:hAnsi="Segoe UI" w:eastAsia="Segoe UI" w:cs="Segoe UI"/>
+                <w:rFonts w:ascii="Segoe UI" w:eastAsia="Segoe UI" w:hAnsi="Segoe UI" w:cs="Segoe UI" w:hint="default"/>
                 <w:i w:val="0"/>
                 <w:iCs w:val="0"/>
                 <w:caps w:val="0"/>
@@ -6697,7 +6664,7 @@
                 <w:kern w:val="0"/>
                 <w:sz w:val="18"/>
                 <w:szCs w:val="18"/>
-                <w:lang w:val="en-US" w:eastAsia="zh-CN" w:bidi="ar"/>
+                <w:lang w:val="en-US" w:eastAsia="zh-CN"/>
               </w:rPr>
               <w:t>4. 解决价值主要体现在技术债务清理或长期优化。</w:t>
             </w:r>
@@ -6735,7 +6702,7 @@
               <w:jc w:val="left"/>
               <w:textAlignment w:val="baseline"/>
               <w:rPr>
-                <w:rFonts w:hint="default" w:ascii="Segoe UI" w:hAnsi="Segoe UI" w:eastAsia="Segoe UI" w:cs="Segoe UI"/>
+                <w:rFonts w:ascii="Segoe UI" w:eastAsia="Segoe UI" w:hAnsi="Segoe UI" w:cs="Segoe UI" w:hint="default"/>
                 <w:i w:val="0"/>
                 <w:iCs w:val="0"/>
                 <w:caps w:val="0"/>
@@ -6747,7 +6714,7 @@
             </w:pPr>
             <w:r>
               <w:rPr>
-                <w:rFonts w:hint="default" w:ascii="Segoe UI" w:hAnsi="Segoe UI" w:eastAsia="Segoe UI" w:cs="Segoe UI"/>
+                <w:rFonts w:ascii="Segoe UI" w:eastAsia="Segoe UI" w:hAnsi="Segoe UI" w:cs="Segoe UI" w:hint="default"/>
                 <w:i w:val="0"/>
                 <w:iCs w:val="0"/>
                 <w:caps w:val="0"/>
@@ -6757,7 +6724,7 @@
                 <w:kern w:val="0"/>
                 <w:sz w:val="18"/>
                 <w:szCs w:val="18"/>
-                <w:lang w:val="en-US" w:eastAsia="zh-CN" w:bidi="ar"/>
+                <w:lang w:val="en-US" w:eastAsia="zh-CN"/>
               </w:rPr>
               <w:t>纳入技术改进 backlog，定期回顾</w:t>
             </w:r>
@@ -6767,14 +6734,14 @@
     </w:tbl>
     <w:p>
       <w:pPr>
-        <w:pStyle w:val="30"/>
+        <w:pStyle w:val="2"/>
         <w:bidi w:val="0"/>
         <w:rPr>
           <w:rFonts w:hint="default"/>
           <w:lang w:val="en-US" w:eastAsia="zh-CN"/>
         </w:rPr>
       </w:pPr>
-      <w:bookmarkStart w:id="16" w:name="_Toc189"/>
+      <w:bookmarkStart w:id="17" w:name="_Toc189"/>
       <w:r>
         <w:rPr>
           <w:rFonts w:hint="default"/>
@@ -6782,23 +6749,22 @@
         </w:rPr>
         <w:t>问题状态定义</w:t>
       </w:r>
-      <w:bookmarkEnd w:id="16"/>
+      <w:bookmarkEnd w:id="17"/>
     </w:p>
     <w:tbl>
       <w:tblPr>
-        <w:tblStyle w:val="20"/>
+        <w:tblStyle w:val="TableNormal"/>
         <w:tblW w:w="9024" w:type="dxa"/>
         <w:tblInd w:w="0" w:type="dxa"/>
         <w:tblBorders>
-          <w:top w:val="single" w:color="auto" w:sz="4" w:space="0"/>
-          <w:left w:val="single" w:color="auto" w:sz="4" w:space="0"/>
-          <w:bottom w:val="single" w:color="auto" w:sz="4" w:space="0"/>
-          <w:right w:val="single" w:color="auto" w:sz="4" w:space="0"/>
-          <w:insideH w:val="single" w:color="auto" w:sz="4" w:space="0"/>
-          <w:insideV w:val="single" w:color="auto" w:sz="4" w:space="0"/>
+          <w:top w:val="single" w:sz="4" w:space="0" w:color="auto"/>
+          <w:left w:val="single" w:sz="4" w:space="0" w:color="auto"/>
+          <w:bottom w:val="single" w:sz="4" w:space="0" w:color="auto"/>
+          <w:right w:val="single" w:sz="4" w:space="0" w:color="auto"/>
+          <w:insideH w:val="single" w:sz="4" w:space="0" w:color="auto"/>
+          <w:insideV w:val="single" w:sz="4" w:space="0" w:color="auto"/>
         </w:tblBorders>
         <w:shd w:val="clear" w:color="auto" w:fill="auto"/>
-        <w:tblLayout w:type="autofit"/>
         <w:tblCellMar>
           <w:top w:w="15" w:type="dxa"/>
           <w:left w:w="15" w:type="dxa"/>
@@ -6812,13 +6778,15 @@
       </w:tblGrid>
       <w:tr>
         <w:tblPrEx>
+          <w:tblW w:w="9024" w:type="dxa"/>
+          <w:tblInd w:w="0" w:type="dxa"/>
           <w:tblBorders>
-            <w:top w:val="single" w:color="auto" w:sz="4" w:space="0"/>
-            <w:left w:val="single" w:color="auto" w:sz="4" w:space="0"/>
-            <w:bottom w:val="single" w:color="auto" w:sz="4" w:space="0"/>
-            <w:right w:val="single" w:color="auto" w:sz="4" w:space="0"/>
-            <w:insideH w:val="single" w:color="auto" w:sz="4" w:space="0"/>
-            <w:insideV w:val="single" w:color="auto" w:sz="4" w:space="0"/>
+            <w:top w:val="single" w:sz="4" w:space="0" w:color="auto"/>
+            <w:left w:val="single" w:sz="4" w:space="0" w:color="auto"/>
+            <w:bottom w:val="single" w:sz="4" w:space="0" w:color="auto"/>
+            <w:right w:val="single" w:sz="4" w:space="0" w:color="auto"/>
+            <w:insideH w:val="single" w:sz="4" w:space="0" w:color="auto"/>
+            <w:insideV w:val="single" w:sz="4" w:space="0" w:color="auto"/>
           </w:tblBorders>
           <w:shd w:val="clear" w:color="auto" w:fill="auto"/>
           <w:tblCellMar>
@@ -6852,7 +6820,7 @@
               <w:spacing w:line="300" w:lineRule="atLeast"/>
               <w:jc w:val="left"/>
               <w:rPr>
-                <w:rFonts w:ascii="Segoe UI" w:hAnsi="Segoe UI" w:eastAsia="Segoe UI" w:cs="Segoe UI"/>
+                <w:rFonts w:ascii="Segoe UI" w:eastAsia="Segoe UI" w:hAnsi="Segoe UI" w:cs="Segoe UI"/>
                 <w:i w:val="0"/>
                 <w:iCs w:val="0"/>
                 <w:caps w:val="0"/>
@@ -6864,8 +6832,8 @@
             </w:pPr>
             <w:r>
               <w:rPr>
-                <w:rStyle w:val="23"/>
-                <w:rFonts w:hint="default" w:ascii="Segoe UI" w:hAnsi="Segoe UI" w:eastAsia="Segoe UI" w:cs="Segoe UI"/>
+                <w:rStyle w:val="Strong"/>
+                <w:rFonts w:ascii="Segoe UI" w:eastAsia="Segoe UI" w:hAnsi="Segoe UI" w:cs="Segoe UI" w:hint="default"/>
                 <w:b/>
                 <w:bCs/>
                 <w:i w:val="0"/>
@@ -6877,7 +6845,7 @@
                 <w:kern w:val="0"/>
                 <w:sz w:val="18"/>
                 <w:szCs w:val="18"/>
-                <w:lang w:val="en-US" w:eastAsia="zh-CN" w:bidi="ar"/>
+                <w:lang w:val="en-US" w:eastAsia="zh-CN"/>
               </w:rPr>
               <w:t>状态</w:t>
             </w:r>
@@ -6904,7 +6872,7 @@
               <w:spacing w:line="300" w:lineRule="atLeast"/>
               <w:jc w:val="left"/>
               <w:rPr>
-                <w:rFonts w:hint="default" w:ascii="Segoe UI" w:hAnsi="Segoe UI" w:eastAsia="Segoe UI" w:cs="Segoe UI"/>
+                <w:rFonts w:ascii="Segoe UI" w:eastAsia="Segoe UI" w:hAnsi="Segoe UI" w:cs="Segoe UI" w:hint="default"/>
                 <w:i w:val="0"/>
                 <w:iCs w:val="0"/>
                 <w:caps w:val="0"/>
@@ -6916,8 +6884,8 @@
             </w:pPr>
             <w:r>
               <w:rPr>
-                <w:rStyle w:val="23"/>
-                <w:rFonts w:hint="default" w:ascii="Segoe UI" w:hAnsi="Segoe UI" w:eastAsia="Segoe UI" w:cs="Segoe UI"/>
+                <w:rStyle w:val="Strong"/>
+                <w:rFonts w:ascii="Segoe UI" w:eastAsia="Segoe UI" w:hAnsi="Segoe UI" w:cs="Segoe UI" w:hint="default"/>
                 <w:b/>
                 <w:bCs/>
                 <w:i w:val="0"/>
@@ -6929,7 +6897,7 @@
                 <w:kern w:val="0"/>
                 <w:sz w:val="18"/>
                 <w:szCs w:val="18"/>
-                <w:lang w:val="en-US" w:eastAsia="zh-CN" w:bidi="ar"/>
+                <w:lang w:val="en-US" w:eastAsia="zh-CN"/>
               </w:rPr>
               <w:t>描述</w:t>
             </w:r>
@@ -6938,371 +6906,8 @@
       </w:tr>
       <w:tr>
         <w:tblPrEx>
-          <w:tblBorders>
-            <w:top w:val="single" w:color="auto" w:sz="4" w:space="0"/>
-            <w:left w:val="single" w:color="auto" w:sz="4" w:space="0"/>
-            <w:bottom w:val="single" w:color="auto" w:sz="4" w:space="0"/>
-            <w:right w:val="single" w:color="auto" w:sz="4" w:space="0"/>
-            <w:insideH w:val="single" w:color="auto" w:sz="4" w:space="0"/>
-            <w:insideV w:val="single" w:color="auto" w:sz="4" w:space="0"/>
-          </w:tblBorders>
-          <w:tblCellMar>
-            <w:top w:w="15" w:type="dxa"/>
-            <w:left w:w="15" w:type="dxa"/>
-            <w:bottom w:w="15" w:type="dxa"/>
-            <w:right w:w="15" w:type="dxa"/>
-          </w:tblCellMar>
-        </w:tblPrEx>
-        <w:tc>
-          <w:tcPr>
-            <w:tcW w:w="0" w:type="auto"/>
-            <w:shd w:val="clear" w:color="auto" w:fill="auto"/>
-            <w:tcMar>
-              <w:top w:w="120" w:type="dxa"/>
-              <w:left w:w="0" w:type="dxa"/>
-              <w:bottom w:w="120" w:type="dxa"/>
-              <w:right w:w="192" w:type="dxa"/>
-            </w:tcMar>
-            <w:vAlign w:val="center"/>
-          </w:tcPr>
-          <w:p>
-            <w:pPr>
-              <w:keepNext w:val="0"/>
-              <w:keepLines w:val="0"/>
-              <w:widowControl/>
-              <w:suppressLineNumbers w:val="0"/>
-              <w:spacing w:line="300" w:lineRule="atLeast"/>
-              <w:jc w:val="left"/>
-              <w:rPr>
-                <w:rFonts w:hint="default" w:ascii="Segoe UI" w:hAnsi="Segoe UI" w:eastAsia="Segoe UI" w:cs="Segoe UI"/>
-                <w:i w:val="0"/>
-                <w:iCs w:val="0"/>
-                <w:caps w:val="0"/>
-                <w:color w:val="0F1115"/>
-                <w:spacing w:val="0"/>
-                <w:sz w:val="18"/>
-                <w:szCs w:val="18"/>
-              </w:rPr>
-            </w:pPr>
-            <w:r>
-              <w:rPr>
-                <w:rStyle w:val="23"/>
-                <w:rFonts w:hint="default" w:ascii="Segoe UI" w:hAnsi="Segoe UI" w:eastAsia="Segoe UI" w:cs="Segoe UI"/>
-                <w:b/>
-                <w:bCs/>
-                <w:i w:val="0"/>
-                <w:iCs w:val="0"/>
-                <w:caps w:val="0"/>
-                <w:snapToGrid w:val="0"/>
-                <w:color w:val="000000"/>
-                <w:spacing w:val="0"/>
-                <w:kern w:val="0"/>
-                <w:sz w:val="18"/>
-                <w:szCs w:val="18"/>
-                <w:lang w:val="en-US" w:eastAsia="zh-CN" w:bidi="ar"/>
-              </w:rPr>
-              <w:t>已登记</w:t>
-            </w:r>
-          </w:p>
-        </w:tc>
-        <w:tc>
-          <w:tcPr>
-            <w:tcW w:w="0" w:type="auto"/>
-            <w:shd w:val="clear" w:color="auto" w:fill="auto"/>
-            <w:tcMar>
-              <w:top w:w="120" w:type="dxa"/>
-              <w:left w:w="192" w:type="dxa"/>
-              <w:bottom w:w="120" w:type="dxa"/>
-              <w:right w:w="0" w:type="dxa"/>
-            </w:tcMar>
-            <w:vAlign w:val="center"/>
-          </w:tcPr>
-          <w:p>
-            <w:pPr>
-              <w:keepNext w:val="0"/>
-              <w:keepLines w:val="0"/>
-              <w:widowControl/>
-              <w:suppressLineNumbers w:val="0"/>
-              <w:spacing w:line="300" w:lineRule="atLeast"/>
-              <w:jc w:val="left"/>
-              <w:rPr>
-                <w:rFonts w:hint="default" w:ascii="Segoe UI" w:hAnsi="Segoe UI" w:eastAsia="Segoe UI" w:cs="Segoe UI"/>
-                <w:i w:val="0"/>
-                <w:iCs w:val="0"/>
-                <w:caps w:val="0"/>
-                <w:color w:val="0F1115"/>
-                <w:spacing w:val="0"/>
-                <w:sz w:val="18"/>
-                <w:szCs w:val="18"/>
-              </w:rPr>
-            </w:pPr>
-            <w:r>
-              <w:rPr>
-                <w:rFonts w:hint="default" w:ascii="Segoe UI" w:hAnsi="Segoe UI" w:eastAsia="Segoe UI" w:cs="Segoe UI"/>
-                <w:i w:val="0"/>
-                <w:iCs w:val="0"/>
-                <w:caps w:val="0"/>
-                <w:snapToGrid w:val="0"/>
-                <w:color w:val="000000"/>
-                <w:spacing w:val="0"/>
-                <w:kern w:val="0"/>
-                <w:sz w:val="18"/>
-                <w:szCs w:val="18"/>
-                <w:lang w:val="en-US" w:eastAsia="zh-CN" w:bidi="ar"/>
-              </w:rPr>
-              <w:t>问题已创建并记录，等待问题经理审核与分派。</w:t>
-            </w:r>
-          </w:p>
-        </w:tc>
-      </w:tr>
-      <w:tr>
-        <w:tblPrEx>
-          <w:tblBorders>
-            <w:top w:val="single" w:color="auto" w:sz="4" w:space="0"/>
-            <w:left w:val="single" w:color="auto" w:sz="4" w:space="0"/>
-            <w:bottom w:val="single" w:color="auto" w:sz="4" w:space="0"/>
-            <w:right w:val="single" w:color="auto" w:sz="4" w:space="0"/>
-            <w:insideH w:val="single" w:color="auto" w:sz="4" w:space="0"/>
-            <w:insideV w:val="single" w:color="auto" w:sz="4" w:space="0"/>
-          </w:tblBorders>
-          <w:tblCellMar>
-            <w:top w:w="15" w:type="dxa"/>
-            <w:left w:w="15" w:type="dxa"/>
-            <w:bottom w:w="15" w:type="dxa"/>
-            <w:right w:w="15" w:type="dxa"/>
-          </w:tblCellMar>
-        </w:tblPrEx>
-        <w:tc>
-          <w:tcPr>
-            <w:tcW w:w="0" w:type="auto"/>
-            <w:shd w:val="clear" w:color="auto" w:fill="auto"/>
-            <w:tcMar>
-              <w:top w:w="120" w:type="dxa"/>
-              <w:left w:w="0" w:type="dxa"/>
-              <w:bottom w:w="120" w:type="dxa"/>
-              <w:right w:w="192" w:type="dxa"/>
-            </w:tcMar>
-            <w:vAlign w:val="center"/>
-          </w:tcPr>
-          <w:p>
-            <w:pPr>
-              <w:keepNext w:val="0"/>
-              <w:keepLines w:val="0"/>
-              <w:widowControl/>
-              <w:suppressLineNumbers w:val="0"/>
-              <w:spacing w:line="300" w:lineRule="atLeast"/>
-              <w:jc w:val="left"/>
-              <w:rPr>
-                <w:rFonts w:hint="default" w:ascii="Segoe UI" w:hAnsi="Segoe UI" w:eastAsia="Segoe UI" w:cs="Segoe UI"/>
-                <w:i w:val="0"/>
-                <w:iCs w:val="0"/>
-                <w:caps w:val="0"/>
-                <w:color w:val="0F1115"/>
-                <w:spacing w:val="0"/>
-                <w:sz w:val="18"/>
-                <w:szCs w:val="18"/>
-              </w:rPr>
-            </w:pPr>
-            <w:r>
-              <w:rPr>
-                <w:rStyle w:val="23"/>
-                <w:rFonts w:hint="default" w:ascii="Segoe UI" w:hAnsi="Segoe UI" w:eastAsia="Segoe UI" w:cs="Segoe UI"/>
-                <w:b/>
-                <w:bCs/>
-                <w:i w:val="0"/>
-                <w:iCs w:val="0"/>
-                <w:caps w:val="0"/>
-                <w:snapToGrid w:val="0"/>
-                <w:color w:val="000000"/>
-                <w:spacing w:val="0"/>
-                <w:kern w:val="0"/>
-                <w:sz w:val="18"/>
-                <w:szCs w:val="18"/>
-                <w:lang w:val="en-US" w:eastAsia="zh-CN" w:bidi="ar"/>
-              </w:rPr>
-              <w:t>调查中</w:t>
-            </w:r>
-          </w:p>
-        </w:tc>
-        <w:tc>
-          <w:tcPr>
-            <w:tcW w:w="0" w:type="auto"/>
-            <w:shd w:val="clear" w:color="auto" w:fill="auto"/>
-            <w:tcMar>
-              <w:top w:w="120" w:type="dxa"/>
-              <w:left w:w="192" w:type="dxa"/>
-              <w:bottom w:w="120" w:type="dxa"/>
-              <w:right w:w="0" w:type="dxa"/>
-            </w:tcMar>
-            <w:vAlign w:val="center"/>
-          </w:tcPr>
-          <w:p>
-            <w:pPr>
-              <w:keepNext w:val="0"/>
-              <w:keepLines w:val="0"/>
-              <w:widowControl/>
-              <w:suppressLineNumbers w:val="0"/>
-              <w:spacing w:line="300" w:lineRule="atLeast"/>
-              <w:jc w:val="left"/>
-              <w:rPr>
-                <w:rFonts w:hint="default" w:ascii="Segoe UI" w:hAnsi="Segoe UI" w:eastAsia="Segoe UI" w:cs="Segoe UI"/>
-                <w:i w:val="0"/>
-                <w:iCs w:val="0"/>
-                <w:caps w:val="0"/>
-                <w:color w:val="0F1115"/>
-                <w:spacing w:val="0"/>
-                <w:sz w:val="18"/>
-                <w:szCs w:val="18"/>
-              </w:rPr>
-            </w:pPr>
-            <w:r>
-              <w:rPr>
-                <w:rFonts w:hint="default" w:ascii="Segoe UI" w:hAnsi="Segoe UI" w:eastAsia="Segoe UI" w:cs="Segoe UI"/>
-                <w:i w:val="0"/>
-                <w:iCs w:val="0"/>
-                <w:caps w:val="0"/>
-                <w:snapToGrid w:val="0"/>
-                <w:color w:val="000000"/>
-                <w:spacing w:val="0"/>
-                <w:kern w:val="0"/>
-                <w:sz w:val="18"/>
-                <w:szCs w:val="18"/>
-                <w:lang w:val="en-US" w:eastAsia="zh-CN" w:bidi="ar"/>
-              </w:rPr>
-              <w:t>已分派给专家组，正在进行根本原因分析。</w:t>
-            </w:r>
-          </w:p>
-        </w:tc>
-      </w:tr>
-      <w:tr>
-        <w:tblPrEx>
-          <w:tblBorders>
-            <w:top w:val="single" w:color="auto" w:sz="4" w:space="0"/>
-            <w:left w:val="single" w:color="auto" w:sz="4" w:space="0"/>
-            <w:bottom w:val="single" w:color="auto" w:sz="4" w:space="0"/>
-            <w:right w:val="single" w:color="auto" w:sz="4" w:space="0"/>
-            <w:insideH w:val="single" w:color="auto" w:sz="4" w:space="0"/>
-            <w:insideV w:val="single" w:color="auto" w:sz="4" w:space="0"/>
-          </w:tblBorders>
-          <w:tblCellMar>
-            <w:top w:w="15" w:type="dxa"/>
-            <w:left w:w="15" w:type="dxa"/>
-            <w:bottom w:w="15" w:type="dxa"/>
-            <w:right w:w="15" w:type="dxa"/>
-          </w:tblCellMar>
-        </w:tblPrEx>
-        <w:tc>
-          <w:tcPr>
-            <w:tcW w:w="0" w:type="auto"/>
-            <w:shd w:val="clear" w:color="auto" w:fill="auto"/>
-            <w:tcMar>
-              <w:top w:w="120" w:type="dxa"/>
-              <w:left w:w="0" w:type="dxa"/>
-              <w:bottom w:w="120" w:type="dxa"/>
-              <w:right w:w="192" w:type="dxa"/>
-            </w:tcMar>
-            <w:vAlign w:val="center"/>
-          </w:tcPr>
-          <w:p>
-            <w:pPr>
-              <w:keepNext w:val="0"/>
-              <w:keepLines w:val="0"/>
-              <w:widowControl/>
-              <w:suppressLineNumbers w:val="0"/>
-              <w:spacing w:line="300" w:lineRule="atLeast"/>
-              <w:jc w:val="left"/>
-              <w:rPr>
-                <w:rFonts w:hint="default" w:ascii="Segoe UI" w:hAnsi="Segoe UI" w:eastAsia="Segoe UI" w:cs="Segoe UI"/>
-                <w:i w:val="0"/>
-                <w:iCs w:val="0"/>
-                <w:caps w:val="0"/>
-                <w:color w:val="0F1115"/>
-                <w:spacing w:val="0"/>
-                <w:sz w:val="18"/>
-                <w:szCs w:val="18"/>
-              </w:rPr>
-            </w:pPr>
-            <w:r>
-              <w:rPr>
-                <w:rStyle w:val="23"/>
-                <w:rFonts w:hint="default" w:ascii="Segoe UI" w:hAnsi="Segoe UI" w:eastAsia="Segoe UI" w:cs="Segoe UI"/>
-                <w:b/>
-                <w:bCs/>
-                <w:i w:val="0"/>
-                <w:iCs w:val="0"/>
-                <w:caps w:val="0"/>
-                <w:snapToGrid w:val="0"/>
-                <w:color w:val="000000"/>
-                <w:spacing w:val="0"/>
-                <w:kern w:val="0"/>
-                <w:sz w:val="18"/>
-                <w:szCs w:val="18"/>
-                <w:lang w:val="en-US" w:eastAsia="zh-CN" w:bidi="ar"/>
-              </w:rPr>
-              <w:t>待方案</w:t>
-            </w:r>
-          </w:p>
-        </w:tc>
-        <w:tc>
-          <w:tcPr>
-            <w:tcW w:w="0" w:type="auto"/>
-            <w:shd w:val="clear" w:color="auto" w:fill="auto"/>
-            <w:tcMar>
-              <w:top w:w="120" w:type="dxa"/>
-              <w:left w:w="192" w:type="dxa"/>
-              <w:bottom w:w="120" w:type="dxa"/>
-              <w:right w:w="0" w:type="dxa"/>
-            </w:tcMar>
-            <w:vAlign w:val="center"/>
-          </w:tcPr>
-          <w:p>
-            <w:pPr>
-              <w:keepNext w:val="0"/>
-              <w:keepLines w:val="0"/>
-              <w:widowControl/>
-              <w:suppressLineNumbers w:val="0"/>
-              <w:spacing w:line="300" w:lineRule="atLeast"/>
-              <w:jc w:val="left"/>
-              <w:rPr>
-                <w:rFonts w:hint="default" w:ascii="Segoe UI" w:hAnsi="Segoe UI" w:eastAsia="Segoe UI" w:cs="Segoe UI"/>
-                <w:i w:val="0"/>
-                <w:iCs w:val="0"/>
-                <w:caps w:val="0"/>
-                <w:color w:val="0F1115"/>
-                <w:spacing w:val="0"/>
-                <w:sz w:val="18"/>
-                <w:szCs w:val="18"/>
-              </w:rPr>
-            </w:pPr>
-            <w:r>
-              <w:rPr>
-                <w:rFonts w:hint="default" w:ascii="Segoe UI" w:hAnsi="Segoe UI" w:eastAsia="Segoe UI" w:cs="Segoe UI"/>
-                <w:i w:val="0"/>
-                <w:iCs w:val="0"/>
-                <w:caps w:val="0"/>
-                <w:snapToGrid w:val="0"/>
-                <w:color w:val="000000"/>
-                <w:spacing w:val="0"/>
-                <w:kern w:val="0"/>
-                <w:sz w:val="18"/>
-                <w:szCs w:val="18"/>
-                <w:lang w:val="en-US" w:eastAsia="zh-CN" w:bidi="ar"/>
-              </w:rPr>
-              <w:t>根本原因已查明，正在评估和制定解决方案。</w:t>
-            </w:r>
-          </w:p>
-        </w:tc>
-      </w:tr>
-      <w:tr>
-        <w:tblPrEx>
-          <w:tblBorders>
-            <w:top w:val="single" w:color="auto" w:sz="4" w:space="0"/>
-            <w:left w:val="single" w:color="auto" w:sz="4" w:space="0"/>
-            <w:bottom w:val="single" w:color="auto" w:sz="4" w:space="0"/>
-            <w:right w:val="single" w:color="auto" w:sz="4" w:space="0"/>
-            <w:insideH w:val="single" w:color="auto" w:sz="4" w:space="0"/>
-            <w:insideV w:val="single" w:color="auto" w:sz="4" w:space="0"/>
-          </w:tblBorders>
+          <w:tblW w:w="9024" w:type="dxa"/>
+          <w:tblInd w:w="0" w:type="dxa"/>
           <w:shd w:val="clear" w:color="auto" w:fill="auto"/>
           <w:tblCellMar>
             <w:top w:w="15" w:type="dxa"/>
@@ -7332,7 +6937,7 @@
               <w:spacing w:line="300" w:lineRule="atLeast"/>
               <w:jc w:val="left"/>
               <w:rPr>
-                <w:rFonts w:hint="default" w:ascii="Segoe UI" w:hAnsi="Segoe UI" w:eastAsia="Segoe UI" w:cs="Segoe UI"/>
+                <w:rFonts w:ascii="Segoe UI" w:eastAsia="Segoe UI" w:hAnsi="Segoe UI" w:cs="Segoe UI" w:hint="default"/>
                 <w:i w:val="0"/>
                 <w:iCs w:val="0"/>
                 <w:caps w:val="0"/>
@@ -7344,8 +6949,8 @@
             </w:pPr>
             <w:r>
               <w:rPr>
-                <w:rStyle w:val="23"/>
-                <w:rFonts w:hint="default" w:ascii="Segoe UI" w:hAnsi="Segoe UI" w:eastAsia="Segoe UI" w:cs="Segoe UI"/>
+                <w:rStyle w:val="Strong"/>
+                <w:rFonts w:ascii="Segoe UI" w:eastAsia="Segoe UI" w:hAnsi="Segoe UI" w:cs="Segoe UI" w:hint="default"/>
                 <w:b/>
                 <w:bCs/>
                 <w:i w:val="0"/>
@@ -7357,9 +6962,9 @@
                 <w:kern w:val="0"/>
                 <w:sz w:val="18"/>
                 <w:szCs w:val="18"/>
-                <w:lang w:val="en-US" w:eastAsia="zh-CN" w:bidi="ar"/>
-              </w:rPr>
-              <w:t>方案已定</w:t>
+                <w:lang w:val="en-US" w:eastAsia="zh-CN"/>
+              </w:rPr>
+              <w:t>已登记</w:t>
             </w:r>
           </w:p>
         </w:tc>
@@ -7384,7 +6989,7 @@
               <w:spacing w:line="300" w:lineRule="atLeast"/>
               <w:jc w:val="left"/>
               <w:rPr>
-                <w:rFonts w:hint="default" w:ascii="Segoe UI" w:hAnsi="Segoe UI" w:eastAsia="Segoe UI" w:cs="Segoe UI"/>
+                <w:rFonts w:ascii="Segoe UI" w:eastAsia="Segoe UI" w:hAnsi="Segoe UI" w:cs="Segoe UI" w:hint="default"/>
                 <w:i w:val="0"/>
                 <w:iCs w:val="0"/>
                 <w:caps w:val="0"/>
@@ -7396,7 +7001,7 @@
             </w:pPr>
             <w:r>
               <w:rPr>
-                <w:rFonts w:hint="default" w:ascii="Segoe UI" w:hAnsi="Segoe UI" w:eastAsia="Segoe UI" w:cs="Segoe UI"/>
+                <w:rFonts w:ascii="Segoe UI" w:eastAsia="Segoe UI" w:hAnsi="Segoe UI" w:cs="Segoe UI" w:hint="default"/>
                 <w:i w:val="0"/>
                 <w:iCs w:val="0"/>
                 <w:caps w:val="0"/>
@@ -7406,23 +7011,17 @@
                 <w:kern w:val="0"/>
                 <w:sz w:val="18"/>
                 <w:szCs w:val="18"/>
-                <w:lang w:val="en-US" w:eastAsia="zh-CN" w:bidi="ar"/>
-              </w:rPr>
-              <w:t>解决方案（永久或临时）已确定，等待资源实施（如排期开发）。</w:t>
+                <w:lang w:val="en-US" w:eastAsia="zh-CN"/>
+              </w:rPr>
+              <w:t>问题已创建并记录，等待问题经理审核与分派。</w:t>
             </w:r>
           </w:p>
         </w:tc>
       </w:tr>
       <w:tr>
         <w:tblPrEx>
-          <w:tblBorders>
-            <w:top w:val="single" w:color="auto" w:sz="4" w:space="0"/>
-            <w:left w:val="single" w:color="auto" w:sz="4" w:space="0"/>
-            <w:bottom w:val="single" w:color="auto" w:sz="4" w:space="0"/>
-            <w:right w:val="single" w:color="auto" w:sz="4" w:space="0"/>
-            <w:insideH w:val="single" w:color="auto" w:sz="4" w:space="0"/>
-            <w:insideV w:val="single" w:color="auto" w:sz="4" w:space="0"/>
-          </w:tblBorders>
+          <w:tblW w:w="9024" w:type="dxa"/>
+          <w:tblInd w:w="0" w:type="dxa"/>
           <w:shd w:val="clear" w:color="auto" w:fill="auto"/>
           <w:tblCellMar>
             <w:top w:w="15" w:type="dxa"/>
@@ -7452,7 +7051,7 @@
               <w:spacing w:line="300" w:lineRule="atLeast"/>
               <w:jc w:val="left"/>
               <w:rPr>
-                <w:rFonts w:hint="default" w:ascii="Segoe UI" w:hAnsi="Segoe UI" w:eastAsia="Segoe UI" w:cs="Segoe UI"/>
+                <w:rFonts w:ascii="Segoe UI" w:eastAsia="Segoe UI" w:hAnsi="Segoe UI" w:cs="Segoe UI" w:hint="default"/>
                 <w:i w:val="0"/>
                 <w:iCs w:val="0"/>
                 <w:caps w:val="0"/>
@@ -7464,8 +7063,8 @@
             </w:pPr>
             <w:r>
               <w:rPr>
-                <w:rStyle w:val="23"/>
-                <w:rFonts w:hint="default" w:ascii="Segoe UI" w:hAnsi="Segoe UI" w:eastAsia="Segoe UI" w:cs="Segoe UI"/>
+                <w:rStyle w:val="Strong"/>
+                <w:rFonts w:ascii="Segoe UI" w:eastAsia="Segoe UI" w:hAnsi="Segoe UI" w:cs="Segoe UI" w:hint="default"/>
                 <w:b/>
                 <w:bCs/>
                 <w:i w:val="0"/>
@@ -7477,9 +7076,9 @@
                 <w:kern w:val="0"/>
                 <w:sz w:val="18"/>
                 <w:szCs w:val="18"/>
-                <w:lang w:val="en-US" w:eastAsia="zh-CN" w:bidi="ar"/>
-              </w:rPr>
-              <w:t>实施中</w:t>
+                <w:lang w:val="en-US" w:eastAsia="zh-CN"/>
+              </w:rPr>
+              <w:t>调查中</w:t>
             </w:r>
           </w:p>
         </w:tc>
@@ -7504,7 +7103,7 @@
               <w:spacing w:line="300" w:lineRule="atLeast"/>
               <w:jc w:val="left"/>
               <w:rPr>
-                <w:rFonts w:hint="default" w:ascii="Segoe UI" w:hAnsi="Segoe UI" w:eastAsia="Segoe UI" w:cs="Segoe UI"/>
+                <w:rFonts w:ascii="Segoe UI" w:eastAsia="Segoe UI" w:hAnsi="Segoe UI" w:cs="Segoe UI" w:hint="default"/>
                 <w:i w:val="0"/>
                 <w:iCs w:val="0"/>
                 <w:caps w:val="0"/>
@@ -7516,7 +7115,7 @@
             </w:pPr>
             <w:r>
               <w:rPr>
-                <w:rFonts w:hint="default" w:ascii="Segoe UI" w:hAnsi="Segoe UI" w:eastAsia="Segoe UI" w:cs="Segoe UI"/>
+                <w:rFonts w:ascii="Segoe UI" w:eastAsia="Segoe UI" w:hAnsi="Segoe UI" w:cs="Segoe UI" w:hint="default"/>
                 <w:i w:val="0"/>
                 <w:iCs w:val="0"/>
                 <w:caps w:val="0"/>
@@ -7526,142 +7125,17 @@
                 <w:kern w:val="0"/>
                 <w:sz w:val="18"/>
                 <w:szCs w:val="18"/>
-                <w:lang w:val="en-US" w:eastAsia="zh-CN" w:bidi="ar"/>
-              </w:rPr>
-              <w:t>解决方案正通过变更管理流程进行部署。</w:t>
+                <w:lang w:val="en-US" w:eastAsia="zh-CN"/>
+              </w:rPr>
+              <w:t>已分派给专家组，正在进行根本原因分析。</w:t>
             </w:r>
           </w:p>
         </w:tc>
       </w:tr>
       <w:tr>
         <w:tblPrEx>
-          <w:tblBorders>
-            <w:top w:val="single" w:color="auto" w:sz="4" w:space="0"/>
-            <w:left w:val="single" w:color="auto" w:sz="4" w:space="0"/>
-            <w:bottom w:val="single" w:color="auto" w:sz="4" w:space="0"/>
-            <w:right w:val="single" w:color="auto" w:sz="4" w:space="0"/>
-            <w:insideH w:val="single" w:color="auto" w:sz="4" w:space="0"/>
-            <w:insideV w:val="single" w:color="auto" w:sz="4" w:space="0"/>
-          </w:tblBorders>
-          <w:tblCellMar>
-            <w:top w:w="15" w:type="dxa"/>
-            <w:left w:w="15" w:type="dxa"/>
-            <w:bottom w:w="15" w:type="dxa"/>
-            <w:right w:w="15" w:type="dxa"/>
-          </w:tblCellMar>
-        </w:tblPrEx>
-        <w:tc>
-          <w:tcPr>
-            <w:tcW w:w="0" w:type="auto"/>
-            <w:shd w:val="clear" w:color="auto" w:fill="auto"/>
-            <w:tcMar>
-              <w:top w:w="120" w:type="dxa"/>
-              <w:left w:w="0" w:type="dxa"/>
-              <w:bottom w:w="120" w:type="dxa"/>
-              <w:right w:w="192" w:type="dxa"/>
-            </w:tcMar>
-            <w:vAlign w:val="center"/>
-          </w:tcPr>
-          <w:p>
-            <w:pPr>
-              <w:keepNext w:val="0"/>
-              <w:keepLines w:val="0"/>
-              <w:widowControl/>
-              <w:suppressLineNumbers w:val="0"/>
-              <w:spacing w:line="300" w:lineRule="atLeast"/>
-              <w:jc w:val="left"/>
-              <w:rPr>
-                <w:rFonts w:hint="default" w:ascii="Segoe UI" w:hAnsi="Segoe UI" w:eastAsia="Segoe UI" w:cs="Segoe UI"/>
-                <w:i w:val="0"/>
-                <w:iCs w:val="0"/>
-                <w:caps w:val="0"/>
-                <w:color w:val="0F1115"/>
-                <w:spacing w:val="0"/>
-                <w:sz w:val="18"/>
-                <w:szCs w:val="18"/>
-              </w:rPr>
-            </w:pPr>
-            <w:r>
-              <w:rPr>
-                <w:rStyle w:val="23"/>
-                <w:rFonts w:hint="default" w:ascii="Segoe UI" w:hAnsi="Segoe UI" w:eastAsia="Segoe UI" w:cs="Segoe UI"/>
-                <w:b/>
-                <w:bCs/>
-                <w:i w:val="0"/>
-                <w:iCs w:val="0"/>
-                <w:caps w:val="0"/>
-                <w:snapToGrid w:val="0"/>
-                <w:color w:val="000000"/>
-                <w:spacing w:val="0"/>
-                <w:kern w:val="0"/>
-                <w:sz w:val="18"/>
-                <w:szCs w:val="18"/>
-                <w:lang w:val="en-US" w:eastAsia="zh-CN" w:bidi="ar"/>
-              </w:rPr>
-              <w:t>已解决</w:t>
-            </w:r>
-          </w:p>
-        </w:tc>
-        <w:tc>
-          <w:tcPr>
-            <w:tcW w:w="0" w:type="auto"/>
-            <w:shd w:val="clear" w:color="auto" w:fill="auto"/>
-            <w:tcMar>
-              <w:top w:w="120" w:type="dxa"/>
-              <w:left w:w="192" w:type="dxa"/>
-              <w:bottom w:w="120" w:type="dxa"/>
-              <w:right w:w="0" w:type="dxa"/>
-            </w:tcMar>
-            <w:vAlign w:val="center"/>
-          </w:tcPr>
-          <w:p>
-            <w:pPr>
-              <w:keepNext w:val="0"/>
-              <w:keepLines w:val="0"/>
-              <w:widowControl/>
-              <w:suppressLineNumbers w:val="0"/>
-              <w:spacing w:line="300" w:lineRule="atLeast"/>
-              <w:jc w:val="left"/>
-              <w:rPr>
-                <w:rFonts w:hint="default" w:ascii="Segoe UI" w:hAnsi="Segoe UI" w:eastAsia="Segoe UI" w:cs="Segoe UI"/>
-                <w:i w:val="0"/>
-                <w:iCs w:val="0"/>
-                <w:caps w:val="0"/>
-                <w:color w:val="0F1115"/>
-                <w:spacing w:val="0"/>
-                <w:sz w:val="18"/>
-                <w:szCs w:val="18"/>
-              </w:rPr>
-            </w:pPr>
-            <w:r>
-              <w:rPr>
-                <w:rFonts w:hint="default" w:ascii="Segoe UI" w:hAnsi="Segoe UI" w:eastAsia="Segoe UI" w:cs="Segoe UI"/>
-                <w:i w:val="0"/>
-                <w:iCs w:val="0"/>
-                <w:caps w:val="0"/>
-                <w:snapToGrid w:val="0"/>
-                <w:color w:val="000000"/>
-                <w:spacing w:val="0"/>
-                <w:kern w:val="0"/>
-                <w:sz w:val="18"/>
-                <w:szCs w:val="18"/>
-                <w:lang w:val="en-US" w:eastAsia="zh-CN" w:bidi="ar"/>
-              </w:rPr>
-              <w:t>解决方案已验证有效，相关事件已平息。等待回顾与关闭。</w:t>
-            </w:r>
-          </w:p>
-        </w:tc>
-      </w:tr>
-      <w:tr>
-        <w:tblPrEx>
-          <w:tblBorders>
-            <w:top w:val="single" w:color="auto" w:sz="4" w:space="0"/>
-            <w:left w:val="single" w:color="auto" w:sz="4" w:space="0"/>
-            <w:bottom w:val="single" w:color="auto" w:sz="4" w:space="0"/>
-            <w:right w:val="single" w:color="auto" w:sz="4" w:space="0"/>
-            <w:insideH w:val="single" w:color="auto" w:sz="4" w:space="0"/>
-            <w:insideV w:val="single" w:color="auto" w:sz="4" w:space="0"/>
-          </w:tblBorders>
+          <w:tblW w:w="9024" w:type="dxa"/>
+          <w:tblInd w:w="0" w:type="dxa"/>
           <w:shd w:val="clear" w:color="auto" w:fill="auto"/>
           <w:tblCellMar>
             <w:top w:w="15" w:type="dxa"/>
@@ -7691,7 +7165,7 @@
               <w:spacing w:line="300" w:lineRule="atLeast"/>
               <w:jc w:val="left"/>
               <w:rPr>
-                <w:rFonts w:hint="default" w:ascii="Segoe UI" w:hAnsi="Segoe UI" w:eastAsia="Segoe UI" w:cs="Segoe UI"/>
+                <w:rFonts w:ascii="Segoe UI" w:eastAsia="Segoe UI" w:hAnsi="Segoe UI" w:cs="Segoe UI" w:hint="default"/>
                 <w:i w:val="0"/>
                 <w:iCs w:val="0"/>
                 <w:caps w:val="0"/>
@@ -7703,8 +7177,8 @@
             </w:pPr>
             <w:r>
               <w:rPr>
-                <w:rStyle w:val="23"/>
-                <w:rFonts w:hint="default" w:ascii="Segoe UI" w:hAnsi="Segoe UI" w:eastAsia="Segoe UI" w:cs="Segoe UI"/>
+                <w:rStyle w:val="Strong"/>
+                <w:rFonts w:ascii="Segoe UI" w:eastAsia="Segoe UI" w:hAnsi="Segoe UI" w:cs="Segoe UI" w:hint="default"/>
                 <w:b/>
                 <w:bCs/>
                 <w:i w:val="0"/>
@@ -7716,9 +7190,9 @@
                 <w:kern w:val="0"/>
                 <w:sz w:val="18"/>
                 <w:szCs w:val="18"/>
-                <w:lang w:val="en-US" w:eastAsia="zh-CN" w:bidi="ar"/>
-              </w:rPr>
-              <w:t>已关闭</w:t>
+                <w:lang w:val="en-US" w:eastAsia="zh-CN"/>
+              </w:rPr>
+              <w:t>待方案</w:t>
             </w:r>
           </w:p>
         </w:tc>
@@ -7743,7 +7217,7 @@
               <w:spacing w:line="300" w:lineRule="atLeast"/>
               <w:jc w:val="left"/>
               <w:rPr>
-                <w:rFonts w:hint="default" w:ascii="Segoe UI" w:hAnsi="Segoe UI" w:eastAsia="Segoe UI" w:cs="Segoe UI"/>
+                <w:rFonts w:ascii="Segoe UI" w:eastAsia="Segoe UI" w:hAnsi="Segoe UI" w:cs="Segoe UI" w:hint="default"/>
                 <w:i w:val="0"/>
                 <w:iCs w:val="0"/>
                 <w:caps w:val="0"/>
@@ -7755,7 +7229,7 @@
             </w:pPr>
             <w:r>
               <w:rPr>
-                <w:rFonts w:hint="default" w:ascii="Segoe UI" w:hAnsi="Segoe UI" w:eastAsia="Segoe UI" w:cs="Segoe UI"/>
+                <w:rFonts w:ascii="Segoe UI" w:eastAsia="Segoe UI" w:hAnsi="Segoe UI" w:cs="Segoe UI" w:hint="default"/>
                 <w:i w:val="0"/>
                 <w:iCs w:val="0"/>
                 <w:caps w:val="0"/>
@@ -7765,23 +7239,18 @@
                 <w:kern w:val="0"/>
                 <w:sz w:val="18"/>
                 <w:szCs w:val="18"/>
-                <w:lang w:val="en-US" w:eastAsia="zh-CN" w:bidi="ar"/>
-              </w:rPr>
-              <w:t>问题回顾完成，知识已沉淀，流程正式结束。</w:t>
+                <w:lang w:val="en-US" w:eastAsia="zh-CN"/>
+              </w:rPr>
+              <w:t>根本原因已查明，正在评估和制定解决方案。</w:t>
             </w:r>
           </w:p>
         </w:tc>
       </w:tr>
       <w:tr>
         <w:tblPrEx>
-          <w:tblBorders>
-            <w:top w:val="single" w:color="auto" w:sz="4" w:space="0"/>
-            <w:left w:val="single" w:color="auto" w:sz="4" w:space="0"/>
-            <w:bottom w:val="single" w:color="auto" w:sz="4" w:space="0"/>
-            <w:right w:val="single" w:color="auto" w:sz="4" w:space="0"/>
-            <w:insideH w:val="single" w:color="auto" w:sz="4" w:space="0"/>
-            <w:insideV w:val="single" w:color="auto" w:sz="4" w:space="0"/>
-          </w:tblBorders>
+          <w:tblW w:w="9024" w:type="dxa"/>
+          <w:tblInd w:w="0" w:type="dxa"/>
+          <w:shd w:val="clear" w:color="auto" w:fill="auto"/>
           <w:tblCellMar>
             <w:top w:w="15" w:type="dxa"/>
             <w:left w:w="15" w:type="dxa"/>
@@ -7810,7 +7279,7 @@
               <w:spacing w:line="300" w:lineRule="atLeast"/>
               <w:jc w:val="left"/>
               <w:rPr>
-                <w:rFonts w:hint="default" w:ascii="Segoe UI" w:hAnsi="Segoe UI" w:eastAsia="Segoe UI" w:cs="Segoe UI"/>
+                <w:rFonts w:ascii="Segoe UI" w:eastAsia="Segoe UI" w:hAnsi="Segoe UI" w:cs="Segoe UI" w:hint="default"/>
                 <w:i w:val="0"/>
                 <w:iCs w:val="0"/>
                 <w:caps w:val="0"/>
@@ -7822,8 +7291,8 @@
             </w:pPr>
             <w:r>
               <w:rPr>
-                <w:rStyle w:val="23"/>
-                <w:rFonts w:hint="default" w:ascii="Segoe UI" w:hAnsi="Segoe UI" w:eastAsia="Segoe UI" w:cs="Segoe UI"/>
+                <w:rStyle w:val="Strong"/>
+                <w:rFonts w:ascii="Segoe UI" w:eastAsia="Segoe UI" w:hAnsi="Segoe UI" w:cs="Segoe UI" w:hint="default"/>
                 <w:b/>
                 <w:bCs/>
                 <w:i w:val="0"/>
@@ -7835,7 +7304,463 @@
                 <w:kern w:val="0"/>
                 <w:sz w:val="18"/>
                 <w:szCs w:val="18"/>
-                <w:lang w:val="en-US" w:eastAsia="zh-CN" w:bidi="ar"/>
+                <w:lang w:val="en-US" w:eastAsia="zh-CN"/>
+              </w:rPr>
+              <w:t>方案已定</w:t>
+            </w:r>
+          </w:p>
+        </w:tc>
+        <w:tc>
+          <w:tcPr>
+            <w:tcW w:w="0" w:type="auto"/>
+            <w:shd w:val="clear" w:color="auto" w:fill="auto"/>
+            <w:tcMar>
+              <w:top w:w="120" w:type="dxa"/>
+              <w:left w:w="192" w:type="dxa"/>
+              <w:bottom w:w="120" w:type="dxa"/>
+              <w:right w:w="0" w:type="dxa"/>
+            </w:tcMar>
+            <w:vAlign w:val="center"/>
+          </w:tcPr>
+          <w:p>
+            <w:pPr>
+              <w:keepNext w:val="0"/>
+              <w:keepLines w:val="0"/>
+              <w:widowControl/>
+              <w:suppressLineNumbers w:val="0"/>
+              <w:spacing w:line="300" w:lineRule="atLeast"/>
+              <w:jc w:val="left"/>
+              <w:rPr>
+                <w:rFonts w:ascii="Segoe UI" w:eastAsia="Segoe UI" w:hAnsi="Segoe UI" w:cs="Segoe UI" w:hint="default"/>
+                <w:i w:val="0"/>
+                <w:iCs w:val="0"/>
+                <w:caps w:val="0"/>
+                <w:color w:val="0F1115"/>
+                <w:spacing w:val="0"/>
+                <w:sz w:val="18"/>
+                <w:szCs w:val="18"/>
+              </w:rPr>
+            </w:pPr>
+            <w:r>
+              <w:rPr>
+                <w:rFonts w:ascii="Segoe UI" w:eastAsia="Segoe UI" w:hAnsi="Segoe UI" w:cs="Segoe UI" w:hint="default"/>
+                <w:i w:val="0"/>
+                <w:iCs w:val="0"/>
+                <w:caps w:val="0"/>
+                <w:snapToGrid w:val="0"/>
+                <w:color w:val="000000"/>
+                <w:spacing w:val="0"/>
+                <w:kern w:val="0"/>
+                <w:sz w:val="18"/>
+                <w:szCs w:val="18"/>
+                <w:lang w:val="en-US" w:eastAsia="zh-CN"/>
+              </w:rPr>
+              <w:t>解决方案（永久或临时）已确定，等待资源实施（如排期开发）。</w:t>
+            </w:r>
+          </w:p>
+        </w:tc>
+      </w:tr>
+      <w:tr>
+        <w:tblPrEx>
+          <w:tblW w:w="9024" w:type="dxa"/>
+          <w:tblInd w:w="0" w:type="dxa"/>
+          <w:shd w:val="clear" w:color="auto" w:fill="auto"/>
+          <w:tblCellMar>
+            <w:top w:w="15" w:type="dxa"/>
+            <w:left w:w="15" w:type="dxa"/>
+            <w:bottom w:w="15" w:type="dxa"/>
+            <w:right w:w="15" w:type="dxa"/>
+          </w:tblCellMar>
+        </w:tblPrEx>
+        <w:tc>
+          <w:tcPr>
+            <w:tcW w:w="0" w:type="auto"/>
+            <w:shd w:val="clear" w:color="auto" w:fill="auto"/>
+            <w:tcMar>
+              <w:top w:w="120" w:type="dxa"/>
+              <w:left w:w="0" w:type="dxa"/>
+              <w:bottom w:w="120" w:type="dxa"/>
+              <w:right w:w="192" w:type="dxa"/>
+            </w:tcMar>
+            <w:vAlign w:val="center"/>
+          </w:tcPr>
+          <w:p>
+            <w:pPr>
+              <w:keepNext w:val="0"/>
+              <w:keepLines w:val="0"/>
+              <w:widowControl/>
+              <w:suppressLineNumbers w:val="0"/>
+              <w:spacing w:line="300" w:lineRule="atLeast"/>
+              <w:jc w:val="left"/>
+              <w:rPr>
+                <w:rFonts w:ascii="Segoe UI" w:eastAsia="Segoe UI" w:hAnsi="Segoe UI" w:cs="Segoe UI" w:hint="default"/>
+                <w:i w:val="0"/>
+                <w:iCs w:val="0"/>
+                <w:caps w:val="0"/>
+                <w:color w:val="0F1115"/>
+                <w:spacing w:val="0"/>
+                <w:sz w:val="18"/>
+                <w:szCs w:val="18"/>
+              </w:rPr>
+            </w:pPr>
+            <w:r>
+              <w:rPr>
+                <w:rStyle w:val="Strong"/>
+                <w:rFonts w:ascii="Segoe UI" w:eastAsia="Segoe UI" w:hAnsi="Segoe UI" w:cs="Segoe UI" w:hint="default"/>
+                <w:b/>
+                <w:bCs/>
+                <w:i w:val="0"/>
+                <w:iCs w:val="0"/>
+                <w:caps w:val="0"/>
+                <w:snapToGrid w:val="0"/>
+                <w:color w:val="000000"/>
+                <w:spacing w:val="0"/>
+                <w:kern w:val="0"/>
+                <w:sz w:val="18"/>
+                <w:szCs w:val="18"/>
+                <w:lang w:val="en-US" w:eastAsia="zh-CN"/>
+              </w:rPr>
+              <w:t>实施中</w:t>
+            </w:r>
+          </w:p>
+        </w:tc>
+        <w:tc>
+          <w:tcPr>
+            <w:tcW w:w="0" w:type="auto"/>
+            <w:shd w:val="clear" w:color="auto" w:fill="auto"/>
+            <w:tcMar>
+              <w:top w:w="120" w:type="dxa"/>
+              <w:left w:w="192" w:type="dxa"/>
+              <w:bottom w:w="120" w:type="dxa"/>
+              <w:right w:w="0" w:type="dxa"/>
+            </w:tcMar>
+            <w:vAlign w:val="center"/>
+          </w:tcPr>
+          <w:p>
+            <w:pPr>
+              <w:keepNext w:val="0"/>
+              <w:keepLines w:val="0"/>
+              <w:widowControl/>
+              <w:suppressLineNumbers w:val="0"/>
+              <w:spacing w:line="300" w:lineRule="atLeast"/>
+              <w:jc w:val="left"/>
+              <w:rPr>
+                <w:rFonts w:ascii="Segoe UI" w:eastAsia="Segoe UI" w:hAnsi="Segoe UI" w:cs="Segoe UI" w:hint="default"/>
+                <w:i w:val="0"/>
+                <w:iCs w:val="0"/>
+                <w:caps w:val="0"/>
+                <w:color w:val="0F1115"/>
+                <w:spacing w:val="0"/>
+                <w:sz w:val="18"/>
+                <w:szCs w:val="18"/>
+              </w:rPr>
+            </w:pPr>
+            <w:r>
+              <w:rPr>
+                <w:rFonts w:ascii="Segoe UI" w:eastAsia="Segoe UI" w:hAnsi="Segoe UI" w:cs="Segoe UI" w:hint="default"/>
+                <w:i w:val="0"/>
+                <w:iCs w:val="0"/>
+                <w:caps w:val="0"/>
+                <w:snapToGrid w:val="0"/>
+                <w:color w:val="000000"/>
+                <w:spacing w:val="0"/>
+                <w:kern w:val="0"/>
+                <w:sz w:val="18"/>
+                <w:szCs w:val="18"/>
+                <w:lang w:val="en-US" w:eastAsia="zh-CN"/>
+              </w:rPr>
+              <w:t>解决方案正通过变更管理流程进行部署。</w:t>
+            </w:r>
+          </w:p>
+        </w:tc>
+      </w:tr>
+      <w:tr>
+        <w:tblPrEx>
+          <w:tblW w:w="9024" w:type="dxa"/>
+          <w:tblInd w:w="0" w:type="dxa"/>
+          <w:shd w:val="clear" w:color="auto" w:fill="auto"/>
+          <w:tblCellMar>
+            <w:top w:w="15" w:type="dxa"/>
+            <w:left w:w="15" w:type="dxa"/>
+            <w:bottom w:w="15" w:type="dxa"/>
+            <w:right w:w="15" w:type="dxa"/>
+          </w:tblCellMar>
+        </w:tblPrEx>
+        <w:tc>
+          <w:tcPr>
+            <w:tcW w:w="0" w:type="auto"/>
+            <w:shd w:val="clear" w:color="auto" w:fill="auto"/>
+            <w:tcMar>
+              <w:top w:w="120" w:type="dxa"/>
+              <w:left w:w="0" w:type="dxa"/>
+              <w:bottom w:w="120" w:type="dxa"/>
+              <w:right w:w="192" w:type="dxa"/>
+            </w:tcMar>
+            <w:vAlign w:val="center"/>
+          </w:tcPr>
+          <w:p>
+            <w:pPr>
+              <w:keepNext w:val="0"/>
+              <w:keepLines w:val="0"/>
+              <w:widowControl/>
+              <w:suppressLineNumbers w:val="0"/>
+              <w:spacing w:line="300" w:lineRule="atLeast"/>
+              <w:jc w:val="left"/>
+              <w:rPr>
+                <w:rFonts w:ascii="Segoe UI" w:eastAsia="Segoe UI" w:hAnsi="Segoe UI" w:cs="Segoe UI" w:hint="default"/>
+                <w:i w:val="0"/>
+                <w:iCs w:val="0"/>
+                <w:caps w:val="0"/>
+                <w:color w:val="0F1115"/>
+                <w:spacing w:val="0"/>
+                <w:sz w:val="18"/>
+                <w:szCs w:val="18"/>
+              </w:rPr>
+            </w:pPr>
+            <w:r>
+              <w:rPr>
+                <w:rStyle w:val="Strong"/>
+                <w:rFonts w:ascii="Segoe UI" w:eastAsia="Segoe UI" w:hAnsi="Segoe UI" w:cs="Segoe UI" w:hint="default"/>
+                <w:b/>
+                <w:bCs/>
+                <w:i w:val="0"/>
+                <w:iCs w:val="0"/>
+                <w:caps w:val="0"/>
+                <w:snapToGrid w:val="0"/>
+                <w:color w:val="000000"/>
+                <w:spacing w:val="0"/>
+                <w:kern w:val="0"/>
+                <w:sz w:val="18"/>
+                <w:szCs w:val="18"/>
+                <w:lang w:val="en-US" w:eastAsia="zh-CN"/>
+              </w:rPr>
+              <w:t>已解决</w:t>
+            </w:r>
+          </w:p>
+        </w:tc>
+        <w:tc>
+          <w:tcPr>
+            <w:tcW w:w="0" w:type="auto"/>
+            <w:shd w:val="clear" w:color="auto" w:fill="auto"/>
+            <w:tcMar>
+              <w:top w:w="120" w:type="dxa"/>
+              <w:left w:w="192" w:type="dxa"/>
+              <w:bottom w:w="120" w:type="dxa"/>
+              <w:right w:w="0" w:type="dxa"/>
+            </w:tcMar>
+            <w:vAlign w:val="center"/>
+          </w:tcPr>
+          <w:p>
+            <w:pPr>
+              <w:keepNext w:val="0"/>
+              <w:keepLines w:val="0"/>
+              <w:widowControl/>
+              <w:suppressLineNumbers w:val="0"/>
+              <w:spacing w:line="300" w:lineRule="atLeast"/>
+              <w:jc w:val="left"/>
+              <w:rPr>
+                <w:rFonts w:ascii="Segoe UI" w:eastAsia="Segoe UI" w:hAnsi="Segoe UI" w:cs="Segoe UI" w:hint="default"/>
+                <w:i w:val="0"/>
+                <w:iCs w:val="0"/>
+                <w:caps w:val="0"/>
+                <w:color w:val="0F1115"/>
+                <w:spacing w:val="0"/>
+                <w:sz w:val="18"/>
+                <w:szCs w:val="18"/>
+              </w:rPr>
+            </w:pPr>
+            <w:r>
+              <w:rPr>
+                <w:rFonts w:ascii="Segoe UI" w:eastAsia="Segoe UI" w:hAnsi="Segoe UI" w:cs="Segoe UI" w:hint="default"/>
+                <w:i w:val="0"/>
+                <w:iCs w:val="0"/>
+                <w:caps w:val="0"/>
+                <w:snapToGrid w:val="0"/>
+                <w:color w:val="000000"/>
+                <w:spacing w:val="0"/>
+                <w:kern w:val="0"/>
+                <w:sz w:val="18"/>
+                <w:szCs w:val="18"/>
+                <w:lang w:val="en-US" w:eastAsia="zh-CN"/>
+              </w:rPr>
+              <w:t>解决方案已验证有效，相关事件已平息。等待回顾与关闭。</w:t>
+            </w:r>
+          </w:p>
+        </w:tc>
+      </w:tr>
+      <w:tr>
+        <w:tblPrEx>
+          <w:tblW w:w="9024" w:type="dxa"/>
+          <w:tblInd w:w="0" w:type="dxa"/>
+          <w:shd w:val="clear" w:color="auto" w:fill="auto"/>
+          <w:tblCellMar>
+            <w:top w:w="15" w:type="dxa"/>
+            <w:left w:w="15" w:type="dxa"/>
+            <w:bottom w:w="15" w:type="dxa"/>
+            <w:right w:w="15" w:type="dxa"/>
+          </w:tblCellMar>
+        </w:tblPrEx>
+        <w:tc>
+          <w:tcPr>
+            <w:tcW w:w="0" w:type="auto"/>
+            <w:shd w:val="clear" w:color="auto" w:fill="auto"/>
+            <w:tcMar>
+              <w:top w:w="120" w:type="dxa"/>
+              <w:left w:w="0" w:type="dxa"/>
+              <w:bottom w:w="120" w:type="dxa"/>
+              <w:right w:w="192" w:type="dxa"/>
+            </w:tcMar>
+            <w:vAlign w:val="center"/>
+          </w:tcPr>
+          <w:p>
+            <w:pPr>
+              <w:keepNext w:val="0"/>
+              <w:keepLines w:val="0"/>
+              <w:widowControl/>
+              <w:suppressLineNumbers w:val="0"/>
+              <w:spacing w:line="300" w:lineRule="atLeast"/>
+              <w:jc w:val="left"/>
+              <w:rPr>
+                <w:rFonts w:ascii="Segoe UI" w:eastAsia="Segoe UI" w:hAnsi="Segoe UI" w:cs="Segoe UI" w:hint="default"/>
+                <w:i w:val="0"/>
+                <w:iCs w:val="0"/>
+                <w:caps w:val="0"/>
+                <w:color w:val="0F1115"/>
+                <w:spacing w:val="0"/>
+                <w:sz w:val="18"/>
+                <w:szCs w:val="18"/>
+              </w:rPr>
+            </w:pPr>
+            <w:r>
+              <w:rPr>
+                <w:rStyle w:val="Strong"/>
+                <w:rFonts w:ascii="Segoe UI" w:eastAsia="Segoe UI" w:hAnsi="Segoe UI" w:cs="Segoe UI" w:hint="default"/>
+                <w:b/>
+                <w:bCs/>
+                <w:i w:val="0"/>
+                <w:iCs w:val="0"/>
+                <w:caps w:val="0"/>
+                <w:snapToGrid w:val="0"/>
+                <w:color w:val="000000"/>
+                <w:spacing w:val="0"/>
+                <w:kern w:val="0"/>
+                <w:sz w:val="18"/>
+                <w:szCs w:val="18"/>
+                <w:lang w:val="en-US" w:eastAsia="zh-CN"/>
+              </w:rPr>
+              <w:t>已关闭</w:t>
+            </w:r>
+          </w:p>
+        </w:tc>
+        <w:tc>
+          <w:tcPr>
+            <w:tcW w:w="0" w:type="auto"/>
+            <w:shd w:val="clear" w:color="auto" w:fill="auto"/>
+            <w:tcMar>
+              <w:top w:w="120" w:type="dxa"/>
+              <w:left w:w="192" w:type="dxa"/>
+              <w:bottom w:w="120" w:type="dxa"/>
+              <w:right w:w="0" w:type="dxa"/>
+            </w:tcMar>
+            <w:vAlign w:val="center"/>
+          </w:tcPr>
+          <w:p>
+            <w:pPr>
+              <w:keepNext w:val="0"/>
+              <w:keepLines w:val="0"/>
+              <w:widowControl/>
+              <w:suppressLineNumbers w:val="0"/>
+              <w:spacing w:line="300" w:lineRule="atLeast"/>
+              <w:jc w:val="left"/>
+              <w:rPr>
+                <w:rFonts w:ascii="Segoe UI" w:eastAsia="Segoe UI" w:hAnsi="Segoe UI" w:cs="Segoe UI" w:hint="default"/>
+                <w:i w:val="0"/>
+                <w:iCs w:val="0"/>
+                <w:caps w:val="0"/>
+                <w:color w:val="0F1115"/>
+                <w:spacing w:val="0"/>
+                <w:sz w:val="18"/>
+                <w:szCs w:val="18"/>
+              </w:rPr>
+            </w:pPr>
+            <w:r>
+              <w:rPr>
+                <w:rFonts w:ascii="Segoe UI" w:eastAsia="Segoe UI" w:hAnsi="Segoe UI" w:cs="Segoe UI" w:hint="default"/>
+                <w:i w:val="0"/>
+                <w:iCs w:val="0"/>
+                <w:caps w:val="0"/>
+                <w:snapToGrid w:val="0"/>
+                <w:color w:val="000000"/>
+                <w:spacing w:val="0"/>
+                <w:kern w:val="0"/>
+                <w:sz w:val="18"/>
+                <w:szCs w:val="18"/>
+                <w:lang w:val="en-US" w:eastAsia="zh-CN"/>
+              </w:rPr>
+              <w:t>问题回顾完成，知识已沉淀，流程正式结束。</w:t>
+            </w:r>
+          </w:p>
+        </w:tc>
+      </w:tr>
+      <w:tr>
+        <w:tblPrEx>
+          <w:tblW w:w="9024" w:type="dxa"/>
+          <w:tblInd w:w="0" w:type="dxa"/>
+          <w:shd w:val="clear" w:color="auto" w:fill="auto"/>
+          <w:tblCellMar>
+            <w:top w:w="15" w:type="dxa"/>
+            <w:left w:w="15" w:type="dxa"/>
+            <w:bottom w:w="15" w:type="dxa"/>
+            <w:right w:w="15" w:type="dxa"/>
+          </w:tblCellMar>
+        </w:tblPrEx>
+        <w:tc>
+          <w:tcPr>
+            <w:tcW w:w="0" w:type="auto"/>
+            <w:shd w:val="clear" w:color="auto" w:fill="auto"/>
+            <w:tcMar>
+              <w:top w:w="120" w:type="dxa"/>
+              <w:left w:w="0" w:type="dxa"/>
+              <w:bottom w:w="120" w:type="dxa"/>
+              <w:right w:w="192" w:type="dxa"/>
+            </w:tcMar>
+            <w:vAlign w:val="center"/>
+          </w:tcPr>
+          <w:p>
+            <w:pPr>
+              <w:keepNext w:val="0"/>
+              <w:keepLines w:val="0"/>
+              <w:widowControl/>
+              <w:suppressLineNumbers w:val="0"/>
+              <w:spacing w:line="300" w:lineRule="atLeast"/>
+              <w:jc w:val="left"/>
+              <w:rPr>
+                <w:rFonts w:ascii="Segoe UI" w:eastAsia="Segoe UI" w:hAnsi="Segoe UI" w:cs="Segoe UI" w:hint="default"/>
+                <w:i w:val="0"/>
+                <w:iCs w:val="0"/>
+                <w:caps w:val="0"/>
+                <w:color w:val="0F1115"/>
+                <w:spacing w:val="0"/>
+                <w:sz w:val="18"/>
+                <w:szCs w:val="18"/>
+              </w:rPr>
+            </w:pPr>
+            <w:r>
+              <w:rPr>
+                <w:rStyle w:val="Strong"/>
+                <w:rFonts w:ascii="Segoe UI" w:eastAsia="Segoe UI" w:hAnsi="Segoe UI" w:cs="Segoe UI" w:hint="default"/>
+                <w:b/>
+                <w:bCs/>
+                <w:i w:val="0"/>
+                <w:iCs w:val="0"/>
+                <w:caps w:val="0"/>
+                <w:snapToGrid w:val="0"/>
+                <w:color w:val="000000"/>
+                <w:spacing w:val="0"/>
+                <w:kern w:val="0"/>
+                <w:sz w:val="18"/>
+                <w:szCs w:val="18"/>
+                <w:lang w:val="en-US" w:eastAsia="zh-CN"/>
               </w:rPr>
               <w:t>延期</w:t>
             </w:r>
@@ -7862,7 +7787,7 @@
               <w:spacing w:line="300" w:lineRule="atLeast"/>
               <w:jc w:val="left"/>
               <w:rPr>
-                <w:rFonts w:hint="default" w:ascii="Segoe UI" w:hAnsi="Segoe UI" w:eastAsia="Segoe UI" w:cs="Segoe UI"/>
+                <w:rFonts w:ascii="Segoe UI" w:eastAsia="Segoe UI" w:hAnsi="Segoe UI" w:cs="Segoe UI" w:hint="default"/>
                 <w:i w:val="0"/>
                 <w:iCs w:val="0"/>
                 <w:caps w:val="0"/>
@@ -7874,7 +7799,7 @@
             </w:pPr>
             <w:r>
               <w:rPr>
-                <w:rFonts w:hint="default" w:ascii="Segoe UI" w:hAnsi="Segoe UI" w:eastAsia="Segoe UI" w:cs="Segoe UI"/>
+                <w:rFonts w:ascii="Segoe UI" w:eastAsia="Segoe UI" w:hAnsi="Segoe UI" w:cs="Segoe UI" w:hint="default"/>
                 <w:i w:val="0"/>
                 <w:iCs w:val="0"/>
                 <w:caps w:val="0"/>
@@ -7884,7 +7809,7 @@
                 <w:kern w:val="0"/>
                 <w:sz w:val="18"/>
                 <w:szCs w:val="18"/>
-                <w:lang w:val="en-US" w:eastAsia="zh-CN" w:bidi="ar"/>
+                <w:lang w:val="en-US" w:eastAsia="zh-CN"/>
               </w:rPr>
               <w:t>因技术限制、成本过高或优先级调整，暂不处理，留待后续评估。</w:t>
             </w:r>
@@ -7894,7 +7819,7 @@
     </w:tbl>
     <w:p>
       <w:pPr>
-        <w:pStyle w:val="28"/>
+        <w:pStyle w:val="1"/>
         <w:keepNext w:val="0"/>
         <w:keepLines w:val="0"/>
         <w:pageBreakBefore w:val="0"/>
@@ -7914,38 +7839,38 @@
           <w:lang w:val="en-US" w:eastAsia="zh-CN"/>
         </w:rPr>
       </w:pPr>
-      <w:bookmarkStart w:id="17" w:name="_Toc28645"/>
+      <w:bookmarkStart w:id="18" w:name="_Toc28645"/>
       <w:r>
         <w:rPr>
           <w:rFonts w:hint="default"/>
           <w:lang w:val="en-US" w:eastAsia="zh-CN"/>
         </w:rPr>
         <w:t>问题管理事项</w:t>
-      </w:r>
-      <w:bookmarkEnd w:id="17"/>
-    </w:p>
-    <w:p>
-      <w:pPr>
-        <w:pStyle w:val="30"/>
-        <w:bidi w:val="0"/>
-        <w:rPr>
-          <w:rFonts w:hint="default"/>
-          <w:lang w:val="en-US" w:eastAsia="zh-CN"/>
-        </w:rPr>
-      </w:pPr>
-      <w:bookmarkStart w:id="18" w:name="_Toc31462"/>
-      <w:r>
-        <w:rPr>
-          <w:rFonts w:hint="default"/>
-          <w:lang w:val="en-US" w:eastAsia="zh-CN"/>
-        </w:rPr>
-        <w:t>问题评审</w:t>
       </w:r>
       <w:bookmarkEnd w:id="18"/>
     </w:p>
     <w:p>
       <w:pPr>
-        <w:pStyle w:val="29"/>
+        <w:pStyle w:val="2"/>
+        <w:bidi w:val="0"/>
+        <w:rPr>
+          <w:rFonts w:hint="default"/>
+          <w:lang w:val="en-US" w:eastAsia="zh-CN"/>
+        </w:rPr>
+      </w:pPr>
+      <w:bookmarkStart w:id="19" w:name="_Toc31462"/>
+      <w:r>
+        <w:rPr>
+          <w:rFonts w:hint="default"/>
+          <w:lang w:val="en-US" w:eastAsia="zh-CN"/>
+        </w:rPr>
+        <w:t>问题评审</w:t>
+      </w:r>
+      <w:bookmarkEnd w:id="19"/>
+    </w:p>
+    <w:p>
+      <w:pPr>
+        <w:pStyle w:val="a1"/>
         <w:keepNext w:val="0"/>
         <w:keepLines w:val="0"/>
         <w:pageBreakBefore w:val="0"/>
@@ -7975,7 +7900,7 @@
     </w:p>
     <w:p>
       <w:pPr>
-        <w:pStyle w:val="29"/>
+        <w:pStyle w:val="a1"/>
         <w:keepNext w:val="0"/>
         <w:keepLines w:val="0"/>
         <w:pageBreakBefore w:val="0"/>
@@ -8005,7 +7930,7 @@
     </w:p>
     <w:p>
       <w:pPr>
-        <w:pStyle w:val="29"/>
+        <w:pStyle w:val="a1"/>
         <w:keepNext w:val="0"/>
         <w:keepLines w:val="0"/>
         <w:pageBreakBefore w:val="0"/>
@@ -8035,14 +7960,14 @@
     </w:p>
     <w:p>
       <w:pPr>
-        <w:pStyle w:val="30"/>
+        <w:pStyle w:val="2"/>
         <w:bidi w:val="0"/>
         <w:rPr>
           <w:rFonts w:hint="default"/>
           <w:lang w:val="en-US" w:eastAsia="zh-CN"/>
         </w:rPr>
       </w:pPr>
-      <w:bookmarkStart w:id="19" w:name="_Toc13097"/>
+      <w:bookmarkStart w:id="20" w:name="_Toc13097"/>
       <w:r>
         <w:rPr>
           <w:rFonts w:hint="default"/>
@@ -8050,11 +7975,11 @@
         </w:rPr>
         <w:t>问题归档与知识管理</w:t>
       </w:r>
-      <w:bookmarkEnd w:id="19"/>
+      <w:bookmarkEnd w:id="20"/>
     </w:p>
     <w:p>
       <w:pPr>
-        <w:pStyle w:val="29"/>
+        <w:pStyle w:val="a1"/>
         <w:keepNext w:val="0"/>
         <w:keepLines w:val="0"/>
         <w:pageBreakBefore w:val="0"/>
@@ -8084,7 +8009,7 @@
     </w:p>
     <w:p>
       <w:pPr>
-        <w:pStyle w:val="29"/>
+        <w:pStyle w:val="a1"/>
         <w:keepNext w:val="0"/>
         <w:keepLines w:val="0"/>
         <w:pageBreakBefore w:val="0"/>
@@ -8114,14 +8039,14 @@
     </w:p>
     <w:p>
       <w:pPr>
-        <w:pStyle w:val="30"/>
+        <w:pStyle w:val="2"/>
         <w:bidi w:val="0"/>
         <w:rPr>
           <w:rFonts w:hint="default"/>
           <w:lang w:val="en-US" w:eastAsia="zh-CN"/>
         </w:rPr>
       </w:pPr>
-      <w:bookmarkStart w:id="20" w:name="_Toc5760"/>
+      <w:bookmarkStart w:id="21" w:name="_Toc5760"/>
       <w:r>
         <w:rPr>
           <w:rFonts w:hint="eastAsia"/>
@@ -8136,11 +8061,11 @@
         </w:rPr>
         <w:t>流程关系</w:t>
       </w:r>
-      <w:bookmarkEnd w:id="20"/>
+      <w:bookmarkEnd w:id="21"/>
     </w:p>
     <w:p>
       <w:pPr>
-        <w:pStyle w:val="29"/>
+        <w:pStyle w:val="a1"/>
         <w:keepNext w:val="0"/>
         <w:keepLines w:val="0"/>
         <w:pageBreakBefore w:val="0"/>
@@ -8170,7 +8095,7 @@
     </w:p>
     <w:p>
       <w:pPr>
-        <w:pStyle w:val="29"/>
+        <w:pStyle w:val="a1"/>
         <w:keepNext w:val="0"/>
         <w:keepLines w:val="0"/>
         <w:pageBreakBefore w:val="0"/>
@@ -8200,7 +8125,7 @@
     </w:p>
     <w:p>
       <w:pPr>
-        <w:pStyle w:val="29"/>
+        <w:pStyle w:val="a1"/>
         <w:keepNext w:val="0"/>
         <w:keepLines w:val="0"/>
         <w:pageBreakBefore w:val="0"/>
@@ -8230,7 +8155,7 @@
     </w:p>
     <w:p>
       <w:pPr>
-        <w:pStyle w:val="28"/>
+        <w:pStyle w:val="1"/>
         <w:keepNext w:val="0"/>
         <w:keepLines w:val="0"/>
         <w:pageBreakBefore w:val="0"/>
@@ -8250,7 +8175,7 @@
           <w:lang w:val="en-US" w:eastAsia="zh-CN"/>
         </w:rPr>
       </w:pPr>
-      <w:bookmarkStart w:id="21" w:name="_Toc16458"/>
+      <w:bookmarkStart w:id="22" w:name="_Toc16458"/>
       <w:r>
         <w:rPr>
           <w:rFonts w:hint="eastAsia"/>
@@ -8258,23 +8183,22 @@
         </w:rPr>
         <w:t>考核指标</w:t>
       </w:r>
-      <w:bookmarkEnd w:id="21"/>
+      <w:bookmarkEnd w:id="22"/>
     </w:p>
     <w:tbl>
       <w:tblPr>
-        <w:tblStyle w:val="20"/>
+        <w:tblStyle w:val="TableNormal"/>
         <w:tblW w:w="7675" w:type="dxa"/>
         <w:tblInd w:w="96" w:type="dxa"/>
         <w:tblBorders>
-          <w:top w:val="none" w:color="auto" w:sz="0" w:space="0"/>
-          <w:left w:val="none" w:color="auto" w:sz="0" w:space="0"/>
-          <w:bottom w:val="none" w:color="auto" w:sz="0" w:space="0"/>
-          <w:right w:val="none" w:color="auto" w:sz="0" w:space="0"/>
-          <w:insideH w:val="none" w:color="auto" w:sz="0" w:space="0"/>
-          <w:insideV w:val="none" w:color="auto" w:sz="0" w:space="0"/>
+          <w:top w:val="nil"/>
+          <w:left w:val="nil"/>
+          <w:bottom w:val="nil"/>
+          <w:right w:val="nil"/>
+          <w:insideH w:val="nil"/>
+          <w:insideV w:val="nil"/>
         </w:tblBorders>
         <w:shd w:val="clear" w:color="auto" w:fill="auto"/>
-        <w:tblLayout w:type="autofit"/>
         <w:tblCellMar>
           <w:top w:w="0" w:type="dxa"/>
           <w:left w:w="108" w:type="dxa"/>
@@ -8290,13 +8214,15 @@
       </w:tblGrid>
       <w:tr>
         <w:tblPrEx>
+          <w:tblW w:w="7675" w:type="dxa"/>
+          <w:tblInd w:w="96" w:type="dxa"/>
           <w:tblBorders>
-            <w:top w:val="none" w:color="auto" w:sz="0" w:space="0"/>
-            <w:left w:val="none" w:color="auto" w:sz="0" w:space="0"/>
-            <w:bottom w:val="none" w:color="auto" w:sz="0" w:space="0"/>
-            <w:right w:val="none" w:color="auto" w:sz="0" w:space="0"/>
-            <w:insideH w:val="none" w:color="auto" w:sz="0" w:space="0"/>
-            <w:insideV w:val="none" w:color="auto" w:sz="0" w:space="0"/>
+            <w:top w:val="nil"/>
+            <w:left w:val="nil"/>
+            <w:bottom w:val="nil"/>
+            <w:right w:val="nil"/>
+            <w:insideH w:val="nil"/>
+            <w:insideV w:val="nil"/>
           </w:tblBorders>
           <w:shd w:val="clear" w:color="auto" w:fill="auto"/>
           <w:tblCellMar>
@@ -8307,16 +8233,16 @@
           </w:tblCellMar>
         </w:tblPrEx>
         <w:trPr>
-          <w:trHeight w:val="493" w:hRule="atLeast"/>
+          <w:trHeight w:val="493"/>
         </w:trPr>
         <w:tc>
           <w:tcPr>
             <w:tcW w:w="2227" w:type="dxa"/>
             <w:tcBorders>
-              <w:top w:val="single" w:color="000000" w:sz="4" w:space="0"/>
-              <w:left w:val="single" w:color="000000" w:sz="4" w:space="0"/>
-              <w:bottom w:val="single" w:color="000000" w:sz="4" w:space="0"/>
-              <w:right w:val="single" w:color="000000" w:sz="4" w:space="0"/>
+              <w:top w:val="single" w:sz="4" w:space="0" w:color="000000"/>
+              <w:left w:val="single" w:sz="4" w:space="0" w:color="000000"/>
+              <w:bottom w:val="single" w:sz="4" w:space="0" w:color="000000"/>
+              <w:right w:val="single" w:sz="4" w:space="0" w:color="000000"/>
             </w:tcBorders>
             <w:shd w:val="clear" w:color="auto" w:fill="C0C0C0"/>
             <w:vAlign w:val="center"/>
@@ -8330,7 +8256,7 @@
               <w:jc w:val="center"/>
               <w:textAlignment w:val="center"/>
               <w:rPr>
-                <w:rFonts w:hint="default" w:ascii="楷体_GB2312" w:hAnsi="宋体" w:eastAsia="楷体_GB2312" w:cs="楷体_GB2312"/>
+                <w:rFonts w:ascii="楷体_GB2312" w:eastAsia="楷体_GB2312" w:hAnsi="宋体" w:cs="楷体_GB2312" w:hint="default"/>
                 <w:b/>
                 <w:bCs/>
                 <w:i w:val="0"/>
@@ -8343,7 +8269,7 @@
             </w:pPr>
             <w:r>
               <w:rPr>
-                <w:rFonts w:hint="default" w:ascii="楷体_GB2312" w:hAnsi="宋体" w:eastAsia="楷体_GB2312" w:cs="楷体_GB2312"/>
+                <w:rFonts w:ascii="楷体_GB2312" w:eastAsia="楷体_GB2312" w:hAnsi="宋体" w:cs="楷体_GB2312" w:hint="default"/>
                 <w:b/>
                 <w:bCs/>
                 <w:i w:val="0"/>
@@ -8354,7 +8280,7 @@
                 <w:sz w:val="22"/>
                 <w:szCs w:val="22"/>
                 <w:u w:val="none"/>
-                <w:lang w:val="en-US" w:eastAsia="zh-CN" w:bidi="ar"/>
+                <w:lang w:val="en-US" w:eastAsia="zh-CN"/>
               </w:rPr>
               <w:t>KPI</w:t>
             </w:r>
@@ -8364,10 +8290,10 @@
           <w:tcPr>
             <w:tcW w:w="1092" w:type="dxa"/>
             <w:tcBorders>
-              <w:top w:val="single" w:color="000000" w:sz="4" w:space="0"/>
-              <w:left w:val="single" w:color="000000" w:sz="4" w:space="0"/>
-              <w:bottom w:val="single" w:color="000000" w:sz="4" w:space="0"/>
-              <w:right w:val="single" w:color="000000" w:sz="4" w:space="0"/>
+              <w:top w:val="single" w:sz="4" w:space="0" w:color="000000"/>
+              <w:left w:val="single" w:sz="4" w:space="0" w:color="000000"/>
+              <w:bottom w:val="single" w:sz="4" w:space="0" w:color="000000"/>
+              <w:right w:val="single" w:sz="4" w:space="0" w:color="000000"/>
             </w:tcBorders>
             <w:shd w:val="clear" w:color="auto" w:fill="C0C0C0"/>
             <w:vAlign w:val="center"/>
@@ -8381,7 +8307,7 @@
               <w:jc w:val="center"/>
               <w:textAlignment w:val="center"/>
               <w:rPr>
-                <w:rFonts w:hint="default" w:ascii="楷体_GB2312" w:hAnsi="宋体" w:eastAsia="楷体_GB2312" w:cs="楷体_GB2312"/>
+                <w:rFonts w:ascii="楷体_GB2312" w:eastAsia="楷体_GB2312" w:hAnsi="宋体" w:cs="楷体_GB2312" w:hint="default"/>
                 <w:b/>
                 <w:bCs/>
                 <w:i w:val="0"/>
@@ -8394,7 +8320,7 @@
             </w:pPr>
             <w:r>
               <w:rPr>
-                <w:rFonts w:hint="default" w:ascii="楷体_GB2312" w:hAnsi="宋体" w:eastAsia="楷体_GB2312" w:cs="楷体_GB2312"/>
+                <w:rFonts w:ascii="楷体_GB2312" w:eastAsia="楷体_GB2312" w:hAnsi="宋体" w:cs="楷体_GB2312" w:hint="default"/>
                 <w:b/>
                 <w:bCs/>
                 <w:i w:val="0"/>
@@ -8405,7 +8331,7 @@
                 <w:sz w:val="22"/>
                 <w:szCs w:val="22"/>
                 <w:u w:val="none"/>
-                <w:lang w:val="en-US" w:eastAsia="zh-CN" w:bidi="ar"/>
+                <w:lang w:val="en-US" w:eastAsia="zh-CN"/>
               </w:rPr>
               <w:t>目标值</w:t>
             </w:r>
@@ -8415,10 +8341,10 @@
           <w:tcPr>
             <w:tcW w:w="3300" w:type="dxa"/>
             <w:tcBorders>
-              <w:top w:val="single" w:color="000000" w:sz="4" w:space="0"/>
-              <w:left w:val="single" w:color="000000" w:sz="4" w:space="0"/>
-              <w:bottom w:val="single" w:color="000000" w:sz="4" w:space="0"/>
-              <w:right w:val="single" w:color="000000" w:sz="4" w:space="0"/>
+              <w:top w:val="single" w:sz="4" w:space="0" w:color="000000"/>
+              <w:left w:val="single" w:sz="4" w:space="0" w:color="000000"/>
+              <w:bottom w:val="single" w:sz="4" w:space="0" w:color="000000"/>
+              <w:right w:val="single" w:sz="4" w:space="0" w:color="000000"/>
             </w:tcBorders>
             <w:shd w:val="clear" w:color="auto" w:fill="C0C0C0"/>
             <w:vAlign w:val="center"/>
@@ -8432,7 +8358,7 @@
               <w:jc w:val="center"/>
               <w:textAlignment w:val="center"/>
               <w:rPr>
-                <w:rFonts w:hint="default" w:ascii="楷体_GB2312" w:hAnsi="宋体" w:eastAsia="楷体_GB2312" w:cs="楷体_GB2312"/>
+                <w:rFonts w:ascii="楷体_GB2312" w:eastAsia="楷体_GB2312" w:hAnsi="宋体" w:cs="楷体_GB2312" w:hint="default"/>
                 <w:b/>
                 <w:bCs/>
                 <w:i w:val="0"/>
@@ -8445,7 +8371,7 @@
             </w:pPr>
             <w:r>
               <w:rPr>
-                <w:rFonts w:hint="default" w:ascii="楷体_GB2312" w:hAnsi="宋体" w:eastAsia="楷体_GB2312" w:cs="楷体_GB2312"/>
+                <w:rFonts w:ascii="楷体_GB2312" w:eastAsia="楷体_GB2312" w:hAnsi="宋体" w:cs="楷体_GB2312" w:hint="default"/>
                 <w:b/>
                 <w:bCs/>
                 <w:i w:val="0"/>
@@ -8456,7 +8382,7 @@
                 <w:sz w:val="22"/>
                 <w:szCs w:val="22"/>
                 <w:u w:val="none"/>
-                <w:lang w:val="en-US" w:eastAsia="zh-CN" w:bidi="ar"/>
+                <w:lang w:val="en-US" w:eastAsia="zh-CN"/>
               </w:rPr>
               <w:t>计算公式/方法</w:t>
             </w:r>
@@ -8466,10 +8392,10 @@
           <w:tcPr>
             <w:tcW w:w="1056" w:type="dxa"/>
             <w:tcBorders>
-              <w:top w:val="single" w:color="000000" w:sz="4" w:space="0"/>
-              <w:left w:val="single" w:color="000000" w:sz="4" w:space="0"/>
-              <w:bottom w:val="single" w:color="000000" w:sz="4" w:space="0"/>
-              <w:right w:val="single" w:color="000000" w:sz="4" w:space="0"/>
+              <w:top w:val="single" w:sz="4" w:space="0" w:color="000000"/>
+              <w:left w:val="single" w:sz="4" w:space="0" w:color="000000"/>
+              <w:bottom w:val="single" w:sz="4" w:space="0" w:color="000000"/>
+              <w:right w:val="single" w:sz="4" w:space="0" w:color="000000"/>
             </w:tcBorders>
             <w:shd w:val="clear" w:color="auto" w:fill="C0C0C0"/>
             <w:vAlign w:val="center"/>
@@ -8483,7 +8409,7 @@
               <w:jc w:val="center"/>
               <w:textAlignment w:val="center"/>
               <w:rPr>
-                <w:rFonts w:hint="default" w:ascii="楷体_GB2312" w:hAnsi="宋体" w:eastAsia="楷体_GB2312" w:cs="楷体_GB2312"/>
+                <w:rFonts w:ascii="楷体_GB2312" w:eastAsia="楷体_GB2312" w:hAnsi="宋体" w:cs="楷体_GB2312" w:hint="default"/>
                 <w:b/>
                 <w:bCs/>
                 <w:i w:val="0"/>
@@ -8496,7 +8422,7 @@
             </w:pPr>
             <w:r>
               <w:rPr>
-                <w:rFonts w:hint="default" w:ascii="楷体_GB2312" w:hAnsi="宋体" w:eastAsia="楷体_GB2312" w:cs="楷体_GB2312"/>
+                <w:rFonts w:ascii="楷体_GB2312" w:eastAsia="楷体_GB2312" w:hAnsi="宋体" w:cs="楷体_GB2312" w:hint="default"/>
                 <w:b/>
                 <w:bCs/>
                 <w:i w:val="0"/>
@@ -8507,7 +8433,7 @@
                 <w:sz w:val="22"/>
                 <w:szCs w:val="22"/>
                 <w:u w:val="none"/>
-                <w:lang w:val="en-US" w:eastAsia="zh-CN" w:bidi="ar"/>
+                <w:lang w:val="en-US" w:eastAsia="zh-CN"/>
               </w:rPr>
               <w:t>频度</w:t>
             </w:r>
@@ -8516,14 +8442,8 @@
       </w:tr>
       <w:tr>
         <w:tblPrEx>
-          <w:tblBorders>
-            <w:top w:val="none" w:color="auto" w:sz="0" w:space="0"/>
-            <w:left w:val="none" w:color="auto" w:sz="0" w:space="0"/>
-            <w:bottom w:val="none" w:color="auto" w:sz="0" w:space="0"/>
-            <w:right w:val="none" w:color="auto" w:sz="0" w:space="0"/>
-            <w:insideH w:val="none" w:color="auto" w:sz="0" w:space="0"/>
-            <w:insideV w:val="none" w:color="auto" w:sz="0" w:space="0"/>
-          </w:tblBorders>
+          <w:tblW w:w="7675" w:type="dxa"/>
+          <w:tblInd w:w="96" w:type="dxa"/>
           <w:shd w:val="clear" w:color="auto" w:fill="auto"/>
           <w:tblCellMar>
             <w:top w:w="0" w:type="dxa"/>
@@ -8533,16 +8453,16 @@
           </w:tblCellMar>
         </w:tblPrEx>
         <w:trPr>
-          <w:trHeight w:val="493" w:hRule="atLeast"/>
+          <w:trHeight w:val="493"/>
         </w:trPr>
         <w:tc>
           <w:tcPr>
             <w:tcW w:w="2227" w:type="dxa"/>
             <w:tcBorders>
-              <w:top w:val="single" w:color="000000" w:sz="4" w:space="0"/>
-              <w:left w:val="single" w:color="000000" w:sz="4" w:space="0"/>
-              <w:bottom w:val="single" w:color="000000" w:sz="4" w:space="0"/>
-              <w:right w:val="single" w:color="000000" w:sz="4" w:space="0"/>
+              <w:top w:val="single" w:sz="4" w:space="0" w:color="000000"/>
+              <w:left w:val="single" w:sz="4" w:space="0" w:color="000000"/>
+              <w:bottom w:val="single" w:sz="4" w:space="0" w:color="000000"/>
+              <w:right w:val="single" w:sz="4" w:space="0" w:color="000000"/>
             </w:tcBorders>
             <w:shd w:val="clear" w:color="auto" w:fill="auto"/>
             <w:vAlign w:val="center"/>
@@ -8556,7 +8476,7 @@
               <w:jc w:val="left"/>
               <w:textAlignment w:val="center"/>
               <w:rPr>
-                <w:rFonts w:hint="default" w:ascii="楷体_GB2312" w:hAnsi="宋体" w:eastAsia="楷体_GB2312" w:cs="楷体_GB2312"/>
+                <w:rFonts w:ascii="楷体_GB2312" w:eastAsia="楷体_GB2312" w:hAnsi="宋体" w:cs="楷体_GB2312" w:hint="default"/>
                 <w:b/>
                 <w:bCs/>
                 <w:i w:val="0"/>
@@ -8567,12 +8487,12 @@
                 <w:sz w:val="22"/>
                 <w:szCs w:val="22"/>
                 <w:u w:val="none"/>
-                <w:lang w:val="en-US" w:eastAsia="zh-CN" w:bidi="ar"/>
+                <w:lang w:val="en-US" w:eastAsia="zh-CN"/>
               </w:rPr>
             </w:pPr>
             <w:r>
               <w:rPr>
-                <w:rFonts w:hint="eastAsia" w:ascii="宋体" w:hAnsi="宋体" w:eastAsia="宋体" w:cs="宋体"/>
+                <w:rFonts w:ascii="宋体" w:eastAsia="宋体" w:hAnsi="宋体" w:cs="宋体" w:hint="eastAsia"/>
                 <w:i w:val="0"/>
                 <w:iCs w:val="0"/>
                 <w:snapToGrid w:val="0"/>
@@ -8581,7 +8501,7 @@
                 <w:sz w:val="21"/>
                 <w:szCs w:val="21"/>
                 <w:u w:val="none"/>
-                <w:lang w:val="en-US" w:eastAsia="zh-CN" w:bidi="ar"/>
+                <w:lang w:val="en-US" w:eastAsia="zh-CN"/>
               </w:rPr>
               <w:t>问题转知识的比率</w:t>
             </w:r>
@@ -8591,10 +8511,10 @@
           <w:tcPr>
             <w:tcW w:w="1092" w:type="dxa"/>
             <w:tcBorders>
-              <w:top w:val="single" w:color="000000" w:sz="4" w:space="0"/>
-              <w:left w:val="single" w:color="000000" w:sz="4" w:space="0"/>
-              <w:bottom w:val="single" w:color="000000" w:sz="4" w:space="0"/>
-              <w:right w:val="single" w:color="000000" w:sz="4" w:space="0"/>
+              <w:top w:val="single" w:sz="4" w:space="0" w:color="000000"/>
+              <w:left w:val="single" w:sz="4" w:space="0" w:color="000000"/>
+              <w:bottom w:val="single" w:sz="4" w:space="0" w:color="000000"/>
+              <w:right w:val="single" w:sz="4" w:space="0" w:color="000000"/>
             </w:tcBorders>
             <w:shd w:val="clear" w:color="auto" w:fill="auto"/>
             <w:vAlign w:val="center"/>
@@ -8608,7 +8528,7 @@
               <w:jc w:val="left"/>
               <w:textAlignment w:val="center"/>
               <w:rPr>
-                <w:rFonts w:hint="default" w:ascii="楷体_GB2312" w:hAnsi="宋体" w:eastAsia="楷体_GB2312" w:cs="楷体_GB2312"/>
+                <w:rFonts w:ascii="楷体_GB2312" w:eastAsia="楷体_GB2312" w:hAnsi="宋体" w:cs="楷体_GB2312" w:hint="default"/>
                 <w:b/>
                 <w:bCs/>
                 <w:i w:val="0"/>
@@ -8619,12 +8539,12 @@
                 <w:sz w:val="22"/>
                 <w:szCs w:val="22"/>
                 <w:u w:val="none"/>
-                <w:lang w:val="en-US" w:eastAsia="zh-CN" w:bidi="ar"/>
+                <w:lang w:val="en-US" w:eastAsia="zh-CN"/>
               </w:rPr>
             </w:pPr>
             <w:r>
               <w:rPr>
-                <w:rFonts w:hint="eastAsia" w:ascii="宋体" w:hAnsi="宋体" w:eastAsia="宋体" w:cs="宋体"/>
+                <w:rFonts w:ascii="宋体" w:eastAsia="宋体" w:hAnsi="宋体" w:cs="宋体" w:hint="eastAsia"/>
                 <w:i w:val="0"/>
                 <w:iCs w:val="0"/>
                 <w:snapToGrid w:val="0"/>
@@ -8633,7 +8553,7 @@
                 <w:sz w:val="21"/>
                 <w:szCs w:val="21"/>
                 <w:u w:val="none"/>
-                <w:lang w:val="en-US" w:eastAsia="zh-CN" w:bidi="ar"/>
+                <w:lang w:val="en-US" w:eastAsia="zh-CN"/>
               </w:rPr>
               <w:t>≥90%</w:t>
             </w:r>
@@ -8643,10 +8563,10 @@
           <w:tcPr>
             <w:tcW w:w="3300" w:type="dxa"/>
             <w:tcBorders>
-              <w:top w:val="single" w:color="000000" w:sz="4" w:space="0"/>
-              <w:left w:val="single" w:color="000000" w:sz="4" w:space="0"/>
-              <w:bottom w:val="single" w:color="000000" w:sz="4" w:space="0"/>
-              <w:right w:val="single" w:color="000000" w:sz="4" w:space="0"/>
+              <w:top w:val="single" w:sz="4" w:space="0" w:color="000000"/>
+              <w:left w:val="single" w:sz="4" w:space="0" w:color="000000"/>
+              <w:bottom w:val="single" w:sz="4" w:space="0" w:color="000000"/>
+              <w:right w:val="single" w:sz="4" w:space="0" w:color="000000"/>
             </w:tcBorders>
             <w:shd w:val="clear" w:color="auto" w:fill="auto"/>
             <w:vAlign w:val="center"/>
@@ -8660,7 +8580,7 @@
               <w:jc w:val="left"/>
               <w:textAlignment w:val="center"/>
               <w:rPr>
-                <w:rFonts w:hint="default" w:ascii="楷体_GB2312" w:hAnsi="宋体" w:eastAsia="楷体_GB2312" w:cs="楷体_GB2312"/>
+                <w:rFonts w:ascii="楷体_GB2312" w:eastAsia="楷体_GB2312" w:hAnsi="宋体" w:cs="楷体_GB2312" w:hint="default"/>
                 <w:b/>
                 <w:bCs/>
                 <w:i w:val="0"/>
@@ -8671,12 +8591,12 @@
                 <w:sz w:val="22"/>
                 <w:szCs w:val="22"/>
                 <w:u w:val="none"/>
-                <w:lang w:val="en-US" w:eastAsia="zh-CN" w:bidi="ar"/>
+                <w:lang w:val="en-US" w:eastAsia="zh-CN"/>
               </w:rPr>
             </w:pPr>
             <w:r>
               <w:rPr>
-                <w:rFonts w:hint="eastAsia" w:ascii="宋体" w:hAnsi="宋体" w:eastAsia="宋体" w:cs="宋体"/>
+                <w:rFonts w:ascii="宋体" w:eastAsia="宋体" w:hAnsi="宋体" w:cs="宋体" w:hint="eastAsia"/>
                 <w:i w:val="0"/>
                 <w:iCs w:val="0"/>
                 <w:snapToGrid w:val="0"/>
@@ -8685,7 +8605,7 @@
                 <w:sz w:val="21"/>
                 <w:szCs w:val="21"/>
                 <w:u w:val="none"/>
-                <w:lang w:val="en-US" w:eastAsia="zh-CN" w:bidi="ar"/>
+                <w:lang w:val="en-US" w:eastAsia="zh-CN"/>
               </w:rPr>
               <w:t>问题转知识库的总数/已解决的问题总数</w:t>
             </w:r>
@@ -8695,10 +8615,10 @@
           <w:tcPr>
             <w:tcW w:w="1056" w:type="dxa"/>
             <w:tcBorders>
-              <w:top w:val="single" w:color="000000" w:sz="4" w:space="0"/>
-              <w:left w:val="single" w:color="000000" w:sz="4" w:space="0"/>
-              <w:bottom w:val="single" w:color="000000" w:sz="4" w:space="0"/>
-              <w:right w:val="single" w:color="000000" w:sz="4" w:space="0"/>
+              <w:top w:val="single" w:sz="4" w:space="0" w:color="000000"/>
+              <w:left w:val="single" w:sz="4" w:space="0" w:color="000000"/>
+              <w:bottom w:val="single" w:sz="4" w:space="0" w:color="000000"/>
+              <w:right w:val="single" w:sz="4" w:space="0" w:color="000000"/>
             </w:tcBorders>
             <w:shd w:val="clear" w:color="auto" w:fill="auto"/>
             <w:vAlign w:val="center"/>
@@ -8712,7 +8632,7 @@
               <w:jc w:val="left"/>
               <w:textAlignment w:val="center"/>
               <w:rPr>
-                <w:rFonts w:hint="default" w:ascii="楷体_GB2312" w:hAnsi="宋体" w:eastAsia="楷体_GB2312" w:cs="楷体_GB2312"/>
+                <w:rFonts w:ascii="楷体_GB2312" w:eastAsia="楷体_GB2312" w:hAnsi="宋体" w:cs="楷体_GB2312" w:hint="default"/>
                 <w:b/>
                 <w:bCs/>
                 <w:i w:val="0"/>
@@ -8723,12 +8643,12 @@
                 <w:sz w:val="22"/>
                 <w:szCs w:val="22"/>
                 <w:u w:val="none"/>
-                <w:lang w:val="en-US" w:eastAsia="zh-CN" w:bidi="ar"/>
+                <w:lang w:val="en-US" w:eastAsia="zh-CN"/>
               </w:rPr>
             </w:pPr>
             <w:r>
               <w:rPr>
-                <w:rFonts w:hint="eastAsia" w:ascii="宋体" w:hAnsi="宋体" w:eastAsia="宋体" w:cs="宋体"/>
+                <w:rFonts w:ascii="宋体" w:eastAsia="宋体" w:hAnsi="宋体" w:cs="宋体" w:hint="eastAsia"/>
                 <w:i w:val="0"/>
                 <w:iCs w:val="0"/>
                 <w:snapToGrid w:val="0"/>
@@ -8737,7 +8657,7 @@
                 <w:sz w:val="21"/>
                 <w:szCs w:val="21"/>
                 <w:u w:val="none"/>
-                <w:lang w:val="en-US" w:eastAsia="zh-CN" w:bidi="ar"/>
+                <w:lang w:val="en-US" w:eastAsia="zh-CN"/>
               </w:rPr>
               <w:t>季度</w:t>
             </w:r>
@@ -8746,14 +8666,8 @@
       </w:tr>
       <w:tr>
         <w:tblPrEx>
-          <w:tblBorders>
-            <w:top w:val="none" w:color="auto" w:sz="0" w:space="0"/>
-            <w:left w:val="none" w:color="auto" w:sz="0" w:space="0"/>
-            <w:bottom w:val="none" w:color="auto" w:sz="0" w:space="0"/>
-            <w:right w:val="none" w:color="auto" w:sz="0" w:space="0"/>
-            <w:insideH w:val="none" w:color="auto" w:sz="0" w:space="0"/>
-            <w:insideV w:val="none" w:color="auto" w:sz="0" w:space="0"/>
-          </w:tblBorders>
+          <w:tblW w:w="7675" w:type="dxa"/>
+          <w:tblInd w:w="96" w:type="dxa"/>
           <w:shd w:val="clear" w:color="auto" w:fill="auto"/>
           <w:tblCellMar>
             <w:top w:w="0" w:type="dxa"/>
@@ -8763,16 +8677,16 @@
           </w:tblCellMar>
         </w:tblPrEx>
         <w:trPr>
-          <w:trHeight w:val="493" w:hRule="atLeast"/>
+          <w:trHeight w:val="493"/>
         </w:trPr>
         <w:tc>
           <w:tcPr>
             <w:tcW w:w="2227" w:type="dxa"/>
             <w:tcBorders>
-              <w:top w:val="single" w:color="000000" w:sz="4" w:space="0"/>
-              <w:left w:val="single" w:color="000000" w:sz="4" w:space="0"/>
-              <w:bottom w:val="single" w:color="000000" w:sz="4" w:space="0"/>
-              <w:right w:val="single" w:color="000000" w:sz="4" w:space="0"/>
+              <w:top w:val="single" w:sz="4" w:space="0" w:color="000000"/>
+              <w:left w:val="single" w:sz="4" w:space="0" w:color="000000"/>
+              <w:bottom w:val="single" w:sz="4" w:space="0" w:color="000000"/>
+              <w:right w:val="single" w:sz="4" w:space="0" w:color="000000"/>
             </w:tcBorders>
             <w:shd w:val="clear" w:color="auto" w:fill="auto"/>
             <w:vAlign w:val="center"/>
@@ -8786,7 +8700,7 @@
               <w:jc w:val="left"/>
               <w:textAlignment w:val="center"/>
               <w:rPr>
-                <w:rFonts w:hint="eastAsia" w:ascii="宋体" w:hAnsi="宋体" w:eastAsia="宋体" w:cs="宋体"/>
+                <w:rFonts w:ascii="宋体" w:eastAsia="宋体" w:hAnsi="宋体" w:cs="宋体" w:hint="eastAsia"/>
                 <w:i w:val="0"/>
                 <w:iCs w:val="0"/>
                 <w:snapToGrid w:val="0"/>
@@ -8795,12 +8709,12 @@
                 <w:sz w:val="21"/>
                 <w:szCs w:val="21"/>
                 <w:u w:val="none"/>
-                <w:lang w:val="en-US" w:eastAsia="zh-CN" w:bidi="ar"/>
+                <w:lang w:val="en-US" w:eastAsia="zh-CN"/>
               </w:rPr>
             </w:pPr>
             <w:r>
               <w:rPr>
-                <w:rFonts w:hint="eastAsia" w:ascii="宋体" w:hAnsi="宋体" w:eastAsia="宋体" w:cs="宋体"/>
+                <w:rFonts w:ascii="宋体" w:eastAsia="宋体" w:hAnsi="宋体" w:cs="宋体" w:hint="eastAsia"/>
                 <w:i w:val="0"/>
                 <w:iCs w:val="0"/>
                 <w:snapToGrid w:val="0"/>
@@ -8809,7 +8723,7 @@
                 <w:sz w:val="21"/>
                 <w:szCs w:val="21"/>
                 <w:u w:val="none"/>
-                <w:lang w:val="en-US" w:eastAsia="zh-CN" w:bidi="ar"/>
+                <w:lang w:val="en-US" w:eastAsia="zh-CN"/>
               </w:rPr>
               <w:t>问题解决率</w:t>
             </w:r>
@@ -8819,10 +8733,10 @@
           <w:tcPr>
             <w:tcW w:w="1092" w:type="dxa"/>
             <w:tcBorders>
-              <w:top w:val="single" w:color="000000" w:sz="4" w:space="0"/>
-              <w:left w:val="single" w:color="000000" w:sz="4" w:space="0"/>
-              <w:bottom w:val="single" w:color="000000" w:sz="4" w:space="0"/>
-              <w:right w:val="single" w:color="000000" w:sz="4" w:space="0"/>
+              <w:top w:val="single" w:sz="4" w:space="0" w:color="000000"/>
+              <w:left w:val="single" w:sz="4" w:space="0" w:color="000000"/>
+              <w:bottom w:val="single" w:sz="4" w:space="0" w:color="000000"/>
+              <w:right w:val="single" w:sz="4" w:space="0" w:color="000000"/>
             </w:tcBorders>
             <w:shd w:val="clear" w:color="auto" w:fill="auto"/>
             <w:vAlign w:val="center"/>
@@ -8836,7 +8750,7 @@
               <w:jc w:val="left"/>
               <w:textAlignment w:val="center"/>
               <w:rPr>
-                <w:rFonts w:hint="eastAsia" w:ascii="宋体" w:hAnsi="宋体" w:eastAsia="宋体" w:cs="宋体"/>
+                <w:rFonts w:ascii="宋体" w:eastAsia="宋体" w:hAnsi="宋体" w:cs="宋体" w:hint="eastAsia"/>
                 <w:i w:val="0"/>
                 <w:iCs w:val="0"/>
                 <w:snapToGrid w:val="0"/>
@@ -8845,12 +8759,12 @@
                 <w:sz w:val="21"/>
                 <w:szCs w:val="21"/>
                 <w:u w:val="none"/>
-                <w:lang w:val="en-US" w:eastAsia="zh-CN" w:bidi="ar"/>
+                <w:lang w:val="en-US" w:eastAsia="zh-CN"/>
               </w:rPr>
             </w:pPr>
             <w:r>
               <w:rPr>
-                <w:rFonts w:hint="eastAsia" w:ascii="宋体" w:hAnsi="宋体" w:eastAsia="宋体" w:cs="宋体"/>
+                <w:rFonts w:ascii="宋体" w:eastAsia="宋体" w:hAnsi="宋体" w:cs="宋体" w:hint="eastAsia"/>
                 <w:i w:val="0"/>
                 <w:iCs w:val="0"/>
                 <w:snapToGrid w:val="0"/>
@@ -8859,7 +8773,7 @@
                 <w:sz w:val="21"/>
                 <w:szCs w:val="21"/>
                 <w:u w:val="none"/>
-                <w:lang w:val="en-US" w:eastAsia="zh-CN" w:bidi="ar"/>
+                <w:lang w:val="en-US" w:eastAsia="zh-CN"/>
               </w:rPr>
               <w:t>≥90%</w:t>
             </w:r>
@@ -8869,10 +8783,10 @@
           <w:tcPr>
             <w:tcW w:w="3300" w:type="dxa"/>
             <w:tcBorders>
-              <w:top w:val="single" w:color="000000" w:sz="4" w:space="0"/>
-              <w:left w:val="single" w:color="000000" w:sz="4" w:space="0"/>
-              <w:bottom w:val="single" w:color="000000" w:sz="4" w:space="0"/>
-              <w:right w:val="single" w:color="000000" w:sz="4" w:space="0"/>
+              <w:top w:val="single" w:sz="4" w:space="0" w:color="000000"/>
+              <w:left w:val="single" w:sz="4" w:space="0" w:color="000000"/>
+              <w:bottom w:val="single" w:sz="4" w:space="0" w:color="000000"/>
+              <w:right w:val="single" w:sz="4" w:space="0" w:color="000000"/>
             </w:tcBorders>
             <w:shd w:val="clear" w:color="auto" w:fill="auto"/>
             <w:vAlign w:val="center"/>
@@ -8886,7 +8800,7 @@
               <w:jc w:val="left"/>
               <w:textAlignment w:val="center"/>
               <w:rPr>
-                <w:rFonts w:hint="eastAsia" w:ascii="宋体" w:hAnsi="宋体" w:eastAsia="宋体" w:cs="宋体"/>
+                <w:rFonts w:ascii="宋体" w:eastAsia="宋体" w:hAnsi="宋体" w:cs="宋体" w:hint="eastAsia"/>
                 <w:i w:val="0"/>
                 <w:iCs w:val="0"/>
                 <w:snapToGrid w:val="0"/>
@@ -8895,12 +8809,12 @@
                 <w:sz w:val="21"/>
                 <w:szCs w:val="21"/>
                 <w:u w:val="none"/>
-                <w:lang w:val="en-US" w:eastAsia="zh-CN" w:bidi="ar"/>
+                <w:lang w:val="en-US" w:eastAsia="zh-CN"/>
               </w:rPr>
             </w:pPr>
             <w:r>
               <w:rPr>
-                <w:rFonts w:hint="eastAsia" w:ascii="宋体" w:hAnsi="宋体" w:eastAsia="宋体" w:cs="宋体"/>
+                <w:rFonts w:ascii="宋体" w:eastAsia="宋体" w:hAnsi="宋体" w:cs="宋体" w:hint="eastAsia"/>
                 <w:i w:val="0"/>
                 <w:iCs w:val="0"/>
                 <w:snapToGrid w:val="0"/>
@@ -8909,7 +8823,7 @@
                 <w:sz w:val="21"/>
                 <w:szCs w:val="21"/>
                 <w:u w:val="none"/>
-                <w:lang w:val="en-US" w:eastAsia="zh-CN" w:bidi="ar"/>
+                <w:lang w:val="en-US" w:eastAsia="zh-CN"/>
               </w:rPr>
               <w:t>（已解决的问题数量/问题总数）*100%</w:t>
             </w:r>
@@ -8919,10 +8833,10 @@
           <w:tcPr>
             <w:tcW w:w="1056" w:type="dxa"/>
             <w:tcBorders>
-              <w:top w:val="single" w:color="000000" w:sz="4" w:space="0"/>
-              <w:left w:val="single" w:color="000000" w:sz="4" w:space="0"/>
-              <w:bottom w:val="single" w:color="000000" w:sz="4" w:space="0"/>
-              <w:right w:val="single" w:color="000000" w:sz="4" w:space="0"/>
+              <w:top w:val="single" w:sz="4" w:space="0" w:color="000000"/>
+              <w:left w:val="single" w:sz="4" w:space="0" w:color="000000"/>
+              <w:bottom w:val="single" w:sz="4" w:space="0" w:color="000000"/>
+              <w:right w:val="single" w:sz="4" w:space="0" w:color="000000"/>
             </w:tcBorders>
             <w:shd w:val="clear" w:color="auto" w:fill="auto"/>
             <w:vAlign w:val="center"/>
@@ -8936,7 +8850,7 @@
               <w:jc w:val="left"/>
               <w:textAlignment w:val="center"/>
               <w:rPr>
-                <w:rFonts w:hint="eastAsia" w:ascii="宋体" w:hAnsi="宋体" w:eastAsia="宋体" w:cs="宋体"/>
+                <w:rFonts w:ascii="宋体" w:eastAsia="宋体" w:hAnsi="宋体" w:cs="宋体" w:hint="eastAsia"/>
                 <w:i w:val="0"/>
                 <w:iCs w:val="0"/>
                 <w:snapToGrid w:val="0"/>
@@ -8945,12 +8859,12 @@
                 <w:sz w:val="21"/>
                 <w:szCs w:val="21"/>
                 <w:u w:val="none"/>
-                <w:lang w:val="en-US" w:eastAsia="zh-CN" w:bidi="ar"/>
+                <w:lang w:val="en-US" w:eastAsia="zh-CN"/>
               </w:rPr>
             </w:pPr>
             <w:r>
               <w:rPr>
-                <w:rFonts w:hint="eastAsia" w:ascii="宋体" w:hAnsi="宋体" w:eastAsia="宋体" w:cs="宋体"/>
+                <w:rFonts w:ascii="宋体" w:eastAsia="宋体" w:hAnsi="宋体" w:cs="宋体" w:hint="eastAsia"/>
                 <w:i w:val="0"/>
                 <w:iCs w:val="0"/>
                 <w:snapToGrid w:val="0"/>
@@ -8959,7 +8873,7 @@
                 <w:sz w:val="21"/>
                 <w:szCs w:val="21"/>
                 <w:u w:val="none"/>
-                <w:lang w:val="en-US" w:eastAsia="zh-CN" w:bidi="ar"/>
+                <w:lang w:val="en-US" w:eastAsia="zh-CN"/>
               </w:rPr>
               <w:t>季度</w:t>
             </w:r>
@@ -8984,7 +8898,7 @@
     </w:p>
     <w:p>
       <w:pPr>
-        <w:pStyle w:val="28"/>
+        <w:pStyle w:val="1"/>
         <w:keepNext w:val="0"/>
         <w:keepLines w:val="0"/>
         <w:pageBreakBefore w:val="0"/>
@@ -9004,7 +8918,7 @@
           <w:lang w:val="en-US" w:eastAsia="zh-CN"/>
         </w:rPr>
       </w:pPr>
-      <w:bookmarkStart w:id="22" w:name="_Toc7919"/>
+      <w:bookmarkStart w:id="23" w:name="_Toc7919"/>
       <w:r>
         <w:rPr>
           <w:rFonts w:hint="default"/>
@@ -9012,11 +8926,11 @@
         </w:rPr>
         <w:t>附则</w:t>
       </w:r>
-      <w:bookmarkEnd w:id="22"/>
+      <w:bookmarkEnd w:id="23"/>
     </w:p>
     <w:p>
       <w:pPr>
-        <w:pStyle w:val="29"/>
+        <w:pStyle w:val="a1"/>
         <w:keepNext w:val="0"/>
         <w:keepLines w:val="0"/>
         <w:pageBreakBefore w:val="0"/>
@@ -9046,7 +8960,7 @@
     </w:p>
     <w:p>
       <w:pPr>
-        <w:pStyle w:val="29"/>
+        <w:pStyle w:val="a1"/>
         <w:keepNext w:val="0"/>
         <w:keepLines w:val="0"/>
         <w:pageBreakBefore w:val="0"/>
@@ -9076,7 +8990,7 @@
     </w:p>
     <w:p>
       <w:pPr>
-        <w:pStyle w:val="29"/>
+        <w:pStyle w:val="a1"/>
         <w:keepNext w:val="0"/>
         <w:keepLines w:val="0"/>
         <w:pageBreakBefore w:val="0"/>
@@ -9105,84 +9019,34 @@
       </w:r>
     </w:p>
     <w:sectPr>
-      <w:headerReference r:id="rId5" w:type="default"/>
-      <w:footerReference r:id="rId6" w:type="default"/>
+      <w:headerReference w:type="default" r:id="rId7"/>
+      <w:footerReference w:type="default" r:id="rId8"/>
       <w:pgSz w:w="11906" w:h="16838"/>
       <w:pgMar w:top="1417" w:right="1800" w:bottom="1440" w:left="1800" w:header="1140" w:footer="992" w:gutter="0"/>
-      <w:cols w:space="425" w:num="1"/>
+      <w:cols w:num="1" w:space="425"/>
       <w:docGrid w:type="lines" w:linePitch="312" w:charSpace="0"/>
     </w:sectPr>
   </w:body>
 </w:document>
 </file>
 
-<file path=word/endnotes.xml><?xml version="1.0" encoding="utf-8"?>
-<w:endnotes xmlns:wpc="http://schemas.microsoft.com/office/word/2010/wordprocessingCanvas" xmlns:mc="http://schemas.openxmlformats.org/markup-compatibility/2006" xmlns:o="urn:schemas-microsoft-com:office:office" xmlns:r="http://schemas.openxmlformats.org/officeDocument/2006/relationships" xmlns:m="http://schemas.openxmlformats.org/officeDocument/2006/math" xmlns:v="urn:schemas-microsoft-com:vml" xmlns:wp14="http://schemas.microsoft.com/office/word/2010/wordprocessingDrawing" xmlns:wp="http://schemas.openxmlformats.org/drawingml/2006/wordprocessingDrawing" xmlns:w="http://schemas.openxmlformats.org/wordprocessingml/2006/main" xmlns:w14="http://schemas.microsoft.com/office/word/2010/wordml" xmlns:w15="http://schemas.microsoft.com/office/word/2012/wordml" xmlns:w10="urn:schemas-microsoft-com:office:word" xmlns:wpg="http://schemas.microsoft.com/office/word/2010/wordprocessingGroup" xmlns:wpi="http://schemas.microsoft.com/office/word/2010/wordprocessingInk" xmlns:wne="http://schemas.microsoft.com/office/word/2006/wordml" xmlns:wps="http://schemas.microsoft.com/office/word/2010/wordprocessingShape" xmlns:wpsCustomData="http://www.wps.cn/officeDocument/2013/wpsCustomData" mc:Ignorable="w14 w15 wp14">
-  <w:endnote w:type="separator" w:id="0">
-    <w:p>
-      <w:pPr>
-        <w:spacing w:line="240" w:lineRule="auto"/>
-      </w:pPr>
-      <w:r>
-        <w:separator/>
-      </w:r>
-    </w:p>
-  </w:endnote>
-  <w:endnote w:type="continuationSeparator" w:id="1">
-    <w:p>
-      <w:pPr>
-        <w:spacing w:line="240" w:lineRule="auto"/>
-      </w:pPr>
-      <w:r>
-        <w:continuationSeparator/>
-      </w:r>
-    </w:p>
-  </w:endnote>
-</w:endnotes>
-</file>
-
 <file path=word/footer1.xml><?xml version="1.0" encoding="utf-8"?>
-<w:ftr xmlns:wpc="http://schemas.microsoft.com/office/word/2010/wordprocessingCanvas" xmlns:mc="http://schemas.openxmlformats.org/markup-compatibility/2006" xmlns:o="urn:schemas-microsoft-com:office:office" xmlns:r="http://schemas.openxmlformats.org/officeDocument/2006/relationships" xmlns:m="http://schemas.openxmlformats.org/officeDocument/2006/math" xmlns:v="urn:schemas-microsoft-com:vml" xmlns:wp14="http://schemas.microsoft.com/office/word/2010/wordprocessingDrawing" xmlns:wp="http://schemas.openxmlformats.org/drawingml/2006/wordprocessingDrawing" xmlns:w10="urn:schemas-microsoft-com:office:word" xmlns:w="http://schemas.openxmlformats.org/wordprocessingml/2006/main" xmlns:w14="http://schemas.microsoft.com/office/word/2010/wordml" xmlns:w15="http://schemas.microsoft.com/office/word/2012/wordml" xmlns:wpg="http://schemas.microsoft.com/office/word/2010/wordprocessingGroup" xmlns:wpi="http://schemas.microsoft.com/office/word/2010/wordprocessingInk" xmlns:wne="http://schemas.microsoft.com/office/word/2006/wordml" xmlns:wps="http://schemas.microsoft.com/office/word/2010/wordprocessingShape" xmlns:wpsCustomData="http://www.wps.cn/officeDocument/2013/wpsCustomData" mc:Ignorable="w14 w15 wp14">
+<w:ftr xmlns:wpc="http://schemas.microsoft.com/office/word/2010/wordprocessingCanvas" xmlns:mc="http://schemas.openxmlformats.org/markup-compatibility/2006" xmlns:o="urn:schemas-microsoft-com:office:office" xmlns:r="http://schemas.openxmlformats.org/officeDocument/2006/relationships" xmlns:m="http://schemas.openxmlformats.org/officeDocument/2006/math" xmlns:v="urn:schemas-microsoft-com:vml" xmlns:wp14="http://schemas.microsoft.com/office/word/2010/wordprocessingDrawing" xmlns:wp="http://schemas.openxmlformats.org/drawingml/2006/wordprocessingDrawing" xmlns:w10="urn:schemas-microsoft-com:office:word" xmlns:w="http://schemas.openxmlformats.org/wordprocessingml/2006/main" xmlns:w14="http://schemas.microsoft.com/office/word/2010/wordml" xmlns:w15="http://schemas.microsoft.com/office/word/2012/wordml" xmlns:wne="http://schemas.microsoft.com/office/word/2006/wordml" xmlns:wpg="http://schemas.microsoft.com/office/word/2010/wordprocessingGroup" xmlns:wpi="http://schemas.microsoft.com/office/word/2010/wordprocessingInk" xmlns:wps="http://schemas.microsoft.com/office/word/2010/wordprocessingShape" mc:Ignorable="w14 w15 wp14">
   <w:p>
     <w:pPr>
-      <w:pStyle w:val="14"/>
+      <w:pStyle w:val="Footer"/>
     </w:pPr>
   </w:p>
 </w:ftr>
 </file>
 
-<file path=word/footnotes.xml><?xml version="1.0" encoding="utf-8"?>
-<w:footnotes xmlns:wpc="http://schemas.microsoft.com/office/word/2010/wordprocessingCanvas" xmlns:mc="http://schemas.openxmlformats.org/markup-compatibility/2006" xmlns:o="urn:schemas-microsoft-com:office:office" xmlns:r="http://schemas.openxmlformats.org/officeDocument/2006/relationships" xmlns:m="http://schemas.openxmlformats.org/officeDocument/2006/math" xmlns:v="urn:schemas-microsoft-com:vml" xmlns:wp14="http://schemas.microsoft.com/office/word/2010/wordprocessingDrawing" xmlns:wp="http://schemas.openxmlformats.org/drawingml/2006/wordprocessingDrawing" xmlns:w="http://schemas.openxmlformats.org/wordprocessingml/2006/main" xmlns:w14="http://schemas.microsoft.com/office/word/2010/wordml" xmlns:w15="http://schemas.microsoft.com/office/word/2012/wordml" xmlns:w10="urn:schemas-microsoft-com:office:word" xmlns:wpg="http://schemas.microsoft.com/office/word/2010/wordprocessingGroup" xmlns:wpi="http://schemas.microsoft.com/office/word/2010/wordprocessingInk" xmlns:wne="http://schemas.microsoft.com/office/word/2006/wordml" xmlns:wps="http://schemas.microsoft.com/office/word/2010/wordprocessingShape" xmlns:wpsCustomData="http://www.wps.cn/officeDocument/2013/wpsCustomData" mc:Ignorable="w14 w15 wp14">
-  <w:footnote w:type="separator" w:id="0">
-    <w:p>
-      <w:pPr>
-        <w:spacing w:line="360" w:lineRule="auto"/>
-      </w:pPr>
-      <w:r>
-        <w:separator/>
-      </w:r>
-    </w:p>
-  </w:footnote>
-  <w:footnote w:type="continuationSeparator" w:id="1">
-    <w:p>
-      <w:pPr>
-        <w:spacing w:line="360" w:lineRule="auto"/>
-      </w:pPr>
-      <w:r>
-        <w:continuationSeparator/>
-      </w:r>
-    </w:p>
-  </w:footnote>
-</w:footnotes>
-</file>
-
 <file path=word/header1.xml><?xml version="1.0" encoding="utf-8"?>
-<w:hdr xmlns:wpc="http://schemas.microsoft.com/office/word/2010/wordprocessingCanvas" xmlns:mc="http://schemas.openxmlformats.org/markup-compatibility/2006" xmlns:o="urn:schemas-microsoft-com:office:office" xmlns:r="http://schemas.openxmlformats.org/officeDocument/2006/relationships" xmlns:m="http://schemas.openxmlformats.org/officeDocument/2006/math" xmlns:v="urn:schemas-microsoft-com:vml" xmlns:wp14="http://schemas.microsoft.com/office/word/2010/wordprocessingDrawing" xmlns:wp="http://schemas.openxmlformats.org/drawingml/2006/wordprocessingDrawing" xmlns:w10="urn:schemas-microsoft-com:office:word" xmlns:w="http://schemas.openxmlformats.org/wordprocessingml/2006/main" xmlns:w14="http://schemas.microsoft.com/office/word/2010/wordml" xmlns:w15="http://schemas.microsoft.com/office/word/2012/wordml" xmlns:wpg="http://schemas.microsoft.com/office/word/2010/wordprocessingGroup" xmlns:wpi="http://schemas.microsoft.com/office/word/2010/wordprocessingInk" xmlns:wne="http://schemas.microsoft.com/office/word/2006/wordml" xmlns:wps="http://schemas.microsoft.com/office/word/2010/wordprocessingShape" xmlns:wpsCustomData="http://www.wps.cn/officeDocument/2013/wpsCustomData" mc:Ignorable="w14 w15 wp14">
+<w:hdr xmlns:wpc="http://schemas.microsoft.com/office/word/2010/wordprocessingCanvas" xmlns:mc="http://schemas.openxmlformats.org/markup-compatibility/2006" xmlns:o="urn:schemas-microsoft-com:office:office" xmlns:r="http://schemas.openxmlformats.org/officeDocument/2006/relationships" xmlns:m="http://schemas.openxmlformats.org/officeDocument/2006/math" xmlns:v="urn:schemas-microsoft-com:vml" xmlns:wp14="http://schemas.microsoft.com/office/word/2010/wordprocessingDrawing" xmlns:wp="http://schemas.openxmlformats.org/drawingml/2006/wordprocessingDrawing" xmlns:w10="urn:schemas-microsoft-com:office:word" xmlns:w="http://schemas.openxmlformats.org/wordprocessingml/2006/main" xmlns:w14="http://schemas.microsoft.com/office/word/2010/wordml" xmlns:w15="http://schemas.microsoft.com/office/word/2012/wordml" xmlns:wne="http://schemas.microsoft.com/office/word/2006/wordml" xmlns:wpg="http://schemas.microsoft.com/office/word/2010/wordprocessingGroup" xmlns:wpi="http://schemas.microsoft.com/office/word/2010/wordprocessingInk" xmlns:wps="http://schemas.microsoft.com/office/word/2010/wordprocessingShape" mc:Ignorable="w14 w15 wp14">
   <w:p>
     <w:pPr>
-      <w:pStyle w:val="15"/>
+      <w:pStyle w:val="Header"/>
       <w:pBdr>
-        <w:bottom w:val="single" w:color="auto" w:sz="4" w:space="1"/>
+        <w:bottom w:val="single" w:sz="4" w:space="1" w:color="auto"/>
       </w:pBdr>
       <w:tabs>
         <w:tab w:val="left" w:pos="335"/>
@@ -9190,27 +9054,27 @@
       </w:tabs>
       <w:jc w:val="right"/>
       <w:rPr>
-        <w:rFonts w:hint="eastAsia" w:eastAsiaTheme="minorEastAsia"/>
+        <w:rFonts w:eastAsiaTheme="minorEastAsia" w:hint="eastAsia"/>
         <w:lang w:eastAsia="zh-CN"/>
       </w:rPr>
     </w:pPr>
     <w:r>
       <w:rPr>
-        <w:rFonts w:hint="eastAsia" w:eastAsiaTheme="minorEastAsia"/>
+        <w:rFonts w:eastAsiaTheme="minorEastAsia" w:hint="eastAsia"/>
         <w:lang w:val="en-US" w:eastAsia="zh-CN"/>
       </w:rPr>
       <w:tab/>
     </w:r>
     <w:r>
       <w:rPr>
-        <w:rFonts w:hint="eastAsia" w:eastAsiaTheme="minorEastAsia"/>
+        <w:rFonts w:eastAsiaTheme="minorEastAsia" w:hint="eastAsia"/>
         <w:lang w:val="en-US" w:eastAsia="zh-CN"/>
       </w:rPr>
       <w:tab/>
     </w:r>
     <w:r>
       <w:rPr>
-        <w:rFonts w:hint="eastAsia" w:eastAsiaTheme="minorEastAsia"/>
+        <w:rFonts w:eastAsiaTheme="minorEastAsia" w:hint="eastAsia"/>
         <w:lang w:val="en-US" w:eastAsia="zh-CN"/>
       </w:rPr>
       <w:t>江西通信产业服务有限公司</w:t>
@@ -9220,15 +9084,15 @@
 </file>
 
 <file path=word/numbering.xml><?xml version="1.0" encoding="utf-8"?>
-<w:numbering xmlns:wpc="http://schemas.microsoft.com/office/word/2010/wordprocessingCanvas" xmlns:mc="http://schemas.openxmlformats.org/markup-compatibility/2006" xmlns:o="urn:schemas-microsoft-com:office:office" xmlns:r="http://schemas.openxmlformats.org/officeDocument/2006/relationships" xmlns:m="http://schemas.openxmlformats.org/officeDocument/2006/math" xmlns:v="urn:schemas-microsoft-com:vml" xmlns:wp14="http://schemas.microsoft.com/office/word/2010/wordprocessingDrawing" xmlns:wp="http://schemas.openxmlformats.org/drawingml/2006/wordprocessingDrawing" xmlns:w10="urn:schemas-microsoft-com:office:word" xmlns:w="http://schemas.openxmlformats.org/wordprocessingml/2006/main" xmlns:w14="http://schemas.microsoft.com/office/word/2010/wordml" xmlns:wpg="http://schemas.microsoft.com/office/word/2010/wordprocessingGroup" xmlns:wpi="http://schemas.microsoft.com/office/word/2010/wordprocessingInk" xmlns:wne="http://schemas.microsoft.com/office/word/2006/wordml" xmlns:wps="http://schemas.microsoft.com/office/word/2010/wordprocessingShape" xmlns:wpsCustomData="http://www.wps.cn/officeDocument/2013/wpsCustomData" mc:Ignorable="w14 wp14">
+<w:numbering xmlns:wpc="http://schemas.microsoft.com/office/word/2010/wordprocessingCanvas" xmlns:mc="http://schemas.openxmlformats.org/markup-compatibility/2006" xmlns:o="urn:schemas-microsoft-com:office:office" xmlns:r="http://schemas.openxmlformats.org/officeDocument/2006/relationships" xmlns:m="http://schemas.openxmlformats.org/officeDocument/2006/math" xmlns:v="urn:schemas-microsoft-com:vml" xmlns:wp14="http://schemas.microsoft.com/office/word/2010/wordprocessingDrawing" xmlns:wp="http://schemas.openxmlformats.org/drawingml/2006/wordprocessingDrawing" xmlns:w10="urn:schemas-microsoft-com:office:word" xmlns:w="http://schemas.openxmlformats.org/wordprocessingml/2006/main" xmlns:w14="http://schemas.microsoft.com/office/word/2010/wordml" xmlns:w15="http://schemas.microsoft.com/office/word/2012/wordml" xmlns:wne="http://schemas.microsoft.com/office/word/2006/wordml" xmlns:wpg="http://schemas.microsoft.com/office/word/2010/wordprocessingGroup" xmlns:wpi="http://schemas.microsoft.com/office/word/2010/wordprocessingInk" xmlns:wps="http://schemas.microsoft.com/office/word/2010/wordprocessingShape" mc:Ignorable="w14 w15 wp14">
   <w:abstractNum w:abstractNumId="0">
     <w:nsid w:val="8E964DCE"/>
     <w:multiLevelType w:val="multilevel"/>
     <w:tmpl w:val="8E964DCE"/>
-    <w:lvl w:ilvl="0" w:tentative="0">
+    <w:lvl w:ilvl="0">
       <w:start w:val="1"/>
       <w:numFmt w:val="decimal"/>
-      <w:pStyle w:val="2"/>
+      <w:pStyle w:val="Heading1"/>
       <w:lvlText w:val="%1."/>
       <w:lvlJc w:val="left"/>
       <w:pPr>
@@ -9238,10 +9102,10 @@
         <w:rFonts w:hint="default"/>
       </w:rPr>
     </w:lvl>
-    <w:lvl w:ilvl="1" w:tentative="0">
+    <w:lvl w:ilvl="1">
       <w:start w:val="1"/>
       <w:numFmt w:val="decimal"/>
-      <w:pStyle w:val="3"/>
+      <w:pStyle w:val="Heading2"/>
       <w:lvlText w:val="%1.%2."/>
       <w:lvlJc w:val="left"/>
       <w:pPr>
@@ -9251,10 +9115,10 @@
         <w:rFonts w:hint="default"/>
       </w:rPr>
     </w:lvl>
-    <w:lvl w:ilvl="2" w:tentative="0">
+    <w:lvl w:ilvl="2">
       <w:start w:val="1"/>
       <w:numFmt w:val="decimal"/>
-      <w:pStyle w:val="4"/>
+      <w:pStyle w:val="Heading3"/>
       <w:lvlText w:val="%1.%2.%3."/>
       <w:lvlJc w:val="left"/>
       <w:pPr>
@@ -9264,10 +9128,10 @@
         <w:rFonts w:hint="default"/>
       </w:rPr>
     </w:lvl>
-    <w:lvl w:ilvl="3" w:tentative="0">
+    <w:lvl w:ilvl="3">
       <w:start w:val="1"/>
       <w:numFmt w:val="decimal"/>
-      <w:pStyle w:val="5"/>
+      <w:pStyle w:val="Heading4"/>
       <w:lvlText w:val="%1.%2.%3.%4."/>
       <w:lvlJc w:val="left"/>
       <w:pPr>
@@ -9277,10 +9141,10 @@
         <w:rFonts w:hint="default"/>
       </w:rPr>
     </w:lvl>
-    <w:lvl w:ilvl="4" w:tentative="0">
+    <w:lvl w:ilvl="4">
       <w:start w:val="1"/>
       <w:numFmt w:val="decimal"/>
-      <w:pStyle w:val="6"/>
+      <w:pStyle w:val="Heading5"/>
       <w:lvlText w:val="%1.%2.%3.%4.%5."/>
       <w:lvlJc w:val="left"/>
       <w:pPr>
@@ -9290,10 +9154,10 @@
         <w:rFonts w:hint="default"/>
       </w:rPr>
     </w:lvl>
-    <w:lvl w:ilvl="5" w:tentative="0">
+    <w:lvl w:ilvl="5">
       <w:start w:val="1"/>
       <w:numFmt w:val="decimal"/>
-      <w:pStyle w:val="7"/>
+      <w:pStyle w:val="Heading6"/>
       <w:lvlText w:val="%1.%2.%3.%4.%5.%6."/>
       <w:lvlJc w:val="left"/>
       <w:pPr>
@@ -9303,10 +9167,10 @@
         <w:rFonts w:hint="default"/>
       </w:rPr>
     </w:lvl>
-    <w:lvl w:ilvl="6" w:tentative="0">
+    <w:lvl w:ilvl="6">
       <w:start w:val="1"/>
       <w:numFmt w:val="decimal"/>
-      <w:pStyle w:val="8"/>
+      <w:pStyle w:val="Heading7"/>
       <w:lvlText w:val="%1.%2.%3.%4.%5.%6.%7."/>
       <w:lvlJc w:val="left"/>
       <w:pPr>
@@ -9316,10 +9180,10 @@
         <w:rFonts w:hint="default"/>
       </w:rPr>
     </w:lvl>
-    <w:lvl w:ilvl="7" w:tentative="0">
+    <w:lvl w:ilvl="7">
       <w:start w:val="1"/>
       <w:numFmt w:val="decimal"/>
-      <w:pStyle w:val="9"/>
+      <w:pStyle w:val="Heading8"/>
       <w:lvlText w:val="%1.%2.%3.%4.%5.%6.%7.%8."/>
       <w:lvlJc w:val="left"/>
       <w:pPr>
@@ -9329,10 +9193,10 @@
         <w:rFonts w:hint="default"/>
       </w:rPr>
     </w:lvl>
-    <w:lvl w:ilvl="8" w:tentative="0">
+    <w:lvl w:ilvl="8">
       <w:start w:val="1"/>
       <w:numFmt w:val="decimal"/>
-      <w:pStyle w:val="10"/>
+      <w:pStyle w:val="Heading9"/>
       <w:lvlText w:val="%1.%2.%3.%4.%5.%6.%7.%8.%9."/>
       <w:lvlJc w:val="left"/>
       <w:pPr>
@@ -9347,7 +9211,7 @@
     <w:nsid w:val="49342358"/>
     <w:multiLevelType w:val="singleLevel"/>
     <w:tmpl w:val="49342358"/>
-    <w:lvl w:ilvl="0" w:tentative="0">
+    <w:lvl w:ilvl="0">
       <w:start w:val="1"/>
       <w:numFmt w:val="decimal"/>
       <w:lvlText w:val="%1."/>
@@ -9364,7 +9228,7 @@
     <w:nsid w:val="4A6E40A2"/>
     <w:multiLevelType w:val="singleLevel"/>
     <w:tmpl w:val="4A6E40A2"/>
-    <w:lvl w:ilvl="0" w:tentative="0">
+    <w:lvl w:ilvl="0">
       <w:start w:val="1"/>
       <w:numFmt w:val="decimal"/>
       <w:lvlText w:val="%1."/>
@@ -9381,7 +9245,7 @@
     <w:nsid w:val="5D834CBF"/>
     <w:multiLevelType w:val="singleLevel"/>
     <w:tmpl w:val="5D834CBF"/>
-    <w:lvl w:ilvl="0" w:tentative="0">
+    <w:lvl w:ilvl="0">
       <w:start w:val="1"/>
       <w:numFmt w:val="decimal"/>
       <w:lvlText w:val="%1."/>
@@ -9410,269 +9274,267 @@
 </file>
 
 <file path=word/styles.xml><?xml version="1.0" encoding="utf-8"?>
-<w:styles xmlns:mc="http://schemas.openxmlformats.org/markup-compatibility/2006" xmlns:o="urn:schemas-microsoft-com:office:office" xmlns:r="http://schemas.openxmlformats.org/officeDocument/2006/relationships" xmlns:m="http://schemas.openxmlformats.org/officeDocument/2006/math" xmlns:v="urn:schemas-microsoft-com:vml" xmlns:w="http://schemas.openxmlformats.org/wordprocessingml/2006/main" xmlns:w14="http://schemas.microsoft.com/office/word/2010/wordml" xmlns:w10="urn:schemas-microsoft-com:office:word" xmlns:sl="http://schemas.openxmlformats.org/schemaLibrary/2006/main" xmlns:wpsCustomData="http://www.wps.cn/officeDocument/2013/wpsCustomData" mc:Ignorable="w14">
+<w:styles xmlns:mc="http://schemas.openxmlformats.org/markup-compatibility/2006" xmlns:r="http://schemas.openxmlformats.org/officeDocument/2006/relationships" xmlns:w="http://schemas.openxmlformats.org/wordprocessingml/2006/main" xmlns:w14="http://schemas.microsoft.com/office/word/2010/wordml" xmlns:w15="http://schemas.microsoft.com/office/word/2012/wordml" mc:Ignorable="w14 w15">
   <w:docDefaults>
     <w:rPrDefault>
       <w:rPr>
-        <w:rFonts w:ascii="Times New Roman" w:hAnsi="Times New Roman" w:eastAsia="宋体" w:cs="Times New Roman"/>
+        <w:rFonts w:ascii="Times New Roman" w:eastAsia="宋体" w:hAnsi="Times New Roman" w:cs="Times New Roman"/>
       </w:rPr>
     </w:rPrDefault>
     <w:pPrDefault/>
   </w:docDefaults>
-  <w:latentStyles w:count="260" w:defQFormat="0" w:defUnhideWhenUsed="1" w:defSemiHidden="1" w:defUIPriority="99" w:defLockedState="0">
-    <w:lsdException w:qFormat="1" w:unhideWhenUsed="0" w:uiPriority="0" w:semiHidden="0" w:name="Normal"/>
-    <w:lsdException w:qFormat="1" w:unhideWhenUsed="0" w:uiPriority="0" w:semiHidden="0" w:name="heading 1"/>
-    <w:lsdException w:qFormat="1" w:uiPriority="0" w:semiHidden="0" w:name="heading 2"/>
-    <w:lsdException w:qFormat="1" w:uiPriority="0" w:name="heading 3"/>
-    <w:lsdException w:qFormat="1" w:uiPriority="0" w:semiHidden="0" w:name="heading 4"/>
-    <w:lsdException w:qFormat="1" w:uiPriority="0" w:name="heading 5"/>
-    <w:lsdException w:qFormat="1" w:uiPriority="0" w:name="heading 6"/>
-    <w:lsdException w:qFormat="1" w:uiPriority="0" w:name="heading 7"/>
-    <w:lsdException w:qFormat="1" w:uiPriority="0" w:name="heading 8"/>
-    <w:lsdException w:qFormat="1" w:uiPriority="0" w:name="heading 9"/>
-    <w:lsdException w:unhideWhenUsed="0" w:uiPriority="0" w:semiHidden="0" w:name="index 1"/>
-    <w:lsdException w:unhideWhenUsed="0" w:uiPriority="0" w:semiHidden="0" w:name="index 2"/>
-    <w:lsdException w:unhideWhenUsed="0" w:uiPriority="0" w:semiHidden="0" w:name="index 3"/>
-    <w:lsdException w:unhideWhenUsed="0" w:uiPriority="0" w:semiHidden="0" w:name="index 4"/>
-    <w:lsdException w:unhideWhenUsed="0" w:uiPriority="0" w:semiHidden="0" w:name="index 5"/>
-    <w:lsdException w:unhideWhenUsed="0" w:uiPriority="0" w:semiHidden="0" w:name="index 6"/>
-    <w:lsdException w:unhideWhenUsed="0" w:uiPriority="0" w:semiHidden="0" w:name="index 7"/>
-    <w:lsdException w:unhideWhenUsed="0" w:uiPriority="0" w:semiHidden="0" w:name="index 8"/>
-    <w:lsdException w:unhideWhenUsed="0" w:uiPriority="0" w:semiHidden="0" w:name="index 9"/>
-    <w:lsdException w:qFormat="1" w:unhideWhenUsed="0" w:uiPriority="0" w:semiHidden="0" w:name="toc 1"/>
-    <w:lsdException w:qFormat="1" w:unhideWhenUsed="0" w:uiPriority="0" w:semiHidden="0" w:name="toc 2"/>
-    <w:lsdException w:qFormat="1" w:unhideWhenUsed="0" w:uiPriority="0" w:semiHidden="0" w:name="toc 3"/>
-    <w:lsdException w:unhideWhenUsed="0" w:uiPriority="0" w:semiHidden="0" w:name="toc 4"/>
-    <w:lsdException w:unhideWhenUsed="0" w:uiPriority="0" w:semiHidden="0" w:name="toc 5"/>
-    <w:lsdException w:unhideWhenUsed="0" w:uiPriority="0" w:semiHidden="0" w:name="toc 6"/>
-    <w:lsdException w:unhideWhenUsed="0" w:uiPriority="0" w:semiHidden="0" w:name="toc 7"/>
-    <w:lsdException w:unhideWhenUsed="0" w:uiPriority="0" w:semiHidden="0" w:name="toc 8"/>
-    <w:lsdException w:unhideWhenUsed="0" w:uiPriority="0" w:semiHidden="0" w:name="toc 9"/>
-    <w:lsdException w:unhideWhenUsed="0" w:uiPriority="0" w:semiHidden="0" w:name="Normal Indent"/>
-    <w:lsdException w:unhideWhenUsed="0" w:uiPriority="0" w:semiHidden="0" w:name="footnote text"/>
-    <w:lsdException w:qFormat="1" w:unhideWhenUsed="0" w:uiPriority="0" w:semiHidden="0" w:name="annotation text"/>
-    <w:lsdException w:qFormat="1" w:unhideWhenUsed="0" w:uiPriority="0" w:semiHidden="0" w:name="header"/>
-    <w:lsdException w:qFormat="1" w:unhideWhenUsed="0" w:uiPriority="0" w:semiHidden="0" w:name="footer"/>
-    <w:lsdException w:unhideWhenUsed="0" w:uiPriority="0" w:semiHidden="0" w:name="index heading"/>
-    <w:lsdException w:qFormat="1" w:uiPriority="0" w:name="caption"/>
-    <w:lsdException w:unhideWhenUsed="0" w:uiPriority="0" w:semiHidden="0" w:name="table of figures"/>
-    <w:lsdException w:unhideWhenUsed="0" w:uiPriority="0" w:semiHidden="0" w:name="envelope address"/>
-    <w:lsdException w:unhideWhenUsed="0" w:uiPriority="0" w:semiHidden="0" w:name="envelope return"/>
-    <w:lsdException w:unhideWhenUsed="0" w:uiPriority="0" w:semiHidden="0" w:name="footnote reference"/>
-    <w:lsdException w:unhideWhenUsed="0" w:uiPriority="0" w:semiHidden="0" w:name="annotation reference"/>
-    <w:lsdException w:unhideWhenUsed="0" w:uiPriority="0" w:semiHidden="0" w:name="line number"/>
-    <w:lsdException w:unhideWhenUsed="0" w:uiPriority="0" w:semiHidden="0" w:name="page number"/>
-    <w:lsdException w:unhideWhenUsed="0" w:uiPriority="0" w:semiHidden="0" w:name="endnote reference"/>
-    <w:lsdException w:unhideWhenUsed="0" w:uiPriority="0" w:semiHidden="0" w:name="endnote text"/>
-    <w:lsdException w:unhideWhenUsed="0" w:uiPriority="0" w:semiHidden="0" w:name="table of authorities"/>
-    <w:lsdException w:unhideWhenUsed="0" w:uiPriority="0" w:semiHidden="0" w:name="macro"/>
-    <w:lsdException w:unhideWhenUsed="0" w:uiPriority="0" w:semiHidden="0" w:name="toa heading"/>
-    <w:lsdException w:unhideWhenUsed="0" w:uiPriority="0" w:semiHidden="0" w:name="List"/>
-    <w:lsdException w:unhideWhenUsed="0" w:uiPriority="0" w:semiHidden="0" w:name="List Bullet"/>
-    <w:lsdException w:unhideWhenUsed="0" w:uiPriority="0" w:semiHidden="0" w:name="List Number"/>
-    <w:lsdException w:unhideWhenUsed="0" w:uiPriority="0" w:semiHidden="0" w:name="List 2"/>
-    <w:lsdException w:unhideWhenUsed="0" w:uiPriority="0" w:semiHidden="0" w:name="List 3"/>
-    <w:lsdException w:unhideWhenUsed="0" w:uiPriority="0" w:semiHidden="0" w:name="List 4"/>
-    <w:lsdException w:unhideWhenUsed="0" w:uiPriority="0" w:semiHidden="0" w:name="List 5"/>
-    <w:lsdException w:unhideWhenUsed="0" w:uiPriority="0" w:semiHidden="0" w:name="List Bullet 2"/>
-    <w:lsdException w:unhideWhenUsed="0" w:uiPriority="0" w:semiHidden="0" w:name="List Bullet 3"/>
-    <w:lsdException w:unhideWhenUsed="0" w:uiPriority="0" w:semiHidden="0" w:name="List Bullet 4"/>
-    <w:lsdException w:unhideWhenUsed="0" w:uiPriority="0" w:semiHidden="0" w:name="List Bullet 5"/>
-    <w:lsdException w:unhideWhenUsed="0" w:uiPriority="0" w:semiHidden="0" w:name="List Number 2"/>
-    <w:lsdException w:unhideWhenUsed="0" w:uiPriority="0" w:semiHidden="0" w:name="List Number 3"/>
-    <w:lsdException w:unhideWhenUsed="0" w:uiPriority="0" w:semiHidden="0" w:name="List Number 4"/>
-    <w:lsdException w:unhideWhenUsed="0" w:uiPriority="0" w:semiHidden="0" w:name="List Number 5"/>
-    <w:lsdException w:qFormat="1" w:unhideWhenUsed="0" w:uiPriority="0" w:semiHidden="0" w:name="Title"/>
-    <w:lsdException w:unhideWhenUsed="0" w:uiPriority="0" w:semiHidden="0" w:name="Closing"/>
-    <w:lsdException w:unhideWhenUsed="0" w:uiPriority="0" w:semiHidden="0" w:name="Signature"/>
-    <w:lsdException w:qFormat="1" w:unhideWhenUsed="0" w:uiPriority="0" w:name="Default Paragraph Font"/>
-    <w:lsdException w:qFormat="1" w:unhideWhenUsed="0" w:uiPriority="0" w:name="Body Text"/>
-    <w:lsdException w:unhideWhenUsed="0" w:uiPriority="0" w:semiHidden="0" w:name="Body Text Indent"/>
-    <w:lsdException w:unhideWhenUsed="0" w:uiPriority="0" w:semiHidden="0" w:name="List Continue"/>
-    <w:lsdException w:unhideWhenUsed="0" w:uiPriority="0" w:semiHidden="0" w:name="List Continue 2"/>
-    <w:lsdException w:unhideWhenUsed="0" w:uiPriority="0" w:semiHidden="0" w:name="List Continue 3"/>
-    <w:lsdException w:unhideWhenUsed="0" w:uiPriority="0" w:semiHidden="0" w:name="List Continue 4"/>
-    <w:lsdException w:unhideWhenUsed="0" w:uiPriority="0" w:semiHidden="0" w:name="List Continue 5"/>
-    <w:lsdException w:unhideWhenUsed="0" w:uiPriority="0" w:semiHidden="0" w:name="Message Header"/>
-    <w:lsdException w:qFormat="1" w:unhideWhenUsed="0" w:uiPriority="0" w:semiHidden="0" w:name="Subtitle"/>
-    <w:lsdException w:unhideWhenUsed="0" w:uiPriority="0" w:semiHidden="0" w:name="Salutation"/>
-    <w:lsdException w:unhideWhenUsed="0" w:uiPriority="0" w:semiHidden="0" w:name="Date"/>
-    <w:lsdException w:unhideWhenUsed="0" w:uiPriority="0" w:semiHidden="0" w:name="Body Text First Indent"/>
-    <w:lsdException w:unhideWhenUsed="0" w:uiPriority="0" w:semiHidden="0" w:name="Body Text First Indent 2"/>
-    <w:lsdException w:uiPriority="99" w:name="Note Heading"/>
-    <w:lsdException w:unhideWhenUsed="0" w:uiPriority="0" w:semiHidden="0" w:name="Body Text 2"/>
-    <w:lsdException w:unhideWhenUsed="0" w:uiPriority="0" w:semiHidden="0" w:name="Body Text 3"/>
-    <w:lsdException w:unhideWhenUsed="0" w:uiPriority="0" w:semiHidden="0" w:name="Body Text Indent 2"/>
-    <w:lsdException w:unhideWhenUsed="0" w:uiPriority="0" w:semiHidden="0" w:name="Body Text Indent 3"/>
-    <w:lsdException w:unhideWhenUsed="0" w:uiPriority="0" w:semiHidden="0" w:name="Block Text"/>
-    <w:lsdException w:unhideWhenUsed="0" w:uiPriority="0" w:semiHidden="0" w:name="Hyperlink"/>
-    <w:lsdException w:unhideWhenUsed="0" w:uiPriority="0" w:semiHidden="0" w:name="FollowedHyperlink"/>
-    <w:lsdException w:qFormat="1" w:unhideWhenUsed="0" w:uiPriority="0" w:semiHidden="0" w:name="Strong"/>
-    <w:lsdException w:qFormat="1" w:unhideWhenUsed="0" w:uiPriority="0" w:semiHidden="0" w:name="Emphasis"/>
-    <w:lsdException w:unhideWhenUsed="0" w:uiPriority="0" w:semiHidden="0" w:name="Document Map"/>
-    <w:lsdException w:unhideWhenUsed="0" w:uiPriority="0" w:semiHidden="0" w:name="Plain Text"/>
-    <w:lsdException w:unhideWhenUsed="0" w:uiPriority="0" w:semiHidden="0" w:name="E-mail Signature"/>
-    <w:lsdException w:qFormat="1" w:unhideWhenUsed="0" w:uiPriority="0" w:semiHidden="0" w:name="Normal (Web)"/>
-    <w:lsdException w:unhideWhenUsed="0" w:uiPriority="0" w:semiHidden="0" w:name="HTML Acronym"/>
-    <w:lsdException w:unhideWhenUsed="0" w:uiPriority="0" w:semiHidden="0" w:name="HTML Address"/>
-    <w:lsdException w:unhideWhenUsed="0" w:uiPriority="0" w:semiHidden="0" w:name="HTML Cite"/>
-    <w:lsdException w:unhideWhenUsed="0" w:uiPriority="0" w:semiHidden="0" w:name="HTML Code"/>
-    <w:lsdException w:unhideWhenUsed="0" w:uiPriority="0" w:semiHidden="0" w:name="HTML Definition"/>
-    <w:lsdException w:unhideWhenUsed="0" w:uiPriority="0" w:semiHidden="0" w:name="HTML Keyboard"/>
-    <w:lsdException w:unhideWhenUsed="0" w:uiPriority="0" w:semiHidden="0" w:name="HTML Preformatted"/>
-    <w:lsdException w:unhideWhenUsed="0" w:uiPriority="0" w:semiHidden="0" w:name="HTML Sample"/>
-    <w:lsdException w:unhideWhenUsed="0" w:uiPriority="0" w:semiHidden="0" w:name="HTML Typewriter"/>
-    <w:lsdException w:unhideWhenUsed="0" w:uiPriority="0" w:semiHidden="0" w:name="HTML Variable"/>
-    <w:lsdException w:qFormat="1" w:unhideWhenUsed="0" w:uiPriority="0" w:name="Normal Table"/>
-    <w:lsdException w:unhideWhenUsed="0" w:uiPriority="0" w:semiHidden="0" w:name="annotation subject"/>
-    <w:lsdException w:unhideWhenUsed="0" w:uiPriority="0" w:semiHidden="0" w:name="Table Simple 1"/>
-    <w:lsdException w:unhideWhenUsed="0" w:uiPriority="0" w:semiHidden="0" w:name="Table Simple 2"/>
-    <w:lsdException w:unhideWhenUsed="0" w:uiPriority="0" w:semiHidden="0" w:name="Table Simple 3"/>
-    <w:lsdException w:unhideWhenUsed="0" w:uiPriority="0" w:semiHidden="0" w:name="Table Classic 1"/>
-    <w:lsdException w:unhideWhenUsed="0" w:uiPriority="0" w:semiHidden="0" w:name="Table Classic 2"/>
-    <w:lsdException w:unhideWhenUsed="0" w:uiPriority="0" w:semiHidden="0" w:name="Table Classic 3"/>
-    <w:lsdException w:unhideWhenUsed="0" w:uiPriority="0" w:semiHidden="0" w:name="Table Classic 4"/>
-    <w:lsdException w:unhideWhenUsed="0" w:uiPriority="0" w:semiHidden="0" w:name="Table Colorful 1"/>
-    <w:lsdException w:unhideWhenUsed="0" w:uiPriority="0" w:semiHidden="0" w:name="Table Colorful 2"/>
-    <w:lsdException w:unhideWhenUsed="0" w:uiPriority="0" w:semiHidden="0" w:name="Table Colorful 3"/>
-    <w:lsdException w:unhideWhenUsed="0" w:uiPriority="0" w:semiHidden="0" w:name="Table Columns 1"/>
-    <w:lsdException w:unhideWhenUsed="0" w:uiPriority="0" w:semiHidden="0" w:name="Table Columns 2"/>
-    <w:lsdException w:unhideWhenUsed="0" w:uiPriority="0" w:semiHidden="0" w:name="Table Columns 3"/>
-    <w:lsdException w:unhideWhenUsed="0" w:uiPriority="0" w:semiHidden="0" w:name="Table Columns 4"/>
-    <w:lsdException w:unhideWhenUsed="0" w:uiPriority="0" w:semiHidden="0" w:name="Table Columns 5"/>
-    <w:lsdException w:unhideWhenUsed="0" w:uiPriority="0" w:semiHidden="0" w:name="Table Grid 1"/>
-    <w:lsdException w:unhideWhenUsed="0" w:uiPriority="0" w:semiHidden="0" w:name="Table Grid 2"/>
-    <w:lsdException w:unhideWhenUsed="0" w:uiPriority="0" w:semiHidden="0" w:name="Table Grid 3"/>
-    <w:lsdException w:unhideWhenUsed="0" w:uiPriority="0" w:semiHidden="0" w:name="Table Grid 4"/>
-    <w:lsdException w:unhideWhenUsed="0" w:uiPriority="0" w:semiHidden="0" w:name="Table Grid 5"/>
-    <w:lsdException w:unhideWhenUsed="0" w:uiPriority="0" w:semiHidden="0" w:name="Table Grid 6"/>
-    <w:lsdException w:unhideWhenUsed="0" w:uiPriority="0" w:semiHidden="0" w:name="Table Grid 7"/>
-    <w:lsdException w:unhideWhenUsed="0" w:uiPriority="0" w:semiHidden="0" w:name="Table Grid 8"/>
-    <w:lsdException w:unhideWhenUsed="0" w:uiPriority="0" w:semiHidden="0" w:name="Table List 1"/>
-    <w:lsdException w:unhideWhenUsed="0" w:uiPriority="0" w:semiHidden="0" w:name="Table List 2"/>
-    <w:lsdException w:unhideWhenUsed="0" w:uiPriority="0" w:semiHidden="0" w:name="Table List 3"/>
-    <w:lsdException w:unhideWhenUsed="0" w:uiPriority="0" w:semiHidden="0" w:name="Table List 4"/>
-    <w:lsdException w:unhideWhenUsed="0" w:uiPriority="0" w:semiHidden="0" w:name="Table List 5"/>
-    <w:lsdException w:unhideWhenUsed="0" w:uiPriority="0" w:semiHidden="0" w:name="Table List 6"/>
-    <w:lsdException w:unhideWhenUsed="0" w:uiPriority="0" w:semiHidden="0" w:name="Table List 7"/>
-    <w:lsdException w:unhideWhenUsed="0" w:uiPriority="0" w:semiHidden="0" w:name="Table List 8"/>
-    <w:lsdException w:unhideWhenUsed="0" w:uiPriority="0" w:semiHidden="0" w:name="Table 3D effects 1"/>
-    <w:lsdException w:unhideWhenUsed="0" w:uiPriority="0" w:semiHidden="0" w:name="Table 3D effects 2"/>
-    <w:lsdException w:unhideWhenUsed="0" w:uiPriority="0" w:semiHidden="0" w:name="Table 3D effects 3"/>
-    <w:lsdException w:unhideWhenUsed="0" w:uiPriority="0" w:semiHidden="0" w:name="Table Contemporary"/>
-    <w:lsdException w:unhideWhenUsed="0" w:uiPriority="0" w:semiHidden="0" w:name="Table Elegant"/>
-    <w:lsdException w:unhideWhenUsed="0" w:uiPriority="0" w:semiHidden="0" w:name="Table Professional"/>
-    <w:lsdException w:unhideWhenUsed="0" w:uiPriority="0" w:semiHidden="0" w:name="Table Subtle 1"/>
-    <w:lsdException w:unhideWhenUsed="0" w:uiPriority="0" w:semiHidden="0" w:name="Table Subtle 2"/>
-    <w:lsdException w:unhideWhenUsed="0" w:uiPriority="0" w:semiHidden="0" w:name="Table Web 1"/>
-    <w:lsdException w:unhideWhenUsed="0" w:uiPriority="0" w:semiHidden="0" w:name="Table Web 2"/>
-    <w:lsdException w:unhideWhenUsed="0" w:uiPriority="0" w:semiHidden="0" w:name="Table Web 3"/>
-    <w:lsdException w:unhideWhenUsed="0" w:uiPriority="0" w:semiHidden="0" w:name="Balloon Text"/>
-    <w:lsdException w:qFormat="1" w:unhideWhenUsed="0" w:uiPriority="0" w:semiHidden="0" w:name="Table Grid"/>
-    <w:lsdException w:unhideWhenUsed="0" w:uiPriority="0" w:semiHidden="0" w:name="Table Theme"/>
-    <w:lsdException w:unhideWhenUsed="0" w:uiPriority="60" w:semiHidden="0" w:name="Light Shading"/>
-    <w:lsdException w:unhideWhenUsed="0" w:uiPriority="61" w:semiHidden="0" w:name="Light List"/>
-    <w:lsdException w:unhideWhenUsed="0" w:uiPriority="62" w:semiHidden="0" w:name="Light Grid"/>
-    <w:lsdException w:unhideWhenUsed="0" w:uiPriority="63" w:semiHidden="0" w:name="Medium Shading 1"/>
-    <w:lsdException w:unhideWhenUsed="0" w:uiPriority="64" w:semiHidden="0" w:name="Medium Shading 2"/>
-    <w:lsdException w:unhideWhenUsed="0" w:uiPriority="65" w:semiHidden="0" w:name="Medium List 1"/>
-    <w:lsdException w:unhideWhenUsed="0" w:uiPriority="66" w:semiHidden="0" w:name="Medium List 2"/>
-    <w:lsdException w:unhideWhenUsed="0" w:uiPriority="67" w:semiHidden="0" w:name="Medium Grid 1"/>
-    <w:lsdException w:unhideWhenUsed="0" w:uiPriority="68" w:semiHidden="0" w:name="Medium Grid 2"/>
-    <w:lsdException w:unhideWhenUsed="0" w:uiPriority="69" w:semiHidden="0" w:name="Medium Grid 3"/>
-    <w:lsdException w:unhideWhenUsed="0" w:uiPriority="70" w:semiHidden="0" w:name="Dark List"/>
-    <w:lsdException w:unhideWhenUsed="0" w:uiPriority="71" w:semiHidden="0" w:name="Colorful Shading"/>
-    <w:lsdException w:unhideWhenUsed="0" w:uiPriority="72" w:semiHidden="0" w:name="Colorful List"/>
-    <w:lsdException w:unhideWhenUsed="0" w:uiPriority="73" w:semiHidden="0" w:name="Colorful Grid"/>
-    <w:lsdException w:unhideWhenUsed="0" w:uiPriority="60" w:semiHidden="0" w:name="Light Shading Accent 1"/>
-    <w:lsdException w:unhideWhenUsed="0" w:uiPriority="61" w:semiHidden="0" w:name="Light List Accent 1"/>
-    <w:lsdException w:unhideWhenUsed="0" w:uiPriority="62" w:semiHidden="0" w:name="Light Grid Accent 1"/>
-    <w:lsdException w:unhideWhenUsed="0" w:uiPriority="63" w:semiHidden="0" w:name="Medium Shading 1 Accent 1"/>
-    <w:lsdException w:unhideWhenUsed="0" w:uiPriority="64" w:semiHidden="0" w:name="Medium Shading 2 Accent 1"/>
-    <w:lsdException w:unhideWhenUsed="0" w:uiPriority="65" w:semiHidden="0" w:name="Medium List 1 Accent 1"/>
-    <w:lsdException w:unhideWhenUsed="0" w:uiPriority="66" w:semiHidden="0" w:name="Medium List 2 Accent 1"/>
-    <w:lsdException w:unhideWhenUsed="0" w:uiPriority="67" w:semiHidden="0" w:name="Medium Grid 1 Accent 1"/>
-    <w:lsdException w:unhideWhenUsed="0" w:uiPriority="68" w:semiHidden="0" w:name="Medium Grid 2 Accent 1"/>
-    <w:lsdException w:unhideWhenUsed="0" w:uiPriority="69" w:semiHidden="0" w:name="Medium Grid 3 Accent 1"/>
-    <w:lsdException w:unhideWhenUsed="0" w:uiPriority="70" w:semiHidden="0" w:name="Dark List Accent 1"/>
-    <w:lsdException w:unhideWhenUsed="0" w:uiPriority="71" w:semiHidden="0" w:name="Colorful Shading Accent 1"/>
-    <w:lsdException w:unhideWhenUsed="0" w:uiPriority="72" w:semiHidden="0" w:name="Colorful List Accent 1"/>
-    <w:lsdException w:unhideWhenUsed="0" w:uiPriority="73" w:semiHidden="0" w:name="Colorful Grid Accent 1"/>
-    <w:lsdException w:unhideWhenUsed="0" w:uiPriority="60" w:semiHidden="0" w:name="Light Shading Accent 2"/>
-    <w:lsdException w:unhideWhenUsed="0" w:uiPriority="61" w:semiHidden="0" w:name="Light List Accent 2"/>
-    <w:lsdException w:unhideWhenUsed="0" w:uiPriority="62" w:semiHidden="0" w:name="Light Grid Accent 2"/>
-    <w:lsdException w:unhideWhenUsed="0" w:uiPriority="63" w:semiHidden="0" w:name="Medium Shading 1 Accent 2"/>
-    <w:lsdException w:unhideWhenUsed="0" w:uiPriority="64" w:semiHidden="0" w:name="Medium Shading 2 Accent 2"/>
-    <w:lsdException w:unhideWhenUsed="0" w:uiPriority="65" w:semiHidden="0" w:name="Medium List 1 Accent 2"/>
-    <w:lsdException w:unhideWhenUsed="0" w:uiPriority="66" w:semiHidden="0" w:name="Medium List 2 Accent 2"/>
-    <w:lsdException w:unhideWhenUsed="0" w:uiPriority="67" w:semiHidden="0" w:name="Medium Grid 1 Accent 2"/>
-    <w:lsdException w:unhideWhenUsed="0" w:uiPriority="68" w:semiHidden="0" w:name="Medium Grid 2 Accent 2"/>
-    <w:lsdException w:unhideWhenUsed="0" w:uiPriority="69" w:semiHidden="0" w:name="Medium Grid 3 Accent 2"/>
-    <w:lsdException w:unhideWhenUsed="0" w:uiPriority="70" w:semiHidden="0" w:name="Dark List Accent 2"/>
-    <w:lsdException w:unhideWhenUsed="0" w:uiPriority="71" w:semiHidden="0" w:name="Colorful Shading Accent 2"/>
-    <w:lsdException w:unhideWhenUsed="0" w:uiPriority="72" w:semiHidden="0" w:name="Colorful List Accent 2"/>
-    <w:lsdException w:unhideWhenUsed="0" w:uiPriority="73" w:semiHidden="0" w:name="Colorful Grid Accent 2"/>
-    <w:lsdException w:unhideWhenUsed="0" w:uiPriority="60" w:semiHidden="0" w:name="Light Shading Accent 3"/>
-    <w:lsdException w:unhideWhenUsed="0" w:uiPriority="61" w:semiHidden="0" w:name="Light List Accent 3"/>
-    <w:lsdException w:unhideWhenUsed="0" w:uiPriority="62" w:semiHidden="0" w:name="Light Grid Accent 3"/>
-    <w:lsdException w:unhideWhenUsed="0" w:uiPriority="63" w:semiHidden="0" w:name="Medium Shading 1 Accent 3"/>
-    <w:lsdException w:unhideWhenUsed="0" w:uiPriority="64" w:semiHidden="0" w:name="Medium Shading 2 Accent 3"/>
-    <w:lsdException w:unhideWhenUsed="0" w:uiPriority="65" w:semiHidden="0" w:name="Medium List 1 Accent 3"/>
-    <w:lsdException w:unhideWhenUsed="0" w:uiPriority="66" w:semiHidden="0" w:name="Medium List 2 Accent 3"/>
-    <w:lsdException w:unhideWhenUsed="0" w:uiPriority="67" w:semiHidden="0" w:name="Medium Grid 1 Accent 3"/>
-    <w:lsdException w:unhideWhenUsed="0" w:uiPriority="68" w:semiHidden="0" w:name="Medium Grid 2 Accent 3"/>
-    <w:lsdException w:unhideWhenUsed="0" w:uiPriority="69" w:semiHidden="0" w:name="Medium Grid 3 Accent 3"/>
-    <w:lsdException w:unhideWhenUsed="0" w:uiPriority="70" w:semiHidden="0" w:name="Dark List Accent 3"/>
-    <w:lsdException w:unhideWhenUsed="0" w:uiPriority="71" w:semiHidden="0" w:name="Colorful Shading Accent 3"/>
-    <w:lsdException w:unhideWhenUsed="0" w:uiPriority="72" w:semiHidden="0" w:name="Colorful List Accent 3"/>
-    <w:lsdException w:unhideWhenUsed="0" w:uiPriority="73" w:semiHidden="0" w:name="Colorful Grid Accent 3"/>
-    <w:lsdException w:unhideWhenUsed="0" w:uiPriority="60" w:semiHidden="0" w:name="Light Shading Accent 4"/>
-    <w:lsdException w:unhideWhenUsed="0" w:uiPriority="61" w:semiHidden="0" w:name="Light List Accent 4"/>
-    <w:lsdException w:unhideWhenUsed="0" w:uiPriority="62" w:semiHidden="0" w:name="Light Grid Accent 4"/>
-    <w:lsdException w:unhideWhenUsed="0" w:uiPriority="63" w:semiHidden="0" w:name="Medium Shading 1 Accent 4"/>
-    <w:lsdException w:unhideWhenUsed="0" w:uiPriority="64" w:semiHidden="0" w:name="Medium Shading 2 Accent 4"/>
-    <w:lsdException w:unhideWhenUsed="0" w:uiPriority="65" w:semiHidden="0" w:name="Medium List 1 Accent 4"/>
-    <w:lsdException w:unhideWhenUsed="0" w:uiPriority="66" w:semiHidden="0" w:name="Medium List 2 Accent 4"/>
-    <w:lsdException w:unhideWhenUsed="0" w:uiPriority="67" w:semiHidden="0" w:name="Medium Grid 1 Accent 4"/>
-    <w:lsdException w:unhideWhenUsed="0" w:uiPriority="68" w:semiHidden="0" w:name="Medium Grid 2 Accent 4"/>
-    <w:lsdException w:unhideWhenUsed="0" w:uiPriority="69" w:semiHidden="0" w:name="Medium Grid 3 Accent 4"/>
-    <w:lsdException w:unhideWhenUsed="0" w:uiPriority="70" w:semiHidden="0" w:name="Dark List Accent 4"/>
-    <w:lsdException w:unhideWhenUsed="0" w:uiPriority="71" w:semiHidden="0" w:name="Colorful Shading Accent 4"/>
-    <w:lsdException w:unhideWhenUsed="0" w:uiPriority="72" w:semiHidden="0" w:name="Colorful List Accent 4"/>
-    <w:lsdException w:unhideWhenUsed="0" w:uiPriority="73" w:semiHidden="0" w:name="Colorful Grid Accent 4"/>
-    <w:lsdException w:unhideWhenUsed="0" w:uiPriority="60" w:semiHidden="0" w:name="Light Shading Accent 5"/>
-    <w:lsdException w:unhideWhenUsed="0" w:uiPriority="61" w:semiHidden="0" w:name="Light List Accent 5"/>
-    <w:lsdException w:unhideWhenUsed="0" w:uiPriority="62" w:semiHidden="0" w:name="Light Grid Accent 5"/>
-    <w:lsdException w:unhideWhenUsed="0" w:uiPriority="63" w:semiHidden="0" w:name="Medium Shading 1 Accent 5"/>
-    <w:lsdException w:unhideWhenUsed="0" w:uiPriority="64" w:semiHidden="0" w:name="Medium Shading 2 Accent 5"/>
-    <w:lsdException w:unhideWhenUsed="0" w:uiPriority="65" w:semiHidden="0" w:name="Medium List 1 Accent 5"/>
-    <w:lsdException w:unhideWhenUsed="0" w:uiPriority="66" w:semiHidden="0" w:name="Medium List 2 Accent 5"/>
-    <w:lsdException w:unhideWhenUsed="0" w:uiPriority="67" w:semiHidden="0" w:name="Medium Grid 1 Accent 5"/>
-    <w:lsdException w:unhideWhenUsed="0" w:uiPriority="68" w:semiHidden="0" w:name="Medium Grid 2 Accent 5"/>
-    <w:lsdException w:unhideWhenUsed="0" w:uiPriority="69" w:semiHidden="0" w:name="Medium Grid 3 Accent 5"/>
-    <w:lsdException w:unhideWhenUsed="0" w:uiPriority="70" w:semiHidden="0" w:name="Dark List Accent 5"/>
-    <w:lsdException w:unhideWhenUsed="0" w:uiPriority="71" w:semiHidden="0" w:name="Colorful Shading Accent 5"/>
-    <w:lsdException w:unhideWhenUsed="0" w:uiPriority="72" w:semiHidden="0" w:name="Colorful List Accent 5"/>
-    <w:lsdException w:unhideWhenUsed="0" w:uiPriority="73" w:semiHidden="0" w:name="Colorful Grid Accent 5"/>
-    <w:lsdException w:unhideWhenUsed="0" w:uiPriority="60" w:semiHidden="0" w:name="Light Shading Accent 6"/>
-    <w:lsdException w:unhideWhenUsed="0" w:uiPriority="61" w:semiHidden="0" w:name="Light List Accent 6"/>
-    <w:lsdException w:unhideWhenUsed="0" w:uiPriority="62" w:semiHidden="0" w:name="Light Grid Accent 6"/>
-    <w:lsdException w:unhideWhenUsed="0" w:uiPriority="63" w:semiHidden="0" w:name="Medium Shading 1 Accent 6"/>
-    <w:lsdException w:unhideWhenUsed="0" w:uiPriority="64" w:semiHidden="0" w:name="Medium Shading 2 Accent 6"/>
-    <w:lsdException w:unhideWhenUsed="0" w:uiPriority="65" w:semiHidden="0" w:name="Medium List 1 Accent 6"/>
-    <w:lsdException w:unhideWhenUsed="0" w:uiPriority="66" w:semiHidden="0" w:name="Medium List 2 Accent 6"/>
-    <w:lsdException w:unhideWhenUsed="0" w:uiPriority="67" w:semiHidden="0" w:name="Medium Grid 1 Accent 6"/>
-    <w:lsdException w:unhideWhenUsed="0" w:uiPriority="68" w:semiHidden="0" w:name="Medium Grid 2 Accent 6"/>
-    <w:lsdException w:unhideWhenUsed="0" w:uiPriority="69" w:semiHidden="0" w:name="Medium Grid 3 Accent 6"/>
-    <w:lsdException w:unhideWhenUsed="0" w:uiPriority="70" w:semiHidden="0" w:name="Dark List Accent 6"/>
-    <w:lsdException w:unhideWhenUsed="0" w:uiPriority="71" w:semiHidden="0" w:name="Colorful Shading Accent 6"/>
-    <w:lsdException w:unhideWhenUsed="0" w:uiPriority="72" w:semiHidden="0" w:name="Colorful List Accent 6"/>
-    <w:lsdException w:unhideWhenUsed="0" w:uiPriority="73" w:semiHidden="0" w:name="Colorful Grid Accent 6"/>
+  <w:latentStyles w:defLockedState="0" w:defUIPriority="99" w:defSemiHidden="1" w:defUnhideWhenUsed="1" w:defQFormat="0" w:count="260">
+    <w:lsdException w:name="Normal" w:semiHidden="0" w:uiPriority="0" w:unhideWhenUsed="0" w:qFormat="1"/>
+    <w:lsdException w:name="heading 1" w:semiHidden="0" w:uiPriority="0" w:unhideWhenUsed="0" w:qFormat="1"/>
+    <w:lsdException w:name="heading 2" w:semiHidden="0" w:uiPriority="0" w:qFormat="1"/>
+    <w:lsdException w:name="heading 3" w:uiPriority="0" w:qFormat="1"/>
+    <w:lsdException w:name="heading 4" w:semiHidden="0" w:uiPriority="0" w:qFormat="1"/>
+    <w:lsdException w:name="heading 5" w:uiPriority="0" w:qFormat="1"/>
+    <w:lsdException w:name="heading 6" w:uiPriority="0" w:qFormat="1"/>
+    <w:lsdException w:name="heading 7" w:uiPriority="0" w:qFormat="1"/>
+    <w:lsdException w:name="heading 8" w:uiPriority="0" w:qFormat="1"/>
+    <w:lsdException w:name="heading 9" w:uiPriority="0" w:qFormat="1"/>
+    <w:lsdException w:name="index 1" w:semiHidden="0" w:uiPriority="0" w:unhideWhenUsed="0"/>
+    <w:lsdException w:name="index 2" w:semiHidden="0" w:uiPriority="0" w:unhideWhenUsed="0"/>
+    <w:lsdException w:name="index 3" w:semiHidden="0" w:uiPriority="0" w:unhideWhenUsed="0"/>
+    <w:lsdException w:name="index 4" w:semiHidden="0" w:uiPriority="0" w:unhideWhenUsed="0"/>
+    <w:lsdException w:name="index 5" w:semiHidden="0" w:uiPriority="0" w:unhideWhenUsed="0"/>
+    <w:lsdException w:name="index 6" w:semiHidden="0" w:uiPriority="0" w:unhideWhenUsed="0"/>
+    <w:lsdException w:name="index 7" w:semiHidden="0" w:uiPriority="0" w:unhideWhenUsed="0"/>
+    <w:lsdException w:name="index 8" w:semiHidden="0" w:uiPriority="0" w:unhideWhenUsed="0"/>
+    <w:lsdException w:name="index 9" w:semiHidden="0" w:uiPriority="0" w:unhideWhenUsed="0"/>
+    <w:lsdException w:name="toc 1" w:semiHidden="0" w:uiPriority="0" w:unhideWhenUsed="0" w:qFormat="1"/>
+    <w:lsdException w:name="toc 2" w:semiHidden="0" w:uiPriority="0" w:unhideWhenUsed="0" w:qFormat="1"/>
+    <w:lsdException w:name="toc 3" w:semiHidden="0" w:uiPriority="0" w:unhideWhenUsed="0" w:qFormat="1"/>
+    <w:lsdException w:name="toc 4" w:semiHidden="0" w:uiPriority="0" w:unhideWhenUsed="0"/>
+    <w:lsdException w:name="toc 5" w:semiHidden="0" w:uiPriority="0" w:unhideWhenUsed="0"/>
+    <w:lsdException w:name="toc 6" w:semiHidden="0" w:uiPriority="0" w:unhideWhenUsed="0"/>
+    <w:lsdException w:name="toc 7" w:semiHidden="0" w:uiPriority="0" w:unhideWhenUsed="0"/>
+    <w:lsdException w:name="toc 8" w:semiHidden="0" w:uiPriority="0" w:unhideWhenUsed="0"/>
+    <w:lsdException w:name="toc 9" w:semiHidden="0" w:uiPriority="0" w:unhideWhenUsed="0"/>
+    <w:lsdException w:name="Normal Indent" w:semiHidden="0" w:uiPriority="0" w:unhideWhenUsed="0"/>
+    <w:lsdException w:name="footnote text" w:semiHidden="0" w:uiPriority="0" w:unhideWhenUsed="0"/>
+    <w:lsdException w:name="annotation text" w:semiHidden="0" w:uiPriority="0" w:unhideWhenUsed="0" w:qFormat="1"/>
+    <w:lsdException w:name="header" w:semiHidden="0" w:uiPriority="0" w:unhideWhenUsed="0" w:qFormat="1"/>
+    <w:lsdException w:name="footer" w:semiHidden="0" w:uiPriority="0" w:unhideWhenUsed="0" w:qFormat="1"/>
+    <w:lsdException w:name="index heading" w:semiHidden="0" w:uiPriority="0" w:unhideWhenUsed="0"/>
+    <w:lsdException w:name="caption" w:uiPriority="0" w:qFormat="1"/>
+    <w:lsdException w:name="table of figures" w:semiHidden="0" w:uiPriority="0" w:unhideWhenUsed="0"/>
+    <w:lsdException w:name="envelope address" w:semiHidden="0" w:uiPriority="0" w:unhideWhenUsed="0"/>
+    <w:lsdException w:name="envelope return" w:semiHidden="0" w:uiPriority="0" w:unhideWhenUsed="0"/>
+    <w:lsdException w:name="footnote reference" w:semiHidden="0" w:uiPriority="0" w:unhideWhenUsed="0"/>
+    <w:lsdException w:name="annotation reference" w:semiHidden="0" w:uiPriority="0" w:unhideWhenUsed="0"/>
+    <w:lsdException w:name="line number" w:semiHidden="0" w:uiPriority="0" w:unhideWhenUsed="0"/>
+    <w:lsdException w:name="page number" w:semiHidden="0" w:uiPriority="0" w:unhideWhenUsed="0"/>
+    <w:lsdException w:name="endnote reference" w:semiHidden="0" w:uiPriority="0" w:unhideWhenUsed="0"/>
+    <w:lsdException w:name="endnote text" w:semiHidden="0" w:uiPriority="0" w:unhideWhenUsed="0"/>
+    <w:lsdException w:name="table of authorities" w:semiHidden="0" w:uiPriority="0" w:unhideWhenUsed="0"/>
+    <w:lsdException w:name="macro" w:semiHidden="0" w:uiPriority="0" w:unhideWhenUsed="0"/>
+    <w:lsdException w:name="toa heading" w:semiHidden="0" w:uiPriority="0" w:unhideWhenUsed="0"/>
+    <w:lsdException w:name="List" w:semiHidden="0" w:uiPriority="0" w:unhideWhenUsed="0"/>
+    <w:lsdException w:name="List Bullet" w:semiHidden="0" w:uiPriority="0" w:unhideWhenUsed="0"/>
+    <w:lsdException w:name="List Number" w:semiHidden="0" w:uiPriority="0" w:unhideWhenUsed="0"/>
+    <w:lsdException w:name="List 2" w:semiHidden="0" w:uiPriority="0" w:unhideWhenUsed="0"/>
+    <w:lsdException w:name="List 3" w:semiHidden="0" w:uiPriority="0" w:unhideWhenUsed="0"/>
+    <w:lsdException w:name="List 4" w:semiHidden="0" w:uiPriority="0" w:unhideWhenUsed="0"/>
+    <w:lsdException w:name="List 5" w:semiHidden="0" w:uiPriority="0" w:unhideWhenUsed="0"/>
+    <w:lsdException w:name="List Bullet 2" w:semiHidden="0" w:uiPriority="0" w:unhideWhenUsed="0"/>
+    <w:lsdException w:name="List Bullet 3" w:semiHidden="0" w:uiPriority="0" w:unhideWhenUsed="0"/>
+    <w:lsdException w:name="List Bullet 4" w:semiHidden="0" w:uiPriority="0" w:unhideWhenUsed="0"/>
+    <w:lsdException w:name="List Bullet 5" w:semiHidden="0" w:uiPriority="0" w:unhideWhenUsed="0"/>
+    <w:lsdException w:name="List Number 2" w:semiHidden="0" w:uiPriority="0" w:unhideWhenUsed="0"/>
+    <w:lsdException w:name="List Number 3" w:semiHidden="0" w:uiPriority="0" w:unhideWhenUsed="0"/>
+    <w:lsdException w:name="List Number 4" w:semiHidden="0" w:uiPriority="0" w:unhideWhenUsed="0"/>
+    <w:lsdException w:name="List Number 5" w:semiHidden="0" w:uiPriority="0" w:unhideWhenUsed="0"/>
+    <w:lsdException w:name="Title" w:semiHidden="0" w:uiPriority="0" w:unhideWhenUsed="0" w:qFormat="1"/>
+    <w:lsdException w:name="Closing" w:semiHidden="0" w:uiPriority="0" w:unhideWhenUsed="0"/>
+    <w:lsdException w:name="Signature" w:semiHidden="0" w:uiPriority="0" w:unhideWhenUsed="0"/>
+    <w:lsdException w:name="Default Paragraph Font" w:uiPriority="0" w:unhideWhenUsed="0" w:qFormat="1"/>
+    <w:lsdException w:name="Body Text" w:uiPriority="0" w:unhideWhenUsed="0" w:qFormat="1"/>
+    <w:lsdException w:name="Body Text Indent" w:semiHidden="0" w:uiPriority="0" w:unhideWhenUsed="0"/>
+    <w:lsdException w:name="List Continue" w:semiHidden="0" w:uiPriority="0" w:unhideWhenUsed="0"/>
+    <w:lsdException w:name="List Continue 2" w:semiHidden="0" w:uiPriority="0" w:unhideWhenUsed="0"/>
+    <w:lsdException w:name="List Continue 3" w:semiHidden="0" w:uiPriority="0" w:unhideWhenUsed="0"/>
+    <w:lsdException w:name="List Continue 4" w:semiHidden="0" w:uiPriority="0" w:unhideWhenUsed="0"/>
+    <w:lsdException w:name="List Continue 5" w:semiHidden="0" w:uiPriority="0" w:unhideWhenUsed="0"/>
+    <w:lsdException w:name="Message Header" w:semiHidden="0" w:uiPriority="0" w:unhideWhenUsed="0"/>
+    <w:lsdException w:name="Subtitle" w:semiHidden="0" w:uiPriority="0" w:unhideWhenUsed="0" w:qFormat="1"/>
+    <w:lsdException w:name="Salutation" w:semiHidden="0" w:uiPriority="0" w:unhideWhenUsed="0"/>
+    <w:lsdException w:name="Date" w:semiHidden="0" w:uiPriority="0" w:unhideWhenUsed="0"/>
+    <w:lsdException w:name="Body Text First Indent" w:semiHidden="0" w:uiPriority="0" w:unhideWhenUsed="0"/>
+    <w:lsdException w:name="Body Text First Indent 2" w:semiHidden="0" w:uiPriority="0" w:unhideWhenUsed="0"/>
+    <w:lsdException w:name="Body Text 2" w:semiHidden="0" w:uiPriority="0" w:unhideWhenUsed="0"/>
+    <w:lsdException w:name="Body Text 3" w:semiHidden="0" w:uiPriority="0" w:unhideWhenUsed="0"/>
+    <w:lsdException w:name="Body Text Indent 2" w:semiHidden="0" w:uiPriority="0" w:unhideWhenUsed="0"/>
+    <w:lsdException w:name="Body Text Indent 3" w:semiHidden="0" w:uiPriority="0" w:unhideWhenUsed="0"/>
+    <w:lsdException w:name="Block Text" w:semiHidden="0" w:uiPriority="0" w:unhideWhenUsed="0"/>
+    <w:lsdException w:name="Hyperlink" w:semiHidden="0" w:uiPriority="0" w:unhideWhenUsed="0"/>
+    <w:lsdException w:name="FollowedHyperlink" w:semiHidden="0" w:uiPriority="0" w:unhideWhenUsed="0"/>
+    <w:lsdException w:name="Strong" w:semiHidden="0" w:uiPriority="0" w:unhideWhenUsed="0" w:qFormat="1"/>
+    <w:lsdException w:name="Emphasis" w:semiHidden="0" w:uiPriority="0" w:unhideWhenUsed="0" w:qFormat="1"/>
+    <w:lsdException w:name="Document Map" w:semiHidden="0" w:uiPriority="0" w:unhideWhenUsed="0"/>
+    <w:lsdException w:name="Plain Text" w:semiHidden="0" w:uiPriority="0" w:unhideWhenUsed="0"/>
+    <w:lsdException w:name="E-mail Signature" w:semiHidden="0" w:uiPriority="0" w:unhideWhenUsed="0"/>
+    <w:lsdException w:name="Normal (Web)" w:semiHidden="0" w:uiPriority="0" w:unhideWhenUsed="0" w:qFormat="1"/>
+    <w:lsdException w:name="HTML Acronym" w:semiHidden="0" w:uiPriority="0" w:unhideWhenUsed="0"/>
+    <w:lsdException w:name="HTML Address" w:semiHidden="0" w:uiPriority="0" w:unhideWhenUsed="0"/>
+    <w:lsdException w:name="HTML Cite" w:semiHidden="0" w:uiPriority="0" w:unhideWhenUsed="0"/>
+    <w:lsdException w:name="HTML Code" w:semiHidden="0" w:uiPriority="0" w:unhideWhenUsed="0"/>
+    <w:lsdException w:name="HTML Definition" w:semiHidden="0" w:uiPriority="0" w:unhideWhenUsed="0"/>
+    <w:lsdException w:name="HTML Keyboard" w:semiHidden="0" w:uiPriority="0" w:unhideWhenUsed="0"/>
+    <w:lsdException w:name="HTML Preformatted" w:semiHidden="0" w:uiPriority="0" w:unhideWhenUsed="0"/>
+    <w:lsdException w:name="HTML Sample" w:semiHidden="0" w:uiPriority="0" w:unhideWhenUsed="0"/>
+    <w:lsdException w:name="HTML Typewriter" w:semiHidden="0" w:uiPriority="0" w:unhideWhenUsed="0"/>
+    <w:lsdException w:name="HTML Variable" w:semiHidden="0" w:uiPriority="0" w:unhideWhenUsed="0"/>
+    <w:lsdException w:name="Normal Table" w:uiPriority="0" w:unhideWhenUsed="0" w:qFormat="1"/>
+    <w:lsdException w:name="annotation subject" w:semiHidden="0" w:uiPriority="0" w:unhideWhenUsed="0"/>
+    <w:lsdException w:name="Table Simple 1" w:semiHidden="0" w:uiPriority="0" w:unhideWhenUsed="0"/>
+    <w:lsdException w:name="Table Simple 2" w:semiHidden="0" w:uiPriority="0" w:unhideWhenUsed="0"/>
+    <w:lsdException w:name="Table Simple 3" w:semiHidden="0" w:uiPriority="0" w:unhideWhenUsed="0"/>
+    <w:lsdException w:name="Table Classic 1" w:semiHidden="0" w:uiPriority="0" w:unhideWhenUsed="0"/>
+    <w:lsdException w:name="Table Classic 2" w:semiHidden="0" w:uiPriority="0" w:unhideWhenUsed="0"/>
+    <w:lsdException w:name="Table Classic 3" w:semiHidden="0" w:uiPriority="0" w:unhideWhenUsed="0"/>
+    <w:lsdException w:name="Table Classic 4" w:semiHidden="0" w:uiPriority="0" w:unhideWhenUsed="0"/>
+    <w:lsdException w:name="Table Colorful 1" w:semiHidden="0" w:uiPriority="0" w:unhideWhenUsed="0"/>
+    <w:lsdException w:name="Table Colorful 2" w:semiHidden="0" w:uiPriority="0" w:unhideWhenUsed="0"/>
+    <w:lsdException w:name="Table Colorful 3" w:semiHidden="0" w:uiPriority="0" w:unhideWhenUsed="0"/>
+    <w:lsdException w:name="Table Columns 1" w:semiHidden="0" w:uiPriority="0" w:unhideWhenUsed="0"/>
+    <w:lsdException w:name="Table Columns 2" w:semiHidden="0" w:uiPriority="0" w:unhideWhenUsed="0"/>
+    <w:lsdException w:name="Table Columns 3" w:semiHidden="0" w:uiPriority="0" w:unhideWhenUsed="0"/>
+    <w:lsdException w:name="Table Columns 4" w:semiHidden="0" w:uiPriority="0" w:unhideWhenUsed="0"/>
+    <w:lsdException w:name="Table Columns 5" w:semiHidden="0" w:uiPriority="0" w:unhideWhenUsed="0"/>
+    <w:lsdException w:name="Table Grid 1" w:semiHidden="0" w:uiPriority="0" w:unhideWhenUsed="0"/>
+    <w:lsdException w:name="Table Grid 2" w:semiHidden="0" w:uiPriority="0" w:unhideWhenUsed="0"/>
+    <w:lsdException w:name="Table Grid 3" w:semiHidden="0" w:uiPriority="0" w:unhideWhenUsed="0"/>
+    <w:lsdException w:name="Table Grid 4" w:semiHidden="0" w:uiPriority="0" w:unhideWhenUsed="0"/>
+    <w:lsdException w:name="Table Grid 5" w:semiHidden="0" w:uiPriority="0" w:unhideWhenUsed="0"/>
+    <w:lsdException w:name="Table Grid 6" w:semiHidden="0" w:uiPriority="0" w:unhideWhenUsed="0"/>
+    <w:lsdException w:name="Table Grid 7" w:semiHidden="0" w:uiPriority="0" w:unhideWhenUsed="0"/>
+    <w:lsdException w:name="Table Grid 8" w:semiHidden="0" w:uiPriority="0" w:unhideWhenUsed="0"/>
+    <w:lsdException w:name="Table List 1" w:semiHidden="0" w:uiPriority="0" w:unhideWhenUsed="0"/>
+    <w:lsdException w:name="Table List 2" w:semiHidden="0" w:uiPriority="0" w:unhideWhenUsed="0"/>
+    <w:lsdException w:name="Table List 3" w:semiHidden="0" w:uiPriority="0" w:unhideWhenUsed="0"/>
+    <w:lsdException w:name="Table List 4" w:semiHidden="0" w:uiPriority="0" w:unhideWhenUsed="0"/>
+    <w:lsdException w:name="Table List 5" w:semiHidden="0" w:uiPriority="0" w:unhideWhenUsed="0"/>
+    <w:lsdException w:name="Table List 6" w:semiHidden="0" w:uiPriority="0" w:unhideWhenUsed="0"/>
+    <w:lsdException w:name="Table List 7" w:semiHidden="0" w:uiPriority="0" w:unhideWhenUsed="0"/>
+    <w:lsdException w:name="Table List 8" w:semiHidden="0" w:uiPriority="0" w:unhideWhenUsed="0"/>
+    <w:lsdException w:name="Table 3D effects 1" w:semiHidden="0" w:uiPriority="0" w:unhideWhenUsed="0"/>
+    <w:lsdException w:name="Table 3D effects 2" w:semiHidden="0" w:uiPriority="0" w:unhideWhenUsed="0"/>
+    <w:lsdException w:name="Table 3D effects 3" w:semiHidden="0" w:uiPriority="0" w:unhideWhenUsed="0"/>
+    <w:lsdException w:name="Table Contemporary" w:semiHidden="0" w:uiPriority="0" w:unhideWhenUsed="0"/>
+    <w:lsdException w:name="Table Elegant" w:semiHidden="0" w:uiPriority="0" w:unhideWhenUsed="0"/>
+    <w:lsdException w:name="Table Professional" w:semiHidden="0" w:uiPriority="0" w:unhideWhenUsed="0"/>
+    <w:lsdException w:name="Table Subtle 1" w:semiHidden="0" w:uiPriority="0" w:unhideWhenUsed="0"/>
+    <w:lsdException w:name="Table Subtle 2" w:semiHidden="0" w:uiPriority="0" w:unhideWhenUsed="0"/>
+    <w:lsdException w:name="Table Web 1" w:semiHidden="0" w:uiPriority="0" w:unhideWhenUsed="0"/>
+    <w:lsdException w:name="Table Web 2" w:semiHidden="0" w:uiPriority="0" w:unhideWhenUsed="0"/>
+    <w:lsdException w:name="Table Web 3" w:semiHidden="0" w:uiPriority="0" w:unhideWhenUsed="0"/>
+    <w:lsdException w:name="Balloon Text" w:semiHidden="0" w:uiPriority="0" w:unhideWhenUsed="0"/>
+    <w:lsdException w:name="Table Grid" w:semiHidden="0" w:uiPriority="0" w:unhideWhenUsed="0" w:qFormat="1"/>
+    <w:lsdException w:name="Table Theme" w:semiHidden="0" w:uiPriority="0" w:unhideWhenUsed="0"/>
+    <w:lsdException w:name="Light Shading" w:semiHidden="0" w:uiPriority="60" w:unhideWhenUsed="0"/>
+    <w:lsdException w:name="Light List" w:semiHidden="0" w:uiPriority="61" w:unhideWhenUsed="0"/>
+    <w:lsdException w:name="Light Grid" w:semiHidden="0" w:uiPriority="62" w:unhideWhenUsed="0"/>
+    <w:lsdException w:name="Medium Shading 1" w:semiHidden="0" w:uiPriority="63" w:unhideWhenUsed="0"/>
+    <w:lsdException w:name="Medium Shading 2" w:semiHidden="0" w:uiPriority="64" w:unhideWhenUsed="0"/>
+    <w:lsdException w:name="Medium List 1" w:semiHidden="0" w:uiPriority="65" w:unhideWhenUsed="0"/>
+    <w:lsdException w:name="Medium List 2" w:semiHidden="0" w:uiPriority="66" w:unhideWhenUsed="0"/>
+    <w:lsdException w:name="Medium Grid 1" w:semiHidden="0" w:uiPriority="67" w:unhideWhenUsed="0"/>
+    <w:lsdException w:name="Medium Grid 2" w:semiHidden="0" w:uiPriority="68" w:unhideWhenUsed="0"/>
+    <w:lsdException w:name="Medium Grid 3" w:semiHidden="0" w:uiPriority="69" w:unhideWhenUsed="0"/>
+    <w:lsdException w:name="Dark List" w:semiHidden="0" w:uiPriority="70" w:unhideWhenUsed="0"/>
+    <w:lsdException w:name="Colorful Shading" w:semiHidden="0" w:uiPriority="71" w:unhideWhenUsed="0"/>
+    <w:lsdException w:name="Colorful List" w:semiHidden="0" w:uiPriority="72" w:unhideWhenUsed="0"/>
+    <w:lsdException w:name="Colorful Grid" w:semiHidden="0" w:uiPriority="73" w:unhideWhenUsed="0"/>
+    <w:lsdException w:name="Light Shading Accent 1" w:semiHidden="0" w:uiPriority="60" w:unhideWhenUsed="0"/>
+    <w:lsdException w:name="Light List Accent 1" w:semiHidden="0" w:uiPriority="61" w:unhideWhenUsed="0"/>
+    <w:lsdException w:name="Light Grid Accent 1" w:semiHidden="0" w:uiPriority="62" w:unhideWhenUsed="0"/>
+    <w:lsdException w:name="Medium Shading 1 Accent 1" w:semiHidden="0" w:uiPriority="63" w:unhideWhenUsed="0"/>
+    <w:lsdException w:name="Medium Shading 2 Accent 1" w:semiHidden="0" w:uiPriority="64" w:unhideWhenUsed="0"/>
+    <w:lsdException w:name="Medium List 1 Accent 1" w:semiHidden="0" w:uiPriority="65" w:unhideWhenUsed="0"/>
+    <w:lsdException w:name="Medium List 2 Accent 1" w:semiHidden="0" w:uiPriority="66" w:unhideWhenUsed="0"/>
+    <w:lsdException w:name="Medium Grid 1 Accent 1" w:semiHidden="0" w:uiPriority="67" w:unhideWhenUsed="0"/>
+    <w:lsdException w:name="Medium Grid 2 Accent 1" w:semiHidden="0" w:uiPriority="68" w:unhideWhenUsed="0"/>
+    <w:lsdException w:name="Medium Grid 3 Accent 1" w:semiHidden="0" w:uiPriority="69" w:unhideWhenUsed="0"/>
+    <w:lsdException w:name="Dark List Accent 1" w:semiHidden="0" w:uiPriority="70" w:unhideWhenUsed="0"/>
+    <w:lsdException w:name="Colorful Shading Accent 1" w:semiHidden="0" w:uiPriority="71" w:unhideWhenUsed="0"/>
+    <w:lsdException w:name="Colorful List Accent 1" w:semiHidden="0" w:uiPriority="72" w:unhideWhenUsed="0"/>
+    <w:lsdException w:name="Colorful Grid Accent 1" w:semiHidden="0" w:uiPriority="73" w:unhideWhenUsed="0"/>
+    <w:lsdException w:name="Light Shading Accent 2" w:semiHidden="0" w:uiPriority="60" w:unhideWhenUsed="0"/>
+    <w:lsdException w:name="Light List Accent 2" w:semiHidden="0" w:uiPriority="61" w:unhideWhenUsed="0"/>
+    <w:lsdException w:name="Light Grid Accent 2" w:semiHidden="0" w:uiPriority="62" w:unhideWhenUsed="0"/>
+    <w:lsdException w:name="Medium Shading 1 Accent 2" w:semiHidden="0" w:uiPriority="63" w:unhideWhenUsed="0"/>
+    <w:lsdException w:name="Medium Shading 2 Accent 2" w:semiHidden="0" w:uiPriority="64" w:unhideWhenUsed="0"/>
+    <w:lsdException w:name="Medium List 1 Accent 2" w:semiHidden="0" w:uiPriority="65" w:unhideWhenUsed="0"/>
+    <w:lsdException w:name="Medium List 2 Accent 2" w:semiHidden="0" w:uiPriority="66" w:unhideWhenUsed="0"/>
+    <w:lsdException w:name="Medium Grid 1 Accent 2" w:semiHidden="0" w:uiPriority="67" w:unhideWhenUsed="0"/>
+    <w:lsdException w:name="Medium Grid 2 Accent 2" w:semiHidden="0" w:uiPriority="68" w:unhideWhenUsed="0"/>
+    <w:lsdException w:name="Medium Grid 3 Accent 2" w:semiHidden="0" w:uiPriority="69" w:unhideWhenUsed="0"/>
+    <w:lsdException w:name="Dark List Accent 2" w:semiHidden="0" w:uiPriority="70" w:unhideWhenUsed="0"/>
+    <w:lsdException w:name="Colorful Shading Accent 2" w:semiHidden="0" w:uiPriority="71" w:unhideWhenUsed="0"/>
+    <w:lsdException w:name="Colorful List Accent 2" w:semiHidden="0" w:uiPriority="72" w:unhideWhenUsed="0"/>
+    <w:lsdException w:name="Colorful Grid Accent 2" w:semiHidden="0" w:uiPriority="73" w:unhideWhenUsed="0"/>
+    <w:lsdException w:name="Light Shading Accent 3" w:semiHidden="0" w:uiPriority="60" w:unhideWhenUsed="0"/>
+    <w:lsdException w:name="Light List Accent 3" w:semiHidden="0" w:uiPriority="61" w:unhideWhenUsed="0"/>
+    <w:lsdException w:name="Light Grid Accent 3" w:semiHidden="0" w:uiPriority="62" w:unhideWhenUsed="0"/>
+    <w:lsdException w:name="Medium Shading 1 Accent 3" w:semiHidden="0" w:uiPriority="63" w:unhideWhenUsed="0"/>
+    <w:lsdException w:name="Medium Shading 2 Accent 3" w:semiHidden="0" w:uiPriority="64" w:unhideWhenUsed="0"/>
+    <w:lsdException w:name="Medium List 1 Accent 3" w:semiHidden="0" w:uiPriority="65" w:unhideWhenUsed="0"/>
+    <w:lsdException w:name="Medium List 2 Accent 3" w:semiHidden="0" w:uiPriority="66" w:unhideWhenUsed="0"/>
+    <w:lsdException w:name="Medium Grid 1 Accent 3" w:semiHidden="0" w:uiPriority="67" w:unhideWhenUsed="0"/>
+    <w:lsdException w:name="Medium Grid 2 Accent 3" w:semiHidden="0" w:uiPriority="68" w:unhideWhenUsed="0"/>
+    <w:lsdException w:name="Medium Grid 3 Accent 3" w:semiHidden="0" w:uiPriority="69" w:unhideWhenUsed="0"/>
+    <w:lsdException w:name="Dark List Accent 3" w:semiHidden="0" w:uiPriority="70" w:unhideWhenUsed="0"/>
+    <w:lsdException w:name="Colorful Shading Accent 3" w:semiHidden="0" w:uiPriority="71" w:unhideWhenUsed="0"/>
+    <w:lsdException w:name="Colorful List Accent 3" w:semiHidden="0" w:uiPriority="72" w:unhideWhenUsed="0"/>
+    <w:lsdException w:name="Colorful Grid Accent 3" w:semiHidden="0" w:uiPriority="73" w:unhideWhenUsed="0"/>
+    <w:lsdException w:name="Light Shading Accent 4" w:semiHidden="0" w:uiPriority="60" w:unhideWhenUsed="0"/>
+    <w:lsdException w:name="Light List Accent 4" w:semiHidden="0" w:uiPriority="61" w:unhideWhenUsed="0"/>
+    <w:lsdException w:name="Light Grid Accent 4" w:semiHidden="0" w:uiPriority="62" w:unhideWhenUsed="0"/>
+    <w:lsdException w:name="Medium Shading 1 Accent 4" w:semiHidden="0" w:uiPriority="63" w:unhideWhenUsed="0"/>
+    <w:lsdException w:name="Medium Shading 2 Accent 4" w:semiHidden="0" w:uiPriority="64" w:unhideWhenUsed="0"/>
+    <w:lsdException w:name="Medium List 1 Accent 4" w:semiHidden="0" w:uiPriority="65" w:unhideWhenUsed="0"/>
+    <w:lsdException w:name="Medium List 2 Accent 4" w:semiHidden="0" w:uiPriority="66" w:unhideWhenUsed="0"/>
+    <w:lsdException w:name="Medium Grid 1 Accent 4" w:semiHidden="0" w:uiPriority="67" w:unhideWhenUsed="0"/>
+    <w:lsdException w:name="Medium Grid 2 Accent 4" w:semiHidden="0" w:uiPriority="68" w:unhideWhenUsed="0"/>
+    <w:lsdException w:name="Medium Grid 3 Accent 4" w:semiHidden="0" w:uiPriority="69" w:unhideWhenUsed="0"/>
+    <w:lsdException w:name="Dark List Accent 4" w:semiHidden="0" w:uiPriority="70" w:unhideWhenUsed="0"/>
+    <w:lsdException w:name="Colorful Shading Accent 4" w:semiHidden="0" w:uiPriority="71" w:unhideWhenUsed="0"/>
+    <w:lsdException w:name="Colorful List Accent 4" w:semiHidden="0" w:uiPriority="72" w:unhideWhenUsed="0"/>
+    <w:lsdException w:name="Colorful Grid Accent 4" w:semiHidden="0" w:uiPriority="73" w:unhideWhenUsed="0"/>
+    <w:lsdException w:name="Light Shading Accent 5" w:semiHidden="0" w:uiPriority="60" w:unhideWhenUsed="0"/>
+    <w:lsdException w:name="Light List Accent 5" w:semiHidden="0" w:uiPriority="61" w:unhideWhenUsed="0"/>
+    <w:lsdException w:name="Light Grid Accent 5" w:semiHidden="0" w:uiPriority="62" w:unhideWhenUsed="0"/>
+    <w:lsdException w:name="Medium Shading 1 Accent 5" w:semiHidden="0" w:uiPriority="63" w:unhideWhenUsed="0"/>
+    <w:lsdException w:name="Medium Shading 2 Accent 5" w:semiHidden="0" w:uiPriority="64" w:unhideWhenUsed="0"/>
+    <w:lsdException w:name="Medium List 1 Accent 5" w:semiHidden="0" w:uiPriority="65" w:unhideWhenUsed="0"/>
+    <w:lsdException w:name="Medium List 2 Accent 5" w:semiHidden="0" w:uiPriority="66" w:unhideWhenUsed="0"/>
+    <w:lsdException w:name="Medium Grid 1 Accent 5" w:semiHidden="0" w:uiPriority="67" w:unhideWhenUsed="0"/>
+    <w:lsdException w:name="Medium Grid 2 Accent 5" w:semiHidden="0" w:uiPriority="68" w:unhideWhenUsed="0"/>
+    <w:lsdException w:name="Medium Grid 3 Accent 5" w:semiHidden="0" w:uiPriority="69" w:unhideWhenUsed="0"/>
+    <w:lsdException w:name="Dark List Accent 5" w:semiHidden="0" w:uiPriority="70" w:unhideWhenUsed="0"/>
+    <w:lsdException w:name="Colorful Shading Accent 5" w:semiHidden="0" w:uiPriority="71" w:unhideWhenUsed="0"/>
+    <w:lsdException w:name="Colorful List Accent 5" w:semiHidden="0" w:uiPriority="72" w:unhideWhenUsed="0"/>
+    <w:lsdException w:name="Colorful Grid Accent 5" w:semiHidden="0" w:uiPriority="73" w:unhideWhenUsed="0"/>
+    <w:lsdException w:name="Light Shading Accent 6" w:semiHidden="0" w:uiPriority="60" w:unhideWhenUsed="0"/>
+    <w:lsdException w:name="Light List Accent 6" w:semiHidden="0" w:uiPriority="61" w:unhideWhenUsed="0"/>
+    <w:lsdException w:name="Light Grid Accent 6" w:semiHidden="0" w:uiPriority="62" w:unhideWhenUsed="0"/>
+    <w:lsdException w:name="Medium Shading 1 Accent 6" w:semiHidden="0" w:uiPriority="63" w:unhideWhenUsed="0"/>
+    <w:lsdException w:name="Medium Shading 2 Accent 6" w:semiHidden="0" w:uiPriority="64" w:unhideWhenUsed="0"/>
+    <w:lsdException w:name="Medium List 1 Accent 6" w:semiHidden="0" w:uiPriority="65" w:unhideWhenUsed="0"/>
+    <w:lsdException w:name="Medium List 2 Accent 6" w:semiHidden="0" w:uiPriority="66" w:unhideWhenUsed="0"/>
+    <w:lsdException w:name="Medium Grid 1 Accent 6" w:semiHidden="0" w:uiPriority="67" w:unhideWhenUsed="0"/>
+    <w:lsdException w:name="Medium Grid 2 Accent 6" w:semiHidden="0" w:uiPriority="68" w:unhideWhenUsed="0"/>
+    <w:lsdException w:name="Medium Grid 3 Accent 6" w:semiHidden="0" w:uiPriority="69" w:unhideWhenUsed="0"/>
+    <w:lsdException w:name="Dark List Accent 6" w:semiHidden="0" w:uiPriority="70" w:unhideWhenUsed="0"/>
+    <w:lsdException w:name="Colorful Shading Accent 6" w:semiHidden="0" w:uiPriority="71" w:unhideWhenUsed="0"/>
+    <w:lsdException w:name="Colorful List Accent 6" w:semiHidden="0" w:uiPriority="72" w:unhideWhenUsed="0"/>
+    <w:lsdException w:name="Colorful Grid Accent 6" w:semiHidden="0" w:uiPriority="73" w:unhideWhenUsed="0"/>
   </w:latentStyles>
-  <w:style w:type="paragraph" w:default="1" w:styleId="1">
+  <w:style w:type="paragraph" w:default="1" w:styleId="Normal">
     <w:name w:val="Normal"/>
     <w:qFormat/>
-    <w:uiPriority w:val="0"/>
     <w:pPr>
       <w:kinsoku w:val="0"/>
       <w:autoSpaceDE w:val="0"/>
@@ -9684,7 +9546,7 @@
       <w:textAlignment w:val="baseline"/>
     </w:pPr>
     <w:rPr>
-      <w:rFonts w:ascii="Arial" w:hAnsi="Arial" w:eastAsia="宋体" w:cs="Arial"/>
+      <w:rFonts w:ascii="Arial" w:eastAsia="宋体" w:hAnsi="Arial" w:cs="Arial"/>
       <w:snapToGrid w:val="0"/>
       <w:color w:val="000000"/>
       <w:kern w:val="0"/>
@@ -9693,12 +9555,11 @@
       <w:lang w:val="en-US" w:eastAsia="en-US" w:bidi="ar-SA"/>
     </w:rPr>
   </w:style>
-  <w:style w:type="paragraph" w:styleId="2">
+  <w:style w:type="paragraph" w:styleId="Heading1">
     <w:name w:val="heading 1"/>
-    <w:basedOn w:val="1"/>
-    <w:next w:val="1"/>
+    <w:basedOn w:val="Normal"/>
+    <w:next w:val="Normal"/>
     <w:qFormat/>
-    <w:uiPriority w:val="0"/>
     <w:pPr>
       <w:keepNext/>
       <w:keepLines/>
@@ -9716,13 +9577,12 @@
       <w:sz w:val="44"/>
     </w:rPr>
   </w:style>
-  <w:style w:type="paragraph" w:styleId="3">
+  <w:style w:type="paragraph" w:styleId="Heading2">
     <w:name w:val="heading 2"/>
-    <w:basedOn w:val="1"/>
-    <w:next w:val="1"/>
+    <w:basedOn w:val="Normal"/>
+    <w:next w:val="Normal"/>
     <w:unhideWhenUsed/>
     <w:qFormat/>
-    <w:uiPriority w:val="0"/>
     <w:pPr>
       <w:keepNext/>
       <w:keepLines/>
@@ -9735,19 +9595,18 @@
       <w:outlineLvl w:val="1"/>
     </w:pPr>
     <w:rPr>
-      <w:rFonts w:ascii="Arial" w:hAnsi="Arial" w:eastAsia="黑体"/>
+      <w:rFonts w:ascii="Arial" w:eastAsia="黑体" w:hAnsi="Arial"/>
       <w:b/>
       <w:sz w:val="32"/>
     </w:rPr>
   </w:style>
-  <w:style w:type="paragraph" w:styleId="4">
+  <w:style w:type="paragraph" w:styleId="Heading3">
     <w:name w:val="heading 3"/>
-    <w:basedOn w:val="1"/>
-    <w:next w:val="1"/>
+    <w:basedOn w:val="Normal"/>
+    <w:next w:val="Normal"/>
     <w:semiHidden/>
     <w:unhideWhenUsed/>
     <w:qFormat/>
-    <w:uiPriority w:val="0"/>
     <w:pPr>
       <w:keepNext/>
       <w:keepLines/>
@@ -9764,13 +9623,12 @@
       <w:sz w:val="32"/>
     </w:rPr>
   </w:style>
-  <w:style w:type="paragraph" w:styleId="5">
+  <w:style w:type="paragraph" w:styleId="Heading4">
     <w:name w:val="heading 4"/>
-    <w:basedOn w:val="1"/>
-    <w:next w:val="1"/>
+    <w:basedOn w:val="Normal"/>
+    <w:next w:val="Normal"/>
     <w:unhideWhenUsed/>
     <w:qFormat/>
-    <w:uiPriority w:val="0"/>
     <w:pPr>
       <w:keepNext/>
       <w:keepLines/>
@@ -9783,19 +9641,18 @@
       <w:outlineLvl w:val="3"/>
     </w:pPr>
     <w:rPr>
-      <w:rFonts w:ascii="Arial" w:hAnsi="Arial" w:eastAsia="黑体"/>
+      <w:rFonts w:ascii="Arial" w:eastAsia="黑体" w:hAnsi="Arial"/>
       <w:b/>
       <w:sz w:val="28"/>
     </w:rPr>
   </w:style>
-  <w:style w:type="paragraph" w:styleId="6">
+  <w:style w:type="paragraph" w:styleId="Heading5">
     <w:name w:val="heading 5"/>
-    <w:basedOn w:val="1"/>
-    <w:next w:val="1"/>
+    <w:basedOn w:val="Normal"/>
+    <w:next w:val="Normal"/>
     <w:semiHidden/>
     <w:unhideWhenUsed/>
     <w:qFormat/>
-    <w:uiPriority w:val="0"/>
     <w:pPr>
       <w:keepNext/>
       <w:keepLines/>
@@ -9812,14 +9669,13 @@
       <w:sz w:val="28"/>
     </w:rPr>
   </w:style>
-  <w:style w:type="paragraph" w:styleId="7">
+  <w:style w:type="paragraph" w:styleId="Heading6">
     <w:name w:val="heading 6"/>
-    <w:basedOn w:val="1"/>
-    <w:next w:val="1"/>
+    <w:basedOn w:val="Normal"/>
+    <w:next w:val="Normal"/>
     <w:semiHidden/>
     <w:unhideWhenUsed/>
     <w:qFormat/>
-    <w:uiPriority w:val="0"/>
     <w:pPr>
       <w:keepNext/>
       <w:keepLines/>
@@ -9832,19 +9688,18 @@
       <w:outlineLvl w:val="5"/>
     </w:pPr>
     <w:rPr>
-      <w:rFonts w:ascii="Arial" w:hAnsi="Arial" w:eastAsia="黑体"/>
+      <w:rFonts w:ascii="Arial" w:eastAsia="黑体" w:hAnsi="Arial"/>
       <w:b/>
       <w:sz w:val="24"/>
     </w:rPr>
   </w:style>
-  <w:style w:type="paragraph" w:styleId="8">
+  <w:style w:type="paragraph" w:styleId="Heading7">
     <w:name w:val="heading 7"/>
-    <w:basedOn w:val="1"/>
-    <w:next w:val="1"/>
+    <w:basedOn w:val="Normal"/>
+    <w:next w:val="Normal"/>
     <w:semiHidden/>
     <w:unhideWhenUsed/>
     <w:qFormat/>
-    <w:uiPriority w:val="0"/>
     <w:pPr>
       <w:keepNext/>
       <w:keepLines/>
@@ -9861,14 +9716,13 @@
       <w:sz w:val="24"/>
     </w:rPr>
   </w:style>
-  <w:style w:type="paragraph" w:styleId="9">
+  <w:style w:type="paragraph" w:styleId="Heading8">
     <w:name w:val="heading 8"/>
-    <w:basedOn w:val="1"/>
-    <w:next w:val="1"/>
+    <w:basedOn w:val="Normal"/>
+    <w:next w:val="Normal"/>
     <w:semiHidden/>
     <w:unhideWhenUsed/>
     <w:qFormat/>
-    <w:uiPriority w:val="0"/>
     <w:pPr>
       <w:keepNext/>
       <w:keepLines/>
@@ -9881,18 +9735,17 @@
       <w:outlineLvl w:val="7"/>
     </w:pPr>
     <w:rPr>
-      <w:rFonts w:ascii="Arial" w:hAnsi="Arial" w:eastAsia="黑体"/>
+      <w:rFonts w:ascii="Arial" w:eastAsia="黑体" w:hAnsi="Arial"/>
       <w:sz w:val="24"/>
     </w:rPr>
   </w:style>
-  <w:style w:type="paragraph" w:styleId="10">
+  <w:style w:type="paragraph" w:styleId="Heading9">
     <w:name w:val="heading 9"/>
-    <w:basedOn w:val="1"/>
-    <w:next w:val="1"/>
+    <w:basedOn w:val="Normal"/>
+    <w:next w:val="Normal"/>
     <w:semiHidden/>
     <w:unhideWhenUsed/>
     <w:qFormat/>
-    <w:uiPriority w:val="0"/>
     <w:pPr>
       <w:keepNext/>
       <w:keepLines/>
@@ -9905,21 +9758,19 @@
       <w:outlineLvl w:val="8"/>
     </w:pPr>
     <w:rPr>
-      <w:rFonts w:ascii="Arial" w:hAnsi="Arial" w:eastAsia="黑体"/>
+      <w:rFonts w:ascii="Arial" w:eastAsia="黑体" w:hAnsi="Arial"/>
       <w:sz w:val="21"/>
     </w:rPr>
   </w:style>
-  <w:style w:type="character" w:default="1" w:styleId="22">
+  <w:style w:type="character" w:default="1" w:styleId="DefaultParagraphFont">
     <w:name w:val="Default Paragraph Font"/>
     <w:semiHidden/>
     <w:qFormat/>
-    <w:uiPriority w:val="0"/>
   </w:style>
-  <w:style w:type="table" w:default="1" w:styleId="20">
+  <w:style w:type="table" w:default="1" w:styleId="TableNormal">
     <w:name w:val="Normal Table"/>
     <w:semiHidden/>
     <w:qFormat/>
-    <w:uiPriority w:val="0"/>
     <w:tblPr>
       <w:tblCellMar>
         <w:top w:w="0" w:type="dxa"/>
@@ -9929,43 +9780,39 @@
       </w:tblCellMar>
     </w:tblPr>
   </w:style>
-  <w:style w:type="paragraph" w:styleId="11">
+  <w:style w:type="paragraph" w:styleId="CommentText">
     <w:name w:val="annotation text"/>
-    <w:basedOn w:val="1"/>
+    <w:basedOn w:val="Normal"/>
     <w:qFormat/>
-    <w:uiPriority w:val="0"/>
     <w:pPr>
       <w:jc w:val="left"/>
     </w:pPr>
   </w:style>
-  <w:style w:type="paragraph" w:styleId="12">
+  <w:style w:type="paragraph" w:styleId="BodyText">
     <w:name w:val="Body Text"/>
-    <w:basedOn w:val="1"/>
+    <w:basedOn w:val="Normal"/>
     <w:semiHidden/>
     <w:qFormat/>
-    <w:uiPriority w:val="0"/>
     <w:rPr>
-      <w:rFonts w:ascii="Arial" w:hAnsi="Arial" w:eastAsia="Arial" w:cs="Arial"/>
+      <w:rFonts w:ascii="Arial" w:eastAsia="Arial" w:hAnsi="Arial" w:cs="Arial"/>
       <w:sz w:val="21"/>
       <w:szCs w:val="21"/>
       <w:lang w:val="en-US" w:eastAsia="en-US" w:bidi="ar-SA"/>
     </w:rPr>
   </w:style>
-  <w:style w:type="paragraph" w:styleId="13">
+  <w:style w:type="paragraph" w:styleId="TOC3">
     <w:name w:val="toc 3"/>
-    <w:basedOn w:val="1"/>
-    <w:next w:val="1"/>
+    <w:basedOn w:val="Normal"/>
+    <w:next w:val="Normal"/>
     <w:qFormat/>
-    <w:uiPriority w:val="0"/>
     <w:pPr>
       <w:ind w:left="840" w:leftChars="400"/>
     </w:pPr>
   </w:style>
-  <w:style w:type="paragraph" w:styleId="14">
+  <w:style w:type="paragraph" w:styleId="Footer">
     <w:name w:val="footer"/>
-    <w:basedOn w:val="1"/>
+    <w:basedOn w:val="Normal"/>
     <w:qFormat/>
-    <w:uiPriority w:val="0"/>
     <w:pPr>
       <w:tabs>
         <w:tab w:val="center" w:pos="4153"/>
@@ -9978,17 +9825,16 @@
       <w:sz w:val="18"/>
     </w:rPr>
   </w:style>
-  <w:style w:type="paragraph" w:styleId="15">
+  <w:style w:type="paragraph" w:styleId="Header">
     <w:name w:val="header"/>
-    <w:basedOn w:val="1"/>
+    <w:basedOn w:val="Normal"/>
     <w:qFormat/>
-    <w:uiPriority w:val="0"/>
     <w:pPr>
       <w:pBdr>
-        <w:top w:val="none" w:color="auto" w:sz="0" w:space="0"/>
-        <w:left w:val="none" w:color="auto" w:sz="0" w:space="0"/>
-        <w:bottom w:val="none" w:color="auto" w:sz="0" w:space="0"/>
-        <w:right w:val="none" w:color="auto" w:sz="0" w:space="0"/>
+        <w:top w:val="nil"/>
+        <w:left w:val="nil"/>
+        <w:bottom w:val="nil"/>
+        <w:right w:val="nil"/>
       </w:pBdr>
       <w:tabs>
         <w:tab w:val="center" w:pos="4153"/>
@@ -10003,41 +9849,37 @@
       <w:sz w:val="18"/>
     </w:rPr>
   </w:style>
-  <w:style w:type="paragraph" w:styleId="16">
+  <w:style w:type="paragraph" w:styleId="TOC1">
     <w:name w:val="toc 1"/>
-    <w:basedOn w:val="1"/>
-    <w:next w:val="1"/>
+    <w:basedOn w:val="Normal"/>
+    <w:next w:val="Normal"/>
     <w:qFormat/>
-    <w:uiPriority w:val="0"/>
     <w:rPr>
-      <w:rFonts w:ascii="Arial" w:hAnsi="Arial" w:eastAsia="Microsoft JhengHei"/>
+      <w:rFonts w:ascii="Arial" w:eastAsia="Microsoft JhengHei" w:hAnsi="Arial"/>
       <w:sz w:val="24"/>
     </w:rPr>
   </w:style>
-  <w:style w:type="paragraph" w:styleId="17">
+  <w:style w:type="paragraph" w:styleId="TOC2">
     <w:name w:val="toc 2"/>
-    <w:basedOn w:val="1"/>
-    <w:next w:val="1"/>
+    <w:basedOn w:val="Normal"/>
+    <w:next w:val="Normal"/>
     <w:qFormat/>
-    <w:uiPriority w:val="0"/>
     <w:pPr>
       <w:ind w:left="420" w:leftChars="200"/>
     </w:pPr>
   </w:style>
-  <w:style w:type="paragraph" w:styleId="18">
+  <w:style w:type="paragraph" w:styleId="NormalWeb">
     <w:name w:val="Normal (Web)"/>
-    <w:basedOn w:val="1"/>
+    <w:basedOn w:val="Normal"/>
     <w:qFormat/>
-    <w:uiPriority w:val="0"/>
     <w:rPr>
       <w:sz w:val="24"/>
     </w:rPr>
   </w:style>
-  <w:style w:type="paragraph" w:styleId="19">
+  <w:style w:type="paragraph" w:styleId="Title">
     <w:name w:val="Title"/>
-    <w:basedOn w:val="1"/>
+    <w:basedOn w:val="Normal"/>
     <w:qFormat/>
-    <w:uiPriority w:val="0"/>
     <w:pPr>
       <w:spacing w:before="240" w:beforeLines="0" w:beforeAutospacing="0" w:after="60" w:afterLines="0" w:afterAutospacing="0"/>
       <w:jc w:val="center"/>
@@ -10049,73 +9891,68 @@
       <w:sz w:val="32"/>
     </w:rPr>
   </w:style>
-  <w:style w:type="table" w:styleId="21">
+  <w:style w:type="table" w:styleId="TableGrid">
     <w:name w:val="Table Grid"/>
-    <w:basedOn w:val="20"/>
+    <w:basedOn w:val="TableNormal"/>
     <w:qFormat/>
-    <w:uiPriority w:val="0"/>
     <w:pPr>
       <w:widowControl w:val="0"/>
       <w:jc w:val="both"/>
     </w:pPr>
     <w:tblPr>
       <w:tblBorders>
-        <w:top w:val="single" w:color="auto" w:sz="4" w:space="0"/>
-        <w:left w:val="single" w:color="auto" w:sz="4" w:space="0"/>
-        <w:bottom w:val="single" w:color="auto" w:sz="4" w:space="0"/>
-        <w:right w:val="single" w:color="auto" w:sz="4" w:space="0"/>
-        <w:insideH w:val="single" w:color="auto" w:sz="4" w:space="0"/>
-        <w:insideV w:val="single" w:color="auto" w:sz="4" w:space="0"/>
+        <w:top w:val="single" w:sz="4" w:space="0" w:color="auto"/>
+        <w:left w:val="single" w:sz="4" w:space="0" w:color="auto"/>
+        <w:bottom w:val="single" w:sz="4" w:space="0" w:color="auto"/>
+        <w:right w:val="single" w:sz="4" w:space="0" w:color="auto"/>
+        <w:insideH w:val="single" w:sz="4" w:space="0" w:color="auto"/>
+        <w:insideV w:val="single" w:sz="4" w:space="0" w:color="auto"/>
       </w:tblBorders>
     </w:tblPr>
   </w:style>
-  <w:style w:type="character" w:styleId="23">
+  <w:style w:type="character" w:styleId="Strong">
     <w:name w:val="Strong"/>
-    <w:basedOn w:val="22"/>
+    <w:basedOn w:val="DefaultParagraphFont"/>
     <w:qFormat/>
-    <w:uiPriority w:val="0"/>
     <w:rPr>
       <w:b/>
     </w:rPr>
   </w:style>
-  <w:style w:type="paragraph" w:customStyle="1" w:styleId="24">
+  <w:style w:type="paragraph" w:customStyle="1" w:styleId="a">
     <w:name w:val="柴_公司名"/>
-    <w:basedOn w:val="19"/>
+    <w:basedOn w:val="Title"/>
     <w:qFormat/>
-    <w:uiPriority w:val="0"/>
     <w:pPr>
       <w:spacing w:after="600" w:afterLines="600"/>
     </w:pPr>
     <w:rPr>
-      <w:rFonts w:hint="eastAsia" w:ascii="宋体" w:hAnsi="宋体" w:eastAsia="宋体" w:cs="宋体"/>
+      <w:rFonts w:ascii="宋体" w:eastAsia="宋体" w:hAnsi="宋体" w:cs="宋体" w:hint="eastAsia"/>
       <w:bCs/>
       <w:spacing w:val="-6"/>
       <w:sz w:val="52"/>
       <w:szCs w:val="52"/>
     </w:rPr>
   </w:style>
-  <w:style w:type="paragraph" w:customStyle="1" w:styleId="25">
+  <w:style w:type="paragraph" w:customStyle="1" w:styleId="a0">
     <w:name w:val="柴_文档名"/>
-    <w:basedOn w:val="19"/>
+    <w:basedOn w:val="Title"/>
     <w:qFormat/>
-    <w:uiPriority w:val="0"/>
     <w:pPr>
       <w:spacing w:after="900" w:afterLines="900"/>
     </w:pPr>
     <w:rPr>
-      <w:rFonts w:ascii="黑体" w:hAnsi="黑体" w:eastAsia="黑体" w:cs="黑体"/>
+      <w:rFonts w:ascii="黑体" w:eastAsia="黑体" w:hAnsi="黑体" w:cs="黑体"/>
       <w:bCs/>
       <w:spacing w:val="-7"/>
       <w:sz w:val="52"/>
       <w:szCs w:val="52"/>
     </w:rPr>
   </w:style>
-  <w:style w:type="table" w:customStyle="1" w:styleId="26">
+  <w:style w:type="table" w:customStyle="1" w:styleId="TableNormal0">
     <w:name w:val="Table Normal_0"/>
     <w:semiHidden/>
     <w:unhideWhenUsed/>
     <w:qFormat/>
-    <w:uiPriority w:val="0"/>
     <w:tblPr>
       <w:tblCellMar>
         <w:top w:w="0" w:type="dxa"/>
@@ -10125,87 +9962,81 @@
       </w:tblCellMar>
     </w:tblPr>
   </w:style>
-  <w:style w:type="paragraph" w:customStyle="1" w:styleId="27">
+  <w:style w:type="paragraph" w:customStyle="1" w:styleId="TableText">
     <w:name w:val="Table Text"/>
-    <w:basedOn w:val="1"/>
+    <w:basedOn w:val="Normal"/>
     <w:semiHidden/>
     <w:qFormat/>
-    <w:uiPriority w:val="0"/>
     <w:rPr>
-      <w:rFonts w:ascii="宋体" w:hAnsi="宋体" w:eastAsia="宋体" w:cs="宋体"/>
+      <w:rFonts w:ascii="宋体" w:eastAsia="宋体" w:hAnsi="宋体" w:cs="宋体"/>
       <w:sz w:val="21"/>
       <w:szCs w:val="21"/>
       <w:lang w:val="en-US" w:eastAsia="en-US" w:bidi="ar-SA"/>
     </w:rPr>
   </w:style>
-  <w:style w:type="paragraph" w:customStyle="1" w:styleId="28">
+  <w:style w:type="paragraph" w:customStyle="1" w:styleId="1">
     <w:name w:val="柴_标题1"/>
-    <w:basedOn w:val="2"/>
-    <w:next w:val="29"/>
-    <w:link w:val="38"/>
+    <w:basedOn w:val="Heading1"/>
+    <w:next w:val="a1"/>
+    <w:link w:val="1Char"/>
     <w:qFormat/>
-    <w:uiPriority w:val="0"/>
     <w:pPr>
       <w:spacing w:before="100" w:after="90" w:line="360" w:lineRule="auto"/>
     </w:pPr>
     <w:rPr>
-      <w:rFonts w:ascii="Arial" w:hAnsi="Arial" w:eastAsia="宋体"/>
+      <w:rFonts w:ascii="Arial" w:eastAsia="宋体" w:hAnsi="Arial"/>
       <w:sz w:val="32"/>
     </w:rPr>
   </w:style>
-  <w:style w:type="paragraph" w:customStyle="1" w:styleId="29">
+  <w:style w:type="paragraph" w:customStyle="1" w:styleId="a1">
     <w:name w:val="柴_正文"/>
-    <w:basedOn w:val="12"/>
-    <w:link w:val="42"/>
+    <w:basedOn w:val="BodyText"/>
+    <w:link w:val="Char"/>
     <w:qFormat/>
-    <w:uiPriority w:val="0"/>
     <w:pPr>
       <w:spacing w:line="360" w:lineRule="auto"/>
       <w:ind w:firstLine="470" w:firstLineChars="200"/>
     </w:pPr>
     <w:rPr>
-      <w:rFonts w:ascii="Arial" w:hAnsi="Arial" w:eastAsia="宋体"/>
+      <w:rFonts w:ascii="Arial" w:eastAsia="宋体" w:hAnsi="Arial"/>
       <w:sz w:val="24"/>
       <w:lang w:eastAsia="zh-CN"/>
     </w:rPr>
   </w:style>
-  <w:style w:type="paragraph" w:customStyle="1" w:styleId="30">
+  <w:style w:type="paragraph" w:customStyle="1" w:styleId="2">
     <w:name w:val="柴_标题2"/>
-    <w:basedOn w:val="3"/>
-    <w:next w:val="29"/>
+    <w:basedOn w:val="Heading2"/>
+    <w:next w:val="a1"/>
     <w:qFormat/>
-    <w:uiPriority w:val="0"/>
     <w:pPr>
       <w:spacing w:line="360" w:lineRule="auto"/>
     </w:pPr>
     <w:rPr>
-      <w:rFonts w:ascii="Arial" w:hAnsi="Arial" w:eastAsia="宋体"/>
+      <w:rFonts w:ascii="Arial" w:eastAsia="宋体" w:hAnsi="Arial"/>
       <w:sz w:val="28"/>
     </w:rPr>
   </w:style>
-  <w:style w:type="paragraph" w:customStyle="1" w:styleId="31">
+  <w:style w:type="paragraph" w:customStyle="1" w:styleId="3">
     <w:name w:val="柴_标题3"/>
-    <w:basedOn w:val="4"/>
-    <w:next w:val="29"/>
+    <w:basedOn w:val="Heading3"/>
+    <w:next w:val="a1"/>
     <w:qFormat/>
-    <w:uiPriority w:val="0"/>
     <w:pPr>
       <w:spacing w:line="360" w:lineRule="auto"/>
       <w:ind w:left="0" w:firstLine="472" w:firstLineChars="200"/>
     </w:pPr>
     <w:rPr>
-      <w:rFonts w:ascii="宋体" w:hAnsi="宋体" w:eastAsia="宋体" w:cs="宋体"/>
+      <w:rFonts w:ascii="宋体" w:eastAsia="宋体" w:hAnsi="宋体" w:cs="宋体"/>
       <w:spacing w:val="-2"/>
       <w:sz w:val="24"/>
       <w:szCs w:val="24"/>
     </w:rPr>
   </w:style>
-  <w:style w:type="paragraph" w:customStyle="1" w:styleId="32">
+  <w:style w:type="paragraph" w:customStyle="1" w:styleId="a2">
     <w:name w:val="柴_目录"/>
-    <w:basedOn w:val="1"/>
-    <w:next w:val="12"/>
+    <w:basedOn w:val="Normal"/>
+    <w:next w:val="BodyText"/>
     <w:qFormat/>
-    <w:uiPriority w:val="0"/>
     <w:pPr>
       <w:tabs>
         <w:tab w:val="right" w:leader="dot" w:pos="8442"/>
@@ -10213,64 +10044,59 @@
       <w:ind w:left="0" w:leftChars="0"/>
     </w:pPr>
     <w:rPr>
-      <w:rFonts w:ascii="Arial" w:hAnsi="Arial" w:eastAsia="Microsoft JhengHei"/>
+      <w:rFonts w:ascii="Arial" w:eastAsia="Microsoft JhengHei" w:hAnsi="Arial"/>
       <w:sz w:val="24"/>
     </w:rPr>
   </w:style>
-  <w:style w:type="paragraph" w:customStyle="1" w:styleId="33">
+  <w:style w:type="paragraph" w:customStyle="1" w:styleId="WPSOffice1">
     <w:name w:val="WPSOffice手动目录 1"/>
     <w:qFormat/>
-    <w:uiPriority w:val="0"/>
     <w:pPr>
       <w:ind w:leftChars="0"/>
     </w:pPr>
     <w:rPr>
-      <w:rFonts w:ascii="Times New Roman" w:hAnsi="Times New Roman" w:eastAsia="宋体" w:cs="Times New Roman"/>
+      <w:rFonts w:ascii="Times New Roman" w:eastAsia="宋体" w:hAnsi="Times New Roman" w:cs="Times New Roman"/>
       <w:sz w:val="20"/>
       <w:szCs w:val="20"/>
     </w:rPr>
   </w:style>
-  <w:style w:type="paragraph" w:customStyle="1" w:styleId="34">
+  <w:style w:type="paragraph" w:customStyle="1" w:styleId="WPSOffice2">
     <w:name w:val="WPSOffice手动目录 2"/>
     <w:qFormat/>
-    <w:uiPriority w:val="0"/>
     <w:pPr>
       <w:ind w:leftChars="200"/>
     </w:pPr>
     <w:rPr>
-      <w:rFonts w:ascii="Times New Roman" w:hAnsi="Times New Roman" w:eastAsia="宋体" w:cs="Times New Roman"/>
+      <w:rFonts w:ascii="Times New Roman" w:eastAsia="宋体" w:hAnsi="Times New Roman" w:cs="Times New Roman"/>
       <w:sz w:val="20"/>
       <w:szCs w:val="20"/>
     </w:rPr>
   </w:style>
-  <w:style w:type="paragraph" w:customStyle="1" w:styleId="35">
+  <w:style w:type="paragraph" w:customStyle="1" w:styleId="WPSOffice3">
     <w:name w:val="WPSOffice手动目录 3"/>
     <w:qFormat/>
-    <w:uiPriority w:val="0"/>
     <w:pPr>
       <w:ind w:leftChars="400"/>
     </w:pPr>
     <w:rPr>
-      <w:rFonts w:ascii="Times New Roman" w:hAnsi="Times New Roman" w:eastAsia="宋体" w:cs="Times New Roman"/>
+      <w:rFonts w:ascii="Times New Roman" w:eastAsia="宋体" w:hAnsi="Times New Roman" w:cs="Times New Roman"/>
       <w:sz w:val="20"/>
       <w:szCs w:val="20"/>
     </w:rPr>
   </w:style>
-  <w:style w:type="paragraph" w:customStyle="1" w:styleId="36">
+  <w:style w:type="paragraph" w:customStyle="1" w:styleId="Compact">
     <w:name w:val="Compact"/>
-    <w:basedOn w:val="12"/>
+    <w:basedOn w:val="BodyText"/>
     <w:qFormat/>
-    <w:uiPriority w:val="0"/>
     <w:pPr>
       <w:spacing w:before="36" w:after="36"/>
     </w:pPr>
   </w:style>
-  <w:style w:type="table" w:customStyle="1" w:styleId="37">
+  <w:style w:type="table" w:customStyle="1" w:styleId="Table">
     <w:name w:val="Table"/>
     <w:semiHidden/>
     <w:unhideWhenUsed/>
     <w:qFormat/>
-    <w:uiPriority w:val="0"/>
     <w:tblPr>
       <w:tblCellMar>
         <w:top w:w="0" w:type="dxa"/>
@@ -10282,28 +10108,26 @@
     <w:tblStylePr w:type="firstRow">
       <w:tcPr>
         <w:tcBorders>
-          <w:bottom w:val="single" w:color="auto" w:sz="0" w:space="0"/>
+          <w:bottom w:val="single" w:sz="0" w:space="0" w:color="auto"/>
         </w:tcBorders>
         <w:vAlign w:val="bottom"/>
       </w:tcPr>
     </w:tblStylePr>
   </w:style>
-  <w:style w:type="character" w:customStyle="1" w:styleId="38">
+  <w:style w:type="character" w:customStyle="1" w:styleId="1Char">
     <w:name w:val="柴_标题1 Char"/>
-    <w:link w:val="28"/>
+    <w:link w:val="1"/>
     <w:qFormat/>
-    <w:uiPriority w:val="0"/>
     <w:rPr>
-      <w:rFonts w:ascii="Arial" w:hAnsi="Arial" w:eastAsia="宋体"/>
+      <w:rFonts w:ascii="Arial" w:eastAsia="宋体" w:hAnsi="Arial"/>
       <w:sz w:val="32"/>
     </w:rPr>
   </w:style>
-  <w:style w:type="table" w:customStyle="1" w:styleId="39">
+  <w:style w:type="table" w:customStyle="1" w:styleId="TableNormal1">
     <w:name w:val="Table Normal_1"/>
     <w:semiHidden/>
     <w:unhideWhenUsed/>
     <w:qFormat/>
-    <w:uiPriority w:val="0"/>
     <w:tblPr>
       <w:tblCellMar>
         <w:top w:w="0" w:type="dxa"/>
@@ -10313,11 +10137,10 @@
       </w:tblCellMar>
     </w:tblPr>
   </w:style>
-  <w:style w:type="paragraph" w:customStyle="1" w:styleId="40">
+  <w:style w:type="paragraph" w:customStyle="1" w:styleId="a3">
     <w:name w:val="柴_正文_无缩进"/>
-    <w:basedOn w:val="1"/>
+    <w:basedOn w:val="Normal"/>
     <w:qFormat/>
-    <w:uiPriority w:val="0"/>
     <w:pPr>
       <w:ind w:firstLine="0" w:firstLineChars="0"/>
     </w:pPr>
@@ -10327,31 +10150,29 @@
       <w:lang w:eastAsia="zh-CN"/>
     </w:rPr>
   </w:style>
-  <w:style w:type="paragraph" w:customStyle="1" w:styleId="41">
+  <w:style w:type="paragraph" w:customStyle="1" w:styleId="4">
     <w:name w:val="柴_标题4"/>
-    <w:basedOn w:val="5"/>
-    <w:next w:val="1"/>
+    <w:basedOn w:val="Heading4"/>
+    <w:next w:val="Normal"/>
     <w:qFormat/>
-    <w:uiPriority w:val="0"/>
     <w:pPr>
       <w:widowControl w:val="0"/>
       <w:spacing w:before="160" w:line="360" w:lineRule="auto"/>
-      <w:ind w:left="981" w:leftChars="300" w:hanging="862"/>
+      <w:ind w:left="981" w:hanging="862" w:leftChars="300"/>
     </w:pPr>
     <w:rPr>
-      <w:rFonts w:hint="eastAsia" w:ascii="Calibri" w:hAnsi="Calibri" w:eastAsia="宋体" w:cs="宋体"/>
+      <w:rFonts w:ascii="Calibri" w:eastAsia="宋体" w:hAnsi="Calibri" w:cs="宋体" w:hint="eastAsia"/>
       <w:sz w:val="24"/>
       <w:szCs w:val="24"/>
       <w:lang w:eastAsia="zh-CN" w:bidi="zh-CN"/>
     </w:rPr>
   </w:style>
-  <w:style w:type="character" w:customStyle="1" w:styleId="42">
+  <w:style w:type="character" w:customStyle="1" w:styleId="Char">
     <w:name w:val="柴_正文 Char"/>
-    <w:link w:val="29"/>
+    <w:link w:val="a1"/>
     <w:qFormat/>
-    <w:uiPriority w:val="0"/>
     <w:rPr>
-      <w:rFonts w:ascii="Arial" w:hAnsi="Arial" w:eastAsia="宋体"/>
+      <w:rFonts w:ascii="Arial" w:eastAsia="宋体" w:hAnsi="Arial"/>
       <w:sz w:val="24"/>
       <w:lang w:eastAsia="zh-CN"/>
     </w:rPr>

--- a/6-过程管理/流程制度规范类文件/JXTX-06-05-问题管理制度.docx
+++ b/6-过程管理/流程制度规范类文件/JXTX-06-05-问题管理制度.docx
@@ -1,11 +1,10 @@
 
 <file path=word/document.xml><?xml version="1.0" encoding="utf-8"?>
-<w:document xmlns:wpc="http://schemas.microsoft.com/office/word/2010/wordprocessingCanvas" xmlns:mc="http://schemas.openxmlformats.org/markup-compatibility/2006" xmlns:o="urn:schemas-microsoft-com:office:office" xmlns:r="http://schemas.openxmlformats.org/officeDocument/2006/relationships" xmlns:m="http://schemas.openxmlformats.org/officeDocument/2006/math" xmlns:v="urn:schemas-microsoft-com:vml" xmlns:wp14="http://schemas.microsoft.com/office/word/2010/wordprocessingDrawing" xmlns:wp="http://schemas.openxmlformats.org/drawingml/2006/wordprocessingDrawing" xmlns:w10="urn:schemas-microsoft-com:office:word" xmlns:w="http://schemas.openxmlformats.org/wordprocessingml/2006/main" xmlns:w14="http://schemas.microsoft.com/office/word/2010/wordml" xmlns:w15="http://schemas.microsoft.com/office/word/2012/wordml" xmlns:wne="http://schemas.microsoft.com/office/word/2006/wordml" xmlns:wpg="http://schemas.microsoft.com/office/word/2010/wordprocessingGroup" xmlns:wpi="http://schemas.microsoft.com/office/word/2010/wordprocessingInk" xmlns:wps="http://schemas.microsoft.com/office/word/2010/wordprocessingShape" mc:Ignorable="w14 w15 wp14">
-  <!-- Generated by Aspose.Words for .NET 13.3.0.1 -->
+<w:document xmlns:wpc="http://schemas.microsoft.com/office/word/2010/wordprocessingCanvas" xmlns:mc="http://schemas.openxmlformats.org/markup-compatibility/2006" xmlns:o="urn:schemas-microsoft-com:office:office" xmlns:r="http://schemas.openxmlformats.org/officeDocument/2006/relationships" xmlns:m="http://schemas.openxmlformats.org/officeDocument/2006/math" xmlns:v="urn:schemas-microsoft-com:vml" xmlns:wp14="http://schemas.microsoft.com/office/word/2010/wordprocessingDrawing" xmlns:wp="http://schemas.openxmlformats.org/drawingml/2006/wordprocessingDrawing" xmlns:w="http://schemas.openxmlformats.org/wordprocessingml/2006/main" xmlns:w14="http://schemas.microsoft.com/office/word/2010/wordml" xmlns:w10="urn:schemas-microsoft-com:office:word" xmlns:w15="http://schemas.microsoft.com/office/word/2012/wordml" xmlns:wpg="http://schemas.microsoft.com/office/word/2010/wordprocessingGroup" xmlns:wpi="http://schemas.microsoft.com/office/word/2010/wordprocessingInk" xmlns:wne="http://schemas.microsoft.com/office/word/2006/wordml" xmlns:wps="http://schemas.microsoft.com/office/word/2010/wordprocessingShape" xmlns:wpsCustomData="http://www.wps.cn/officeDocument/2013/wpsCustomData" mc:Ignorable="w14 w15 wp14">
   <w:body>
     <w:p>
       <w:pPr>
-        <w:pStyle w:val="a"/>
+        <w:pStyle w:val="24"/>
         <w:keepNext w:val="0"/>
         <w:keepLines w:val="0"/>
         <w:pageBreakBefore w:val="0"/>
@@ -22,10 +21,10 @@
         <w:spacing w:before="3120" w:beforeLines="1000"/>
         <w:textAlignment w:val="baseline"/>
       </w:pPr>
-      <w:bookmarkStart w:id="0" w:name="_Toc31959"/>
+      <w:bookmarkStart w:id="0" w:name="_Toc4847"/>
       <w:r>
         <w:drawing>
-          <wp:anchor distT="0" distB="0" distL="114300" distR="114300" simplePos="0" relativeHeight="251660288" behindDoc="1" locked="0" layoutInCell="1" allowOverlap="1">
+          <wp:anchor distT="0" distB="0" distL="114300" distR="114300" simplePos="0" relativeHeight="251661312" behindDoc="1" locked="0" layoutInCell="1" allowOverlap="1">
             <wp:simplePos x="0" y="0"/>
             <wp:positionH relativeFrom="column">
               <wp:posOffset>-19050</wp:posOffset>
@@ -50,7 +49,7 @@
                     </pic:cNvPicPr>
                   </pic:nvPicPr>
                   <pic:blipFill>
-                    <a:blip xmlns:r="http://schemas.openxmlformats.org/officeDocument/2006/relationships" r:embed="rId4"/>
+                    <a:blip r:embed="rId8"/>
                     <a:stretch>
                       <a:fillRect/>
                     </a:stretch>
@@ -76,7 +75,7 @@
       </w:r>
       <w:r>
         <w:drawing>
-          <wp:anchor distT="0" distB="0" distL="114300" distR="114300" simplePos="0" relativeHeight="251659264" behindDoc="1" locked="0" layoutInCell="1" allowOverlap="1">
+          <wp:anchor distT="0" distB="0" distL="114300" distR="114300" simplePos="0" relativeHeight="251660288" behindDoc="1" locked="0" layoutInCell="1" allowOverlap="1">
             <wp:simplePos x="0" y="0"/>
             <wp:positionH relativeFrom="column">
               <wp:posOffset>0</wp:posOffset>
@@ -101,7 +100,7 @@
                     </pic:cNvPicPr>
                   </pic:nvPicPr>
                   <pic:blipFill>
-                    <a:blip xmlns:r="http://schemas.openxmlformats.org/officeDocument/2006/relationships" r:embed="rId5"/>
+                    <a:blip r:embed="rId9"/>
                     <a:stretch>
                       <a:fillRect/>
                     </a:stretch>
@@ -131,7 +130,7 @@
           <w:lang w:val="en-US" w:eastAsia="zh-CN"/>
         </w:rPr>
         <w:drawing>
-          <wp:anchor distT="0" distB="0" distL="114300" distR="114300" simplePos="0" relativeHeight="251658240" behindDoc="1" locked="0" layoutInCell="1" allowOverlap="1">
+          <wp:anchor distT="0" distB="0" distL="114300" distR="114300" simplePos="0" relativeHeight="251659264" behindDoc="1" locked="0" layoutInCell="1" allowOverlap="1">
             <wp:simplePos x="0" y="0"/>
             <wp:positionH relativeFrom="column">
               <wp:posOffset>635</wp:posOffset>
@@ -156,7 +155,7 @@
                     </pic:cNvPicPr>
                   </pic:nvPicPr>
                   <pic:blipFill>
-                    <a:blip xmlns:r="http://schemas.openxmlformats.org/officeDocument/2006/relationships" r:embed="rId6">
+                    <a:blip r:embed="rId10">
                       <a:alphaModFix amt="58000"/>
                       <a:lum contrast="-52000"/>
                     </a:blip>
@@ -190,7 +189,7 @@
     </w:p>
     <w:p>
       <w:pPr>
-        <w:pStyle w:val="a0"/>
+        <w:pStyle w:val="25"/>
         <w:keepNext w:val="0"/>
         <w:keepLines w:val="0"/>
         <w:pageBreakBefore w:val="0"/>
@@ -211,7 +210,7 @@
           <w:lang w:val="en-US" w:eastAsia="zh-CN"/>
         </w:rPr>
       </w:pPr>
-      <w:bookmarkStart w:id="1" w:name="_Toc14081"/>
+      <w:bookmarkStart w:id="1" w:name="_Toc18297"/>
       <w:r>
         <w:rPr>
           <w:rFonts w:hint="eastAsia"/>
@@ -237,11 +236,11 @@
         <w:adjustRightInd w:val="0"/>
         <w:snapToGrid w:val="0"/>
         <w:spacing w:after="624" w:afterLines="200" w:line="219" w:lineRule="auto"/>
-        <w:ind w:left="0" w:right="0" w:firstLine="0" w:leftChars="0" w:rightChars="0" w:firstLineChars="0"/>
+        <w:ind w:left="0" w:leftChars="0" w:right="0" w:rightChars="0" w:firstLine="0" w:firstLineChars="0"/>
         <w:jc w:val="center"/>
         <w:textAlignment w:val="baseline"/>
         <w:rPr>
-          <w:rFonts w:ascii="宋体" w:eastAsia="宋体" w:hAnsi="宋体" w:cs="宋体" w:hint="eastAsia"/>
+          <w:rFonts w:hint="eastAsia" w:ascii="宋体" w:hAnsi="宋体" w:eastAsia="宋体" w:cs="宋体"/>
           <w:sz w:val="24"/>
           <w:szCs w:val="24"/>
           <w:lang w:val="en-US" w:eastAsia="zh-CN"/>
@@ -249,7 +248,7 @@
       </w:pPr>
       <w:r>
         <w:rPr>
-          <w:rFonts w:ascii="宋体" w:eastAsia="宋体" w:hAnsi="宋体" w:cs="宋体"/>
+          <w:rFonts w:ascii="宋体" w:hAnsi="宋体" w:eastAsia="宋体" w:cs="宋体"/>
           <w:b/>
           <w:bCs/>
           <w:spacing w:val="-3"/>
@@ -260,7 +259,7 @@
       </w:r>
       <w:r>
         <w:rPr>
-          <w:rFonts w:ascii="宋体" w:eastAsia="宋体" w:hAnsi="宋体" w:cs="宋体" w:hint="eastAsia"/>
+          <w:rFonts w:hint="eastAsia" w:ascii="宋体" w:hAnsi="宋体" w:eastAsia="宋体" w:cs="宋体"/>
           <w:b/>
           <w:bCs/>
           <w:spacing w:val="-3"/>
@@ -272,7 +271,7 @@
       </w:r>
       <w:r>
         <w:rPr>
-          <w:rFonts w:ascii="宋体" w:eastAsia="宋体" w:hAnsi="宋体" w:cs="宋体"/>
+          <w:rFonts w:ascii="宋体" w:hAnsi="宋体" w:eastAsia="宋体" w:cs="宋体"/>
           <w:b/>
           <w:bCs/>
           <w:spacing w:val="-3"/>
@@ -283,7 +282,7 @@
       </w:r>
       <w:r>
         <w:rPr>
-          <w:rFonts w:ascii="宋体" w:hAnsi="宋体" w:cs="宋体" w:hint="eastAsia"/>
+          <w:rFonts w:hint="eastAsia" w:ascii="宋体" w:hAnsi="宋体" w:cs="宋体"/>
           <w:b/>
           <w:bCs/>
           <w:spacing w:val="-3"/>
@@ -295,7 +294,7 @@
       </w:r>
       <w:r>
         <w:rPr>
-          <w:rFonts w:ascii="宋体" w:eastAsia="宋体" w:hAnsi="宋体" w:cs="宋体"/>
+          <w:rFonts w:ascii="宋体" w:hAnsi="宋体" w:eastAsia="宋体" w:cs="宋体"/>
           <w:b/>
           <w:bCs/>
           <w:spacing w:val="-3"/>
@@ -306,7 +305,7 @@
       </w:r>
       <w:r>
         <w:rPr>
-          <w:rFonts w:ascii="宋体" w:hAnsi="宋体" w:cs="宋体" w:hint="eastAsia"/>
+          <w:rFonts w:hint="eastAsia" w:ascii="宋体" w:hAnsi="宋体" w:cs="宋体"/>
           <w:b/>
           <w:bCs/>
           <w:spacing w:val="-3"/>
@@ -319,17 +318,18 @@
     </w:p>
     <w:tbl>
       <w:tblPr>
-        <w:tblStyle w:val="TableGrid"/>
+        <w:tblStyle w:val="21"/>
         <w:tblW w:w="0" w:type="auto"/>
         <w:jc w:val="center"/>
         <w:tblBorders>
-          <w:top w:val="nil"/>
-          <w:left w:val="nil"/>
-          <w:bottom w:val="nil"/>
-          <w:right w:val="nil"/>
-          <w:insideH w:val="nil"/>
-          <w:insideV w:val="nil"/>
+          <w:top w:val="none" w:color="auto" w:sz="0" w:space="0"/>
+          <w:left w:val="none" w:color="auto" w:sz="0" w:space="0"/>
+          <w:bottom w:val="none" w:color="auto" w:sz="0" w:space="0"/>
+          <w:right w:val="none" w:color="auto" w:sz="0" w:space="0"/>
+          <w:insideH w:val="none" w:color="auto" w:sz="0" w:space="0"/>
+          <w:insideV w:val="none" w:color="auto" w:sz="0" w:space="0"/>
         </w:tblBorders>
+        <w:tblLayout w:type="autofit"/>
         <w:tblCellMar>
           <w:top w:w="0" w:type="dxa"/>
           <w:left w:w="108" w:type="dxa"/>
@@ -343,15 +343,13 @@
       </w:tblGrid>
       <w:tr>
         <w:tblPrEx>
-          <w:tblW w:w="0" w:type="auto"/>
-          <w:jc w:val="center"/>
           <w:tblBorders>
-            <w:top w:val="nil"/>
-            <w:left w:val="nil"/>
-            <w:bottom w:val="nil"/>
-            <w:right w:val="nil"/>
-            <w:insideH w:val="nil"/>
-            <w:insideV w:val="nil"/>
+            <w:top w:val="none" w:color="auto" w:sz="0" w:space="0"/>
+            <w:left w:val="none" w:color="auto" w:sz="0" w:space="0"/>
+            <w:bottom w:val="none" w:color="auto" w:sz="0" w:space="0"/>
+            <w:right w:val="none" w:color="auto" w:sz="0" w:space="0"/>
+            <w:insideH w:val="none" w:color="auto" w:sz="0" w:space="0"/>
+            <w:insideV w:val="none" w:color="auto" w:sz="0" w:space="0"/>
           </w:tblBorders>
           <w:tblCellMar>
             <w:top w:w="0" w:type="dxa"/>
@@ -361,7 +359,7 @@
           </w:tblCellMar>
         </w:tblPrEx>
         <w:trPr>
-          <w:trHeight w:val="810"/>
+          <w:trHeight w:val="810" w:hRule="atLeast"/>
           <w:jc w:val="center"/>
         </w:trPr>
         <w:tc>
@@ -400,7 +398,7 @@
             </w:r>
             <w:r>
               <w:rPr>
-                <w:rFonts w:asciiTheme="minorAscii" w:eastAsiaTheme="minorEastAsia" w:hAnsiTheme="minorAscii" w:hint="default"/>
+                <w:rFonts w:hint="default" w:asciiTheme="minorAscii" w:hAnsiTheme="minorAscii" w:eastAsiaTheme="minorEastAsia"/>
                 <w:spacing w:val="227"/>
                 <w:sz w:val="21"/>
                 <w:vertAlign w:val="baseline"/>
@@ -455,7 +453,7 @@
             </w:r>
             <w:r>
               <w:rPr>
-                <w:rFonts w:asciiTheme="minorAscii" w:eastAsiaTheme="minorEastAsia" w:hAnsiTheme="minorAscii" w:hint="eastAsia"/>
+                <w:rFonts w:hint="eastAsia" w:asciiTheme="minorAscii" w:hAnsiTheme="minorAscii" w:eastAsiaTheme="minorEastAsia"/>
                 <w:spacing w:val="227"/>
                 <w:sz w:val="21"/>
                 <w:vertAlign w:val="baseline"/>
@@ -477,8 +475,14 @@
       </w:tr>
       <w:tr>
         <w:tblPrEx>
-          <w:tblW w:w="0" w:type="auto"/>
-          <w:jc w:val="center"/>
+          <w:tblBorders>
+            <w:top w:val="none" w:color="auto" w:sz="0" w:space="0"/>
+            <w:left w:val="none" w:color="auto" w:sz="0" w:space="0"/>
+            <w:bottom w:val="none" w:color="auto" w:sz="0" w:space="0"/>
+            <w:right w:val="none" w:color="auto" w:sz="0" w:space="0"/>
+            <w:insideH w:val="none" w:color="auto" w:sz="0" w:space="0"/>
+            <w:insideV w:val="none" w:color="auto" w:sz="0" w:space="0"/>
+          </w:tblBorders>
           <w:tblCellMar>
             <w:top w:w="0" w:type="dxa"/>
             <w:left w:w="108" w:type="dxa"/>
@@ -487,7 +491,7 @@
           </w:tblCellMar>
         </w:tblPrEx>
         <w:trPr>
-          <w:trHeight w:val="810"/>
+          <w:trHeight w:val="810" w:hRule="atLeast"/>
           <w:jc w:val="center"/>
         </w:trPr>
         <w:tc>
@@ -512,7 +516,7 @@
               <w:snapToGrid w:val="0"/>
               <w:textAlignment w:val="baseline"/>
               <w:rPr>
-                <w:rFonts w:ascii="Arial" w:eastAsia="Arial" w:hAnsi="Arial" w:cs="Arial" w:hint="default"/>
+                <w:rFonts w:hint="default" w:ascii="Arial" w:hAnsi="Arial" w:eastAsia="Arial" w:cs="Arial"/>
                 <w:snapToGrid w:val="0"/>
                 <w:color w:val="000000"/>
                 <w:kern w:val="0"/>
@@ -544,7 +548,7 @@
             </w:r>
             <w:r>
               <w:rPr>
-                <w:rFonts w:asciiTheme="minorAscii" w:eastAsiaTheme="minorEastAsia" w:hAnsiTheme="minorAscii" w:hint="default"/>
+                <w:rFonts w:hint="default" w:asciiTheme="minorAscii" w:hAnsiTheme="minorAscii" w:eastAsiaTheme="minorEastAsia"/>
                 <w:spacing w:val="227"/>
                 <w:sz w:val="21"/>
                 <w:vertAlign w:val="baseline"/>
@@ -598,7 +602,7 @@
               <w:snapToGrid w:val="0"/>
               <w:textAlignment w:val="baseline"/>
               <w:rPr>
-                <w:rFonts w:ascii="Arial" w:eastAsia="Arial" w:hAnsi="Arial" w:cs="Arial" w:hint="default"/>
+                <w:rFonts w:hint="default" w:ascii="Arial" w:hAnsi="Arial" w:eastAsia="Arial" w:cs="Arial"/>
                 <w:snapToGrid w:val="0"/>
                 <w:color w:val="000000"/>
                 <w:kern w:val="0"/>
@@ -618,7 +622,7 @@
             </w:r>
             <w:r>
               <w:rPr>
-                <w:rFonts w:asciiTheme="minorAscii" w:eastAsiaTheme="minorEastAsia" w:hAnsiTheme="minorAscii" w:hint="eastAsia"/>
+                <w:rFonts w:hint="eastAsia" w:asciiTheme="minorAscii" w:hAnsiTheme="minorAscii" w:eastAsiaTheme="minorEastAsia"/>
                 <w:spacing w:val="227"/>
                 <w:sz w:val="21"/>
                 <w:vertAlign w:val="baseline"/>
@@ -640,8 +644,14 @@
       </w:tr>
       <w:tr>
         <w:tblPrEx>
-          <w:tblW w:w="0" w:type="auto"/>
-          <w:jc w:val="center"/>
+          <w:tblBorders>
+            <w:top w:val="none" w:color="auto" w:sz="0" w:space="0"/>
+            <w:left w:val="none" w:color="auto" w:sz="0" w:space="0"/>
+            <w:bottom w:val="none" w:color="auto" w:sz="0" w:space="0"/>
+            <w:right w:val="none" w:color="auto" w:sz="0" w:space="0"/>
+            <w:insideH w:val="none" w:color="auto" w:sz="0" w:space="0"/>
+            <w:insideV w:val="none" w:color="auto" w:sz="0" w:space="0"/>
+          </w:tblBorders>
           <w:tblCellMar>
             <w:top w:w="0" w:type="dxa"/>
             <w:left w:w="108" w:type="dxa"/>
@@ -650,7 +660,7 @@
           </w:tblCellMar>
         </w:tblPrEx>
         <w:trPr>
-          <w:trHeight w:val="635"/>
+          <w:trHeight w:val="635" w:hRule="atLeast"/>
           <w:jc w:val="center"/>
         </w:trPr>
         <w:tc>
@@ -701,7 +711,7 @@
             </w:r>
             <w:r>
               <w:rPr>
-                <w:rFonts w:asciiTheme="minorAscii" w:eastAsiaTheme="minorEastAsia" w:hAnsiTheme="minorAscii" w:hint="eastAsia"/>
+                <w:rFonts w:hint="eastAsia" w:asciiTheme="minorAscii" w:hAnsiTheme="minorAscii" w:eastAsiaTheme="minorEastAsia"/>
                 <w:spacing w:val="227"/>
                 <w:sz w:val="21"/>
                 <w:vertAlign w:val="baseline"/>
@@ -755,7 +765,7 @@
             </w:r>
             <w:r>
               <w:rPr>
-                <w:rFonts w:asciiTheme="minorAscii" w:eastAsiaTheme="minorEastAsia" w:hAnsiTheme="minorAscii" w:hint="eastAsia"/>
+                <w:rFonts w:hint="eastAsia" w:asciiTheme="minorAscii" w:hAnsiTheme="minorAscii" w:eastAsiaTheme="minorEastAsia"/>
                 <w:spacing w:val="227"/>
                 <w:sz w:val="21"/>
                 <w:vertAlign w:val="baseline"/>
@@ -816,14 +826,14 @@
         <w:ind w:left="3634"/>
         <w:textAlignment w:val="baseline"/>
         <w:rPr>
-          <w:rFonts w:ascii="宋体" w:eastAsia="宋体" w:hAnsi="宋体" w:cs="宋体"/>
+          <w:rFonts w:ascii="宋体" w:hAnsi="宋体" w:eastAsia="宋体" w:cs="宋体"/>
           <w:sz w:val="31"/>
           <w:szCs w:val="31"/>
         </w:rPr>
       </w:pPr>
       <w:r>
         <w:rPr>
-          <w:rFonts w:ascii="宋体" w:eastAsia="宋体" w:hAnsi="宋体" w:cs="宋体"/>
+          <w:rFonts w:ascii="宋体" w:hAnsi="宋体" w:eastAsia="宋体" w:cs="宋体"/>
           <w:b/>
           <w:bCs/>
           <w:spacing w:val="4"/>
@@ -835,16 +845,16 @@
     </w:p>
     <w:tbl>
       <w:tblPr>
-        <w:tblStyle w:val="TableNormal0"/>
+        <w:tblStyle w:val="26"/>
         <w:tblW w:w="8214" w:type="dxa"/>
         <w:jc w:val="center"/>
         <w:tblBorders>
-          <w:top w:val="single" w:sz="2" w:space="0" w:color="000000"/>
-          <w:left w:val="single" w:sz="2" w:space="0" w:color="000000"/>
-          <w:bottom w:val="single" w:sz="2" w:space="0" w:color="000000"/>
-          <w:right w:val="single" w:sz="2" w:space="0" w:color="000000"/>
-          <w:insideH w:val="single" w:sz="2" w:space="0" w:color="000000"/>
-          <w:insideV w:val="single" w:sz="2" w:space="0" w:color="000000"/>
+          <w:top w:val="single" w:color="000000" w:sz="2" w:space="0"/>
+          <w:left w:val="single" w:color="000000" w:sz="2" w:space="0"/>
+          <w:bottom w:val="single" w:color="000000" w:sz="2" w:space="0"/>
+          <w:right w:val="single" w:color="000000" w:sz="2" w:space="0"/>
+          <w:insideH w:val="single" w:color="000000" w:sz="2" w:space="0"/>
+          <w:insideV w:val="single" w:color="000000" w:sz="2" w:space="0"/>
         </w:tblBorders>
         <w:tblLayout w:type="fixed"/>
         <w:tblCellMar>
@@ -864,17 +874,14 @@
       </w:tblGrid>
       <w:tr>
         <w:tblPrEx>
-          <w:tblW w:w="8214" w:type="dxa"/>
-          <w:jc w:val="center"/>
           <w:tblBorders>
-            <w:top w:val="single" w:sz="2" w:space="0" w:color="000000"/>
-            <w:left w:val="single" w:sz="2" w:space="0" w:color="000000"/>
-            <w:bottom w:val="single" w:sz="2" w:space="0" w:color="000000"/>
-            <w:right w:val="single" w:sz="2" w:space="0" w:color="000000"/>
-            <w:insideH w:val="single" w:sz="2" w:space="0" w:color="000000"/>
-            <w:insideV w:val="single" w:sz="2" w:space="0" w:color="000000"/>
+            <w:top w:val="single" w:color="000000" w:sz="2" w:space="0"/>
+            <w:left w:val="single" w:color="000000" w:sz="2" w:space="0"/>
+            <w:bottom w:val="single" w:color="000000" w:sz="2" w:space="0"/>
+            <w:right w:val="single" w:color="000000" w:sz="2" w:space="0"/>
+            <w:insideH w:val="single" w:color="000000" w:sz="2" w:space="0"/>
+            <w:insideV w:val="single" w:color="000000" w:sz="2" w:space="0"/>
           </w:tblBorders>
-          <w:tblLayout w:type="fixed"/>
           <w:tblCellMar>
             <w:top w:w="0" w:type="dxa"/>
             <w:left w:w="0" w:type="dxa"/>
@@ -883,7 +890,7 @@
           </w:tblCellMar>
         </w:tblPrEx>
         <w:trPr>
-          <w:trHeight w:val="593"/>
+          <w:trHeight w:val="593" w:hRule="atLeast"/>
           <w:jc w:val="center"/>
         </w:trPr>
         <w:tc>
@@ -905,18 +912,18 @@
               <w:adjustRightInd w:val="0"/>
               <w:snapToGrid w:val="0"/>
               <w:spacing w:before="176" w:line="228" w:lineRule="auto"/>
-              <w:ind w:left="0" w:right="0" w:firstLine="0" w:leftChars="0" w:rightChars="0" w:firstLineChars="0"/>
+              <w:ind w:left="0" w:leftChars="0" w:right="0" w:rightChars="0" w:firstLine="0" w:firstLineChars="0"/>
               <w:jc w:val="center"/>
               <w:textAlignment w:val="baseline"/>
               <w:rPr>
-                <w:rFonts w:ascii="宋体" w:eastAsia="宋体" w:hAnsi="宋体" w:cs="宋体"/>
+                <w:rFonts w:ascii="宋体" w:hAnsi="宋体" w:eastAsia="宋体" w:cs="宋体"/>
                 <w:sz w:val="20"/>
                 <w:szCs w:val="20"/>
               </w:rPr>
             </w:pPr>
             <w:r>
               <w:rPr>
-                <w:rFonts w:ascii="宋体" w:hAnsi="宋体" w:cs="宋体" w:hint="eastAsia"/>
+                <w:rFonts w:hint="eastAsia" w:ascii="宋体" w:hAnsi="宋体" w:cs="宋体"/>
                 <w:spacing w:val="-14"/>
                 <w:sz w:val="20"/>
                 <w:szCs w:val="20"/>
@@ -926,7 +933,7 @@
             </w:r>
             <w:r>
               <w:rPr>
-                <w:rFonts w:ascii="宋体" w:eastAsia="宋体" w:hAnsi="宋体" w:cs="宋体"/>
+                <w:rFonts w:ascii="宋体" w:hAnsi="宋体" w:eastAsia="宋体" w:cs="宋体"/>
                 <w:spacing w:val="-14"/>
                 <w:sz w:val="20"/>
                 <w:szCs w:val="20"/>
@@ -954,18 +961,18 @@
               <w:adjustRightInd w:val="0"/>
               <w:snapToGrid w:val="0"/>
               <w:spacing w:before="175" w:line="227" w:lineRule="auto"/>
-              <w:ind w:left="0" w:right="0" w:firstLine="0" w:leftChars="0" w:rightChars="0" w:firstLineChars="0"/>
+              <w:ind w:left="0" w:leftChars="0" w:right="0" w:rightChars="0" w:firstLine="0" w:firstLineChars="0"/>
               <w:jc w:val="center"/>
               <w:textAlignment w:val="baseline"/>
               <w:rPr>
-                <w:rFonts w:ascii="宋体" w:eastAsia="宋体" w:hAnsi="宋体" w:cs="宋体"/>
+                <w:rFonts w:ascii="宋体" w:hAnsi="宋体" w:eastAsia="宋体" w:cs="宋体"/>
                 <w:sz w:val="20"/>
                 <w:szCs w:val="20"/>
               </w:rPr>
             </w:pPr>
             <w:r>
               <w:rPr>
-                <w:rFonts w:ascii="宋体" w:eastAsia="宋体" w:hAnsi="宋体" w:cs="宋体"/>
+                <w:rFonts w:ascii="宋体" w:hAnsi="宋体" w:eastAsia="宋体" w:cs="宋体"/>
                 <w:spacing w:val="4"/>
                 <w:sz w:val="20"/>
                 <w:szCs w:val="20"/>
@@ -993,18 +1000,18 @@
               <w:adjustRightInd w:val="0"/>
               <w:snapToGrid w:val="0"/>
               <w:spacing w:before="175" w:line="228" w:lineRule="auto"/>
-              <w:ind w:left="0" w:right="0" w:firstLine="0" w:leftChars="0" w:rightChars="0" w:firstLineChars="0"/>
+              <w:ind w:left="0" w:leftChars="0" w:right="0" w:rightChars="0" w:firstLine="0" w:firstLineChars="0"/>
               <w:jc w:val="center"/>
               <w:textAlignment w:val="baseline"/>
               <w:rPr>
-                <w:rFonts w:ascii="宋体" w:eastAsia="宋体" w:hAnsi="宋体" w:cs="宋体"/>
+                <w:rFonts w:ascii="宋体" w:hAnsi="宋体" w:eastAsia="宋体" w:cs="宋体"/>
                 <w:sz w:val="20"/>
                 <w:szCs w:val="20"/>
               </w:rPr>
             </w:pPr>
             <w:r>
               <w:rPr>
-                <w:rFonts w:ascii="宋体" w:eastAsia="宋体" w:hAnsi="宋体" w:cs="宋体"/>
+                <w:rFonts w:ascii="宋体" w:hAnsi="宋体" w:eastAsia="宋体" w:cs="宋体"/>
                 <w:spacing w:val="7"/>
                 <w:sz w:val="20"/>
                 <w:szCs w:val="20"/>
@@ -1032,11 +1039,11 @@
               <w:adjustRightInd w:val="0"/>
               <w:snapToGrid w:val="0"/>
               <w:spacing w:before="175" w:line="228" w:lineRule="auto"/>
-              <w:ind w:left="0" w:right="0" w:firstLine="0" w:leftChars="0" w:rightChars="0" w:firstLineChars="0"/>
+              <w:ind w:left="0" w:leftChars="0" w:right="0" w:rightChars="0" w:firstLine="0" w:firstLineChars="0"/>
               <w:jc w:val="center"/>
               <w:textAlignment w:val="baseline"/>
               <w:rPr>
-                <w:rFonts w:ascii="宋体" w:eastAsia="宋体" w:hAnsi="宋体" w:cs="宋体" w:hint="eastAsia"/>
+                <w:rFonts w:hint="eastAsia" w:ascii="宋体" w:hAnsi="宋体" w:eastAsia="宋体" w:cs="宋体"/>
                 <w:spacing w:val="7"/>
                 <w:sz w:val="20"/>
                 <w:szCs w:val="20"/>
@@ -1045,7 +1052,7 @@
             </w:pPr>
             <w:r>
               <w:rPr>
-                <w:rFonts w:ascii="宋体" w:hAnsi="宋体" w:cs="宋体" w:hint="eastAsia"/>
+                <w:rFonts w:hint="eastAsia" w:ascii="宋体" w:hAnsi="宋体" w:cs="宋体"/>
                 <w:spacing w:val="7"/>
                 <w:sz w:val="20"/>
                 <w:szCs w:val="20"/>
@@ -1074,11 +1081,11 @@
               <w:adjustRightInd w:val="0"/>
               <w:snapToGrid w:val="0"/>
               <w:spacing w:before="175" w:line="228" w:lineRule="auto"/>
-              <w:ind w:left="0" w:right="0" w:firstLine="0" w:leftChars="0" w:rightChars="0" w:firstLineChars="0"/>
+              <w:ind w:left="0" w:leftChars="0" w:right="0" w:rightChars="0" w:firstLine="0" w:firstLineChars="0"/>
               <w:jc w:val="center"/>
               <w:textAlignment w:val="baseline"/>
               <w:rPr>
-                <w:rFonts w:ascii="宋体" w:hAnsi="宋体" w:cs="宋体" w:hint="default"/>
+                <w:rFonts w:hint="default" w:ascii="宋体" w:hAnsi="宋体" w:cs="宋体"/>
                 <w:spacing w:val="7"/>
                 <w:sz w:val="20"/>
                 <w:szCs w:val="20"/>
@@ -1087,7 +1094,7 @@
             </w:pPr>
             <w:r>
               <w:rPr>
-                <w:rFonts w:ascii="宋体" w:hAnsi="宋体" w:cs="宋体" w:hint="eastAsia"/>
+                <w:rFonts w:hint="eastAsia" w:ascii="宋体" w:hAnsi="宋体" w:cs="宋体"/>
                 <w:spacing w:val="7"/>
                 <w:sz w:val="20"/>
                 <w:szCs w:val="20"/>
@@ -1116,18 +1123,18 @@
               <w:adjustRightInd w:val="0"/>
               <w:snapToGrid w:val="0"/>
               <w:spacing w:before="176" w:line="229" w:lineRule="auto"/>
-              <w:ind w:left="0" w:right="0" w:firstLine="0" w:leftChars="0" w:rightChars="0" w:firstLineChars="0"/>
+              <w:ind w:left="0" w:leftChars="0" w:right="0" w:rightChars="0" w:firstLine="0" w:firstLineChars="0"/>
               <w:jc w:val="center"/>
               <w:textAlignment w:val="baseline"/>
               <w:rPr>
-                <w:rFonts w:ascii="宋体" w:eastAsia="宋体" w:hAnsi="宋体" w:cs="宋体"/>
+                <w:rFonts w:ascii="宋体" w:hAnsi="宋体" w:eastAsia="宋体" w:cs="宋体"/>
                 <w:sz w:val="20"/>
                 <w:szCs w:val="20"/>
               </w:rPr>
             </w:pPr>
             <w:r>
               <w:rPr>
-                <w:rFonts w:ascii="宋体" w:eastAsia="宋体" w:hAnsi="宋体" w:cs="宋体"/>
+                <w:rFonts w:ascii="宋体" w:hAnsi="宋体" w:eastAsia="宋体" w:cs="宋体"/>
                 <w:spacing w:val="7"/>
                 <w:sz w:val="20"/>
                 <w:szCs w:val="20"/>
@@ -1139,9 +1146,14 @@
       </w:tr>
       <w:tr>
         <w:tblPrEx>
-          <w:tblW w:w="8214" w:type="dxa"/>
-          <w:jc w:val="center"/>
-          <w:tblLayout w:type="fixed"/>
+          <w:tblBorders>
+            <w:top w:val="single" w:color="000000" w:sz="2" w:space="0"/>
+            <w:left w:val="single" w:color="000000" w:sz="2" w:space="0"/>
+            <w:bottom w:val="single" w:color="000000" w:sz="2" w:space="0"/>
+            <w:right w:val="single" w:color="000000" w:sz="2" w:space="0"/>
+            <w:insideH w:val="single" w:color="000000" w:sz="2" w:space="0"/>
+            <w:insideV w:val="single" w:color="000000" w:sz="2" w:space="0"/>
+          </w:tblBorders>
           <w:tblCellMar>
             <w:top w:w="0" w:type="dxa"/>
             <w:left w:w="0" w:type="dxa"/>
@@ -1150,7 +1162,7 @@
           </w:tblCellMar>
         </w:tblPrEx>
         <w:trPr>
-          <w:trHeight w:val="516"/>
+          <w:trHeight w:val="516" w:hRule="atLeast"/>
           <w:jc w:val="center"/>
         </w:trPr>
         <w:tc>
@@ -1172,11 +1184,11 @@
               <w:adjustRightInd w:val="0"/>
               <w:snapToGrid w:val="0"/>
               <w:spacing w:before="173" w:line="267" w:lineRule="exact"/>
-              <w:ind w:left="0" w:right="0" w:firstLine="0" w:leftChars="0" w:rightChars="0" w:firstLineChars="0"/>
+              <w:ind w:left="0" w:leftChars="0" w:right="0" w:rightChars="0" w:firstLine="0" w:firstLineChars="0"/>
               <w:jc w:val="center"/>
               <w:textAlignment w:val="baseline"/>
               <w:rPr>
-                <w:rFonts w:ascii="宋体" w:eastAsia="宋体" w:hAnsi="宋体" w:cs="宋体" w:hint="default"/>
+                <w:rFonts w:hint="default" w:ascii="宋体" w:hAnsi="宋体" w:eastAsia="宋体" w:cs="宋体"/>
                 <w:sz w:val="20"/>
                 <w:szCs w:val="20"/>
                 <w:lang w:val="en-US"/>
@@ -1184,7 +1196,7 @@
             </w:pPr>
             <w:r>
               <w:rPr>
-                <w:rFonts w:ascii="宋体" w:eastAsia="宋体" w:hAnsi="宋体" w:cs="宋体"/>
+                <w:rFonts w:ascii="宋体" w:hAnsi="宋体" w:eastAsia="宋体" w:cs="宋体"/>
                 <w:spacing w:val="3"/>
                 <w:position w:val="1"/>
                 <w:sz w:val="20"/>
@@ -1194,7 +1206,7 @@
             </w:r>
             <w:r>
               <w:rPr>
-                <w:rFonts w:ascii="宋体" w:hAnsi="宋体" w:cs="宋体" w:hint="eastAsia"/>
+                <w:rFonts w:hint="eastAsia" w:ascii="宋体" w:hAnsi="宋体" w:cs="宋体"/>
                 <w:spacing w:val="3"/>
                 <w:position w:val="1"/>
                 <w:sz w:val="20"/>
@@ -1205,7 +1217,7 @@
             </w:r>
             <w:r>
               <w:rPr>
-                <w:rFonts w:ascii="宋体" w:eastAsia="宋体" w:hAnsi="宋体" w:cs="宋体"/>
+                <w:rFonts w:ascii="宋体" w:hAnsi="宋体" w:eastAsia="宋体" w:cs="宋体"/>
                 <w:spacing w:val="3"/>
                 <w:position w:val="1"/>
                 <w:sz w:val="20"/>
@@ -1215,7 +1227,7 @@
             </w:r>
             <w:r>
               <w:rPr>
-                <w:rFonts w:ascii="宋体" w:hAnsi="宋体" w:cs="宋体" w:hint="eastAsia"/>
+                <w:rFonts w:hint="eastAsia" w:ascii="宋体" w:hAnsi="宋体" w:cs="宋体"/>
                 <w:spacing w:val="3"/>
                 <w:position w:val="1"/>
                 <w:sz w:val="20"/>
@@ -1245,18 +1257,18 @@
               <w:adjustRightInd w:val="0"/>
               <w:snapToGrid w:val="0"/>
               <w:spacing w:before="173" w:line="267" w:lineRule="exact"/>
-              <w:ind w:left="0" w:right="0" w:firstLine="0" w:leftChars="0" w:rightChars="0" w:firstLineChars="0"/>
+              <w:ind w:left="0" w:leftChars="0" w:right="0" w:rightChars="0" w:firstLine="0" w:firstLineChars="0"/>
               <w:jc w:val="center"/>
               <w:textAlignment w:val="baseline"/>
               <w:rPr>
-                <w:rFonts w:ascii="宋体" w:eastAsia="宋体" w:hAnsi="宋体" w:cs="宋体"/>
+                <w:rFonts w:ascii="宋体" w:hAnsi="宋体" w:eastAsia="宋体" w:cs="宋体"/>
                 <w:sz w:val="20"/>
                 <w:szCs w:val="20"/>
               </w:rPr>
             </w:pPr>
             <w:r>
               <w:rPr>
-                <w:rFonts w:ascii="宋体" w:eastAsia="宋体" w:hAnsi="宋体" w:cs="宋体"/>
+                <w:rFonts w:ascii="宋体" w:hAnsi="宋体" w:eastAsia="宋体" w:cs="宋体"/>
                 <w:spacing w:val="4"/>
                 <w:position w:val="1"/>
                 <w:sz w:val="20"/>
@@ -1285,18 +1297,18 @@
               <w:adjustRightInd w:val="0"/>
               <w:snapToGrid w:val="0"/>
               <w:spacing w:before="172" w:line="228" w:lineRule="auto"/>
-              <w:ind w:left="0" w:right="0" w:firstLine="0" w:leftChars="0" w:rightChars="0" w:firstLineChars="0"/>
+              <w:ind w:left="0" w:leftChars="0" w:right="0" w:rightChars="0" w:firstLine="0" w:firstLineChars="0"/>
               <w:jc w:val="center"/>
               <w:textAlignment w:val="baseline"/>
               <w:rPr>
-                <w:rFonts w:ascii="宋体" w:eastAsia="宋体" w:hAnsi="宋体" w:cs="宋体"/>
+                <w:rFonts w:ascii="宋体" w:hAnsi="宋体" w:eastAsia="宋体" w:cs="宋体"/>
                 <w:sz w:val="20"/>
                 <w:szCs w:val="20"/>
               </w:rPr>
             </w:pPr>
             <w:r>
               <w:rPr>
-                <w:rFonts w:ascii="宋体" w:eastAsia="宋体" w:hAnsi="宋体" w:cs="宋体"/>
+                <w:rFonts w:ascii="宋体" w:hAnsi="宋体" w:eastAsia="宋体" w:cs="宋体"/>
                 <w:spacing w:val="200"/>
                 <w:kern w:val="0"/>
                 <w:sz w:val="20"/>
@@ -1306,7 +1318,7 @@
             </w:r>
             <w:r>
               <w:rPr>
-                <w:rFonts w:ascii="宋体" w:eastAsia="宋体" w:hAnsi="宋体" w:cs="宋体"/>
+                <w:rFonts w:ascii="宋体" w:hAnsi="宋体" w:eastAsia="宋体" w:cs="宋体"/>
                 <w:spacing w:val="0"/>
                 <w:kern w:val="0"/>
                 <w:sz w:val="20"/>
@@ -1335,11 +1347,11 @@
               <w:adjustRightInd w:val="0"/>
               <w:snapToGrid w:val="0"/>
               <w:spacing w:before="173" w:line="229" w:lineRule="auto"/>
-              <w:ind w:left="0" w:right="0" w:firstLine="0" w:leftChars="0" w:rightChars="0" w:firstLineChars="0"/>
+              <w:ind w:left="0" w:leftChars="0" w:right="0" w:rightChars="0" w:firstLine="0" w:firstLineChars="0"/>
               <w:jc w:val="center"/>
               <w:textAlignment w:val="baseline"/>
               <w:rPr>
-                <w:rFonts w:ascii="宋体" w:eastAsia="宋体" w:hAnsi="宋体" w:cs="宋体"/>
+                <w:rFonts w:ascii="宋体" w:hAnsi="宋体" w:eastAsia="宋体" w:cs="宋体"/>
                 <w:spacing w:val="200"/>
                 <w:kern w:val="0"/>
                 <w:sz w:val="20"/>
@@ -1348,7 +1360,7 @@
             </w:pPr>
             <w:r>
               <w:rPr>
-                <w:rFonts w:asciiTheme="minorAscii" w:eastAsiaTheme="minorEastAsia" w:hAnsiTheme="minorAscii" w:hint="eastAsia"/>
+                <w:rFonts w:hint="eastAsia" w:asciiTheme="minorAscii" w:hAnsiTheme="minorAscii" w:eastAsiaTheme="minorEastAsia"/>
                 <w:spacing w:val="0"/>
                 <w:kern w:val="0"/>
                 <w:sz w:val="21"/>
@@ -1378,11 +1390,11 @@
               <w:adjustRightInd w:val="0"/>
               <w:snapToGrid w:val="0"/>
               <w:spacing w:before="172" w:line="228" w:lineRule="auto"/>
-              <w:ind w:left="0" w:right="0" w:firstLine="0" w:leftChars="0" w:rightChars="0" w:firstLineChars="0"/>
+              <w:ind w:left="0" w:leftChars="0" w:right="0" w:rightChars="0" w:firstLine="0" w:firstLineChars="0"/>
               <w:jc w:val="center"/>
               <w:textAlignment w:val="baseline"/>
               <w:rPr>
-                <w:rFonts w:ascii="宋体" w:eastAsia="宋体" w:hAnsi="宋体" w:cs="宋体"/>
+                <w:rFonts w:ascii="宋体" w:hAnsi="宋体" w:eastAsia="宋体" w:cs="宋体"/>
                 <w:spacing w:val="200"/>
                 <w:kern w:val="0"/>
                 <w:sz w:val="20"/>
@@ -1391,7 +1403,7 @@
             </w:pPr>
             <w:r>
               <w:rPr>
-                <w:rFonts w:ascii="宋体" w:eastAsia="宋体" w:hAnsi="宋体" w:cs="宋体" w:hint="eastAsia"/>
+                <w:rFonts w:hint="eastAsia" w:ascii="宋体" w:hAnsi="宋体" w:eastAsia="宋体" w:cs="宋体"/>
                 <w:spacing w:val="200"/>
                 <w:kern w:val="0"/>
                 <w:sz w:val="20"/>
@@ -1401,7 +1413,7 @@
             </w:r>
             <w:r>
               <w:rPr>
-                <w:rFonts w:asciiTheme="minorAscii" w:eastAsiaTheme="minorEastAsia" w:hAnsiTheme="minorAscii" w:hint="eastAsia"/>
+                <w:rFonts w:hint="eastAsia" w:asciiTheme="minorAscii" w:hAnsiTheme="minorAscii" w:eastAsiaTheme="minorEastAsia"/>
                 <w:spacing w:val="0"/>
                 <w:kern w:val="0"/>
                 <w:sz w:val="21"/>
@@ -1431,18 +1443,18 @@
               <w:adjustRightInd w:val="0"/>
               <w:snapToGrid w:val="0"/>
               <w:spacing w:before="173" w:line="229" w:lineRule="auto"/>
-              <w:ind w:left="0" w:right="0" w:firstLine="0" w:leftChars="0" w:rightChars="0" w:firstLineChars="0"/>
+              <w:ind w:left="0" w:leftChars="0" w:right="0" w:rightChars="0" w:firstLine="0" w:firstLineChars="0"/>
               <w:jc w:val="center"/>
               <w:textAlignment w:val="baseline"/>
               <w:rPr>
-                <w:rFonts w:ascii="宋体" w:eastAsia="宋体" w:hAnsi="宋体" w:cs="宋体"/>
+                <w:rFonts w:ascii="宋体" w:hAnsi="宋体" w:eastAsia="宋体" w:cs="宋体"/>
                 <w:sz w:val="20"/>
                 <w:szCs w:val="20"/>
               </w:rPr>
             </w:pPr>
             <w:r>
               <w:rPr>
-                <w:rFonts w:asciiTheme="minorAscii" w:eastAsiaTheme="minorEastAsia" w:hAnsiTheme="minorAscii" w:hint="eastAsia"/>
+                <w:rFonts w:hint="eastAsia" w:asciiTheme="minorAscii" w:hAnsiTheme="minorAscii" w:eastAsiaTheme="minorEastAsia"/>
                 <w:spacing w:val="0"/>
                 <w:kern w:val="0"/>
                 <w:sz w:val="21"/>
@@ -1456,9 +1468,14 @@
       </w:tr>
       <w:tr>
         <w:tblPrEx>
-          <w:tblW w:w="8214" w:type="dxa"/>
-          <w:jc w:val="center"/>
-          <w:tblLayout w:type="fixed"/>
+          <w:tblBorders>
+            <w:top w:val="single" w:color="000000" w:sz="2" w:space="0"/>
+            <w:left w:val="single" w:color="000000" w:sz="2" w:space="0"/>
+            <w:bottom w:val="single" w:color="000000" w:sz="2" w:space="0"/>
+            <w:right w:val="single" w:color="000000" w:sz="2" w:space="0"/>
+            <w:insideH w:val="single" w:color="000000" w:sz="2" w:space="0"/>
+            <w:insideV w:val="single" w:color="000000" w:sz="2" w:space="0"/>
+          </w:tblBorders>
           <w:tblCellMar>
             <w:top w:w="0" w:type="dxa"/>
             <w:left w:w="0" w:type="dxa"/>
@@ -1467,7 +1484,7 @@
           </w:tblCellMar>
         </w:tblPrEx>
         <w:trPr>
-          <w:trHeight w:val="556"/>
+          <w:trHeight w:val="556" w:hRule="atLeast"/>
           <w:jc w:val="center"/>
         </w:trPr>
         <w:tc>
@@ -1476,7 +1493,7 @@
           </w:tcPr>
           <w:p>
             <w:pPr>
-              <w:pStyle w:val="TableText"/>
+              <w:pStyle w:val="27"/>
               <w:keepNext w:val="0"/>
               <w:keepLines w:val="0"/>
               <w:pageBreakBefore w:val="0"/>
@@ -1489,7 +1506,7 @@
               <w:bidi w:val="0"/>
               <w:adjustRightInd w:val="0"/>
               <w:snapToGrid w:val="0"/>
-              <w:ind w:left="0" w:right="0" w:firstLine="0" w:leftChars="0" w:rightChars="0" w:firstLineChars="0"/>
+              <w:ind w:left="0" w:leftChars="0" w:right="0" w:rightChars="0" w:firstLine="0" w:firstLineChars="0"/>
               <w:jc w:val="center"/>
               <w:textAlignment w:val="baseline"/>
             </w:pPr>
@@ -1501,7 +1518,7 @@
           </w:tcPr>
           <w:p>
             <w:pPr>
-              <w:pStyle w:val="TableText"/>
+              <w:pStyle w:val="27"/>
               <w:keepNext w:val="0"/>
               <w:keepLines w:val="0"/>
               <w:pageBreakBefore w:val="0"/>
@@ -1514,7 +1531,7 @@
               <w:bidi w:val="0"/>
               <w:adjustRightInd w:val="0"/>
               <w:snapToGrid w:val="0"/>
-              <w:ind w:left="0" w:right="0" w:firstLine="0" w:leftChars="0" w:rightChars="0" w:firstLineChars="0"/>
+              <w:ind w:left="0" w:leftChars="0" w:right="0" w:rightChars="0" w:firstLine="0" w:firstLineChars="0"/>
               <w:jc w:val="center"/>
               <w:textAlignment w:val="baseline"/>
             </w:pPr>
@@ -1526,7 +1543,7 @@
           </w:tcPr>
           <w:p>
             <w:pPr>
-              <w:pStyle w:val="TableText"/>
+              <w:pStyle w:val="27"/>
               <w:keepNext w:val="0"/>
               <w:keepLines w:val="0"/>
               <w:pageBreakBefore w:val="0"/>
@@ -1539,7 +1556,7 @@
               <w:bidi w:val="0"/>
               <w:adjustRightInd w:val="0"/>
               <w:snapToGrid w:val="0"/>
-              <w:ind w:left="0" w:right="0" w:firstLine="0" w:leftChars="0" w:rightChars="0" w:firstLineChars="0"/>
+              <w:ind w:left="0" w:leftChars="0" w:right="0" w:rightChars="0" w:firstLine="0" w:firstLineChars="0"/>
               <w:jc w:val="center"/>
               <w:textAlignment w:val="baseline"/>
             </w:pPr>
@@ -1551,7 +1568,7 @@
           </w:tcPr>
           <w:p>
             <w:pPr>
-              <w:pStyle w:val="TableText"/>
+              <w:pStyle w:val="27"/>
               <w:keepNext w:val="0"/>
               <w:keepLines w:val="0"/>
               <w:pageBreakBefore w:val="0"/>
@@ -1564,7 +1581,7 @@
               <w:bidi w:val="0"/>
               <w:adjustRightInd w:val="0"/>
               <w:snapToGrid w:val="0"/>
-              <w:ind w:left="0" w:right="0" w:firstLine="0" w:leftChars="0" w:rightChars="0" w:firstLineChars="0"/>
+              <w:ind w:left="0" w:leftChars="0" w:right="0" w:rightChars="0" w:firstLine="0" w:firstLineChars="0"/>
               <w:jc w:val="center"/>
               <w:textAlignment w:val="baseline"/>
             </w:pPr>
@@ -1576,7 +1593,7 @@
           </w:tcPr>
           <w:p>
             <w:pPr>
-              <w:pStyle w:val="TableText"/>
+              <w:pStyle w:val="27"/>
               <w:keepNext w:val="0"/>
               <w:keepLines w:val="0"/>
               <w:pageBreakBefore w:val="0"/>
@@ -1589,7 +1606,7 @@
               <w:bidi w:val="0"/>
               <w:adjustRightInd w:val="0"/>
               <w:snapToGrid w:val="0"/>
-              <w:ind w:left="0" w:right="0" w:firstLine="0" w:leftChars="0" w:rightChars="0" w:firstLineChars="0"/>
+              <w:ind w:left="0" w:leftChars="0" w:right="0" w:rightChars="0" w:firstLine="0" w:firstLineChars="0"/>
               <w:jc w:val="center"/>
               <w:textAlignment w:val="baseline"/>
             </w:pPr>
@@ -1601,7 +1618,7 @@
           </w:tcPr>
           <w:p>
             <w:pPr>
-              <w:pStyle w:val="TableText"/>
+              <w:pStyle w:val="27"/>
               <w:keepNext w:val="0"/>
               <w:keepLines w:val="0"/>
               <w:pageBreakBefore w:val="0"/>
@@ -1614,7 +1631,7 @@
               <w:bidi w:val="0"/>
               <w:adjustRightInd w:val="0"/>
               <w:snapToGrid w:val="0"/>
-              <w:ind w:left="0" w:right="0" w:firstLine="0" w:leftChars="0" w:rightChars="0" w:firstLineChars="0"/>
+              <w:ind w:left="0" w:leftChars="0" w:right="0" w:rightChars="0" w:firstLine="0" w:firstLineChars="0"/>
               <w:jc w:val="center"/>
               <w:textAlignment w:val="baseline"/>
             </w:pPr>
@@ -1623,9 +1640,14 @@
       </w:tr>
       <w:tr>
         <w:tblPrEx>
-          <w:tblW w:w="8214" w:type="dxa"/>
-          <w:jc w:val="center"/>
-          <w:tblLayout w:type="fixed"/>
+          <w:tblBorders>
+            <w:top w:val="single" w:color="000000" w:sz="2" w:space="0"/>
+            <w:left w:val="single" w:color="000000" w:sz="2" w:space="0"/>
+            <w:bottom w:val="single" w:color="000000" w:sz="2" w:space="0"/>
+            <w:right w:val="single" w:color="000000" w:sz="2" w:space="0"/>
+            <w:insideH w:val="single" w:color="000000" w:sz="2" w:space="0"/>
+            <w:insideV w:val="single" w:color="000000" w:sz="2" w:space="0"/>
+          </w:tblBorders>
           <w:tblCellMar>
             <w:top w:w="0" w:type="dxa"/>
             <w:left w:w="0" w:type="dxa"/>
@@ -1634,7 +1656,7 @@
           </w:tblCellMar>
         </w:tblPrEx>
         <w:trPr>
-          <w:trHeight w:val="556"/>
+          <w:trHeight w:val="556" w:hRule="atLeast"/>
           <w:jc w:val="center"/>
         </w:trPr>
         <w:tc>
@@ -1643,7 +1665,7 @@
           </w:tcPr>
           <w:p>
             <w:pPr>
-              <w:pStyle w:val="TableText"/>
+              <w:pStyle w:val="27"/>
               <w:keepNext w:val="0"/>
               <w:keepLines w:val="0"/>
               <w:pageBreakBefore w:val="0"/>
@@ -1656,7 +1678,7 @@
               <w:bidi w:val="0"/>
               <w:adjustRightInd w:val="0"/>
               <w:snapToGrid w:val="0"/>
-              <w:ind w:left="0" w:right="0" w:firstLine="0" w:leftChars="0" w:rightChars="0" w:firstLineChars="0"/>
+              <w:ind w:left="0" w:leftChars="0" w:right="0" w:rightChars="0" w:firstLine="0" w:firstLineChars="0"/>
               <w:jc w:val="center"/>
               <w:textAlignment w:val="baseline"/>
             </w:pPr>
@@ -1668,7 +1690,7 @@
           </w:tcPr>
           <w:p>
             <w:pPr>
-              <w:pStyle w:val="TableText"/>
+              <w:pStyle w:val="27"/>
               <w:keepNext w:val="0"/>
               <w:keepLines w:val="0"/>
               <w:pageBreakBefore w:val="0"/>
@@ -1681,7 +1703,7 @@
               <w:bidi w:val="0"/>
               <w:adjustRightInd w:val="0"/>
               <w:snapToGrid w:val="0"/>
-              <w:ind w:left="0" w:right="0" w:firstLine="0" w:leftChars="0" w:rightChars="0" w:firstLineChars="0"/>
+              <w:ind w:left="0" w:leftChars="0" w:right="0" w:rightChars="0" w:firstLine="0" w:firstLineChars="0"/>
               <w:jc w:val="center"/>
               <w:textAlignment w:val="baseline"/>
             </w:pPr>
@@ -1693,7 +1715,7 @@
           </w:tcPr>
           <w:p>
             <w:pPr>
-              <w:pStyle w:val="TableText"/>
+              <w:pStyle w:val="27"/>
               <w:keepNext w:val="0"/>
               <w:keepLines w:val="0"/>
               <w:pageBreakBefore w:val="0"/>
@@ -1706,7 +1728,7 @@
               <w:bidi w:val="0"/>
               <w:adjustRightInd w:val="0"/>
               <w:snapToGrid w:val="0"/>
-              <w:ind w:left="0" w:right="0" w:firstLine="0" w:leftChars="0" w:rightChars="0" w:firstLineChars="0"/>
+              <w:ind w:left="0" w:leftChars="0" w:right="0" w:rightChars="0" w:firstLine="0" w:firstLineChars="0"/>
               <w:jc w:val="center"/>
               <w:textAlignment w:val="baseline"/>
             </w:pPr>
@@ -1718,7 +1740,7 @@
           </w:tcPr>
           <w:p>
             <w:pPr>
-              <w:pStyle w:val="TableText"/>
+              <w:pStyle w:val="27"/>
               <w:keepNext w:val="0"/>
               <w:keepLines w:val="0"/>
               <w:pageBreakBefore w:val="0"/>
@@ -1731,7 +1753,7 @@
               <w:bidi w:val="0"/>
               <w:adjustRightInd w:val="0"/>
               <w:snapToGrid w:val="0"/>
-              <w:ind w:left="0" w:right="0" w:firstLine="0" w:leftChars="0" w:rightChars="0" w:firstLineChars="0"/>
+              <w:ind w:left="0" w:leftChars="0" w:right="0" w:rightChars="0" w:firstLine="0" w:firstLineChars="0"/>
               <w:jc w:val="center"/>
               <w:textAlignment w:val="baseline"/>
             </w:pPr>
@@ -1743,7 +1765,7 @@
           </w:tcPr>
           <w:p>
             <w:pPr>
-              <w:pStyle w:val="TableText"/>
+              <w:pStyle w:val="27"/>
               <w:keepNext w:val="0"/>
               <w:keepLines w:val="0"/>
               <w:pageBreakBefore w:val="0"/>
@@ -1756,7 +1778,7 @@
               <w:bidi w:val="0"/>
               <w:adjustRightInd w:val="0"/>
               <w:snapToGrid w:val="0"/>
-              <w:ind w:left="0" w:right="0" w:firstLine="0" w:leftChars="0" w:rightChars="0" w:firstLineChars="0"/>
+              <w:ind w:left="0" w:leftChars="0" w:right="0" w:rightChars="0" w:firstLine="0" w:firstLineChars="0"/>
               <w:jc w:val="center"/>
               <w:textAlignment w:val="baseline"/>
             </w:pPr>
@@ -1768,7 +1790,7 @@
           </w:tcPr>
           <w:p>
             <w:pPr>
-              <w:pStyle w:val="TableText"/>
+              <w:pStyle w:val="27"/>
               <w:keepNext w:val="0"/>
               <w:keepLines w:val="0"/>
               <w:pageBreakBefore w:val="0"/>
@@ -1781,7 +1803,7 @@
               <w:bidi w:val="0"/>
               <w:adjustRightInd w:val="0"/>
               <w:snapToGrid w:val="0"/>
-              <w:ind w:left="0" w:right="0" w:firstLine="0" w:leftChars="0" w:rightChars="0" w:firstLineChars="0"/>
+              <w:ind w:left="0" w:leftChars="0" w:right="0" w:rightChars="0" w:firstLine="0" w:firstLineChars="0"/>
               <w:jc w:val="center"/>
               <w:textAlignment w:val="baseline"/>
             </w:pPr>
@@ -1790,9 +1812,14 @@
       </w:tr>
       <w:tr>
         <w:tblPrEx>
-          <w:tblW w:w="8214" w:type="dxa"/>
-          <w:jc w:val="center"/>
-          <w:tblLayout w:type="fixed"/>
+          <w:tblBorders>
+            <w:top w:val="single" w:color="000000" w:sz="2" w:space="0"/>
+            <w:left w:val="single" w:color="000000" w:sz="2" w:space="0"/>
+            <w:bottom w:val="single" w:color="000000" w:sz="2" w:space="0"/>
+            <w:right w:val="single" w:color="000000" w:sz="2" w:space="0"/>
+            <w:insideH w:val="single" w:color="000000" w:sz="2" w:space="0"/>
+            <w:insideV w:val="single" w:color="000000" w:sz="2" w:space="0"/>
+          </w:tblBorders>
           <w:tblCellMar>
             <w:top w:w="0" w:type="dxa"/>
             <w:left w:w="0" w:type="dxa"/>
@@ -1801,7 +1828,7 @@
           </w:tblCellMar>
         </w:tblPrEx>
         <w:trPr>
-          <w:trHeight w:val="557"/>
+          <w:trHeight w:val="557" w:hRule="atLeast"/>
           <w:jc w:val="center"/>
         </w:trPr>
         <w:tc>
@@ -1810,7 +1837,7 @@
           </w:tcPr>
           <w:p>
             <w:pPr>
-              <w:pStyle w:val="TableText"/>
+              <w:pStyle w:val="27"/>
               <w:keepNext w:val="0"/>
               <w:keepLines w:val="0"/>
               <w:pageBreakBefore w:val="0"/>
@@ -1823,7 +1850,7 @@
               <w:bidi w:val="0"/>
               <w:adjustRightInd w:val="0"/>
               <w:snapToGrid w:val="0"/>
-              <w:ind w:left="0" w:right="0" w:firstLine="0" w:leftChars="0" w:rightChars="0" w:firstLineChars="0"/>
+              <w:ind w:left="0" w:leftChars="0" w:right="0" w:rightChars="0" w:firstLine="0" w:firstLineChars="0"/>
               <w:jc w:val="center"/>
               <w:textAlignment w:val="baseline"/>
             </w:pPr>
@@ -1835,7 +1862,7 @@
           </w:tcPr>
           <w:p>
             <w:pPr>
-              <w:pStyle w:val="TableText"/>
+              <w:pStyle w:val="27"/>
               <w:keepNext w:val="0"/>
               <w:keepLines w:val="0"/>
               <w:pageBreakBefore w:val="0"/>
@@ -1848,7 +1875,7 @@
               <w:bidi w:val="0"/>
               <w:adjustRightInd w:val="0"/>
               <w:snapToGrid w:val="0"/>
-              <w:ind w:left="0" w:right="0" w:firstLine="0" w:leftChars="0" w:rightChars="0" w:firstLineChars="0"/>
+              <w:ind w:left="0" w:leftChars="0" w:right="0" w:rightChars="0" w:firstLine="0" w:firstLineChars="0"/>
               <w:jc w:val="center"/>
               <w:textAlignment w:val="baseline"/>
             </w:pPr>
@@ -1860,7 +1887,7 @@
           </w:tcPr>
           <w:p>
             <w:pPr>
-              <w:pStyle w:val="TableText"/>
+              <w:pStyle w:val="27"/>
               <w:keepNext w:val="0"/>
               <w:keepLines w:val="0"/>
               <w:pageBreakBefore w:val="0"/>
@@ -1873,7 +1900,7 @@
               <w:bidi w:val="0"/>
               <w:adjustRightInd w:val="0"/>
               <w:snapToGrid w:val="0"/>
-              <w:ind w:left="0" w:right="0" w:firstLine="0" w:leftChars="0" w:rightChars="0" w:firstLineChars="0"/>
+              <w:ind w:left="0" w:leftChars="0" w:right="0" w:rightChars="0" w:firstLine="0" w:firstLineChars="0"/>
               <w:jc w:val="center"/>
               <w:textAlignment w:val="baseline"/>
             </w:pPr>
@@ -1885,7 +1912,7 @@
           </w:tcPr>
           <w:p>
             <w:pPr>
-              <w:pStyle w:val="TableText"/>
+              <w:pStyle w:val="27"/>
               <w:keepNext w:val="0"/>
               <w:keepLines w:val="0"/>
               <w:pageBreakBefore w:val="0"/>
@@ -1898,7 +1925,7 @@
               <w:bidi w:val="0"/>
               <w:adjustRightInd w:val="0"/>
               <w:snapToGrid w:val="0"/>
-              <w:ind w:left="0" w:right="0" w:firstLine="0" w:leftChars="0" w:rightChars="0" w:firstLineChars="0"/>
+              <w:ind w:left="0" w:leftChars="0" w:right="0" w:rightChars="0" w:firstLine="0" w:firstLineChars="0"/>
               <w:jc w:val="center"/>
               <w:textAlignment w:val="baseline"/>
             </w:pPr>
@@ -1910,7 +1937,7 @@
           </w:tcPr>
           <w:p>
             <w:pPr>
-              <w:pStyle w:val="TableText"/>
+              <w:pStyle w:val="27"/>
               <w:keepNext w:val="0"/>
               <w:keepLines w:val="0"/>
               <w:pageBreakBefore w:val="0"/>
@@ -1923,7 +1950,7 @@
               <w:bidi w:val="0"/>
               <w:adjustRightInd w:val="0"/>
               <w:snapToGrid w:val="0"/>
-              <w:ind w:left="0" w:right="0" w:firstLine="0" w:leftChars="0" w:rightChars="0" w:firstLineChars="0"/>
+              <w:ind w:left="0" w:leftChars="0" w:right="0" w:rightChars="0" w:firstLine="0" w:firstLineChars="0"/>
               <w:jc w:val="center"/>
               <w:textAlignment w:val="baseline"/>
             </w:pPr>
@@ -1935,7 +1962,7 @@
           </w:tcPr>
           <w:p>
             <w:pPr>
-              <w:pStyle w:val="TableText"/>
+              <w:pStyle w:val="27"/>
               <w:keepNext w:val="0"/>
               <w:keepLines w:val="0"/>
               <w:pageBreakBefore w:val="0"/>
@@ -1948,7 +1975,7 @@
               <w:bidi w:val="0"/>
               <w:adjustRightInd w:val="0"/>
               <w:snapToGrid w:val="0"/>
-              <w:ind w:left="0" w:right="0" w:firstLine="0" w:leftChars="0" w:rightChars="0" w:firstLineChars="0"/>
+              <w:ind w:left="0" w:leftChars="0" w:right="0" w:rightChars="0" w:firstLine="0" w:firstLineChars="0"/>
               <w:jc w:val="center"/>
               <w:textAlignment w:val="baseline"/>
             </w:pPr>
@@ -1980,7 +2007,7 @@
     <w:sdt>
       <w:sdtPr>
         <w:rPr>
-          <w:rFonts w:ascii="宋体" w:eastAsia="宋体" w:hAnsi="宋体" w:cs="Arial"/>
+          <w:rFonts w:ascii="宋体" w:hAnsi="宋体" w:eastAsia="宋体" w:cs="Arial"/>
           <w:snapToGrid w:val="0"/>
           <w:color w:val="000000"/>
           <w:kern w:val="0"/>
@@ -1996,7 +2023,7 @@
       </w:sdtPr>
       <w:sdtEndPr>
         <w:rPr>
-          <w:rFonts w:ascii="宋体" w:eastAsia="宋体" w:hAnsi="宋体" w:cs="宋体" w:hint="eastAsia"/>
+          <w:rFonts w:hint="eastAsia" w:ascii="宋体" w:hAnsi="宋体" w:eastAsia="宋体" w:cs="宋体"/>
           <w:snapToGrid w:val="0"/>
           <w:color w:val="000000"/>
           <w:kern w:val="0"/>
@@ -2022,18 +2049,18 @@
             <w:adjustRightInd w:val="0"/>
             <w:snapToGrid w:val="0"/>
             <w:spacing w:before="0" w:beforeLines="0" w:after="0" w:afterLines="0" w:line="240" w:lineRule="auto"/>
-            <w:ind w:left="0" w:right="0" w:firstLine="0" w:leftChars="0" w:rightChars="0" w:firstLineChars="0"/>
+            <w:ind w:left="0" w:leftChars="0" w:right="0" w:rightChars="0" w:firstLine="0" w:firstLineChars="0"/>
             <w:jc w:val="center"/>
             <w:textAlignment w:val="baseline"/>
             <w:rPr>
-              <w:rFonts w:ascii="宋体" w:eastAsia="宋体" w:hAnsi="宋体" w:cs="宋体" w:hint="eastAsia"/>
+              <w:rFonts w:hint="eastAsia" w:ascii="宋体" w:hAnsi="宋体" w:eastAsia="宋体" w:cs="宋体"/>
               <w:sz w:val="24"/>
               <w:szCs w:val="24"/>
             </w:rPr>
           </w:pPr>
           <w:r>
             <w:rPr>
-              <w:rFonts w:ascii="宋体" w:eastAsia="宋体" w:hAnsi="宋体" w:cs="宋体" w:hint="eastAsia"/>
+              <w:rFonts w:hint="eastAsia" w:ascii="宋体" w:hAnsi="宋体" w:eastAsia="宋体" w:cs="宋体"/>
               <w:sz w:val="24"/>
               <w:szCs w:val="24"/>
             </w:rPr>
@@ -2042,16 +2069,16 @@
         </w:p>
         <w:p>
           <w:pPr>
-            <w:pStyle w:val="TOC1"/>
+            <w:pStyle w:val="16"/>
             <w:tabs>
               <w:tab w:val="right" w:leader="dot" w:pos="8306"/>
             </w:tabs>
           </w:pPr>
-          <w:bookmarkStart w:id="2" w:name="_GoBack"/>
-          <w:bookmarkEnd w:id="2"/>
-          <w:r>
-            <w:rPr>
-              <w:rFonts w:ascii="宋体" w:eastAsia="宋体" w:hAnsi="宋体" w:cs="宋体" w:hint="eastAsia"/>
+          <w:bookmarkStart w:id="23" w:name="_GoBack"/>
+          <w:bookmarkEnd w:id="23"/>
+          <w:r>
+            <w:rPr>
+              <w:rFonts w:hint="eastAsia" w:ascii="宋体" w:hAnsi="宋体" w:eastAsia="宋体" w:cs="宋体"/>
               <w:sz w:val="24"/>
               <w:szCs w:val="24"/>
             </w:rPr>
@@ -2059,7 +2086,7 @@
           </w:r>
           <w:r>
             <w:rPr>
-              <w:rFonts w:ascii="宋体" w:eastAsia="宋体" w:hAnsi="宋体" w:cs="宋体" w:hint="eastAsia"/>
+              <w:rFonts w:hint="eastAsia" w:ascii="宋体" w:hAnsi="宋体" w:eastAsia="宋体" w:cs="宋体"/>
               <w:sz w:val="24"/>
               <w:szCs w:val="24"/>
             </w:rPr>
@@ -2067,7 +2094,7 @@
           </w:r>
           <w:r>
             <w:rPr>
-              <w:rFonts w:ascii="宋体" w:eastAsia="宋体" w:hAnsi="宋体" w:cs="宋体" w:hint="eastAsia"/>
+              <w:rFonts w:hint="eastAsia" w:ascii="宋体" w:hAnsi="宋体" w:eastAsia="宋体" w:cs="宋体"/>
               <w:sz w:val="24"/>
               <w:szCs w:val="24"/>
             </w:rPr>
@@ -2075,21 +2102,21 @@
           </w:r>
           <w:r>
             <w:rPr>
-              <w:rFonts w:ascii="宋体" w:eastAsia="宋体" w:hAnsi="宋体" w:cs="宋体" w:hint="eastAsia"/>
+              <w:rFonts w:hint="eastAsia" w:ascii="宋体" w:hAnsi="宋体" w:eastAsia="宋体" w:cs="宋体"/>
               <w:szCs w:val="24"/>
             </w:rPr>
             <w:fldChar w:fldCharType="begin"/>
           </w:r>
           <w:r>
             <w:rPr>
-              <w:rFonts w:ascii="宋体" w:eastAsia="宋体" w:hAnsi="宋体" w:cs="宋体" w:hint="eastAsia"/>
+              <w:rFonts w:hint="eastAsia" w:ascii="宋体" w:hAnsi="宋体" w:eastAsia="宋体" w:cs="宋体"/>
               <w:szCs w:val="24"/>
             </w:rPr>
-            <w:instrText xml:space="preserve"> HYPERLINK \l _Toc31959 </w:instrText>
-          </w:r>
-          <w:r>
-            <w:rPr>
-              <w:rFonts w:ascii="宋体" w:eastAsia="宋体" w:hAnsi="宋体" w:cs="宋体" w:hint="eastAsia"/>
+            <w:instrText xml:space="preserve"> HYPERLINK \l _Toc4847 </w:instrText>
+          </w:r>
+          <w:r>
+            <w:rPr>
+              <w:rFonts w:hint="eastAsia" w:ascii="宋体" w:hAnsi="宋体" w:eastAsia="宋体" w:cs="宋体"/>
               <w:szCs w:val="24"/>
             </w:rPr>
             <w:fldChar w:fldCharType="separate"/>
@@ -2108,7 +2135,7 @@
             <w:fldChar w:fldCharType="begin"/>
           </w:r>
           <w:r>
-            <w:instrText xml:space="preserve"> PAGEREF _Toc31959 \h </w:instrText>
+            <w:instrText xml:space="preserve"> PAGEREF _Toc4847 \h </w:instrText>
           </w:r>
           <w:r>
             <w:fldChar w:fldCharType="separate"/>
@@ -2121,7 +2148,7 @@
           </w:r>
           <w:r>
             <w:rPr>
-              <w:rFonts w:ascii="宋体" w:eastAsia="宋体" w:hAnsi="宋体" w:cs="宋体" w:hint="eastAsia"/>
+              <w:rFonts w:hint="eastAsia" w:ascii="宋体" w:hAnsi="宋体" w:eastAsia="宋体" w:cs="宋体"/>
               <w:szCs w:val="24"/>
             </w:rPr>
             <w:fldChar w:fldCharType="end"/>
@@ -2129,28 +2156,28 @@
         </w:p>
         <w:p>
           <w:pPr>
-            <w:pStyle w:val="TOC1"/>
+            <w:pStyle w:val="16"/>
             <w:tabs>
               <w:tab w:val="right" w:leader="dot" w:pos="8306"/>
             </w:tabs>
           </w:pPr>
           <w:r>
             <w:rPr>
-              <w:rFonts w:ascii="宋体" w:eastAsia="宋体" w:hAnsi="宋体" w:cs="宋体" w:hint="eastAsia"/>
+              <w:rFonts w:hint="eastAsia" w:ascii="宋体" w:hAnsi="宋体" w:eastAsia="宋体" w:cs="宋体"/>
               <w:szCs w:val="24"/>
             </w:rPr>
             <w:fldChar w:fldCharType="begin"/>
           </w:r>
           <w:r>
             <w:rPr>
-              <w:rFonts w:ascii="宋体" w:eastAsia="宋体" w:hAnsi="宋体" w:cs="宋体" w:hint="eastAsia"/>
+              <w:rFonts w:hint="eastAsia" w:ascii="宋体" w:hAnsi="宋体" w:eastAsia="宋体" w:cs="宋体"/>
               <w:szCs w:val="24"/>
             </w:rPr>
-            <w:instrText xml:space="preserve"> HYPERLINK \l _Toc14081 </w:instrText>
-          </w:r>
-          <w:r>
-            <w:rPr>
-              <w:rFonts w:ascii="宋体" w:eastAsia="宋体" w:hAnsi="宋体" w:cs="宋体" w:hint="eastAsia"/>
+            <w:instrText xml:space="preserve"> HYPERLINK \l _Toc18297 </w:instrText>
+          </w:r>
+          <w:r>
+            <w:rPr>
+              <w:rFonts w:hint="eastAsia" w:ascii="宋体" w:hAnsi="宋体" w:eastAsia="宋体" w:cs="宋体"/>
               <w:szCs w:val="24"/>
             </w:rPr>
             <w:fldChar w:fldCharType="separate"/>
@@ -2169,7 +2196,7 @@
             <w:fldChar w:fldCharType="begin"/>
           </w:r>
           <w:r>
-            <w:instrText xml:space="preserve"> PAGEREF _Toc14081 \h </w:instrText>
+            <w:instrText xml:space="preserve"> PAGEREF _Toc18297 \h </w:instrText>
           </w:r>
           <w:r>
             <w:fldChar w:fldCharType="separate"/>
@@ -2182,7 +2209,7 @@
           </w:r>
           <w:r>
             <w:rPr>
-              <w:rFonts w:ascii="宋体" w:eastAsia="宋体" w:hAnsi="宋体" w:cs="宋体" w:hint="eastAsia"/>
+              <w:rFonts w:hint="eastAsia" w:ascii="宋体" w:hAnsi="宋体" w:eastAsia="宋体" w:cs="宋体"/>
               <w:szCs w:val="24"/>
             </w:rPr>
             <w:fldChar w:fldCharType="end"/>
@@ -2190,28 +2217,28 @@
         </w:p>
         <w:p>
           <w:pPr>
-            <w:pStyle w:val="TOC1"/>
+            <w:pStyle w:val="16"/>
             <w:tabs>
               <w:tab w:val="right" w:leader="dot" w:pos="8306"/>
             </w:tabs>
           </w:pPr>
           <w:r>
             <w:rPr>
-              <w:rFonts w:ascii="宋体" w:eastAsia="宋体" w:hAnsi="宋体" w:cs="宋体" w:hint="eastAsia"/>
+              <w:rFonts w:hint="eastAsia" w:ascii="宋体" w:hAnsi="宋体" w:eastAsia="宋体" w:cs="宋体"/>
               <w:szCs w:val="24"/>
             </w:rPr>
             <w:fldChar w:fldCharType="begin"/>
           </w:r>
           <w:r>
             <w:rPr>
-              <w:rFonts w:ascii="宋体" w:eastAsia="宋体" w:hAnsi="宋体" w:cs="宋体" w:hint="eastAsia"/>
+              <w:rFonts w:hint="eastAsia" w:ascii="宋体" w:hAnsi="宋体" w:eastAsia="宋体" w:cs="宋体"/>
               <w:szCs w:val="24"/>
             </w:rPr>
             <w:instrText xml:space="preserve"> HYPERLINK \l _Toc21069 </w:instrText>
           </w:r>
           <w:r>
             <w:rPr>
-              <w:rFonts w:ascii="宋体" w:eastAsia="宋体" w:hAnsi="宋体" w:cs="宋体" w:hint="eastAsia"/>
+              <w:rFonts w:hint="eastAsia" w:ascii="宋体" w:hAnsi="宋体" w:eastAsia="宋体" w:cs="宋体"/>
               <w:szCs w:val="24"/>
             </w:rPr>
             <w:fldChar w:fldCharType="separate"/>
@@ -2236,14 +2263,14 @@
             <w:fldChar w:fldCharType="separate"/>
           </w:r>
           <w:r>
-            <w:t>3</w:t>
+            <w:t>4</w:t>
           </w:r>
           <w:r>
             <w:fldChar w:fldCharType="end"/>
           </w:r>
           <w:r>
             <w:rPr>
-              <w:rFonts w:ascii="宋体" w:eastAsia="宋体" w:hAnsi="宋体" w:cs="宋体" w:hint="eastAsia"/>
+              <w:rFonts w:hint="eastAsia" w:ascii="宋体" w:hAnsi="宋体" w:eastAsia="宋体" w:cs="宋体"/>
               <w:szCs w:val="24"/>
             </w:rPr>
             <w:fldChar w:fldCharType="end"/>
@@ -2251,28 +2278,28 @@
         </w:p>
         <w:p>
           <w:pPr>
-            <w:pStyle w:val="TOC2"/>
+            <w:pStyle w:val="17"/>
             <w:tabs>
               <w:tab w:val="right" w:leader="dot" w:pos="8306"/>
             </w:tabs>
           </w:pPr>
           <w:r>
             <w:rPr>
-              <w:rFonts w:ascii="宋体" w:eastAsia="宋体" w:hAnsi="宋体" w:cs="宋体" w:hint="eastAsia"/>
+              <w:rFonts w:hint="eastAsia" w:ascii="宋体" w:hAnsi="宋体" w:eastAsia="宋体" w:cs="宋体"/>
               <w:szCs w:val="24"/>
             </w:rPr>
             <w:fldChar w:fldCharType="begin"/>
           </w:r>
           <w:r>
             <w:rPr>
-              <w:rFonts w:ascii="宋体" w:eastAsia="宋体" w:hAnsi="宋体" w:cs="宋体" w:hint="eastAsia"/>
+              <w:rFonts w:hint="eastAsia" w:ascii="宋体" w:hAnsi="宋体" w:eastAsia="宋体" w:cs="宋体"/>
               <w:szCs w:val="24"/>
             </w:rPr>
-            <w:instrText xml:space="preserve"> HYPERLINK \l _Toc2493 </w:instrText>
-          </w:r>
-          <w:r>
-            <w:rPr>
-              <w:rFonts w:ascii="宋体" w:eastAsia="宋体" w:hAnsi="宋体" w:cs="宋体" w:hint="eastAsia"/>
+            <w:instrText xml:space="preserve"> HYPERLINK \l _Toc30889 </w:instrText>
+          </w:r>
+          <w:r>
+            <w:rPr>
+              <w:rFonts w:hint="eastAsia" w:ascii="宋体" w:hAnsi="宋体" w:eastAsia="宋体" w:cs="宋体"/>
               <w:szCs w:val="24"/>
             </w:rPr>
             <w:fldChar w:fldCharType="separate"/>
@@ -2291,20 +2318,20 @@
             <w:fldChar w:fldCharType="begin"/>
           </w:r>
           <w:r>
-            <w:instrText xml:space="preserve"> PAGEREF _Toc2493 \h </w:instrText>
+            <w:instrText xml:space="preserve"> PAGEREF _Toc30889 \h </w:instrText>
           </w:r>
           <w:r>
             <w:fldChar w:fldCharType="separate"/>
           </w:r>
           <w:r>
-            <w:t>3</w:t>
+            <w:t>4</w:t>
           </w:r>
           <w:r>
             <w:fldChar w:fldCharType="end"/>
           </w:r>
           <w:r>
             <w:rPr>
-              <w:rFonts w:ascii="宋体" w:eastAsia="宋体" w:hAnsi="宋体" w:cs="宋体" w:hint="eastAsia"/>
+              <w:rFonts w:hint="eastAsia" w:ascii="宋体" w:hAnsi="宋体" w:eastAsia="宋体" w:cs="宋体"/>
               <w:szCs w:val="24"/>
             </w:rPr>
             <w:fldChar w:fldCharType="end"/>
@@ -2312,28 +2339,28 @@
         </w:p>
         <w:p>
           <w:pPr>
-            <w:pStyle w:val="TOC2"/>
+            <w:pStyle w:val="17"/>
             <w:tabs>
               <w:tab w:val="right" w:leader="dot" w:pos="8306"/>
             </w:tabs>
           </w:pPr>
           <w:r>
             <w:rPr>
-              <w:rFonts w:ascii="宋体" w:eastAsia="宋体" w:hAnsi="宋体" w:cs="宋体" w:hint="eastAsia"/>
+              <w:rFonts w:hint="eastAsia" w:ascii="宋体" w:hAnsi="宋体" w:eastAsia="宋体" w:cs="宋体"/>
               <w:szCs w:val="24"/>
             </w:rPr>
             <w:fldChar w:fldCharType="begin"/>
           </w:r>
           <w:r>
             <w:rPr>
-              <w:rFonts w:ascii="宋体" w:eastAsia="宋体" w:hAnsi="宋体" w:cs="宋体" w:hint="eastAsia"/>
+              <w:rFonts w:hint="eastAsia" w:ascii="宋体" w:hAnsi="宋体" w:eastAsia="宋体" w:cs="宋体"/>
               <w:szCs w:val="24"/>
             </w:rPr>
-            <w:instrText xml:space="preserve"> HYPERLINK \l _Toc21350 </w:instrText>
-          </w:r>
-          <w:r>
-            <w:rPr>
-              <w:rFonts w:ascii="宋体" w:eastAsia="宋体" w:hAnsi="宋体" w:cs="宋体" w:hint="eastAsia"/>
+            <w:instrText xml:space="preserve"> HYPERLINK \l _Toc12409 </w:instrText>
+          </w:r>
+          <w:r>
+            <w:rPr>
+              <w:rFonts w:hint="eastAsia" w:ascii="宋体" w:hAnsi="宋体" w:eastAsia="宋体" w:cs="宋体"/>
               <w:szCs w:val="24"/>
             </w:rPr>
             <w:fldChar w:fldCharType="separate"/>
@@ -2352,7 +2379,7 @@
             <w:fldChar w:fldCharType="begin"/>
           </w:r>
           <w:r>
-            <w:instrText xml:space="preserve"> PAGEREF _Toc21350 \h </w:instrText>
+            <w:instrText xml:space="preserve"> PAGEREF _Toc12409 \h </w:instrText>
           </w:r>
           <w:r>
             <w:fldChar w:fldCharType="separate"/>
@@ -2365,7 +2392,7 @@
           </w:r>
           <w:r>
             <w:rPr>
-              <w:rFonts w:ascii="宋体" w:eastAsia="宋体" w:hAnsi="宋体" w:cs="宋体" w:hint="eastAsia"/>
+              <w:rFonts w:hint="eastAsia" w:ascii="宋体" w:hAnsi="宋体" w:eastAsia="宋体" w:cs="宋体"/>
               <w:szCs w:val="24"/>
             </w:rPr>
             <w:fldChar w:fldCharType="end"/>
@@ -2373,28 +2400,28 @@
         </w:p>
         <w:p>
           <w:pPr>
-            <w:pStyle w:val="TOC1"/>
+            <w:pStyle w:val="16"/>
             <w:tabs>
               <w:tab w:val="right" w:leader="dot" w:pos="8306"/>
             </w:tabs>
           </w:pPr>
           <w:r>
             <w:rPr>
-              <w:rFonts w:ascii="宋体" w:eastAsia="宋体" w:hAnsi="宋体" w:cs="宋体" w:hint="eastAsia"/>
+              <w:rFonts w:hint="eastAsia" w:ascii="宋体" w:hAnsi="宋体" w:eastAsia="宋体" w:cs="宋体"/>
               <w:szCs w:val="24"/>
             </w:rPr>
             <w:fldChar w:fldCharType="begin"/>
           </w:r>
           <w:r>
             <w:rPr>
-              <w:rFonts w:ascii="宋体" w:eastAsia="宋体" w:hAnsi="宋体" w:cs="宋体" w:hint="eastAsia"/>
+              <w:rFonts w:hint="eastAsia" w:ascii="宋体" w:hAnsi="宋体" w:eastAsia="宋体" w:cs="宋体"/>
               <w:szCs w:val="24"/>
             </w:rPr>
-            <w:instrText xml:space="preserve"> HYPERLINK \l _Toc17072 </w:instrText>
-          </w:r>
-          <w:r>
-            <w:rPr>
-              <w:rFonts w:ascii="宋体" w:eastAsia="宋体" w:hAnsi="宋体" w:cs="宋体" w:hint="eastAsia"/>
+            <w:instrText xml:space="preserve"> HYPERLINK \l _Toc18955 </w:instrText>
+          </w:r>
+          <w:r>
+            <w:rPr>
+              <w:rFonts w:hint="eastAsia" w:ascii="宋体" w:hAnsi="宋体" w:eastAsia="宋体" w:cs="宋体"/>
               <w:szCs w:val="24"/>
             </w:rPr>
             <w:fldChar w:fldCharType="separate"/>
@@ -2413,7 +2440,7 @@
             <w:fldChar w:fldCharType="begin"/>
           </w:r>
           <w:r>
-            <w:instrText xml:space="preserve"> PAGEREF _Toc17072 \h </w:instrText>
+            <w:instrText xml:space="preserve"> PAGEREF _Toc18955 \h </w:instrText>
           </w:r>
           <w:r>
             <w:fldChar w:fldCharType="separate"/>
@@ -2426,7 +2453,7 @@
           </w:r>
           <w:r>
             <w:rPr>
-              <w:rFonts w:ascii="宋体" w:eastAsia="宋体" w:hAnsi="宋体" w:cs="宋体" w:hint="eastAsia"/>
+              <w:rFonts w:hint="eastAsia" w:ascii="宋体" w:hAnsi="宋体" w:eastAsia="宋体" w:cs="宋体"/>
               <w:szCs w:val="24"/>
             </w:rPr>
             <w:fldChar w:fldCharType="end"/>
@@ -2434,28 +2461,28 @@
         </w:p>
         <w:p>
           <w:pPr>
-            <w:pStyle w:val="TOC1"/>
+            <w:pStyle w:val="16"/>
             <w:tabs>
               <w:tab w:val="right" w:leader="dot" w:pos="8306"/>
             </w:tabs>
           </w:pPr>
           <w:r>
             <w:rPr>
-              <w:rFonts w:ascii="宋体" w:eastAsia="宋体" w:hAnsi="宋体" w:cs="宋体" w:hint="eastAsia"/>
+              <w:rFonts w:hint="eastAsia" w:ascii="宋体" w:hAnsi="宋体" w:eastAsia="宋体" w:cs="宋体"/>
               <w:szCs w:val="24"/>
             </w:rPr>
             <w:fldChar w:fldCharType="begin"/>
           </w:r>
           <w:r>
             <w:rPr>
-              <w:rFonts w:ascii="宋体" w:eastAsia="宋体" w:hAnsi="宋体" w:cs="宋体" w:hint="eastAsia"/>
+              <w:rFonts w:hint="eastAsia" w:ascii="宋体" w:hAnsi="宋体" w:eastAsia="宋体" w:cs="宋体"/>
               <w:szCs w:val="24"/>
             </w:rPr>
-            <w:instrText xml:space="preserve"> HYPERLINK \l _Toc31605 </w:instrText>
-          </w:r>
-          <w:r>
-            <w:rPr>
-              <w:rFonts w:ascii="宋体" w:eastAsia="宋体" w:hAnsi="宋体" w:cs="宋体" w:hint="eastAsia"/>
+            <w:instrText xml:space="preserve"> HYPERLINK \l _Toc13631 </w:instrText>
+          </w:r>
+          <w:r>
+            <w:rPr>
+              <w:rFonts w:hint="eastAsia" w:ascii="宋体" w:hAnsi="宋体" w:eastAsia="宋体" w:cs="宋体"/>
               <w:szCs w:val="24"/>
             </w:rPr>
             <w:fldChar w:fldCharType="separate"/>
@@ -2474,7 +2501,7 @@
             <w:fldChar w:fldCharType="begin"/>
           </w:r>
           <w:r>
-            <w:instrText xml:space="preserve"> PAGEREF _Toc31605 \h </w:instrText>
+            <w:instrText xml:space="preserve"> PAGEREF _Toc13631 \h </w:instrText>
           </w:r>
           <w:r>
             <w:fldChar w:fldCharType="separate"/>
@@ -2487,7 +2514,7 @@
           </w:r>
           <w:r>
             <w:rPr>
-              <w:rFonts w:ascii="宋体" w:eastAsia="宋体" w:hAnsi="宋体" w:cs="宋体" w:hint="eastAsia"/>
+              <w:rFonts w:hint="eastAsia" w:ascii="宋体" w:hAnsi="宋体" w:eastAsia="宋体" w:cs="宋体"/>
               <w:szCs w:val="24"/>
             </w:rPr>
             <w:fldChar w:fldCharType="end"/>
@@ -2495,28 +2522,28 @@
         </w:p>
         <w:p>
           <w:pPr>
-            <w:pStyle w:val="TOC2"/>
+            <w:pStyle w:val="17"/>
             <w:tabs>
               <w:tab w:val="right" w:leader="dot" w:pos="8306"/>
             </w:tabs>
           </w:pPr>
           <w:r>
             <w:rPr>
-              <w:rFonts w:ascii="宋体" w:eastAsia="宋体" w:hAnsi="宋体" w:cs="宋体" w:hint="eastAsia"/>
+              <w:rFonts w:hint="eastAsia" w:ascii="宋体" w:hAnsi="宋体" w:eastAsia="宋体" w:cs="宋体"/>
               <w:szCs w:val="24"/>
             </w:rPr>
             <w:fldChar w:fldCharType="begin"/>
           </w:r>
           <w:r>
             <w:rPr>
-              <w:rFonts w:ascii="宋体" w:eastAsia="宋体" w:hAnsi="宋体" w:cs="宋体" w:hint="eastAsia"/>
+              <w:rFonts w:hint="eastAsia" w:ascii="宋体" w:hAnsi="宋体" w:eastAsia="宋体" w:cs="宋体"/>
               <w:szCs w:val="24"/>
             </w:rPr>
-            <w:instrText xml:space="preserve"> HYPERLINK \l _Toc15082 </w:instrText>
-          </w:r>
-          <w:r>
-            <w:rPr>
-              <w:rFonts w:ascii="宋体" w:eastAsia="宋体" w:hAnsi="宋体" w:cs="宋体" w:hint="eastAsia"/>
+            <w:instrText xml:space="preserve"> HYPERLINK \l _Toc6933 </w:instrText>
+          </w:r>
+          <w:r>
+            <w:rPr>
+              <w:rFonts w:hint="eastAsia" w:ascii="宋体" w:hAnsi="宋体" w:eastAsia="宋体" w:cs="宋体"/>
               <w:szCs w:val="24"/>
             </w:rPr>
             <w:fldChar w:fldCharType="separate"/>
@@ -2535,7 +2562,7 @@
             <w:fldChar w:fldCharType="begin"/>
           </w:r>
           <w:r>
-            <w:instrText xml:space="preserve"> PAGEREF _Toc15082 \h </w:instrText>
+            <w:instrText xml:space="preserve"> PAGEREF _Toc6933 \h </w:instrText>
           </w:r>
           <w:r>
             <w:fldChar w:fldCharType="separate"/>
@@ -2548,7 +2575,7 @@
           </w:r>
           <w:r>
             <w:rPr>
-              <w:rFonts w:ascii="宋体" w:eastAsia="宋体" w:hAnsi="宋体" w:cs="宋体" w:hint="eastAsia"/>
+              <w:rFonts w:hint="eastAsia" w:ascii="宋体" w:hAnsi="宋体" w:eastAsia="宋体" w:cs="宋体"/>
               <w:szCs w:val="24"/>
             </w:rPr>
             <w:fldChar w:fldCharType="end"/>
@@ -2556,28 +2583,28 @@
         </w:p>
         <w:p>
           <w:pPr>
-            <w:pStyle w:val="TOC2"/>
+            <w:pStyle w:val="17"/>
             <w:tabs>
               <w:tab w:val="right" w:leader="dot" w:pos="8306"/>
             </w:tabs>
           </w:pPr>
           <w:r>
             <w:rPr>
-              <w:rFonts w:ascii="宋体" w:eastAsia="宋体" w:hAnsi="宋体" w:cs="宋体" w:hint="eastAsia"/>
+              <w:rFonts w:hint="eastAsia" w:ascii="宋体" w:hAnsi="宋体" w:eastAsia="宋体" w:cs="宋体"/>
               <w:szCs w:val="24"/>
             </w:rPr>
             <w:fldChar w:fldCharType="begin"/>
           </w:r>
           <w:r>
             <w:rPr>
-              <w:rFonts w:ascii="宋体" w:eastAsia="宋体" w:hAnsi="宋体" w:cs="宋体" w:hint="eastAsia"/>
+              <w:rFonts w:hint="eastAsia" w:ascii="宋体" w:hAnsi="宋体" w:eastAsia="宋体" w:cs="宋体"/>
               <w:szCs w:val="24"/>
             </w:rPr>
-            <w:instrText xml:space="preserve"> HYPERLINK \l _Toc1580 </w:instrText>
-          </w:r>
-          <w:r>
-            <w:rPr>
-              <w:rFonts w:ascii="宋体" w:eastAsia="宋体" w:hAnsi="宋体" w:cs="宋体" w:hint="eastAsia"/>
+            <w:instrText xml:space="preserve"> HYPERLINK \l _Toc17839 </w:instrText>
+          </w:r>
+          <w:r>
+            <w:rPr>
+              <w:rFonts w:hint="eastAsia" w:ascii="宋体" w:hAnsi="宋体" w:eastAsia="宋体" w:cs="宋体"/>
               <w:szCs w:val="24"/>
             </w:rPr>
             <w:fldChar w:fldCharType="separate"/>
@@ -2596,20 +2623,20 @@
             <w:fldChar w:fldCharType="begin"/>
           </w:r>
           <w:r>
-            <w:instrText xml:space="preserve"> PAGEREF _Toc1580 \h </w:instrText>
+            <w:instrText xml:space="preserve"> PAGEREF _Toc17839 \h </w:instrText>
           </w:r>
           <w:r>
             <w:fldChar w:fldCharType="separate"/>
           </w:r>
           <w:r>
-            <w:t>4</w:t>
+            <w:t>5</w:t>
           </w:r>
           <w:r>
             <w:fldChar w:fldCharType="end"/>
           </w:r>
           <w:r>
             <w:rPr>
-              <w:rFonts w:ascii="宋体" w:eastAsia="宋体" w:hAnsi="宋体" w:cs="宋体" w:hint="eastAsia"/>
+              <w:rFonts w:hint="eastAsia" w:ascii="宋体" w:hAnsi="宋体" w:eastAsia="宋体" w:cs="宋体"/>
               <w:szCs w:val="24"/>
             </w:rPr>
             <w:fldChar w:fldCharType="end"/>
@@ -2617,28 +2644,28 @@
         </w:p>
         <w:p>
           <w:pPr>
-            <w:pStyle w:val="TOC1"/>
+            <w:pStyle w:val="16"/>
             <w:tabs>
               <w:tab w:val="right" w:leader="dot" w:pos="8306"/>
             </w:tabs>
           </w:pPr>
           <w:r>
             <w:rPr>
-              <w:rFonts w:ascii="宋体" w:eastAsia="宋体" w:hAnsi="宋体" w:cs="宋体" w:hint="eastAsia"/>
+              <w:rFonts w:hint="eastAsia" w:ascii="宋体" w:hAnsi="宋体" w:eastAsia="宋体" w:cs="宋体"/>
               <w:szCs w:val="24"/>
             </w:rPr>
             <w:fldChar w:fldCharType="begin"/>
           </w:r>
           <w:r>
             <w:rPr>
-              <w:rFonts w:ascii="宋体" w:eastAsia="宋体" w:hAnsi="宋体" w:cs="宋体" w:hint="eastAsia"/>
+              <w:rFonts w:hint="eastAsia" w:ascii="宋体" w:hAnsi="宋体" w:eastAsia="宋体" w:cs="宋体"/>
               <w:szCs w:val="24"/>
             </w:rPr>
-            <w:instrText xml:space="preserve"> HYPERLINK \l _Toc29363 </w:instrText>
-          </w:r>
-          <w:r>
-            <w:rPr>
-              <w:rFonts w:ascii="宋体" w:eastAsia="宋体" w:hAnsi="宋体" w:cs="宋体" w:hint="eastAsia"/>
+            <w:instrText xml:space="preserve"> HYPERLINK \l _Toc31298 </w:instrText>
+          </w:r>
+          <w:r>
+            <w:rPr>
+              <w:rFonts w:hint="eastAsia" w:ascii="宋体" w:hAnsi="宋体" w:eastAsia="宋体" w:cs="宋体"/>
               <w:szCs w:val="24"/>
             </w:rPr>
             <w:fldChar w:fldCharType="separate"/>
@@ -2657,7 +2684,7 @@
             <w:fldChar w:fldCharType="begin"/>
           </w:r>
           <w:r>
-            <w:instrText xml:space="preserve"> PAGEREF _Toc29363 \h </w:instrText>
+            <w:instrText xml:space="preserve"> PAGEREF _Toc31298 \h </w:instrText>
           </w:r>
           <w:r>
             <w:fldChar w:fldCharType="separate"/>
@@ -2670,7 +2697,7 @@
           </w:r>
           <w:r>
             <w:rPr>
-              <w:rFonts w:ascii="宋体" w:eastAsia="宋体" w:hAnsi="宋体" w:cs="宋体" w:hint="eastAsia"/>
+              <w:rFonts w:hint="eastAsia" w:ascii="宋体" w:hAnsi="宋体" w:eastAsia="宋体" w:cs="宋体"/>
               <w:szCs w:val="24"/>
             </w:rPr>
             <w:fldChar w:fldCharType="end"/>
@@ -2678,28 +2705,28 @@
         </w:p>
         <w:p>
           <w:pPr>
-            <w:pStyle w:val="TOC2"/>
+            <w:pStyle w:val="17"/>
             <w:tabs>
               <w:tab w:val="right" w:leader="dot" w:pos="8306"/>
             </w:tabs>
           </w:pPr>
           <w:r>
             <w:rPr>
-              <w:rFonts w:ascii="宋体" w:eastAsia="宋体" w:hAnsi="宋体" w:cs="宋体" w:hint="eastAsia"/>
+              <w:rFonts w:hint="eastAsia" w:ascii="宋体" w:hAnsi="宋体" w:eastAsia="宋体" w:cs="宋体"/>
               <w:szCs w:val="24"/>
             </w:rPr>
             <w:fldChar w:fldCharType="begin"/>
           </w:r>
           <w:r>
             <w:rPr>
-              <w:rFonts w:ascii="宋体" w:eastAsia="宋体" w:hAnsi="宋体" w:cs="宋体" w:hint="eastAsia"/>
+              <w:rFonts w:hint="eastAsia" w:ascii="宋体" w:hAnsi="宋体" w:eastAsia="宋体" w:cs="宋体"/>
               <w:szCs w:val="24"/>
             </w:rPr>
-            <w:instrText xml:space="preserve"> HYPERLINK \l _Toc16552 </w:instrText>
-          </w:r>
-          <w:r>
-            <w:rPr>
-              <w:rFonts w:ascii="宋体" w:eastAsia="宋体" w:hAnsi="宋体" w:cs="宋体" w:hint="eastAsia"/>
+            <w:instrText xml:space="preserve"> HYPERLINK \l _Toc9558 </w:instrText>
+          </w:r>
+          <w:r>
+            <w:rPr>
+              <w:rFonts w:hint="eastAsia" w:ascii="宋体" w:hAnsi="宋体" w:eastAsia="宋体" w:cs="宋体"/>
               <w:szCs w:val="24"/>
             </w:rPr>
             <w:fldChar w:fldCharType="separate"/>
@@ -2718,7 +2745,7 @@
             <w:fldChar w:fldCharType="begin"/>
           </w:r>
           <w:r>
-            <w:instrText xml:space="preserve"> PAGEREF _Toc16552 \h </w:instrText>
+            <w:instrText xml:space="preserve"> PAGEREF _Toc9558 \h </w:instrText>
           </w:r>
           <w:r>
             <w:fldChar w:fldCharType="separate"/>
@@ -2731,7 +2758,7 @@
           </w:r>
           <w:r>
             <w:rPr>
-              <w:rFonts w:ascii="宋体" w:eastAsia="宋体" w:hAnsi="宋体" w:cs="宋体" w:hint="eastAsia"/>
+              <w:rFonts w:hint="eastAsia" w:ascii="宋体" w:hAnsi="宋体" w:eastAsia="宋体" w:cs="宋体"/>
               <w:szCs w:val="24"/>
             </w:rPr>
             <w:fldChar w:fldCharType="end"/>
@@ -2739,28 +2766,28 @@
         </w:p>
         <w:p>
           <w:pPr>
-            <w:pStyle w:val="TOC2"/>
+            <w:pStyle w:val="17"/>
             <w:tabs>
               <w:tab w:val="right" w:leader="dot" w:pos="8306"/>
             </w:tabs>
           </w:pPr>
           <w:r>
             <w:rPr>
-              <w:rFonts w:ascii="宋体" w:eastAsia="宋体" w:hAnsi="宋体" w:cs="宋体" w:hint="eastAsia"/>
+              <w:rFonts w:hint="eastAsia" w:ascii="宋体" w:hAnsi="宋体" w:eastAsia="宋体" w:cs="宋体"/>
               <w:szCs w:val="24"/>
             </w:rPr>
             <w:fldChar w:fldCharType="begin"/>
           </w:r>
           <w:r>
             <w:rPr>
-              <w:rFonts w:ascii="宋体" w:eastAsia="宋体" w:hAnsi="宋体" w:cs="宋体" w:hint="eastAsia"/>
+              <w:rFonts w:hint="eastAsia" w:ascii="宋体" w:hAnsi="宋体" w:eastAsia="宋体" w:cs="宋体"/>
               <w:szCs w:val="24"/>
             </w:rPr>
-            <w:instrText xml:space="preserve"> HYPERLINK \l _Toc24795 </w:instrText>
-          </w:r>
-          <w:r>
-            <w:rPr>
-              <w:rFonts w:ascii="宋体" w:eastAsia="宋体" w:hAnsi="宋体" w:cs="宋体" w:hint="eastAsia"/>
+            <w:instrText xml:space="preserve"> HYPERLINK \l _Toc22497 </w:instrText>
+          </w:r>
+          <w:r>
+            <w:rPr>
+              <w:rFonts w:hint="eastAsia" w:ascii="宋体" w:hAnsi="宋体" w:eastAsia="宋体" w:cs="宋体"/>
               <w:szCs w:val="24"/>
             </w:rPr>
             <w:fldChar w:fldCharType="separate"/>
@@ -2779,7 +2806,7 @@
             <w:fldChar w:fldCharType="begin"/>
           </w:r>
           <w:r>
-            <w:instrText xml:space="preserve"> PAGEREF _Toc24795 \h </w:instrText>
+            <w:instrText xml:space="preserve"> PAGEREF _Toc22497 \h </w:instrText>
           </w:r>
           <w:r>
             <w:fldChar w:fldCharType="separate"/>
@@ -2792,7 +2819,7 @@
           </w:r>
           <w:r>
             <w:rPr>
-              <w:rFonts w:ascii="宋体" w:eastAsia="宋体" w:hAnsi="宋体" w:cs="宋体" w:hint="eastAsia"/>
+              <w:rFonts w:hint="eastAsia" w:ascii="宋体" w:hAnsi="宋体" w:eastAsia="宋体" w:cs="宋体"/>
               <w:szCs w:val="24"/>
             </w:rPr>
             <w:fldChar w:fldCharType="end"/>
@@ -2800,28 +2827,28 @@
         </w:p>
         <w:p>
           <w:pPr>
-            <w:pStyle w:val="TOC2"/>
+            <w:pStyle w:val="17"/>
             <w:tabs>
               <w:tab w:val="right" w:leader="dot" w:pos="8306"/>
             </w:tabs>
           </w:pPr>
           <w:r>
             <w:rPr>
-              <w:rFonts w:ascii="宋体" w:eastAsia="宋体" w:hAnsi="宋体" w:cs="宋体" w:hint="eastAsia"/>
+              <w:rFonts w:hint="eastAsia" w:ascii="宋体" w:hAnsi="宋体" w:eastAsia="宋体" w:cs="宋体"/>
               <w:szCs w:val="24"/>
             </w:rPr>
             <w:fldChar w:fldCharType="begin"/>
           </w:r>
           <w:r>
             <w:rPr>
-              <w:rFonts w:ascii="宋体" w:eastAsia="宋体" w:hAnsi="宋体" w:cs="宋体" w:hint="eastAsia"/>
+              <w:rFonts w:hint="eastAsia" w:ascii="宋体" w:hAnsi="宋体" w:eastAsia="宋体" w:cs="宋体"/>
               <w:szCs w:val="24"/>
             </w:rPr>
-            <w:instrText xml:space="preserve"> HYPERLINK \l _Toc21495 </w:instrText>
-          </w:r>
-          <w:r>
-            <w:rPr>
-              <w:rFonts w:ascii="宋体" w:eastAsia="宋体" w:hAnsi="宋体" w:cs="宋体" w:hint="eastAsia"/>
+            <w:instrText xml:space="preserve"> HYPERLINK \l _Toc14939 </w:instrText>
+          </w:r>
+          <w:r>
+            <w:rPr>
+              <w:rFonts w:hint="eastAsia" w:ascii="宋体" w:hAnsi="宋体" w:eastAsia="宋体" w:cs="宋体"/>
               <w:szCs w:val="24"/>
             </w:rPr>
             <w:fldChar w:fldCharType="separate"/>
@@ -2840,7 +2867,7 @@
             <w:fldChar w:fldCharType="begin"/>
           </w:r>
           <w:r>
-            <w:instrText xml:space="preserve"> PAGEREF _Toc21495 \h </w:instrText>
+            <w:instrText xml:space="preserve"> PAGEREF _Toc14939 \h </w:instrText>
           </w:r>
           <w:r>
             <w:fldChar w:fldCharType="separate"/>
@@ -2853,7 +2880,7 @@
           </w:r>
           <w:r>
             <w:rPr>
-              <w:rFonts w:ascii="宋体" w:eastAsia="宋体" w:hAnsi="宋体" w:cs="宋体" w:hint="eastAsia"/>
+              <w:rFonts w:hint="eastAsia" w:ascii="宋体" w:hAnsi="宋体" w:eastAsia="宋体" w:cs="宋体"/>
               <w:szCs w:val="24"/>
             </w:rPr>
             <w:fldChar w:fldCharType="end"/>
@@ -2861,28 +2888,28 @@
         </w:p>
         <w:p>
           <w:pPr>
-            <w:pStyle w:val="TOC1"/>
+            <w:pStyle w:val="16"/>
             <w:tabs>
               <w:tab w:val="right" w:leader="dot" w:pos="8306"/>
             </w:tabs>
           </w:pPr>
           <w:r>
             <w:rPr>
-              <w:rFonts w:ascii="宋体" w:eastAsia="宋体" w:hAnsi="宋体" w:cs="宋体" w:hint="eastAsia"/>
+              <w:rFonts w:hint="eastAsia" w:ascii="宋体" w:hAnsi="宋体" w:eastAsia="宋体" w:cs="宋体"/>
               <w:szCs w:val="24"/>
             </w:rPr>
             <w:fldChar w:fldCharType="begin"/>
           </w:r>
           <w:r>
             <w:rPr>
-              <w:rFonts w:ascii="宋体" w:eastAsia="宋体" w:hAnsi="宋体" w:cs="宋体" w:hint="eastAsia"/>
+              <w:rFonts w:hint="eastAsia" w:ascii="宋体" w:hAnsi="宋体" w:eastAsia="宋体" w:cs="宋体"/>
               <w:szCs w:val="24"/>
             </w:rPr>
-            <w:instrText xml:space="preserve"> HYPERLINK \l _Toc27061 </w:instrText>
-          </w:r>
-          <w:r>
-            <w:rPr>
-              <w:rFonts w:ascii="宋体" w:eastAsia="宋体" w:hAnsi="宋体" w:cs="宋体" w:hint="eastAsia"/>
+            <w:instrText xml:space="preserve"> HYPERLINK \l _Toc9290 </w:instrText>
+          </w:r>
+          <w:r>
+            <w:rPr>
+              <w:rFonts w:hint="eastAsia" w:ascii="宋体" w:hAnsi="宋体" w:eastAsia="宋体" w:cs="宋体"/>
               <w:szCs w:val="24"/>
             </w:rPr>
             <w:fldChar w:fldCharType="separate"/>
@@ -2901,7 +2928,7 @@
             <w:fldChar w:fldCharType="begin"/>
           </w:r>
           <w:r>
-            <w:instrText xml:space="preserve"> PAGEREF _Toc27061 \h </w:instrText>
+            <w:instrText xml:space="preserve"> PAGEREF _Toc9290 \h </w:instrText>
           </w:r>
           <w:r>
             <w:fldChar w:fldCharType="separate"/>
@@ -2914,7 +2941,7 @@
           </w:r>
           <w:r>
             <w:rPr>
-              <w:rFonts w:ascii="宋体" w:eastAsia="宋体" w:hAnsi="宋体" w:cs="宋体" w:hint="eastAsia"/>
+              <w:rFonts w:hint="eastAsia" w:ascii="宋体" w:hAnsi="宋体" w:eastAsia="宋体" w:cs="宋体"/>
               <w:szCs w:val="24"/>
             </w:rPr>
             <w:fldChar w:fldCharType="end"/>
@@ -2922,28 +2949,28 @@
         </w:p>
         <w:p>
           <w:pPr>
-            <w:pStyle w:val="TOC2"/>
+            <w:pStyle w:val="17"/>
             <w:tabs>
               <w:tab w:val="right" w:leader="dot" w:pos="8306"/>
             </w:tabs>
           </w:pPr>
           <w:r>
             <w:rPr>
-              <w:rFonts w:ascii="宋体" w:eastAsia="宋体" w:hAnsi="宋体" w:cs="宋体" w:hint="eastAsia"/>
+              <w:rFonts w:hint="eastAsia" w:ascii="宋体" w:hAnsi="宋体" w:eastAsia="宋体" w:cs="宋体"/>
               <w:szCs w:val="24"/>
             </w:rPr>
             <w:fldChar w:fldCharType="begin"/>
           </w:r>
           <w:r>
             <w:rPr>
-              <w:rFonts w:ascii="宋体" w:eastAsia="宋体" w:hAnsi="宋体" w:cs="宋体" w:hint="eastAsia"/>
+              <w:rFonts w:hint="eastAsia" w:ascii="宋体" w:hAnsi="宋体" w:eastAsia="宋体" w:cs="宋体"/>
               <w:szCs w:val="24"/>
             </w:rPr>
-            <w:instrText xml:space="preserve"> HYPERLINK \l _Toc23735 </w:instrText>
-          </w:r>
-          <w:r>
-            <w:rPr>
-              <w:rFonts w:ascii="宋体" w:eastAsia="宋体" w:hAnsi="宋体" w:cs="宋体" w:hint="eastAsia"/>
+            <w:instrText xml:space="preserve"> HYPERLINK \l _Toc29529 </w:instrText>
+          </w:r>
+          <w:r>
+            <w:rPr>
+              <w:rFonts w:hint="eastAsia" w:ascii="宋体" w:hAnsi="宋体" w:eastAsia="宋体" w:cs="宋体"/>
               <w:szCs w:val="24"/>
             </w:rPr>
             <w:fldChar w:fldCharType="separate"/>
@@ -2962,7 +2989,7 @@
             <w:fldChar w:fldCharType="begin"/>
           </w:r>
           <w:r>
-            <w:instrText xml:space="preserve"> PAGEREF _Toc23735 \h </w:instrText>
+            <w:instrText xml:space="preserve"> PAGEREF _Toc29529 \h </w:instrText>
           </w:r>
           <w:r>
             <w:fldChar w:fldCharType="separate"/>
@@ -2975,7 +3002,7 @@
           </w:r>
           <w:r>
             <w:rPr>
-              <w:rFonts w:ascii="宋体" w:eastAsia="宋体" w:hAnsi="宋体" w:cs="宋体" w:hint="eastAsia"/>
+              <w:rFonts w:hint="eastAsia" w:ascii="宋体" w:hAnsi="宋体" w:eastAsia="宋体" w:cs="宋体"/>
               <w:szCs w:val="24"/>
             </w:rPr>
             <w:fldChar w:fldCharType="end"/>
@@ -2983,28 +3010,28 @@
         </w:p>
         <w:p>
           <w:pPr>
-            <w:pStyle w:val="TOC2"/>
+            <w:pStyle w:val="17"/>
             <w:tabs>
               <w:tab w:val="right" w:leader="dot" w:pos="8306"/>
             </w:tabs>
           </w:pPr>
           <w:r>
             <w:rPr>
-              <w:rFonts w:ascii="宋体" w:eastAsia="宋体" w:hAnsi="宋体" w:cs="宋体" w:hint="eastAsia"/>
+              <w:rFonts w:hint="eastAsia" w:ascii="宋体" w:hAnsi="宋体" w:eastAsia="宋体" w:cs="宋体"/>
               <w:szCs w:val="24"/>
             </w:rPr>
             <w:fldChar w:fldCharType="begin"/>
           </w:r>
           <w:r>
             <w:rPr>
-              <w:rFonts w:ascii="宋体" w:eastAsia="宋体" w:hAnsi="宋体" w:cs="宋体" w:hint="eastAsia"/>
+              <w:rFonts w:hint="eastAsia" w:ascii="宋体" w:hAnsi="宋体" w:eastAsia="宋体" w:cs="宋体"/>
               <w:szCs w:val="24"/>
             </w:rPr>
-            <w:instrText xml:space="preserve"> HYPERLINK \l _Toc8879 </w:instrText>
-          </w:r>
-          <w:r>
-            <w:rPr>
-              <w:rFonts w:ascii="宋体" w:eastAsia="宋体" w:hAnsi="宋体" w:cs="宋体" w:hint="eastAsia"/>
+            <w:instrText xml:space="preserve"> HYPERLINK \l _Toc23748 </w:instrText>
+          </w:r>
+          <w:r>
+            <w:rPr>
+              <w:rFonts w:hint="eastAsia" w:ascii="宋体" w:hAnsi="宋体" w:eastAsia="宋体" w:cs="宋体"/>
               <w:szCs w:val="24"/>
             </w:rPr>
             <w:fldChar w:fldCharType="separate"/>
@@ -3023,7 +3050,7 @@
             <w:fldChar w:fldCharType="begin"/>
           </w:r>
           <w:r>
-            <w:instrText xml:space="preserve"> PAGEREF _Toc8879 \h </w:instrText>
+            <w:instrText xml:space="preserve"> PAGEREF _Toc23748 \h </w:instrText>
           </w:r>
           <w:r>
             <w:fldChar w:fldCharType="separate"/>
@@ -3036,7 +3063,7 @@
           </w:r>
           <w:r>
             <w:rPr>
-              <w:rFonts w:ascii="宋体" w:eastAsia="宋体" w:hAnsi="宋体" w:cs="宋体" w:hint="eastAsia"/>
+              <w:rFonts w:hint="eastAsia" w:ascii="宋体" w:hAnsi="宋体" w:eastAsia="宋体" w:cs="宋体"/>
               <w:szCs w:val="24"/>
             </w:rPr>
             <w:fldChar w:fldCharType="end"/>
@@ -3044,28 +3071,28 @@
         </w:p>
         <w:p>
           <w:pPr>
-            <w:pStyle w:val="TOC2"/>
+            <w:pStyle w:val="17"/>
             <w:tabs>
               <w:tab w:val="right" w:leader="dot" w:pos="8306"/>
             </w:tabs>
           </w:pPr>
           <w:r>
             <w:rPr>
-              <w:rFonts w:ascii="宋体" w:eastAsia="宋体" w:hAnsi="宋体" w:cs="宋体" w:hint="eastAsia"/>
+              <w:rFonts w:hint="eastAsia" w:ascii="宋体" w:hAnsi="宋体" w:eastAsia="宋体" w:cs="宋体"/>
               <w:szCs w:val="24"/>
             </w:rPr>
             <w:fldChar w:fldCharType="begin"/>
           </w:r>
           <w:r>
             <w:rPr>
-              <w:rFonts w:ascii="宋体" w:eastAsia="宋体" w:hAnsi="宋体" w:cs="宋体" w:hint="eastAsia"/>
+              <w:rFonts w:hint="eastAsia" w:ascii="宋体" w:hAnsi="宋体" w:eastAsia="宋体" w:cs="宋体"/>
               <w:szCs w:val="24"/>
             </w:rPr>
-            <w:instrText xml:space="preserve"> HYPERLINK \l _Toc189 </w:instrText>
-          </w:r>
-          <w:r>
-            <w:rPr>
-              <w:rFonts w:ascii="宋体" w:eastAsia="宋体" w:hAnsi="宋体" w:cs="宋体" w:hint="eastAsia"/>
+            <w:instrText xml:space="preserve"> HYPERLINK \l _Toc25900 </w:instrText>
+          </w:r>
+          <w:r>
+            <w:rPr>
+              <w:rFonts w:hint="eastAsia" w:ascii="宋体" w:hAnsi="宋体" w:eastAsia="宋体" w:cs="宋体"/>
               <w:szCs w:val="24"/>
             </w:rPr>
             <w:fldChar w:fldCharType="separate"/>
@@ -3084,7 +3111,7 @@
             <w:fldChar w:fldCharType="begin"/>
           </w:r>
           <w:r>
-            <w:instrText xml:space="preserve"> PAGEREF _Toc189 \h </w:instrText>
+            <w:instrText xml:space="preserve"> PAGEREF _Toc25900 \h </w:instrText>
           </w:r>
           <w:r>
             <w:fldChar w:fldCharType="separate"/>
@@ -3097,7 +3124,7 @@
           </w:r>
           <w:r>
             <w:rPr>
-              <w:rFonts w:ascii="宋体" w:eastAsia="宋体" w:hAnsi="宋体" w:cs="宋体" w:hint="eastAsia"/>
+              <w:rFonts w:hint="eastAsia" w:ascii="宋体" w:hAnsi="宋体" w:eastAsia="宋体" w:cs="宋体"/>
               <w:szCs w:val="24"/>
             </w:rPr>
             <w:fldChar w:fldCharType="end"/>
@@ -3105,28 +3132,28 @@
         </w:p>
         <w:p>
           <w:pPr>
-            <w:pStyle w:val="TOC1"/>
+            <w:pStyle w:val="16"/>
             <w:tabs>
               <w:tab w:val="right" w:leader="dot" w:pos="8306"/>
             </w:tabs>
           </w:pPr>
           <w:r>
             <w:rPr>
-              <w:rFonts w:ascii="宋体" w:eastAsia="宋体" w:hAnsi="宋体" w:cs="宋体" w:hint="eastAsia"/>
+              <w:rFonts w:hint="eastAsia" w:ascii="宋体" w:hAnsi="宋体" w:eastAsia="宋体" w:cs="宋体"/>
               <w:szCs w:val="24"/>
             </w:rPr>
             <w:fldChar w:fldCharType="begin"/>
           </w:r>
           <w:r>
             <w:rPr>
-              <w:rFonts w:ascii="宋体" w:eastAsia="宋体" w:hAnsi="宋体" w:cs="宋体" w:hint="eastAsia"/>
+              <w:rFonts w:hint="eastAsia" w:ascii="宋体" w:hAnsi="宋体" w:eastAsia="宋体" w:cs="宋体"/>
               <w:szCs w:val="24"/>
             </w:rPr>
-            <w:instrText xml:space="preserve"> HYPERLINK \l _Toc28645 </w:instrText>
-          </w:r>
-          <w:r>
-            <w:rPr>
-              <w:rFonts w:ascii="宋体" w:eastAsia="宋体" w:hAnsi="宋体" w:cs="宋体" w:hint="eastAsia"/>
+            <w:instrText xml:space="preserve"> HYPERLINK \l _Toc25767 </w:instrText>
+          </w:r>
+          <w:r>
+            <w:rPr>
+              <w:rFonts w:hint="eastAsia" w:ascii="宋体" w:hAnsi="宋体" w:eastAsia="宋体" w:cs="宋体"/>
               <w:szCs w:val="24"/>
             </w:rPr>
             <w:fldChar w:fldCharType="separate"/>
@@ -3145,7 +3172,7 @@
             <w:fldChar w:fldCharType="begin"/>
           </w:r>
           <w:r>
-            <w:instrText xml:space="preserve"> PAGEREF _Toc28645 \h </w:instrText>
+            <w:instrText xml:space="preserve"> PAGEREF _Toc25767 \h </w:instrText>
           </w:r>
           <w:r>
             <w:fldChar w:fldCharType="separate"/>
@@ -3158,7 +3185,7 @@
           </w:r>
           <w:r>
             <w:rPr>
-              <w:rFonts w:ascii="宋体" w:eastAsia="宋体" w:hAnsi="宋体" w:cs="宋体" w:hint="eastAsia"/>
+              <w:rFonts w:hint="eastAsia" w:ascii="宋体" w:hAnsi="宋体" w:eastAsia="宋体" w:cs="宋体"/>
               <w:szCs w:val="24"/>
             </w:rPr>
             <w:fldChar w:fldCharType="end"/>
@@ -3166,28 +3193,28 @@
         </w:p>
         <w:p>
           <w:pPr>
-            <w:pStyle w:val="TOC2"/>
+            <w:pStyle w:val="17"/>
             <w:tabs>
               <w:tab w:val="right" w:leader="dot" w:pos="8306"/>
             </w:tabs>
           </w:pPr>
           <w:r>
             <w:rPr>
-              <w:rFonts w:ascii="宋体" w:eastAsia="宋体" w:hAnsi="宋体" w:cs="宋体" w:hint="eastAsia"/>
+              <w:rFonts w:hint="eastAsia" w:ascii="宋体" w:hAnsi="宋体" w:eastAsia="宋体" w:cs="宋体"/>
               <w:szCs w:val="24"/>
             </w:rPr>
             <w:fldChar w:fldCharType="begin"/>
           </w:r>
           <w:r>
             <w:rPr>
-              <w:rFonts w:ascii="宋体" w:eastAsia="宋体" w:hAnsi="宋体" w:cs="宋体" w:hint="eastAsia"/>
+              <w:rFonts w:hint="eastAsia" w:ascii="宋体" w:hAnsi="宋体" w:eastAsia="宋体" w:cs="宋体"/>
               <w:szCs w:val="24"/>
             </w:rPr>
-            <w:instrText xml:space="preserve"> HYPERLINK \l _Toc31462 </w:instrText>
-          </w:r>
-          <w:r>
-            <w:rPr>
-              <w:rFonts w:ascii="宋体" w:eastAsia="宋体" w:hAnsi="宋体" w:cs="宋体" w:hint="eastAsia"/>
+            <w:instrText xml:space="preserve"> HYPERLINK \l _Toc10255 </w:instrText>
+          </w:r>
+          <w:r>
+            <w:rPr>
+              <w:rFonts w:hint="eastAsia" w:ascii="宋体" w:hAnsi="宋体" w:eastAsia="宋体" w:cs="宋体"/>
               <w:szCs w:val="24"/>
             </w:rPr>
             <w:fldChar w:fldCharType="separate"/>
@@ -3206,7 +3233,7 @@
             <w:fldChar w:fldCharType="begin"/>
           </w:r>
           <w:r>
-            <w:instrText xml:space="preserve"> PAGEREF _Toc31462 \h </w:instrText>
+            <w:instrText xml:space="preserve"> PAGEREF _Toc10255 \h </w:instrText>
           </w:r>
           <w:r>
             <w:fldChar w:fldCharType="separate"/>
@@ -3219,7 +3246,7 @@
           </w:r>
           <w:r>
             <w:rPr>
-              <w:rFonts w:ascii="宋体" w:eastAsia="宋体" w:hAnsi="宋体" w:cs="宋体" w:hint="eastAsia"/>
+              <w:rFonts w:hint="eastAsia" w:ascii="宋体" w:hAnsi="宋体" w:eastAsia="宋体" w:cs="宋体"/>
               <w:szCs w:val="24"/>
             </w:rPr>
             <w:fldChar w:fldCharType="end"/>
@@ -3227,28 +3254,28 @@
         </w:p>
         <w:p>
           <w:pPr>
-            <w:pStyle w:val="TOC2"/>
+            <w:pStyle w:val="17"/>
             <w:tabs>
               <w:tab w:val="right" w:leader="dot" w:pos="8306"/>
             </w:tabs>
           </w:pPr>
           <w:r>
             <w:rPr>
-              <w:rFonts w:ascii="宋体" w:eastAsia="宋体" w:hAnsi="宋体" w:cs="宋体" w:hint="eastAsia"/>
+              <w:rFonts w:hint="eastAsia" w:ascii="宋体" w:hAnsi="宋体" w:eastAsia="宋体" w:cs="宋体"/>
               <w:szCs w:val="24"/>
             </w:rPr>
             <w:fldChar w:fldCharType="begin"/>
           </w:r>
           <w:r>
             <w:rPr>
-              <w:rFonts w:ascii="宋体" w:eastAsia="宋体" w:hAnsi="宋体" w:cs="宋体" w:hint="eastAsia"/>
+              <w:rFonts w:hint="eastAsia" w:ascii="宋体" w:hAnsi="宋体" w:eastAsia="宋体" w:cs="宋体"/>
               <w:szCs w:val="24"/>
             </w:rPr>
-            <w:instrText xml:space="preserve"> HYPERLINK \l _Toc13097 </w:instrText>
-          </w:r>
-          <w:r>
-            <w:rPr>
-              <w:rFonts w:ascii="宋体" w:eastAsia="宋体" w:hAnsi="宋体" w:cs="宋体" w:hint="eastAsia"/>
+            <w:instrText xml:space="preserve"> HYPERLINK \l _Toc13436 </w:instrText>
+          </w:r>
+          <w:r>
+            <w:rPr>
+              <w:rFonts w:hint="eastAsia" w:ascii="宋体" w:hAnsi="宋体" w:eastAsia="宋体" w:cs="宋体"/>
               <w:szCs w:val="24"/>
             </w:rPr>
             <w:fldChar w:fldCharType="separate"/>
@@ -3267,7 +3294,7 @@
             <w:fldChar w:fldCharType="begin"/>
           </w:r>
           <w:r>
-            <w:instrText xml:space="preserve"> PAGEREF _Toc13097 \h </w:instrText>
+            <w:instrText xml:space="preserve"> PAGEREF _Toc13436 \h </w:instrText>
           </w:r>
           <w:r>
             <w:fldChar w:fldCharType="separate"/>
@@ -3280,7 +3307,7 @@
           </w:r>
           <w:r>
             <w:rPr>
-              <w:rFonts w:ascii="宋体" w:eastAsia="宋体" w:hAnsi="宋体" w:cs="宋体" w:hint="eastAsia"/>
+              <w:rFonts w:hint="eastAsia" w:ascii="宋体" w:hAnsi="宋体" w:eastAsia="宋体" w:cs="宋体"/>
               <w:szCs w:val="24"/>
             </w:rPr>
             <w:fldChar w:fldCharType="end"/>
@@ -3288,28 +3315,28 @@
         </w:p>
         <w:p>
           <w:pPr>
-            <w:pStyle w:val="TOC2"/>
+            <w:pStyle w:val="17"/>
             <w:tabs>
               <w:tab w:val="right" w:leader="dot" w:pos="8306"/>
             </w:tabs>
           </w:pPr>
           <w:r>
             <w:rPr>
-              <w:rFonts w:ascii="宋体" w:eastAsia="宋体" w:hAnsi="宋体" w:cs="宋体" w:hint="eastAsia"/>
+              <w:rFonts w:hint="eastAsia" w:ascii="宋体" w:hAnsi="宋体" w:eastAsia="宋体" w:cs="宋体"/>
               <w:szCs w:val="24"/>
             </w:rPr>
             <w:fldChar w:fldCharType="begin"/>
           </w:r>
           <w:r>
             <w:rPr>
-              <w:rFonts w:ascii="宋体" w:eastAsia="宋体" w:hAnsi="宋体" w:cs="宋体" w:hint="eastAsia"/>
+              <w:rFonts w:hint="eastAsia" w:ascii="宋体" w:hAnsi="宋体" w:eastAsia="宋体" w:cs="宋体"/>
               <w:szCs w:val="24"/>
             </w:rPr>
-            <w:instrText xml:space="preserve"> HYPERLINK \l _Toc5760 </w:instrText>
-          </w:r>
-          <w:r>
-            <w:rPr>
-              <w:rFonts w:ascii="宋体" w:eastAsia="宋体" w:hAnsi="宋体" w:cs="宋体" w:hint="eastAsia"/>
+            <w:instrText xml:space="preserve"> HYPERLINK \l _Toc30393 </w:instrText>
+          </w:r>
+          <w:r>
+            <w:rPr>
+              <w:rFonts w:hint="eastAsia" w:ascii="宋体" w:hAnsi="宋体" w:eastAsia="宋体" w:cs="宋体"/>
               <w:szCs w:val="24"/>
             </w:rPr>
             <w:fldChar w:fldCharType="separate"/>
@@ -3342,7 +3369,7 @@
             <w:fldChar w:fldCharType="begin"/>
           </w:r>
           <w:r>
-            <w:instrText xml:space="preserve"> PAGEREF _Toc5760 \h </w:instrText>
+            <w:instrText xml:space="preserve"> PAGEREF _Toc30393 \h </w:instrText>
           </w:r>
           <w:r>
             <w:fldChar w:fldCharType="separate"/>
@@ -3355,7 +3382,7 @@
           </w:r>
           <w:r>
             <w:rPr>
-              <w:rFonts w:ascii="宋体" w:eastAsia="宋体" w:hAnsi="宋体" w:cs="宋体" w:hint="eastAsia"/>
+              <w:rFonts w:hint="eastAsia" w:ascii="宋体" w:hAnsi="宋体" w:eastAsia="宋体" w:cs="宋体"/>
               <w:szCs w:val="24"/>
             </w:rPr>
             <w:fldChar w:fldCharType="end"/>
@@ -3363,28 +3390,28 @@
         </w:p>
         <w:p>
           <w:pPr>
-            <w:pStyle w:val="TOC1"/>
+            <w:pStyle w:val="16"/>
             <w:tabs>
               <w:tab w:val="right" w:leader="dot" w:pos="8306"/>
             </w:tabs>
           </w:pPr>
           <w:r>
             <w:rPr>
-              <w:rFonts w:ascii="宋体" w:eastAsia="宋体" w:hAnsi="宋体" w:cs="宋体" w:hint="eastAsia"/>
+              <w:rFonts w:hint="eastAsia" w:ascii="宋体" w:hAnsi="宋体" w:eastAsia="宋体" w:cs="宋体"/>
               <w:szCs w:val="24"/>
             </w:rPr>
             <w:fldChar w:fldCharType="begin"/>
           </w:r>
           <w:r>
             <w:rPr>
-              <w:rFonts w:ascii="宋体" w:eastAsia="宋体" w:hAnsi="宋体" w:cs="宋体" w:hint="eastAsia"/>
+              <w:rFonts w:hint="eastAsia" w:ascii="宋体" w:hAnsi="宋体" w:eastAsia="宋体" w:cs="宋体"/>
               <w:szCs w:val="24"/>
             </w:rPr>
-            <w:instrText xml:space="preserve"> HYPERLINK \l _Toc16458 </w:instrText>
-          </w:r>
-          <w:r>
-            <w:rPr>
-              <w:rFonts w:ascii="宋体" w:eastAsia="宋体" w:hAnsi="宋体" w:cs="宋体" w:hint="eastAsia"/>
+            <w:instrText xml:space="preserve"> HYPERLINK \l _Toc30502 </w:instrText>
+          </w:r>
+          <w:r>
+            <w:rPr>
+              <w:rFonts w:hint="eastAsia" w:ascii="宋体" w:hAnsi="宋体" w:eastAsia="宋体" w:cs="宋体"/>
               <w:szCs w:val="24"/>
             </w:rPr>
             <w:fldChar w:fldCharType="separate"/>
@@ -3410,20 +3437,20 @@
             <w:fldChar w:fldCharType="begin"/>
           </w:r>
           <w:r>
-            <w:instrText xml:space="preserve"> PAGEREF _Toc16458 \h </w:instrText>
+            <w:instrText xml:space="preserve"> PAGEREF _Toc30502 \h </w:instrText>
           </w:r>
           <w:r>
             <w:fldChar w:fldCharType="separate"/>
           </w:r>
           <w:r>
-            <w:t>8</w:t>
+            <w:t>9</w:t>
           </w:r>
           <w:r>
             <w:fldChar w:fldCharType="end"/>
           </w:r>
           <w:r>
             <w:rPr>
-              <w:rFonts w:ascii="宋体" w:eastAsia="宋体" w:hAnsi="宋体" w:cs="宋体" w:hint="eastAsia"/>
+              <w:rFonts w:hint="eastAsia" w:ascii="宋体" w:hAnsi="宋体" w:eastAsia="宋体" w:cs="宋体"/>
               <w:szCs w:val="24"/>
             </w:rPr>
             <w:fldChar w:fldCharType="end"/>
@@ -3431,28 +3458,28 @@
         </w:p>
         <w:p>
           <w:pPr>
-            <w:pStyle w:val="TOC1"/>
+            <w:pStyle w:val="16"/>
             <w:tabs>
               <w:tab w:val="right" w:leader="dot" w:pos="8306"/>
             </w:tabs>
           </w:pPr>
           <w:r>
             <w:rPr>
-              <w:rFonts w:ascii="宋体" w:eastAsia="宋体" w:hAnsi="宋体" w:cs="宋体" w:hint="eastAsia"/>
+              <w:rFonts w:hint="eastAsia" w:ascii="宋体" w:hAnsi="宋体" w:eastAsia="宋体" w:cs="宋体"/>
               <w:szCs w:val="24"/>
             </w:rPr>
             <w:fldChar w:fldCharType="begin"/>
           </w:r>
           <w:r>
             <w:rPr>
-              <w:rFonts w:ascii="宋体" w:eastAsia="宋体" w:hAnsi="宋体" w:cs="宋体" w:hint="eastAsia"/>
+              <w:rFonts w:hint="eastAsia" w:ascii="宋体" w:hAnsi="宋体" w:eastAsia="宋体" w:cs="宋体"/>
               <w:szCs w:val="24"/>
             </w:rPr>
-            <w:instrText xml:space="preserve"> HYPERLINK \l _Toc7919 </w:instrText>
-          </w:r>
-          <w:r>
-            <w:rPr>
-              <w:rFonts w:ascii="宋体" w:eastAsia="宋体" w:hAnsi="宋体" w:cs="宋体" w:hint="eastAsia"/>
+            <w:instrText xml:space="preserve"> HYPERLINK \l _Toc26463 </w:instrText>
+          </w:r>
+          <w:r>
+            <w:rPr>
+              <w:rFonts w:hint="eastAsia" w:ascii="宋体" w:hAnsi="宋体" w:eastAsia="宋体" w:cs="宋体"/>
               <w:szCs w:val="24"/>
             </w:rPr>
             <w:fldChar w:fldCharType="separate"/>
@@ -3471,7 +3498,7 @@
             <w:fldChar w:fldCharType="begin"/>
           </w:r>
           <w:r>
-            <w:instrText xml:space="preserve"> PAGEREF _Toc7919 \h </w:instrText>
+            <w:instrText xml:space="preserve"> PAGEREF _Toc26463 \h </w:instrText>
           </w:r>
           <w:r>
             <w:fldChar w:fldCharType="separate"/>
@@ -3484,7 +3511,7 @@
           </w:r>
           <w:r>
             <w:rPr>
-              <w:rFonts w:ascii="宋体" w:eastAsia="宋体" w:hAnsi="宋体" w:cs="宋体" w:hint="eastAsia"/>
+              <w:rFonts w:hint="eastAsia" w:ascii="宋体" w:hAnsi="宋体" w:eastAsia="宋体" w:cs="宋体"/>
               <w:szCs w:val="24"/>
             </w:rPr>
             <w:fldChar w:fldCharType="end"/>
@@ -3507,7 +3534,7 @@
             <w:snapToGrid w:val="0"/>
             <w:textAlignment w:val="baseline"/>
             <w:rPr>
-              <w:rFonts w:ascii="宋体" w:eastAsia="宋体" w:hAnsi="宋体" w:cs="宋体" w:hint="eastAsia"/>
+              <w:rFonts w:hint="eastAsia" w:ascii="宋体" w:hAnsi="宋体" w:eastAsia="宋体" w:cs="宋体"/>
               <w:snapToGrid w:val="0"/>
               <w:color w:val="000000"/>
               <w:kern w:val="0"/>
@@ -3518,7 +3545,7 @@
           </w:pPr>
           <w:r>
             <w:rPr>
-              <w:rFonts w:ascii="宋体" w:eastAsia="宋体" w:hAnsi="宋体" w:cs="宋体" w:hint="eastAsia"/>
+              <w:rFonts w:hint="eastAsia" w:ascii="宋体" w:hAnsi="宋体" w:eastAsia="宋体" w:cs="宋体"/>
               <w:szCs w:val="24"/>
             </w:rPr>
             <w:fldChar w:fldCharType="end"/>
@@ -3528,7 +3555,22 @@
     </w:sdt>
     <w:p>
       <w:pPr>
-        <w:pStyle w:val="1"/>
+        <w:rPr>
+          <w:rFonts w:hint="default"/>
+          <w:lang w:val="en-US" w:eastAsia="zh-CN"/>
+        </w:rPr>
+      </w:pPr>
+      <w:r>
+        <w:rPr>
+          <w:rFonts w:hint="default"/>
+          <w:lang w:val="en-US" w:eastAsia="zh-CN"/>
+        </w:rPr>
+        <w:br w:type="page"/>
+      </w:r>
+    </w:p>
+    <w:p>
+      <w:pPr>
+        <w:pStyle w:val="28"/>
         <w:keepNext w:val="0"/>
         <w:keepLines w:val="0"/>
         <w:pageBreakBefore w:val="0"/>
@@ -3548,7 +3590,7 @@
           <w:lang w:val="en-US" w:eastAsia="zh-CN"/>
         </w:rPr>
       </w:pPr>
-      <w:bookmarkStart w:id="3" w:name="_Toc21069"/>
+      <w:bookmarkStart w:id="2" w:name="_Toc21069"/>
       <w:r>
         <w:rPr>
           <w:rFonts w:hint="default"/>
@@ -3556,11 +3598,11 @@
         </w:rPr>
         <w:t>总则</w:t>
       </w:r>
-      <w:bookmarkEnd w:id="3"/>
+      <w:bookmarkEnd w:id="2"/>
     </w:p>
     <w:p>
       <w:pPr>
-        <w:pStyle w:val="2"/>
+        <w:pStyle w:val="30"/>
         <w:keepNext w:val="0"/>
         <w:keepLines w:val="0"/>
         <w:pageBreakBefore w:val="0"/>
@@ -3580,7 +3622,7 @@
           <w:lang w:val="en-US" w:eastAsia="zh-CN"/>
         </w:rPr>
       </w:pPr>
-      <w:bookmarkStart w:id="4" w:name="_Toc2493"/>
+      <w:bookmarkStart w:id="3" w:name="_Toc30889"/>
       <w:r>
         <w:rPr>
           <w:rFonts w:hint="default"/>
@@ -3588,11 +3630,11 @@
         </w:rPr>
         <w:t>目的</w:t>
       </w:r>
-      <w:bookmarkEnd w:id="4"/>
+      <w:bookmarkEnd w:id="3"/>
     </w:p>
     <w:p>
       <w:pPr>
-        <w:pStyle w:val="a1"/>
+        <w:pStyle w:val="29"/>
         <w:keepNext w:val="0"/>
         <w:keepLines w:val="0"/>
         <w:pageBreakBefore w:val="0"/>
@@ -3622,7 +3664,7 @@
     </w:p>
     <w:p>
       <w:pPr>
-        <w:pStyle w:val="2"/>
+        <w:pStyle w:val="30"/>
         <w:keepNext w:val="0"/>
         <w:keepLines w:val="0"/>
         <w:pageBreakBefore w:val="0"/>
@@ -3642,7 +3684,7 @@
           <w:lang w:val="en-US" w:eastAsia="zh-CN"/>
         </w:rPr>
       </w:pPr>
-      <w:bookmarkStart w:id="5" w:name="_Toc21350"/>
+      <w:bookmarkStart w:id="4" w:name="_Toc12409"/>
       <w:r>
         <w:rPr>
           <w:rFonts w:hint="default"/>
@@ -3650,11 +3692,11 @@
         </w:rPr>
         <w:t>适用范围</w:t>
       </w:r>
-      <w:bookmarkEnd w:id="5"/>
+      <w:bookmarkEnd w:id="4"/>
     </w:p>
     <w:p>
       <w:pPr>
-        <w:pStyle w:val="a1"/>
+        <w:pStyle w:val="29"/>
         <w:keepNext w:val="0"/>
         <w:keepLines w:val="0"/>
         <w:pageBreakBefore w:val="0"/>
@@ -3684,7 +3726,7 @@
     </w:p>
     <w:p>
       <w:pPr>
-        <w:pStyle w:val="1"/>
+        <w:pStyle w:val="28"/>
         <w:keepNext w:val="0"/>
         <w:keepLines w:val="0"/>
         <w:pageBreakBefore w:val="0"/>
@@ -3704,7 +3746,7 @@
           <w:lang w:val="en-US" w:eastAsia="zh-CN"/>
         </w:rPr>
       </w:pPr>
-      <w:bookmarkStart w:id="6" w:name="_Toc17072"/>
+      <w:bookmarkStart w:id="5" w:name="_Toc18955"/>
       <w:r>
         <w:rPr>
           <w:rFonts w:hint="default"/>
@@ -3712,11 +3754,11 @@
         </w:rPr>
         <w:t>术语与定义</w:t>
       </w:r>
-      <w:bookmarkEnd w:id="6"/>
+      <w:bookmarkEnd w:id="5"/>
     </w:p>
     <w:p>
       <w:pPr>
-        <w:pStyle w:val="a1"/>
+        <w:pStyle w:val="29"/>
         <w:keepNext w:val="0"/>
         <w:keepLines w:val="0"/>
         <w:pageBreakBefore w:val="0"/>
@@ -3746,7 +3788,7 @@
     </w:p>
     <w:p>
       <w:pPr>
-        <w:pStyle w:val="a1"/>
+        <w:pStyle w:val="29"/>
         <w:keepNext w:val="0"/>
         <w:keepLines w:val="0"/>
         <w:pageBreakBefore w:val="0"/>
@@ -3776,7 +3818,7 @@
     </w:p>
     <w:p>
       <w:pPr>
-        <w:pStyle w:val="a1"/>
+        <w:pStyle w:val="29"/>
         <w:keepNext w:val="0"/>
         <w:keepLines w:val="0"/>
         <w:pageBreakBefore w:val="0"/>
@@ -3806,7 +3848,7 @@
     </w:p>
     <w:p>
       <w:pPr>
-        <w:pStyle w:val="a1"/>
+        <w:pStyle w:val="29"/>
         <w:keepNext w:val="0"/>
         <w:keepLines w:val="0"/>
         <w:pageBreakBefore w:val="0"/>
@@ -3836,7 +3878,7 @@
     </w:p>
     <w:p>
       <w:pPr>
-        <w:pStyle w:val="a1"/>
+        <w:pStyle w:val="29"/>
         <w:keepNext w:val="0"/>
         <w:keepLines w:val="0"/>
         <w:pageBreakBefore w:val="0"/>
@@ -3866,7 +3908,7 @@
     </w:p>
     <w:p>
       <w:pPr>
-        <w:pStyle w:val="1"/>
+        <w:pStyle w:val="28"/>
         <w:keepNext w:val="0"/>
         <w:keepLines w:val="0"/>
         <w:pageBreakBefore w:val="0"/>
@@ -3886,7 +3928,7 @@
           <w:lang w:val="en-US" w:eastAsia="zh-CN"/>
         </w:rPr>
       </w:pPr>
-      <w:bookmarkStart w:id="7" w:name="_Toc31605"/>
+      <w:bookmarkStart w:id="6" w:name="_Toc13631"/>
       <w:r>
         <w:rPr>
           <w:rFonts w:hint="default"/>
@@ -3894,11 +3936,11 @@
         </w:rPr>
         <w:t>角色与职责</w:t>
       </w:r>
-      <w:bookmarkEnd w:id="7"/>
+      <w:bookmarkEnd w:id="6"/>
     </w:p>
     <w:p>
       <w:pPr>
-        <w:pStyle w:val="2"/>
+        <w:pStyle w:val="30"/>
         <w:keepNext w:val="0"/>
         <w:keepLines w:val="0"/>
         <w:pageBreakBefore w:val="0"/>
@@ -3918,7 +3960,7 @@
           <w:lang w:val="en-US" w:eastAsia="zh-CN"/>
         </w:rPr>
       </w:pPr>
-      <w:bookmarkStart w:id="8" w:name="_Toc15082"/>
+      <w:bookmarkStart w:id="7" w:name="_Toc6933"/>
       <w:r>
         <w:rPr>
           <w:rFonts w:hint="default"/>
@@ -3926,11 +3968,11 @@
         </w:rPr>
         <w:t>问题经理</w:t>
       </w:r>
-      <w:bookmarkEnd w:id="8"/>
+      <w:bookmarkEnd w:id="7"/>
     </w:p>
     <w:p>
       <w:pPr>
-        <w:pStyle w:val="a1"/>
+        <w:pStyle w:val="29"/>
         <w:keepNext w:val="0"/>
         <w:keepLines w:val="0"/>
         <w:pageBreakBefore w:val="0"/>
@@ -3960,7 +4002,7 @@
     </w:p>
     <w:p>
       <w:pPr>
-        <w:pStyle w:val="a1"/>
+        <w:pStyle w:val="29"/>
         <w:keepNext w:val="0"/>
         <w:keepLines w:val="0"/>
         <w:pageBreakBefore w:val="0"/>
@@ -3978,7 +4020,7 @@
         <w:bidi w:val="0"/>
         <w:adjustRightInd w:val="0"/>
         <w:snapToGrid w:val="0"/>
-        <w:ind w:left="425" w:hanging="425" w:leftChars="0" w:firstLineChars="0"/>
+        <w:ind w:left="425" w:leftChars="0" w:hanging="425" w:firstLineChars="0"/>
         <w:textAlignment w:val="baseline"/>
         <w:rPr>
           <w:rFonts w:hint="default"/>
@@ -3995,7 +4037,7 @@
     </w:p>
     <w:p>
       <w:pPr>
-        <w:pStyle w:val="a1"/>
+        <w:pStyle w:val="29"/>
         <w:keepNext w:val="0"/>
         <w:keepLines w:val="0"/>
         <w:pageBreakBefore w:val="0"/>
@@ -4013,7 +4055,7 @@
         <w:bidi w:val="0"/>
         <w:adjustRightInd w:val="0"/>
         <w:snapToGrid w:val="0"/>
-        <w:ind w:left="425" w:hanging="425" w:leftChars="0" w:firstLineChars="0"/>
+        <w:ind w:left="425" w:leftChars="0" w:hanging="425" w:firstLineChars="0"/>
         <w:textAlignment w:val="baseline"/>
         <w:rPr>
           <w:rFonts w:hint="default"/>
@@ -4030,7 +4072,7 @@
     </w:p>
     <w:p>
       <w:pPr>
-        <w:pStyle w:val="a1"/>
+        <w:pStyle w:val="29"/>
         <w:keepNext w:val="0"/>
         <w:keepLines w:val="0"/>
         <w:pageBreakBefore w:val="0"/>
@@ -4048,7 +4090,7 @@
         <w:bidi w:val="0"/>
         <w:adjustRightInd w:val="0"/>
         <w:snapToGrid w:val="0"/>
-        <w:ind w:left="425" w:hanging="425" w:leftChars="0" w:firstLineChars="0"/>
+        <w:ind w:left="425" w:leftChars="0" w:hanging="425" w:firstLineChars="0"/>
         <w:textAlignment w:val="baseline"/>
         <w:rPr>
           <w:rFonts w:hint="default"/>
@@ -4065,7 +4107,7 @@
     </w:p>
     <w:p>
       <w:pPr>
-        <w:pStyle w:val="a1"/>
+        <w:pStyle w:val="29"/>
         <w:keepNext w:val="0"/>
         <w:keepLines w:val="0"/>
         <w:pageBreakBefore w:val="0"/>
@@ -4083,7 +4125,7 @@
         <w:bidi w:val="0"/>
         <w:adjustRightInd w:val="0"/>
         <w:snapToGrid w:val="0"/>
-        <w:ind w:left="425" w:hanging="425" w:leftChars="0" w:firstLineChars="0"/>
+        <w:ind w:left="425" w:leftChars="0" w:hanging="425" w:firstLineChars="0"/>
         <w:textAlignment w:val="baseline"/>
         <w:rPr>
           <w:rFonts w:hint="default"/>
@@ -4100,7 +4142,7 @@
     </w:p>
     <w:p>
       <w:pPr>
-        <w:pStyle w:val="a1"/>
+        <w:pStyle w:val="29"/>
         <w:keepNext w:val="0"/>
         <w:keepLines w:val="0"/>
         <w:pageBreakBefore w:val="0"/>
@@ -4118,7 +4160,7 @@
         <w:bidi w:val="0"/>
         <w:adjustRightInd w:val="0"/>
         <w:snapToGrid w:val="0"/>
-        <w:ind w:left="425" w:hanging="425" w:leftChars="0" w:firstLineChars="0"/>
+        <w:ind w:left="425" w:leftChars="0" w:hanging="425" w:firstLineChars="0"/>
         <w:textAlignment w:val="baseline"/>
         <w:rPr>
           <w:rFonts w:hint="default"/>
@@ -4135,7 +4177,7 @@
     </w:p>
     <w:p>
       <w:pPr>
-        <w:pStyle w:val="2"/>
+        <w:pStyle w:val="30"/>
         <w:keepNext w:val="0"/>
         <w:keepLines w:val="0"/>
         <w:pageBreakBefore w:val="0"/>
@@ -4155,7 +4197,7 @@
           <w:lang w:val="en-US" w:eastAsia="zh-CN"/>
         </w:rPr>
       </w:pPr>
-      <w:bookmarkStart w:id="9" w:name="_Toc1580"/>
+      <w:bookmarkStart w:id="8" w:name="_Toc17839"/>
       <w:r>
         <w:rPr>
           <w:rFonts w:hint="default"/>
@@ -4163,11 +4205,11 @@
         </w:rPr>
         <w:t>问题处理专家组</w:t>
       </w:r>
-      <w:bookmarkEnd w:id="9"/>
+      <w:bookmarkEnd w:id="8"/>
     </w:p>
     <w:p>
       <w:pPr>
-        <w:pStyle w:val="a1"/>
+        <w:pStyle w:val="29"/>
         <w:keepNext w:val="0"/>
         <w:keepLines w:val="0"/>
         <w:pageBreakBefore w:val="0"/>
@@ -4197,7 +4239,7 @@
     </w:p>
     <w:p>
       <w:pPr>
-        <w:pStyle w:val="a1"/>
+        <w:pStyle w:val="29"/>
         <w:keepNext w:val="0"/>
         <w:keepLines w:val="0"/>
         <w:pageBreakBefore w:val="0"/>
@@ -4215,7 +4257,7 @@
         <w:bidi w:val="0"/>
         <w:adjustRightInd w:val="0"/>
         <w:snapToGrid w:val="0"/>
-        <w:ind w:left="425" w:hanging="425" w:leftChars="0" w:firstLineChars="0"/>
+        <w:ind w:left="425" w:leftChars="0" w:hanging="425" w:firstLineChars="0"/>
         <w:textAlignment w:val="baseline"/>
         <w:rPr>
           <w:rFonts w:hint="default"/>
@@ -4232,7 +4274,7 @@
     </w:p>
     <w:p>
       <w:pPr>
-        <w:pStyle w:val="a1"/>
+        <w:pStyle w:val="29"/>
         <w:keepNext w:val="0"/>
         <w:keepLines w:val="0"/>
         <w:pageBreakBefore w:val="0"/>
@@ -4250,7 +4292,7 @@
         <w:bidi w:val="0"/>
         <w:adjustRightInd w:val="0"/>
         <w:snapToGrid w:val="0"/>
-        <w:ind w:left="425" w:hanging="425" w:leftChars="0" w:firstLineChars="0"/>
+        <w:ind w:left="425" w:leftChars="0" w:hanging="425" w:firstLineChars="0"/>
         <w:textAlignment w:val="baseline"/>
         <w:rPr>
           <w:rFonts w:hint="default"/>
@@ -4267,7 +4309,7 @@
     </w:p>
     <w:p>
       <w:pPr>
-        <w:pStyle w:val="a1"/>
+        <w:pStyle w:val="29"/>
         <w:keepNext w:val="0"/>
         <w:keepLines w:val="0"/>
         <w:pageBreakBefore w:val="0"/>
@@ -4285,7 +4327,7 @@
         <w:bidi w:val="0"/>
         <w:adjustRightInd w:val="0"/>
         <w:snapToGrid w:val="0"/>
-        <w:ind w:left="425" w:hanging="425" w:leftChars="0" w:firstLineChars="0"/>
+        <w:ind w:left="425" w:leftChars="0" w:hanging="425" w:firstLineChars="0"/>
         <w:textAlignment w:val="baseline"/>
         <w:rPr>
           <w:rFonts w:hint="default"/>
@@ -4302,7 +4344,7 @@
     </w:p>
     <w:p>
       <w:pPr>
-        <w:pStyle w:val="a1"/>
+        <w:pStyle w:val="29"/>
         <w:keepNext w:val="0"/>
         <w:keepLines w:val="0"/>
         <w:pageBreakBefore w:val="0"/>
@@ -4320,7 +4362,7 @@
         <w:bidi w:val="0"/>
         <w:adjustRightInd w:val="0"/>
         <w:snapToGrid w:val="0"/>
-        <w:ind w:left="425" w:hanging="425" w:leftChars="0" w:firstLineChars="0"/>
+        <w:ind w:left="425" w:leftChars="0" w:hanging="425" w:firstLineChars="0"/>
         <w:textAlignment w:val="baseline"/>
         <w:rPr>
           <w:rFonts w:hint="default"/>
@@ -4337,7 +4379,7 @@
     </w:p>
     <w:p>
       <w:pPr>
-        <w:pStyle w:val="a1"/>
+        <w:pStyle w:val="29"/>
         <w:keepNext w:val="0"/>
         <w:keepLines w:val="0"/>
         <w:pageBreakBefore w:val="0"/>
@@ -4355,7 +4397,7 @@
         <w:bidi w:val="0"/>
         <w:adjustRightInd w:val="0"/>
         <w:snapToGrid w:val="0"/>
-        <w:ind w:left="425" w:hanging="425" w:leftChars="0" w:firstLineChars="0"/>
+        <w:ind w:left="425" w:leftChars="0" w:hanging="425" w:firstLineChars="0"/>
         <w:textAlignment w:val="baseline"/>
         <w:rPr>
           <w:rFonts w:hint="default"/>
@@ -4372,7 +4414,7 @@
     </w:p>
     <w:p>
       <w:pPr>
-        <w:pStyle w:val="1"/>
+        <w:pStyle w:val="28"/>
         <w:keepNext w:val="0"/>
         <w:keepLines w:val="0"/>
         <w:pageBreakBefore w:val="0"/>
@@ -4392,7 +4434,7 @@
           <w:lang w:val="en-US" w:eastAsia="zh-CN"/>
         </w:rPr>
       </w:pPr>
-      <w:bookmarkStart w:id="10" w:name="_Toc29363"/>
+      <w:bookmarkStart w:id="9" w:name="_Toc31298"/>
       <w:r>
         <w:rPr>
           <w:rFonts w:hint="default"/>
@@ -4400,11 +4442,11 @@
         </w:rPr>
         <w:t>问题管理流程</w:t>
       </w:r>
-      <w:bookmarkEnd w:id="10"/>
+      <w:bookmarkEnd w:id="9"/>
     </w:p>
     <w:p>
       <w:pPr>
-        <w:pStyle w:val="2"/>
+        <w:pStyle w:val="30"/>
         <w:keepNext w:val="0"/>
         <w:keepLines w:val="0"/>
         <w:pageBreakBefore w:val="0"/>
@@ -4424,7 +4466,7 @@
           <w:lang w:val="en-US" w:eastAsia="zh-CN"/>
         </w:rPr>
       </w:pPr>
-      <w:bookmarkStart w:id="11" w:name="_Toc16552"/>
+      <w:bookmarkStart w:id="10" w:name="_Toc9558"/>
       <w:r>
         <w:rPr>
           <w:rFonts w:hint="default"/>
@@ -4432,11 +4474,11 @@
         </w:rPr>
         <w:t>流程概述</w:t>
       </w:r>
-      <w:bookmarkEnd w:id="11"/>
+      <w:bookmarkEnd w:id="10"/>
     </w:p>
     <w:p>
       <w:pPr>
-        <w:pStyle w:val="a1"/>
+        <w:pStyle w:val="29"/>
         <w:keepNext w:val="0"/>
         <w:keepLines w:val="0"/>
         <w:pageBreakBefore w:val="0"/>
@@ -4466,7 +4508,7 @@
     </w:p>
     <w:p>
       <w:pPr>
-        <w:pStyle w:val="2"/>
+        <w:pStyle w:val="30"/>
         <w:keepNext w:val="0"/>
         <w:keepLines w:val="0"/>
         <w:pageBreakBefore w:val="0"/>
@@ -4486,7 +4528,7 @@
           <w:lang w:val="en-US" w:eastAsia="zh-CN"/>
         </w:rPr>
       </w:pPr>
-      <w:bookmarkStart w:id="12" w:name="_Toc24795"/>
+      <w:bookmarkStart w:id="11" w:name="_Toc22497"/>
       <w:r>
         <w:rPr>
           <w:rFonts w:hint="default"/>
@@ -4494,11 +4536,11 @@
         </w:rPr>
         <w:t>管理原则</w:t>
       </w:r>
-      <w:bookmarkEnd w:id="12"/>
+      <w:bookmarkEnd w:id="11"/>
     </w:p>
     <w:p>
       <w:pPr>
-        <w:pStyle w:val="a1"/>
+        <w:pStyle w:val="29"/>
         <w:keepNext w:val="0"/>
         <w:keepLines w:val="0"/>
         <w:pageBreakBefore w:val="0"/>
@@ -4528,7 +4570,7 @@
     </w:p>
     <w:p>
       <w:pPr>
-        <w:pStyle w:val="a1"/>
+        <w:pStyle w:val="29"/>
         <w:keepNext w:val="0"/>
         <w:keepLines w:val="0"/>
         <w:pageBreakBefore w:val="0"/>
@@ -4558,7 +4600,7 @@
     </w:p>
     <w:p>
       <w:pPr>
-        <w:pStyle w:val="a1"/>
+        <w:pStyle w:val="29"/>
         <w:keepNext w:val="0"/>
         <w:keepLines w:val="0"/>
         <w:pageBreakBefore w:val="0"/>
@@ -4588,7 +4630,7 @@
     </w:p>
     <w:p>
       <w:pPr>
-        <w:pStyle w:val="a1"/>
+        <w:pStyle w:val="29"/>
         <w:keepNext w:val="0"/>
         <w:keepLines w:val="0"/>
         <w:pageBreakBefore w:val="0"/>
@@ -4618,7 +4660,7 @@
     </w:p>
     <w:p>
       <w:pPr>
-        <w:pStyle w:val="2"/>
+        <w:pStyle w:val="30"/>
         <w:keepNext w:val="0"/>
         <w:keepLines w:val="0"/>
         <w:pageBreakBefore w:val="0"/>
@@ -4638,7 +4680,7 @@
           <w:lang w:val="en-US" w:eastAsia="zh-CN"/>
         </w:rPr>
       </w:pPr>
-      <w:bookmarkStart w:id="13" w:name="_Toc21495"/>
+      <w:bookmarkStart w:id="12" w:name="_Toc14939"/>
       <w:r>
         <w:rPr>
           <w:rFonts w:hint="default"/>
@@ -4646,11 +4688,11 @@
         </w:rPr>
         <w:t>流程活动说明</w:t>
       </w:r>
-      <w:bookmarkEnd w:id="13"/>
+      <w:bookmarkEnd w:id="12"/>
     </w:p>
     <w:p>
       <w:pPr>
-        <w:pStyle w:val="a1"/>
+        <w:pStyle w:val="29"/>
         <w:keepNext w:val="0"/>
         <w:keepLines w:val="0"/>
         <w:pageBreakBefore w:val="0"/>
@@ -4668,7 +4710,7 @@
         <w:bidi w:val="0"/>
         <w:adjustRightInd w:val="0"/>
         <w:snapToGrid w:val="0"/>
-        <w:ind w:left="425" w:hanging="425" w:leftChars="0" w:firstLineChars="0"/>
+        <w:ind w:left="425" w:leftChars="0" w:hanging="425" w:firstLineChars="0"/>
         <w:textAlignment w:val="baseline"/>
         <w:rPr>
           <w:rFonts w:hint="default"/>
@@ -4685,7 +4727,7 @@
     </w:p>
     <w:p>
       <w:pPr>
-        <w:pStyle w:val="a1"/>
+        <w:pStyle w:val="29"/>
         <w:keepNext w:val="0"/>
         <w:keepLines w:val="0"/>
         <w:pageBreakBefore w:val="0"/>
@@ -4715,7 +4757,7 @@
     </w:p>
     <w:p>
       <w:pPr>
-        <w:pStyle w:val="a1"/>
+        <w:pStyle w:val="29"/>
         <w:keepNext w:val="0"/>
         <w:keepLines w:val="0"/>
         <w:pageBreakBefore w:val="0"/>
@@ -4745,7 +4787,7 @@
     </w:p>
     <w:p>
       <w:pPr>
-        <w:pStyle w:val="a1"/>
+        <w:pStyle w:val="29"/>
         <w:keepNext w:val="0"/>
         <w:keepLines w:val="0"/>
         <w:pageBreakBefore w:val="0"/>
@@ -4763,7 +4805,7 @@
         <w:bidi w:val="0"/>
         <w:adjustRightInd w:val="0"/>
         <w:snapToGrid w:val="0"/>
-        <w:ind w:left="425" w:hanging="425" w:leftChars="0" w:firstLineChars="0"/>
+        <w:ind w:left="425" w:leftChars="0" w:hanging="425" w:firstLineChars="0"/>
         <w:textAlignment w:val="baseline"/>
         <w:rPr>
           <w:rFonts w:hint="default"/>
@@ -4780,7 +4822,7 @@
     </w:p>
     <w:p>
       <w:pPr>
-        <w:pStyle w:val="a1"/>
+        <w:pStyle w:val="29"/>
         <w:keepNext w:val="0"/>
         <w:keepLines w:val="0"/>
         <w:pageBreakBefore w:val="0"/>
@@ -4810,7 +4852,7 @@
     </w:p>
     <w:p>
       <w:pPr>
-        <w:pStyle w:val="a1"/>
+        <w:pStyle w:val="29"/>
         <w:keepNext w:val="0"/>
         <w:keepLines w:val="0"/>
         <w:pageBreakBefore w:val="0"/>
@@ -4828,7 +4870,7 @@
         <w:bidi w:val="0"/>
         <w:adjustRightInd w:val="0"/>
         <w:snapToGrid w:val="0"/>
-        <w:ind w:left="425" w:hanging="425" w:leftChars="0" w:firstLineChars="0"/>
+        <w:ind w:left="425" w:leftChars="0" w:hanging="425" w:firstLineChars="0"/>
         <w:textAlignment w:val="baseline"/>
         <w:rPr>
           <w:rFonts w:hint="default"/>
@@ -4845,7 +4887,7 @@
     </w:p>
     <w:p>
       <w:pPr>
-        <w:pStyle w:val="a1"/>
+        <w:pStyle w:val="29"/>
         <w:keepNext w:val="0"/>
         <w:keepLines w:val="0"/>
         <w:pageBreakBefore w:val="0"/>
@@ -4875,7 +4917,7 @@
     </w:p>
     <w:p>
       <w:pPr>
-        <w:pStyle w:val="a1"/>
+        <w:pStyle w:val="29"/>
         <w:keepNext w:val="0"/>
         <w:keepLines w:val="0"/>
         <w:pageBreakBefore w:val="0"/>
@@ -4893,7 +4935,7 @@
         <w:bidi w:val="0"/>
         <w:adjustRightInd w:val="0"/>
         <w:snapToGrid w:val="0"/>
-        <w:ind w:left="425" w:hanging="425" w:leftChars="0" w:firstLineChars="0"/>
+        <w:ind w:left="425" w:leftChars="0" w:hanging="425" w:firstLineChars="0"/>
         <w:textAlignment w:val="baseline"/>
         <w:rPr>
           <w:rFonts w:hint="default"/>
@@ -4910,7 +4952,7 @@
     </w:p>
     <w:p>
       <w:pPr>
-        <w:pStyle w:val="a1"/>
+        <w:pStyle w:val="29"/>
         <w:keepNext w:val="0"/>
         <w:keepLines w:val="0"/>
         <w:pageBreakBefore w:val="0"/>
@@ -4940,7 +4982,7 @@
     </w:p>
     <w:p>
       <w:pPr>
-        <w:pStyle w:val="a1"/>
+        <w:pStyle w:val="29"/>
         <w:keepNext w:val="0"/>
         <w:keepLines w:val="0"/>
         <w:pageBreakBefore w:val="0"/>
@@ -4970,7 +5012,7 @@
     </w:p>
     <w:p>
       <w:pPr>
-        <w:pStyle w:val="a1"/>
+        <w:pStyle w:val="29"/>
         <w:keepNext w:val="0"/>
         <w:keepLines w:val="0"/>
         <w:pageBreakBefore w:val="0"/>
@@ -5000,7 +5042,7 @@
     </w:p>
     <w:p>
       <w:pPr>
-        <w:pStyle w:val="a1"/>
+        <w:pStyle w:val="29"/>
         <w:keepNext w:val="0"/>
         <w:keepLines w:val="0"/>
         <w:pageBreakBefore w:val="0"/>
@@ -5018,7 +5060,7 @@
         <w:bidi w:val="0"/>
         <w:adjustRightInd w:val="0"/>
         <w:snapToGrid w:val="0"/>
-        <w:ind w:left="425" w:hanging="425" w:leftChars="0" w:firstLineChars="0"/>
+        <w:ind w:left="425" w:leftChars="0" w:hanging="425" w:firstLineChars="0"/>
         <w:textAlignment w:val="baseline"/>
         <w:rPr>
           <w:rFonts w:hint="default"/>
@@ -5035,7 +5077,7 @@
     </w:p>
     <w:p>
       <w:pPr>
-        <w:pStyle w:val="a1"/>
+        <w:pStyle w:val="29"/>
         <w:keepNext w:val="0"/>
         <w:keepLines w:val="0"/>
         <w:pageBreakBefore w:val="0"/>
@@ -5065,7 +5107,7 @@
     </w:p>
     <w:p>
       <w:pPr>
-        <w:pStyle w:val="a1"/>
+        <w:pStyle w:val="29"/>
         <w:keepNext w:val="0"/>
         <w:keepLines w:val="0"/>
         <w:pageBreakBefore w:val="0"/>
@@ -5083,7 +5125,7 @@
         <w:bidi w:val="0"/>
         <w:adjustRightInd w:val="0"/>
         <w:snapToGrid w:val="0"/>
-        <w:ind w:left="425" w:hanging="425" w:leftChars="0" w:firstLineChars="0"/>
+        <w:ind w:left="425" w:leftChars="0" w:hanging="425" w:firstLineChars="0"/>
         <w:textAlignment w:val="baseline"/>
         <w:rPr>
           <w:rFonts w:hint="default"/>
@@ -5100,7 +5142,7 @@
     </w:p>
     <w:p>
       <w:pPr>
-        <w:pStyle w:val="a1"/>
+        <w:pStyle w:val="29"/>
         <w:keepNext w:val="0"/>
         <w:keepLines w:val="0"/>
         <w:pageBreakBefore w:val="0"/>
@@ -5130,7 +5172,7 @@
     </w:p>
     <w:p>
       <w:pPr>
-        <w:pStyle w:val="a1"/>
+        <w:pStyle w:val="29"/>
         <w:keepNext w:val="0"/>
         <w:keepLines w:val="0"/>
         <w:pageBreakBefore w:val="0"/>
@@ -5148,7 +5190,7 @@
         <w:bidi w:val="0"/>
         <w:adjustRightInd w:val="0"/>
         <w:snapToGrid w:val="0"/>
-        <w:ind w:left="425" w:hanging="425" w:leftChars="0" w:firstLineChars="0"/>
+        <w:ind w:left="425" w:leftChars="0" w:hanging="425" w:firstLineChars="0"/>
         <w:textAlignment w:val="baseline"/>
         <w:rPr>
           <w:rFonts w:hint="default"/>
@@ -5165,7 +5207,7 @@
     </w:p>
     <w:p>
       <w:pPr>
-        <w:pStyle w:val="a1"/>
+        <w:pStyle w:val="29"/>
         <w:keepNext w:val="0"/>
         <w:keepLines w:val="0"/>
         <w:pageBreakBefore w:val="0"/>
@@ -5195,7 +5237,7 @@
     </w:p>
     <w:p>
       <w:pPr>
-        <w:pStyle w:val="1"/>
+        <w:pStyle w:val="28"/>
         <w:keepNext w:val="0"/>
         <w:keepLines w:val="0"/>
         <w:pageBreakBefore w:val="0"/>
@@ -5215,38 +5257,38 @@
           <w:lang w:val="en-US" w:eastAsia="zh-CN"/>
         </w:rPr>
       </w:pPr>
-      <w:bookmarkStart w:id="14" w:name="_Toc27061"/>
+      <w:bookmarkStart w:id="13" w:name="_Toc9290"/>
       <w:r>
         <w:rPr>
           <w:rFonts w:hint="default"/>
           <w:lang w:val="en-US" w:eastAsia="zh-CN"/>
         </w:rPr>
         <w:t>问题相关定义</w:t>
+      </w:r>
+      <w:bookmarkEnd w:id="13"/>
+    </w:p>
+    <w:p>
+      <w:pPr>
+        <w:pStyle w:val="30"/>
+        <w:bidi w:val="0"/>
+        <w:rPr>
+          <w:rFonts w:hint="default"/>
+          <w:lang w:val="en-US" w:eastAsia="zh-CN"/>
+        </w:rPr>
+      </w:pPr>
+      <w:bookmarkStart w:id="14" w:name="_Toc29529"/>
+      <w:r>
+        <w:rPr>
+          <w:rFonts w:hint="default"/>
+          <w:lang w:val="en-US" w:eastAsia="zh-CN"/>
+        </w:rPr>
+        <w:t>问题分类</w:t>
       </w:r>
       <w:bookmarkEnd w:id="14"/>
     </w:p>
     <w:p>
       <w:pPr>
-        <w:pStyle w:val="2"/>
-        <w:bidi w:val="0"/>
-        <w:rPr>
-          <w:rFonts w:hint="default"/>
-          <w:lang w:val="en-US" w:eastAsia="zh-CN"/>
-        </w:rPr>
-      </w:pPr>
-      <w:bookmarkStart w:id="15" w:name="_Toc23735"/>
-      <w:r>
-        <w:rPr>
-          <w:rFonts w:hint="default"/>
-          <w:lang w:val="en-US" w:eastAsia="zh-CN"/>
-        </w:rPr>
-        <w:t>问题分类</w:t>
-      </w:r>
-      <w:bookmarkEnd w:id="15"/>
-    </w:p>
-    <w:p>
-      <w:pPr>
-        <w:pStyle w:val="a1"/>
+        <w:pStyle w:val="29"/>
         <w:keepNext w:val="0"/>
         <w:keepLines w:val="0"/>
         <w:pageBreakBefore w:val="0"/>
@@ -5276,7 +5318,7 @@
     </w:p>
     <w:p>
       <w:pPr>
-        <w:pStyle w:val="a1"/>
+        <w:pStyle w:val="29"/>
         <w:keepNext w:val="0"/>
         <w:keepLines w:val="0"/>
         <w:pageBreakBefore w:val="0"/>
@@ -5306,7 +5348,7 @@
     </w:p>
     <w:p>
       <w:pPr>
-        <w:pStyle w:val="a1"/>
+        <w:pStyle w:val="29"/>
         <w:keepNext w:val="0"/>
         <w:keepLines w:val="0"/>
         <w:pageBreakBefore w:val="0"/>
@@ -5336,7 +5378,7 @@
     </w:p>
     <w:p>
       <w:pPr>
-        <w:pStyle w:val="a1"/>
+        <w:pStyle w:val="29"/>
         <w:keepNext w:val="0"/>
         <w:keepLines w:val="0"/>
         <w:pageBreakBefore w:val="0"/>
@@ -5366,7 +5408,7 @@
     </w:p>
     <w:p>
       <w:pPr>
-        <w:pStyle w:val="a1"/>
+        <w:pStyle w:val="29"/>
         <w:keepNext w:val="0"/>
         <w:keepLines w:val="0"/>
         <w:pageBreakBefore w:val="0"/>
@@ -5396,7 +5438,7 @@
     </w:p>
     <w:p>
       <w:pPr>
-        <w:pStyle w:val="a1"/>
+        <w:pStyle w:val="29"/>
         <w:keepNext w:val="0"/>
         <w:keepLines w:val="0"/>
         <w:pageBreakBefore w:val="0"/>
@@ -5426,7 +5468,7 @@
     </w:p>
     <w:p>
       <w:pPr>
-        <w:pStyle w:val="a1"/>
+        <w:pStyle w:val="29"/>
         <w:keepNext w:val="0"/>
         <w:keepLines w:val="0"/>
         <w:pageBreakBefore w:val="0"/>
@@ -5456,14 +5498,14 @@
     </w:p>
     <w:p>
       <w:pPr>
-        <w:pStyle w:val="2"/>
+        <w:pStyle w:val="30"/>
         <w:bidi w:val="0"/>
         <w:rPr>
           <w:rFonts w:hint="default"/>
           <w:lang w:val="en-US" w:eastAsia="zh-CN"/>
         </w:rPr>
       </w:pPr>
-      <w:bookmarkStart w:id="16" w:name="_Toc8879"/>
+      <w:bookmarkStart w:id="15" w:name="_Toc23748"/>
       <w:r>
         <w:rPr>
           <w:rFonts w:hint="default"/>
@@ -5471,11 +5513,11 @@
         </w:rPr>
         <w:t>问题优先级定义</w:t>
       </w:r>
-      <w:bookmarkEnd w:id="16"/>
+      <w:bookmarkEnd w:id="15"/>
     </w:p>
     <w:p>
       <w:pPr>
-        <w:pStyle w:val="a1"/>
+        <w:pStyle w:val="29"/>
         <w:keepNext w:val="0"/>
         <w:keepLines w:val="0"/>
         <w:pageBreakBefore w:val="0"/>
@@ -5505,16 +5547,16 @@
     </w:p>
     <w:tbl>
       <w:tblPr>
-        <w:tblStyle w:val="TableNormal"/>
+        <w:tblStyle w:val="20"/>
         <w:tblW w:w="0" w:type="auto"/>
         <w:tblInd w:w="0" w:type="dxa"/>
         <w:tblBorders>
-          <w:top w:val="single" w:sz="4" w:space="0" w:color="auto"/>
-          <w:left w:val="single" w:sz="4" w:space="0" w:color="auto"/>
-          <w:bottom w:val="single" w:sz="4" w:space="0" w:color="auto"/>
-          <w:right w:val="single" w:sz="4" w:space="0" w:color="auto"/>
-          <w:insideH w:val="single" w:sz="4" w:space="0" w:color="auto"/>
-          <w:insideV w:val="single" w:sz="4" w:space="0" w:color="auto"/>
+          <w:top w:val="single" w:color="auto" w:sz="4" w:space="0"/>
+          <w:left w:val="single" w:color="auto" w:sz="4" w:space="0"/>
+          <w:bottom w:val="single" w:color="auto" w:sz="4" w:space="0"/>
+          <w:right w:val="single" w:color="auto" w:sz="4" w:space="0"/>
+          <w:insideH w:val="single" w:color="auto" w:sz="4" w:space="0"/>
+          <w:insideV w:val="single" w:color="auto" w:sz="4" w:space="0"/>
         </w:tblBorders>
         <w:shd w:val="clear" w:color="auto" w:fill="auto"/>
         <w:tblLayout w:type="fixed"/>
@@ -5533,18 +5575,15 @@
       </w:tblGrid>
       <w:tr>
         <w:tblPrEx>
-          <w:tblW w:w="0" w:type="auto"/>
-          <w:tblInd w:w="0" w:type="dxa"/>
           <w:tblBorders>
-            <w:top w:val="single" w:sz="4" w:space="0" w:color="auto"/>
-            <w:left w:val="single" w:sz="4" w:space="0" w:color="auto"/>
-            <w:bottom w:val="single" w:sz="4" w:space="0" w:color="auto"/>
-            <w:right w:val="single" w:sz="4" w:space="0" w:color="auto"/>
-            <w:insideH w:val="single" w:sz="4" w:space="0" w:color="auto"/>
-            <w:insideV w:val="single" w:sz="4" w:space="0" w:color="auto"/>
+            <w:top w:val="single" w:color="auto" w:sz="4" w:space="0"/>
+            <w:left w:val="single" w:color="auto" w:sz="4" w:space="0"/>
+            <w:bottom w:val="single" w:color="auto" w:sz="4" w:space="0"/>
+            <w:right w:val="single" w:color="auto" w:sz="4" w:space="0"/>
+            <w:insideH w:val="single" w:color="auto" w:sz="4" w:space="0"/>
+            <w:insideV w:val="single" w:color="auto" w:sz="4" w:space="0"/>
           </w:tblBorders>
           <w:shd w:val="clear" w:color="auto" w:fill="auto"/>
-          <w:tblLayout w:type="fixed"/>
           <w:tblCellMar>
             <w:top w:w="15" w:type="dxa"/>
             <w:left w:w="15" w:type="dxa"/>
@@ -5574,10 +5613,10 @@
               <w:widowControl/>
               <w:suppressLineNumbers w:val="0"/>
               <w:spacing w:line="300" w:lineRule="atLeast"/>
-              <w:ind w:left="0" w:right="0" w:firstLine="0" w:leftChars="0" w:rightChars="0" w:firstLineChars="0"/>
+              <w:ind w:left="0" w:leftChars="0" w:right="0" w:rightChars="0" w:firstLine="0" w:firstLineChars="0"/>
               <w:jc w:val="center"/>
               <w:rPr>
-                <w:rFonts w:ascii="Segoe UI" w:eastAsia="Segoe UI" w:hAnsi="Segoe UI" w:cs="Segoe UI"/>
+                <w:rFonts w:ascii="Segoe UI" w:hAnsi="Segoe UI" w:eastAsia="Segoe UI" w:cs="Segoe UI"/>
                 <w:i w:val="0"/>
                 <w:iCs w:val="0"/>
                 <w:caps w:val="0"/>
@@ -5589,8 +5628,8 @@
             </w:pPr>
             <w:r>
               <w:rPr>
-                <w:rStyle w:val="Strong"/>
-                <w:rFonts w:ascii="Segoe UI" w:eastAsia="Segoe UI" w:hAnsi="Segoe UI" w:cs="Segoe UI" w:hint="default"/>
+                <w:rStyle w:val="23"/>
+                <w:rFonts w:hint="default" w:ascii="Segoe UI" w:hAnsi="Segoe UI" w:eastAsia="Segoe UI" w:cs="Segoe UI"/>
                 <w:b/>
                 <w:bCs/>
                 <w:i w:val="0"/>
@@ -5627,10 +5666,10 @@
               <w:widowControl/>
               <w:suppressLineNumbers w:val="0"/>
               <w:spacing w:line="300" w:lineRule="atLeast"/>
-              <w:ind w:left="0" w:right="0" w:firstLine="0" w:leftChars="0" w:rightChars="0" w:firstLineChars="0"/>
+              <w:ind w:left="0" w:leftChars="0" w:right="0" w:rightChars="0" w:firstLine="0" w:firstLineChars="0"/>
               <w:jc w:val="center"/>
               <w:rPr>
-                <w:rFonts w:ascii="Segoe UI" w:eastAsia="Segoe UI" w:hAnsi="Segoe UI" w:cs="Segoe UI" w:hint="default"/>
+                <w:rFonts w:hint="default" w:ascii="Segoe UI" w:hAnsi="Segoe UI" w:eastAsia="Segoe UI" w:cs="Segoe UI"/>
                 <w:i w:val="0"/>
                 <w:iCs w:val="0"/>
                 <w:caps w:val="0"/>
@@ -5642,8 +5681,8 @@
             </w:pPr>
             <w:r>
               <w:rPr>
-                <w:rStyle w:val="Strong"/>
-                <w:rFonts w:ascii="Segoe UI" w:eastAsia="Segoe UI" w:hAnsi="Segoe UI" w:cs="Segoe UI" w:hint="default"/>
+                <w:rStyle w:val="23"/>
+                <w:rFonts w:hint="default" w:ascii="Segoe UI" w:hAnsi="Segoe UI" w:eastAsia="Segoe UI" w:cs="Segoe UI"/>
                 <w:b/>
                 <w:bCs/>
                 <w:i w:val="0"/>
@@ -5680,10 +5719,10 @@
               <w:widowControl/>
               <w:suppressLineNumbers w:val="0"/>
               <w:spacing w:line="300" w:lineRule="atLeast"/>
-              <w:ind w:left="0" w:right="0" w:firstLine="0" w:leftChars="0" w:rightChars="0" w:firstLineChars="0"/>
+              <w:ind w:left="0" w:leftChars="0" w:right="0" w:rightChars="0" w:firstLine="0" w:firstLineChars="0"/>
               <w:jc w:val="center"/>
               <w:rPr>
-                <w:rFonts w:ascii="Segoe UI" w:eastAsia="Segoe UI" w:hAnsi="Segoe UI" w:cs="Segoe UI" w:hint="default"/>
+                <w:rFonts w:hint="default" w:ascii="Segoe UI" w:hAnsi="Segoe UI" w:eastAsia="Segoe UI" w:cs="Segoe UI"/>
                 <w:i w:val="0"/>
                 <w:iCs w:val="0"/>
                 <w:caps w:val="0"/>
@@ -5695,8 +5734,8 @@
             </w:pPr>
             <w:r>
               <w:rPr>
-                <w:rStyle w:val="Strong"/>
-                <w:rFonts w:ascii="Segoe UI" w:eastAsia="Segoe UI" w:hAnsi="Segoe UI" w:cs="Segoe UI" w:hint="default"/>
+                <w:rStyle w:val="23"/>
+                <w:rFonts w:hint="default" w:ascii="Segoe UI" w:hAnsi="Segoe UI" w:eastAsia="Segoe UI" w:cs="Segoe UI"/>
                 <w:b/>
                 <w:bCs/>
                 <w:i w:val="0"/>
@@ -5733,10 +5772,10 @@
               <w:widowControl/>
               <w:suppressLineNumbers w:val="0"/>
               <w:spacing w:line="300" w:lineRule="atLeast"/>
-              <w:ind w:left="0" w:right="0" w:firstLine="0" w:leftChars="0" w:rightChars="0" w:firstLineChars="0"/>
+              <w:ind w:left="0" w:leftChars="0" w:right="0" w:rightChars="0" w:firstLine="0" w:firstLineChars="0"/>
               <w:jc w:val="center"/>
               <w:rPr>
-                <w:rFonts w:ascii="Segoe UI" w:eastAsia="Segoe UI" w:hAnsi="Segoe UI" w:cs="Segoe UI" w:hint="default"/>
+                <w:rFonts w:hint="default" w:ascii="Segoe UI" w:hAnsi="Segoe UI" w:eastAsia="Segoe UI" w:cs="Segoe UI"/>
                 <w:i w:val="0"/>
                 <w:iCs w:val="0"/>
                 <w:caps w:val="0"/>
@@ -5748,8 +5787,8 @@
             </w:pPr>
             <w:r>
               <w:rPr>
-                <w:rStyle w:val="Strong"/>
-                <w:rFonts w:ascii="Segoe UI" w:eastAsia="Segoe UI" w:hAnsi="Segoe UI" w:cs="Segoe UI" w:hint="default"/>
+                <w:rStyle w:val="23"/>
+                <w:rFonts w:hint="default" w:ascii="Segoe UI" w:hAnsi="Segoe UI" w:eastAsia="Segoe UI" w:cs="Segoe UI"/>
                 <w:b/>
                 <w:bCs/>
                 <w:i w:val="0"/>
@@ -5770,10 +5809,15 @@
       </w:tr>
       <w:tr>
         <w:tblPrEx>
-          <w:tblW w:w="0" w:type="auto"/>
-          <w:tblInd w:w="0" w:type="dxa"/>
+          <w:tblBorders>
+            <w:top w:val="single" w:color="auto" w:sz="4" w:space="0"/>
+            <w:left w:val="single" w:color="auto" w:sz="4" w:space="0"/>
+            <w:bottom w:val="single" w:color="auto" w:sz="4" w:space="0"/>
+            <w:right w:val="single" w:color="auto" w:sz="4" w:space="0"/>
+            <w:insideH w:val="single" w:color="auto" w:sz="4" w:space="0"/>
+            <w:insideV w:val="single" w:color="auto" w:sz="4" w:space="0"/>
+          </w:tblBorders>
           <w:shd w:val="clear" w:color="auto" w:fill="auto"/>
-          <w:tblLayout w:type="fixed"/>
           <w:tblCellMar>
             <w:top w:w="15" w:type="dxa"/>
             <w:left w:w="15" w:type="dxa"/>
@@ -5800,10 +5844,10 @@
               <w:widowControl/>
               <w:suppressLineNumbers w:val="0"/>
               <w:spacing w:line="300" w:lineRule="atLeast"/>
-              <w:ind w:left="0" w:right="0" w:firstLine="0" w:leftChars="0" w:rightChars="0" w:firstLineChars="0"/>
+              <w:ind w:left="0" w:leftChars="0" w:right="0" w:rightChars="0" w:firstLine="0" w:firstLineChars="0"/>
               <w:jc w:val="center"/>
               <w:rPr>
-                <w:rFonts w:ascii="Segoe UI" w:eastAsia="Segoe UI" w:hAnsi="Segoe UI" w:cs="Segoe UI" w:hint="default"/>
+                <w:rFonts w:hint="default" w:ascii="Segoe UI" w:hAnsi="Segoe UI" w:eastAsia="Segoe UI" w:cs="Segoe UI"/>
                 <w:i w:val="0"/>
                 <w:iCs w:val="0"/>
                 <w:caps w:val="0"/>
@@ -5815,8 +5859,8 @@
             </w:pPr>
             <w:r>
               <w:rPr>
-                <w:rStyle w:val="Strong"/>
-                <w:rFonts w:ascii="Segoe UI" w:eastAsia="Segoe UI" w:hAnsi="Segoe UI" w:cs="Segoe UI" w:hint="default"/>
+                <w:rStyle w:val="23"/>
+                <w:rFonts w:hint="default" w:ascii="Segoe UI" w:hAnsi="Segoe UI" w:eastAsia="Segoe UI" w:cs="Segoe UI"/>
                 <w:b/>
                 <w:bCs/>
                 <w:i w:val="0"/>
@@ -5855,7 +5899,7 @@
               <w:spacing w:line="300" w:lineRule="atLeast"/>
               <w:jc w:val="left"/>
               <w:rPr>
-                <w:rFonts w:ascii="Segoe UI" w:eastAsia="Segoe UI" w:hAnsi="Segoe UI" w:cs="Segoe UI" w:hint="default"/>
+                <w:rFonts w:hint="default" w:ascii="Segoe UI" w:hAnsi="Segoe UI" w:eastAsia="Segoe UI" w:cs="Segoe UI"/>
                 <w:i w:val="0"/>
                 <w:iCs w:val="0"/>
                 <w:caps w:val="0"/>
@@ -5867,7 +5911,7 @@
             </w:pPr>
             <w:r>
               <w:rPr>
-                <w:rFonts w:ascii="Segoe UI" w:eastAsia="Segoe UI" w:hAnsi="Segoe UI" w:cs="Segoe UI" w:hint="default"/>
+                <w:rFonts w:hint="default" w:ascii="Segoe UI" w:hAnsi="Segoe UI" w:eastAsia="Segoe UI" w:cs="Segoe UI"/>
                 <w:i w:val="0"/>
                 <w:iCs w:val="0"/>
                 <w:caps w:val="0"/>
@@ -5904,7 +5948,7 @@
               <w:spacing w:line="300" w:lineRule="atLeast"/>
               <w:jc w:val="left"/>
               <w:rPr>
-                <w:rFonts w:ascii="Segoe UI" w:eastAsia="Segoe UI" w:hAnsi="Segoe UI" w:cs="Segoe UI" w:hint="default"/>
+                <w:rFonts w:hint="default" w:ascii="Segoe UI" w:hAnsi="Segoe UI" w:eastAsia="Segoe UI" w:cs="Segoe UI"/>
                 <w:i w:val="0"/>
                 <w:iCs w:val="0"/>
                 <w:caps w:val="0"/>
@@ -5916,7 +5960,7 @@
             </w:pPr>
             <w:r>
               <w:rPr>
-                <w:rFonts w:ascii="Segoe UI" w:eastAsia="Segoe UI" w:hAnsi="Segoe UI" w:cs="Segoe UI" w:hint="default"/>
+                <w:rFonts w:hint="default" w:ascii="Segoe UI" w:hAnsi="Segoe UI" w:eastAsia="Segoe UI" w:cs="Segoe UI"/>
                 <w:i w:val="0"/>
                 <w:iCs w:val="0"/>
                 <w:caps w:val="0"/>
@@ -5932,7 +5976,7 @@
             </w:r>
             <w:r>
               <w:rPr>
-                <w:rFonts w:ascii="Segoe UI" w:eastAsia="Segoe UI" w:hAnsi="Segoe UI" w:cs="Segoe UI" w:hint="default"/>
+                <w:rFonts w:hint="default" w:ascii="Segoe UI" w:hAnsi="Segoe UI" w:eastAsia="Segoe UI" w:cs="Segoe UI"/>
                 <w:i w:val="0"/>
                 <w:iCs w:val="0"/>
                 <w:caps w:val="0"/>
@@ -5944,11 +5988,11 @@
                 <w:szCs w:val="18"/>
                 <w:lang w:val="en-US" w:eastAsia="zh-CN"/>
               </w:rPr>
-              <w:br/>
+              <w:br w:type="textWrapping"/>
             </w:r>
             <w:r>
               <w:rPr>
-                <w:rFonts w:ascii="Segoe UI" w:eastAsia="Segoe UI" w:hAnsi="Segoe UI" w:cs="Segoe UI" w:hint="default"/>
+                <w:rFonts w:hint="default" w:ascii="Segoe UI" w:hAnsi="Segoe UI" w:eastAsia="Segoe UI" w:cs="Segoe UI"/>
                 <w:i w:val="0"/>
                 <w:iCs w:val="0"/>
                 <w:caps w:val="0"/>
@@ -5964,7 +6008,7 @@
             </w:r>
             <w:r>
               <w:rPr>
-                <w:rFonts w:ascii="Segoe UI" w:eastAsia="Segoe UI" w:hAnsi="Segoe UI" w:cs="Segoe UI" w:hint="default"/>
+                <w:rFonts w:hint="default" w:ascii="Segoe UI" w:hAnsi="Segoe UI" w:eastAsia="Segoe UI" w:cs="Segoe UI"/>
                 <w:i w:val="0"/>
                 <w:iCs w:val="0"/>
                 <w:caps w:val="0"/>
@@ -5976,11 +6020,11 @@
                 <w:szCs w:val="18"/>
                 <w:lang w:val="en-US" w:eastAsia="zh-CN"/>
               </w:rPr>
-              <w:br/>
+              <w:br w:type="textWrapping"/>
             </w:r>
             <w:r>
               <w:rPr>
-                <w:rFonts w:ascii="Segoe UI" w:eastAsia="Segoe UI" w:hAnsi="Segoe UI" w:cs="Segoe UI" w:hint="default"/>
+                <w:rFonts w:hint="default" w:ascii="Segoe UI" w:hAnsi="Segoe UI" w:eastAsia="Segoe UI" w:cs="Segoe UI"/>
                 <w:i w:val="0"/>
                 <w:iCs w:val="0"/>
                 <w:caps w:val="0"/>
@@ -5996,7 +6040,7 @@
             </w:r>
             <w:r>
               <w:rPr>
-                <w:rFonts w:ascii="Segoe UI" w:eastAsia="Segoe UI" w:hAnsi="Segoe UI" w:cs="Segoe UI" w:hint="default"/>
+                <w:rFonts w:hint="default" w:ascii="Segoe UI" w:hAnsi="Segoe UI" w:eastAsia="Segoe UI" w:cs="Segoe UI"/>
                 <w:i w:val="0"/>
                 <w:iCs w:val="0"/>
                 <w:caps w:val="0"/>
@@ -6008,11 +6052,11 @@
                 <w:szCs w:val="18"/>
                 <w:lang w:val="en-US" w:eastAsia="zh-CN"/>
               </w:rPr>
-              <w:br/>
+              <w:br w:type="textWrapping"/>
             </w:r>
             <w:r>
               <w:rPr>
-                <w:rFonts w:ascii="Segoe UI" w:eastAsia="Segoe UI" w:hAnsi="Segoe UI" w:cs="Segoe UI" w:hint="default"/>
+                <w:rFonts w:hint="default" w:ascii="Segoe UI" w:hAnsi="Segoe UI" w:eastAsia="Segoe UI" w:cs="Segoe UI"/>
                 <w:i w:val="0"/>
                 <w:iCs w:val="0"/>
                 <w:caps w:val="0"/>
@@ -6060,7 +6104,7 @@
               <w:jc w:val="left"/>
               <w:textAlignment w:val="baseline"/>
               <w:rPr>
-                <w:rFonts w:ascii="Segoe UI" w:eastAsia="Segoe UI" w:hAnsi="Segoe UI" w:cs="Segoe UI" w:hint="default"/>
+                <w:rFonts w:hint="default" w:ascii="Segoe UI" w:hAnsi="Segoe UI" w:eastAsia="Segoe UI" w:cs="Segoe UI"/>
                 <w:i w:val="0"/>
                 <w:iCs w:val="0"/>
                 <w:caps w:val="0"/>
@@ -6072,7 +6116,7 @@
             </w:pPr>
             <w:r>
               <w:rPr>
-                <w:rFonts w:ascii="Segoe UI" w:eastAsia="Segoe UI" w:hAnsi="Segoe UI" w:cs="Segoe UI" w:hint="default"/>
+                <w:rFonts w:hint="default" w:ascii="Segoe UI" w:hAnsi="Segoe UI" w:eastAsia="Segoe UI" w:cs="Segoe UI"/>
                 <w:i w:val="0"/>
                 <w:iCs w:val="0"/>
                 <w:caps w:val="0"/>
@@ -6091,10 +6135,15 @@
       </w:tr>
       <w:tr>
         <w:tblPrEx>
-          <w:tblW w:w="0" w:type="auto"/>
-          <w:tblInd w:w="0" w:type="dxa"/>
+          <w:tblBorders>
+            <w:top w:val="single" w:color="auto" w:sz="4" w:space="0"/>
+            <w:left w:val="single" w:color="auto" w:sz="4" w:space="0"/>
+            <w:bottom w:val="single" w:color="auto" w:sz="4" w:space="0"/>
+            <w:right w:val="single" w:color="auto" w:sz="4" w:space="0"/>
+            <w:insideH w:val="single" w:color="auto" w:sz="4" w:space="0"/>
+            <w:insideV w:val="single" w:color="auto" w:sz="4" w:space="0"/>
+          </w:tblBorders>
           <w:shd w:val="clear" w:color="auto" w:fill="auto"/>
-          <w:tblLayout w:type="fixed"/>
           <w:tblCellMar>
             <w:top w:w="15" w:type="dxa"/>
             <w:left w:w="15" w:type="dxa"/>
@@ -6121,10 +6170,10 @@
               <w:widowControl/>
               <w:suppressLineNumbers w:val="0"/>
               <w:spacing w:line="300" w:lineRule="atLeast"/>
-              <w:ind w:left="0" w:right="0" w:firstLine="0" w:leftChars="0" w:rightChars="0" w:firstLineChars="0"/>
+              <w:ind w:left="0" w:leftChars="0" w:right="0" w:rightChars="0" w:firstLine="0" w:firstLineChars="0"/>
               <w:jc w:val="center"/>
               <w:rPr>
-                <w:rFonts w:ascii="Segoe UI" w:eastAsia="Segoe UI" w:hAnsi="Segoe UI" w:cs="Segoe UI" w:hint="default"/>
+                <w:rFonts w:hint="default" w:ascii="Segoe UI" w:hAnsi="Segoe UI" w:eastAsia="Segoe UI" w:cs="Segoe UI"/>
                 <w:i w:val="0"/>
                 <w:iCs w:val="0"/>
                 <w:caps w:val="0"/>
@@ -6136,8 +6185,8 @@
             </w:pPr>
             <w:r>
               <w:rPr>
-                <w:rStyle w:val="Strong"/>
-                <w:rFonts w:ascii="Segoe UI" w:eastAsia="Segoe UI" w:hAnsi="Segoe UI" w:cs="Segoe UI" w:hint="default"/>
+                <w:rStyle w:val="23"/>
+                <w:rFonts w:hint="default" w:ascii="Segoe UI" w:hAnsi="Segoe UI" w:eastAsia="Segoe UI" w:cs="Segoe UI"/>
                 <w:b/>
                 <w:bCs/>
                 <w:i w:val="0"/>
@@ -6176,7 +6225,7 @@
               <w:spacing w:line="300" w:lineRule="atLeast"/>
               <w:jc w:val="left"/>
               <w:rPr>
-                <w:rFonts w:ascii="Segoe UI" w:eastAsia="Segoe UI" w:hAnsi="Segoe UI" w:cs="Segoe UI" w:hint="default"/>
+                <w:rFonts w:hint="default" w:ascii="Segoe UI" w:hAnsi="Segoe UI" w:eastAsia="Segoe UI" w:cs="Segoe UI"/>
                 <w:i w:val="0"/>
                 <w:iCs w:val="0"/>
                 <w:caps w:val="0"/>
@@ -6188,7 +6237,7 @@
             </w:pPr>
             <w:r>
               <w:rPr>
-                <w:rFonts w:ascii="Segoe UI" w:eastAsia="Segoe UI" w:hAnsi="Segoe UI" w:cs="Segoe UI" w:hint="default"/>
+                <w:rFonts w:hint="default" w:ascii="Segoe UI" w:hAnsi="Segoe UI" w:eastAsia="Segoe UI" w:cs="Segoe UI"/>
                 <w:i w:val="0"/>
                 <w:iCs w:val="0"/>
                 <w:caps w:val="0"/>
@@ -6225,7 +6274,7 @@
               <w:spacing w:line="300" w:lineRule="atLeast"/>
               <w:jc w:val="left"/>
               <w:rPr>
-                <w:rFonts w:ascii="Segoe UI" w:eastAsia="Segoe UI" w:hAnsi="Segoe UI" w:cs="Segoe UI" w:hint="default"/>
+                <w:rFonts w:hint="default" w:ascii="Segoe UI" w:hAnsi="Segoe UI" w:eastAsia="Segoe UI" w:cs="Segoe UI"/>
                 <w:i w:val="0"/>
                 <w:iCs w:val="0"/>
                 <w:caps w:val="0"/>
@@ -6237,7 +6286,7 @@
             </w:pPr>
             <w:r>
               <w:rPr>
-                <w:rFonts w:ascii="Segoe UI" w:eastAsia="Segoe UI" w:hAnsi="Segoe UI" w:cs="Segoe UI" w:hint="default"/>
+                <w:rFonts w:hint="default" w:ascii="Segoe UI" w:hAnsi="Segoe UI" w:eastAsia="Segoe UI" w:cs="Segoe UI"/>
                 <w:i w:val="0"/>
                 <w:iCs w:val="0"/>
                 <w:caps w:val="0"/>
@@ -6253,7 +6302,7 @@
             </w:r>
             <w:r>
               <w:rPr>
-                <w:rFonts w:ascii="Segoe UI" w:eastAsia="Segoe UI" w:hAnsi="Segoe UI" w:cs="Segoe UI" w:hint="default"/>
+                <w:rFonts w:hint="default" w:ascii="Segoe UI" w:hAnsi="Segoe UI" w:eastAsia="Segoe UI" w:cs="Segoe UI"/>
                 <w:i w:val="0"/>
                 <w:iCs w:val="0"/>
                 <w:caps w:val="0"/>
@@ -6265,11 +6314,11 @@
                 <w:szCs w:val="18"/>
                 <w:lang w:val="en-US" w:eastAsia="zh-CN"/>
               </w:rPr>
-              <w:br/>
+              <w:br w:type="textWrapping"/>
             </w:r>
             <w:r>
               <w:rPr>
-                <w:rFonts w:ascii="Segoe UI" w:eastAsia="Segoe UI" w:hAnsi="Segoe UI" w:cs="Segoe UI" w:hint="default"/>
+                <w:rFonts w:hint="default" w:ascii="Segoe UI" w:hAnsi="Segoe UI" w:eastAsia="Segoe UI" w:cs="Segoe UI"/>
                 <w:i w:val="0"/>
                 <w:iCs w:val="0"/>
                 <w:caps w:val="0"/>
@@ -6285,7 +6334,7 @@
             </w:r>
             <w:r>
               <w:rPr>
-                <w:rFonts w:ascii="Segoe UI" w:eastAsia="Segoe UI" w:hAnsi="Segoe UI" w:cs="Segoe UI" w:hint="default"/>
+                <w:rFonts w:hint="default" w:ascii="Segoe UI" w:hAnsi="Segoe UI" w:eastAsia="Segoe UI" w:cs="Segoe UI"/>
                 <w:i w:val="0"/>
                 <w:iCs w:val="0"/>
                 <w:caps w:val="0"/>
@@ -6297,11 +6346,11 @@
                 <w:szCs w:val="18"/>
                 <w:lang w:val="en-US" w:eastAsia="zh-CN"/>
               </w:rPr>
-              <w:br/>
+              <w:br w:type="textWrapping"/>
             </w:r>
             <w:r>
               <w:rPr>
-                <w:rFonts w:ascii="Segoe UI" w:eastAsia="Segoe UI" w:hAnsi="Segoe UI" w:cs="Segoe UI" w:hint="default"/>
+                <w:rFonts w:hint="default" w:ascii="Segoe UI" w:hAnsi="Segoe UI" w:eastAsia="Segoe UI" w:cs="Segoe UI"/>
                 <w:i w:val="0"/>
                 <w:iCs w:val="0"/>
                 <w:caps w:val="0"/>
@@ -6317,7 +6366,7 @@
             </w:r>
             <w:r>
               <w:rPr>
-                <w:rFonts w:ascii="Segoe UI" w:eastAsia="Segoe UI" w:hAnsi="Segoe UI" w:cs="Segoe UI" w:hint="default"/>
+                <w:rFonts w:hint="default" w:ascii="Segoe UI" w:hAnsi="Segoe UI" w:eastAsia="Segoe UI" w:cs="Segoe UI"/>
                 <w:i w:val="0"/>
                 <w:iCs w:val="0"/>
                 <w:caps w:val="0"/>
@@ -6329,11 +6378,11 @@
                 <w:szCs w:val="18"/>
                 <w:lang w:val="en-US" w:eastAsia="zh-CN"/>
               </w:rPr>
-              <w:br/>
+              <w:br w:type="textWrapping"/>
             </w:r>
             <w:r>
               <w:rPr>
-                <w:rFonts w:ascii="Segoe UI" w:eastAsia="Segoe UI" w:hAnsi="Segoe UI" w:cs="Segoe UI" w:hint="default"/>
+                <w:rFonts w:hint="default" w:ascii="Segoe UI" w:hAnsi="Segoe UI" w:eastAsia="Segoe UI" w:cs="Segoe UI"/>
                 <w:i w:val="0"/>
                 <w:iCs w:val="0"/>
                 <w:caps w:val="0"/>
@@ -6381,7 +6430,7 @@
               <w:jc w:val="left"/>
               <w:textAlignment w:val="baseline"/>
               <w:rPr>
-                <w:rFonts w:ascii="Segoe UI" w:eastAsia="Segoe UI" w:hAnsi="Segoe UI" w:cs="Segoe UI" w:hint="default"/>
+                <w:rFonts w:hint="default" w:ascii="Segoe UI" w:hAnsi="Segoe UI" w:eastAsia="Segoe UI" w:cs="Segoe UI"/>
                 <w:i w:val="0"/>
                 <w:iCs w:val="0"/>
                 <w:caps w:val="0"/>
@@ -6393,7 +6442,7 @@
             </w:pPr>
             <w:r>
               <w:rPr>
-                <w:rFonts w:ascii="Segoe UI" w:eastAsia="Segoe UI" w:hAnsi="Segoe UI" w:cs="Segoe UI" w:hint="default"/>
+                <w:rFonts w:hint="default" w:ascii="Segoe UI" w:hAnsi="Segoe UI" w:eastAsia="Segoe UI" w:cs="Segoe UI"/>
                 <w:i w:val="0"/>
                 <w:iCs w:val="0"/>
                 <w:caps w:val="0"/>
@@ -6412,10 +6461,15 @@
       </w:tr>
       <w:tr>
         <w:tblPrEx>
-          <w:tblW w:w="0" w:type="auto"/>
-          <w:tblInd w:w="0" w:type="dxa"/>
+          <w:tblBorders>
+            <w:top w:val="single" w:color="auto" w:sz="4" w:space="0"/>
+            <w:left w:val="single" w:color="auto" w:sz="4" w:space="0"/>
+            <w:bottom w:val="single" w:color="auto" w:sz="4" w:space="0"/>
+            <w:right w:val="single" w:color="auto" w:sz="4" w:space="0"/>
+            <w:insideH w:val="single" w:color="auto" w:sz="4" w:space="0"/>
+            <w:insideV w:val="single" w:color="auto" w:sz="4" w:space="0"/>
+          </w:tblBorders>
           <w:shd w:val="clear" w:color="auto" w:fill="auto"/>
-          <w:tblLayout w:type="fixed"/>
           <w:tblCellMar>
             <w:top w:w="15" w:type="dxa"/>
             <w:left w:w="15" w:type="dxa"/>
@@ -6442,10 +6496,10 @@
               <w:widowControl/>
               <w:suppressLineNumbers w:val="0"/>
               <w:spacing w:line="300" w:lineRule="atLeast"/>
-              <w:ind w:left="0" w:right="0" w:firstLine="0" w:leftChars="0" w:rightChars="0" w:firstLineChars="0"/>
+              <w:ind w:left="0" w:leftChars="0" w:right="0" w:rightChars="0" w:firstLine="0" w:firstLineChars="0"/>
               <w:jc w:val="center"/>
               <w:rPr>
-                <w:rFonts w:ascii="Segoe UI" w:eastAsia="Segoe UI" w:hAnsi="Segoe UI" w:cs="Segoe UI" w:hint="default"/>
+                <w:rFonts w:hint="default" w:ascii="Segoe UI" w:hAnsi="Segoe UI" w:eastAsia="Segoe UI" w:cs="Segoe UI"/>
                 <w:i w:val="0"/>
                 <w:iCs w:val="0"/>
                 <w:caps w:val="0"/>
@@ -6457,8 +6511,8 @@
             </w:pPr>
             <w:r>
               <w:rPr>
-                <w:rStyle w:val="Strong"/>
-                <w:rFonts w:ascii="Segoe UI" w:eastAsia="Segoe UI" w:hAnsi="Segoe UI" w:cs="Segoe UI" w:hint="default"/>
+                <w:rStyle w:val="23"/>
+                <w:rFonts w:hint="default" w:ascii="Segoe UI" w:hAnsi="Segoe UI" w:eastAsia="Segoe UI" w:cs="Segoe UI"/>
                 <w:b/>
                 <w:bCs/>
                 <w:i w:val="0"/>
@@ -6497,7 +6551,7 @@
               <w:spacing w:line="300" w:lineRule="atLeast"/>
               <w:jc w:val="left"/>
               <w:rPr>
-                <w:rFonts w:ascii="Segoe UI" w:eastAsia="Segoe UI" w:hAnsi="Segoe UI" w:cs="Segoe UI" w:hint="default"/>
+                <w:rFonts w:hint="default" w:ascii="Segoe UI" w:hAnsi="Segoe UI" w:eastAsia="Segoe UI" w:cs="Segoe UI"/>
                 <w:i w:val="0"/>
                 <w:iCs w:val="0"/>
                 <w:caps w:val="0"/>
@@ -6509,7 +6563,7 @@
             </w:pPr>
             <w:r>
               <w:rPr>
-                <w:rFonts w:ascii="Segoe UI" w:eastAsia="Segoe UI" w:hAnsi="Segoe UI" w:cs="Segoe UI" w:hint="default"/>
+                <w:rFonts w:hint="default" w:ascii="Segoe UI" w:hAnsi="Segoe UI" w:eastAsia="Segoe UI" w:cs="Segoe UI"/>
                 <w:i w:val="0"/>
                 <w:iCs w:val="0"/>
                 <w:caps w:val="0"/>
@@ -6546,7 +6600,7 @@
               <w:spacing w:line="300" w:lineRule="atLeast"/>
               <w:jc w:val="left"/>
               <w:rPr>
-                <w:rFonts w:ascii="Segoe UI" w:eastAsia="Segoe UI" w:hAnsi="Segoe UI" w:cs="Segoe UI" w:hint="default"/>
+                <w:rFonts w:hint="default" w:ascii="Segoe UI" w:hAnsi="Segoe UI" w:eastAsia="Segoe UI" w:cs="Segoe UI"/>
                 <w:i w:val="0"/>
                 <w:iCs w:val="0"/>
                 <w:caps w:val="0"/>
@@ -6558,7 +6612,7 @@
             </w:pPr>
             <w:r>
               <w:rPr>
-                <w:rFonts w:ascii="Segoe UI" w:eastAsia="Segoe UI" w:hAnsi="Segoe UI" w:cs="Segoe UI" w:hint="default"/>
+                <w:rFonts w:hint="default" w:ascii="Segoe UI" w:hAnsi="Segoe UI" w:eastAsia="Segoe UI" w:cs="Segoe UI"/>
                 <w:i w:val="0"/>
                 <w:iCs w:val="0"/>
                 <w:caps w:val="0"/>
@@ -6574,7 +6628,7 @@
             </w:r>
             <w:r>
               <w:rPr>
-                <w:rFonts w:ascii="Segoe UI" w:eastAsia="Segoe UI" w:hAnsi="Segoe UI" w:cs="Segoe UI" w:hint="default"/>
+                <w:rFonts w:hint="default" w:ascii="Segoe UI" w:hAnsi="Segoe UI" w:eastAsia="Segoe UI" w:cs="Segoe UI"/>
                 <w:i w:val="0"/>
                 <w:iCs w:val="0"/>
                 <w:caps w:val="0"/>
@@ -6586,11 +6640,11 @@
                 <w:szCs w:val="18"/>
                 <w:lang w:val="en-US" w:eastAsia="zh-CN"/>
               </w:rPr>
-              <w:br/>
+              <w:br w:type="textWrapping"/>
             </w:r>
             <w:r>
               <w:rPr>
-                <w:rFonts w:ascii="Segoe UI" w:eastAsia="Segoe UI" w:hAnsi="Segoe UI" w:cs="Segoe UI" w:hint="default"/>
+                <w:rFonts w:hint="default" w:ascii="Segoe UI" w:hAnsi="Segoe UI" w:eastAsia="Segoe UI" w:cs="Segoe UI"/>
                 <w:i w:val="0"/>
                 <w:iCs w:val="0"/>
                 <w:caps w:val="0"/>
@@ -6606,7 +6660,7 @@
             </w:r>
             <w:r>
               <w:rPr>
-                <w:rFonts w:ascii="Segoe UI" w:eastAsia="Segoe UI" w:hAnsi="Segoe UI" w:cs="Segoe UI" w:hint="default"/>
+                <w:rFonts w:hint="default" w:ascii="Segoe UI" w:hAnsi="Segoe UI" w:eastAsia="Segoe UI" w:cs="Segoe UI"/>
                 <w:i w:val="0"/>
                 <w:iCs w:val="0"/>
                 <w:caps w:val="0"/>
@@ -6618,11 +6672,11 @@
                 <w:szCs w:val="18"/>
                 <w:lang w:val="en-US" w:eastAsia="zh-CN"/>
               </w:rPr>
-              <w:br/>
+              <w:br w:type="textWrapping"/>
             </w:r>
             <w:r>
               <w:rPr>
-                <w:rFonts w:ascii="Segoe UI" w:eastAsia="Segoe UI" w:hAnsi="Segoe UI" w:cs="Segoe UI" w:hint="default"/>
+                <w:rFonts w:hint="default" w:ascii="Segoe UI" w:hAnsi="Segoe UI" w:eastAsia="Segoe UI" w:cs="Segoe UI"/>
                 <w:i w:val="0"/>
                 <w:iCs w:val="0"/>
                 <w:caps w:val="0"/>
@@ -6638,7 +6692,7 @@
             </w:r>
             <w:r>
               <w:rPr>
-                <w:rFonts w:ascii="Segoe UI" w:eastAsia="Segoe UI" w:hAnsi="Segoe UI" w:cs="Segoe UI" w:hint="default"/>
+                <w:rFonts w:hint="default" w:ascii="Segoe UI" w:hAnsi="Segoe UI" w:eastAsia="Segoe UI" w:cs="Segoe UI"/>
                 <w:i w:val="0"/>
                 <w:iCs w:val="0"/>
                 <w:caps w:val="0"/>
@@ -6650,11 +6704,11 @@
                 <w:szCs w:val="18"/>
                 <w:lang w:val="en-US" w:eastAsia="zh-CN"/>
               </w:rPr>
-              <w:br/>
+              <w:br w:type="textWrapping"/>
             </w:r>
             <w:r>
               <w:rPr>
-                <w:rFonts w:ascii="Segoe UI" w:eastAsia="Segoe UI" w:hAnsi="Segoe UI" w:cs="Segoe UI" w:hint="default"/>
+                <w:rFonts w:hint="default" w:ascii="Segoe UI" w:hAnsi="Segoe UI" w:eastAsia="Segoe UI" w:cs="Segoe UI"/>
                 <w:i w:val="0"/>
                 <w:iCs w:val="0"/>
                 <w:caps w:val="0"/>
@@ -6702,7 +6756,7 @@
               <w:jc w:val="left"/>
               <w:textAlignment w:val="baseline"/>
               <w:rPr>
-                <w:rFonts w:ascii="Segoe UI" w:eastAsia="Segoe UI" w:hAnsi="Segoe UI" w:cs="Segoe UI" w:hint="default"/>
+                <w:rFonts w:hint="default" w:ascii="Segoe UI" w:hAnsi="Segoe UI" w:eastAsia="Segoe UI" w:cs="Segoe UI"/>
                 <w:i w:val="0"/>
                 <w:iCs w:val="0"/>
                 <w:caps w:val="0"/>
@@ -6714,7 +6768,7 @@
             </w:pPr>
             <w:r>
               <w:rPr>
-                <w:rFonts w:ascii="Segoe UI" w:eastAsia="Segoe UI" w:hAnsi="Segoe UI" w:cs="Segoe UI" w:hint="default"/>
+                <w:rFonts w:hint="default" w:ascii="Segoe UI" w:hAnsi="Segoe UI" w:eastAsia="Segoe UI" w:cs="Segoe UI"/>
                 <w:i w:val="0"/>
                 <w:iCs w:val="0"/>
                 <w:caps w:val="0"/>
@@ -6734,14 +6788,14 @@
     </w:tbl>
     <w:p>
       <w:pPr>
-        <w:pStyle w:val="2"/>
+        <w:pStyle w:val="30"/>
         <w:bidi w:val="0"/>
         <w:rPr>
           <w:rFonts w:hint="default"/>
           <w:lang w:val="en-US" w:eastAsia="zh-CN"/>
         </w:rPr>
       </w:pPr>
-      <w:bookmarkStart w:id="17" w:name="_Toc189"/>
+      <w:bookmarkStart w:id="16" w:name="_Toc25900"/>
       <w:r>
         <w:rPr>
           <w:rFonts w:hint="default"/>
@@ -6749,22 +6803,23 @@
         </w:rPr>
         <w:t>问题状态定义</w:t>
       </w:r>
-      <w:bookmarkEnd w:id="17"/>
+      <w:bookmarkEnd w:id="16"/>
     </w:p>
     <w:tbl>
       <w:tblPr>
-        <w:tblStyle w:val="TableNormal"/>
+        <w:tblStyle w:val="20"/>
         <w:tblW w:w="9024" w:type="dxa"/>
         <w:tblInd w:w="0" w:type="dxa"/>
         <w:tblBorders>
-          <w:top w:val="single" w:sz="4" w:space="0" w:color="auto"/>
-          <w:left w:val="single" w:sz="4" w:space="0" w:color="auto"/>
-          <w:bottom w:val="single" w:sz="4" w:space="0" w:color="auto"/>
-          <w:right w:val="single" w:sz="4" w:space="0" w:color="auto"/>
-          <w:insideH w:val="single" w:sz="4" w:space="0" w:color="auto"/>
-          <w:insideV w:val="single" w:sz="4" w:space="0" w:color="auto"/>
+          <w:top w:val="single" w:color="auto" w:sz="4" w:space="0"/>
+          <w:left w:val="single" w:color="auto" w:sz="4" w:space="0"/>
+          <w:bottom w:val="single" w:color="auto" w:sz="4" w:space="0"/>
+          <w:right w:val="single" w:color="auto" w:sz="4" w:space="0"/>
+          <w:insideH w:val="single" w:color="auto" w:sz="4" w:space="0"/>
+          <w:insideV w:val="single" w:color="auto" w:sz="4" w:space="0"/>
         </w:tblBorders>
         <w:shd w:val="clear" w:color="auto" w:fill="auto"/>
+        <w:tblLayout w:type="autofit"/>
         <w:tblCellMar>
           <w:top w:w="15" w:type="dxa"/>
           <w:left w:w="15" w:type="dxa"/>
@@ -6778,15 +6833,13 @@
       </w:tblGrid>
       <w:tr>
         <w:tblPrEx>
-          <w:tblW w:w="9024" w:type="dxa"/>
-          <w:tblInd w:w="0" w:type="dxa"/>
           <w:tblBorders>
-            <w:top w:val="single" w:sz="4" w:space="0" w:color="auto"/>
-            <w:left w:val="single" w:sz="4" w:space="0" w:color="auto"/>
-            <w:bottom w:val="single" w:sz="4" w:space="0" w:color="auto"/>
-            <w:right w:val="single" w:sz="4" w:space="0" w:color="auto"/>
-            <w:insideH w:val="single" w:sz="4" w:space="0" w:color="auto"/>
-            <w:insideV w:val="single" w:sz="4" w:space="0" w:color="auto"/>
+            <w:top w:val="single" w:color="auto" w:sz="4" w:space="0"/>
+            <w:left w:val="single" w:color="auto" w:sz="4" w:space="0"/>
+            <w:bottom w:val="single" w:color="auto" w:sz="4" w:space="0"/>
+            <w:right w:val="single" w:color="auto" w:sz="4" w:space="0"/>
+            <w:insideH w:val="single" w:color="auto" w:sz="4" w:space="0"/>
+            <w:insideV w:val="single" w:color="auto" w:sz="4" w:space="0"/>
           </w:tblBorders>
           <w:shd w:val="clear" w:color="auto" w:fill="auto"/>
           <w:tblCellMar>
@@ -6820,7 +6873,7 @@
               <w:spacing w:line="300" w:lineRule="atLeast"/>
               <w:jc w:val="left"/>
               <w:rPr>
-                <w:rFonts w:ascii="Segoe UI" w:eastAsia="Segoe UI" w:hAnsi="Segoe UI" w:cs="Segoe UI"/>
+                <w:rFonts w:ascii="Segoe UI" w:hAnsi="Segoe UI" w:eastAsia="Segoe UI" w:cs="Segoe UI"/>
                 <w:i w:val="0"/>
                 <w:iCs w:val="0"/>
                 <w:caps w:val="0"/>
@@ -6832,8 +6885,8 @@
             </w:pPr>
             <w:r>
               <w:rPr>
-                <w:rStyle w:val="Strong"/>
-                <w:rFonts w:ascii="Segoe UI" w:eastAsia="Segoe UI" w:hAnsi="Segoe UI" w:cs="Segoe UI" w:hint="default"/>
+                <w:rStyle w:val="23"/>
+                <w:rFonts w:hint="default" w:ascii="Segoe UI" w:hAnsi="Segoe UI" w:eastAsia="Segoe UI" w:cs="Segoe UI"/>
                 <w:b/>
                 <w:bCs/>
                 <w:i w:val="0"/>
@@ -6872,7 +6925,7 @@
               <w:spacing w:line="300" w:lineRule="atLeast"/>
               <w:jc w:val="left"/>
               <w:rPr>
-                <w:rFonts w:ascii="Segoe UI" w:eastAsia="Segoe UI" w:hAnsi="Segoe UI" w:cs="Segoe UI" w:hint="default"/>
+                <w:rFonts w:hint="default" w:ascii="Segoe UI" w:hAnsi="Segoe UI" w:eastAsia="Segoe UI" w:cs="Segoe UI"/>
                 <w:i w:val="0"/>
                 <w:iCs w:val="0"/>
                 <w:caps w:val="0"/>
@@ -6884,8 +6937,8 @@
             </w:pPr>
             <w:r>
               <w:rPr>
-                <w:rStyle w:val="Strong"/>
-                <w:rFonts w:ascii="Segoe UI" w:eastAsia="Segoe UI" w:hAnsi="Segoe UI" w:cs="Segoe UI" w:hint="default"/>
+                <w:rStyle w:val="23"/>
+                <w:rFonts w:hint="default" w:ascii="Segoe UI" w:hAnsi="Segoe UI" w:eastAsia="Segoe UI" w:cs="Segoe UI"/>
                 <w:b/>
                 <w:bCs/>
                 <w:i w:val="0"/>
@@ -6906,8 +6959,14 @@
       </w:tr>
       <w:tr>
         <w:tblPrEx>
-          <w:tblW w:w="9024" w:type="dxa"/>
-          <w:tblInd w:w="0" w:type="dxa"/>
+          <w:tblBorders>
+            <w:top w:val="single" w:color="auto" w:sz="4" w:space="0"/>
+            <w:left w:val="single" w:color="auto" w:sz="4" w:space="0"/>
+            <w:bottom w:val="single" w:color="auto" w:sz="4" w:space="0"/>
+            <w:right w:val="single" w:color="auto" w:sz="4" w:space="0"/>
+            <w:insideH w:val="single" w:color="auto" w:sz="4" w:space="0"/>
+            <w:insideV w:val="single" w:color="auto" w:sz="4" w:space="0"/>
+          </w:tblBorders>
           <w:shd w:val="clear" w:color="auto" w:fill="auto"/>
           <w:tblCellMar>
             <w:top w:w="15" w:type="dxa"/>
@@ -6937,7 +6996,7 @@
               <w:spacing w:line="300" w:lineRule="atLeast"/>
               <w:jc w:val="left"/>
               <w:rPr>
-                <w:rFonts w:ascii="Segoe UI" w:eastAsia="Segoe UI" w:hAnsi="Segoe UI" w:cs="Segoe UI" w:hint="default"/>
+                <w:rFonts w:hint="default" w:ascii="Segoe UI" w:hAnsi="Segoe UI" w:eastAsia="Segoe UI" w:cs="Segoe UI"/>
                 <w:i w:val="0"/>
                 <w:iCs w:val="0"/>
                 <w:caps w:val="0"/>
@@ -6949,8 +7008,8 @@
             </w:pPr>
             <w:r>
               <w:rPr>
-                <w:rStyle w:val="Strong"/>
-                <w:rFonts w:ascii="Segoe UI" w:eastAsia="Segoe UI" w:hAnsi="Segoe UI" w:cs="Segoe UI" w:hint="default"/>
+                <w:rStyle w:val="23"/>
+                <w:rFonts w:hint="default" w:ascii="Segoe UI" w:hAnsi="Segoe UI" w:eastAsia="Segoe UI" w:cs="Segoe UI"/>
                 <w:b/>
                 <w:bCs/>
                 <w:i w:val="0"/>
@@ -6989,7 +7048,7 @@
               <w:spacing w:line="300" w:lineRule="atLeast"/>
               <w:jc w:val="left"/>
               <w:rPr>
-                <w:rFonts w:ascii="Segoe UI" w:eastAsia="Segoe UI" w:hAnsi="Segoe UI" w:cs="Segoe UI" w:hint="default"/>
+                <w:rFonts w:hint="default" w:ascii="Segoe UI" w:hAnsi="Segoe UI" w:eastAsia="Segoe UI" w:cs="Segoe UI"/>
                 <w:i w:val="0"/>
                 <w:iCs w:val="0"/>
                 <w:caps w:val="0"/>
@@ -7001,7 +7060,7 @@
             </w:pPr>
             <w:r>
               <w:rPr>
-                <w:rFonts w:ascii="Segoe UI" w:eastAsia="Segoe UI" w:hAnsi="Segoe UI" w:cs="Segoe UI" w:hint="default"/>
+                <w:rFonts w:hint="default" w:ascii="Segoe UI" w:hAnsi="Segoe UI" w:eastAsia="Segoe UI" w:cs="Segoe UI"/>
                 <w:i w:val="0"/>
                 <w:iCs w:val="0"/>
                 <w:caps w:val="0"/>
@@ -7020,8 +7079,609 @@
       </w:tr>
       <w:tr>
         <w:tblPrEx>
-          <w:tblW w:w="9024" w:type="dxa"/>
-          <w:tblInd w:w="0" w:type="dxa"/>
+          <w:tblBorders>
+            <w:top w:val="single" w:color="auto" w:sz="4" w:space="0"/>
+            <w:left w:val="single" w:color="auto" w:sz="4" w:space="0"/>
+            <w:bottom w:val="single" w:color="auto" w:sz="4" w:space="0"/>
+            <w:right w:val="single" w:color="auto" w:sz="4" w:space="0"/>
+            <w:insideH w:val="single" w:color="auto" w:sz="4" w:space="0"/>
+            <w:insideV w:val="single" w:color="auto" w:sz="4" w:space="0"/>
+          </w:tblBorders>
+          <w:tblCellMar>
+            <w:top w:w="15" w:type="dxa"/>
+            <w:left w:w="15" w:type="dxa"/>
+            <w:bottom w:w="15" w:type="dxa"/>
+            <w:right w:w="15" w:type="dxa"/>
+          </w:tblCellMar>
+        </w:tblPrEx>
+        <w:tc>
+          <w:tcPr>
+            <w:tcW w:w="0" w:type="auto"/>
+            <w:shd w:val="clear" w:color="auto" w:fill="auto"/>
+            <w:tcMar>
+              <w:top w:w="120" w:type="dxa"/>
+              <w:left w:w="0" w:type="dxa"/>
+              <w:bottom w:w="120" w:type="dxa"/>
+              <w:right w:w="192" w:type="dxa"/>
+            </w:tcMar>
+            <w:vAlign w:val="center"/>
+          </w:tcPr>
+          <w:p>
+            <w:pPr>
+              <w:keepNext w:val="0"/>
+              <w:keepLines w:val="0"/>
+              <w:widowControl/>
+              <w:suppressLineNumbers w:val="0"/>
+              <w:spacing w:line="300" w:lineRule="atLeast"/>
+              <w:jc w:val="left"/>
+              <w:rPr>
+                <w:rFonts w:hint="default" w:ascii="Segoe UI" w:hAnsi="Segoe UI" w:eastAsia="Segoe UI" w:cs="Segoe UI"/>
+                <w:i w:val="0"/>
+                <w:iCs w:val="0"/>
+                <w:caps w:val="0"/>
+                <w:color w:val="0F1115"/>
+                <w:spacing w:val="0"/>
+                <w:sz w:val="18"/>
+                <w:szCs w:val="18"/>
+              </w:rPr>
+            </w:pPr>
+            <w:r>
+              <w:rPr>
+                <w:rStyle w:val="23"/>
+                <w:rFonts w:hint="default" w:ascii="Segoe UI" w:hAnsi="Segoe UI" w:eastAsia="Segoe UI" w:cs="Segoe UI"/>
+                <w:b/>
+                <w:bCs/>
+                <w:i w:val="0"/>
+                <w:iCs w:val="0"/>
+                <w:caps w:val="0"/>
+                <w:snapToGrid w:val="0"/>
+                <w:color w:val="000000"/>
+                <w:spacing w:val="0"/>
+                <w:kern w:val="0"/>
+                <w:sz w:val="18"/>
+                <w:szCs w:val="18"/>
+                <w:lang w:val="en-US" w:eastAsia="zh-CN"/>
+              </w:rPr>
+              <w:t>调查中</w:t>
+            </w:r>
+          </w:p>
+        </w:tc>
+        <w:tc>
+          <w:tcPr>
+            <w:tcW w:w="0" w:type="auto"/>
+            <w:shd w:val="clear" w:color="auto" w:fill="auto"/>
+            <w:tcMar>
+              <w:top w:w="120" w:type="dxa"/>
+              <w:left w:w="192" w:type="dxa"/>
+              <w:bottom w:w="120" w:type="dxa"/>
+              <w:right w:w="0" w:type="dxa"/>
+            </w:tcMar>
+            <w:vAlign w:val="center"/>
+          </w:tcPr>
+          <w:p>
+            <w:pPr>
+              <w:keepNext w:val="0"/>
+              <w:keepLines w:val="0"/>
+              <w:widowControl/>
+              <w:suppressLineNumbers w:val="0"/>
+              <w:spacing w:line="300" w:lineRule="atLeast"/>
+              <w:jc w:val="left"/>
+              <w:rPr>
+                <w:rFonts w:hint="default" w:ascii="Segoe UI" w:hAnsi="Segoe UI" w:eastAsia="Segoe UI" w:cs="Segoe UI"/>
+                <w:i w:val="0"/>
+                <w:iCs w:val="0"/>
+                <w:caps w:val="0"/>
+                <w:color w:val="0F1115"/>
+                <w:spacing w:val="0"/>
+                <w:sz w:val="18"/>
+                <w:szCs w:val="18"/>
+              </w:rPr>
+            </w:pPr>
+            <w:r>
+              <w:rPr>
+                <w:rFonts w:hint="default" w:ascii="Segoe UI" w:hAnsi="Segoe UI" w:eastAsia="Segoe UI" w:cs="Segoe UI"/>
+                <w:i w:val="0"/>
+                <w:iCs w:val="0"/>
+                <w:caps w:val="0"/>
+                <w:snapToGrid w:val="0"/>
+                <w:color w:val="000000"/>
+                <w:spacing w:val="0"/>
+                <w:kern w:val="0"/>
+                <w:sz w:val="18"/>
+                <w:szCs w:val="18"/>
+                <w:lang w:val="en-US" w:eastAsia="zh-CN"/>
+              </w:rPr>
+              <w:t>已分派给专家组，正在进行根本原因分析。</w:t>
+            </w:r>
+          </w:p>
+        </w:tc>
+      </w:tr>
+      <w:tr>
+        <w:tblPrEx>
+          <w:tblBorders>
+            <w:top w:val="single" w:color="auto" w:sz="4" w:space="0"/>
+            <w:left w:val="single" w:color="auto" w:sz="4" w:space="0"/>
+            <w:bottom w:val="single" w:color="auto" w:sz="4" w:space="0"/>
+            <w:right w:val="single" w:color="auto" w:sz="4" w:space="0"/>
+            <w:insideH w:val="single" w:color="auto" w:sz="4" w:space="0"/>
+            <w:insideV w:val="single" w:color="auto" w:sz="4" w:space="0"/>
+          </w:tblBorders>
+          <w:tblCellMar>
+            <w:top w:w="15" w:type="dxa"/>
+            <w:left w:w="15" w:type="dxa"/>
+            <w:bottom w:w="15" w:type="dxa"/>
+            <w:right w:w="15" w:type="dxa"/>
+          </w:tblCellMar>
+        </w:tblPrEx>
+        <w:tc>
+          <w:tcPr>
+            <w:tcW w:w="0" w:type="auto"/>
+            <w:shd w:val="clear" w:color="auto" w:fill="auto"/>
+            <w:tcMar>
+              <w:top w:w="120" w:type="dxa"/>
+              <w:left w:w="0" w:type="dxa"/>
+              <w:bottom w:w="120" w:type="dxa"/>
+              <w:right w:w="192" w:type="dxa"/>
+            </w:tcMar>
+            <w:vAlign w:val="center"/>
+          </w:tcPr>
+          <w:p>
+            <w:pPr>
+              <w:keepNext w:val="0"/>
+              <w:keepLines w:val="0"/>
+              <w:widowControl/>
+              <w:suppressLineNumbers w:val="0"/>
+              <w:spacing w:line="300" w:lineRule="atLeast"/>
+              <w:jc w:val="left"/>
+              <w:rPr>
+                <w:rFonts w:hint="default" w:ascii="Segoe UI" w:hAnsi="Segoe UI" w:eastAsia="Segoe UI" w:cs="Segoe UI"/>
+                <w:i w:val="0"/>
+                <w:iCs w:val="0"/>
+                <w:caps w:val="0"/>
+                <w:color w:val="0F1115"/>
+                <w:spacing w:val="0"/>
+                <w:sz w:val="18"/>
+                <w:szCs w:val="18"/>
+              </w:rPr>
+            </w:pPr>
+            <w:r>
+              <w:rPr>
+                <w:rStyle w:val="23"/>
+                <w:rFonts w:hint="default" w:ascii="Segoe UI" w:hAnsi="Segoe UI" w:eastAsia="Segoe UI" w:cs="Segoe UI"/>
+                <w:b/>
+                <w:bCs/>
+                <w:i w:val="0"/>
+                <w:iCs w:val="0"/>
+                <w:caps w:val="0"/>
+                <w:snapToGrid w:val="0"/>
+                <w:color w:val="000000"/>
+                <w:spacing w:val="0"/>
+                <w:kern w:val="0"/>
+                <w:sz w:val="18"/>
+                <w:szCs w:val="18"/>
+                <w:lang w:val="en-US" w:eastAsia="zh-CN"/>
+              </w:rPr>
+              <w:t>待方案</w:t>
+            </w:r>
+          </w:p>
+        </w:tc>
+        <w:tc>
+          <w:tcPr>
+            <w:tcW w:w="0" w:type="auto"/>
+            <w:shd w:val="clear" w:color="auto" w:fill="auto"/>
+            <w:tcMar>
+              <w:top w:w="120" w:type="dxa"/>
+              <w:left w:w="192" w:type="dxa"/>
+              <w:bottom w:w="120" w:type="dxa"/>
+              <w:right w:w="0" w:type="dxa"/>
+            </w:tcMar>
+            <w:vAlign w:val="center"/>
+          </w:tcPr>
+          <w:p>
+            <w:pPr>
+              <w:keepNext w:val="0"/>
+              <w:keepLines w:val="0"/>
+              <w:widowControl/>
+              <w:suppressLineNumbers w:val="0"/>
+              <w:spacing w:line="300" w:lineRule="atLeast"/>
+              <w:jc w:val="left"/>
+              <w:rPr>
+                <w:rFonts w:hint="default" w:ascii="Segoe UI" w:hAnsi="Segoe UI" w:eastAsia="Segoe UI" w:cs="Segoe UI"/>
+                <w:i w:val="0"/>
+                <w:iCs w:val="0"/>
+                <w:caps w:val="0"/>
+                <w:color w:val="0F1115"/>
+                <w:spacing w:val="0"/>
+                <w:sz w:val="18"/>
+                <w:szCs w:val="18"/>
+              </w:rPr>
+            </w:pPr>
+            <w:r>
+              <w:rPr>
+                <w:rFonts w:hint="default" w:ascii="Segoe UI" w:hAnsi="Segoe UI" w:eastAsia="Segoe UI" w:cs="Segoe UI"/>
+                <w:i w:val="0"/>
+                <w:iCs w:val="0"/>
+                <w:caps w:val="0"/>
+                <w:snapToGrid w:val="0"/>
+                <w:color w:val="000000"/>
+                <w:spacing w:val="0"/>
+                <w:kern w:val="0"/>
+                <w:sz w:val="18"/>
+                <w:szCs w:val="18"/>
+                <w:lang w:val="en-US" w:eastAsia="zh-CN"/>
+              </w:rPr>
+              <w:t>根本原因已查明，正在评估和制定解决方案。</w:t>
+            </w:r>
+          </w:p>
+        </w:tc>
+      </w:tr>
+      <w:tr>
+        <w:tblPrEx>
+          <w:tblBorders>
+            <w:top w:val="single" w:color="auto" w:sz="4" w:space="0"/>
+            <w:left w:val="single" w:color="auto" w:sz="4" w:space="0"/>
+            <w:bottom w:val="single" w:color="auto" w:sz="4" w:space="0"/>
+            <w:right w:val="single" w:color="auto" w:sz="4" w:space="0"/>
+            <w:insideH w:val="single" w:color="auto" w:sz="4" w:space="0"/>
+            <w:insideV w:val="single" w:color="auto" w:sz="4" w:space="0"/>
+          </w:tblBorders>
+          <w:tblCellMar>
+            <w:top w:w="15" w:type="dxa"/>
+            <w:left w:w="15" w:type="dxa"/>
+            <w:bottom w:w="15" w:type="dxa"/>
+            <w:right w:w="15" w:type="dxa"/>
+          </w:tblCellMar>
+        </w:tblPrEx>
+        <w:tc>
+          <w:tcPr>
+            <w:tcW w:w="0" w:type="auto"/>
+            <w:shd w:val="clear" w:color="auto" w:fill="auto"/>
+            <w:tcMar>
+              <w:top w:w="120" w:type="dxa"/>
+              <w:left w:w="0" w:type="dxa"/>
+              <w:bottom w:w="120" w:type="dxa"/>
+              <w:right w:w="192" w:type="dxa"/>
+            </w:tcMar>
+            <w:vAlign w:val="center"/>
+          </w:tcPr>
+          <w:p>
+            <w:pPr>
+              <w:keepNext w:val="0"/>
+              <w:keepLines w:val="0"/>
+              <w:widowControl/>
+              <w:suppressLineNumbers w:val="0"/>
+              <w:spacing w:line="300" w:lineRule="atLeast"/>
+              <w:jc w:val="left"/>
+              <w:rPr>
+                <w:rFonts w:hint="default" w:ascii="Segoe UI" w:hAnsi="Segoe UI" w:eastAsia="Segoe UI" w:cs="Segoe UI"/>
+                <w:i w:val="0"/>
+                <w:iCs w:val="0"/>
+                <w:caps w:val="0"/>
+                <w:color w:val="0F1115"/>
+                <w:spacing w:val="0"/>
+                <w:sz w:val="18"/>
+                <w:szCs w:val="18"/>
+              </w:rPr>
+            </w:pPr>
+            <w:r>
+              <w:rPr>
+                <w:rStyle w:val="23"/>
+                <w:rFonts w:hint="default" w:ascii="Segoe UI" w:hAnsi="Segoe UI" w:eastAsia="Segoe UI" w:cs="Segoe UI"/>
+                <w:b/>
+                <w:bCs/>
+                <w:i w:val="0"/>
+                <w:iCs w:val="0"/>
+                <w:caps w:val="0"/>
+                <w:snapToGrid w:val="0"/>
+                <w:color w:val="000000"/>
+                <w:spacing w:val="0"/>
+                <w:kern w:val="0"/>
+                <w:sz w:val="18"/>
+                <w:szCs w:val="18"/>
+                <w:lang w:val="en-US" w:eastAsia="zh-CN"/>
+              </w:rPr>
+              <w:t>方案已定</w:t>
+            </w:r>
+          </w:p>
+        </w:tc>
+        <w:tc>
+          <w:tcPr>
+            <w:tcW w:w="0" w:type="auto"/>
+            <w:shd w:val="clear" w:color="auto" w:fill="auto"/>
+            <w:tcMar>
+              <w:top w:w="120" w:type="dxa"/>
+              <w:left w:w="192" w:type="dxa"/>
+              <w:bottom w:w="120" w:type="dxa"/>
+              <w:right w:w="0" w:type="dxa"/>
+            </w:tcMar>
+            <w:vAlign w:val="center"/>
+          </w:tcPr>
+          <w:p>
+            <w:pPr>
+              <w:keepNext w:val="0"/>
+              <w:keepLines w:val="0"/>
+              <w:widowControl/>
+              <w:suppressLineNumbers w:val="0"/>
+              <w:spacing w:line="300" w:lineRule="atLeast"/>
+              <w:jc w:val="left"/>
+              <w:rPr>
+                <w:rFonts w:hint="default" w:ascii="Segoe UI" w:hAnsi="Segoe UI" w:eastAsia="Segoe UI" w:cs="Segoe UI"/>
+                <w:i w:val="0"/>
+                <w:iCs w:val="0"/>
+                <w:caps w:val="0"/>
+                <w:color w:val="0F1115"/>
+                <w:spacing w:val="0"/>
+                <w:sz w:val="18"/>
+                <w:szCs w:val="18"/>
+              </w:rPr>
+            </w:pPr>
+            <w:r>
+              <w:rPr>
+                <w:rFonts w:hint="default" w:ascii="Segoe UI" w:hAnsi="Segoe UI" w:eastAsia="Segoe UI" w:cs="Segoe UI"/>
+                <w:i w:val="0"/>
+                <w:iCs w:val="0"/>
+                <w:caps w:val="0"/>
+                <w:snapToGrid w:val="0"/>
+                <w:color w:val="000000"/>
+                <w:spacing w:val="0"/>
+                <w:kern w:val="0"/>
+                <w:sz w:val="18"/>
+                <w:szCs w:val="18"/>
+                <w:lang w:val="en-US" w:eastAsia="zh-CN"/>
+              </w:rPr>
+              <w:t>解决方案（永久或临时）已确定，等待资源实施（如排期开发）。</w:t>
+            </w:r>
+          </w:p>
+        </w:tc>
+      </w:tr>
+      <w:tr>
+        <w:tblPrEx>
+          <w:tblBorders>
+            <w:top w:val="single" w:color="auto" w:sz="4" w:space="0"/>
+            <w:left w:val="single" w:color="auto" w:sz="4" w:space="0"/>
+            <w:bottom w:val="single" w:color="auto" w:sz="4" w:space="0"/>
+            <w:right w:val="single" w:color="auto" w:sz="4" w:space="0"/>
+            <w:insideH w:val="single" w:color="auto" w:sz="4" w:space="0"/>
+            <w:insideV w:val="single" w:color="auto" w:sz="4" w:space="0"/>
+          </w:tblBorders>
+          <w:tblCellMar>
+            <w:top w:w="15" w:type="dxa"/>
+            <w:left w:w="15" w:type="dxa"/>
+            <w:bottom w:w="15" w:type="dxa"/>
+            <w:right w:w="15" w:type="dxa"/>
+          </w:tblCellMar>
+        </w:tblPrEx>
+        <w:tc>
+          <w:tcPr>
+            <w:tcW w:w="0" w:type="auto"/>
+            <w:shd w:val="clear" w:color="auto" w:fill="auto"/>
+            <w:tcMar>
+              <w:top w:w="120" w:type="dxa"/>
+              <w:left w:w="0" w:type="dxa"/>
+              <w:bottom w:w="120" w:type="dxa"/>
+              <w:right w:w="192" w:type="dxa"/>
+            </w:tcMar>
+            <w:vAlign w:val="center"/>
+          </w:tcPr>
+          <w:p>
+            <w:pPr>
+              <w:keepNext w:val="0"/>
+              <w:keepLines w:val="0"/>
+              <w:widowControl/>
+              <w:suppressLineNumbers w:val="0"/>
+              <w:spacing w:line="300" w:lineRule="atLeast"/>
+              <w:jc w:val="left"/>
+              <w:rPr>
+                <w:rFonts w:hint="default" w:ascii="Segoe UI" w:hAnsi="Segoe UI" w:eastAsia="Segoe UI" w:cs="Segoe UI"/>
+                <w:i w:val="0"/>
+                <w:iCs w:val="0"/>
+                <w:caps w:val="0"/>
+                <w:color w:val="0F1115"/>
+                <w:spacing w:val="0"/>
+                <w:sz w:val="18"/>
+                <w:szCs w:val="18"/>
+              </w:rPr>
+            </w:pPr>
+            <w:r>
+              <w:rPr>
+                <w:rStyle w:val="23"/>
+                <w:rFonts w:hint="default" w:ascii="Segoe UI" w:hAnsi="Segoe UI" w:eastAsia="Segoe UI" w:cs="Segoe UI"/>
+                <w:b/>
+                <w:bCs/>
+                <w:i w:val="0"/>
+                <w:iCs w:val="0"/>
+                <w:caps w:val="0"/>
+                <w:snapToGrid w:val="0"/>
+                <w:color w:val="000000"/>
+                <w:spacing w:val="0"/>
+                <w:kern w:val="0"/>
+                <w:sz w:val="18"/>
+                <w:szCs w:val="18"/>
+                <w:lang w:val="en-US" w:eastAsia="zh-CN"/>
+              </w:rPr>
+              <w:t>实施中</w:t>
+            </w:r>
+          </w:p>
+        </w:tc>
+        <w:tc>
+          <w:tcPr>
+            <w:tcW w:w="0" w:type="auto"/>
+            <w:shd w:val="clear" w:color="auto" w:fill="auto"/>
+            <w:tcMar>
+              <w:top w:w="120" w:type="dxa"/>
+              <w:left w:w="192" w:type="dxa"/>
+              <w:bottom w:w="120" w:type="dxa"/>
+              <w:right w:w="0" w:type="dxa"/>
+            </w:tcMar>
+            <w:vAlign w:val="center"/>
+          </w:tcPr>
+          <w:p>
+            <w:pPr>
+              <w:keepNext w:val="0"/>
+              <w:keepLines w:val="0"/>
+              <w:widowControl/>
+              <w:suppressLineNumbers w:val="0"/>
+              <w:spacing w:line="300" w:lineRule="atLeast"/>
+              <w:jc w:val="left"/>
+              <w:rPr>
+                <w:rFonts w:hint="default" w:ascii="Segoe UI" w:hAnsi="Segoe UI" w:eastAsia="Segoe UI" w:cs="Segoe UI"/>
+                <w:i w:val="0"/>
+                <w:iCs w:val="0"/>
+                <w:caps w:val="0"/>
+                <w:color w:val="0F1115"/>
+                <w:spacing w:val="0"/>
+                <w:sz w:val="18"/>
+                <w:szCs w:val="18"/>
+              </w:rPr>
+            </w:pPr>
+            <w:r>
+              <w:rPr>
+                <w:rFonts w:hint="default" w:ascii="Segoe UI" w:hAnsi="Segoe UI" w:eastAsia="Segoe UI" w:cs="Segoe UI"/>
+                <w:i w:val="0"/>
+                <w:iCs w:val="0"/>
+                <w:caps w:val="0"/>
+                <w:snapToGrid w:val="0"/>
+                <w:color w:val="000000"/>
+                <w:spacing w:val="0"/>
+                <w:kern w:val="0"/>
+                <w:sz w:val="18"/>
+                <w:szCs w:val="18"/>
+                <w:lang w:val="en-US" w:eastAsia="zh-CN"/>
+              </w:rPr>
+              <w:t>解决方案正通过变更管理流程进行部署。</w:t>
+            </w:r>
+          </w:p>
+        </w:tc>
+      </w:tr>
+      <w:tr>
+        <w:tblPrEx>
+          <w:tblBorders>
+            <w:top w:val="single" w:color="auto" w:sz="4" w:space="0"/>
+            <w:left w:val="single" w:color="auto" w:sz="4" w:space="0"/>
+            <w:bottom w:val="single" w:color="auto" w:sz="4" w:space="0"/>
+            <w:right w:val="single" w:color="auto" w:sz="4" w:space="0"/>
+            <w:insideH w:val="single" w:color="auto" w:sz="4" w:space="0"/>
+            <w:insideV w:val="single" w:color="auto" w:sz="4" w:space="0"/>
+          </w:tblBorders>
+          <w:tblCellMar>
+            <w:top w:w="15" w:type="dxa"/>
+            <w:left w:w="15" w:type="dxa"/>
+            <w:bottom w:w="15" w:type="dxa"/>
+            <w:right w:w="15" w:type="dxa"/>
+          </w:tblCellMar>
+        </w:tblPrEx>
+        <w:tc>
+          <w:tcPr>
+            <w:tcW w:w="0" w:type="auto"/>
+            <w:shd w:val="clear" w:color="auto" w:fill="auto"/>
+            <w:tcMar>
+              <w:top w:w="120" w:type="dxa"/>
+              <w:left w:w="0" w:type="dxa"/>
+              <w:bottom w:w="120" w:type="dxa"/>
+              <w:right w:w="192" w:type="dxa"/>
+            </w:tcMar>
+            <w:vAlign w:val="center"/>
+          </w:tcPr>
+          <w:p>
+            <w:pPr>
+              <w:keepNext w:val="0"/>
+              <w:keepLines w:val="0"/>
+              <w:widowControl/>
+              <w:suppressLineNumbers w:val="0"/>
+              <w:spacing w:line="300" w:lineRule="atLeast"/>
+              <w:jc w:val="left"/>
+              <w:rPr>
+                <w:rFonts w:hint="default" w:ascii="Segoe UI" w:hAnsi="Segoe UI" w:eastAsia="Segoe UI" w:cs="Segoe UI"/>
+                <w:i w:val="0"/>
+                <w:iCs w:val="0"/>
+                <w:caps w:val="0"/>
+                <w:color w:val="0F1115"/>
+                <w:spacing w:val="0"/>
+                <w:sz w:val="18"/>
+                <w:szCs w:val="18"/>
+              </w:rPr>
+            </w:pPr>
+            <w:r>
+              <w:rPr>
+                <w:rStyle w:val="23"/>
+                <w:rFonts w:hint="default" w:ascii="Segoe UI" w:hAnsi="Segoe UI" w:eastAsia="Segoe UI" w:cs="Segoe UI"/>
+                <w:b/>
+                <w:bCs/>
+                <w:i w:val="0"/>
+                <w:iCs w:val="0"/>
+                <w:caps w:val="0"/>
+                <w:snapToGrid w:val="0"/>
+                <w:color w:val="000000"/>
+                <w:spacing w:val="0"/>
+                <w:kern w:val="0"/>
+                <w:sz w:val="18"/>
+                <w:szCs w:val="18"/>
+                <w:lang w:val="en-US" w:eastAsia="zh-CN"/>
+              </w:rPr>
+              <w:t>已解决</w:t>
+            </w:r>
+          </w:p>
+        </w:tc>
+        <w:tc>
+          <w:tcPr>
+            <w:tcW w:w="0" w:type="auto"/>
+            <w:shd w:val="clear" w:color="auto" w:fill="auto"/>
+            <w:tcMar>
+              <w:top w:w="120" w:type="dxa"/>
+              <w:left w:w="192" w:type="dxa"/>
+              <w:bottom w:w="120" w:type="dxa"/>
+              <w:right w:w="0" w:type="dxa"/>
+            </w:tcMar>
+            <w:vAlign w:val="center"/>
+          </w:tcPr>
+          <w:p>
+            <w:pPr>
+              <w:keepNext w:val="0"/>
+              <w:keepLines w:val="0"/>
+              <w:widowControl/>
+              <w:suppressLineNumbers w:val="0"/>
+              <w:spacing w:line="300" w:lineRule="atLeast"/>
+              <w:jc w:val="left"/>
+              <w:rPr>
+                <w:rFonts w:hint="default" w:ascii="Segoe UI" w:hAnsi="Segoe UI" w:eastAsia="Segoe UI" w:cs="Segoe UI"/>
+                <w:i w:val="0"/>
+                <w:iCs w:val="0"/>
+                <w:caps w:val="0"/>
+                <w:color w:val="0F1115"/>
+                <w:spacing w:val="0"/>
+                <w:sz w:val="18"/>
+                <w:szCs w:val="18"/>
+              </w:rPr>
+            </w:pPr>
+            <w:r>
+              <w:rPr>
+                <w:rFonts w:hint="default" w:ascii="Segoe UI" w:hAnsi="Segoe UI" w:eastAsia="Segoe UI" w:cs="Segoe UI"/>
+                <w:i w:val="0"/>
+                <w:iCs w:val="0"/>
+                <w:caps w:val="0"/>
+                <w:snapToGrid w:val="0"/>
+                <w:color w:val="000000"/>
+                <w:spacing w:val="0"/>
+                <w:kern w:val="0"/>
+                <w:sz w:val="18"/>
+                <w:szCs w:val="18"/>
+                <w:lang w:val="en-US" w:eastAsia="zh-CN"/>
+              </w:rPr>
+              <w:t>解决方案已验证有效，相关事件已平息。等待回顾与关闭。</w:t>
+            </w:r>
+          </w:p>
+        </w:tc>
+      </w:tr>
+      <w:tr>
+        <w:tblPrEx>
+          <w:tblBorders>
+            <w:top w:val="single" w:color="auto" w:sz="4" w:space="0"/>
+            <w:left w:val="single" w:color="auto" w:sz="4" w:space="0"/>
+            <w:bottom w:val="single" w:color="auto" w:sz="4" w:space="0"/>
+            <w:right w:val="single" w:color="auto" w:sz="4" w:space="0"/>
+            <w:insideH w:val="single" w:color="auto" w:sz="4" w:space="0"/>
+            <w:insideV w:val="single" w:color="auto" w:sz="4" w:space="0"/>
+          </w:tblBorders>
           <w:shd w:val="clear" w:color="auto" w:fill="auto"/>
           <w:tblCellMar>
             <w:top w:w="15" w:type="dxa"/>
@@ -7051,7 +7711,7 @@
               <w:spacing w:line="300" w:lineRule="atLeast"/>
               <w:jc w:val="left"/>
               <w:rPr>
-                <w:rFonts w:ascii="Segoe UI" w:eastAsia="Segoe UI" w:hAnsi="Segoe UI" w:cs="Segoe UI" w:hint="default"/>
+                <w:rFonts w:hint="default" w:ascii="Segoe UI" w:hAnsi="Segoe UI" w:eastAsia="Segoe UI" w:cs="Segoe UI"/>
                 <w:i w:val="0"/>
                 <w:iCs w:val="0"/>
                 <w:caps w:val="0"/>
@@ -7063,8 +7723,8 @@
             </w:pPr>
             <w:r>
               <w:rPr>
-                <w:rStyle w:val="Strong"/>
-                <w:rFonts w:ascii="Segoe UI" w:eastAsia="Segoe UI" w:hAnsi="Segoe UI" w:cs="Segoe UI" w:hint="default"/>
+                <w:rStyle w:val="23"/>
+                <w:rFonts w:hint="default" w:ascii="Segoe UI" w:hAnsi="Segoe UI" w:eastAsia="Segoe UI" w:cs="Segoe UI"/>
                 <w:b/>
                 <w:bCs/>
                 <w:i w:val="0"/>
@@ -7078,7 +7738,7 @@
                 <w:szCs w:val="18"/>
                 <w:lang w:val="en-US" w:eastAsia="zh-CN"/>
               </w:rPr>
-              <w:t>调查中</w:t>
+              <w:t>已关闭</w:t>
             </w:r>
           </w:p>
         </w:tc>
@@ -7103,7 +7763,7 @@
               <w:spacing w:line="300" w:lineRule="atLeast"/>
               <w:jc w:val="left"/>
               <w:rPr>
-                <w:rFonts w:ascii="Segoe UI" w:eastAsia="Segoe UI" w:hAnsi="Segoe UI" w:cs="Segoe UI" w:hint="default"/>
+                <w:rFonts w:hint="default" w:ascii="Segoe UI" w:hAnsi="Segoe UI" w:eastAsia="Segoe UI" w:cs="Segoe UI"/>
                 <w:i w:val="0"/>
                 <w:iCs w:val="0"/>
                 <w:caps w:val="0"/>
@@ -7115,7 +7775,7 @@
             </w:pPr>
             <w:r>
               <w:rPr>
-                <w:rFonts w:ascii="Segoe UI" w:eastAsia="Segoe UI" w:hAnsi="Segoe UI" w:cs="Segoe UI" w:hint="default"/>
+                <w:rFonts w:hint="default" w:ascii="Segoe UI" w:hAnsi="Segoe UI" w:eastAsia="Segoe UI" w:cs="Segoe UI"/>
                 <w:i w:val="0"/>
                 <w:iCs w:val="0"/>
                 <w:caps w:val="0"/>
@@ -7127,15 +7787,21 @@
                 <w:szCs w:val="18"/>
                 <w:lang w:val="en-US" w:eastAsia="zh-CN"/>
               </w:rPr>
-              <w:t>已分派给专家组，正在进行根本原因分析。</w:t>
+              <w:t>问题回顾完成，知识已沉淀，流程正式结束。</w:t>
             </w:r>
           </w:p>
         </w:tc>
       </w:tr>
       <w:tr>
         <w:tblPrEx>
-          <w:tblW w:w="9024" w:type="dxa"/>
-          <w:tblInd w:w="0" w:type="dxa"/>
+          <w:tblBorders>
+            <w:top w:val="single" w:color="auto" w:sz="4" w:space="0"/>
+            <w:left w:val="single" w:color="auto" w:sz="4" w:space="0"/>
+            <w:bottom w:val="single" w:color="auto" w:sz="4" w:space="0"/>
+            <w:right w:val="single" w:color="auto" w:sz="4" w:space="0"/>
+            <w:insideH w:val="single" w:color="auto" w:sz="4" w:space="0"/>
+            <w:insideV w:val="single" w:color="auto" w:sz="4" w:space="0"/>
+          </w:tblBorders>
           <w:shd w:val="clear" w:color="auto" w:fill="auto"/>
           <w:tblCellMar>
             <w:top w:w="15" w:type="dxa"/>
@@ -7165,7 +7831,7 @@
               <w:spacing w:line="300" w:lineRule="atLeast"/>
               <w:jc w:val="left"/>
               <w:rPr>
-                <w:rFonts w:ascii="Segoe UI" w:eastAsia="Segoe UI" w:hAnsi="Segoe UI" w:cs="Segoe UI" w:hint="default"/>
+                <w:rFonts w:hint="default" w:ascii="Segoe UI" w:hAnsi="Segoe UI" w:eastAsia="Segoe UI" w:cs="Segoe UI"/>
                 <w:i w:val="0"/>
                 <w:iCs w:val="0"/>
                 <w:caps w:val="0"/>
@@ -7177,578 +7843,8 @@
             </w:pPr>
             <w:r>
               <w:rPr>
-                <w:rStyle w:val="Strong"/>
-                <w:rFonts w:ascii="Segoe UI" w:eastAsia="Segoe UI" w:hAnsi="Segoe UI" w:cs="Segoe UI" w:hint="default"/>
-                <w:b/>
-                <w:bCs/>
-                <w:i w:val="0"/>
-                <w:iCs w:val="0"/>
-                <w:caps w:val="0"/>
-                <w:snapToGrid w:val="0"/>
-                <w:color w:val="000000"/>
-                <w:spacing w:val="0"/>
-                <w:kern w:val="0"/>
-                <w:sz w:val="18"/>
-                <w:szCs w:val="18"/>
-                <w:lang w:val="en-US" w:eastAsia="zh-CN"/>
-              </w:rPr>
-              <w:t>待方案</w:t>
-            </w:r>
-          </w:p>
-        </w:tc>
-        <w:tc>
-          <w:tcPr>
-            <w:tcW w:w="0" w:type="auto"/>
-            <w:shd w:val="clear" w:color="auto" w:fill="auto"/>
-            <w:tcMar>
-              <w:top w:w="120" w:type="dxa"/>
-              <w:left w:w="192" w:type="dxa"/>
-              <w:bottom w:w="120" w:type="dxa"/>
-              <w:right w:w="0" w:type="dxa"/>
-            </w:tcMar>
-            <w:vAlign w:val="center"/>
-          </w:tcPr>
-          <w:p>
-            <w:pPr>
-              <w:keepNext w:val="0"/>
-              <w:keepLines w:val="0"/>
-              <w:widowControl/>
-              <w:suppressLineNumbers w:val="0"/>
-              <w:spacing w:line="300" w:lineRule="atLeast"/>
-              <w:jc w:val="left"/>
-              <w:rPr>
-                <w:rFonts w:ascii="Segoe UI" w:eastAsia="Segoe UI" w:hAnsi="Segoe UI" w:cs="Segoe UI" w:hint="default"/>
-                <w:i w:val="0"/>
-                <w:iCs w:val="0"/>
-                <w:caps w:val="0"/>
-                <w:color w:val="0F1115"/>
-                <w:spacing w:val="0"/>
-                <w:sz w:val="18"/>
-                <w:szCs w:val="18"/>
-              </w:rPr>
-            </w:pPr>
-            <w:r>
-              <w:rPr>
-                <w:rFonts w:ascii="Segoe UI" w:eastAsia="Segoe UI" w:hAnsi="Segoe UI" w:cs="Segoe UI" w:hint="default"/>
-                <w:i w:val="0"/>
-                <w:iCs w:val="0"/>
-                <w:caps w:val="0"/>
-                <w:snapToGrid w:val="0"/>
-                <w:color w:val="000000"/>
-                <w:spacing w:val="0"/>
-                <w:kern w:val="0"/>
-                <w:sz w:val="18"/>
-                <w:szCs w:val="18"/>
-                <w:lang w:val="en-US" w:eastAsia="zh-CN"/>
-              </w:rPr>
-              <w:t>根本原因已查明，正在评估和制定解决方案。</w:t>
-            </w:r>
-          </w:p>
-        </w:tc>
-      </w:tr>
-      <w:tr>
-        <w:tblPrEx>
-          <w:tblW w:w="9024" w:type="dxa"/>
-          <w:tblInd w:w="0" w:type="dxa"/>
-          <w:shd w:val="clear" w:color="auto" w:fill="auto"/>
-          <w:tblCellMar>
-            <w:top w:w="15" w:type="dxa"/>
-            <w:left w:w="15" w:type="dxa"/>
-            <w:bottom w:w="15" w:type="dxa"/>
-            <w:right w:w="15" w:type="dxa"/>
-          </w:tblCellMar>
-        </w:tblPrEx>
-        <w:tc>
-          <w:tcPr>
-            <w:tcW w:w="0" w:type="auto"/>
-            <w:shd w:val="clear" w:color="auto" w:fill="auto"/>
-            <w:tcMar>
-              <w:top w:w="120" w:type="dxa"/>
-              <w:left w:w="0" w:type="dxa"/>
-              <w:bottom w:w="120" w:type="dxa"/>
-              <w:right w:w="192" w:type="dxa"/>
-            </w:tcMar>
-            <w:vAlign w:val="center"/>
-          </w:tcPr>
-          <w:p>
-            <w:pPr>
-              <w:keepNext w:val="0"/>
-              <w:keepLines w:val="0"/>
-              <w:widowControl/>
-              <w:suppressLineNumbers w:val="0"/>
-              <w:spacing w:line="300" w:lineRule="atLeast"/>
-              <w:jc w:val="left"/>
-              <w:rPr>
-                <w:rFonts w:ascii="Segoe UI" w:eastAsia="Segoe UI" w:hAnsi="Segoe UI" w:cs="Segoe UI" w:hint="default"/>
-                <w:i w:val="0"/>
-                <w:iCs w:val="0"/>
-                <w:caps w:val="0"/>
-                <w:color w:val="0F1115"/>
-                <w:spacing w:val="0"/>
-                <w:sz w:val="18"/>
-                <w:szCs w:val="18"/>
-              </w:rPr>
-            </w:pPr>
-            <w:r>
-              <w:rPr>
-                <w:rStyle w:val="Strong"/>
-                <w:rFonts w:ascii="Segoe UI" w:eastAsia="Segoe UI" w:hAnsi="Segoe UI" w:cs="Segoe UI" w:hint="default"/>
-                <w:b/>
-                <w:bCs/>
-                <w:i w:val="0"/>
-                <w:iCs w:val="0"/>
-                <w:caps w:val="0"/>
-                <w:snapToGrid w:val="0"/>
-                <w:color w:val="000000"/>
-                <w:spacing w:val="0"/>
-                <w:kern w:val="0"/>
-                <w:sz w:val="18"/>
-                <w:szCs w:val="18"/>
-                <w:lang w:val="en-US" w:eastAsia="zh-CN"/>
-              </w:rPr>
-              <w:t>方案已定</w:t>
-            </w:r>
-          </w:p>
-        </w:tc>
-        <w:tc>
-          <w:tcPr>
-            <w:tcW w:w="0" w:type="auto"/>
-            <w:shd w:val="clear" w:color="auto" w:fill="auto"/>
-            <w:tcMar>
-              <w:top w:w="120" w:type="dxa"/>
-              <w:left w:w="192" w:type="dxa"/>
-              <w:bottom w:w="120" w:type="dxa"/>
-              <w:right w:w="0" w:type="dxa"/>
-            </w:tcMar>
-            <w:vAlign w:val="center"/>
-          </w:tcPr>
-          <w:p>
-            <w:pPr>
-              <w:keepNext w:val="0"/>
-              <w:keepLines w:val="0"/>
-              <w:widowControl/>
-              <w:suppressLineNumbers w:val="0"/>
-              <w:spacing w:line="300" w:lineRule="atLeast"/>
-              <w:jc w:val="left"/>
-              <w:rPr>
-                <w:rFonts w:ascii="Segoe UI" w:eastAsia="Segoe UI" w:hAnsi="Segoe UI" w:cs="Segoe UI" w:hint="default"/>
-                <w:i w:val="0"/>
-                <w:iCs w:val="0"/>
-                <w:caps w:val="0"/>
-                <w:color w:val="0F1115"/>
-                <w:spacing w:val="0"/>
-                <w:sz w:val="18"/>
-                <w:szCs w:val="18"/>
-              </w:rPr>
-            </w:pPr>
-            <w:r>
-              <w:rPr>
-                <w:rFonts w:ascii="Segoe UI" w:eastAsia="Segoe UI" w:hAnsi="Segoe UI" w:cs="Segoe UI" w:hint="default"/>
-                <w:i w:val="0"/>
-                <w:iCs w:val="0"/>
-                <w:caps w:val="0"/>
-                <w:snapToGrid w:val="0"/>
-                <w:color w:val="000000"/>
-                <w:spacing w:val="0"/>
-                <w:kern w:val="0"/>
-                <w:sz w:val="18"/>
-                <w:szCs w:val="18"/>
-                <w:lang w:val="en-US" w:eastAsia="zh-CN"/>
-              </w:rPr>
-              <w:t>解决方案（永久或临时）已确定，等待资源实施（如排期开发）。</w:t>
-            </w:r>
-          </w:p>
-        </w:tc>
-      </w:tr>
-      <w:tr>
-        <w:tblPrEx>
-          <w:tblW w:w="9024" w:type="dxa"/>
-          <w:tblInd w:w="0" w:type="dxa"/>
-          <w:shd w:val="clear" w:color="auto" w:fill="auto"/>
-          <w:tblCellMar>
-            <w:top w:w="15" w:type="dxa"/>
-            <w:left w:w="15" w:type="dxa"/>
-            <w:bottom w:w="15" w:type="dxa"/>
-            <w:right w:w="15" w:type="dxa"/>
-          </w:tblCellMar>
-        </w:tblPrEx>
-        <w:tc>
-          <w:tcPr>
-            <w:tcW w:w="0" w:type="auto"/>
-            <w:shd w:val="clear" w:color="auto" w:fill="auto"/>
-            <w:tcMar>
-              <w:top w:w="120" w:type="dxa"/>
-              <w:left w:w="0" w:type="dxa"/>
-              <w:bottom w:w="120" w:type="dxa"/>
-              <w:right w:w="192" w:type="dxa"/>
-            </w:tcMar>
-            <w:vAlign w:val="center"/>
-          </w:tcPr>
-          <w:p>
-            <w:pPr>
-              <w:keepNext w:val="0"/>
-              <w:keepLines w:val="0"/>
-              <w:widowControl/>
-              <w:suppressLineNumbers w:val="0"/>
-              <w:spacing w:line="300" w:lineRule="atLeast"/>
-              <w:jc w:val="left"/>
-              <w:rPr>
-                <w:rFonts w:ascii="Segoe UI" w:eastAsia="Segoe UI" w:hAnsi="Segoe UI" w:cs="Segoe UI" w:hint="default"/>
-                <w:i w:val="0"/>
-                <w:iCs w:val="0"/>
-                <w:caps w:val="0"/>
-                <w:color w:val="0F1115"/>
-                <w:spacing w:val="0"/>
-                <w:sz w:val="18"/>
-                <w:szCs w:val="18"/>
-              </w:rPr>
-            </w:pPr>
-            <w:r>
-              <w:rPr>
-                <w:rStyle w:val="Strong"/>
-                <w:rFonts w:ascii="Segoe UI" w:eastAsia="Segoe UI" w:hAnsi="Segoe UI" w:cs="Segoe UI" w:hint="default"/>
-                <w:b/>
-                <w:bCs/>
-                <w:i w:val="0"/>
-                <w:iCs w:val="0"/>
-                <w:caps w:val="0"/>
-                <w:snapToGrid w:val="0"/>
-                <w:color w:val="000000"/>
-                <w:spacing w:val="0"/>
-                <w:kern w:val="0"/>
-                <w:sz w:val="18"/>
-                <w:szCs w:val="18"/>
-                <w:lang w:val="en-US" w:eastAsia="zh-CN"/>
-              </w:rPr>
-              <w:t>实施中</w:t>
-            </w:r>
-          </w:p>
-        </w:tc>
-        <w:tc>
-          <w:tcPr>
-            <w:tcW w:w="0" w:type="auto"/>
-            <w:shd w:val="clear" w:color="auto" w:fill="auto"/>
-            <w:tcMar>
-              <w:top w:w="120" w:type="dxa"/>
-              <w:left w:w="192" w:type="dxa"/>
-              <w:bottom w:w="120" w:type="dxa"/>
-              <w:right w:w="0" w:type="dxa"/>
-            </w:tcMar>
-            <w:vAlign w:val="center"/>
-          </w:tcPr>
-          <w:p>
-            <w:pPr>
-              <w:keepNext w:val="0"/>
-              <w:keepLines w:val="0"/>
-              <w:widowControl/>
-              <w:suppressLineNumbers w:val="0"/>
-              <w:spacing w:line="300" w:lineRule="atLeast"/>
-              <w:jc w:val="left"/>
-              <w:rPr>
-                <w:rFonts w:ascii="Segoe UI" w:eastAsia="Segoe UI" w:hAnsi="Segoe UI" w:cs="Segoe UI" w:hint="default"/>
-                <w:i w:val="0"/>
-                <w:iCs w:val="0"/>
-                <w:caps w:val="0"/>
-                <w:color w:val="0F1115"/>
-                <w:spacing w:val="0"/>
-                <w:sz w:val="18"/>
-                <w:szCs w:val="18"/>
-              </w:rPr>
-            </w:pPr>
-            <w:r>
-              <w:rPr>
-                <w:rFonts w:ascii="Segoe UI" w:eastAsia="Segoe UI" w:hAnsi="Segoe UI" w:cs="Segoe UI" w:hint="default"/>
-                <w:i w:val="0"/>
-                <w:iCs w:val="0"/>
-                <w:caps w:val="0"/>
-                <w:snapToGrid w:val="0"/>
-                <w:color w:val="000000"/>
-                <w:spacing w:val="0"/>
-                <w:kern w:val="0"/>
-                <w:sz w:val="18"/>
-                <w:szCs w:val="18"/>
-                <w:lang w:val="en-US" w:eastAsia="zh-CN"/>
-              </w:rPr>
-              <w:t>解决方案正通过变更管理流程进行部署。</w:t>
-            </w:r>
-          </w:p>
-        </w:tc>
-      </w:tr>
-      <w:tr>
-        <w:tblPrEx>
-          <w:tblW w:w="9024" w:type="dxa"/>
-          <w:tblInd w:w="0" w:type="dxa"/>
-          <w:shd w:val="clear" w:color="auto" w:fill="auto"/>
-          <w:tblCellMar>
-            <w:top w:w="15" w:type="dxa"/>
-            <w:left w:w="15" w:type="dxa"/>
-            <w:bottom w:w="15" w:type="dxa"/>
-            <w:right w:w="15" w:type="dxa"/>
-          </w:tblCellMar>
-        </w:tblPrEx>
-        <w:tc>
-          <w:tcPr>
-            <w:tcW w:w="0" w:type="auto"/>
-            <w:shd w:val="clear" w:color="auto" w:fill="auto"/>
-            <w:tcMar>
-              <w:top w:w="120" w:type="dxa"/>
-              <w:left w:w="0" w:type="dxa"/>
-              <w:bottom w:w="120" w:type="dxa"/>
-              <w:right w:w="192" w:type="dxa"/>
-            </w:tcMar>
-            <w:vAlign w:val="center"/>
-          </w:tcPr>
-          <w:p>
-            <w:pPr>
-              <w:keepNext w:val="0"/>
-              <w:keepLines w:val="0"/>
-              <w:widowControl/>
-              <w:suppressLineNumbers w:val="0"/>
-              <w:spacing w:line="300" w:lineRule="atLeast"/>
-              <w:jc w:val="left"/>
-              <w:rPr>
-                <w:rFonts w:ascii="Segoe UI" w:eastAsia="Segoe UI" w:hAnsi="Segoe UI" w:cs="Segoe UI" w:hint="default"/>
-                <w:i w:val="0"/>
-                <w:iCs w:val="0"/>
-                <w:caps w:val="0"/>
-                <w:color w:val="0F1115"/>
-                <w:spacing w:val="0"/>
-                <w:sz w:val="18"/>
-                <w:szCs w:val="18"/>
-              </w:rPr>
-            </w:pPr>
-            <w:r>
-              <w:rPr>
-                <w:rStyle w:val="Strong"/>
-                <w:rFonts w:ascii="Segoe UI" w:eastAsia="Segoe UI" w:hAnsi="Segoe UI" w:cs="Segoe UI" w:hint="default"/>
-                <w:b/>
-                <w:bCs/>
-                <w:i w:val="0"/>
-                <w:iCs w:val="0"/>
-                <w:caps w:val="0"/>
-                <w:snapToGrid w:val="0"/>
-                <w:color w:val="000000"/>
-                <w:spacing w:val="0"/>
-                <w:kern w:val="0"/>
-                <w:sz w:val="18"/>
-                <w:szCs w:val="18"/>
-                <w:lang w:val="en-US" w:eastAsia="zh-CN"/>
-              </w:rPr>
-              <w:t>已解决</w:t>
-            </w:r>
-          </w:p>
-        </w:tc>
-        <w:tc>
-          <w:tcPr>
-            <w:tcW w:w="0" w:type="auto"/>
-            <w:shd w:val="clear" w:color="auto" w:fill="auto"/>
-            <w:tcMar>
-              <w:top w:w="120" w:type="dxa"/>
-              <w:left w:w="192" w:type="dxa"/>
-              <w:bottom w:w="120" w:type="dxa"/>
-              <w:right w:w="0" w:type="dxa"/>
-            </w:tcMar>
-            <w:vAlign w:val="center"/>
-          </w:tcPr>
-          <w:p>
-            <w:pPr>
-              <w:keepNext w:val="0"/>
-              <w:keepLines w:val="0"/>
-              <w:widowControl/>
-              <w:suppressLineNumbers w:val="0"/>
-              <w:spacing w:line="300" w:lineRule="atLeast"/>
-              <w:jc w:val="left"/>
-              <w:rPr>
-                <w:rFonts w:ascii="Segoe UI" w:eastAsia="Segoe UI" w:hAnsi="Segoe UI" w:cs="Segoe UI" w:hint="default"/>
-                <w:i w:val="0"/>
-                <w:iCs w:val="0"/>
-                <w:caps w:val="0"/>
-                <w:color w:val="0F1115"/>
-                <w:spacing w:val="0"/>
-                <w:sz w:val="18"/>
-                <w:szCs w:val="18"/>
-              </w:rPr>
-            </w:pPr>
-            <w:r>
-              <w:rPr>
-                <w:rFonts w:ascii="Segoe UI" w:eastAsia="Segoe UI" w:hAnsi="Segoe UI" w:cs="Segoe UI" w:hint="default"/>
-                <w:i w:val="0"/>
-                <w:iCs w:val="0"/>
-                <w:caps w:val="0"/>
-                <w:snapToGrid w:val="0"/>
-                <w:color w:val="000000"/>
-                <w:spacing w:val="0"/>
-                <w:kern w:val="0"/>
-                <w:sz w:val="18"/>
-                <w:szCs w:val="18"/>
-                <w:lang w:val="en-US" w:eastAsia="zh-CN"/>
-              </w:rPr>
-              <w:t>解决方案已验证有效，相关事件已平息。等待回顾与关闭。</w:t>
-            </w:r>
-          </w:p>
-        </w:tc>
-      </w:tr>
-      <w:tr>
-        <w:tblPrEx>
-          <w:tblW w:w="9024" w:type="dxa"/>
-          <w:tblInd w:w="0" w:type="dxa"/>
-          <w:shd w:val="clear" w:color="auto" w:fill="auto"/>
-          <w:tblCellMar>
-            <w:top w:w="15" w:type="dxa"/>
-            <w:left w:w="15" w:type="dxa"/>
-            <w:bottom w:w="15" w:type="dxa"/>
-            <w:right w:w="15" w:type="dxa"/>
-          </w:tblCellMar>
-        </w:tblPrEx>
-        <w:tc>
-          <w:tcPr>
-            <w:tcW w:w="0" w:type="auto"/>
-            <w:shd w:val="clear" w:color="auto" w:fill="auto"/>
-            <w:tcMar>
-              <w:top w:w="120" w:type="dxa"/>
-              <w:left w:w="0" w:type="dxa"/>
-              <w:bottom w:w="120" w:type="dxa"/>
-              <w:right w:w="192" w:type="dxa"/>
-            </w:tcMar>
-            <w:vAlign w:val="center"/>
-          </w:tcPr>
-          <w:p>
-            <w:pPr>
-              <w:keepNext w:val="0"/>
-              <w:keepLines w:val="0"/>
-              <w:widowControl/>
-              <w:suppressLineNumbers w:val="0"/>
-              <w:spacing w:line="300" w:lineRule="atLeast"/>
-              <w:jc w:val="left"/>
-              <w:rPr>
-                <w:rFonts w:ascii="Segoe UI" w:eastAsia="Segoe UI" w:hAnsi="Segoe UI" w:cs="Segoe UI" w:hint="default"/>
-                <w:i w:val="0"/>
-                <w:iCs w:val="0"/>
-                <w:caps w:val="0"/>
-                <w:color w:val="0F1115"/>
-                <w:spacing w:val="0"/>
-                <w:sz w:val="18"/>
-                <w:szCs w:val="18"/>
-              </w:rPr>
-            </w:pPr>
-            <w:r>
-              <w:rPr>
-                <w:rStyle w:val="Strong"/>
-                <w:rFonts w:ascii="Segoe UI" w:eastAsia="Segoe UI" w:hAnsi="Segoe UI" w:cs="Segoe UI" w:hint="default"/>
-                <w:b/>
-                <w:bCs/>
-                <w:i w:val="0"/>
-                <w:iCs w:val="0"/>
-                <w:caps w:val="0"/>
-                <w:snapToGrid w:val="0"/>
-                <w:color w:val="000000"/>
-                <w:spacing w:val="0"/>
-                <w:kern w:val="0"/>
-                <w:sz w:val="18"/>
-                <w:szCs w:val="18"/>
-                <w:lang w:val="en-US" w:eastAsia="zh-CN"/>
-              </w:rPr>
-              <w:t>已关闭</w:t>
-            </w:r>
-          </w:p>
-        </w:tc>
-        <w:tc>
-          <w:tcPr>
-            <w:tcW w:w="0" w:type="auto"/>
-            <w:shd w:val="clear" w:color="auto" w:fill="auto"/>
-            <w:tcMar>
-              <w:top w:w="120" w:type="dxa"/>
-              <w:left w:w="192" w:type="dxa"/>
-              <w:bottom w:w="120" w:type="dxa"/>
-              <w:right w:w="0" w:type="dxa"/>
-            </w:tcMar>
-            <w:vAlign w:val="center"/>
-          </w:tcPr>
-          <w:p>
-            <w:pPr>
-              <w:keepNext w:val="0"/>
-              <w:keepLines w:val="0"/>
-              <w:widowControl/>
-              <w:suppressLineNumbers w:val="0"/>
-              <w:spacing w:line="300" w:lineRule="atLeast"/>
-              <w:jc w:val="left"/>
-              <w:rPr>
-                <w:rFonts w:ascii="Segoe UI" w:eastAsia="Segoe UI" w:hAnsi="Segoe UI" w:cs="Segoe UI" w:hint="default"/>
-                <w:i w:val="0"/>
-                <w:iCs w:val="0"/>
-                <w:caps w:val="0"/>
-                <w:color w:val="0F1115"/>
-                <w:spacing w:val="0"/>
-                <w:sz w:val="18"/>
-                <w:szCs w:val="18"/>
-              </w:rPr>
-            </w:pPr>
-            <w:r>
-              <w:rPr>
-                <w:rFonts w:ascii="Segoe UI" w:eastAsia="Segoe UI" w:hAnsi="Segoe UI" w:cs="Segoe UI" w:hint="default"/>
-                <w:i w:val="0"/>
-                <w:iCs w:val="0"/>
-                <w:caps w:val="0"/>
-                <w:snapToGrid w:val="0"/>
-                <w:color w:val="000000"/>
-                <w:spacing w:val="0"/>
-                <w:kern w:val="0"/>
-                <w:sz w:val="18"/>
-                <w:szCs w:val="18"/>
-                <w:lang w:val="en-US" w:eastAsia="zh-CN"/>
-              </w:rPr>
-              <w:t>问题回顾完成，知识已沉淀，流程正式结束。</w:t>
-            </w:r>
-          </w:p>
-        </w:tc>
-      </w:tr>
-      <w:tr>
-        <w:tblPrEx>
-          <w:tblW w:w="9024" w:type="dxa"/>
-          <w:tblInd w:w="0" w:type="dxa"/>
-          <w:shd w:val="clear" w:color="auto" w:fill="auto"/>
-          <w:tblCellMar>
-            <w:top w:w="15" w:type="dxa"/>
-            <w:left w:w="15" w:type="dxa"/>
-            <w:bottom w:w="15" w:type="dxa"/>
-            <w:right w:w="15" w:type="dxa"/>
-          </w:tblCellMar>
-        </w:tblPrEx>
-        <w:tc>
-          <w:tcPr>
-            <w:tcW w:w="0" w:type="auto"/>
-            <w:shd w:val="clear" w:color="auto" w:fill="auto"/>
-            <w:tcMar>
-              <w:top w:w="120" w:type="dxa"/>
-              <w:left w:w="0" w:type="dxa"/>
-              <w:bottom w:w="120" w:type="dxa"/>
-              <w:right w:w="192" w:type="dxa"/>
-            </w:tcMar>
-            <w:vAlign w:val="center"/>
-          </w:tcPr>
-          <w:p>
-            <w:pPr>
-              <w:keepNext w:val="0"/>
-              <w:keepLines w:val="0"/>
-              <w:widowControl/>
-              <w:suppressLineNumbers w:val="0"/>
-              <w:spacing w:line="300" w:lineRule="atLeast"/>
-              <w:jc w:val="left"/>
-              <w:rPr>
-                <w:rFonts w:ascii="Segoe UI" w:eastAsia="Segoe UI" w:hAnsi="Segoe UI" w:cs="Segoe UI" w:hint="default"/>
-                <w:i w:val="0"/>
-                <w:iCs w:val="0"/>
-                <w:caps w:val="0"/>
-                <w:color w:val="0F1115"/>
-                <w:spacing w:val="0"/>
-                <w:sz w:val="18"/>
-                <w:szCs w:val="18"/>
-              </w:rPr>
-            </w:pPr>
-            <w:r>
-              <w:rPr>
-                <w:rStyle w:val="Strong"/>
-                <w:rFonts w:ascii="Segoe UI" w:eastAsia="Segoe UI" w:hAnsi="Segoe UI" w:cs="Segoe UI" w:hint="default"/>
+                <w:rStyle w:val="23"/>
+                <w:rFonts w:hint="default" w:ascii="Segoe UI" w:hAnsi="Segoe UI" w:eastAsia="Segoe UI" w:cs="Segoe UI"/>
                 <w:b/>
                 <w:bCs/>
                 <w:i w:val="0"/>
@@ -7787,7 +7883,7 @@
               <w:spacing w:line="300" w:lineRule="atLeast"/>
               <w:jc w:val="left"/>
               <w:rPr>
-                <w:rFonts w:ascii="Segoe UI" w:eastAsia="Segoe UI" w:hAnsi="Segoe UI" w:cs="Segoe UI" w:hint="default"/>
+                <w:rFonts w:hint="default" w:ascii="Segoe UI" w:hAnsi="Segoe UI" w:eastAsia="Segoe UI" w:cs="Segoe UI"/>
                 <w:i w:val="0"/>
                 <w:iCs w:val="0"/>
                 <w:caps w:val="0"/>
@@ -7799,7 +7895,7 @@
             </w:pPr>
             <w:r>
               <w:rPr>
-                <w:rFonts w:ascii="Segoe UI" w:eastAsia="Segoe UI" w:hAnsi="Segoe UI" w:cs="Segoe UI" w:hint="default"/>
+                <w:rFonts w:hint="default" w:ascii="Segoe UI" w:hAnsi="Segoe UI" w:eastAsia="Segoe UI" w:cs="Segoe UI"/>
                 <w:i w:val="0"/>
                 <w:iCs w:val="0"/>
                 <w:caps w:val="0"/>
@@ -7819,7 +7915,7 @@
     </w:tbl>
     <w:p>
       <w:pPr>
-        <w:pStyle w:val="1"/>
+        <w:pStyle w:val="28"/>
         <w:keepNext w:val="0"/>
         <w:keepLines w:val="0"/>
         <w:pageBreakBefore w:val="0"/>
@@ -7839,38 +7935,38 @@
           <w:lang w:val="en-US" w:eastAsia="zh-CN"/>
         </w:rPr>
       </w:pPr>
-      <w:bookmarkStart w:id="18" w:name="_Toc28645"/>
+      <w:bookmarkStart w:id="17" w:name="_Toc25767"/>
       <w:r>
         <w:rPr>
           <w:rFonts w:hint="default"/>
           <w:lang w:val="en-US" w:eastAsia="zh-CN"/>
         </w:rPr>
         <w:t>问题管理事项</w:t>
+      </w:r>
+      <w:bookmarkEnd w:id="17"/>
+    </w:p>
+    <w:p>
+      <w:pPr>
+        <w:pStyle w:val="30"/>
+        <w:bidi w:val="0"/>
+        <w:rPr>
+          <w:rFonts w:hint="default"/>
+          <w:lang w:val="en-US" w:eastAsia="zh-CN"/>
+        </w:rPr>
+      </w:pPr>
+      <w:bookmarkStart w:id="18" w:name="_Toc10255"/>
+      <w:r>
+        <w:rPr>
+          <w:rFonts w:hint="default"/>
+          <w:lang w:val="en-US" w:eastAsia="zh-CN"/>
+        </w:rPr>
+        <w:t>问题评审</w:t>
       </w:r>
       <w:bookmarkEnd w:id="18"/>
     </w:p>
     <w:p>
       <w:pPr>
-        <w:pStyle w:val="2"/>
-        <w:bidi w:val="0"/>
-        <w:rPr>
-          <w:rFonts w:hint="default"/>
-          <w:lang w:val="en-US" w:eastAsia="zh-CN"/>
-        </w:rPr>
-      </w:pPr>
-      <w:bookmarkStart w:id="19" w:name="_Toc31462"/>
-      <w:r>
-        <w:rPr>
-          <w:rFonts w:hint="default"/>
-          <w:lang w:val="en-US" w:eastAsia="zh-CN"/>
-        </w:rPr>
-        <w:t>问题评审</w:t>
-      </w:r>
-      <w:bookmarkEnd w:id="19"/>
-    </w:p>
-    <w:p>
-      <w:pPr>
-        <w:pStyle w:val="a1"/>
+        <w:pStyle w:val="29"/>
         <w:keepNext w:val="0"/>
         <w:keepLines w:val="0"/>
         <w:pageBreakBefore w:val="0"/>
@@ -7900,7 +7996,7 @@
     </w:p>
     <w:p>
       <w:pPr>
-        <w:pStyle w:val="a1"/>
+        <w:pStyle w:val="29"/>
         <w:keepNext w:val="0"/>
         <w:keepLines w:val="0"/>
         <w:pageBreakBefore w:val="0"/>
@@ -7930,7 +8026,7 @@
     </w:p>
     <w:p>
       <w:pPr>
-        <w:pStyle w:val="a1"/>
+        <w:pStyle w:val="29"/>
         <w:keepNext w:val="0"/>
         <w:keepLines w:val="0"/>
         <w:pageBreakBefore w:val="0"/>
@@ -7960,14 +8056,14 @@
     </w:p>
     <w:p>
       <w:pPr>
-        <w:pStyle w:val="2"/>
+        <w:pStyle w:val="30"/>
         <w:bidi w:val="0"/>
         <w:rPr>
           <w:rFonts w:hint="default"/>
           <w:lang w:val="en-US" w:eastAsia="zh-CN"/>
         </w:rPr>
       </w:pPr>
-      <w:bookmarkStart w:id="20" w:name="_Toc13097"/>
+      <w:bookmarkStart w:id="19" w:name="_Toc13436"/>
       <w:r>
         <w:rPr>
           <w:rFonts w:hint="default"/>
@@ -7975,11 +8071,11 @@
         </w:rPr>
         <w:t>问题归档与知识管理</w:t>
       </w:r>
-      <w:bookmarkEnd w:id="20"/>
+      <w:bookmarkEnd w:id="19"/>
     </w:p>
     <w:p>
       <w:pPr>
-        <w:pStyle w:val="a1"/>
+        <w:pStyle w:val="29"/>
         <w:keepNext w:val="0"/>
         <w:keepLines w:val="0"/>
         <w:pageBreakBefore w:val="0"/>
@@ -8009,7 +8105,7 @@
     </w:p>
     <w:p>
       <w:pPr>
-        <w:pStyle w:val="a1"/>
+        <w:pStyle w:val="29"/>
         <w:keepNext w:val="0"/>
         <w:keepLines w:val="0"/>
         <w:pageBreakBefore w:val="0"/>
@@ -8039,14 +8135,14 @@
     </w:p>
     <w:p>
       <w:pPr>
-        <w:pStyle w:val="2"/>
+        <w:pStyle w:val="30"/>
         <w:bidi w:val="0"/>
         <w:rPr>
           <w:rFonts w:hint="default"/>
           <w:lang w:val="en-US" w:eastAsia="zh-CN"/>
         </w:rPr>
       </w:pPr>
-      <w:bookmarkStart w:id="21" w:name="_Toc5760"/>
+      <w:bookmarkStart w:id="20" w:name="_Toc30393"/>
       <w:r>
         <w:rPr>
           <w:rFonts w:hint="eastAsia"/>
@@ -8061,11 +8157,11 @@
         </w:rPr>
         <w:t>流程关系</w:t>
       </w:r>
-      <w:bookmarkEnd w:id="21"/>
+      <w:bookmarkEnd w:id="20"/>
     </w:p>
     <w:p>
       <w:pPr>
-        <w:pStyle w:val="a1"/>
+        <w:pStyle w:val="29"/>
         <w:keepNext w:val="0"/>
         <w:keepLines w:val="0"/>
         <w:pageBreakBefore w:val="0"/>
@@ -8095,7 +8191,7 @@
     </w:p>
     <w:p>
       <w:pPr>
-        <w:pStyle w:val="a1"/>
+        <w:pStyle w:val="29"/>
         <w:keepNext w:val="0"/>
         <w:keepLines w:val="0"/>
         <w:pageBreakBefore w:val="0"/>
@@ -8125,7 +8221,7 @@
     </w:p>
     <w:p>
       <w:pPr>
-        <w:pStyle w:val="a1"/>
+        <w:pStyle w:val="29"/>
         <w:keepNext w:val="0"/>
         <w:keepLines w:val="0"/>
         <w:pageBreakBefore w:val="0"/>
@@ -8155,7 +8251,7 @@
     </w:p>
     <w:p>
       <w:pPr>
-        <w:pStyle w:val="1"/>
+        <w:pStyle w:val="28"/>
         <w:keepNext w:val="0"/>
         <w:keepLines w:val="0"/>
         <w:pageBreakBefore w:val="0"/>
@@ -8175,7 +8271,7 @@
           <w:lang w:val="en-US" w:eastAsia="zh-CN"/>
         </w:rPr>
       </w:pPr>
-      <w:bookmarkStart w:id="22" w:name="_Toc16458"/>
+      <w:bookmarkStart w:id="21" w:name="_Toc30502"/>
       <w:r>
         <w:rPr>
           <w:rFonts w:hint="eastAsia"/>
@@ -8183,22 +8279,23 @@
         </w:rPr>
         <w:t>考核指标</w:t>
       </w:r>
-      <w:bookmarkEnd w:id="22"/>
+      <w:bookmarkEnd w:id="21"/>
     </w:p>
     <w:tbl>
       <w:tblPr>
-        <w:tblStyle w:val="TableNormal"/>
+        <w:tblStyle w:val="20"/>
         <w:tblW w:w="7675" w:type="dxa"/>
         <w:tblInd w:w="96" w:type="dxa"/>
         <w:tblBorders>
-          <w:top w:val="nil"/>
-          <w:left w:val="nil"/>
-          <w:bottom w:val="nil"/>
-          <w:right w:val="nil"/>
-          <w:insideH w:val="nil"/>
-          <w:insideV w:val="nil"/>
+          <w:top w:val="none" w:color="auto" w:sz="0" w:space="0"/>
+          <w:left w:val="none" w:color="auto" w:sz="0" w:space="0"/>
+          <w:bottom w:val="none" w:color="auto" w:sz="0" w:space="0"/>
+          <w:right w:val="none" w:color="auto" w:sz="0" w:space="0"/>
+          <w:insideH w:val="none" w:color="auto" w:sz="0" w:space="0"/>
+          <w:insideV w:val="none" w:color="auto" w:sz="0" w:space="0"/>
         </w:tblBorders>
         <w:shd w:val="clear" w:color="auto" w:fill="auto"/>
+        <w:tblLayout w:type="autofit"/>
         <w:tblCellMar>
           <w:top w:w="0" w:type="dxa"/>
           <w:left w:w="108" w:type="dxa"/>
@@ -8214,15 +8311,13 @@
       </w:tblGrid>
       <w:tr>
         <w:tblPrEx>
-          <w:tblW w:w="7675" w:type="dxa"/>
-          <w:tblInd w:w="96" w:type="dxa"/>
           <w:tblBorders>
-            <w:top w:val="nil"/>
-            <w:left w:val="nil"/>
-            <w:bottom w:val="nil"/>
-            <w:right w:val="nil"/>
-            <w:insideH w:val="nil"/>
-            <w:insideV w:val="nil"/>
+            <w:top w:val="none" w:color="auto" w:sz="0" w:space="0"/>
+            <w:left w:val="none" w:color="auto" w:sz="0" w:space="0"/>
+            <w:bottom w:val="none" w:color="auto" w:sz="0" w:space="0"/>
+            <w:right w:val="none" w:color="auto" w:sz="0" w:space="0"/>
+            <w:insideH w:val="none" w:color="auto" w:sz="0" w:space="0"/>
+            <w:insideV w:val="none" w:color="auto" w:sz="0" w:space="0"/>
           </w:tblBorders>
           <w:shd w:val="clear" w:color="auto" w:fill="auto"/>
           <w:tblCellMar>
@@ -8233,16 +8328,16 @@
           </w:tblCellMar>
         </w:tblPrEx>
         <w:trPr>
-          <w:trHeight w:val="493"/>
+          <w:trHeight w:val="493" w:hRule="atLeast"/>
         </w:trPr>
         <w:tc>
           <w:tcPr>
             <w:tcW w:w="2227" w:type="dxa"/>
             <w:tcBorders>
-              <w:top w:val="single" w:sz="4" w:space="0" w:color="000000"/>
-              <w:left w:val="single" w:sz="4" w:space="0" w:color="000000"/>
-              <w:bottom w:val="single" w:sz="4" w:space="0" w:color="000000"/>
-              <w:right w:val="single" w:sz="4" w:space="0" w:color="000000"/>
+              <w:top w:val="single" w:color="000000" w:sz="4" w:space="0"/>
+              <w:left w:val="single" w:color="000000" w:sz="4" w:space="0"/>
+              <w:bottom w:val="single" w:color="000000" w:sz="4" w:space="0"/>
+              <w:right w:val="single" w:color="000000" w:sz="4" w:space="0"/>
             </w:tcBorders>
             <w:shd w:val="clear" w:color="auto" w:fill="C0C0C0"/>
             <w:vAlign w:val="center"/>
@@ -8256,7 +8351,7 @@
               <w:jc w:val="center"/>
               <w:textAlignment w:val="center"/>
               <w:rPr>
-                <w:rFonts w:ascii="楷体_GB2312" w:eastAsia="楷体_GB2312" w:hAnsi="宋体" w:cs="楷体_GB2312" w:hint="default"/>
+                <w:rFonts w:hint="default" w:ascii="楷体_GB2312" w:hAnsi="宋体" w:eastAsia="楷体_GB2312" w:cs="楷体_GB2312"/>
                 <w:b/>
                 <w:bCs/>
                 <w:i w:val="0"/>
@@ -8269,7 +8364,7 @@
             </w:pPr>
             <w:r>
               <w:rPr>
-                <w:rFonts w:ascii="楷体_GB2312" w:eastAsia="楷体_GB2312" w:hAnsi="宋体" w:cs="楷体_GB2312" w:hint="default"/>
+                <w:rFonts w:hint="default" w:ascii="楷体_GB2312" w:hAnsi="宋体" w:eastAsia="楷体_GB2312" w:cs="楷体_GB2312"/>
                 <w:b/>
                 <w:bCs/>
                 <w:i w:val="0"/>
@@ -8290,10 +8385,10 @@
           <w:tcPr>
             <w:tcW w:w="1092" w:type="dxa"/>
             <w:tcBorders>
-              <w:top w:val="single" w:sz="4" w:space="0" w:color="000000"/>
-              <w:left w:val="single" w:sz="4" w:space="0" w:color="000000"/>
-              <w:bottom w:val="single" w:sz="4" w:space="0" w:color="000000"/>
-              <w:right w:val="single" w:sz="4" w:space="0" w:color="000000"/>
+              <w:top w:val="single" w:color="000000" w:sz="4" w:space="0"/>
+              <w:left w:val="single" w:color="000000" w:sz="4" w:space="0"/>
+              <w:bottom w:val="single" w:color="000000" w:sz="4" w:space="0"/>
+              <w:right w:val="single" w:color="000000" w:sz="4" w:space="0"/>
             </w:tcBorders>
             <w:shd w:val="clear" w:color="auto" w:fill="C0C0C0"/>
             <w:vAlign w:val="center"/>
@@ -8307,7 +8402,7 @@
               <w:jc w:val="center"/>
               <w:textAlignment w:val="center"/>
               <w:rPr>
-                <w:rFonts w:ascii="楷体_GB2312" w:eastAsia="楷体_GB2312" w:hAnsi="宋体" w:cs="楷体_GB2312" w:hint="default"/>
+                <w:rFonts w:hint="default" w:ascii="楷体_GB2312" w:hAnsi="宋体" w:eastAsia="楷体_GB2312" w:cs="楷体_GB2312"/>
                 <w:b/>
                 <w:bCs/>
                 <w:i w:val="0"/>
@@ -8320,7 +8415,7 @@
             </w:pPr>
             <w:r>
               <w:rPr>
-                <w:rFonts w:ascii="楷体_GB2312" w:eastAsia="楷体_GB2312" w:hAnsi="宋体" w:cs="楷体_GB2312" w:hint="default"/>
+                <w:rFonts w:hint="default" w:ascii="楷体_GB2312" w:hAnsi="宋体" w:eastAsia="楷体_GB2312" w:cs="楷体_GB2312"/>
                 <w:b/>
                 <w:bCs/>
                 <w:i w:val="0"/>
@@ -8341,10 +8436,10 @@
           <w:tcPr>
             <w:tcW w:w="3300" w:type="dxa"/>
             <w:tcBorders>
-              <w:top w:val="single" w:sz="4" w:space="0" w:color="000000"/>
-              <w:left w:val="single" w:sz="4" w:space="0" w:color="000000"/>
-              <w:bottom w:val="single" w:sz="4" w:space="0" w:color="000000"/>
-              <w:right w:val="single" w:sz="4" w:space="0" w:color="000000"/>
+              <w:top w:val="single" w:color="000000" w:sz="4" w:space="0"/>
+              <w:left w:val="single" w:color="000000" w:sz="4" w:space="0"/>
+              <w:bottom w:val="single" w:color="000000" w:sz="4" w:space="0"/>
+              <w:right w:val="single" w:color="000000" w:sz="4" w:space="0"/>
             </w:tcBorders>
             <w:shd w:val="clear" w:color="auto" w:fill="C0C0C0"/>
             <w:vAlign w:val="center"/>
@@ -8358,7 +8453,7 @@
               <w:jc w:val="center"/>
               <w:textAlignment w:val="center"/>
               <w:rPr>
-                <w:rFonts w:ascii="楷体_GB2312" w:eastAsia="楷体_GB2312" w:hAnsi="宋体" w:cs="楷体_GB2312" w:hint="default"/>
+                <w:rFonts w:hint="default" w:ascii="楷体_GB2312" w:hAnsi="宋体" w:eastAsia="楷体_GB2312" w:cs="楷体_GB2312"/>
                 <w:b/>
                 <w:bCs/>
                 <w:i w:val="0"/>
@@ -8371,7 +8466,7 @@
             </w:pPr>
             <w:r>
               <w:rPr>
-                <w:rFonts w:ascii="楷体_GB2312" w:eastAsia="楷体_GB2312" w:hAnsi="宋体" w:cs="楷体_GB2312" w:hint="default"/>
+                <w:rFonts w:hint="default" w:ascii="楷体_GB2312" w:hAnsi="宋体" w:eastAsia="楷体_GB2312" w:cs="楷体_GB2312"/>
                 <w:b/>
                 <w:bCs/>
                 <w:i w:val="0"/>
@@ -8392,10 +8487,10 @@
           <w:tcPr>
             <w:tcW w:w="1056" w:type="dxa"/>
             <w:tcBorders>
-              <w:top w:val="single" w:sz="4" w:space="0" w:color="000000"/>
-              <w:left w:val="single" w:sz="4" w:space="0" w:color="000000"/>
-              <w:bottom w:val="single" w:sz="4" w:space="0" w:color="000000"/>
-              <w:right w:val="single" w:sz="4" w:space="0" w:color="000000"/>
+              <w:top w:val="single" w:color="000000" w:sz="4" w:space="0"/>
+              <w:left w:val="single" w:color="000000" w:sz="4" w:space="0"/>
+              <w:bottom w:val="single" w:color="000000" w:sz="4" w:space="0"/>
+              <w:right w:val="single" w:color="000000" w:sz="4" w:space="0"/>
             </w:tcBorders>
             <w:shd w:val="clear" w:color="auto" w:fill="C0C0C0"/>
             <w:vAlign w:val="center"/>
@@ -8409,7 +8504,7 @@
               <w:jc w:val="center"/>
               <w:textAlignment w:val="center"/>
               <w:rPr>
-                <w:rFonts w:ascii="楷体_GB2312" w:eastAsia="楷体_GB2312" w:hAnsi="宋体" w:cs="楷体_GB2312" w:hint="default"/>
+                <w:rFonts w:hint="default" w:ascii="楷体_GB2312" w:hAnsi="宋体" w:eastAsia="楷体_GB2312" w:cs="楷体_GB2312"/>
                 <w:b/>
                 <w:bCs/>
                 <w:i w:val="0"/>
@@ -8422,7 +8517,7 @@
             </w:pPr>
             <w:r>
               <w:rPr>
-                <w:rFonts w:ascii="楷体_GB2312" w:eastAsia="楷体_GB2312" w:hAnsi="宋体" w:cs="楷体_GB2312" w:hint="default"/>
+                <w:rFonts w:hint="default" w:ascii="楷体_GB2312" w:hAnsi="宋体" w:eastAsia="楷体_GB2312" w:cs="楷体_GB2312"/>
                 <w:b/>
                 <w:bCs/>
                 <w:i w:val="0"/>
@@ -8442,8 +8537,14 @@
       </w:tr>
       <w:tr>
         <w:tblPrEx>
-          <w:tblW w:w="7675" w:type="dxa"/>
-          <w:tblInd w:w="96" w:type="dxa"/>
+          <w:tblBorders>
+            <w:top w:val="none" w:color="auto" w:sz="0" w:space="0"/>
+            <w:left w:val="none" w:color="auto" w:sz="0" w:space="0"/>
+            <w:bottom w:val="none" w:color="auto" w:sz="0" w:space="0"/>
+            <w:right w:val="none" w:color="auto" w:sz="0" w:space="0"/>
+            <w:insideH w:val="none" w:color="auto" w:sz="0" w:space="0"/>
+            <w:insideV w:val="none" w:color="auto" w:sz="0" w:space="0"/>
+          </w:tblBorders>
           <w:shd w:val="clear" w:color="auto" w:fill="auto"/>
           <w:tblCellMar>
             <w:top w:w="0" w:type="dxa"/>
@@ -8453,16 +8554,16 @@
           </w:tblCellMar>
         </w:tblPrEx>
         <w:trPr>
-          <w:trHeight w:val="493"/>
+          <w:trHeight w:val="493" w:hRule="atLeast"/>
         </w:trPr>
         <w:tc>
           <w:tcPr>
             <w:tcW w:w="2227" w:type="dxa"/>
             <w:tcBorders>
-              <w:top w:val="single" w:sz="4" w:space="0" w:color="000000"/>
-              <w:left w:val="single" w:sz="4" w:space="0" w:color="000000"/>
-              <w:bottom w:val="single" w:sz="4" w:space="0" w:color="000000"/>
-              <w:right w:val="single" w:sz="4" w:space="0" w:color="000000"/>
+              <w:top w:val="single" w:color="000000" w:sz="4" w:space="0"/>
+              <w:left w:val="single" w:color="000000" w:sz="4" w:space="0"/>
+              <w:bottom w:val="single" w:color="000000" w:sz="4" w:space="0"/>
+              <w:right w:val="single" w:color="000000" w:sz="4" w:space="0"/>
             </w:tcBorders>
             <w:shd w:val="clear" w:color="auto" w:fill="auto"/>
             <w:vAlign w:val="center"/>
@@ -8476,7 +8577,7 @@
               <w:jc w:val="left"/>
               <w:textAlignment w:val="center"/>
               <w:rPr>
-                <w:rFonts w:ascii="楷体_GB2312" w:eastAsia="楷体_GB2312" w:hAnsi="宋体" w:cs="楷体_GB2312" w:hint="default"/>
+                <w:rFonts w:hint="default" w:ascii="楷体_GB2312" w:hAnsi="宋体" w:eastAsia="楷体_GB2312" w:cs="楷体_GB2312"/>
                 <w:b/>
                 <w:bCs/>
                 <w:i w:val="0"/>
@@ -8492,7 +8593,7 @@
             </w:pPr>
             <w:r>
               <w:rPr>
-                <w:rFonts w:ascii="宋体" w:eastAsia="宋体" w:hAnsi="宋体" w:cs="宋体" w:hint="eastAsia"/>
+                <w:rFonts w:hint="eastAsia" w:ascii="宋体" w:hAnsi="宋体" w:eastAsia="宋体" w:cs="宋体"/>
                 <w:i w:val="0"/>
                 <w:iCs w:val="0"/>
                 <w:snapToGrid w:val="0"/>
@@ -8511,10 +8612,10 @@
           <w:tcPr>
             <w:tcW w:w="1092" w:type="dxa"/>
             <w:tcBorders>
-              <w:top w:val="single" w:sz="4" w:space="0" w:color="000000"/>
-              <w:left w:val="single" w:sz="4" w:space="0" w:color="000000"/>
-              <w:bottom w:val="single" w:sz="4" w:space="0" w:color="000000"/>
-              <w:right w:val="single" w:sz="4" w:space="0" w:color="000000"/>
+              <w:top w:val="single" w:color="000000" w:sz="4" w:space="0"/>
+              <w:left w:val="single" w:color="000000" w:sz="4" w:space="0"/>
+              <w:bottom w:val="single" w:color="000000" w:sz="4" w:space="0"/>
+              <w:right w:val="single" w:color="000000" w:sz="4" w:space="0"/>
             </w:tcBorders>
             <w:shd w:val="clear" w:color="auto" w:fill="auto"/>
             <w:vAlign w:val="center"/>
@@ -8528,7 +8629,7 @@
               <w:jc w:val="left"/>
               <w:textAlignment w:val="center"/>
               <w:rPr>
-                <w:rFonts w:ascii="楷体_GB2312" w:eastAsia="楷体_GB2312" w:hAnsi="宋体" w:cs="楷体_GB2312" w:hint="default"/>
+                <w:rFonts w:hint="default" w:ascii="楷体_GB2312" w:hAnsi="宋体" w:eastAsia="楷体_GB2312" w:cs="楷体_GB2312"/>
                 <w:b/>
                 <w:bCs/>
                 <w:i w:val="0"/>
@@ -8544,7 +8645,7 @@
             </w:pPr>
             <w:r>
               <w:rPr>
-                <w:rFonts w:ascii="宋体" w:eastAsia="宋体" w:hAnsi="宋体" w:cs="宋体" w:hint="eastAsia"/>
+                <w:rFonts w:hint="eastAsia" w:ascii="宋体" w:hAnsi="宋体" w:eastAsia="宋体" w:cs="宋体"/>
                 <w:i w:val="0"/>
                 <w:iCs w:val="0"/>
                 <w:snapToGrid w:val="0"/>
@@ -8563,10 +8664,10 @@
           <w:tcPr>
             <w:tcW w:w="3300" w:type="dxa"/>
             <w:tcBorders>
-              <w:top w:val="single" w:sz="4" w:space="0" w:color="000000"/>
-              <w:left w:val="single" w:sz="4" w:space="0" w:color="000000"/>
-              <w:bottom w:val="single" w:sz="4" w:space="0" w:color="000000"/>
-              <w:right w:val="single" w:sz="4" w:space="0" w:color="000000"/>
+              <w:top w:val="single" w:color="000000" w:sz="4" w:space="0"/>
+              <w:left w:val="single" w:color="000000" w:sz="4" w:space="0"/>
+              <w:bottom w:val="single" w:color="000000" w:sz="4" w:space="0"/>
+              <w:right w:val="single" w:color="000000" w:sz="4" w:space="0"/>
             </w:tcBorders>
             <w:shd w:val="clear" w:color="auto" w:fill="auto"/>
             <w:vAlign w:val="center"/>
@@ -8580,7 +8681,7 @@
               <w:jc w:val="left"/>
               <w:textAlignment w:val="center"/>
               <w:rPr>
-                <w:rFonts w:ascii="楷体_GB2312" w:eastAsia="楷体_GB2312" w:hAnsi="宋体" w:cs="楷体_GB2312" w:hint="default"/>
+                <w:rFonts w:hint="default" w:ascii="楷体_GB2312" w:hAnsi="宋体" w:eastAsia="楷体_GB2312" w:cs="楷体_GB2312"/>
                 <w:b/>
                 <w:bCs/>
                 <w:i w:val="0"/>
@@ -8596,7 +8697,7 @@
             </w:pPr>
             <w:r>
               <w:rPr>
-                <w:rFonts w:ascii="宋体" w:eastAsia="宋体" w:hAnsi="宋体" w:cs="宋体" w:hint="eastAsia"/>
+                <w:rFonts w:hint="eastAsia" w:ascii="宋体" w:hAnsi="宋体" w:eastAsia="宋体" w:cs="宋体"/>
                 <w:i w:val="0"/>
                 <w:iCs w:val="0"/>
                 <w:snapToGrid w:val="0"/>
@@ -8615,10 +8716,10 @@
           <w:tcPr>
             <w:tcW w:w="1056" w:type="dxa"/>
             <w:tcBorders>
-              <w:top w:val="single" w:sz="4" w:space="0" w:color="000000"/>
-              <w:left w:val="single" w:sz="4" w:space="0" w:color="000000"/>
-              <w:bottom w:val="single" w:sz="4" w:space="0" w:color="000000"/>
-              <w:right w:val="single" w:sz="4" w:space="0" w:color="000000"/>
+              <w:top w:val="single" w:color="000000" w:sz="4" w:space="0"/>
+              <w:left w:val="single" w:color="000000" w:sz="4" w:space="0"/>
+              <w:bottom w:val="single" w:color="000000" w:sz="4" w:space="0"/>
+              <w:right w:val="single" w:color="000000" w:sz="4" w:space="0"/>
             </w:tcBorders>
             <w:shd w:val="clear" w:color="auto" w:fill="auto"/>
             <w:vAlign w:val="center"/>
@@ -8632,7 +8733,7 @@
               <w:jc w:val="left"/>
               <w:textAlignment w:val="center"/>
               <w:rPr>
-                <w:rFonts w:ascii="楷体_GB2312" w:eastAsia="楷体_GB2312" w:hAnsi="宋体" w:cs="楷体_GB2312" w:hint="default"/>
+                <w:rFonts w:hint="default" w:ascii="楷体_GB2312" w:hAnsi="宋体" w:eastAsia="楷体_GB2312" w:cs="楷体_GB2312"/>
                 <w:b/>
                 <w:bCs/>
                 <w:i w:val="0"/>
@@ -8648,7 +8749,7 @@
             </w:pPr>
             <w:r>
               <w:rPr>
-                <w:rFonts w:ascii="宋体" w:eastAsia="宋体" w:hAnsi="宋体" w:cs="宋体" w:hint="eastAsia"/>
+                <w:rFonts w:hint="eastAsia" w:ascii="宋体" w:hAnsi="宋体" w:eastAsia="宋体" w:cs="宋体"/>
                 <w:i w:val="0"/>
                 <w:iCs w:val="0"/>
                 <w:snapToGrid w:val="0"/>
@@ -8666,8 +8767,14 @@
       </w:tr>
       <w:tr>
         <w:tblPrEx>
-          <w:tblW w:w="7675" w:type="dxa"/>
-          <w:tblInd w:w="96" w:type="dxa"/>
+          <w:tblBorders>
+            <w:top w:val="none" w:color="auto" w:sz="0" w:space="0"/>
+            <w:left w:val="none" w:color="auto" w:sz="0" w:space="0"/>
+            <w:bottom w:val="none" w:color="auto" w:sz="0" w:space="0"/>
+            <w:right w:val="none" w:color="auto" w:sz="0" w:space="0"/>
+            <w:insideH w:val="none" w:color="auto" w:sz="0" w:space="0"/>
+            <w:insideV w:val="none" w:color="auto" w:sz="0" w:space="0"/>
+          </w:tblBorders>
           <w:shd w:val="clear" w:color="auto" w:fill="auto"/>
           <w:tblCellMar>
             <w:top w:w="0" w:type="dxa"/>
@@ -8677,16 +8784,16 @@
           </w:tblCellMar>
         </w:tblPrEx>
         <w:trPr>
-          <w:trHeight w:val="493"/>
+          <w:trHeight w:val="493" w:hRule="atLeast"/>
         </w:trPr>
         <w:tc>
           <w:tcPr>
             <w:tcW w:w="2227" w:type="dxa"/>
             <w:tcBorders>
-              <w:top w:val="single" w:sz="4" w:space="0" w:color="000000"/>
-              <w:left w:val="single" w:sz="4" w:space="0" w:color="000000"/>
-              <w:bottom w:val="single" w:sz="4" w:space="0" w:color="000000"/>
-              <w:right w:val="single" w:sz="4" w:space="0" w:color="000000"/>
+              <w:top w:val="single" w:color="000000" w:sz="4" w:space="0"/>
+              <w:left w:val="single" w:color="000000" w:sz="4" w:space="0"/>
+              <w:bottom w:val="single" w:color="000000" w:sz="4" w:space="0"/>
+              <w:right w:val="single" w:color="000000" w:sz="4" w:space="0"/>
             </w:tcBorders>
             <w:shd w:val="clear" w:color="auto" w:fill="auto"/>
             <w:vAlign w:val="center"/>
@@ -8700,7 +8807,7 @@
               <w:jc w:val="left"/>
               <w:textAlignment w:val="center"/>
               <w:rPr>
-                <w:rFonts w:ascii="宋体" w:eastAsia="宋体" w:hAnsi="宋体" w:cs="宋体" w:hint="eastAsia"/>
+                <w:rFonts w:hint="eastAsia" w:ascii="宋体" w:hAnsi="宋体" w:eastAsia="宋体" w:cs="宋体"/>
                 <w:i w:val="0"/>
                 <w:iCs w:val="0"/>
                 <w:snapToGrid w:val="0"/>
@@ -8714,7 +8821,7 @@
             </w:pPr>
             <w:r>
               <w:rPr>
-                <w:rFonts w:ascii="宋体" w:eastAsia="宋体" w:hAnsi="宋体" w:cs="宋体" w:hint="eastAsia"/>
+                <w:rFonts w:hint="eastAsia" w:ascii="宋体" w:hAnsi="宋体" w:eastAsia="宋体" w:cs="宋体"/>
                 <w:i w:val="0"/>
                 <w:iCs w:val="0"/>
                 <w:snapToGrid w:val="0"/>
@@ -8733,10 +8840,10 @@
           <w:tcPr>
             <w:tcW w:w="1092" w:type="dxa"/>
             <w:tcBorders>
-              <w:top w:val="single" w:sz="4" w:space="0" w:color="000000"/>
-              <w:left w:val="single" w:sz="4" w:space="0" w:color="000000"/>
-              <w:bottom w:val="single" w:sz="4" w:space="0" w:color="000000"/>
-              <w:right w:val="single" w:sz="4" w:space="0" w:color="000000"/>
+              <w:top w:val="single" w:color="000000" w:sz="4" w:space="0"/>
+              <w:left w:val="single" w:color="000000" w:sz="4" w:space="0"/>
+              <w:bottom w:val="single" w:color="000000" w:sz="4" w:space="0"/>
+              <w:right w:val="single" w:color="000000" w:sz="4" w:space="0"/>
             </w:tcBorders>
             <w:shd w:val="clear" w:color="auto" w:fill="auto"/>
             <w:vAlign w:val="center"/>
@@ -8750,7 +8857,7 @@
               <w:jc w:val="left"/>
               <w:textAlignment w:val="center"/>
               <w:rPr>
-                <w:rFonts w:ascii="宋体" w:eastAsia="宋体" w:hAnsi="宋体" w:cs="宋体" w:hint="eastAsia"/>
+                <w:rFonts w:hint="eastAsia" w:ascii="宋体" w:hAnsi="宋体" w:eastAsia="宋体" w:cs="宋体"/>
                 <w:i w:val="0"/>
                 <w:iCs w:val="0"/>
                 <w:snapToGrid w:val="0"/>
@@ -8764,7 +8871,7 @@
             </w:pPr>
             <w:r>
               <w:rPr>
-                <w:rFonts w:ascii="宋体" w:eastAsia="宋体" w:hAnsi="宋体" w:cs="宋体" w:hint="eastAsia"/>
+                <w:rFonts w:hint="eastAsia" w:ascii="宋体" w:hAnsi="宋体" w:eastAsia="宋体" w:cs="宋体"/>
                 <w:i w:val="0"/>
                 <w:iCs w:val="0"/>
                 <w:snapToGrid w:val="0"/>
@@ -8783,10 +8890,10 @@
           <w:tcPr>
             <w:tcW w:w="3300" w:type="dxa"/>
             <w:tcBorders>
-              <w:top w:val="single" w:sz="4" w:space="0" w:color="000000"/>
-              <w:left w:val="single" w:sz="4" w:space="0" w:color="000000"/>
-              <w:bottom w:val="single" w:sz="4" w:space="0" w:color="000000"/>
-              <w:right w:val="single" w:sz="4" w:space="0" w:color="000000"/>
+              <w:top w:val="single" w:color="000000" w:sz="4" w:space="0"/>
+              <w:left w:val="single" w:color="000000" w:sz="4" w:space="0"/>
+              <w:bottom w:val="single" w:color="000000" w:sz="4" w:space="0"/>
+              <w:right w:val="single" w:color="000000" w:sz="4" w:space="0"/>
             </w:tcBorders>
             <w:shd w:val="clear" w:color="auto" w:fill="auto"/>
             <w:vAlign w:val="center"/>
@@ -8800,7 +8907,7 @@
               <w:jc w:val="left"/>
               <w:textAlignment w:val="center"/>
               <w:rPr>
-                <w:rFonts w:ascii="宋体" w:eastAsia="宋体" w:hAnsi="宋体" w:cs="宋体" w:hint="eastAsia"/>
+                <w:rFonts w:hint="eastAsia" w:ascii="宋体" w:hAnsi="宋体" w:eastAsia="宋体" w:cs="宋体"/>
                 <w:i w:val="0"/>
                 <w:iCs w:val="0"/>
                 <w:snapToGrid w:val="0"/>
@@ -8814,7 +8921,7 @@
             </w:pPr>
             <w:r>
               <w:rPr>
-                <w:rFonts w:ascii="宋体" w:eastAsia="宋体" w:hAnsi="宋体" w:cs="宋体" w:hint="eastAsia"/>
+                <w:rFonts w:hint="eastAsia" w:ascii="宋体" w:hAnsi="宋体" w:eastAsia="宋体" w:cs="宋体"/>
                 <w:i w:val="0"/>
                 <w:iCs w:val="0"/>
                 <w:snapToGrid w:val="0"/>
@@ -8833,10 +8940,10 @@
           <w:tcPr>
             <w:tcW w:w="1056" w:type="dxa"/>
             <w:tcBorders>
-              <w:top w:val="single" w:sz="4" w:space="0" w:color="000000"/>
-              <w:left w:val="single" w:sz="4" w:space="0" w:color="000000"/>
-              <w:bottom w:val="single" w:sz="4" w:space="0" w:color="000000"/>
-              <w:right w:val="single" w:sz="4" w:space="0" w:color="000000"/>
+              <w:top w:val="single" w:color="000000" w:sz="4" w:space="0"/>
+              <w:left w:val="single" w:color="000000" w:sz="4" w:space="0"/>
+              <w:bottom w:val="single" w:color="000000" w:sz="4" w:space="0"/>
+              <w:right w:val="single" w:color="000000" w:sz="4" w:space="0"/>
             </w:tcBorders>
             <w:shd w:val="clear" w:color="auto" w:fill="auto"/>
             <w:vAlign w:val="center"/>
@@ -8850,7 +8957,7 @@
               <w:jc w:val="left"/>
               <w:textAlignment w:val="center"/>
               <w:rPr>
-                <w:rFonts w:ascii="宋体" w:eastAsia="宋体" w:hAnsi="宋体" w:cs="宋体" w:hint="eastAsia"/>
+                <w:rFonts w:hint="eastAsia" w:ascii="宋体" w:hAnsi="宋体" w:eastAsia="宋体" w:cs="宋体"/>
                 <w:i w:val="0"/>
                 <w:iCs w:val="0"/>
                 <w:snapToGrid w:val="0"/>
@@ -8864,7 +8971,7 @@
             </w:pPr>
             <w:r>
               <w:rPr>
-                <w:rFonts w:ascii="宋体" w:eastAsia="宋体" w:hAnsi="宋体" w:cs="宋体" w:hint="eastAsia"/>
+                <w:rFonts w:hint="eastAsia" w:ascii="宋体" w:hAnsi="宋体" w:eastAsia="宋体" w:cs="宋体"/>
                 <w:i w:val="0"/>
                 <w:iCs w:val="0"/>
                 <w:snapToGrid w:val="0"/>
@@ -8898,7 +9005,7 @@
     </w:p>
     <w:p>
       <w:pPr>
-        <w:pStyle w:val="1"/>
+        <w:pStyle w:val="28"/>
         <w:keepNext w:val="0"/>
         <w:keepLines w:val="0"/>
         <w:pageBreakBefore w:val="0"/>
@@ -8918,7 +9025,7 @@
           <w:lang w:val="en-US" w:eastAsia="zh-CN"/>
         </w:rPr>
       </w:pPr>
-      <w:bookmarkStart w:id="23" w:name="_Toc7919"/>
+      <w:bookmarkStart w:id="22" w:name="_Toc26463"/>
       <w:r>
         <w:rPr>
           <w:rFonts w:hint="default"/>
@@ -8926,11 +9033,11 @@
         </w:rPr>
         <w:t>附则</w:t>
       </w:r>
-      <w:bookmarkEnd w:id="23"/>
+      <w:bookmarkEnd w:id="22"/>
     </w:p>
     <w:p>
       <w:pPr>
-        <w:pStyle w:val="a1"/>
+        <w:pStyle w:val="29"/>
         <w:keepNext w:val="0"/>
         <w:keepLines w:val="0"/>
         <w:pageBreakBefore w:val="0"/>
@@ -8960,7 +9067,7 @@
     </w:p>
     <w:p>
       <w:pPr>
-        <w:pStyle w:val="a1"/>
+        <w:pStyle w:val="29"/>
         <w:keepNext w:val="0"/>
         <w:keepLines w:val="0"/>
         <w:pageBreakBefore w:val="0"/>
@@ -8990,7 +9097,7 @@
     </w:p>
     <w:p>
       <w:pPr>
-        <w:pStyle w:val="a1"/>
+        <w:pStyle w:val="29"/>
         <w:keepNext w:val="0"/>
         <w:keepLines w:val="0"/>
         <w:pageBreakBefore w:val="0"/>
@@ -9019,34 +9126,84 @@
       </w:r>
     </w:p>
     <w:sectPr>
-      <w:headerReference w:type="default" r:id="rId7"/>
-      <w:footerReference w:type="default" r:id="rId8"/>
+      <w:headerReference r:id="rId5" w:type="default"/>
+      <w:footerReference r:id="rId6" w:type="default"/>
       <w:pgSz w:w="11906" w:h="16838"/>
       <w:pgMar w:top="1417" w:right="1800" w:bottom="1440" w:left="1800" w:header="1140" w:footer="992" w:gutter="0"/>
-      <w:cols w:num="1" w:space="425"/>
+      <w:cols w:space="425" w:num="1"/>
       <w:docGrid w:type="lines" w:linePitch="312" w:charSpace="0"/>
     </w:sectPr>
   </w:body>
 </w:document>
 </file>
 
+<file path=word/endnotes.xml><?xml version="1.0" encoding="utf-8"?>
+<w:endnotes xmlns:wpc="http://schemas.microsoft.com/office/word/2010/wordprocessingCanvas" xmlns:mc="http://schemas.openxmlformats.org/markup-compatibility/2006" xmlns:o="urn:schemas-microsoft-com:office:office" xmlns:r="http://schemas.openxmlformats.org/officeDocument/2006/relationships" xmlns:m="http://schemas.openxmlformats.org/officeDocument/2006/math" xmlns:v="urn:schemas-microsoft-com:vml" xmlns:wp14="http://schemas.microsoft.com/office/word/2010/wordprocessingDrawing" xmlns:wp="http://schemas.openxmlformats.org/drawingml/2006/wordprocessingDrawing" xmlns:w="http://schemas.openxmlformats.org/wordprocessingml/2006/main" xmlns:w14="http://schemas.microsoft.com/office/word/2010/wordml" xmlns:w15="http://schemas.microsoft.com/office/word/2012/wordml" xmlns:w10="urn:schemas-microsoft-com:office:word" xmlns:wpg="http://schemas.microsoft.com/office/word/2010/wordprocessingGroup" xmlns:wpi="http://schemas.microsoft.com/office/word/2010/wordprocessingInk" xmlns:wne="http://schemas.microsoft.com/office/word/2006/wordml" xmlns:wps="http://schemas.microsoft.com/office/word/2010/wordprocessingShape" xmlns:wpsCustomData="http://www.wps.cn/officeDocument/2013/wpsCustomData" mc:Ignorable="w14 w15 wp14">
+  <w:endnote w:type="separator" w:id="0">
+    <w:p>
+      <w:pPr>
+        <w:spacing w:line="240" w:lineRule="auto"/>
+      </w:pPr>
+      <w:r>
+        <w:separator/>
+      </w:r>
+    </w:p>
+  </w:endnote>
+  <w:endnote w:type="continuationSeparator" w:id="1">
+    <w:p>
+      <w:pPr>
+        <w:spacing w:line="240" w:lineRule="auto"/>
+      </w:pPr>
+      <w:r>
+        <w:continuationSeparator/>
+      </w:r>
+    </w:p>
+  </w:endnote>
+</w:endnotes>
+</file>
+
 <file path=word/footer1.xml><?xml version="1.0" encoding="utf-8"?>
-<w:ftr xmlns:wpc="http://schemas.microsoft.com/office/word/2010/wordprocessingCanvas" xmlns:mc="http://schemas.openxmlformats.org/markup-compatibility/2006" xmlns:o="urn:schemas-microsoft-com:office:office" xmlns:r="http://schemas.openxmlformats.org/officeDocument/2006/relationships" xmlns:m="http://schemas.openxmlformats.org/officeDocument/2006/math" xmlns:v="urn:schemas-microsoft-com:vml" xmlns:wp14="http://schemas.microsoft.com/office/word/2010/wordprocessingDrawing" xmlns:wp="http://schemas.openxmlformats.org/drawingml/2006/wordprocessingDrawing" xmlns:w10="urn:schemas-microsoft-com:office:word" xmlns:w="http://schemas.openxmlformats.org/wordprocessingml/2006/main" xmlns:w14="http://schemas.microsoft.com/office/word/2010/wordml" xmlns:w15="http://schemas.microsoft.com/office/word/2012/wordml" xmlns:wne="http://schemas.microsoft.com/office/word/2006/wordml" xmlns:wpg="http://schemas.microsoft.com/office/word/2010/wordprocessingGroup" xmlns:wpi="http://schemas.microsoft.com/office/word/2010/wordprocessingInk" xmlns:wps="http://schemas.microsoft.com/office/word/2010/wordprocessingShape" mc:Ignorable="w14 w15 wp14">
+<w:ftr xmlns:wpc="http://schemas.microsoft.com/office/word/2010/wordprocessingCanvas" xmlns:mc="http://schemas.openxmlformats.org/markup-compatibility/2006" xmlns:o="urn:schemas-microsoft-com:office:office" xmlns:r="http://schemas.openxmlformats.org/officeDocument/2006/relationships" xmlns:m="http://schemas.openxmlformats.org/officeDocument/2006/math" xmlns:v="urn:schemas-microsoft-com:vml" xmlns:wp14="http://schemas.microsoft.com/office/word/2010/wordprocessingDrawing" xmlns:wp="http://schemas.openxmlformats.org/drawingml/2006/wordprocessingDrawing" xmlns:w10="urn:schemas-microsoft-com:office:word" xmlns:w="http://schemas.openxmlformats.org/wordprocessingml/2006/main" xmlns:w14="http://schemas.microsoft.com/office/word/2010/wordml" xmlns:w15="http://schemas.microsoft.com/office/word/2012/wordml" xmlns:wpg="http://schemas.microsoft.com/office/word/2010/wordprocessingGroup" xmlns:wpi="http://schemas.microsoft.com/office/word/2010/wordprocessingInk" xmlns:wne="http://schemas.microsoft.com/office/word/2006/wordml" xmlns:wps="http://schemas.microsoft.com/office/word/2010/wordprocessingShape" xmlns:wpsCustomData="http://www.wps.cn/officeDocument/2013/wpsCustomData" mc:Ignorable="w14 w15 wp14">
   <w:p>
     <w:pPr>
-      <w:pStyle w:val="Footer"/>
+      <w:pStyle w:val="14"/>
     </w:pPr>
   </w:p>
 </w:ftr>
 </file>
 
+<file path=word/footnotes.xml><?xml version="1.0" encoding="utf-8"?>
+<w:footnotes xmlns:wpc="http://schemas.microsoft.com/office/word/2010/wordprocessingCanvas" xmlns:mc="http://schemas.openxmlformats.org/markup-compatibility/2006" xmlns:o="urn:schemas-microsoft-com:office:office" xmlns:r="http://schemas.openxmlformats.org/officeDocument/2006/relationships" xmlns:m="http://schemas.openxmlformats.org/officeDocument/2006/math" xmlns:v="urn:schemas-microsoft-com:vml" xmlns:wp14="http://schemas.microsoft.com/office/word/2010/wordprocessingDrawing" xmlns:wp="http://schemas.openxmlformats.org/drawingml/2006/wordprocessingDrawing" xmlns:w="http://schemas.openxmlformats.org/wordprocessingml/2006/main" xmlns:w14="http://schemas.microsoft.com/office/word/2010/wordml" xmlns:w15="http://schemas.microsoft.com/office/word/2012/wordml" xmlns:w10="urn:schemas-microsoft-com:office:word" xmlns:wpg="http://schemas.microsoft.com/office/word/2010/wordprocessingGroup" xmlns:wpi="http://schemas.microsoft.com/office/word/2010/wordprocessingInk" xmlns:wne="http://schemas.microsoft.com/office/word/2006/wordml" xmlns:wps="http://schemas.microsoft.com/office/word/2010/wordprocessingShape" xmlns:wpsCustomData="http://www.wps.cn/officeDocument/2013/wpsCustomData" mc:Ignorable="w14 w15 wp14">
+  <w:footnote w:type="separator" w:id="0">
+    <w:p>
+      <w:pPr>
+        <w:spacing w:line="360" w:lineRule="auto"/>
+      </w:pPr>
+      <w:r>
+        <w:separator/>
+      </w:r>
+    </w:p>
+  </w:footnote>
+  <w:footnote w:type="continuationSeparator" w:id="1">
+    <w:p>
+      <w:pPr>
+        <w:spacing w:line="360" w:lineRule="auto"/>
+      </w:pPr>
+      <w:r>
+        <w:continuationSeparator/>
+      </w:r>
+    </w:p>
+  </w:footnote>
+</w:footnotes>
+</file>
+
 <file path=word/header1.xml><?xml version="1.0" encoding="utf-8"?>
-<w:hdr xmlns:wpc="http://schemas.microsoft.com/office/word/2010/wordprocessingCanvas" xmlns:mc="http://schemas.openxmlformats.org/markup-compatibility/2006" xmlns:o="urn:schemas-microsoft-com:office:office" xmlns:r="http://schemas.openxmlformats.org/officeDocument/2006/relationships" xmlns:m="http://schemas.openxmlformats.org/officeDocument/2006/math" xmlns:v="urn:schemas-microsoft-com:vml" xmlns:wp14="http://schemas.microsoft.com/office/word/2010/wordprocessingDrawing" xmlns:wp="http://schemas.openxmlformats.org/drawingml/2006/wordprocessingDrawing" xmlns:w10="urn:schemas-microsoft-com:office:word" xmlns:w="http://schemas.openxmlformats.org/wordprocessingml/2006/main" xmlns:w14="http://schemas.microsoft.com/office/word/2010/wordml" xmlns:w15="http://schemas.microsoft.com/office/word/2012/wordml" xmlns:wne="http://schemas.microsoft.com/office/word/2006/wordml" xmlns:wpg="http://schemas.microsoft.com/office/word/2010/wordprocessingGroup" xmlns:wpi="http://schemas.microsoft.com/office/word/2010/wordprocessingInk" xmlns:wps="http://schemas.microsoft.com/office/word/2010/wordprocessingShape" mc:Ignorable="w14 w15 wp14">
+<w:hdr xmlns:wpc="http://schemas.microsoft.com/office/word/2010/wordprocessingCanvas" xmlns:mc="http://schemas.openxmlformats.org/markup-compatibility/2006" xmlns:o="urn:schemas-microsoft-com:office:office" xmlns:r="http://schemas.openxmlformats.org/officeDocument/2006/relationships" xmlns:m="http://schemas.openxmlformats.org/officeDocument/2006/math" xmlns:v="urn:schemas-microsoft-com:vml" xmlns:wp14="http://schemas.microsoft.com/office/word/2010/wordprocessingDrawing" xmlns:wp="http://schemas.openxmlformats.org/drawingml/2006/wordprocessingDrawing" xmlns:w10="urn:schemas-microsoft-com:office:word" xmlns:w="http://schemas.openxmlformats.org/wordprocessingml/2006/main" xmlns:w14="http://schemas.microsoft.com/office/word/2010/wordml" xmlns:w15="http://schemas.microsoft.com/office/word/2012/wordml" xmlns:wpg="http://schemas.microsoft.com/office/word/2010/wordprocessingGroup" xmlns:wpi="http://schemas.microsoft.com/office/word/2010/wordprocessingInk" xmlns:wne="http://schemas.microsoft.com/office/word/2006/wordml" xmlns:wps="http://schemas.microsoft.com/office/word/2010/wordprocessingShape" xmlns:wpsCustomData="http://www.wps.cn/officeDocument/2013/wpsCustomData" mc:Ignorable="w14 w15 wp14">
   <w:p>
     <w:pPr>
-      <w:pStyle w:val="Header"/>
+      <w:pStyle w:val="15"/>
       <w:pBdr>
-        <w:bottom w:val="single" w:sz="4" w:space="1" w:color="auto"/>
+        <w:bottom w:val="single" w:color="auto" w:sz="4" w:space="1"/>
       </w:pBdr>
       <w:tabs>
         <w:tab w:val="left" w:pos="335"/>
@@ -9054,27 +9211,27 @@
       </w:tabs>
       <w:jc w:val="right"/>
       <w:rPr>
-        <w:rFonts w:eastAsiaTheme="minorEastAsia" w:hint="eastAsia"/>
+        <w:rFonts w:hint="eastAsia" w:eastAsiaTheme="minorEastAsia"/>
         <w:lang w:eastAsia="zh-CN"/>
       </w:rPr>
     </w:pPr>
     <w:r>
       <w:rPr>
-        <w:rFonts w:eastAsiaTheme="minorEastAsia" w:hint="eastAsia"/>
+        <w:rFonts w:hint="eastAsia" w:eastAsiaTheme="minorEastAsia"/>
         <w:lang w:val="en-US" w:eastAsia="zh-CN"/>
       </w:rPr>
       <w:tab/>
     </w:r>
     <w:r>
       <w:rPr>
-        <w:rFonts w:eastAsiaTheme="minorEastAsia" w:hint="eastAsia"/>
+        <w:rFonts w:hint="eastAsia" w:eastAsiaTheme="minorEastAsia"/>
         <w:lang w:val="en-US" w:eastAsia="zh-CN"/>
       </w:rPr>
       <w:tab/>
     </w:r>
     <w:r>
       <w:rPr>
-        <w:rFonts w:eastAsiaTheme="minorEastAsia" w:hint="eastAsia"/>
+        <w:rFonts w:hint="eastAsia" w:eastAsiaTheme="minorEastAsia"/>
         <w:lang w:val="en-US" w:eastAsia="zh-CN"/>
       </w:rPr>
       <w:t>江西通信产业服务有限公司</w:t>
@@ -9084,15 +9241,15 @@
 </file>
 
 <file path=word/numbering.xml><?xml version="1.0" encoding="utf-8"?>
-<w:numbering xmlns:wpc="http://schemas.microsoft.com/office/word/2010/wordprocessingCanvas" xmlns:mc="http://schemas.openxmlformats.org/markup-compatibility/2006" xmlns:o="urn:schemas-microsoft-com:office:office" xmlns:r="http://schemas.openxmlformats.org/officeDocument/2006/relationships" xmlns:m="http://schemas.openxmlformats.org/officeDocument/2006/math" xmlns:v="urn:schemas-microsoft-com:vml" xmlns:wp14="http://schemas.microsoft.com/office/word/2010/wordprocessingDrawing" xmlns:wp="http://schemas.openxmlformats.org/drawingml/2006/wordprocessingDrawing" xmlns:w10="urn:schemas-microsoft-com:office:word" xmlns:w="http://schemas.openxmlformats.org/wordprocessingml/2006/main" xmlns:w14="http://schemas.microsoft.com/office/word/2010/wordml" xmlns:w15="http://schemas.microsoft.com/office/word/2012/wordml" xmlns:wne="http://schemas.microsoft.com/office/word/2006/wordml" xmlns:wpg="http://schemas.microsoft.com/office/word/2010/wordprocessingGroup" xmlns:wpi="http://schemas.microsoft.com/office/word/2010/wordprocessingInk" xmlns:wps="http://schemas.microsoft.com/office/word/2010/wordprocessingShape" mc:Ignorable="w14 w15 wp14">
+<w:numbering xmlns:wpc="http://schemas.microsoft.com/office/word/2010/wordprocessingCanvas" xmlns:mc="http://schemas.openxmlformats.org/markup-compatibility/2006" xmlns:o="urn:schemas-microsoft-com:office:office" xmlns:r="http://schemas.openxmlformats.org/officeDocument/2006/relationships" xmlns:m="http://schemas.openxmlformats.org/officeDocument/2006/math" xmlns:v="urn:schemas-microsoft-com:vml" xmlns:wp14="http://schemas.microsoft.com/office/word/2010/wordprocessingDrawing" xmlns:wp="http://schemas.openxmlformats.org/drawingml/2006/wordprocessingDrawing" xmlns:w10="urn:schemas-microsoft-com:office:word" xmlns:w="http://schemas.openxmlformats.org/wordprocessingml/2006/main" xmlns:w14="http://schemas.microsoft.com/office/word/2010/wordml" xmlns:wpg="http://schemas.microsoft.com/office/word/2010/wordprocessingGroup" xmlns:wpi="http://schemas.microsoft.com/office/word/2010/wordprocessingInk" xmlns:wne="http://schemas.microsoft.com/office/word/2006/wordml" xmlns:wps="http://schemas.microsoft.com/office/word/2010/wordprocessingShape" xmlns:wpsCustomData="http://www.wps.cn/officeDocument/2013/wpsCustomData" mc:Ignorable="w14 wp14">
   <w:abstractNum w:abstractNumId="0">
     <w:nsid w:val="8E964DCE"/>
     <w:multiLevelType w:val="multilevel"/>
     <w:tmpl w:val="8E964DCE"/>
-    <w:lvl w:ilvl="0">
+    <w:lvl w:ilvl="0" w:tentative="0">
       <w:start w:val="1"/>
       <w:numFmt w:val="decimal"/>
-      <w:pStyle w:val="Heading1"/>
+      <w:pStyle w:val="2"/>
       <w:lvlText w:val="%1."/>
       <w:lvlJc w:val="left"/>
       <w:pPr>
@@ -9102,10 +9259,10 @@
         <w:rFonts w:hint="default"/>
       </w:rPr>
     </w:lvl>
-    <w:lvl w:ilvl="1">
+    <w:lvl w:ilvl="1" w:tentative="0">
       <w:start w:val="1"/>
       <w:numFmt w:val="decimal"/>
-      <w:pStyle w:val="Heading2"/>
+      <w:pStyle w:val="3"/>
       <w:lvlText w:val="%1.%2."/>
       <w:lvlJc w:val="left"/>
       <w:pPr>
@@ -9115,10 +9272,10 @@
         <w:rFonts w:hint="default"/>
       </w:rPr>
     </w:lvl>
-    <w:lvl w:ilvl="2">
+    <w:lvl w:ilvl="2" w:tentative="0">
       <w:start w:val="1"/>
       <w:numFmt w:val="decimal"/>
-      <w:pStyle w:val="Heading3"/>
+      <w:pStyle w:val="4"/>
       <w:lvlText w:val="%1.%2.%3."/>
       <w:lvlJc w:val="left"/>
       <w:pPr>
@@ -9128,10 +9285,10 @@
         <w:rFonts w:hint="default"/>
       </w:rPr>
     </w:lvl>
-    <w:lvl w:ilvl="3">
+    <w:lvl w:ilvl="3" w:tentative="0">
       <w:start w:val="1"/>
       <w:numFmt w:val="decimal"/>
-      <w:pStyle w:val="Heading4"/>
+      <w:pStyle w:val="5"/>
       <w:lvlText w:val="%1.%2.%3.%4."/>
       <w:lvlJc w:val="left"/>
       <w:pPr>
@@ -9141,10 +9298,10 @@
         <w:rFonts w:hint="default"/>
       </w:rPr>
     </w:lvl>
-    <w:lvl w:ilvl="4">
+    <w:lvl w:ilvl="4" w:tentative="0">
       <w:start w:val="1"/>
       <w:numFmt w:val="decimal"/>
-      <w:pStyle w:val="Heading5"/>
+      <w:pStyle w:val="6"/>
       <w:lvlText w:val="%1.%2.%3.%4.%5."/>
       <w:lvlJc w:val="left"/>
       <w:pPr>
@@ -9154,10 +9311,10 @@
         <w:rFonts w:hint="default"/>
       </w:rPr>
     </w:lvl>
-    <w:lvl w:ilvl="5">
+    <w:lvl w:ilvl="5" w:tentative="0">
       <w:start w:val="1"/>
       <w:numFmt w:val="decimal"/>
-      <w:pStyle w:val="Heading6"/>
+      <w:pStyle w:val="7"/>
       <w:lvlText w:val="%1.%2.%3.%4.%5.%6."/>
       <w:lvlJc w:val="left"/>
       <w:pPr>
@@ -9167,10 +9324,10 @@
         <w:rFonts w:hint="default"/>
       </w:rPr>
     </w:lvl>
-    <w:lvl w:ilvl="6">
+    <w:lvl w:ilvl="6" w:tentative="0">
       <w:start w:val="1"/>
       <w:numFmt w:val="decimal"/>
-      <w:pStyle w:val="Heading7"/>
+      <w:pStyle w:val="8"/>
       <w:lvlText w:val="%1.%2.%3.%4.%5.%6.%7."/>
       <w:lvlJc w:val="left"/>
       <w:pPr>
@@ -9180,10 +9337,10 @@
         <w:rFonts w:hint="default"/>
       </w:rPr>
     </w:lvl>
-    <w:lvl w:ilvl="7">
+    <w:lvl w:ilvl="7" w:tentative="0">
       <w:start w:val="1"/>
       <w:numFmt w:val="decimal"/>
-      <w:pStyle w:val="Heading8"/>
+      <w:pStyle w:val="9"/>
       <w:lvlText w:val="%1.%2.%3.%4.%5.%6.%7.%8."/>
       <w:lvlJc w:val="left"/>
       <w:pPr>
@@ -9193,10 +9350,10 @@
         <w:rFonts w:hint="default"/>
       </w:rPr>
     </w:lvl>
-    <w:lvl w:ilvl="8">
+    <w:lvl w:ilvl="8" w:tentative="0">
       <w:start w:val="1"/>
       <w:numFmt w:val="decimal"/>
-      <w:pStyle w:val="Heading9"/>
+      <w:pStyle w:val="10"/>
       <w:lvlText w:val="%1.%2.%3.%4.%5.%6.%7.%8.%9."/>
       <w:lvlJc w:val="left"/>
       <w:pPr>
@@ -9211,7 +9368,7 @@
     <w:nsid w:val="49342358"/>
     <w:multiLevelType w:val="singleLevel"/>
     <w:tmpl w:val="49342358"/>
-    <w:lvl w:ilvl="0">
+    <w:lvl w:ilvl="0" w:tentative="0">
       <w:start w:val="1"/>
       <w:numFmt w:val="decimal"/>
       <w:lvlText w:val="%1."/>
@@ -9228,7 +9385,7 @@
     <w:nsid w:val="4A6E40A2"/>
     <w:multiLevelType w:val="singleLevel"/>
     <w:tmpl w:val="4A6E40A2"/>
-    <w:lvl w:ilvl="0">
+    <w:lvl w:ilvl="0" w:tentative="0">
       <w:start w:val="1"/>
       <w:numFmt w:val="decimal"/>
       <w:lvlText w:val="%1."/>
@@ -9245,7 +9402,7 @@
     <w:nsid w:val="5D834CBF"/>
     <w:multiLevelType w:val="singleLevel"/>
     <w:tmpl w:val="5D834CBF"/>
-    <w:lvl w:ilvl="0">
+    <w:lvl w:ilvl="0" w:tentative="0">
       <w:start w:val="1"/>
       <w:numFmt w:val="decimal"/>
       <w:lvlText w:val="%1."/>
@@ -9274,267 +9431,269 @@
 </file>
 
 <file path=word/styles.xml><?xml version="1.0" encoding="utf-8"?>
-<w:styles xmlns:mc="http://schemas.openxmlformats.org/markup-compatibility/2006" xmlns:r="http://schemas.openxmlformats.org/officeDocument/2006/relationships" xmlns:w="http://schemas.openxmlformats.org/wordprocessingml/2006/main" xmlns:w14="http://schemas.microsoft.com/office/word/2010/wordml" xmlns:w15="http://schemas.microsoft.com/office/word/2012/wordml" mc:Ignorable="w14 w15">
+<w:styles xmlns:mc="http://schemas.openxmlformats.org/markup-compatibility/2006" xmlns:o="urn:schemas-microsoft-com:office:office" xmlns:r="http://schemas.openxmlformats.org/officeDocument/2006/relationships" xmlns:m="http://schemas.openxmlformats.org/officeDocument/2006/math" xmlns:v="urn:schemas-microsoft-com:vml" xmlns:w="http://schemas.openxmlformats.org/wordprocessingml/2006/main" xmlns:w14="http://schemas.microsoft.com/office/word/2010/wordml" xmlns:w10="urn:schemas-microsoft-com:office:word" xmlns:sl="http://schemas.openxmlformats.org/schemaLibrary/2006/main" xmlns:wpsCustomData="http://www.wps.cn/officeDocument/2013/wpsCustomData" mc:Ignorable="w14">
   <w:docDefaults>
     <w:rPrDefault>
       <w:rPr>
-        <w:rFonts w:ascii="Times New Roman" w:eastAsia="宋体" w:hAnsi="Times New Roman" w:cs="Times New Roman"/>
+        <w:rFonts w:ascii="Times New Roman" w:hAnsi="Times New Roman" w:eastAsia="宋体" w:cs="Times New Roman"/>
       </w:rPr>
     </w:rPrDefault>
     <w:pPrDefault/>
   </w:docDefaults>
-  <w:latentStyles w:defLockedState="0" w:defUIPriority="99" w:defSemiHidden="1" w:defUnhideWhenUsed="1" w:defQFormat="0" w:count="260">
-    <w:lsdException w:name="Normal" w:semiHidden="0" w:uiPriority="0" w:unhideWhenUsed="0" w:qFormat="1"/>
-    <w:lsdException w:name="heading 1" w:semiHidden="0" w:uiPriority="0" w:unhideWhenUsed="0" w:qFormat="1"/>
-    <w:lsdException w:name="heading 2" w:semiHidden="0" w:uiPriority="0" w:qFormat="1"/>
-    <w:lsdException w:name="heading 3" w:uiPriority="0" w:qFormat="1"/>
-    <w:lsdException w:name="heading 4" w:semiHidden="0" w:uiPriority="0" w:qFormat="1"/>
-    <w:lsdException w:name="heading 5" w:uiPriority="0" w:qFormat="1"/>
-    <w:lsdException w:name="heading 6" w:uiPriority="0" w:qFormat="1"/>
-    <w:lsdException w:name="heading 7" w:uiPriority="0" w:qFormat="1"/>
-    <w:lsdException w:name="heading 8" w:uiPriority="0" w:qFormat="1"/>
-    <w:lsdException w:name="heading 9" w:uiPriority="0" w:qFormat="1"/>
-    <w:lsdException w:name="index 1" w:semiHidden="0" w:uiPriority="0" w:unhideWhenUsed="0"/>
-    <w:lsdException w:name="index 2" w:semiHidden="0" w:uiPriority="0" w:unhideWhenUsed="0"/>
-    <w:lsdException w:name="index 3" w:semiHidden="0" w:uiPriority="0" w:unhideWhenUsed="0"/>
-    <w:lsdException w:name="index 4" w:semiHidden="0" w:uiPriority="0" w:unhideWhenUsed="0"/>
-    <w:lsdException w:name="index 5" w:semiHidden="0" w:uiPriority="0" w:unhideWhenUsed="0"/>
-    <w:lsdException w:name="index 6" w:semiHidden="0" w:uiPriority="0" w:unhideWhenUsed="0"/>
-    <w:lsdException w:name="index 7" w:semiHidden="0" w:uiPriority="0" w:unhideWhenUsed="0"/>
-    <w:lsdException w:name="index 8" w:semiHidden="0" w:uiPriority="0" w:unhideWhenUsed="0"/>
-    <w:lsdException w:name="index 9" w:semiHidden="0" w:uiPriority="0" w:unhideWhenUsed="0"/>
-    <w:lsdException w:name="toc 1" w:semiHidden="0" w:uiPriority="0" w:unhideWhenUsed="0" w:qFormat="1"/>
-    <w:lsdException w:name="toc 2" w:semiHidden="0" w:uiPriority="0" w:unhideWhenUsed="0" w:qFormat="1"/>
-    <w:lsdException w:name="toc 3" w:semiHidden="0" w:uiPriority="0" w:unhideWhenUsed="0" w:qFormat="1"/>
-    <w:lsdException w:name="toc 4" w:semiHidden="0" w:uiPriority="0" w:unhideWhenUsed="0"/>
-    <w:lsdException w:name="toc 5" w:semiHidden="0" w:uiPriority="0" w:unhideWhenUsed="0"/>
-    <w:lsdException w:name="toc 6" w:semiHidden="0" w:uiPriority="0" w:unhideWhenUsed="0"/>
-    <w:lsdException w:name="toc 7" w:semiHidden="0" w:uiPriority="0" w:unhideWhenUsed="0"/>
-    <w:lsdException w:name="toc 8" w:semiHidden="0" w:uiPriority="0" w:unhideWhenUsed="0"/>
-    <w:lsdException w:name="toc 9" w:semiHidden="0" w:uiPriority="0" w:unhideWhenUsed="0"/>
-    <w:lsdException w:name="Normal Indent" w:semiHidden="0" w:uiPriority="0" w:unhideWhenUsed="0"/>
-    <w:lsdException w:name="footnote text" w:semiHidden="0" w:uiPriority="0" w:unhideWhenUsed="0"/>
-    <w:lsdException w:name="annotation text" w:semiHidden="0" w:uiPriority="0" w:unhideWhenUsed="0" w:qFormat="1"/>
-    <w:lsdException w:name="header" w:semiHidden="0" w:uiPriority="0" w:unhideWhenUsed="0" w:qFormat="1"/>
-    <w:lsdException w:name="footer" w:semiHidden="0" w:uiPriority="0" w:unhideWhenUsed="0" w:qFormat="1"/>
-    <w:lsdException w:name="index heading" w:semiHidden="0" w:uiPriority="0" w:unhideWhenUsed="0"/>
-    <w:lsdException w:name="caption" w:uiPriority="0" w:qFormat="1"/>
-    <w:lsdException w:name="table of figures" w:semiHidden="0" w:uiPriority="0" w:unhideWhenUsed="0"/>
-    <w:lsdException w:name="envelope address" w:semiHidden="0" w:uiPriority="0" w:unhideWhenUsed="0"/>
-    <w:lsdException w:name="envelope return" w:semiHidden="0" w:uiPriority="0" w:unhideWhenUsed="0"/>
-    <w:lsdException w:name="footnote reference" w:semiHidden="0" w:uiPriority="0" w:unhideWhenUsed="0"/>
-    <w:lsdException w:name="annotation reference" w:semiHidden="0" w:uiPriority="0" w:unhideWhenUsed="0"/>
-    <w:lsdException w:name="line number" w:semiHidden="0" w:uiPriority="0" w:unhideWhenUsed="0"/>
-    <w:lsdException w:name="page number" w:semiHidden="0" w:uiPriority="0" w:unhideWhenUsed="0"/>
-    <w:lsdException w:name="endnote reference" w:semiHidden="0" w:uiPriority="0" w:unhideWhenUsed="0"/>
-    <w:lsdException w:name="endnote text" w:semiHidden="0" w:uiPriority="0" w:unhideWhenUsed="0"/>
-    <w:lsdException w:name="table of authorities" w:semiHidden="0" w:uiPriority="0" w:unhideWhenUsed="0"/>
-    <w:lsdException w:name="macro" w:semiHidden="0" w:uiPriority="0" w:unhideWhenUsed="0"/>
-    <w:lsdException w:name="toa heading" w:semiHidden="0" w:uiPriority="0" w:unhideWhenUsed="0"/>
-    <w:lsdException w:name="List" w:semiHidden="0" w:uiPriority="0" w:unhideWhenUsed="0"/>
-    <w:lsdException w:name="List Bullet" w:semiHidden="0" w:uiPriority="0" w:unhideWhenUsed="0"/>
-    <w:lsdException w:name="List Number" w:semiHidden="0" w:uiPriority="0" w:unhideWhenUsed="0"/>
-    <w:lsdException w:name="List 2" w:semiHidden="0" w:uiPriority="0" w:unhideWhenUsed="0"/>
-    <w:lsdException w:name="List 3" w:semiHidden="0" w:uiPriority="0" w:unhideWhenUsed="0"/>
-    <w:lsdException w:name="List 4" w:semiHidden="0" w:uiPriority="0" w:unhideWhenUsed="0"/>
-    <w:lsdException w:name="List 5" w:semiHidden="0" w:uiPriority="0" w:unhideWhenUsed="0"/>
-    <w:lsdException w:name="List Bullet 2" w:semiHidden="0" w:uiPriority="0" w:unhideWhenUsed="0"/>
-    <w:lsdException w:name="List Bullet 3" w:semiHidden="0" w:uiPriority="0" w:unhideWhenUsed="0"/>
-    <w:lsdException w:name="List Bullet 4" w:semiHidden="0" w:uiPriority="0" w:unhideWhenUsed="0"/>
-    <w:lsdException w:name="List Bullet 5" w:semiHidden="0" w:uiPriority="0" w:unhideWhenUsed="0"/>
-    <w:lsdException w:name="List Number 2" w:semiHidden="0" w:uiPriority="0" w:unhideWhenUsed="0"/>
-    <w:lsdException w:name="List Number 3" w:semiHidden="0" w:uiPriority="0" w:unhideWhenUsed="0"/>
-    <w:lsdException w:name="List Number 4" w:semiHidden="0" w:uiPriority="0" w:unhideWhenUsed="0"/>
-    <w:lsdException w:name="List Number 5" w:semiHidden="0" w:uiPriority="0" w:unhideWhenUsed="0"/>
-    <w:lsdException w:name="Title" w:semiHidden="0" w:uiPriority="0" w:unhideWhenUsed="0" w:qFormat="1"/>
-    <w:lsdException w:name="Closing" w:semiHidden="0" w:uiPriority="0" w:unhideWhenUsed="0"/>
-    <w:lsdException w:name="Signature" w:semiHidden="0" w:uiPriority="0" w:unhideWhenUsed="0"/>
-    <w:lsdException w:name="Default Paragraph Font" w:uiPriority="0" w:unhideWhenUsed="0" w:qFormat="1"/>
-    <w:lsdException w:name="Body Text" w:uiPriority="0" w:unhideWhenUsed="0" w:qFormat="1"/>
-    <w:lsdException w:name="Body Text Indent" w:semiHidden="0" w:uiPriority="0" w:unhideWhenUsed="0"/>
-    <w:lsdException w:name="List Continue" w:semiHidden="0" w:uiPriority="0" w:unhideWhenUsed="0"/>
-    <w:lsdException w:name="List Continue 2" w:semiHidden="0" w:uiPriority="0" w:unhideWhenUsed="0"/>
-    <w:lsdException w:name="List Continue 3" w:semiHidden="0" w:uiPriority="0" w:unhideWhenUsed="0"/>
-    <w:lsdException w:name="List Continue 4" w:semiHidden="0" w:uiPriority="0" w:unhideWhenUsed="0"/>
-    <w:lsdException w:name="List Continue 5" w:semiHidden="0" w:uiPriority="0" w:unhideWhenUsed="0"/>
-    <w:lsdException w:name="Message Header" w:semiHidden="0" w:uiPriority="0" w:unhideWhenUsed="0"/>
-    <w:lsdException w:name="Subtitle" w:semiHidden="0" w:uiPriority="0" w:unhideWhenUsed="0" w:qFormat="1"/>
-    <w:lsdException w:name="Salutation" w:semiHidden="0" w:uiPriority="0" w:unhideWhenUsed="0"/>
-    <w:lsdException w:name="Date" w:semiHidden="0" w:uiPriority="0" w:unhideWhenUsed="0"/>
-    <w:lsdException w:name="Body Text First Indent" w:semiHidden="0" w:uiPriority="0" w:unhideWhenUsed="0"/>
-    <w:lsdException w:name="Body Text First Indent 2" w:semiHidden="0" w:uiPriority="0" w:unhideWhenUsed="0"/>
-    <w:lsdException w:name="Body Text 2" w:semiHidden="0" w:uiPriority="0" w:unhideWhenUsed="0"/>
-    <w:lsdException w:name="Body Text 3" w:semiHidden="0" w:uiPriority="0" w:unhideWhenUsed="0"/>
-    <w:lsdException w:name="Body Text Indent 2" w:semiHidden="0" w:uiPriority="0" w:unhideWhenUsed="0"/>
-    <w:lsdException w:name="Body Text Indent 3" w:semiHidden="0" w:uiPriority="0" w:unhideWhenUsed="0"/>
-    <w:lsdException w:name="Block Text" w:semiHidden="0" w:uiPriority="0" w:unhideWhenUsed="0"/>
-    <w:lsdException w:name="Hyperlink" w:semiHidden="0" w:uiPriority="0" w:unhideWhenUsed="0"/>
-    <w:lsdException w:name="FollowedHyperlink" w:semiHidden="0" w:uiPriority="0" w:unhideWhenUsed="0"/>
-    <w:lsdException w:name="Strong" w:semiHidden="0" w:uiPriority="0" w:unhideWhenUsed="0" w:qFormat="1"/>
-    <w:lsdException w:name="Emphasis" w:semiHidden="0" w:uiPriority="0" w:unhideWhenUsed="0" w:qFormat="1"/>
-    <w:lsdException w:name="Document Map" w:semiHidden="0" w:uiPriority="0" w:unhideWhenUsed="0"/>
-    <w:lsdException w:name="Plain Text" w:semiHidden="0" w:uiPriority="0" w:unhideWhenUsed="0"/>
-    <w:lsdException w:name="E-mail Signature" w:semiHidden="0" w:uiPriority="0" w:unhideWhenUsed="0"/>
-    <w:lsdException w:name="Normal (Web)" w:semiHidden="0" w:uiPriority="0" w:unhideWhenUsed="0" w:qFormat="1"/>
-    <w:lsdException w:name="HTML Acronym" w:semiHidden="0" w:uiPriority="0" w:unhideWhenUsed="0"/>
-    <w:lsdException w:name="HTML Address" w:semiHidden="0" w:uiPriority="0" w:unhideWhenUsed="0"/>
-    <w:lsdException w:name="HTML Cite" w:semiHidden="0" w:uiPriority="0" w:unhideWhenUsed="0"/>
-    <w:lsdException w:name="HTML Code" w:semiHidden="0" w:uiPriority="0" w:unhideWhenUsed="0"/>
-    <w:lsdException w:name="HTML Definition" w:semiHidden="0" w:uiPriority="0" w:unhideWhenUsed="0"/>
-    <w:lsdException w:name="HTML Keyboard" w:semiHidden="0" w:uiPriority="0" w:unhideWhenUsed="0"/>
-    <w:lsdException w:name="HTML Preformatted" w:semiHidden="0" w:uiPriority="0" w:unhideWhenUsed="0"/>
-    <w:lsdException w:name="HTML Sample" w:semiHidden="0" w:uiPriority="0" w:unhideWhenUsed="0"/>
-    <w:lsdException w:name="HTML Typewriter" w:semiHidden="0" w:uiPriority="0" w:unhideWhenUsed="0"/>
-    <w:lsdException w:name="HTML Variable" w:semiHidden="0" w:uiPriority="0" w:unhideWhenUsed="0"/>
-    <w:lsdException w:name="Normal Table" w:uiPriority="0" w:unhideWhenUsed="0" w:qFormat="1"/>
-    <w:lsdException w:name="annotation subject" w:semiHidden="0" w:uiPriority="0" w:unhideWhenUsed="0"/>
-    <w:lsdException w:name="Table Simple 1" w:semiHidden="0" w:uiPriority="0" w:unhideWhenUsed="0"/>
-    <w:lsdException w:name="Table Simple 2" w:semiHidden="0" w:uiPriority="0" w:unhideWhenUsed="0"/>
-    <w:lsdException w:name="Table Simple 3" w:semiHidden="0" w:uiPriority="0" w:unhideWhenUsed="0"/>
-    <w:lsdException w:name="Table Classic 1" w:semiHidden="0" w:uiPriority="0" w:unhideWhenUsed="0"/>
-    <w:lsdException w:name="Table Classic 2" w:semiHidden="0" w:uiPriority="0" w:unhideWhenUsed="0"/>
-    <w:lsdException w:name="Table Classic 3" w:semiHidden="0" w:uiPriority="0" w:unhideWhenUsed="0"/>
-    <w:lsdException w:name="Table Classic 4" w:semiHidden="0" w:uiPriority="0" w:unhideWhenUsed="0"/>
-    <w:lsdException w:name="Table Colorful 1" w:semiHidden="0" w:uiPriority="0" w:unhideWhenUsed="0"/>
-    <w:lsdException w:name="Table Colorful 2" w:semiHidden="0" w:uiPriority="0" w:unhideWhenUsed="0"/>
-    <w:lsdException w:name="Table Colorful 3" w:semiHidden="0" w:uiPriority="0" w:unhideWhenUsed="0"/>
-    <w:lsdException w:name="Table Columns 1" w:semiHidden="0" w:uiPriority="0" w:unhideWhenUsed="0"/>
-    <w:lsdException w:name="Table Columns 2" w:semiHidden="0" w:uiPriority="0" w:unhideWhenUsed="0"/>
-    <w:lsdException w:name="Table Columns 3" w:semiHidden="0" w:uiPriority="0" w:unhideWhenUsed="0"/>
-    <w:lsdException w:name="Table Columns 4" w:semiHidden="0" w:uiPriority="0" w:unhideWhenUsed="0"/>
-    <w:lsdException w:name="Table Columns 5" w:semiHidden="0" w:uiPriority="0" w:unhideWhenUsed="0"/>
-    <w:lsdException w:name="Table Grid 1" w:semiHidden="0" w:uiPriority="0" w:unhideWhenUsed="0"/>
-    <w:lsdException w:name="Table Grid 2" w:semiHidden="0" w:uiPriority="0" w:unhideWhenUsed="0"/>
-    <w:lsdException w:name="Table Grid 3" w:semiHidden="0" w:uiPriority="0" w:unhideWhenUsed="0"/>
-    <w:lsdException w:name="Table Grid 4" w:semiHidden="0" w:uiPriority="0" w:unhideWhenUsed="0"/>
-    <w:lsdException w:name="Table Grid 5" w:semiHidden="0" w:uiPriority="0" w:unhideWhenUsed="0"/>
-    <w:lsdException w:name="Table Grid 6" w:semiHidden="0" w:uiPriority="0" w:unhideWhenUsed="0"/>
-    <w:lsdException w:name="Table Grid 7" w:semiHidden="0" w:uiPriority="0" w:unhideWhenUsed="0"/>
-    <w:lsdException w:name="Table Grid 8" w:semiHidden="0" w:uiPriority="0" w:unhideWhenUsed="0"/>
-    <w:lsdException w:name="Table List 1" w:semiHidden="0" w:uiPriority="0" w:unhideWhenUsed="0"/>
-    <w:lsdException w:name="Table List 2" w:semiHidden="0" w:uiPriority="0" w:unhideWhenUsed="0"/>
-    <w:lsdException w:name="Table List 3" w:semiHidden="0" w:uiPriority="0" w:unhideWhenUsed="0"/>
-    <w:lsdException w:name="Table List 4" w:semiHidden="0" w:uiPriority="0" w:unhideWhenUsed="0"/>
-    <w:lsdException w:name="Table List 5" w:semiHidden="0" w:uiPriority="0" w:unhideWhenUsed="0"/>
-    <w:lsdException w:name="Table List 6" w:semiHidden="0" w:uiPriority="0" w:unhideWhenUsed="0"/>
-    <w:lsdException w:name="Table List 7" w:semiHidden="0" w:uiPriority="0" w:unhideWhenUsed="0"/>
-    <w:lsdException w:name="Table List 8" w:semiHidden="0" w:uiPriority="0" w:unhideWhenUsed="0"/>
-    <w:lsdException w:name="Table 3D effects 1" w:semiHidden="0" w:uiPriority="0" w:unhideWhenUsed="0"/>
-    <w:lsdException w:name="Table 3D effects 2" w:semiHidden="0" w:uiPriority="0" w:unhideWhenUsed="0"/>
-    <w:lsdException w:name="Table 3D effects 3" w:semiHidden="0" w:uiPriority="0" w:unhideWhenUsed="0"/>
-    <w:lsdException w:name="Table Contemporary" w:semiHidden="0" w:uiPriority="0" w:unhideWhenUsed="0"/>
-    <w:lsdException w:name="Table Elegant" w:semiHidden="0" w:uiPriority="0" w:unhideWhenUsed="0"/>
-    <w:lsdException w:name="Table Professional" w:semiHidden="0" w:uiPriority="0" w:unhideWhenUsed="0"/>
-    <w:lsdException w:name="Table Subtle 1" w:semiHidden="0" w:uiPriority="0" w:unhideWhenUsed="0"/>
-    <w:lsdException w:name="Table Subtle 2" w:semiHidden="0" w:uiPriority="0" w:unhideWhenUsed="0"/>
-    <w:lsdException w:name="Table Web 1" w:semiHidden="0" w:uiPriority="0" w:unhideWhenUsed="0"/>
-    <w:lsdException w:name="Table Web 2" w:semiHidden="0" w:uiPriority="0" w:unhideWhenUsed="0"/>
-    <w:lsdException w:name="Table Web 3" w:semiHidden="0" w:uiPriority="0" w:unhideWhenUsed="0"/>
-    <w:lsdException w:name="Balloon Text" w:semiHidden="0" w:uiPriority="0" w:unhideWhenUsed="0"/>
-    <w:lsdException w:name="Table Grid" w:semiHidden="0" w:uiPriority="0" w:unhideWhenUsed="0" w:qFormat="1"/>
-    <w:lsdException w:name="Table Theme" w:semiHidden="0" w:uiPriority="0" w:unhideWhenUsed="0"/>
-    <w:lsdException w:name="Light Shading" w:semiHidden="0" w:uiPriority="60" w:unhideWhenUsed="0"/>
-    <w:lsdException w:name="Light List" w:semiHidden="0" w:uiPriority="61" w:unhideWhenUsed="0"/>
-    <w:lsdException w:name="Light Grid" w:semiHidden="0" w:uiPriority="62" w:unhideWhenUsed="0"/>
-    <w:lsdException w:name="Medium Shading 1" w:semiHidden="0" w:uiPriority="63" w:unhideWhenUsed="0"/>
-    <w:lsdException w:name="Medium Shading 2" w:semiHidden="0" w:uiPriority="64" w:unhideWhenUsed="0"/>
-    <w:lsdException w:name="Medium List 1" w:semiHidden="0" w:uiPriority="65" w:unhideWhenUsed="0"/>
-    <w:lsdException w:name="Medium List 2" w:semiHidden="0" w:uiPriority="66" w:unhideWhenUsed="0"/>
-    <w:lsdException w:name="Medium Grid 1" w:semiHidden="0" w:uiPriority="67" w:unhideWhenUsed="0"/>
-    <w:lsdException w:name="Medium Grid 2" w:semiHidden="0" w:uiPriority="68" w:unhideWhenUsed="0"/>
-    <w:lsdException w:name="Medium Grid 3" w:semiHidden="0" w:uiPriority="69" w:unhideWhenUsed="0"/>
-    <w:lsdException w:name="Dark List" w:semiHidden="0" w:uiPriority="70" w:unhideWhenUsed="0"/>
-    <w:lsdException w:name="Colorful Shading" w:semiHidden="0" w:uiPriority="71" w:unhideWhenUsed="0"/>
-    <w:lsdException w:name="Colorful List" w:semiHidden="0" w:uiPriority="72" w:unhideWhenUsed="0"/>
-    <w:lsdException w:name="Colorful Grid" w:semiHidden="0" w:uiPriority="73" w:unhideWhenUsed="0"/>
-    <w:lsdException w:name="Light Shading Accent 1" w:semiHidden="0" w:uiPriority="60" w:unhideWhenUsed="0"/>
-    <w:lsdException w:name="Light List Accent 1" w:semiHidden="0" w:uiPriority="61" w:unhideWhenUsed="0"/>
-    <w:lsdException w:name="Light Grid Accent 1" w:semiHidden="0" w:uiPriority="62" w:unhideWhenUsed="0"/>
-    <w:lsdException w:name="Medium Shading 1 Accent 1" w:semiHidden="0" w:uiPriority="63" w:unhideWhenUsed="0"/>
-    <w:lsdException w:name="Medium Shading 2 Accent 1" w:semiHidden="0" w:uiPriority="64" w:unhideWhenUsed="0"/>
-    <w:lsdException w:name="Medium List 1 Accent 1" w:semiHidden="0" w:uiPriority="65" w:unhideWhenUsed="0"/>
-    <w:lsdException w:name="Medium List 2 Accent 1" w:semiHidden="0" w:uiPriority="66" w:unhideWhenUsed="0"/>
-    <w:lsdException w:name="Medium Grid 1 Accent 1" w:semiHidden="0" w:uiPriority="67" w:unhideWhenUsed="0"/>
-    <w:lsdException w:name="Medium Grid 2 Accent 1" w:semiHidden="0" w:uiPriority="68" w:unhideWhenUsed="0"/>
-    <w:lsdException w:name="Medium Grid 3 Accent 1" w:semiHidden="0" w:uiPriority="69" w:unhideWhenUsed="0"/>
-    <w:lsdException w:name="Dark List Accent 1" w:semiHidden="0" w:uiPriority="70" w:unhideWhenUsed="0"/>
-    <w:lsdException w:name="Colorful Shading Accent 1" w:semiHidden="0" w:uiPriority="71" w:unhideWhenUsed="0"/>
-    <w:lsdException w:name="Colorful List Accent 1" w:semiHidden="0" w:uiPriority="72" w:unhideWhenUsed="0"/>
-    <w:lsdException w:name="Colorful Grid Accent 1" w:semiHidden="0" w:uiPriority="73" w:unhideWhenUsed="0"/>
-    <w:lsdException w:name="Light Shading Accent 2" w:semiHidden="0" w:uiPriority="60" w:unhideWhenUsed="0"/>
-    <w:lsdException w:name="Light List Accent 2" w:semiHidden="0" w:uiPriority="61" w:unhideWhenUsed="0"/>
-    <w:lsdException w:name="Light Grid Accent 2" w:semiHidden="0" w:uiPriority="62" w:unhideWhenUsed="0"/>
-    <w:lsdException w:name="Medium Shading 1 Accent 2" w:semiHidden="0" w:uiPriority="63" w:unhideWhenUsed="0"/>
-    <w:lsdException w:name="Medium Shading 2 Accent 2" w:semiHidden="0" w:uiPriority="64" w:unhideWhenUsed="0"/>
-    <w:lsdException w:name="Medium List 1 Accent 2" w:semiHidden="0" w:uiPriority="65" w:unhideWhenUsed="0"/>
-    <w:lsdException w:name="Medium List 2 Accent 2" w:semiHidden="0" w:uiPriority="66" w:unhideWhenUsed="0"/>
-    <w:lsdException w:name="Medium Grid 1 Accent 2" w:semiHidden="0" w:uiPriority="67" w:unhideWhenUsed="0"/>
-    <w:lsdException w:name="Medium Grid 2 Accent 2" w:semiHidden="0" w:uiPriority="68" w:unhideWhenUsed="0"/>
-    <w:lsdException w:name="Medium Grid 3 Accent 2" w:semiHidden="0" w:uiPriority="69" w:unhideWhenUsed="0"/>
-    <w:lsdException w:name="Dark List Accent 2" w:semiHidden="0" w:uiPriority="70" w:unhideWhenUsed="0"/>
-    <w:lsdException w:name="Colorful Shading Accent 2" w:semiHidden="0" w:uiPriority="71" w:unhideWhenUsed="0"/>
-    <w:lsdException w:name="Colorful List Accent 2" w:semiHidden="0" w:uiPriority="72" w:unhideWhenUsed="0"/>
-    <w:lsdException w:name="Colorful Grid Accent 2" w:semiHidden="0" w:uiPriority="73" w:unhideWhenUsed="0"/>
-    <w:lsdException w:name="Light Shading Accent 3" w:semiHidden="0" w:uiPriority="60" w:unhideWhenUsed="0"/>
-    <w:lsdException w:name="Light List Accent 3" w:semiHidden="0" w:uiPriority="61" w:unhideWhenUsed="0"/>
-    <w:lsdException w:name="Light Grid Accent 3" w:semiHidden="0" w:uiPriority="62" w:unhideWhenUsed="0"/>
-    <w:lsdException w:name="Medium Shading 1 Accent 3" w:semiHidden="0" w:uiPriority="63" w:unhideWhenUsed="0"/>
-    <w:lsdException w:name="Medium Shading 2 Accent 3" w:semiHidden="0" w:uiPriority="64" w:unhideWhenUsed="0"/>
-    <w:lsdException w:name="Medium List 1 Accent 3" w:semiHidden="0" w:uiPriority="65" w:unhideWhenUsed="0"/>
-    <w:lsdException w:name="Medium List 2 Accent 3" w:semiHidden="0" w:uiPriority="66" w:unhideWhenUsed="0"/>
-    <w:lsdException w:name="Medium Grid 1 Accent 3" w:semiHidden="0" w:uiPriority="67" w:unhideWhenUsed="0"/>
-    <w:lsdException w:name="Medium Grid 2 Accent 3" w:semiHidden="0" w:uiPriority="68" w:unhideWhenUsed="0"/>
-    <w:lsdException w:name="Medium Grid 3 Accent 3" w:semiHidden="0" w:uiPriority="69" w:unhideWhenUsed="0"/>
-    <w:lsdException w:name="Dark List Accent 3" w:semiHidden="0" w:uiPriority="70" w:unhideWhenUsed="0"/>
-    <w:lsdException w:name="Colorful Shading Accent 3" w:semiHidden="0" w:uiPriority="71" w:unhideWhenUsed="0"/>
-    <w:lsdException w:name="Colorful List Accent 3" w:semiHidden="0" w:uiPriority="72" w:unhideWhenUsed="0"/>
-    <w:lsdException w:name="Colorful Grid Accent 3" w:semiHidden="0" w:uiPriority="73" w:unhideWhenUsed="0"/>
-    <w:lsdException w:name="Light Shading Accent 4" w:semiHidden="0" w:uiPriority="60" w:unhideWhenUsed="0"/>
-    <w:lsdException w:name="Light List Accent 4" w:semiHidden="0" w:uiPriority="61" w:unhideWhenUsed="0"/>
-    <w:lsdException w:name="Light Grid Accent 4" w:semiHidden="0" w:uiPriority="62" w:unhideWhenUsed="0"/>
-    <w:lsdException w:name="Medium Shading 1 Accent 4" w:semiHidden="0" w:uiPriority="63" w:unhideWhenUsed="0"/>
-    <w:lsdException w:name="Medium Shading 2 Accent 4" w:semiHidden="0" w:uiPriority="64" w:unhideWhenUsed="0"/>
-    <w:lsdException w:name="Medium List 1 Accent 4" w:semiHidden="0" w:uiPriority="65" w:unhideWhenUsed="0"/>
-    <w:lsdException w:name="Medium List 2 Accent 4" w:semiHidden="0" w:uiPriority="66" w:unhideWhenUsed="0"/>
-    <w:lsdException w:name="Medium Grid 1 Accent 4" w:semiHidden="0" w:uiPriority="67" w:unhideWhenUsed="0"/>
-    <w:lsdException w:name="Medium Grid 2 Accent 4" w:semiHidden="0" w:uiPriority="68" w:unhideWhenUsed="0"/>
-    <w:lsdException w:name="Medium Grid 3 Accent 4" w:semiHidden="0" w:uiPriority="69" w:unhideWhenUsed="0"/>
-    <w:lsdException w:name="Dark List Accent 4" w:semiHidden="0" w:uiPriority="70" w:unhideWhenUsed="0"/>
-    <w:lsdException w:name="Colorful Shading Accent 4" w:semiHidden="0" w:uiPriority="71" w:unhideWhenUsed="0"/>
-    <w:lsdException w:name="Colorful List Accent 4" w:semiHidden="0" w:uiPriority="72" w:unhideWhenUsed="0"/>
-    <w:lsdException w:name="Colorful Grid Accent 4" w:semiHidden="0" w:uiPriority="73" w:unhideWhenUsed="0"/>
-    <w:lsdException w:name="Light Shading Accent 5" w:semiHidden="0" w:uiPriority="60" w:unhideWhenUsed="0"/>
-    <w:lsdException w:name="Light List Accent 5" w:semiHidden="0" w:uiPriority="61" w:unhideWhenUsed="0"/>
-    <w:lsdException w:name="Light Grid Accent 5" w:semiHidden="0" w:uiPriority="62" w:unhideWhenUsed="0"/>
-    <w:lsdException w:name="Medium Shading 1 Accent 5" w:semiHidden="0" w:uiPriority="63" w:unhideWhenUsed="0"/>
-    <w:lsdException w:name="Medium Shading 2 Accent 5" w:semiHidden="0" w:uiPriority="64" w:unhideWhenUsed="0"/>
-    <w:lsdException w:name="Medium List 1 Accent 5" w:semiHidden="0" w:uiPriority="65" w:unhideWhenUsed="0"/>
-    <w:lsdException w:name="Medium List 2 Accent 5" w:semiHidden="0" w:uiPriority="66" w:unhideWhenUsed="0"/>
-    <w:lsdException w:name="Medium Grid 1 Accent 5" w:semiHidden="0" w:uiPriority="67" w:unhideWhenUsed="0"/>
-    <w:lsdException w:name="Medium Grid 2 Accent 5" w:semiHidden="0" w:uiPriority="68" w:unhideWhenUsed="0"/>
-    <w:lsdException w:name="Medium Grid 3 Accent 5" w:semiHidden="0" w:uiPriority="69" w:unhideWhenUsed="0"/>
-    <w:lsdException w:name="Dark List Accent 5" w:semiHidden="0" w:uiPriority="70" w:unhideWhenUsed="0"/>
-    <w:lsdException w:name="Colorful Shading Accent 5" w:semiHidden="0" w:uiPriority="71" w:unhideWhenUsed="0"/>
-    <w:lsdException w:name="Colorful List Accent 5" w:semiHidden="0" w:uiPriority="72" w:unhideWhenUsed="0"/>
-    <w:lsdException w:name="Colorful Grid Accent 5" w:semiHidden="0" w:uiPriority="73" w:unhideWhenUsed="0"/>
-    <w:lsdException w:name="Light Shading Accent 6" w:semiHidden="0" w:uiPriority="60" w:unhideWhenUsed="0"/>
-    <w:lsdException w:name="Light List Accent 6" w:semiHidden="0" w:uiPriority="61" w:unhideWhenUsed="0"/>
-    <w:lsdException w:name="Light Grid Accent 6" w:semiHidden="0" w:uiPriority="62" w:unhideWhenUsed="0"/>
-    <w:lsdException w:name="Medium Shading 1 Accent 6" w:semiHidden="0" w:uiPriority="63" w:unhideWhenUsed="0"/>
-    <w:lsdException w:name="Medium Shading 2 Accent 6" w:semiHidden="0" w:uiPriority="64" w:unhideWhenUsed="0"/>
-    <w:lsdException w:name="Medium List 1 Accent 6" w:semiHidden="0" w:uiPriority="65" w:unhideWhenUsed="0"/>
-    <w:lsdException w:name="Medium List 2 Accent 6" w:semiHidden="0" w:uiPriority="66" w:unhideWhenUsed="0"/>
-    <w:lsdException w:name="Medium Grid 1 Accent 6" w:semiHidden="0" w:uiPriority="67" w:unhideWhenUsed="0"/>
-    <w:lsdException w:name="Medium Grid 2 Accent 6" w:semiHidden="0" w:uiPriority="68" w:unhideWhenUsed="0"/>
-    <w:lsdException w:name="Medium Grid 3 Accent 6" w:semiHidden="0" w:uiPriority="69" w:unhideWhenUsed="0"/>
-    <w:lsdException w:name="Dark List Accent 6" w:semiHidden="0" w:uiPriority="70" w:unhideWhenUsed="0"/>
-    <w:lsdException w:name="Colorful Shading Accent 6" w:semiHidden="0" w:uiPriority="71" w:unhideWhenUsed="0"/>
-    <w:lsdException w:name="Colorful List Accent 6" w:semiHidden="0" w:uiPriority="72" w:unhideWhenUsed="0"/>
-    <w:lsdException w:name="Colorful Grid Accent 6" w:semiHidden="0" w:uiPriority="73" w:unhideWhenUsed="0"/>
+  <w:latentStyles w:count="260" w:defQFormat="0" w:defUnhideWhenUsed="1" w:defSemiHidden="1" w:defUIPriority="99" w:defLockedState="0">
+    <w:lsdException w:qFormat="1" w:unhideWhenUsed="0" w:uiPriority="0" w:semiHidden="0" w:name="Normal"/>
+    <w:lsdException w:qFormat="1" w:unhideWhenUsed="0" w:uiPriority="0" w:semiHidden="0" w:name="heading 1"/>
+    <w:lsdException w:qFormat="1" w:uiPriority="0" w:semiHidden="0" w:name="heading 2"/>
+    <w:lsdException w:qFormat="1" w:uiPriority="0" w:name="heading 3"/>
+    <w:lsdException w:qFormat="1" w:uiPriority="0" w:semiHidden="0" w:name="heading 4"/>
+    <w:lsdException w:qFormat="1" w:uiPriority="0" w:name="heading 5"/>
+    <w:lsdException w:qFormat="1" w:uiPriority="0" w:name="heading 6"/>
+    <w:lsdException w:qFormat="1" w:uiPriority="0" w:name="heading 7"/>
+    <w:lsdException w:qFormat="1" w:uiPriority="0" w:name="heading 8"/>
+    <w:lsdException w:qFormat="1" w:uiPriority="0" w:name="heading 9"/>
+    <w:lsdException w:unhideWhenUsed="0" w:uiPriority="0" w:semiHidden="0" w:name="index 1"/>
+    <w:lsdException w:unhideWhenUsed="0" w:uiPriority="0" w:semiHidden="0" w:name="index 2"/>
+    <w:lsdException w:unhideWhenUsed="0" w:uiPriority="0" w:semiHidden="0" w:name="index 3"/>
+    <w:lsdException w:unhideWhenUsed="0" w:uiPriority="0" w:semiHidden="0" w:name="index 4"/>
+    <w:lsdException w:unhideWhenUsed="0" w:uiPriority="0" w:semiHidden="0" w:name="index 5"/>
+    <w:lsdException w:unhideWhenUsed="0" w:uiPriority="0" w:semiHidden="0" w:name="index 6"/>
+    <w:lsdException w:unhideWhenUsed="0" w:uiPriority="0" w:semiHidden="0" w:name="index 7"/>
+    <w:lsdException w:unhideWhenUsed="0" w:uiPriority="0" w:semiHidden="0" w:name="index 8"/>
+    <w:lsdException w:unhideWhenUsed="0" w:uiPriority="0" w:semiHidden="0" w:name="index 9"/>
+    <w:lsdException w:qFormat="1" w:unhideWhenUsed="0" w:uiPriority="0" w:semiHidden="0" w:name="toc 1"/>
+    <w:lsdException w:qFormat="1" w:unhideWhenUsed="0" w:uiPriority="0" w:semiHidden="0" w:name="toc 2"/>
+    <w:lsdException w:qFormat="1" w:unhideWhenUsed="0" w:uiPriority="0" w:semiHidden="0" w:name="toc 3"/>
+    <w:lsdException w:unhideWhenUsed="0" w:uiPriority="0" w:semiHidden="0" w:name="toc 4"/>
+    <w:lsdException w:unhideWhenUsed="0" w:uiPriority="0" w:semiHidden="0" w:name="toc 5"/>
+    <w:lsdException w:unhideWhenUsed="0" w:uiPriority="0" w:semiHidden="0" w:name="toc 6"/>
+    <w:lsdException w:unhideWhenUsed="0" w:uiPriority="0" w:semiHidden="0" w:name="toc 7"/>
+    <w:lsdException w:unhideWhenUsed="0" w:uiPriority="0" w:semiHidden="0" w:name="toc 8"/>
+    <w:lsdException w:unhideWhenUsed="0" w:uiPriority="0" w:semiHidden="0" w:name="toc 9"/>
+    <w:lsdException w:unhideWhenUsed="0" w:uiPriority="0" w:semiHidden="0" w:name="Normal Indent"/>
+    <w:lsdException w:unhideWhenUsed="0" w:uiPriority="0" w:semiHidden="0" w:name="footnote text"/>
+    <w:lsdException w:qFormat="1" w:unhideWhenUsed="0" w:uiPriority="0" w:semiHidden="0" w:name="annotation text"/>
+    <w:lsdException w:qFormat="1" w:unhideWhenUsed="0" w:uiPriority="0" w:semiHidden="0" w:name="header"/>
+    <w:lsdException w:qFormat="1" w:unhideWhenUsed="0" w:uiPriority="0" w:semiHidden="0" w:name="footer"/>
+    <w:lsdException w:unhideWhenUsed="0" w:uiPriority="0" w:semiHidden="0" w:name="index heading"/>
+    <w:lsdException w:qFormat="1" w:uiPriority="0" w:name="caption"/>
+    <w:lsdException w:unhideWhenUsed="0" w:uiPriority="0" w:semiHidden="0" w:name="table of figures"/>
+    <w:lsdException w:unhideWhenUsed="0" w:uiPriority="0" w:semiHidden="0" w:name="envelope address"/>
+    <w:lsdException w:unhideWhenUsed="0" w:uiPriority="0" w:semiHidden="0" w:name="envelope return"/>
+    <w:lsdException w:unhideWhenUsed="0" w:uiPriority="0" w:semiHidden="0" w:name="footnote reference"/>
+    <w:lsdException w:unhideWhenUsed="0" w:uiPriority="0" w:semiHidden="0" w:name="annotation reference"/>
+    <w:lsdException w:unhideWhenUsed="0" w:uiPriority="0" w:semiHidden="0" w:name="line number"/>
+    <w:lsdException w:unhideWhenUsed="0" w:uiPriority="0" w:semiHidden="0" w:name="page number"/>
+    <w:lsdException w:unhideWhenUsed="0" w:uiPriority="0" w:semiHidden="0" w:name="endnote reference"/>
+    <w:lsdException w:unhideWhenUsed="0" w:uiPriority="0" w:semiHidden="0" w:name="endnote text"/>
+    <w:lsdException w:unhideWhenUsed="0" w:uiPriority="0" w:semiHidden="0" w:name="table of authorities"/>
+    <w:lsdException w:unhideWhenUsed="0" w:uiPriority="0" w:semiHidden="0" w:name="macro"/>
+    <w:lsdException w:unhideWhenUsed="0" w:uiPriority="0" w:semiHidden="0" w:name="toa heading"/>
+    <w:lsdException w:unhideWhenUsed="0" w:uiPriority="0" w:semiHidden="0" w:name="List"/>
+    <w:lsdException w:unhideWhenUsed="0" w:uiPriority="0" w:semiHidden="0" w:name="List Bullet"/>
+    <w:lsdException w:unhideWhenUsed="0" w:uiPriority="0" w:semiHidden="0" w:name="List Number"/>
+    <w:lsdException w:unhideWhenUsed="0" w:uiPriority="0" w:semiHidden="0" w:name="List 2"/>
+    <w:lsdException w:unhideWhenUsed="0" w:uiPriority="0" w:semiHidden="0" w:name="List 3"/>
+    <w:lsdException w:unhideWhenUsed="0" w:uiPriority="0" w:semiHidden="0" w:name="List 4"/>
+    <w:lsdException w:unhideWhenUsed="0" w:uiPriority="0" w:semiHidden="0" w:name="List 5"/>
+    <w:lsdException w:unhideWhenUsed="0" w:uiPriority="0" w:semiHidden="0" w:name="List Bullet 2"/>
+    <w:lsdException w:unhideWhenUsed="0" w:uiPriority="0" w:semiHidden="0" w:name="List Bullet 3"/>
+    <w:lsdException w:unhideWhenUsed="0" w:uiPriority="0" w:semiHidden="0" w:name="List Bullet 4"/>
+    <w:lsdException w:unhideWhenUsed="0" w:uiPriority="0" w:semiHidden="0" w:name="List Bullet 5"/>
+    <w:lsdException w:unhideWhenUsed="0" w:uiPriority="0" w:semiHidden="0" w:name="List Number 2"/>
+    <w:lsdException w:unhideWhenUsed="0" w:uiPriority="0" w:semiHidden="0" w:name="List Number 3"/>
+    <w:lsdException w:unhideWhenUsed="0" w:uiPriority="0" w:semiHidden="0" w:name="List Number 4"/>
+    <w:lsdException w:unhideWhenUsed="0" w:uiPriority="0" w:semiHidden="0" w:name="List Number 5"/>
+    <w:lsdException w:qFormat="1" w:unhideWhenUsed="0" w:uiPriority="0" w:semiHidden="0" w:name="Title"/>
+    <w:lsdException w:unhideWhenUsed="0" w:uiPriority="0" w:semiHidden="0" w:name="Closing"/>
+    <w:lsdException w:unhideWhenUsed="0" w:uiPriority="0" w:semiHidden="0" w:name="Signature"/>
+    <w:lsdException w:qFormat="1" w:unhideWhenUsed="0" w:uiPriority="0" w:name="Default Paragraph Font"/>
+    <w:lsdException w:qFormat="1" w:unhideWhenUsed="0" w:uiPriority="0" w:name="Body Text"/>
+    <w:lsdException w:unhideWhenUsed="0" w:uiPriority="0" w:semiHidden="0" w:name="Body Text Indent"/>
+    <w:lsdException w:unhideWhenUsed="0" w:uiPriority="0" w:semiHidden="0" w:name="List Continue"/>
+    <w:lsdException w:unhideWhenUsed="0" w:uiPriority="0" w:semiHidden="0" w:name="List Continue 2"/>
+    <w:lsdException w:unhideWhenUsed="0" w:uiPriority="0" w:semiHidden="0" w:name="List Continue 3"/>
+    <w:lsdException w:unhideWhenUsed="0" w:uiPriority="0" w:semiHidden="0" w:name="List Continue 4"/>
+    <w:lsdException w:unhideWhenUsed="0" w:uiPriority="0" w:semiHidden="0" w:name="List Continue 5"/>
+    <w:lsdException w:unhideWhenUsed="0" w:uiPriority="0" w:semiHidden="0" w:name="Message Header"/>
+    <w:lsdException w:qFormat="1" w:unhideWhenUsed="0" w:uiPriority="0" w:semiHidden="0" w:name="Subtitle"/>
+    <w:lsdException w:unhideWhenUsed="0" w:uiPriority="0" w:semiHidden="0" w:name="Salutation"/>
+    <w:lsdException w:unhideWhenUsed="0" w:uiPriority="0" w:semiHidden="0" w:name="Date"/>
+    <w:lsdException w:unhideWhenUsed="0" w:uiPriority="0" w:semiHidden="0" w:name="Body Text First Indent"/>
+    <w:lsdException w:unhideWhenUsed="0" w:uiPriority="0" w:semiHidden="0" w:name="Body Text First Indent 2"/>
+    <w:lsdException w:uiPriority="99" w:name="Note Heading"/>
+    <w:lsdException w:unhideWhenUsed="0" w:uiPriority="0" w:semiHidden="0" w:name="Body Text 2"/>
+    <w:lsdException w:unhideWhenUsed="0" w:uiPriority="0" w:semiHidden="0" w:name="Body Text 3"/>
+    <w:lsdException w:unhideWhenUsed="0" w:uiPriority="0" w:semiHidden="0" w:name="Body Text Indent 2"/>
+    <w:lsdException w:unhideWhenUsed="0" w:uiPriority="0" w:semiHidden="0" w:name="Body Text Indent 3"/>
+    <w:lsdException w:unhideWhenUsed="0" w:uiPriority="0" w:semiHidden="0" w:name="Block Text"/>
+    <w:lsdException w:unhideWhenUsed="0" w:uiPriority="0" w:semiHidden="0" w:name="Hyperlink"/>
+    <w:lsdException w:unhideWhenUsed="0" w:uiPriority="0" w:semiHidden="0" w:name="FollowedHyperlink"/>
+    <w:lsdException w:qFormat="1" w:unhideWhenUsed="0" w:uiPriority="0" w:semiHidden="0" w:name="Strong"/>
+    <w:lsdException w:qFormat="1" w:unhideWhenUsed="0" w:uiPriority="0" w:semiHidden="0" w:name="Emphasis"/>
+    <w:lsdException w:unhideWhenUsed="0" w:uiPriority="0" w:semiHidden="0" w:name="Document Map"/>
+    <w:lsdException w:unhideWhenUsed="0" w:uiPriority="0" w:semiHidden="0" w:name="Plain Text"/>
+    <w:lsdException w:unhideWhenUsed="0" w:uiPriority="0" w:semiHidden="0" w:name="E-mail Signature"/>
+    <w:lsdException w:qFormat="1" w:unhideWhenUsed="0" w:uiPriority="0" w:semiHidden="0" w:name="Normal (Web)"/>
+    <w:lsdException w:unhideWhenUsed="0" w:uiPriority="0" w:semiHidden="0" w:name="HTML Acronym"/>
+    <w:lsdException w:unhideWhenUsed="0" w:uiPriority="0" w:semiHidden="0" w:name="HTML Address"/>
+    <w:lsdException w:unhideWhenUsed="0" w:uiPriority="0" w:semiHidden="0" w:name="HTML Cite"/>
+    <w:lsdException w:unhideWhenUsed="0" w:uiPriority="0" w:semiHidden="0" w:name="HTML Code"/>
+    <w:lsdException w:unhideWhenUsed="0" w:uiPriority="0" w:semiHidden="0" w:name="HTML Definition"/>
+    <w:lsdException w:unhideWhenUsed="0" w:uiPriority="0" w:semiHidden="0" w:name="HTML Keyboard"/>
+    <w:lsdException w:unhideWhenUsed="0" w:uiPriority="0" w:semiHidden="0" w:name="HTML Preformatted"/>
+    <w:lsdException w:unhideWhenUsed="0" w:uiPriority="0" w:semiHidden="0" w:name="HTML Sample"/>
+    <w:lsdException w:unhideWhenUsed="0" w:uiPriority="0" w:semiHidden="0" w:name="HTML Typewriter"/>
+    <w:lsdException w:unhideWhenUsed="0" w:uiPriority="0" w:semiHidden="0" w:name="HTML Variable"/>
+    <w:lsdException w:qFormat="1" w:unhideWhenUsed="0" w:uiPriority="0" w:name="Normal Table"/>
+    <w:lsdException w:unhideWhenUsed="0" w:uiPriority="0" w:semiHidden="0" w:name="annotation subject"/>
+    <w:lsdException w:unhideWhenUsed="0" w:uiPriority="0" w:semiHidden="0" w:name="Table Simple 1"/>
+    <w:lsdException w:unhideWhenUsed="0" w:uiPriority="0" w:semiHidden="0" w:name="Table Simple 2"/>
+    <w:lsdException w:unhideWhenUsed="0" w:uiPriority="0" w:semiHidden="0" w:name="Table Simple 3"/>
+    <w:lsdException w:unhideWhenUsed="0" w:uiPriority="0" w:semiHidden="0" w:name="Table Classic 1"/>
+    <w:lsdException w:unhideWhenUsed="0" w:uiPriority="0" w:semiHidden="0" w:name="Table Classic 2"/>
+    <w:lsdException w:unhideWhenUsed="0" w:uiPriority="0" w:semiHidden="0" w:name="Table Classic 3"/>
+    <w:lsdException w:unhideWhenUsed="0" w:uiPriority="0" w:semiHidden="0" w:name="Table Classic 4"/>
+    <w:lsdException w:unhideWhenUsed="0" w:uiPriority="0" w:semiHidden="0" w:name="Table Colorful 1"/>
+    <w:lsdException w:unhideWhenUsed="0" w:uiPriority="0" w:semiHidden="0" w:name="Table Colorful 2"/>
+    <w:lsdException w:unhideWhenUsed="0" w:uiPriority="0" w:semiHidden="0" w:name="Table Colorful 3"/>
+    <w:lsdException w:unhideWhenUsed="0" w:uiPriority="0" w:semiHidden="0" w:name="Table Columns 1"/>
+    <w:lsdException w:unhideWhenUsed="0" w:uiPriority="0" w:semiHidden="0" w:name="Table Columns 2"/>
+    <w:lsdException w:unhideWhenUsed="0" w:uiPriority="0" w:semiHidden="0" w:name="Table Columns 3"/>
+    <w:lsdException w:unhideWhenUsed="0" w:uiPriority="0" w:semiHidden="0" w:name="Table Columns 4"/>
+    <w:lsdException w:unhideWhenUsed="0" w:uiPriority="0" w:semiHidden="0" w:name="Table Columns 5"/>
+    <w:lsdException w:unhideWhenUsed="0" w:uiPriority="0" w:semiHidden="0" w:name="Table Grid 1"/>
+    <w:lsdException w:unhideWhenUsed="0" w:uiPriority="0" w:semiHidden="0" w:name="Table Grid 2"/>
+    <w:lsdException w:unhideWhenUsed="0" w:uiPriority="0" w:semiHidden="0" w:name="Table Grid 3"/>
+    <w:lsdException w:unhideWhenUsed="0" w:uiPriority="0" w:semiHidden="0" w:name="Table Grid 4"/>
+    <w:lsdException w:unhideWhenUsed="0" w:uiPriority="0" w:semiHidden="0" w:name="Table Grid 5"/>
+    <w:lsdException w:unhideWhenUsed="0" w:uiPriority="0" w:semiHidden="0" w:name="Table Grid 6"/>
+    <w:lsdException w:unhideWhenUsed="0" w:uiPriority="0" w:semiHidden="0" w:name="Table Grid 7"/>
+    <w:lsdException w:unhideWhenUsed="0" w:uiPriority="0" w:semiHidden="0" w:name="Table Grid 8"/>
+    <w:lsdException w:unhideWhenUsed="0" w:uiPriority="0" w:semiHidden="0" w:name="Table List 1"/>
+    <w:lsdException w:unhideWhenUsed="0" w:uiPriority="0" w:semiHidden="0" w:name="Table List 2"/>
+    <w:lsdException w:unhideWhenUsed="0" w:uiPriority="0" w:semiHidden="0" w:name="Table List 3"/>
+    <w:lsdException w:unhideWhenUsed="0" w:uiPriority="0" w:semiHidden="0" w:name="Table List 4"/>
+    <w:lsdException w:unhideWhenUsed="0" w:uiPriority="0" w:semiHidden="0" w:name="Table List 5"/>
+    <w:lsdException w:unhideWhenUsed="0" w:uiPriority="0" w:semiHidden="0" w:name="Table List 6"/>
+    <w:lsdException w:unhideWhenUsed="0" w:uiPriority="0" w:semiHidden="0" w:name="Table List 7"/>
+    <w:lsdException w:unhideWhenUsed="0" w:uiPriority="0" w:semiHidden="0" w:name="Table List 8"/>
+    <w:lsdException w:unhideWhenUsed="0" w:uiPriority="0" w:semiHidden="0" w:name="Table 3D effects 1"/>
+    <w:lsdException w:unhideWhenUsed="0" w:uiPriority="0" w:semiHidden="0" w:name="Table 3D effects 2"/>
+    <w:lsdException w:unhideWhenUsed="0" w:uiPriority="0" w:semiHidden="0" w:name="Table 3D effects 3"/>
+    <w:lsdException w:unhideWhenUsed="0" w:uiPriority="0" w:semiHidden="0" w:name="Table Contemporary"/>
+    <w:lsdException w:unhideWhenUsed="0" w:uiPriority="0" w:semiHidden="0" w:name="Table Elegant"/>
+    <w:lsdException w:unhideWhenUsed="0" w:uiPriority="0" w:semiHidden="0" w:name="Table Professional"/>
+    <w:lsdException w:unhideWhenUsed="0" w:uiPriority="0" w:semiHidden="0" w:name="Table Subtle 1"/>
+    <w:lsdException w:unhideWhenUsed="0" w:uiPriority="0" w:semiHidden="0" w:name="Table Subtle 2"/>
+    <w:lsdException w:unhideWhenUsed="0" w:uiPriority="0" w:semiHidden="0" w:name="Table Web 1"/>
+    <w:lsdException w:unhideWhenUsed="0" w:uiPriority="0" w:semiHidden="0" w:name="Table Web 2"/>
+    <w:lsdException w:unhideWhenUsed="0" w:uiPriority="0" w:semiHidden="0" w:name="Table Web 3"/>
+    <w:lsdException w:unhideWhenUsed="0" w:uiPriority="0" w:semiHidden="0" w:name="Balloon Text"/>
+    <w:lsdException w:qFormat="1" w:unhideWhenUsed="0" w:uiPriority="0" w:semiHidden="0" w:name="Table Grid"/>
+    <w:lsdException w:unhideWhenUsed="0" w:uiPriority="0" w:semiHidden="0" w:name="Table Theme"/>
+    <w:lsdException w:unhideWhenUsed="0" w:uiPriority="60" w:semiHidden="0" w:name="Light Shading"/>
+    <w:lsdException w:unhideWhenUsed="0" w:uiPriority="61" w:semiHidden="0" w:name="Light List"/>
+    <w:lsdException w:unhideWhenUsed="0" w:uiPriority="62" w:semiHidden="0" w:name="Light Grid"/>
+    <w:lsdException w:unhideWhenUsed="0" w:uiPriority="63" w:semiHidden="0" w:name="Medium Shading 1"/>
+    <w:lsdException w:unhideWhenUsed="0" w:uiPriority="64" w:semiHidden="0" w:name="Medium Shading 2"/>
+    <w:lsdException w:unhideWhenUsed="0" w:uiPriority="65" w:semiHidden="0" w:name="Medium List 1"/>
+    <w:lsdException w:unhideWhenUsed="0" w:uiPriority="66" w:semiHidden="0" w:name="Medium List 2"/>
+    <w:lsdException w:unhideWhenUsed="0" w:uiPriority="67" w:semiHidden="0" w:name="Medium Grid 1"/>
+    <w:lsdException w:unhideWhenUsed="0" w:uiPriority="68" w:semiHidden="0" w:name="Medium Grid 2"/>
+    <w:lsdException w:unhideWhenUsed="0" w:uiPriority="69" w:semiHidden="0" w:name="Medium Grid 3"/>
+    <w:lsdException w:unhideWhenUsed="0" w:uiPriority="70" w:semiHidden="0" w:name="Dark List"/>
+    <w:lsdException w:unhideWhenUsed="0" w:uiPriority="71" w:semiHidden="0" w:name="Colorful Shading"/>
+    <w:lsdException w:unhideWhenUsed="0" w:uiPriority="72" w:semiHidden="0" w:name="Colorful List"/>
+    <w:lsdException w:unhideWhenUsed="0" w:uiPriority="73" w:semiHidden="0" w:name="Colorful Grid"/>
+    <w:lsdException w:unhideWhenUsed="0" w:uiPriority="60" w:semiHidden="0" w:name="Light Shading Accent 1"/>
+    <w:lsdException w:unhideWhenUsed="0" w:uiPriority="61" w:semiHidden="0" w:name="Light List Accent 1"/>
+    <w:lsdException w:unhideWhenUsed="0" w:uiPriority="62" w:semiHidden="0" w:name="Light Grid Accent 1"/>
+    <w:lsdException w:unhideWhenUsed="0" w:uiPriority="63" w:semiHidden="0" w:name="Medium Shading 1 Accent 1"/>
+    <w:lsdException w:unhideWhenUsed="0" w:uiPriority="64" w:semiHidden="0" w:name="Medium Shading 2 Accent 1"/>
+    <w:lsdException w:unhideWhenUsed="0" w:uiPriority="65" w:semiHidden="0" w:name="Medium List 1 Accent 1"/>
+    <w:lsdException w:unhideWhenUsed="0" w:uiPriority="66" w:semiHidden="0" w:name="Medium List 2 Accent 1"/>
+    <w:lsdException w:unhideWhenUsed="0" w:uiPriority="67" w:semiHidden="0" w:name="Medium Grid 1 Accent 1"/>
+    <w:lsdException w:unhideWhenUsed="0" w:uiPriority="68" w:semiHidden="0" w:name="Medium Grid 2 Accent 1"/>
+    <w:lsdException w:unhideWhenUsed="0" w:uiPriority="69" w:semiHidden="0" w:name="Medium Grid 3 Accent 1"/>
+    <w:lsdException w:unhideWhenUsed="0" w:uiPriority="70" w:semiHidden="0" w:name="Dark List Accent 1"/>
+    <w:lsdException w:unhideWhenUsed="0" w:uiPriority="71" w:semiHidden="0" w:name="Colorful Shading Accent 1"/>
+    <w:lsdException w:unhideWhenUsed="0" w:uiPriority="72" w:semiHidden="0" w:name="Colorful List Accent 1"/>
+    <w:lsdException w:unhideWhenUsed="0" w:uiPriority="73" w:semiHidden="0" w:name="Colorful Grid Accent 1"/>
+    <w:lsdException w:unhideWhenUsed="0" w:uiPriority="60" w:semiHidden="0" w:name="Light Shading Accent 2"/>
+    <w:lsdException w:unhideWhenUsed="0" w:uiPriority="61" w:semiHidden="0" w:name="Light List Accent 2"/>
+    <w:lsdException w:unhideWhenUsed="0" w:uiPriority="62" w:semiHidden="0" w:name="Light Grid Accent 2"/>
+    <w:lsdException w:unhideWhenUsed="0" w:uiPriority="63" w:semiHidden="0" w:name="Medium Shading 1 Accent 2"/>
+    <w:lsdException w:unhideWhenUsed="0" w:uiPriority="64" w:semiHidden="0" w:name="Medium Shading 2 Accent 2"/>
+    <w:lsdException w:unhideWhenUsed="0" w:uiPriority="65" w:semiHidden="0" w:name="Medium List 1 Accent 2"/>
+    <w:lsdException w:unhideWhenUsed="0" w:uiPriority="66" w:semiHidden="0" w:name="Medium List 2 Accent 2"/>
+    <w:lsdException w:unhideWhenUsed="0" w:uiPriority="67" w:semiHidden="0" w:name="Medium Grid 1 Accent 2"/>
+    <w:lsdException w:unhideWhenUsed="0" w:uiPriority="68" w:semiHidden="0" w:name="Medium Grid 2 Accent 2"/>
+    <w:lsdException w:unhideWhenUsed="0" w:uiPriority="69" w:semiHidden="0" w:name="Medium Grid 3 Accent 2"/>
+    <w:lsdException w:unhideWhenUsed="0" w:uiPriority="70" w:semiHidden="0" w:name="Dark List Accent 2"/>
+    <w:lsdException w:unhideWhenUsed="0" w:uiPriority="71" w:semiHidden="0" w:name="Colorful Shading Accent 2"/>
+    <w:lsdException w:unhideWhenUsed="0" w:uiPriority="72" w:semiHidden="0" w:name="Colorful List Accent 2"/>
+    <w:lsdException w:unhideWhenUsed="0" w:uiPriority="73" w:semiHidden="0" w:name="Colorful Grid Accent 2"/>
+    <w:lsdException w:unhideWhenUsed="0" w:uiPriority="60" w:semiHidden="0" w:name="Light Shading Accent 3"/>
+    <w:lsdException w:unhideWhenUsed="0" w:uiPriority="61" w:semiHidden="0" w:name="Light List Accent 3"/>
+    <w:lsdException w:unhideWhenUsed="0" w:uiPriority="62" w:semiHidden="0" w:name="Light Grid Accent 3"/>
+    <w:lsdException w:unhideWhenUsed="0" w:uiPriority="63" w:semiHidden="0" w:name="Medium Shading 1 Accent 3"/>
+    <w:lsdException w:unhideWhenUsed="0" w:uiPriority="64" w:semiHidden="0" w:name="Medium Shading 2 Accent 3"/>
+    <w:lsdException w:unhideWhenUsed="0" w:uiPriority="65" w:semiHidden="0" w:name="Medium List 1 Accent 3"/>
+    <w:lsdException w:unhideWhenUsed="0" w:uiPriority="66" w:semiHidden="0" w:name="Medium List 2 Accent 3"/>
+    <w:lsdException w:unhideWhenUsed="0" w:uiPriority="67" w:semiHidden="0" w:name="Medium Grid 1 Accent 3"/>
+    <w:lsdException w:unhideWhenUsed="0" w:uiPriority="68" w:semiHidden="0" w:name="Medium Grid 2 Accent 3"/>
+    <w:lsdException w:unhideWhenUsed="0" w:uiPriority="69" w:semiHidden="0" w:name="Medium Grid 3 Accent 3"/>
+    <w:lsdException w:unhideWhenUsed="0" w:uiPriority="70" w:semiHidden="0" w:name="Dark List Accent 3"/>
+    <w:lsdException w:unhideWhenUsed="0" w:uiPriority="71" w:semiHidden="0" w:name="Colorful Shading Accent 3"/>
+    <w:lsdException w:unhideWhenUsed="0" w:uiPriority="72" w:semiHidden="0" w:name="Colorful List Accent 3"/>
+    <w:lsdException w:unhideWhenUsed="0" w:uiPriority="73" w:semiHidden="0" w:name="Colorful Grid Accent 3"/>
+    <w:lsdException w:unhideWhenUsed="0" w:uiPriority="60" w:semiHidden="0" w:name="Light Shading Accent 4"/>
+    <w:lsdException w:unhideWhenUsed="0" w:uiPriority="61" w:semiHidden="0" w:name="Light List Accent 4"/>
+    <w:lsdException w:unhideWhenUsed="0" w:uiPriority="62" w:semiHidden="0" w:name="Light Grid Accent 4"/>
+    <w:lsdException w:unhideWhenUsed="0" w:uiPriority="63" w:semiHidden="0" w:name="Medium Shading 1 Accent 4"/>
+    <w:lsdException w:unhideWhenUsed="0" w:uiPriority="64" w:semiHidden="0" w:name="Medium Shading 2 Accent 4"/>
+    <w:lsdException w:unhideWhenUsed="0" w:uiPriority="65" w:semiHidden="0" w:name="Medium List 1 Accent 4"/>
+    <w:lsdException w:unhideWhenUsed="0" w:uiPriority="66" w:semiHidden="0" w:name="Medium List 2 Accent 4"/>
+    <w:lsdException w:unhideWhenUsed="0" w:uiPriority="67" w:semiHidden="0" w:name="Medium Grid 1 Accent 4"/>
+    <w:lsdException w:unhideWhenUsed="0" w:uiPriority="68" w:semiHidden="0" w:name="Medium Grid 2 Accent 4"/>
+    <w:lsdException w:unhideWhenUsed="0" w:uiPriority="69" w:semiHidden="0" w:name="Medium Grid 3 Accent 4"/>
+    <w:lsdException w:unhideWhenUsed="0" w:uiPriority="70" w:semiHidden="0" w:name="Dark List Accent 4"/>
+    <w:lsdException w:unhideWhenUsed="0" w:uiPriority="71" w:semiHidden="0" w:name="Colorful Shading Accent 4"/>
+    <w:lsdException w:unhideWhenUsed="0" w:uiPriority="72" w:semiHidden="0" w:name="Colorful List Accent 4"/>
+    <w:lsdException w:unhideWhenUsed="0" w:uiPriority="73" w:semiHidden="0" w:name="Colorful Grid Accent 4"/>
+    <w:lsdException w:unhideWhenUsed="0" w:uiPriority="60" w:semiHidden="0" w:name="Light Shading Accent 5"/>
+    <w:lsdException w:unhideWhenUsed="0" w:uiPriority="61" w:semiHidden="0" w:name="Light List Accent 5"/>
+    <w:lsdException w:unhideWhenUsed="0" w:uiPriority="62" w:semiHidden="0" w:name="Light Grid Accent 5"/>
+    <w:lsdException w:unhideWhenUsed="0" w:uiPriority="63" w:semiHidden="0" w:name="Medium Shading 1 Accent 5"/>
+    <w:lsdException w:unhideWhenUsed="0" w:uiPriority="64" w:semiHidden="0" w:name="Medium Shading 2 Accent 5"/>
+    <w:lsdException w:unhideWhenUsed="0" w:uiPriority="65" w:semiHidden="0" w:name="Medium List 1 Accent 5"/>
+    <w:lsdException w:unhideWhenUsed="0" w:uiPriority="66" w:semiHidden="0" w:name="Medium List 2 Accent 5"/>
+    <w:lsdException w:unhideWhenUsed="0" w:uiPriority="67" w:semiHidden="0" w:name="Medium Grid 1 Accent 5"/>
+    <w:lsdException w:unhideWhenUsed="0" w:uiPriority="68" w:semiHidden="0" w:name="Medium Grid 2 Accent 5"/>
+    <w:lsdException w:unhideWhenUsed="0" w:uiPriority="69" w:semiHidden="0" w:name="Medium Grid 3 Accent 5"/>
+    <w:lsdException w:unhideWhenUsed="0" w:uiPriority="70" w:semiHidden="0" w:name="Dark List Accent 5"/>
+    <w:lsdException w:unhideWhenUsed="0" w:uiPriority="71" w:semiHidden="0" w:name="Colorful Shading Accent 5"/>
+    <w:lsdException w:unhideWhenUsed="0" w:uiPriority="72" w:semiHidden="0" w:name="Colorful List Accent 5"/>
+    <w:lsdException w:unhideWhenUsed="0" w:uiPriority="73" w:semiHidden="0" w:name="Colorful Grid Accent 5"/>
+    <w:lsdException w:unhideWhenUsed="0" w:uiPriority="60" w:semiHidden="0" w:name="Light Shading Accent 6"/>
+    <w:lsdException w:unhideWhenUsed="0" w:uiPriority="61" w:semiHidden="0" w:name="Light List Accent 6"/>
+    <w:lsdException w:unhideWhenUsed="0" w:uiPriority="62" w:semiHidden="0" w:name="Light Grid Accent 6"/>
+    <w:lsdException w:unhideWhenUsed="0" w:uiPriority="63" w:semiHidden="0" w:name="Medium Shading 1 Accent 6"/>
+    <w:lsdException w:unhideWhenUsed="0" w:uiPriority="64" w:semiHidden="0" w:name="Medium Shading 2 Accent 6"/>
+    <w:lsdException w:unhideWhenUsed="0" w:uiPriority="65" w:semiHidden="0" w:name="Medium List 1 Accent 6"/>
+    <w:lsdException w:unhideWhenUsed="0" w:uiPriority="66" w:semiHidden="0" w:name="Medium List 2 Accent 6"/>
+    <w:lsdException w:unhideWhenUsed="0" w:uiPriority="67" w:semiHidden="0" w:name="Medium Grid 1 Accent 6"/>
+    <w:lsdException w:unhideWhenUsed="0" w:uiPriority="68" w:semiHidden="0" w:name="Medium Grid 2 Accent 6"/>
+    <w:lsdException w:unhideWhenUsed="0" w:uiPriority="69" w:semiHidden="0" w:name="Medium Grid 3 Accent 6"/>
+    <w:lsdException w:unhideWhenUsed="0" w:uiPriority="70" w:semiHidden="0" w:name="Dark List Accent 6"/>
+    <w:lsdException w:unhideWhenUsed="0" w:uiPriority="71" w:semiHidden="0" w:name="Colorful Shading Accent 6"/>
+    <w:lsdException w:unhideWhenUsed="0" w:uiPriority="72" w:semiHidden="0" w:name="Colorful List Accent 6"/>
+    <w:lsdException w:unhideWhenUsed="0" w:uiPriority="73" w:semiHidden="0" w:name="Colorful Grid Accent 6"/>
   </w:latentStyles>
-  <w:style w:type="paragraph" w:default="1" w:styleId="Normal">
+  <w:style w:type="paragraph" w:default="1" w:styleId="1">
     <w:name w:val="Normal"/>
     <w:qFormat/>
+    <w:uiPriority w:val="0"/>
     <w:pPr>
       <w:kinsoku w:val="0"/>
       <w:autoSpaceDE w:val="0"/>
@@ -9546,7 +9705,7 @@
       <w:textAlignment w:val="baseline"/>
     </w:pPr>
     <w:rPr>
-      <w:rFonts w:ascii="Arial" w:eastAsia="宋体" w:hAnsi="Arial" w:cs="Arial"/>
+      <w:rFonts w:ascii="Arial" w:hAnsi="Arial" w:eastAsia="宋体" w:cs="Arial"/>
       <w:snapToGrid w:val="0"/>
       <w:color w:val="000000"/>
       <w:kern w:val="0"/>
@@ -9555,11 +9714,12 @@
       <w:lang w:val="en-US" w:eastAsia="en-US" w:bidi="ar-SA"/>
     </w:rPr>
   </w:style>
-  <w:style w:type="paragraph" w:styleId="Heading1">
+  <w:style w:type="paragraph" w:styleId="2">
     <w:name w:val="heading 1"/>
-    <w:basedOn w:val="Normal"/>
-    <w:next w:val="Normal"/>
+    <w:basedOn w:val="1"/>
+    <w:next w:val="1"/>
     <w:qFormat/>
+    <w:uiPriority w:val="0"/>
     <w:pPr>
       <w:keepNext/>
       <w:keepLines/>
@@ -9577,12 +9737,13 @@
       <w:sz w:val="44"/>
     </w:rPr>
   </w:style>
-  <w:style w:type="paragraph" w:styleId="Heading2">
+  <w:style w:type="paragraph" w:styleId="3">
     <w:name w:val="heading 2"/>
-    <w:basedOn w:val="Normal"/>
-    <w:next w:val="Normal"/>
+    <w:basedOn w:val="1"/>
+    <w:next w:val="1"/>
     <w:unhideWhenUsed/>
     <w:qFormat/>
+    <w:uiPriority w:val="0"/>
     <w:pPr>
       <w:keepNext/>
       <w:keepLines/>
@@ -9595,18 +9756,19 @@
       <w:outlineLvl w:val="1"/>
     </w:pPr>
     <w:rPr>
-      <w:rFonts w:ascii="Arial" w:eastAsia="黑体" w:hAnsi="Arial"/>
+      <w:rFonts w:ascii="Arial" w:hAnsi="Arial" w:eastAsia="黑体"/>
       <w:b/>
       <w:sz w:val="32"/>
     </w:rPr>
   </w:style>
-  <w:style w:type="paragraph" w:styleId="Heading3">
+  <w:style w:type="paragraph" w:styleId="4">
     <w:name w:val="heading 3"/>
-    <w:basedOn w:val="Normal"/>
-    <w:next w:val="Normal"/>
+    <w:basedOn w:val="1"/>
+    <w:next w:val="1"/>
     <w:semiHidden/>
     <w:unhideWhenUsed/>
     <w:qFormat/>
+    <w:uiPriority w:val="0"/>
     <w:pPr>
       <w:keepNext/>
       <w:keepLines/>
@@ -9623,12 +9785,13 @@
       <w:sz w:val="32"/>
     </w:rPr>
   </w:style>
-  <w:style w:type="paragraph" w:styleId="Heading4">
+  <w:style w:type="paragraph" w:styleId="5">
     <w:name w:val="heading 4"/>
-    <w:basedOn w:val="Normal"/>
-    <w:next w:val="Normal"/>
+    <w:basedOn w:val="1"/>
+    <w:next w:val="1"/>
     <w:unhideWhenUsed/>
     <w:qFormat/>
+    <w:uiPriority w:val="0"/>
     <w:pPr>
       <w:keepNext/>
       <w:keepLines/>
@@ -9641,18 +9804,19 @@
       <w:outlineLvl w:val="3"/>
     </w:pPr>
     <w:rPr>
-      <w:rFonts w:ascii="Arial" w:eastAsia="黑体" w:hAnsi="Arial"/>
+      <w:rFonts w:ascii="Arial" w:hAnsi="Arial" w:eastAsia="黑体"/>
       <w:b/>
       <w:sz w:val="28"/>
     </w:rPr>
   </w:style>
-  <w:style w:type="paragraph" w:styleId="Heading5">
+  <w:style w:type="paragraph" w:styleId="6">
     <w:name w:val="heading 5"/>
-    <w:basedOn w:val="Normal"/>
-    <w:next w:val="Normal"/>
+    <w:basedOn w:val="1"/>
+    <w:next w:val="1"/>
     <w:semiHidden/>
     <w:unhideWhenUsed/>
     <w:qFormat/>
+    <w:uiPriority w:val="0"/>
     <w:pPr>
       <w:keepNext/>
       <w:keepLines/>
@@ -9669,13 +9833,14 @@
       <w:sz w:val="28"/>
     </w:rPr>
   </w:style>
-  <w:style w:type="paragraph" w:styleId="Heading6">
+  <w:style w:type="paragraph" w:styleId="7">
     <w:name w:val="heading 6"/>
-    <w:basedOn w:val="Normal"/>
-    <w:next w:val="Normal"/>
+    <w:basedOn w:val="1"/>
+    <w:next w:val="1"/>
     <w:semiHidden/>
     <w:unhideWhenUsed/>
     <w:qFormat/>
+    <w:uiPriority w:val="0"/>
     <w:pPr>
       <w:keepNext/>
       <w:keepLines/>
@@ -9688,18 +9853,19 @@
       <w:outlineLvl w:val="5"/>
     </w:pPr>
     <w:rPr>
-      <w:rFonts w:ascii="Arial" w:eastAsia="黑体" w:hAnsi="Arial"/>
+      <w:rFonts w:ascii="Arial" w:hAnsi="Arial" w:eastAsia="黑体"/>
       <w:b/>
       <w:sz w:val="24"/>
     </w:rPr>
   </w:style>
-  <w:style w:type="paragraph" w:styleId="Heading7">
+  <w:style w:type="paragraph" w:styleId="8">
     <w:name w:val="heading 7"/>
-    <w:basedOn w:val="Normal"/>
-    <w:next w:val="Normal"/>
+    <w:basedOn w:val="1"/>
+    <w:next w:val="1"/>
     <w:semiHidden/>
     <w:unhideWhenUsed/>
     <w:qFormat/>
+    <w:uiPriority w:val="0"/>
     <w:pPr>
       <w:keepNext/>
       <w:keepLines/>
@@ -9716,13 +9882,14 @@
       <w:sz w:val="24"/>
     </w:rPr>
   </w:style>
-  <w:style w:type="paragraph" w:styleId="Heading8">
+  <w:style w:type="paragraph" w:styleId="9">
     <w:name w:val="heading 8"/>
-    <w:basedOn w:val="Normal"/>
-    <w:next w:val="Normal"/>
+    <w:basedOn w:val="1"/>
+    <w:next w:val="1"/>
     <w:semiHidden/>
     <w:unhideWhenUsed/>
     <w:qFormat/>
+    <w:uiPriority w:val="0"/>
     <w:pPr>
       <w:keepNext/>
       <w:keepLines/>
@@ -9735,17 +9902,18 @@
       <w:outlineLvl w:val="7"/>
     </w:pPr>
     <w:rPr>
-      <w:rFonts w:ascii="Arial" w:eastAsia="黑体" w:hAnsi="Arial"/>
+      <w:rFonts w:ascii="Arial" w:hAnsi="Arial" w:eastAsia="黑体"/>
       <w:sz w:val="24"/>
     </w:rPr>
   </w:style>
-  <w:style w:type="paragraph" w:styleId="Heading9">
+  <w:style w:type="paragraph" w:styleId="10">
     <w:name w:val="heading 9"/>
-    <w:basedOn w:val="Normal"/>
-    <w:next w:val="Normal"/>
+    <w:basedOn w:val="1"/>
+    <w:next w:val="1"/>
     <w:semiHidden/>
     <w:unhideWhenUsed/>
     <w:qFormat/>
+    <w:uiPriority w:val="0"/>
     <w:pPr>
       <w:keepNext/>
       <w:keepLines/>
@@ -9758,19 +9926,21 @@
       <w:outlineLvl w:val="8"/>
     </w:pPr>
     <w:rPr>
-      <w:rFonts w:ascii="Arial" w:eastAsia="黑体" w:hAnsi="Arial"/>
+      <w:rFonts w:ascii="Arial" w:hAnsi="Arial" w:eastAsia="黑体"/>
       <w:sz w:val="21"/>
     </w:rPr>
   </w:style>
-  <w:style w:type="character" w:default="1" w:styleId="DefaultParagraphFont">
+  <w:style w:type="character" w:default="1" w:styleId="22">
     <w:name w:val="Default Paragraph Font"/>
     <w:semiHidden/>
     <w:qFormat/>
+    <w:uiPriority w:val="0"/>
   </w:style>
-  <w:style w:type="table" w:default="1" w:styleId="TableNormal">
+  <w:style w:type="table" w:default="1" w:styleId="20">
     <w:name w:val="Normal Table"/>
     <w:semiHidden/>
     <w:qFormat/>
+    <w:uiPriority w:val="0"/>
     <w:tblPr>
       <w:tblCellMar>
         <w:top w:w="0" w:type="dxa"/>
@@ -9780,39 +9950,43 @@
       </w:tblCellMar>
     </w:tblPr>
   </w:style>
-  <w:style w:type="paragraph" w:styleId="CommentText">
+  <w:style w:type="paragraph" w:styleId="11">
     <w:name w:val="annotation text"/>
-    <w:basedOn w:val="Normal"/>
+    <w:basedOn w:val="1"/>
     <w:qFormat/>
+    <w:uiPriority w:val="0"/>
     <w:pPr>
       <w:jc w:val="left"/>
     </w:pPr>
   </w:style>
-  <w:style w:type="paragraph" w:styleId="BodyText">
+  <w:style w:type="paragraph" w:styleId="12">
     <w:name w:val="Body Text"/>
-    <w:basedOn w:val="Normal"/>
+    <w:basedOn w:val="1"/>
     <w:semiHidden/>
     <w:qFormat/>
+    <w:uiPriority w:val="0"/>
     <w:rPr>
-      <w:rFonts w:ascii="Arial" w:eastAsia="Arial" w:hAnsi="Arial" w:cs="Arial"/>
+      <w:rFonts w:ascii="Arial" w:hAnsi="Arial" w:eastAsia="Arial" w:cs="Arial"/>
       <w:sz w:val="21"/>
       <w:szCs w:val="21"/>
       <w:lang w:val="en-US" w:eastAsia="en-US" w:bidi="ar-SA"/>
     </w:rPr>
   </w:style>
-  <w:style w:type="paragraph" w:styleId="TOC3">
+  <w:style w:type="paragraph" w:styleId="13">
     <w:name w:val="toc 3"/>
-    <w:basedOn w:val="Normal"/>
-    <w:next w:val="Normal"/>
+    <w:basedOn w:val="1"/>
+    <w:next w:val="1"/>
     <w:qFormat/>
+    <w:uiPriority w:val="0"/>
     <w:pPr>
       <w:ind w:left="840" w:leftChars="400"/>
     </w:pPr>
   </w:style>
-  <w:style w:type="paragraph" w:styleId="Footer">
+  <w:style w:type="paragraph" w:styleId="14">
     <w:name w:val="footer"/>
-    <w:basedOn w:val="Normal"/>
+    <w:basedOn w:val="1"/>
     <w:qFormat/>
+    <w:uiPriority w:val="0"/>
     <w:pPr>
       <w:tabs>
         <w:tab w:val="center" w:pos="4153"/>
@@ -9825,16 +9999,17 @@
       <w:sz w:val="18"/>
     </w:rPr>
   </w:style>
-  <w:style w:type="paragraph" w:styleId="Header">
+  <w:style w:type="paragraph" w:styleId="15">
     <w:name w:val="header"/>
-    <w:basedOn w:val="Normal"/>
+    <w:basedOn w:val="1"/>
     <w:qFormat/>
+    <w:uiPriority w:val="0"/>
     <w:pPr>
       <w:pBdr>
-        <w:top w:val="nil"/>
-        <w:left w:val="nil"/>
-        <w:bottom w:val="nil"/>
-        <w:right w:val="nil"/>
+        <w:top w:val="none" w:color="auto" w:sz="0" w:space="0"/>
+        <w:left w:val="none" w:color="auto" w:sz="0" w:space="0"/>
+        <w:bottom w:val="none" w:color="auto" w:sz="0" w:space="0"/>
+        <w:right w:val="none" w:color="auto" w:sz="0" w:space="0"/>
       </w:pBdr>
       <w:tabs>
         <w:tab w:val="center" w:pos="4153"/>
@@ -9849,37 +10024,41 @@
       <w:sz w:val="18"/>
     </w:rPr>
   </w:style>
-  <w:style w:type="paragraph" w:styleId="TOC1">
+  <w:style w:type="paragraph" w:styleId="16">
     <w:name w:val="toc 1"/>
-    <w:basedOn w:val="Normal"/>
-    <w:next w:val="Normal"/>
+    <w:basedOn w:val="1"/>
+    <w:next w:val="1"/>
     <w:qFormat/>
+    <w:uiPriority w:val="0"/>
     <w:rPr>
-      <w:rFonts w:ascii="Arial" w:eastAsia="Microsoft JhengHei" w:hAnsi="Arial"/>
+      <w:rFonts w:ascii="Arial" w:hAnsi="Arial" w:eastAsia="Microsoft JhengHei"/>
       <w:sz w:val="24"/>
     </w:rPr>
   </w:style>
-  <w:style w:type="paragraph" w:styleId="TOC2">
+  <w:style w:type="paragraph" w:styleId="17">
     <w:name w:val="toc 2"/>
-    <w:basedOn w:val="Normal"/>
-    <w:next w:val="Normal"/>
+    <w:basedOn w:val="1"/>
+    <w:next w:val="1"/>
     <w:qFormat/>
+    <w:uiPriority w:val="0"/>
     <w:pPr>
       <w:ind w:left="420" w:leftChars="200"/>
     </w:pPr>
   </w:style>
-  <w:style w:type="paragraph" w:styleId="NormalWeb">
+  <w:style w:type="paragraph" w:styleId="18">
     <w:name w:val="Normal (Web)"/>
-    <w:basedOn w:val="Normal"/>
+    <w:basedOn w:val="1"/>
     <w:qFormat/>
+    <w:uiPriority w:val="0"/>
     <w:rPr>
       <w:sz w:val="24"/>
     </w:rPr>
   </w:style>
-  <w:style w:type="paragraph" w:styleId="Title">
+  <w:style w:type="paragraph" w:styleId="19">
     <w:name w:val="Title"/>
-    <w:basedOn w:val="Normal"/>
+    <w:basedOn w:val="1"/>
     <w:qFormat/>
+    <w:uiPriority w:val="0"/>
     <w:pPr>
       <w:spacing w:before="240" w:beforeLines="0" w:beforeAutospacing="0" w:after="60" w:afterLines="0" w:afterAutospacing="0"/>
       <w:jc w:val="center"/>
@@ -9891,68 +10070,73 @@
       <w:sz w:val="32"/>
     </w:rPr>
   </w:style>
-  <w:style w:type="table" w:styleId="TableGrid">
+  <w:style w:type="table" w:styleId="21">
     <w:name w:val="Table Grid"/>
-    <w:basedOn w:val="TableNormal"/>
+    <w:basedOn w:val="20"/>
     <w:qFormat/>
+    <w:uiPriority w:val="0"/>
     <w:pPr>
       <w:widowControl w:val="0"/>
       <w:jc w:val="both"/>
     </w:pPr>
     <w:tblPr>
       <w:tblBorders>
-        <w:top w:val="single" w:sz="4" w:space="0" w:color="auto"/>
-        <w:left w:val="single" w:sz="4" w:space="0" w:color="auto"/>
-        <w:bottom w:val="single" w:sz="4" w:space="0" w:color="auto"/>
-        <w:right w:val="single" w:sz="4" w:space="0" w:color="auto"/>
-        <w:insideH w:val="single" w:sz="4" w:space="0" w:color="auto"/>
-        <w:insideV w:val="single" w:sz="4" w:space="0" w:color="auto"/>
+        <w:top w:val="single" w:color="auto" w:sz="4" w:space="0"/>
+        <w:left w:val="single" w:color="auto" w:sz="4" w:space="0"/>
+        <w:bottom w:val="single" w:color="auto" w:sz="4" w:space="0"/>
+        <w:right w:val="single" w:color="auto" w:sz="4" w:space="0"/>
+        <w:insideH w:val="single" w:color="auto" w:sz="4" w:space="0"/>
+        <w:insideV w:val="single" w:color="auto" w:sz="4" w:space="0"/>
       </w:tblBorders>
     </w:tblPr>
   </w:style>
-  <w:style w:type="character" w:styleId="Strong">
+  <w:style w:type="character" w:styleId="23">
     <w:name w:val="Strong"/>
-    <w:basedOn w:val="DefaultParagraphFont"/>
+    <w:basedOn w:val="22"/>
     <w:qFormat/>
+    <w:uiPriority w:val="0"/>
     <w:rPr>
       <w:b/>
     </w:rPr>
   </w:style>
-  <w:style w:type="paragraph" w:customStyle="1" w:styleId="a">
+  <w:style w:type="paragraph" w:customStyle="1" w:styleId="24">
     <w:name w:val="柴_公司名"/>
-    <w:basedOn w:val="Title"/>
+    <w:basedOn w:val="19"/>
     <w:qFormat/>
+    <w:uiPriority w:val="0"/>
     <w:pPr>
       <w:spacing w:after="600" w:afterLines="600"/>
     </w:pPr>
     <w:rPr>
-      <w:rFonts w:ascii="宋体" w:eastAsia="宋体" w:hAnsi="宋体" w:cs="宋体" w:hint="eastAsia"/>
+      <w:rFonts w:hint="eastAsia" w:ascii="宋体" w:hAnsi="宋体" w:eastAsia="宋体" w:cs="宋体"/>
       <w:bCs/>
       <w:spacing w:val="-6"/>
       <w:sz w:val="52"/>
       <w:szCs w:val="52"/>
     </w:rPr>
   </w:style>
-  <w:style w:type="paragraph" w:customStyle="1" w:styleId="a0">
+  <w:style w:type="paragraph" w:customStyle="1" w:styleId="25">
     <w:name w:val="柴_文档名"/>
-    <w:basedOn w:val="Title"/>
+    <w:basedOn w:val="19"/>
     <w:qFormat/>
+    <w:uiPriority w:val="0"/>
     <w:pPr>
       <w:spacing w:after="900" w:afterLines="900"/>
     </w:pPr>
     <w:rPr>
-      <w:rFonts w:ascii="黑体" w:eastAsia="黑体" w:hAnsi="黑体" w:cs="黑体"/>
+      <w:rFonts w:ascii="黑体" w:hAnsi="黑体" w:eastAsia="黑体" w:cs="黑体"/>
       <w:bCs/>
       <w:spacing w:val="-7"/>
       <w:sz w:val="52"/>
       <w:szCs w:val="52"/>
     </w:rPr>
   </w:style>
-  <w:style w:type="table" w:customStyle="1" w:styleId="TableNormal0">
+  <w:style w:type="table" w:customStyle="1" w:styleId="26">
     <w:name w:val="Table Normal_0"/>
     <w:semiHidden/>
     <w:unhideWhenUsed/>
     <w:qFormat/>
+    <w:uiPriority w:val="0"/>
     <w:tblPr>
       <w:tblCellMar>
         <w:top w:w="0" w:type="dxa"/>
@@ -9962,81 +10146,87 @@
       </w:tblCellMar>
     </w:tblPr>
   </w:style>
-  <w:style w:type="paragraph" w:customStyle="1" w:styleId="TableText">
+  <w:style w:type="paragraph" w:customStyle="1" w:styleId="27">
     <w:name w:val="Table Text"/>
-    <w:basedOn w:val="Normal"/>
+    <w:basedOn w:val="1"/>
     <w:semiHidden/>
     <w:qFormat/>
+    <w:uiPriority w:val="0"/>
     <w:rPr>
-      <w:rFonts w:ascii="宋体" w:eastAsia="宋体" w:hAnsi="宋体" w:cs="宋体"/>
+      <w:rFonts w:ascii="宋体" w:hAnsi="宋体" w:eastAsia="宋体" w:cs="宋体"/>
       <w:sz w:val="21"/>
       <w:szCs w:val="21"/>
       <w:lang w:val="en-US" w:eastAsia="en-US" w:bidi="ar-SA"/>
     </w:rPr>
   </w:style>
-  <w:style w:type="paragraph" w:customStyle="1" w:styleId="1">
+  <w:style w:type="paragraph" w:customStyle="1" w:styleId="28">
     <w:name w:val="柴_标题1"/>
-    <w:basedOn w:val="Heading1"/>
-    <w:next w:val="a1"/>
-    <w:link w:val="1Char"/>
+    <w:basedOn w:val="2"/>
+    <w:next w:val="29"/>
+    <w:link w:val="38"/>
     <w:qFormat/>
+    <w:uiPriority w:val="0"/>
     <w:pPr>
       <w:spacing w:before="100" w:after="90" w:line="360" w:lineRule="auto"/>
     </w:pPr>
     <w:rPr>
-      <w:rFonts w:ascii="Arial" w:eastAsia="宋体" w:hAnsi="Arial"/>
+      <w:rFonts w:ascii="Arial" w:hAnsi="Arial" w:eastAsia="宋体"/>
       <w:sz w:val="32"/>
     </w:rPr>
   </w:style>
-  <w:style w:type="paragraph" w:customStyle="1" w:styleId="a1">
+  <w:style w:type="paragraph" w:customStyle="1" w:styleId="29">
     <w:name w:val="柴_正文"/>
-    <w:basedOn w:val="BodyText"/>
-    <w:link w:val="Char"/>
+    <w:basedOn w:val="12"/>
+    <w:link w:val="42"/>
     <w:qFormat/>
+    <w:uiPriority w:val="0"/>
     <w:pPr>
       <w:spacing w:line="360" w:lineRule="auto"/>
       <w:ind w:firstLine="470" w:firstLineChars="200"/>
     </w:pPr>
     <w:rPr>
-      <w:rFonts w:ascii="Arial" w:eastAsia="宋体" w:hAnsi="Arial"/>
+      <w:rFonts w:ascii="Arial" w:hAnsi="Arial" w:eastAsia="宋体"/>
       <w:sz w:val="24"/>
       <w:lang w:eastAsia="zh-CN"/>
     </w:rPr>
   </w:style>
-  <w:style w:type="paragraph" w:customStyle="1" w:styleId="2">
+  <w:style w:type="paragraph" w:customStyle="1" w:styleId="30">
     <w:name w:val="柴_标题2"/>
-    <w:basedOn w:val="Heading2"/>
-    <w:next w:val="a1"/>
+    <w:basedOn w:val="3"/>
+    <w:next w:val="29"/>
     <w:qFormat/>
+    <w:uiPriority w:val="0"/>
     <w:pPr>
       <w:spacing w:line="360" w:lineRule="auto"/>
     </w:pPr>
     <w:rPr>
-      <w:rFonts w:ascii="Arial" w:eastAsia="宋体" w:hAnsi="Arial"/>
+      <w:rFonts w:ascii="Arial" w:hAnsi="Arial" w:eastAsia="宋体"/>
       <w:sz w:val="28"/>
     </w:rPr>
   </w:style>
-  <w:style w:type="paragraph" w:customStyle="1" w:styleId="3">
+  <w:style w:type="paragraph" w:customStyle="1" w:styleId="31">
     <w:name w:val="柴_标题3"/>
-    <w:basedOn w:val="Heading3"/>
-    <w:next w:val="a1"/>
+    <w:basedOn w:val="4"/>
+    <w:next w:val="29"/>
     <w:qFormat/>
+    <w:uiPriority w:val="0"/>
     <w:pPr>
       <w:spacing w:line="360" w:lineRule="auto"/>
       <w:ind w:left="0" w:firstLine="472" w:firstLineChars="200"/>
     </w:pPr>
     <w:rPr>
-      <w:rFonts w:ascii="宋体" w:eastAsia="宋体" w:hAnsi="宋体" w:cs="宋体"/>
+      <w:rFonts w:ascii="宋体" w:hAnsi="宋体" w:eastAsia="宋体" w:cs="宋体"/>
       <w:spacing w:val="-2"/>
       <w:sz w:val="24"/>
       <w:szCs w:val="24"/>
     </w:rPr>
   </w:style>
-  <w:style w:type="paragraph" w:customStyle="1" w:styleId="a2">
+  <w:style w:type="paragraph" w:customStyle="1" w:styleId="32">
     <w:name w:val="柴_目录"/>
-    <w:basedOn w:val="Normal"/>
-    <w:next w:val="BodyText"/>
+    <w:basedOn w:val="1"/>
+    <w:next w:val="12"/>
     <w:qFormat/>
+    <w:uiPriority w:val="0"/>
     <w:pPr>
       <w:tabs>
         <w:tab w:val="right" w:leader="dot" w:pos="8442"/>
@@ -10044,59 +10234,64 @@
       <w:ind w:left="0" w:leftChars="0"/>
     </w:pPr>
     <w:rPr>
-      <w:rFonts w:ascii="Arial" w:eastAsia="Microsoft JhengHei" w:hAnsi="Arial"/>
+      <w:rFonts w:ascii="Arial" w:hAnsi="Arial" w:eastAsia="Microsoft JhengHei"/>
       <w:sz w:val="24"/>
     </w:rPr>
   </w:style>
-  <w:style w:type="paragraph" w:customStyle="1" w:styleId="WPSOffice1">
+  <w:style w:type="paragraph" w:customStyle="1" w:styleId="33">
     <w:name w:val="WPSOffice手动目录 1"/>
     <w:qFormat/>
+    <w:uiPriority w:val="0"/>
     <w:pPr>
       <w:ind w:leftChars="0"/>
     </w:pPr>
     <w:rPr>
-      <w:rFonts w:ascii="Times New Roman" w:eastAsia="宋体" w:hAnsi="Times New Roman" w:cs="Times New Roman"/>
+      <w:rFonts w:ascii="Times New Roman" w:hAnsi="Times New Roman" w:eastAsia="宋体" w:cs="Times New Roman"/>
       <w:sz w:val="20"/>
       <w:szCs w:val="20"/>
     </w:rPr>
   </w:style>
-  <w:style w:type="paragraph" w:customStyle="1" w:styleId="WPSOffice2">
+  <w:style w:type="paragraph" w:customStyle="1" w:styleId="34">
     <w:name w:val="WPSOffice手动目录 2"/>
     <w:qFormat/>
+    <w:uiPriority w:val="0"/>
     <w:pPr>
       <w:ind w:leftChars="200"/>
     </w:pPr>
     <w:rPr>
-      <w:rFonts w:ascii="Times New Roman" w:eastAsia="宋体" w:hAnsi="Times New Roman" w:cs="Times New Roman"/>
+      <w:rFonts w:ascii="Times New Roman" w:hAnsi="Times New Roman" w:eastAsia="宋体" w:cs="Times New Roman"/>
       <w:sz w:val="20"/>
       <w:szCs w:val="20"/>
     </w:rPr>
   </w:style>
-  <w:style w:type="paragraph" w:customStyle="1" w:styleId="WPSOffice3">
+  <w:style w:type="paragraph" w:customStyle="1" w:styleId="35">
     <w:name w:val="WPSOffice手动目录 3"/>
     <w:qFormat/>
+    <w:uiPriority w:val="0"/>
     <w:pPr>
       <w:ind w:leftChars="400"/>
     </w:pPr>
     <w:rPr>
-      <w:rFonts w:ascii="Times New Roman" w:eastAsia="宋体" w:hAnsi="Times New Roman" w:cs="Times New Roman"/>
+      <w:rFonts w:ascii="Times New Roman" w:hAnsi="Times New Roman" w:eastAsia="宋体" w:cs="Times New Roman"/>
       <w:sz w:val="20"/>
       <w:szCs w:val="20"/>
     </w:rPr>
   </w:style>
-  <w:style w:type="paragraph" w:customStyle="1" w:styleId="Compact">
+  <w:style w:type="paragraph" w:customStyle="1" w:styleId="36">
     <w:name w:val="Compact"/>
-    <w:basedOn w:val="BodyText"/>
+    <w:basedOn w:val="12"/>
     <w:qFormat/>
+    <w:uiPriority w:val="0"/>
     <w:pPr>
       <w:spacing w:before="36" w:after="36"/>
     </w:pPr>
   </w:style>
-  <w:style w:type="table" w:customStyle="1" w:styleId="Table">
+  <w:style w:type="table" w:customStyle="1" w:styleId="37">
     <w:name w:val="Table"/>
     <w:semiHidden/>
     <w:unhideWhenUsed/>
     <w:qFormat/>
+    <w:uiPriority w:val="0"/>
     <w:tblPr>
       <w:tblCellMar>
         <w:top w:w="0" w:type="dxa"/>
@@ -10108,26 +10303,28 @@
     <w:tblStylePr w:type="firstRow">
       <w:tcPr>
         <w:tcBorders>
-          <w:bottom w:val="single" w:sz="0" w:space="0" w:color="auto"/>
+          <w:bottom w:val="single" w:color="auto" w:sz="0" w:space="0"/>
         </w:tcBorders>
         <w:vAlign w:val="bottom"/>
       </w:tcPr>
     </w:tblStylePr>
   </w:style>
-  <w:style w:type="character" w:customStyle="1" w:styleId="1Char">
+  <w:style w:type="character" w:customStyle="1" w:styleId="38">
     <w:name w:val="柴_标题1 Char"/>
-    <w:link w:val="1"/>
+    <w:link w:val="28"/>
     <w:qFormat/>
+    <w:uiPriority w:val="0"/>
     <w:rPr>
-      <w:rFonts w:ascii="Arial" w:eastAsia="宋体" w:hAnsi="Arial"/>
+      <w:rFonts w:ascii="Arial" w:hAnsi="Arial" w:eastAsia="宋体"/>
       <w:sz w:val="32"/>
     </w:rPr>
   </w:style>
-  <w:style w:type="table" w:customStyle="1" w:styleId="TableNormal1">
+  <w:style w:type="table" w:customStyle="1" w:styleId="39">
     <w:name w:val="Table Normal_1"/>
     <w:semiHidden/>
     <w:unhideWhenUsed/>
     <w:qFormat/>
+    <w:uiPriority w:val="0"/>
     <w:tblPr>
       <w:tblCellMar>
         <w:top w:w="0" w:type="dxa"/>
@@ -10137,10 +10334,11 @@
       </w:tblCellMar>
     </w:tblPr>
   </w:style>
-  <w:style w:type="paragraph" w:customStyle="1" w:styleId="a3">
+  <w:style w:type="paragraph" w:customStyle="1" w:styleId="40">
     <w:name w:val="柴_正文_无缩进"/>
-    <w:basedOn w:val="Normal"/>
+    <w:basedOn w:val="1"/>
     <w:qFormat/>
+    <w:uiPriority w:val="0"/>
     <w:pPr>
       <w:ind w:firstLine="0" w:firstLineChars="0"/>
     </w:pPr>
@@ -10150,29 +10348,31 @@
       <w:lang w:eastAsia="zh-CN"/>
     </w:rPr>
   </w:style>
-  <w:style w:type="paragraph" w:customStyle="1" w:styleId="4">
+  <w:style w:type="paragraph" w:customStyle="1" w:styleId="41">
     <w:name w:val="柴_标题4"/>
-    <w:basedOn w:val="Heading4"/>
-    <w:next w:val="Normal"/>
+    <w:basedOn w:val="5"/>
+    <w:next w:val="1"/>
     <w:qFormat/>
+    <w:uiPriority w:val="0"/>
     <w:pPr>
       <w:widowControl w:val="0"/>
       <w:spacing w:before="160" w:line="360" w:lineRule="auto"/>
-      <w:ind w:left="981" w:hanging="862" w:leftChars="300"/>
+      <w:ind w:left="981" w:leftChars="300" w:hanging="862"/>
     </w:pPr>
     <w:rPr>
-      <w:rFonts w:ascii="Calibri" w:eastAsia="宋体" w:hAnsi="Calibri" w:cs="宋体" w:hint="eastAsia"/>
+      <w:rFonts w:hint="eastAsia" w:ascii="Calibri" w:hAnsi="Calibri" w:eastAsia="宋体" w:cs="宋体"/>
       <w:sz w:val="24"/>
       <w:szCs w:val="24"/>
       <w:lang w:eastAsia="zh-CN" w:bidi="zh-CN"/>
     </w:rPr>
   </w:style>
-  <w:style w:type="character" w:customStyle="1" w:styleId="Char">
+  <w:style w:type="character" w:customStyle="1" w:styleId="42">
     <w:name w:val="柴_正文 Char"/>
-    <w:link w:val="a1"/>
+    <w:link w:val="29"/>
     <w:qFormat/>
+    <w:uiPriority w:val="0"/>
     <w:rPr>
-      <w:rFonts w:ascii="Arial" w:eastAsia="宋体" w:hAnsi="Arial"/>
+      <w:rFonts w:ascii="Arial" w:hAnsi="Arial" w:eastAsia="宋体"/>
       <w:sz w:val="24"/>
       <w:lang w:eastAsia="zh-CN"/>
     </w:rPr>
